--- a/docs/inprogress/TD-Shoot_Projektstudie.docx
+++ b/docs/inprogress/TD-Shoot_Projektstudie.docx
@@ -191,7 +191,7 @@
               </w:rPr>
             </w:pPr>
             <w:r>
-              <w:t>&lt;Projektleiter&gt;</w:t>
+              <w:t>Stefanie Gerber</w:t>
             </w:r>
           </w:p>
         </w:tc>
@@ -1225,7 +1225,7 @@
             <w:r>
               <w:t xml:space="preserve">Repo: </w:t>
             </w:r>
-            <w:hyperlink r:id="rId10" w:tgtFrame="_blank" w:tooltip="https://github.com/seanat0r/306_top_down_shooter" w:history="1">
+            <w:hyperlink r:id="rId11" w:tgtFrame="_blank" w:tooltip="https://github.com/seanat0r/306_top_down_shooter" w:history="1">
               <w:r>
                 <w:rPr>
                   <w:rStyle w:val="Hyperlink"/>
@@ -1318,7 +1318,7 @@
               <w:pStyle w:val="TabellenInhalt"/>
               <w:snapToGrid w:val="0"/>
             </w:pPr>
-            <w:hyperlink r:id="rId11" w:history="1">
+            <w:hyperlink r:id="rId12" w:history="1">
               <w:r>
                 <w:rPr>
                   <w:rStyle w:val="Hyperlink"/>
@@ -3841,13 +3841,20 @@
     <w:p>
       <w:pPr>
         <w:rPr>
+          <w:lang w:eastAsia="de-DE"/>
+        </w:rPr>
+      </w:pPr>
+      <w:r>
+        <w:rPr>
           <w:rFonts w:eastAsia="Times New Roman"/>
           <w:color w:val="B2A1C7" w:themeColor="accent4" w:themeTint="99"/>
           <w:sz w:val="22"/>
           <w:szCs w:val="22"/>
           <w:lang w:eastAsia="de-DE"/>
         </w:rPr>
-      </w:pPr>
+        <w:t>Im Rahmen des Moduls 306A „</w:t>
+      </w:r>
+      <w:proofErr w:type="gramStart"/>
       <w:r>
         <w:rPr>
           <w:rFonts w:eastAsia="Times New Roman"/>
@@ -3856,9 +3863,9 @@
           <w:szCs w:val="22"/>
           <w:lang w:eastAsia="de-DE"/>
         </w:rPr>
-        <w:t>Im Rahmen des Moduls 306A „</w:t>
-      </w:r>
-      <w:proofErr w:type="gramStart"/>
+        <w:t>IT Projekt</w:t>
+      </w:r>
+      <w:proofErr w:type="gramEnd"/>
       <w:r>
         <w:rPr>
           <w:rFonts w:eastAsia="Times New Roman"/>
@@ -3867,9 +3874,8 @@
           <w:szCs w:val="22"/>
           <w:lang w:eastAsia="de-DE"/>
         </w:rPr>
-        <w:t>IT Projekt</w:t>
-      </w:r>
-      <w:proofErr w:type="gramEnd"/>
+        <w:t xml:space="preserve"> realisieren“ sollen die Lernenden in Teams ein vollständiges, aber bewusst klein gehaltenes IT</w:t>
+      </w:r>
       <w:r>
         <w:rPr>
           <w:rFonts w:eastAsia="Times New Roman"/>
@@ -3878,7 +3884,8 @@
           <w:szCs w:val="22"/>
           <w:lang w:eastAsia="de-DE"/>
         </w:rPr>
-        <w:t xml:space="preserve"> realisieren“ sollen die Lernenden in Teams ein vollständiges, aber bewusst klein gehaltenes IT</w:t>
+        <w:noBreakHyphen/>
+        <w:t>Projekt nach der Methode HERMES 5 durchführen. Die Klasse übernimmt dabei die Rolle fiktiver Start-ups im Bereich Spieleentwicklung und entwickelt innerhalb von sechs Kurstagen ein lauffähiges Spielprodukt inklusive Projektdokumentation. Der Dozent tritt als Auftraggeber auf, definiert die Rahmenbedingungen und bewertet sowohl das Spiel als auch die Einhaltung der HERMES</w:t>
       </w:r>
       <w:r>
         <w:rPr>
@@ -3889,7 +3896,7 @@
           <w:lang w:eastAsia="de-DE"/>
         </w:rPr>
         <w:noBreakHyphen/>
-        <w:t>Projekt nach der Methode HERMES 5 durchführen. Die Klasse übernimmt dabei die Rolle fiktiver Start-ups im Bereich Spieleentwicklung und entwickelt innerhalb von sechs Kurstagen ein lauffähiges Spielprodukt inklusive Projektdokumentation. Der Dozent tritt als Auftraggeber auf, definiert die Rahmenbedingungen und bewertet sowohl das Spiel als auch die Einhaltung der HERMES</w:t>
+        <w:t>Vorgaben über mehrere Meilensteine hinweg. Unser Team hat sich entschieden, ein Top</w:t>
       </w:r>
       <w:r>
         <w:rPr>
@@ -3900,7 +3907,7 @@
           <w:lang w:eastAsia="de-DE"/>
         </w:rPr>
         <w:noBreakHyphen/>
-        <w:t>Vorgaben über mehrere Meilensteine hinweg. Unser Team hat sich entschieden, ein Top</w:t>
+        <w:t>Down</w:t>
       </w:r>
       <w:r>
         <w:rPr>
@@ -3911,7 +3918,7 @@
           <w:lang w:eastAsia="de-DE"/>
         </w:rPr>
         <w:noBreakHyphen/>
-        <w:t>Down</w:t>
+        <w:t>Shooter</w:t>
       </w:r>
       <w:r>
         <w:rPr>
@@ -3922,7 +3929,7 @@
           <w:lang w:eastAsia="de-DE"/>
         </w:rPr>
         <w:noBreakHyphen/>
-        <w:t>Shooter</w:t>
+        <w:t>Spiel als ausführbare Python</w:t>
       </w:r>
       <w:r>
         <w:rPr>
@@ -3933,7 +3940,7 @@
           <w:lang w:eastAsia="de-DE"/>
         </w:rPr>
         <w:noBreakHyphen/>
-        <w:t>Spiel als ausführbare Python</w:t>
+        <w:t>Anwendung (EXE) zu realisieren und alle geforderten HERMES</w:t>
       </w:r>
       <w:r>
         <w:rPr>
@@ -3944,7 +3951,7 @@
           <w:lang w:eastAsia="de-DE"/>
         </w:rPr>
         <w:noBreakHyphen/>
-        <w:t>Anwendung (EXE) zu realisieren und alle geforderten HERMES</w:t>
+        <w:t>Ergebnisse im GitHub</w:t>
       </w:r>
       <w:r>
         <w:rPr>
@@ -3955,9 +3962,17 @@
           <w:lang w:eastAsia="de-DE"/>
         </w:rPr>
         <w:noBreakHyphen/>
-        <w:t>Ergebnisse im GitHub</w:t>
-      </w:r>
-      <w:r>
+        <w:t>Repository zu führen. Die vorliegende Projektstudie analysiert die Ausgangslage, zeigt Ziele und Varianten auf und dient als Entscheidungsgrundlage für die Freigabe des Projekts.</w:t>
+      </w:r>
+      <w:r>
+        <w:rPr>
+          <w:lang w:eastAsia="de-DE"/>
+        </w:rPr>
+        <w:t xml:space="preserve"> </w:t>
+      </w:r>
+    </w:p>
+    <w:p>
+      <w:pPr>
         <w:rPr>
           <w:rFonts w:eastAsia="Times New Roman"/>
           <w:color w:val="B2A1C7" w:themeColor="accent4" w:themeTint="99"/>
@@ -3965,19 +3980,7 @@
           <w:szCs w:val="22"/>
           <w:lang w:eastAsia="de-DE"/>
         </w:rPr>
-        <w:noBreakHyphen/>
-        <w:t>Repository zu führen. Die vorliegende Projektstudie analysiert die Ausgangslage, zeigt Ziele und Varianten auf und dient als Entscheidungsgrundlage für die Freigabe des Projekts</w:t>
-      </w:r>
-      <w:r>
-        <w:rPr>
-          <w:rFonts w:eastAsia="Times New Roman"/>
-          <w:color w:val="B2A1C7" w:themeColor="accent4" w:themeTint="99"/>
-          <w:sz w:val="22"/>
-          <w:szCs w:val="22"/>
-          <w:lang w:eastAsia="de-DE"/>
-        </w:rPr>
-        <w:t>.</w:t>
-      </w:r>
+      </w:pPr>
     </w:p>
     <w:p>
       <w:pPr>
@@ -3997,6 +4000,226 @@
       <w:bookmarkStart w:id="4" w:name="_Toc350764389"/>
       <w:bookmarkStart w:id="5" w:name="_Toc223451535"/>
       <w:r>
+        <w:rPr>
+          <w:noProof/>
+        </w:rPr>
+        <mc:AlternateContent>
+          <mc:Choice Requires="wps">
+            <w:drawing>
+              <wp:anchor distT="0" distB="0" distL="114300" distR="114300" simplePos="0" relativeHeight="251661312" behindDoc="0" locked="0" layoutInCell="1" allowOverlap="1" wp14:anchorId="162FDF6F" wp14:editId="247BCC29">
+                <wp:simplePos x="0" y="0"/>
+                <wp:positionH relativeFrom="column">
+                  <wp:posOffset>118110</wp:posOffset>
+                </wp:positionH>
+                <wp:positionV relativeFrom="paragraph">
+                  <wp:posOffset>4482465</wp:posOffset>
+                </wp:positionV>
+                <wp:extent cx="6119495" cy="635"/>
+                <wp:effectExtent l="0" t="0" r="0" b="0"/>
+                <wp:wrapTopAndBottom/>
+                <wp:docPr id="1706075338" name="Textfeld 1"/>
+                <wp:cNvGraphicFramePr/>
+                <a:graphic xmlns:a="http://schemas.openxmlformats.org/drawingml/2006/main">
+                  <a:graphicData uri="http://schemas.microsoft.com/office/word/2010/wordprocessingShape">
+                    <wps:wsp>
+                      <wps:cNvSpPr txBox="1"/>
+                      <wps:spPr>
+                        <a:xfrm>
+                          <a:off x="0" y="0"/>
+                          <a:ext cx="6119495" cy="635"/>
+                        </a:xfrm>
+                        <a:prstGeom prst="rect">
+                          <a:avLst/>
+                        </a:prstGeom>
+                        <a:solidFill>
+                          <a:prstClr val="white"/>
+                        </a:solidFill>
+                        <a:ln>
+                          <a:noFill/>
+                        </a:ln>
+                      </wps:spPr>
+                      <wps:txbx>
+                        <w:txbxContent>
+                          <w:p>
+                            <w:pPr>
+                              <w:pStyle w:val="Beschriftung"/>
+                              <w:rPr>
+                                <w:rFonts w:cs="Arial"/>
+                                <w:b/>
+                                <w:bCs/>
+                                <w:noProof/>
+                                <w:color w:val="auto"/>
+                                <w:kern w:val="1"/>
+                                <w:sz w:val="22"/>
+                                <w:szCs w:val="28"/>
+                              </w:rPr>
+                            </w:pPr>
+                            <w:r>
+                              <w:t xml:space="preserve">Abb. </w:t>
+                            </w:r>
+                            <w:fldSimple w:instr=" SEQ Abb. \* ARABIC ">
+                              <w:r>
+                                <w:rPr>
+                                  <w:noProof/>
+                                </w:rPr>
+                                <w:t>1</w:t>
+                              </w:r>
+                            </w:fldSimple>
+                            <w:r>
+                              <w:t xml:space="preserve"> Organigramm</w:t>
+                            </w:r>
+                          </w:p>
+                        </w:txbxContent>
+                      </wps:txbx>
+                      <wps:bodyPr rot="0" spcFirstLastPara="0" vertOverflow="overflow" horzOverflow="overflow" vert="horz" wrap="square" lIns="0" tIns="0" rIns="0" bIns="0" numCol="1" spcCol="0" rtlCol="0" fromWordArt="0" anchor="t" anchorCtr="0" forceAA="0" compatLnSpc="1">
+                        <a:prstTxWarp prst="textNoShape">
+                          <a:avLst/>
+                        </a:prstTxWarp>
+                        <a:spAutoFit/>
+                      </wps:bodyPr>
+                    </wps:wsp>
+                  </a:graphicData>
+                </a:graphic>
+              </wp:anchor>
+            </w:drawing>
+          </mc:Choice>
+          <mc:Fallback>
+            <w:pict>
+              <v:shapetype w14:anchorId="162FDF6F" id="_x0000_t202" coordsize="21600,21600" o:spt="202" path="m,l,21600r21600,l21600,xe">
+                <v:stroke joinstyle="miter"/>
+                <v:path gradientshapeok="t" o:connecttype="rect"/>
+              </v:shapetype>
+              <v:shape id="Textfeld 1" o:spid="_x0000_s1026" type="#_x0000_t202" style="position:absolute;left:0;text-align:left;margin-left:9.3pt;margin-top:352.95pt;width:481.85pt;height:.05pt;z-index:251661312;visibility:visible;mso-wrap-style:square;mso-wrap-distance-left:9pt;mso-wrap-distance-top:0;mso-wrap-distance-right:9pt;mso-wrap-distance-bottom:0;mso-position-horizontal:absolute;mso-position-horizontal-relative:text;mso-position-vertical:absolute;mso-position-vertical-relative:text;v-text-anchor:top" o:gfxdata="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" stroked="f">
+                <v:textbox style="mso-fit-shape-to-text:t" inset="0,0,0,0">
+                  <w:txbxContent>
+                    <w:p>
+                      <w:pPr>
+                        <w:pStyle w:val="Beschriftung"/>
+                        <w:rPr>
+                          <w:rFonts w:cs="Arial"/>
+                          <w:b/>
+                          <w:bCs/>
+                          <w:noProof/>
+                          <w:color w:val="auto"/>
+                          <w:kern w:val="1"/>
+                          <w:sz w:val="22"/>
+                          <w:szCs w:val="28"/>
+                        </w:rPr>
+                      </w:pPr>
+                      <w:r>
+                        <w:t xml:space="preserve">Abb. </w:t>
+                      </w:r>
+                      <w:fldSimple w:instr=" SEQ Abb. \* ARABIC ">
+                        <w:r>
+                          <w:rPr>
+                            <w:noProof/>
+                          </w:rPr>
+                          <w:t>1</w:t>
+                        </w:r>
+                      </w:fldSimple>
+                      <w:r>
+                        <w:t xml:space="preserve"> Organigramm</w:t>
+                      </w:r>
+                    </w:p>
+                  </w:txbxContent>
+                </v:textbox>
+                <w10:wrap type="topAndBottom"/>
+              </v:shape>
+            </w:pict>
+          </mc:Fallback>
+        </mc:AlternateContent>
+      </w:r>
+      <w:r>
+        <w:rPr>
+          <w:noProof/>
+          <w:lang w:eastAsia="de-CH"/>
+        </w:rPr>
+        <w:drawing>
+          <wp:anchor distT="0" distB="0" distL="114300" distR="114300" simplePos="0" relativeHeight="251659264" behindDoc="0" locked="0" layoutInCell="1" allowOverlap="1" wp14:anchorId="5A04F814" wp14:editId="37B7F384">
+            <wp:simplePos x="0" y="0"/>
+            <wp:positionH relativeFrom="column">
+              <wp:posOffset>118110</wp:posOffset>
+            </wp:positionH>
+            <wp:positionV relativeFrom="paragraph">
+              <wp:posOffset>343535</wp:posOffset>
+            </wp:positionV>
+            <wp:extent cx="6119495" cy="4081780"/>
+            <wp:effectExtent l="0" t="0" r="0" b="0"/>
+            <wp:wrapTopAndBottom/>
+            <wp:docPr id="391137399" name="Grafik 1"/>
+            <wp:cNvGraphicFramePr>
+              <a:graphicFrameLocks xmlns:a="http://schemas.openxmlformats.org/drawingml/2006/main" noChangeAspect="1"/>
+            </wp:cNvGraphicFramePr>
+            <a:graphic xmlns:a="http://schemas.openxmlformats.org/drawingml/2006/main">
+              <a:graphicData uri="http://schemas.openxmlformats.org/drawingml/2006/picture">
+                <pic:pic xmlns:pic="http://schemas.openxmlformats.org/drawingml/2006/picture">
+                  <pic:nvPicPr>
+                    <pic:cNvPr id="0" name="Picture 2"/>
+                    <pic:cNvPicPr>
+                      <a:picLocks noChangeAspect="1" noChangeArrowheads="1"/>
+                    </pic:cNvPicPr>
+                  </pic:nvPicPr>
+                  <pic:blipFill>
+                    <a:blip r:embed="rId13">
+                      <a:extLst>
+                        <a:ext uri="{28A0092B-C50C-407E-A947-70E740481C1C}">
+                          <a14:useLocalDpi xmlns:a14="http://schemas.microsoft.com/office/drawing/2010/main" val="0"/>
+                        </a:ext>
+                      </a:extLst>
+                    </a:blip>
+                    <a:srcRect/>
+                    <a:stretch>
+                      <a:fillRect/>
+                    </a:stretch>
+                  </pic:blipFill>
+                  <pic:spPr bwMode="auto">
+                    <a:xfrm>
+                      <a:off x="0" y="0"/>
+                      <a:ext cx="6119495" cy="4081780"/>
+                    </a:xfrm>
+                    <a:prstGeom prst="rect">
+                      <a:avLst/>
+                    </a:prstGeom>
+                    <a:noFill/>
+                    <a:ln>
+                      <a:noFill/>
+                    </a:ln>
+                  </pic:spPr>
+                </pic:pic>
+              </a:graphicData>
+            </a:graphic>
+          </wp:anchor>
+        </w:drawing>
+      </w:r>
+      <w:r>
+        <w:t>Organigramm</w:t>
+      </w:r>
+    </w:p>
+    <w:p/>
+    <w:p>
+      <w:pPr>
+        <w:suppressAutoHyphens w:val="0"/>
+      </w:pPr>
+      <w:r>
+        <w:br w:type="page"/>
+      </w:r>
+    </w:p>
+    <w:p/>
+    <w:p>
+      <w:pPr>
+        <w:pStyle w:val="berschrift2"/>
+        <w:numPr>
+          <w:ilvl w:val="1"/>
+          <w:numId w:val="19"/>
+        </w:numPr>
+        <w:tabs>
+          <w:tab w:val="left" w:pos="850"/>
+          <w:tab w:val="left" w:pos="3262"/>
+        </w:tabs>
+        <w:suppressAutoHyphens w:val="0"/>
+        <w:spacing w:before="120" w:after="120" w:line="288" w:lineRule="auto"/>
+      </w:pPr>
+      <w:r>
         <w:t>Ausgangslage</w:t>
       </w:r>
       <w:bookmarkEnd w:id="3"/>
@@ -4229,25 +4452,7 @@
           <w:color w:val="B2A1C7" w:themeColor="accent4" w:themeTint="99"/>
           <w:lang w:val="de-CH"/>
         </w:rPr>
-        <w:t>S1</w:t>
-      </w:r>
-      <w:r>
-        <w:rPr>
-          <w:b/>
-          <w:bCs/>
-          <w:color w:val="B2A1C7" w:themeColor="accent4" w:themeTint="99"/>
-          <w:lang w:val="de-CH"/>
-        </w:rPr>
-        <w:t>:</w:t>
-      </w:r>
-      <w:r>
-        <w:rPr>
-          <w:b/>
-          <w:bCs/>
-          <w:color w:val="B2A1C7" w:themeColor="accent4" w:themeTint="99"/>
-          <w:lang w:val="de-CH"/>
-        </w:rPr>
-        <w:t xml:space="preserve"> Begrenzte Projektdauer und hoher Zeitdruck</w:t>
+        <w:t>S1: Begrenzte Projektdauer und hoher Zeitdruck</w:t>
       </w:r>
       <w:r>
         <w:rPr>
@@ -4607,7 +4812,7 @@
           <w:color w:val="B2A1C7" w:themeColor="accent4" w:themeTint="99"/>
           <w:lang w:val="de-CH" w:eastAsia="de-CH"/>
         </w:rPr>
-        <w:t>Z1</w:t>
+        <w:t>Z1: Spielbares MVP des TD</w:t>
       </w:r>
       <w:r>
         <w:rPr>
@@ -4616,8 +4821,91 @@
           <w:color w:val="B2A1C7" w:themeColor="accent4" w:themeTint="99"/>
           <w:lang w:val="de-CH" w:eastAsia="de-CH"/>
         </w:rPr>
-        <w:t>:</w:t>
-      </w:r>
+        <w:noBreakHyphen/>
+        <w:t>Shooters innerhalb von sechs Kurstagen liefern</w:t>
+      </w:r>
+      <w:r>
+        <w:rPr>
+          <w:color w:val="B2A1C7" w:themeColor="accent4" w:themeTint="99"/>
+          <w:lang w:val="de-CH" w:eastAsia="de-CH"/>
+        </w:rPr>
+        <w:br/>
+        <w:t>Es wird ein lauffähiges, klar abgegrenztes Minimal</w:t>
+      </w:r>
+      <w:r>
+        <w:rPr>
+          <w:color w:val="B2A1C7" w:themeColor="accent4" w:themeTint="99"/>
+          <w:lang w:val="de-CH" w:eastAsia="de-CH"/>
+        </w:rPr>
+        <w:noBreakHyphen/>
+        <w:t>Viable</w:t>
+      </w:r>
+      <w:r>
+        <w:rPr>
+          <w:color w:val="B2A1C7" w:themeColor="accent4" w:themeTint="99"/>
+          <w:lang w:val="de-CH" w:eastAsia="de-CH"/>
+        </w:rPr>
+        <w:noBreakHyphen/>
+      </w:r>
+      <w:proofErr w:type="spellStart"/>
+      <w:r>
+        <w:rPr>
+          <w:color w:val="B2A1C7" w:themeColor="accent4" w:themeTint="99"/>
+          <w:lang w:val="de-CH" w:eastAsia="de-CH"/>
+        </w:rPr>
+        <w:t>Product</w:t>
+      </w:r>
+      <w:proofErr w:type="spellEnd"/>
+      <w:r>
+        <w:rPr>
+          <w:color w:val="B2A1C7" w:themeColor="accent4" w:themeTint="99"/>
+          <w:lang w:val="de-CH" w:eastAsia="de-CH"/>
+        </w:rPr>
+        <w:t xml:space="preserve"> (ein Level, Basis</w:t>
+      </w:r>
+      <w:r>
+        <w:rPr>
+          <w:color w:val="B2A1C7" w:themeColor="accent4" w:themeTint="99"/>
+          <w:lang w:val="de-CH" w:eastAsia="de-CH"/>
+        </w:rPr>
+        <w:noBreakHyphen/>
+        <w:t>Steuerung, Punkte/Feedback) des Top</w:t>
+      </w:r>
+      <w:r>
+        <w:rPr>
+          <w:color w:val="B2A1C7" w:themeColor="accent4" w:themeTint="99"/>
+          <w:lang w:val="de-CH" w:eastAsia="de-CH"/>
+        </w:rPr>
+        <w:noBreakHyphen/>
+        <w:t>Down</w:t>
+      </w:r>
+      <w:r>
+        <w:rPr>
+          <w:color w:val="B2A1C7" w:themeColor="accent4" w:themeTint="99"/>
+          <w:lang w:val="de-CH" w:eastAsia="de-CH"/>
+        </w:rPr>
+        <w:noBreakHyphen/>
+        <w:t>Shooters entwickelt und veröffentlicht. Dieses Ziel entschärft insbesondere die Schwäche S1 (Zeitdruck) und S4 (unklarer Scope), weil der Umfang bewusst klein gehalten und schriftlich fixiert wird</w:t>
+      </w:r>
+      <w:r>
+        <w:rPr>
+          <w:color w:val="B2A1C7" w:themeColor="accent4" w:themeTint="99"/>
+          <w:lang w:val="de-CH" w:eastAsia="de-CH"/>
+        </w:rPr>
+        <w:t>.</w:t>
+      </w:r>
+    </w:p>
+    <w:p>
+      <w:pPr>
+        <w:pStyle w:val="TextCDB"/>
+        <w:tabs>
+          <w:tab w:val="left" w:pos="3262"/>
+        </w:tabs>
+        <w:rPr>
+          <w:color w:val="B2A1C7" w:themeColor="accent4" w:themeTint="99"/>
+          <w:lang w:val="de-CH" w:eastAsia="de-CH"/>
+        </w:rPr>
+      </w:pPr>
       <w:r>
         <w:rPr>
           <w:b/>
@@ -4625,7 +4913,7 @@
           <w:color w:val="B2A1C7" w:themeColor="accent4" w:themeTint="99"/>
           <w:lang w:val="de-CH" w:eastAsia="de-CH"/>
         </w:rPr>
-        <w:t xml:space="preserve"> Spielbares MVP des TD</w:t>
+        <w:t xml:space="preserve">Z2: Strukturierte Projektplanung und </w:t>
       </w:r>
       <w:r>
         <w:rPr>
@@ -4634,71 +4922,32 @@
           <w:color w:val="B2A1C7" w:themeColor="accent4" w:themeTint="99"/>
           <w:lang w:val="de-CH" w:eastAsia="de-CH"/>
         </w:rPr>
+        <w:t>S</w:t>
+      </w:r>
+      <w:r>
+        <w:rPr>
+          <w:b/>
+          <w:bCs/>
+          <w:color w:val="B2A1C7" w:themeColor="accent4" w:themeTint="99"/>
+          <w:lang w:val="de-CH" w:eastAsia="de-CH"/>
+        </w:rPr>
+        <w:t>teuerung nach HERMES 5</w:t>
+      </w:r>
+      <w:r>
+        <w:rPr>
+          <w:color w:val="B2A1C7" w:themeColor="accent4" w:themeTint="99"/>
+          <w:lang w:val="de-CH" w:eastAsia="de-CH"/>
+        </w:rPr>
+        <w:br/>
+        <w:t>Das Projekt wird konsequent entlang der HERMES</w:t>
+      </w:r>
+      <w:r>
+        <w:rPr>
+          <w:color w:val="B2A1C7" w:themeColor="accent4" w:themeTint="99"/>
+          <w:lang w:val="de-CH" w:eastAsia="de-CH"/>
+        </w:rPr>
         <w:noBreakHyphen/>
-        <w:t>Shooters innerhalb von sechs Kurstagen liefern</w:t>
-      </w:r>
-      <w:r>
-        <w:rPr>
-          <w:color w:val="B2A1C7" w:themeColor="accent4" w:themeTint="99"/>
-          <w:lang w:val="de-CH" w:eastAsia="de-CH"/>
-        </w:rPr>
-        <w:br/>
-        <w:t>Es wird ein lauffähiges, klar abgegrenztes Minimal</w:t>
-      </w:r>
-      <w:r>
-        <w:rPr>
-          <w:color w:val="B2A1C7" w:themeColor="accent4" w:themeTint="99"/>
-          <w:lang w:val="de-CH" w:eastAsia="de-CH"/>
-        </w:rPr>
-        <w:noBreakHyphen/>
-        <w:t>Viable</w:t>
-      </w:r>
-      <w:r>
-        <w:rPr>
-          <w:color w:val="B2A1C7" w:themeColor="accent4" w:themeTint="99"/>
-          <w:lang w:val="de-CH" w:eastAsia="de-CH"/>
-        </w:rPr>
-        <w:noBreakHyphen/>
-      </w:r>
-      <w:proofErr w:type="spellStart"/>
-      <w:r>
-        <w:rPr>
-          <w:color w:val="B2A1C7" w:themeColor="accent4" w:themeTint="99"/>
-          <w:lang w:val="de-CH" w:eastAsia="de-CH"/>
-        </w:rPr>
-        <w:t>Product</w:t>
-      </w:r>
-      <w:proofErr w:type="spellEnd"/>
-      <w:r>
-        <w:rPr>
-          <w:color w:val="B2A1C7" w:themeColor="accent4" w:themeTint="99"/>
-          <w:lang w:val="de-CH" w:eastAsia="de-CH"/>
-        </w:rPr>
-        <w:t xml:space="preserve"> (ein Level, Basis</w:t>
-      </w:r>
-      <w:r>
-        <w:rPr>
-          <w:color w:val="B2A1C7" w:themeColor="accent4" w:themeTint="99"/>
-          <w:lang w:val="de-CH" w:eastAsia="de-CH"/>
-        </w:rPr>
-        <w:noBreakHyphen/>
-        <w:t>Steuerung, Punkte/Feedback) des Top</w:t>
-      </w:r>
-      <w:r>
-        <w:rPr>
-          <w:color w:val="B2A1C7" w:themeColor="accent4" w:themeTint="99"/>
-          <w:lang w:val="de-CH" w:eastAsia="de-CH"/>
-        </w:rPr>
-        <w:noBreakHyphen/>
-        <w:t>Down</w:t>
-      </w:r>
-      <w:r>
-        <w:rPr>
-          <w:color w:val="B2A1C7" w:themeColor="accent4" w:themeTint="99"/>
-          <w:lang w:val="de-CH" w:eastAsia="de-CH"/>
-        </w:rPr>
-        <w:noBreakHyphen/>
-        <w:t>Shooters entwickelt und veröffentlicht. Dieses Ziel entschärft insbesondere die Schwäche S1 (Zeitdruck) und S4 (unklarer Scope), weil der Umfang bewusst klein gehalten und schriftlich fixiert wird</w:t>
+        <w:t>Phasen Initialisierung, Konzept, Realisierung und Einführung mit den geforderten Dokumenten und Meilensteinen geplant und gesteuert. Damit werden die Schwächen S1 (Zeitdruck) und S3 (Koordination im Homeoffice) adressiert, da Aufgaben, Termine, Rollen und Kommunikation klar geregelt sind</w:t>
       </w:r>
       <w:r>
         <w:rPr>
@@ -4726,7 +4975,7 @@
           <w:color w:val="B2A1C7" w:themeColor="accent4" w:themeTint="99"/>
           <w:lang w:val="de-CH" w:eastAsia="de-CH"/>
         </w:rPr>
-        <w:t>Z2</w:t>
+        <w:t>Z3: Aufbau von Praxiswissen in Game</w:t>
       </w:r>
       <w:r>
         <w:rPr>
@@ -4735,7 +4984,8 @@
           <w:color w:val="B2A1C7" w:themeColor="accent4" w:themeTint="99"/>
           <w:lang w:val="de-CH" w:eastAsia="de-CH"/>
         </w:rPr>
-        <w:t>:</w:t>
+        <w:noBreakHyphen/>
+        <w:t>Development und Python</w:t>
       </w:r>
       <w:r>
         <w:rPr>
@@ -4744,8 +4994,108 @@
           <w:color w:val="B2A1C7" w:themeColor="accent4" w:themeTint="99"/>
           <w:lang w:val="de-CH" w:eastAsia="de-CH"/>
         </w:rPr>
-        <w:t xml:space="preserve"> Strukturierte Projektplanung und </w:t>
-      </w:r>
+        <w:noBreakHyphen/>
+        <w:t>EXE</w:t>
+      </w:r>
+      <w:r>
+        <w:rPr>
+          <w:color w:val="B2A1C7" w:themeColor="accent4" w:themeTint="99"/>
+          <w:lang w:val="de-CH" w:eastAsia="de-CH"/>
+        </w:rPr>
+        <w:br/>
+        <w:t>Das Team sammelt konkrete Erfahrungen in Game</w:t>
+      </w:r>
+      <w:r>
+        <w:rPr>
+          <w:color w:val="B2A1C7" w:themeColor="accent4" w:themeTint="99"/>
+          <w:lang w:val="de-CH" w:eastAsia="de-CH"/>
+        </w:rPr>
+        <w:noBreakHyphen/>
+        <w:t>Design, Spielelogik und im Erstellen einer ausführbaren Python</w:t>
+      </w:r>
+      <w:r>
+        <w:rPr>
+          <w:color w:val="B2A1C7" w:themeColor="accent4" w:themeTint="99"/>
+          <w:lang w:val="de-CH" w:eastAsia="de-CH"/>
+        </w:rPr>
+        <w:noBreakHyphen/>
+        <w:t xml:space="preserve">Anwendung inklusive einfacher </w:t>
+      </w:r>
+      <w:proofErr w:type="spellStart"/>
+      <w:r>
+        <w:rPr>
+          <w:color w:val="B2A1C7" w:themeColor="accent4" w:themeTint="99"/>
+          <w:lang w:val="de-CH" w:eastAsia="de-CH"/>
+        </w:rPr>
+        <w:t>Build</w:t>
+      </w:r>
+      <w:proofErr w:type="spellEnd"/>
+      <w:r>
+        <w:rPr>
+          <w:color w:val="B2A1C7" w:themeColor="accent4" w:themeTint="99"/>
+          <w:lang w:val="de-CH" w:eastAsia="de-CH"/>
+        </w:rPr>
+        <w:noBreakHyphen/>
+        <w:t>/Release</w:t>
+      </w:r>
+      <w:r>
+        <w:rPr>
+          <w:color w:val="B2A1C7" w:themeColor="accent4" w:themeTint="99"/>
+          <w:lang w:val="de-CH" w:eastAsia="de-CH"/>
+        </w:rPr>
+        <w:noBreakHyphen/>
+      </w:r>
+      <w:proofErr w:type="spellStart"/>
+      <w:r>
+        <w:rPr>
+          <w:color w:val="B2A1C7" w:themeColor="accent4" w:themeTint="99"/>
+          <w:lang w:val="de-CH" w:eastAsia="de-CH"/>
+        </w:rPr>
+        <w:t>Steps</w:t>
+      </w:r>
+      <w:proofErr w:type="spellEnd"/>
+      <w:r>
+        <w:rPr>
+          <w:color w:val="B2A1C7" w:themeColor="accent4" w:themeTint="99"/>
+          <w:lang w:val="de-CH" w:eastAsia="de-CH"/>
+        </w:rPr>
+        <w:t>. Dieses Ziel zielt direkt auf die Schwäche S2 (geringe Game</w:t>
+      </w:r>
+      <w:r>
+        <w:rPr>
+          <w:color w:val="B2A1C7" w:themeColor="accent4" w:themeTint="99"/>
+          <w:lang w:val="de-CH" w:eastAsia="de-CH"/>
+        </w:rPr>
+        <w:noBreakHyphen/>
+        <w:t>Dev</w:t>
+      </w:r>
+      <w:r>
+        <w:rPr>
+          <w:color w:val="B2A1C7" w:themeColor="accent4" w:themeTint="99"/>
+          <w:lang w:val="de-CH" w:eastAsia="de-CH"/>
+        </w:rPr>
+        <w:noBreakHyphen/>
+        <w:t>Erfahrung), indem bewusst technische Lernziele und frühe Prototypen eingeplant werden</w:t>
+      </w:r>
+      <w:r>
+        <w:rPr>
+          <w:color w:val="B2A1C7" w:themeColor="accent4" w:themeTint="99"/>
+          <w:lang w:val="de-CH" w:eastAsia="de-CH"/>
+        </w:rPr>
+        <w:t>.</w:t>
+      </w:r>
+    </w:p>
+    <w:p>
+      <w:pPr>
+        <w:pStyle w:val="TextCDB"/>
+        <w:tabs>
+          <w:tab w:val="left" w:pos="3262"/>
+        </w:tabs>
+        <w:rPr>
+          <w:color w:val="B2A1C7" w:themeColor="accent4" w:themeTint="99"/>
+          <w:lang w:val="de-CH" w:eastAsia="de-CH"/>
+        </w:rPr>
+      </w:pPr>
       <w:r>
         <w:rPr>
           <w:b/>
@@ -4753,7 +5103,7 @@
           <w:color w:val="B2A1C7" w:themeColor="accent4" w:themeTint="99"/>
           <w:lang w:val="de-CH" w:eastAsia="de-CH"/>
         </w:rPr>
-        <w:t>S</w:t>
+        <w:t>Z4: Hohe Nachvollziehbarkeit und Qualität durch GitHub</w:t>
       </w:r>
       <w:r>
         <w:rPr>
@@ -4762,223 +5112,6 @@
           <w:color w:val="B2A1C7" w:themeColor="accent4" w:themeTint="99"/>
           <w:lang w:val="de-CH" w:eastAsia="de-CH"/>
         </w:rPr>
-        <w:t>teuerung nach HERMES 5</w:t>
-      </w:r>
-      <w:r>
-        <w:rPr>
-          <w:color w:val="B2A1C7" w:themeColor="accent4" w:themeTint="99"/>
-          <w:lang w:val="de-CH" w:eastAsia="de-CH"/>
-        </w:rPr>
-        <w:br/>
-        <w:t>Das Projekt wird konsequent entlang der HERMES</w:t>
-      </w:r>
-      <w:r>
-        <w:rPr>
-          <w:color w:val="B2A1C7" w:themeColor="accent4" w:themeTint="99"/>
-          <w:lang w:val="de-CH" w:eastAsia="de-CH"/>
-        </w:rPr>
-        <w:noBreakHyphen/>
-        <w:t>Phasen Initialisierung, Konzept, Realisierung und Einführung mit den geforderten Dokumenten und Meilensteinen geplant und gesteuert. Damit werden die Schwächen S1 (Zeitdruck) und S3 (Koordination im Homeoffice) adressiert, da Aufgaben, Termine, Rollen und Kommunikation klar geregelt sind</w:t>
-      </w:r>
-      <w:r>
-        <w:rPr>
-          <w:color w:val="B2A1C7" w:themeColor="accent4" w:themeTint="99"/>
-          <w:lang w:val="de-CH" w:eastAsia="de-CH"/>
-        </w:rPr>
-        <w:t>.</w:t>
-      </w:r>
-    </w:p>
-    <w:p>
-      <w:pPr>
-        <w:pStyle w:val="TextCDB"/>
-        <w:tabs>
-          <w:tab w:val="left" w:pos="3262"/>
-        </w:tabs>
-        <w:rPr>
-          <w:color w:val="B2A1C7" w:themeColor="accent4" w:themeTint="99"/>
-          <w:lang w:val="de-CH" w:eastAsia="de-CH"/>
-        </w:rPr>
-      </w:pPr>
-      <w:r>
-        <w:rPr>
-          <w:b/>
-          <w:bCs/>
-          <w:color w:val="B2A1C7" w:themeColor="accent4" w:themeTint="99"/>
-          <w:lang w:val="de-CH" w:eastAsia="de-CH"/>
-        </w:rPr>
-        <w:t>Z3</w:t>
-      </w:r>
-      <w:r>
-        <w:rPr>
-          <w:b/>
-          <w:bCs/>
-          <w:color w:val="B2A1C7" w:themeColor="accent4" w:themeTint="99"/>
-          <w:lang w:val="de-CH" w:eastAsia="de-CH"/>
-        </w:rPr>
-        <w:t>:</w:t>
-      </w:r>
-      <w:r>
-        <w:rPr>
-          <w:b/>
-          <w:bCs/>
-          <w:color w:val="B2A1C7" w:themeColor="accent4" w:themeTint="99"/>
-          <w:lang w:val="de-CH" w:eastAsia="de-CH"/>
-        </w:rPr>
-        <w:t xml:space="preserve"> Aufbau von Praxiswissen in Game</w:t>
-      </w:r>
-      <w:r>
-        <w:rPr>
-          <w:b/>
-          <w:bCs/>
-          <w:color w:val="B2A1C7" w:themeColor="accent4" w:themeTint="99"/>
-          <w:lang w:val="de-CH" w:eastAsia="de-CH"/>
-        </w:rPr>
-        <w:noBreakHyphen/>
-        <w:t>Development und Python</w:t>
-      </w:r>
-      <w:r>
-        <w:rPr>
-          <w:b/>
-          <w:bCs/>
-          <w:color w:val="B2A1C7" w:themeColor="accent4" w:themeTint="99"/>
-          <w:lang w:val="de-CH" w:eastAsia="de-CH"/>
-        </w:rPr>
-        <w:noBreakHyphen/>
-        <w:t>EXE</w:t>
-      </w:r>
-      <w:r>
-        <w:rPr>
-          <w:color w:val="B2A1C7" w:themeColor="accent4" w:themeTint="99"/>
-          <w:lang w:val="de-CH" w:eastAsia="de-CH"/>
-        </w:rPr>
-        <w:br/>
-        <w:t>Das Team sammelt konkrete Erfahrungen in Game</w:t>
-      </w:r>
-      <w:r>
-        <w:rPr>
-          <w:color w:val="B2A1C7" w:themeColor="accent4" w:themeTint="99"/>
-          <w:lang w:val="de-CH" w:eastAsia="de-CH"/>
-        </w:rPr>
-        <w:noBreakHyphen/>
-        <w:t>Design, Spielelogik und im Erstellen einer ausführbaren Python</w:t>
-      </w:r>
-      <w:r>
-        <w:rPr>
-          <w:color w:val="B2A1C7" w:themeColor="accent4" w:themeTint="99"/>
-          <w:lang w:val="de-CH" w:eastAsia="de-CH"/>
-        </w:rPr>
-        <w:noBreakHyphen/>
-        <w:t xml:space="preserve">Anwendung inklusive einfacher </w:t>
-      </w:r>
-      <w:proofErr w:type="spellStart"/>
-      <w:r>
-        <w:rPr>
-          <w:color w:val="B2A1C7" w:themeColor="accent4" w:themeTint="99"/>
-          <w:lang w:val="de-CH" w:eastAsia="de-CH"/>
-        </w:rPr>
-        <w:t>Build</w:t>
-      </w:r>
-      <w:proofErr w:type="spellEnd"/>
-      <w:r>
-        <w:rPr>
-          <w:color w:val="B2A1C7" w:themeColor="accent4" w:themeTint="99"/>
-          <w:lang w:val="de-CH" w:eastAsia="de-CH"/>
-        </w:rPr>
-        <w:noBreakHyphen/>
-        <w:t>/Release</w:t>
-      </w:r>
-      <w:r>
-        <w:rPr>
-          <w:color w:val="B2A1C7" w:themeColor="accent4" w:themeTint="99"/>
-          <w:lang w:val="de-CH" w:eastAsia="de-CH"/>
-        </w:rPr>
-        <w:noBreakHyphen/>
-      </w:r>
-      <w:proofErr w:type="spellStart"/>
-      <w:r>
-        <w:rPr>
-          <w:color w:val="B2A1C7" w:themeColor="accent4" w:themeTint="99"/>
-          <w:lang w:val="de-CH" w:eastAsia="de-CH"/>
-        </w:rPr>
-        <w:t>Steps</w:t>
-      </w:r>
-      <w:proofErr w:type="spellEnd"/>
-      <w:r>
-        <w:rPr>
-          <w:color w:val="B2A1C7" w:themeColor="accent4" w:themeTint="99"/>
-          <w:lang w:val="de-CH" w:eastAsia="de-CH"/>
-        </w:rPr>
-        <w:t>. Dieses Ziel zielt direkt auf die Schwäche S2 (geringe Game</w:t>
-      </w:r>
-      <w:r>
-        <w:rPr>
-          <w:color w:val="B2A1C7" w:themeColor="accent4" w:themeTint="99"/>
-          <w:lang w:val="de-CH" w:eastAsia="de-CH"/>
-        </w:rPr>
-        <w:noBreakHyphen/>
-        <w:t>Dev</w:t>
-      </w:r>
-      <w:r>
-        <w:rPr>
-          <w:color w:val="B2A1C7" w:themeColor="accent4" w:themeTint="99"/>
-          <w:lang w:val="de-CH" w:eastAsia="de-CH"/>
-        </w:rPr>
-        <w:noBreakHyphen/>
-        <w:t>Erfahrung), indem bewusst technische Lernziele und frühe Prototypen eingeplant werden</w:t>
-      </w:r>
-      <w:r>
-        <w:rPr>
-          <w:color w:val="B2A1C7" w:themeColor="accent4" w:themeTint="99"/>
-          <w:lang w:val="de-CH" w:eastAsia="de-CH"/>
-        </w:rPr>
-        <w:t>.</w:t>
-      </w:r>
-    </w:p>
-    <w:p>
-      <w:pPr>
-        <w:pStyle w:val="TextCDB"/>
-        <w:tabs>
-          <w:tab w:val="left" w:pos="3262"/>
-        </w:tabs>
-        <w:rPr>
-          <w:color w:val="B2A1C7" w:themeColor="accent4" w:themeTint="99"/>
-          <w:lang w:val="de-CH" w:eastAsia="de-CH"/>
-        </w:rPr>
-      </w:pPr>
-      <w:r>
-        <w:rPr>
-          <w:b/>
-          <w:bCs/>
-          <w:color w:val="B2A1C7" w:themeColor="accent4" w:themeTint="99"/>
-          <w:lang w:val="de-CH" w:eastAsia="de-CH"/>
-        </w:rPr>
-        <w:t>Z4</w:t>
-      </w:r>
-      <w:r>
-        <w:rPr>
-          <w:b/>
-          <w:bCs/>
-          <w:color w:val="B2A1C7" w:themeColor="accent4" w:themeTint="99"/>
-          <w:lang w:val="de-CH" w:eastAsia="de-CH"/>
-        </w:rPr>
-        <w:t>:</w:t>
-      </w:r>
-      <w:r>
-        <w:rPr>
-          <w:b/>
-          <w:bCs/>
-          <w:color w:val="B2A1C7" w:themeColor="accent4" w:themeTint="99"/>
-          <w:lang w:val="de-CH" w:eastAsia="de-CH"/>
-        </w:rPr>
-        <w:t xml:space="preserve"> Hohe Nachvollziehbarkeit und Qualität durch GitHub</w:t>
-      </w:r>
-      <w:r>
-        <w:rPr>
-          <w:b/>
-          <w:bCs/>
-          <w:color w:val="B2A1C7" w:themeColor="accent4" w:themeTint="99"/>
-          <w:lang w:val="de-CH" w:eastAsia="de-CH"/>
-        </w:rPr>
         <w:noBreakHyphen/>
         <w:t>Nutzung</w:t>
       </w:r>
@@ -5078,6 +5211,25 @@
       </w:r>
     </w:p>
     <w:bookmarkEnd w:id="15"/>
+    <w:p>
+      <w:pPr>
+        <w:suppressAutoHyphens w:val="0"/>
+        <w:rPr>
+          <w:rFonts w:eastAsia="Times New Roman"/>
+          <w:b/>
+          <w:sz w:val="22"/>
+          <w:szCs w:val="22"/>
+          <w:lang w:eastAsia="de-CH"/>
+        </w:rPr>
+      </w:pPr>
+      <w:r>
+        <w:rPr>
+          <w:b/>
+          <w:lang w:eastAsia="de-CH"/>
+        </w:rPr>
+        <w:br w:type="page"/>
+      </w:r>
+    </w:p>
     <w:p>
       <w:pPr>
         <w:pStyle w:val="TextCDB"/>
@@ -5110,7 +5262,6 @@
       </w:pPr>
       <w:bookmarkStart w:id="16" w:name="_Toc223451539"/>
       <w:r>
-        <w:lastRenderedPageBreak/>
         <w:t>Rahmenbedingungen</w:t>
       </w:r>
       <w:bookmarkEnd w:id="16"/>
@@ -5538,8 +5689,91 @@
           <w:color w:val="B2A1C7" w:themeColor="accent4" w:themeTint="99"/>
           <w:lang w:val="de-CH" w:eastAsia="de-CH"/>
         </w:rPr>
-        <w:t>A1</w:t>
-      </w:r>
+        <w:t>A1: Funktionsumfang des Spiels</w:t>
+      </w:r>
+      <w:r>
+        <w:rPr>
+          <w:color w:val="B2A1C7" w:themeColor="accent4" w:themeTint="99"/>
+          <w:lang w:val="de-CH" w:eastAsia="de-CH"/>
+        </w:rPr>
+        <w:br/>
+        <w:t>Das Projekt beschränkt sich auf ein einfaches Singleplayer</w:t>
+      </w:r>
+      <w:r>
+        <w:rPr>
+          <w:color w:val="B2A1C7" w:themeColor="accent4" w:themeTint="99"/>
+          <w:lang w:val="de-CH" w:eastAsia="de-CH"/>
+        </w:rPr>
+        <w:noBreakHyphen/>
+        <w:t>Top</w:t>
+      </w:r>
+      <w:r>
+        <w:rPr>
+          <w:color w:val="B2A1C7" w:themeColor="accent4" w:themeTint="99"/>
+          <w:lang w:val="de-CH" w:eastAsia="de-CH"/>
+        </w:rPr>
+        <w:noBreakHyphen/>
+        <w:t>Down</w:t>
+      </w:r>
+      <w:r>
+        <w:rPr>
+          <w:color w:val="B2A1C7" w:themeColor="accent4" w:themeTint="99"/>
+          <w:lang w:val="de-CH" w:eastAsia="de-CH"/>
+        </w:rPr>
+        <w:noBreakHyphen/>
+        <w:t>Shooter</w:t>
+      </w:r>
+      <w:r>
+        <w:rPr>
+          <w:color w:val="B2A1C7" w:themeColor="accent4" w:themeTint="99"/>
+          <w:lang w:val="de-CH" w:eastAsia="de-CH"/>
+        </w:rPr>
+        <w:noBreakHyphen/>
+        <w:t>Spiel mit einem klar definierten MVP (z.B. ein Level, einfache Gegner, grundlegende Steuerung, Punktesystem). Nicht umgesetzt werden komplexe Features wie Multiplayer, Online</w:t>
+      </w:r>
+      <w:r>
+        <w:rPr>
+          <w:color w:val="B2A1C7" w:themeColor="accent4" w:themeTint="99"/>
+          <w:lang w:val="de-CH" w:eastAsia="de-CH"/>
+        </w:rPr>
+        <w:noBreakHyphen/>
+        <w:t>Highscore, umfangreiche Level</w:t>
+      </w:r>
+      <w:r>
+        <w:rPr>
+          <w:color w:val="B2A1C7" w:themeColor="accent4" w:themeTint="99"/>
+          <w:lang w:val="de-CH" w:eastAsia="de-CH"/>
+        </w:rPr>
+        <w:noBreakHyphen/>
+        <w:t>Systeme, Story</w:t>
+      </w:r>
+      <w:r>
+        <w:rPr>
+          <w:color w:val="B2A1C7" w:themeColor="accent4" w:themeTint="99"/>
+          <w:lang w:val="de-CH" w:eastAsia="de-CH"/>
+        </w:rPr>
+        <w:noBreakHyphen/>
+        <w:t>Modus oder persistente Speicherstände</w:t>
+      </w:r>
+      <w:r>
+        <w:rPr>
+          <w:color w:val="B2A1C7" w:themeColor="accent4" w:themeTint="99"/>
+          <w:lang w:val="de-CH" w:eastAsia="de-CH"/>
+        </w:rPr>
+        <w:t>.</w:t>
+      </w:r>
+    </w:p>
+    <w:p>
+      <w:pPr>
+        <w:pStyle w:val="TextCDB"/>
+        <w:tabs>
+          <w:tab w:val="left" w:pos="3262"/>
+        </w:tabs>
+        <w:rPr>
+          <w:color w:val="B2A1C7" w:themeColor="accent4" w:themeTint="99"/>
+          <w:lang w:val="de-CH" w:eastAsia="de-CH"/>
+        </w:rPr>
+      </w:pPr>
       <w:r>
         <w:rPr>
           <w:b/>
@@ -5547,8 +5781,84 @@
           <w:color w:val="B2A1C7" w:themeColor="accent4" w:themeTint="99"/>
           <w:lang w:val="de-CH" w:eastAsia="de-CH"/>
         </w:rPr>
-        <w:t>:</w:t>
-      </w:r>
+        <w:t>A2: Technische Plattform und Performance</w:t>
+      </w:r>
+      <w:r>
+        <w:rPr>
+          <w:color w:val="B2A1C7" w:themeColor="accent4" w:themeTint="99"/>
+          <w:lang w:val="de-CH" w:eastAsia="de-CH"/>
+        </w:rPr>
+        <w:br/>
+        <w:t>Zielplattform ist eine lokale ausführbare Python</w:t>
+      </w:r>
+      <w:r>
+        <w:rPr>
+          <w:color w:val="B2A1C7" w:themeColor="accent4" w:themeTint="99"/>
+          <w:lang w:val="de-CH" w:eastAsia="de-CH"/>
+        </w:rPr>
+        <w:noBreakHyphen/>
+        <w:t>Anwendung (EXE); Portierungen auf mobile Geräte, Web</w:t>
+      </w:r>
+      <w:r>
+        <w:rPr>
+          <w:color w:val="B2A1C7" w:themeColor="accent4" w:themeTint="99"/>
+          <w:lang w:val="de-CH" w:eastAsia="de-CH"/>
+        </w:rPr>
+        <w:noBreakHyphen/>
+        <w:t xml:space="preserve">Browser oder andere Betriebssysteme </w:t>
+      </w:r>
+      <w:proofErr w:type="gramStart"/>
+      <w:r>
+        <w:rPr>
+          <w:color w:val="B2A1C7" w:themeColor="accent4" w:themeTint="99"/>
+          <w:lang w:val="de-CH" w:eastAsia="de-CH"/>
+        </w:rPr>
+        <w:t>ausserhalb des Kurs</w:t>
+      </w:r>
+      <w:proofErr w:type="gramEnd"/>
+      <w:r>
+        <w:rPr>
+          <w:color w:val="B2A1C7" w:themeColor="accent4" w:themeTint="99"/>
+          <w:lang w:val="de-CH" w:eastAsia="de-CH"/>
+        </w:rPr>
+        <w:noBreakHyphen/>
+        <w:t>Setups sind nicht Bestandteil des Projekts. Leistungsoptimierungen für sehr schwache Hardware oder Spezialeffekte (aufwändige 3D</w:t>
+      </w:r>
+      <w:r>
+        <w:rPr>
+          <w:color w:val="B2A1C7" w:themeColor="accent4" w:themeTint="99"/>
+          <w:lang w:val="de-CH" w:eastAsia="de-CH"/>
+        </w:rPr>
+        <w:noBreakHyphen/>
+        <w:t>Grafik, Shader, Sound</w:t>
+      </w:r>
+      <w:r>
+        <w:rPr>
+          <w:color w:val="B2A1C7" w:themeColor="accent4" w:themeTint="99"/>
+          <w:lang w:val="de-CH" w:eastAsia="de-CH"/>
+        </w:rPr>
+        <w:noBreakHyphen/>
+        <w:t>Engine mit vielen Effekten) werden nur rudimentär oder gar nicht behandelt</w:t>
+      </w:r>
+      <w:r>
+        <w:rPr>
+          <w:color w:val="B2A1C7" w:themeColor="accent4" w:themeTint="99"/>
+          <w:lang w:val="de-CH" w:eastAsia="de-CH"/>
+        </w:rPr>
+        <w:t>.</w:t>
+      </w:r>
+    </w:p>
+    <w:p>
+      <w:pPr>
+        <w:pStyle w:val="TextCDB"/>
+        <w:tabs>
+          <w:tab w:val="left" w:pos="3262"/>
+        </w:tabs>
+        <w:rPr>
+          <w:color w:val="B2A1C7" w:themeColor="accent4" w:themeTint="99"/>
+          <w:lang w:val="de-CH" w:eastAsia="de-CH"/>
+        </w:rPr>
+      </w:pPr>
       <w:r>
         <w:rPr>
           <w:b/>
@@ -5556,7 +5866,7 @@
           <w:color w:val="B2A1C7" w:themeColor="accent4" w:themeTint="99"/>
           <w:lang w:val="de-CH" w:eastAsia="de-CH"/>
         </w:rPr>
-        <w:t xml:space="preserve"> Funktionsumfang des Spiels</w:t>
+        <w:t>A3: Umfang der Projektorganisation</w:t>
       </w:r>
       <w:r>
         <w:rPr>
@@ -5564,7 +5874,7 @@
           <w:lang w:val="de-CH" w:eastAsia="de-CH"/>
         </w:rPr>
         <w:br/>
-        <w:t>Das Projekt beschränkt sich auf ein einfaches Singleplayer</w:t>
+        <w:t>Das Projekt bildet ein HERMES</w:t>
       </w:r>
       <w:r>
         <w:rPr>
@@ -5572,7 +5882,7 @@
           <w:lang w:val="de-CH" w:eastAsia="de-CH"/>
         </w:rPr>
         <w:noBreakHyphen/>
-        <w:t>Top</w:t>
+        <w:t>Kleinprojekt im schulischen Kontext ab; Themen wie Beschaffung, Budgetverwaltung mit realen Kosten, vertragliche Aspekte oder langjährige Wartung und Betrieb sind explizit ausgeschlossen. Auch die Weiterentwicklung nach dem Kurs (z.B. neue Versionen, Community</w:t>
       </w:r>
       <w:r>
         <w:rPr>
@@ -5580,47 +5890,23 @@
           <w:lang w:val="de-CH" w:eastAsia="de-CH"/>
         </w:rPr>
         <w:noBreakHyphen/>
-        <w:t>Down</w:t>
-      </w:r>
+        <w:t xml:space="preserve">Support) ist nicht Teil dieses Projekts, sondern könnte </w:t>
+      </w:r>
+      <w:proofErr w:type="gramStart"/>
       <w:r>
         <w:rPr>
           <w:color w:val="B2A1C7" w:themeColor="accent4" w:themeTint="99"/>
           <w:lang w:val="de-CH" w:eastAsia="de-CH"/>
         </w:rPr>
-        <w:noBreakHyphen/>
-        <w:t>Shooter</w:t>
-      </w:r>
+        <w:t>allenfalls</w:t>
+      </w:r>
+      <w:proofErr w:type="gramEnd"/>
       <w:r>
         <w:rPr>
           <w:color w:val="B2A1C7" w:themeColor="accent4" w:themeTint="99"/>
           <w:lang w:val="de-CH" w:eastAsia="de-CH"/>
         </w:rPr>
-        <w:noBreakHyphen/>
-        <w:t>Spiel mit einem klar definierten MVP (z.B. ein Level, einfache Gegner, grundlegende Steuerung, Punktesystem). Nicht umgesetzt werden komplexe Features wie Multiplayer, Online</w:t>
-      </w:r>
-      <w:r>
-        <w:rPr>
-          <w:color w:val="B2A1C7" w:themeColor="accent4" w:themeTint="99"/>
-          <w:lang w:val="de-CH" w:eastAsia="de-CH"/>
-        </w:rPr>
-        <w:noBreakHyphen/>
-        <w:t>Highscore, umfangreiche Level</w:t>
-      </w:r>
-      <w:r>
-        <w:rPr>
-          <w:color w:val="B2A1C7" w:themeColor="accent4" w:themeTint="99"/>
-          <w:lang w:val="de-CH" w:eastAsia="de-CH"/>
-        </w:rPr>
-        <w:noBreakHyphen/>
-        <w:t>Systeme, Story</w:t>
-      </w:r>
-      <w:r>
-        <w:rPr>
-          <w:color w:val="B2A1C7" w:themeColor="accent4" w:themeTint="99"/>
-          <w:lang w:val="de-CH" w:eastAsia="de-CH"/>
-        </w:rPr>
-        <w:noBreakHyphen/>
-        <w:t>Modus oder persistente Speicherstände</w:t>
+        <w:t xml:space="preserve"> als separates Folgeprojekt betrachtet werden</w:t>
       </w:r>
       <w:r>
         <w:rPr>
@@ -5648,214 +5934,7 @@
           <w:color w:val="B2A1C7" w:themeColor="accent4" w:themeTint="99"/>
           <w:lang w:val="de-CH" w:eastAsia="de-CH"/>
         </w:rPr>
-        <w:t>A2</w:t>
-      </w:r>
-      <w:r>
-        <w:rPr>
-          <w:b/>
-          <w:bCs/>
-          <w:color w:val="B2A1C7" w:themeColor="accent4" w:themeTint="99"/>
-          <w:lang w:val="de-CH" w:eastAsia="de-CH"/>
-        </w:rPr>
-        <w:t>:</w:t>
-      </w:r>
-      <w:r>
-        <w:rPr>
-          <w:b/>
-          <w:bCs/>
-          <w:color w:val="B2A1C7" w:themeColor="accent4" w:themeTint="99"/>
-          <w:lang w:val="de-CH" w:eastAsia="de-CH"/>
-        </w:rPr>
-        <w:t xml:space="preserve"> Technische Plattform und Performance</w:t>
-      </w:r>
-      <w:r>
-        <w:rPr>
-          <w:color w:val="B2A1C7" w:themeColor="accent4" w:themeTint="99"/>
-          <w:lang w:val="de-CH" w:eastAsia="de-CH"/>
-        </w:rPr>
-        <w:br/>
-        <w:t>Zielplattform ist eine lokale ausführbare Python</w:t>
-      </w:r>
-      <w:r>
-        <w:rPr>
-          <w:color w:val="B2A1C7" w:themeColor="accent4" w:themeTint="99"/>
-          <w:lang w:val="de-CH" w:eastAsia="de-CH"/>
-        </w:rPr>
-        <w:noBreakHyphen/>
-        <w:t>Anwendung (EXE); Portierungen auf mobile Geräte, Web</w:t>
-      </w:r>
-      <w:r>
-        <w:rPr>
-          <w:color w:val="B2A1C7" w:themeColor="accent4" w:themeTint="99"/>
-          <w:lang w:val="de-CH" w:eastAsia="de-CH"/>
-        </w:rPr>
-        <w:noBreakHyphen/>
-        <w:t xml:space="preserve">Browser oder andere Betriebssysteme </w:t>
-      </w:r>
-      <w:proofErr w:type="gramStart"/>
-      <w:r>
-        <w:rPr>
-          <w:color w:val="B2A1C7" w:themeColor="accent4" w:themeTint="99"/>
-          <w:lang w:val="de-CH" w:eastAsia="de-CH"/>
-        </w:rPr>
-        <w:t>ausserhalb des Kurs</w:t>
-      </w:r>
-      <w:proofErr w:type="gramEnd"/>
-      <w:r>
-        <w:rPr>
-          <w:color w:val="B2A1C7" w:themeColor="accent4" w:themeTint="99"/>
-          <w:lang w:val="de-CH" w:eastAsia="de-CH"/>
-        </w:rPr>
-        <w:noBreakHyphen/>
-        <w:t>Setups sind nicht Bestandteil des Projekts. Leistungsoptimierungen für sehr schwache Hardware oder Spezialeffekte (aufwändige 3D</w:t>
-      </w:r>
-      <w:r>
-        <w:rPr>
-          <w:color w:val="B2A1C7" w:themeColor="accent4" w:themeTint="99"/>
-          <w:lang w:val="de-CH" w:eastAsia="de-CH"/>
-        </w:rPr>
-        <w:noBreakHyphen/>
-        <w:t>Grafik, Shader, Sound</w:t>
-      </w:r>
-      <w:r>
-        <w:rPr>
-          <w:color w:val="B2A1C7" w:themeColor="accent4" w:themeTint="99"/>
-          <w:lang w:val="de-CH" w:eastAsia="de-CH"/>
-        </w:rPr>
-        <w:noBreakHyphen/>
-        <w:t>Engine mit vielen Effekten) werden nur rudimentär oder gar nicht behandelt</w:t>
-      </w:r>
-      <w:r>
-        <w:rPr>
-          <w:color w:val="B2A1C7" w:themeColor="accent4" w:themeTint="99"/>
-          <w:lang w:val="de-CH" w:eastAsia="de-CH"/>
-        </w:rPr>
-        <w:t>.</w:t>
-      </w:r>
-    </w:p>
-    <w:p>
-      <w:pPr>
-        <w:pStyle w:val="TextCDB"/>
-        <w:tabs>
-          <w:tab w:val="left" w:pos="3262"/>
-        </w:tabs>
-        <w:rPr>
-          <w:color w:val="B2A1C7" w:themeColor="accent4" w:themeTint="99"/>
-          <w:lang w:val="de-CH" w:eastAsia="de-CH"/>
-        </w:rPr>
-      </w:pPr>
-      <w:r>
-        <w:rPr>
-          <w:b/>
-          <w:bCs/>
-          <w:color w:val="B2A1C7" w:themeColor="accent4" w:themeTint="99"/>
-          <w:lang w:val="de-CH" w:eastAsia="de-CH"/>
-        </w:rPr>
-        <w:t>A3</w:t>
-      </w:r>
-      <w:r>
-        <w:rPr>
-          <w:b/>
-          <w:bCs/>
-          <w:color w:val="B2A1C7" w:themeColor="accent4" w:themeTint="99"/>
-          <w:lang w:val="de-CH" w:eastAsia="de-CH"/>
-        </w:rPr>
-        <w:t>:</w:t>
-      </w:r>
-      <w:r>
-        <w:rPr>
-          <w:b/>
-          <w:bCs/>
-          <w:color w:val="B2A1C7" w:themeColor="accent4" w:themeTint="99"/>
-          <w:lang w:val="de-CH" w:eastAsia="de-CH"/>
-        </w:rPr>
-        <w:t xml:space="preserve"> Umfang der Projektorganisation</w:t>
-      </w:r>
-      <w:r>
-        <w:rPr>
-          <w:color w:val="B2A1C7" w:themeColor="accent4" w:themeTint="99"/>
-          <w:lang w:val="de-CH" w:eastAsia="de-CH"/>
-        </w:rPr>
-        <w:br/>
-        <w:t>Das Projekt bildet ein HERMES</w:t>
-      </w:r>
-      <w:r>
-        <w:rPr>
-          <w:color w:val="B2A1C7" w:themeColor="accent4" w:themeTint="99"/>
-          <w:lang w:val="de-CH" w:eastAsia="de-CH"/>
-        </w:rPr>
-        <w:noBreakHyphen/>
-        <w:t>Kleinprojekt im schulischen Kontext ab; Themen wie Beschaffung, Budgetverwaltung mit realen Kosten, vertragliche Aspekte oder langjährige Wartung und Betrieb sind explizit ausgeschlossen. Auch die Weiterentwicklung nach dem Kurs (z.B. neue Versionen, Community</w:t>
-      </w:r>
-      <w:r>
-        <w:rPr>
-          <w:color w:val="B2A1C7" w:themeColor="accent4" w:themeTint="99"/>
-          <w:lang w:val="de-CH" w:eastAsia="de-CH"/>
-        </w:rPr>
-        <w:noBreakHyphen/>
-        <w:t xml:space="preserve">Support) ist nicht Teil dieses Projekts, sondern könnte </w:t>
-      </w:r>
-      <w:proofErr w:type="gramStart"/>
-      <w:r>
-        <w:rPr>
-          <w:color w:val="B2A1C7" w:themeColor="accent4" w:themeTint="99"/>
-          <w:lang w:val="de-CH" w:eastAsia="de-CH"/>
-        </w:rPr>
-        <w:t>allenfalls</w:t>
-      </w:r>
-      <w:proofErr w:type="gramEnd"/>
-      <w:r>
-        <w:rPr>
-          <w:color w:val="B2A1C7" w:themeColor="accent4" w:themeTint="99"/>
-          <w:lang w:val="de-CH" w:eastAsia="de-CH"/>
-        </w:rPr>
-        <w:t xml:space="preserve"> als separates Folgeprojekt betrachtet werden</w:t>
-      </w:r>
-      <w:r>
-        <w:rPr>
-          <w:color w:val="B2A1C7" w:themeColor="accent4" w:themeTint="99"/>
-          <w:lang w:val="de-CH" w:eastAsia="de-CH"/>
-        </w:rPr>
-        <w:t>.</w:t>
-      </w:r>
-    </w:p>
-    <w:p>
-      <w:pPr>
-        <w:pStyle w:val="TextCDB"/>
-        <w:tabs>
-          <w:tab w:val="left" w:pos="3262"/>
-        </w:tabs>
-        <w:rPr>
-          <w:color w:val="B2A1C7" w:themeColor="accent4" w:themeTint="99"/>
-          <w:lang w:val="de-CH" w:eastAsia="de-CH"/>
-        </w:rPr>
-      </w:pPr>
-      <w:r>
-        <w:rPr>
-          <w:b/>
-          <w:bCs/>
-          <w:color w:val="B2A1C7" w:themeColor="accent4" w:themeTint="99"/>
-          <w:lang w:val="de-CH" w:eastAsia="de-CH"/>
-        </w:rPr>
-        <w:t>A4</w:t>
-      </w:r>
-      <w:r>
-        <w:rPr>
-          <w:b/>
-          <w:bCs/>
-          <w:color w:val="B2A1C7" w:themeColor="accent4" w:themeTint="99"/>
-          <w:lang w:val="de-CH" w:eastAsia="de-CH"/>
-        </w:rPr>
-        <w:t>:</w:t>
-      </w:r>
-      <w:r>
-        <w:rPr>
-          <w:b/>
-          <w:bCs/>
-          <w:color w:val="B2A1C7" w:themeColor="accent4" w:themeTint="99"/>
-          <w:lang w:val="de-CH" w:eastAsia="de-CH"/>
-        </w:rPr>
-        <w:t xml:space="preserve"> Inhaltliche und rechtliche Aspekte</w:t>
+        <w:t>A4: Inhaltliche und rechtliche Aspekte</w:t>
       </w:r>
       <w:r>
         <w:rPr>
@@ -5931,14 +6010,14 @@
         <w:spacing w:before="120" w:after="120" w:line="288" w:lineRule="auto"/>
       </w:pPr>
       <w:bookmarkStart w:id="18" w:name="_Toc409788295"/>
-      <w:bookmarkStart w:id="19" w:name="_Toc350764393"/>
-      <w:bookmarkStart w:id="20" w:name="_Toc223451541"/>
+      <w:bookmarkStart w:id="19" w:name="_Toc223451541"/>
+      <w:bookmarkStart w:id="20" w:name="_Toc350764393"/>
       <w:r>
         <w:lastRenderedPageBreak/>
         <w:t>Liste der Stakeholder</w:t>
       </w:r>
       <w:bookmarkEnd w:id="18"/>
-      <w:bookmarkEnd w:id="20"/>
+      <w:bookmarkEnd w:id="19"/>
     </w:p>
     <w:tbl>
       <w:tblPr>
@@ -8205,10 +8284,10 @@
         <w:suppressAutoHyphens w:val="0"/>
         <w:spacing w:before="120" w:after="120" w:line="288" w:lineRule="auto"/>
         <w:sectPr>
-          <w:headerReference w:type="default" r:id="rId12"/>
-          <w:footerReference w:type="default" r:id="rId13"/>
-          <w:headerReference w:type="first" r:id="rId14"/>
-          <w:footerReference w:type="first" r:id="rId15"/>
+          <w:headerReference w:type="default" r:id="rId14"/>
+          <w:footerReference w:type="default" r:id="rId15"/>
+          <w:headerReference w:type="first" r:id="rId16"/>
+          <w:footerReference w:type="first" r:id="rId17"/>
           <w:footnotePr>
             <w:pos w:val="beneathText"/>
           </w:footnotePr>
@@ -10436,10 +10515,10 @@
             <o:lock v:ext="edit" aspectratio="t"/>
           </v:shapetype>
           <v:shape id="_x0000_s2050" type="#_x0000_t75" style="position:absolute;left:0;text-align:left;margin-left:1.65pt;margin-top:21.95pt;width:560.75pt;height:313.15pt;z-index:251658240;mso-position-horizontal-relative:text;mso-position-vertical-relative:text">
-            <v:imagedata r:id="rId16" o:title=""/>
+            <v:imagedata r:id="rId18" o:title=""/>
             <w10:wrap type="square" side="right"/>
           </v:shape>
-          <o:OLEObject Type="Embed" ProgID="Excel.Sheet.12" ShapeID="_x0000_s2050" DrawAspect="Content" ObjectID="_1834069599" r:id="rId17"/>
+          <o:OLEObject Type="Embed" ProgID="Excel.Sheet.12" ShapeID="_x0000_s2050" DrawAspect="Content" ObjectID="_1834074745" r:id="rId19"/>
         </w:object>
       </w:r>
       <w:r>
@@ -10477,47 +10556,7 @@
           <w:lang w:eastAsia="de-CH"/>
         </w:rPr>
         <w:softHyphen/>
-        <w:t>risiken verwenden wir den dargestellten Risikographen, der die Kombination aus Eintrittswahrscheinlichkeit (W1</w:t>
-      </w:r>
-      <w:r>
-        <w:rPr>
-          <w:rFonts w:eastAsia="Times New Roman"/>
-          <w:color w:val="B2A1C7" w:themeColor="accent4" w:themeTint="99"/>
-          <w:sz w:val="22"/>
-          <w:szCs w:val="22"/>
-          <w:lang w:eastAsia="de-CH"/>
-        </w:rPr>
-        <w:t xml:space="preserve"> - </w:t>
-      </w:r>
-      <w:r>
-        <w:rPr>
-          <w:rFonts w:eastAsia="Times New Roman"/>
-          <w:color w:val="B2A1C7" w:themeColor="accent4" w:themeTint="99"/>
-          <w:sz w:val="22"/>
-          <w:szCs w:val="22"/>
-          <w:lang w:eastAsia="de-CH"/>
-        </w:rPr>
-        <w:t>W6) und Schadensausmass (S1</w:t>
-      </w:r>
-      <w:r>
-        <w:rPr>
-          <w:rFonts w:eastAsia="Times New Roman"/>
-          <w:color w:val="B2A1C7" w:themeColor="accent4" w:themeTint="99"/>
-          <w:sz w:val="22"/>
-          <w:szCs w:val="22"/>
-          <w:lang w:eastAsia="de-CH"/>
-        </w:rPr>
-        <w:t xml:space="preserve"> - </w:t>
-      </w:r>
-      <w:r>
-        <w:rPr>
-          <w:rFonts w:eastAsia="Times New Roman"/>
-          <w:color w:val="B2A1C7" w:themeColor="accent4" w:themeTint="99"/>
-          <w:sz w:val="22"/>
-          <w:szCs w:val="22"/>
-          <w:lang w:eastAsia="de-CH"/>
-        </w:rPr>
-        <w:t>S4) in eine Ampellogik (grün/gelb/rot) überführt. Jedes Risiko wird zunächst mit W und S bewertet und dann im Risikographen verortet, sodass sich die qualitative Einstufung „tief“ (grün), „mittel“ (gelb) oder „hoch“ (rot) ergibt. Nach Definition der Massnahmen werden W* und S* erneut beurteilt, um das verbliebene Restrisiko transparent zu machen</w:t>
+        <w:t>risiken verwenden wir den dargestellten Risikographen, der die Kombination aus Eintrittswahrscheinlichkeit (W1 - W6) und Schadensausmass (S1 - S4) in eine Ampellogik (grün/gelb/rot) überführt. Jedes Risiko wird zunächst mit W und S bewertet und dann im Risikographen verortet, sodass sich die qualitative Einstufung „tief“ (grün), „mittel“ (gelb) oder „hoch“ (rot) ergibt. Nach Definition der Massnahmen werden W* und S* erneut beurteilt, um das verbliebene Restrisiko transparent zu machen</w:t>
       </w:r>
       <w:r>
         <w:rPr>
@@ -11452,7 +11491,7 @@
       <w:r>
         <w:t>Anforderungen</w:t>
       </w:r>
-      <w:bookmarkEnd w:id="19"/>
+      <w:bookmarkEnd w:id="20"/>
       <w:bookmarkEnd w:id="25"/>
       <w:bookmarkEnd w:id="26"/>
     </w:p>
@@ -16729,10 +16768,7 @@
       </w:pPr>
       <w:bookmarkStart w:id="45" w:name="_Toc223451557"/>
       <w:r>
-        <w:t>Realisierung</w:t>
-      </w:r>
-      <w:r>
-        <w:t>: Dienstag, 1</w:t>
+        <w:t>Realisierung: Dienstag, 1</w:t>
       </w:r>
       <w:r>
         <w:t>7</w:t>
@@ -22174,6 +22210,7 @@
   <w:style w:type="character" w:default="1" w:styleId="Absatz-Standardschriftart">
     <w:name w:val="Default Paragraph Font"/>
     <w:uiPriority w:val="1"/>
+    <w:semiHidden/>
     <w:unhideWhenUsed/>
   </w:style>
   <w:style w:type="table" w:default="1" w:styleId="NormaleTabelle">
@@ -22761,6 +22798,24 @@
     <w:basedOn w:val="Absatz-Standardschriftart"/>
     <w:rsid w:val="00301242"/>
   </w:style>
+  <w:style w:type="paragraph" w:styleId="Beschriftung">
+    <w:name w:val="caption"/>
+    <w:basedOn w:val="Standard"/>
+    <w:next w:val="Standard"/>
+    <w:unhideWhenUsed/>
+    <w:qFormat/>
+    <w:rsid w:val="00350F69"/>
+    <w:pPr>
+      <w:spacing w:after="200"/>
+    </w:pPr>
+    <w:rPr>
+      <w:i/>
+      <w:iCs/>
+      <w:color w:val="1F497D" w:themeColor="text2"/>
+      <w:sz w:val="18"/>
+      <w:szCs w:val="18"/>
+    </w:rPr>
+  </w:style>
 </w:styles>
 </file>
 
@@ -23050,6 +23105,15 @@
 </file>
 
 <file path=customXml/item1.xml><?xml version="1.0" encoding="utf-8"?>
+<?mso-contentType ?>
+<FormTemplates xmlns="http://schemas.microsoft.com/sharepoint/v3/contenttype/forms">
+  <Display>DocumentLibraryForm</Display>
+  <Edit>DocumentLibraryForm</Edit>
+  <New>DocumentLibraryForm</New>
+</FormTemplates>
+</file>
+
+<file path=customXml/item2.xml><?xml version="1.0" encoding="utf-8"?>
 <p:properties xmlns:p="http://schemas.microsoft.com/office/2006/metadata/properties" xmlns:xsi="http://www.w3.org/2001/XMLSchema-instance" xmlns:pc="http://schemas.microsoft.com/office/infopath/2007/PartnerControls">
   <documentManagement>
     <TaxCatchAll xmlns="5030cb7a-6be5-477a-957d-975e4d3028a7" xsi:nil="true"/>
@@ -23058,15 +23122,6 @@
     </lcf76f155ced4ddcb4097134ff3c332f>
   </documentManagement>
 </p:properties>
-</file>
-
-<file path=customXml/item2.xml><?xml version="1.0" encoding="utf-8"?>
-<?mso-contentType ?>
-<FormTemplates xmlns="http://schemas.microsoft.com/sharepoint/v3/contenttype/forms">
-  <Display>DocumentLibraryForm</Display>
-  <Edit>DocumentLibraryForm</Edit>
-  <New>DocumentLibraryForm</New>
-</FormTemplates>
 </file>
 
 <file path=customXml/item3.xml><?xml version="1.0" encoding="utf-8"?>
@@ -23258,21 +23313,25 @@
 </ct:contentTypeSchema>
 </file>
 
+<file path=customXml/item4.xml><?xml version="1.0" encoding="utf-8"?>
+<b:Sources xmlns:b="http://schemas.openxmlformats.org/officeDocument/2006/bibliography" xmlns="http://schemas.openxmlformats.org/officeDocument/2006/bibliography" SelectedStyle="\APASixthEditionOfficeOnline.xsl" StyleName="APA" Version="6"/>
+</file>
+
 <file path=customXml/itemProps1.xml><?xml version="1.0" encoding="utf-8"?>
+<ds:datastoreItem xmlns:ds="http://schemas.openxmlformats.org/officeDocument/2006/customXml" ds:itemID="{85027515-5CF2-46FD-9F7F-FD7641D2836E}">
+  <ds:schemaRefs>
+    <ds:schemaRef ds:uri="http://schemas.microsoft.com/sharepoint/v3/contenttype/forms"/>
+  </ds:schemaRefs>
+</ds:datastoreItem>
+</file>
+
+<file path=customXml/itemProps2.xml><?xml version="1.0" encoding="utf-8"?>
 <ds:datastoreItem xmlns:ds="http://schemas.openxmlformats.org/officeDocument/2006/customXml" ds:itemID="{DD10C81C-5102-4A78-A03C-91060A758387}">
   <ds:schemaRefs>
     <ds:schemaRef ds:uri="http://schemas.microsoft.com/office/2006/metadata/properties"/>
     <ds:schemaRef ds:uri="http://schemas.microsoft.com/office/infopath/2007/PartnerControls"/>
     <ds:schemaRef ds:uri="5030cb7a-6be5-477a-957d-975e4d3028a7"/>
     <ds:schemaRef ds:uri="83c7e37f-cb9c-4af6-99b9-72a827d5e6dc"/>
-  </ds:schemaRefs>
-</ds:datastoreItem>
-</file>
-
-<file path=customXml/itemProps2.xml><?xml version="1.0" encoding="utf-8"?>
-<ds:datastoreItem xmlns:ds="http://schemas.openxmlformats.org/officeDocument/2006/customXml" ds:itemID="{85027515-5CF2-46FD-9F7F-FD7641D2836E}">
-  <ds:schemaRefs>
-    <ds:schemaRef ds:uri="http://schemas.microsoft.com/sharepoint/v3/contenttype/forms"/>
   </ds:schemaRefs>
 </ds:datastoreItem>
 </file>
@@ -23294,4 +23353,12 @@
     <ds:schemaRef ds:uri="http://schemas.microsoft.com/internal/obd"/>
   </ds:schemaRefs>
 </ds:datastoreItem>
+</file>
+
+<file path=customXml/itemProps4.xml><?xml version="1.0" encoding="utf-8"?>
+<ds:datastoreItem xmlns:ds="http://schemas.openxmlformats.org/officeDocument/2006/customXml" ds:itemID="{9C9A3EF5-15B9-4DCA-8B8E-DE8A49359532}">
+  <ds:schemaRefs>
+    <ds:schemaRef ds:uri="http://schemas.openxmlformats.org/officeDocument/2006/bibliography"/>
+  </ds:schemaRefs>
+</ds:datastoreItem>
 </file>
--- a/docs/inprogress/TD-Shoot_Projektstudie.docx
+++ b/docs/inprogress/TD-Shoot_Projektstudie.docx
@@ -3955,8 +3955,31 @@
           <w:lang w:eastAsia="de-DE"/>
         </w:rPr>
         <w:noBreakHyphen/>
-        <w:t>Ergebnisse im GitHub</w:t>
-      </w:r>
+        <w:t xml:space="preserve">Ergebnisse im </w:t>
+      </w:r>
+      <w:hyperlink r:id="rId12" w:history="1">
+        <w:r>
+          <w:rPr>
+            <w:rStyle w:val="Hyperlink"/>
+            <w:rFonts w:eastAsia="Times New Roman"/>
+            <w:sz w:val="22"/>
+            <w:szCs w:val="22"/>
+            <w:lang w:eastAsia="de-DE"/>
+          </w:rPr>
+          <w:t>GitHub</w:t>
+        </w:r>
+        <w:r>
+          <w:rPr>
+            <w:rStyle w:val="Hyperlink"/>
+            <w:rFonts w:eastAsia="Times New Roman"/>
+            <w:sz w:val="22"/>
+            <w:szCs w:val="22"/>
+            <w:lang w:eastAsia="de-DE"/>
+          </w:rPr>
+          <w:noBreakHyphen/>
+          <w:t>Repository</w:t>
+        </w:r>
+      </w:hyperlink>
       <w:r>
         <w:rPr>
           <w:rFonts w:eastAsia="Times New Roman"/>
@@ -3965,18 +3988,7 @@
           <w:szCs w:val="22"/>
           <w:lang w:eastAsia="de-DE"/>
         </w:rPr>
-        <w:noBreakHyphen/>
-        <w:t>Repository zu führen. Die vorliegende Projektstudie analysiert die Ausgangslage, zeigt Ziele und Varianten auf und dient als Entscheidungsgrundlage für die Freigabe des Projekts</w:t>
-      </w:r>
-      <w:r>
-        <w:rPr>
-          <w:rFonts w:eastAsia="Times New Roman"/>
-          <w:color w:val="B2A1C7" w:themeColor="accent4" w:themeTint="99"/>
-          <w:sz w:val="22"/>
-          <w:szCs w:val="22"/>
-          <w:lang w:eastAsia="de-DE"/>
-        </w:rPr>
-        <w:t>.</w:t>
+        <w:t xml:space="preserve"> zu führen. Die vorliegende Projektstudie analysiert die Ausgangslage, zeigt Ziele und Varianten auf und dient als Entscheidungsgrundlage für die Freigabe des Projekts.</w:t>
       </w:r>
     </w:p>
     <w:p>
@@ -4018,15 +4030,31 @@
           <w:color w:val="B2A1C7" w:themeColor="accent4" w:themeTint="99"/>
           <w:lang w:val="de-CH"/>
         </w:rPr>
-        <w:t>Wir sind ein vierköpfiges Team im Modul 306A und stehen vor der Aufgabe, in einem begrenzten Zeitraum ein funktionsfähiges, prüfbares Spiel zu konzipieren, umzusetzen und einzuführen. Das Projekt wird als Kleinprojekt nach HERMES 5 mit den Phasen Initialisierung, Konzept, Realisierung und Einführung durchgeführt, wobei alle relevanten Ergebnisse im GitHub</w:t>
-      </w:r>
+        <w:t xml:space="preserve">Wir sind ein vierköpfiges Team im Modul 306A und stehen vor der Aufgabe, in einem begrenzten Zeitraum ein funktionsfähiges, prüfbares Spiel zu konzipieren, umzusetzen und einzuführen. Das Projekt wird als Kleinprojekt nach HERMES 5 mit den Phasen Initialisierung, Konzept, Realisierung und Einführung durchgeführt, wobei alle relevanten Ergebnisse im </w:t>
+      </w:r>
+      <w:hyperlink r:id="rId13" w:history="1">
+        <w:r>
+          <w:rPr>
+            <w:rStyle w:val="Hyperlink"/>
+            <w:lang w:val="de-CH"/>
+          </w:rPr>
+          <w:t>GitHub</w:t>
+        </w:r>
+        <w:r>
+          <w:rPr>
+            <w:rStyle w:val="Hyperlink"/>
+            <w:lang w:val="de-CH"/>
+          </w:rPr>
+          <w:noBreakHyphen/>
+          <w:t>Repository</w:t>
+        </w:r>
+      </w:hyperlink>
       <w:r>
         <w:rPr>
           <w:color w:val="B2A1C7" w:themeColor="accent4" w:themeTint="99"/>
           <w:lang w:val="de-CH"/>
         </w:rPr>
-        <w:noBreakHyphen/>
-        <w:t>Repository strukturiert abgelegt werden müssen. Der Dozent bewertet den Projekterfolg anhand der HERMES</w:t>
+        <w:t xml:space="preserve"> strukturiert abgelegt werden müssen. Der Dozent bewertet den Projekterfolg anhand der HERMES</w:t>
       </w:r>
       <w:r>
         <w:rPr>
@@ -4093,8 +4121,17 @@
           <w:lang w:val="de-CH"/>
         </w:rPr>
         <w:noBreakHyphen/>
-        <w:t>Phasen, Meilensteinen und Bewertungskriterien, was uns Orientierung und Planungssicherheit gibt. Das Projektteam besteht aus vier motivierten Mitgliedern mit unterschiedlichen Stärken in Bereichen wie Programmierung, Analyse, Qualitätssicherung und Zusammenarbeit, wodurch Aufgaben gezielt verteilt und Kompetenzen optimal genutzt werden können. Zudem stehen uns etablierte technische Ressourcen wie ein gemeinsames GitHub</w:t>
-      </w:r>
+        <w:t xml:space="preserve">Phasen, Meilensteinen und Bewertungskriterien, was uns Orientierung und Planungssicherheit gibt. Das Projektteam besteht aus vier motivierten Mitgliedern mit unterschiedlichen Stärken in Bereichen wie Programmierung, Analyse, Qualitätssicherung und Zusammenarbeit, wodurch Aufgaben gezielt verteilt und Kompetenzen optimal genutzt werden können. Zudem stehen uns etablierte technische Ressourcen wie ein gemeinsames </w:t>
+      </w:r>
+      <w:hyperlink r:id="rId14" w:history="1">
+        <w:r>
+          <w:rPr>
+            <w:rStyle w:val="Hyperlink"/>
+            <w:lang w:val="de-CH"/>
+          </w:rPr>
+          <w:t>GitHub</w:t>
+        </w:r>
+      </w:hyperlink>
       <w:r>
         <w:rPr>
           <w:color w:val="B2A1C7" w:themeColor="accent4" w:themeTint="99"/>
@@ -4229,25 +4266,7 @@
           <w:color w:val="B2A1C7" w:themeColor="accent4" w:themeTint="99"/>
           <w:lang w:val="de-CH"/>
         </w:rPr>
-        <w:t>S1</w:t>
-      </w:r>
-      <w:r>
-        <w:rPr>
-          <w:b/>
-          <w:bCs/>
-          <w:color w:val="B2A1C7" w:themeColor="accent4" w:themeTint="99"/>
-          <w:lang w:val="de-CH"/>
-        </w:rPr>
-        <w:t>:</w:t>
-      </w:r>
-      <w:r>
-        <w:rPr>
-          <w:b/>
-          <w:bCs/>
-          <w:color w:val="B2A1C7" w:themeColor="accent4" w:themeTint="99"/>
-          <w:lang w:val="de-CH"/>
-        </w:rPr>
-        <w:t xml:space="preserve"> Begrenzte Projektdauer und hoher Zeitdruck</w:t>
+        <w:t>S1: Begrenzte Projektdauer und hoher Zeitdruck</w:t>
       </w:r>
       <w:r>
         <w:rPr>
@@ -4457,8 +4476,17 @@
           <w:lang w:val="de-CH"/>
         </w:rPr>
         <w:noBreakHyphen/>
-        <w:t>Rhythmen und GitHub</w:t>
-      </w:r>
+        <w:t xml:space="preserve">Rhythmen und </w:t>
+      </w:r>
+      <w:hyperlink r:id="rId15" w:history="1">
+        <w:r>
+          <w:rPr>
+            <w:rStyle w:val="Hyperlink"/>
+            <w:lang w:val="de-CH"/>
+          </w:rPr>
+          <w:t>GitHub</w:t>
+        </w:r>
+      </w:hyperlink>
       <w:r>
         <w:rPr>
           <w:color w:val="B2A1C7" w:themeColor="accent4" w:themeTint="99"/>
@@ -4607,7 +4635,7 @@
           <w:color w:val="B2A1C7" w:themeColor="accent4" w:themeTint="99"/>
           <w:lang w:val="de-CH" w:eastAsia="de-CH"/>
         </w:rPr>
-        <w:t>Z1</w:t>
+        <w:t>Z1: Spielbares MVP des TD</w:t>
       </w:r>
       <w:r>
         <w:rPr>
@@ -4616,8 +4644,91 @@
           <w:color w:val="B2A1C7" w:themeColor="accent4" w:themeTint="99"/>
           <w:lang w:val="de-CH" w:eastAsia="de-CH"/>
         </w:rPr>
-        <w:t>:</w:t>
-      </w:r>
+        <w:noBreakHyphen/>
+        <w:t>Shooters innerhalb von sechs Kurstagen liefern</w:t>
+      </w:r>
+      <w:r>
+        <w:rPr>
+          <w:color w:val="B2A1C7" w:themeColor="accent4" w:themeTint="99"/>
+          <w:lang w:val="de-CH" w:eastAsia="de-CH"/>
+        </w:rPr>
+        <w:br/>
+        <w:t>Es wird ein lauffähiges, klar abgegrenztes Minimal</w:t>
+      </w:r>
+      <w:r>
+        <w:rPr>
+          <w:color w:val="B2A1C7" w:themeColor="accent4" w:themeTint="99"/>
+          <w:lang w:val="de-CH" w:eastAsia="de-CH"/>
+        </w:rPr>
+        <w:noBreakHyphen/>
+        <w:t>Viable</w:t>
+      </w:r>
+      <w:r>
+        <w:rPr>
+          <w:color w:val="B2A1C7" w:themeColor="accent4" w:themeTint="99"/>
+          <w:lang w:val="de-CH" w:eastAsia="de-CH"/>
+        </w:rPr>
+        <w:noBreakHyphen/>
+      </w:r>
+      <w:proofErr w:type="spellStart"/>
+      <w:r>
+        <w:rPr>
+          <w:color w:val="B2A1C7" w:themeColor="accent4" w:themeTint="99"/>
+          <w:lang w:val="de-CH" w:eastAsia="de-CH"/>
+        </w:rPr>
+        <w:t>Product</w:t>
+      </w:r>
+      <w:proofErr w:type="spellEnd"/>
+      <w:r>
+        <w:rPr>
+          <w:color w:val="B2A1C7" w:themeColor="accent4" w:themeTint="99"/>
+          <w:lang w:val="de-CH" w:eastAsia="de-CH"/>
+        </w:rPr>
+        <w:t xml:space="preserve"> (ein Level, Basis</w:t>
+      </w:r>
+      <w:r>
+        <w:rPr>
+          <w:color w:val="B2A1C7" w:themeColor="accent4" w:themeTint="99"/>
+          <w:lang w:val="de-CH" w:eastAsia="de-CH"/>
+        </w:rPr>
+        <w:noBreakHyphen/>
+        <w:t>Steuerung, Punkte/Feedback) des Top</w:t>
+      </w:r>
+      <w:r>
+        <w:rPr>
+          <w:color w:val="B2A1C7" w:themeColor="accent4" w:themeTint="99"/>
+          <w:lang w:val="de-CH" w:eastAsia="de-CH"/>
+        </w:rPr>
+        <w:noBreakHyphen/>
+        <w:t>Down</w:t>
+      </w:r>
+      <w:r>
+        <w:rPr>
+          <w:color w:val="B2A1C7" w:themeColor="accent4" w:themeTint="99"/>
+          <w:lang w:val="de-CH" w:eastAsia="de-CH"/>
+        </w:rPr>
+        <w:noBreakHyphen/>
+        <w:t>Shooters entwickelt und veröffentlicht. Dieses Ziel entschärft insbesondere die Schwäche S1 (Zeitdruck) und S4 (unklarer Scope), weil der Umfang bewusst klein gehalten und schriftlich fixiert wird</w:t>
+      </w:r>
+      <w:r>
+        <w:rPr>
+          <w:color w:val="B2A1C7" w:themeColor="accent4" w:themeTint="99"/>
+          <w:lang w:val="de-CH" w:eastAsia="de-CH"/>
+        </w:rPr>
+        <w:t>.</w:t>
+      </w:r>
+    </w:p>
+    <w:p>
+      <w:pPr>
+        <w:pStyle w:val="TextCDB"/>
+        <w:tabs>
+          <w:tab w:val="left" w:pos="3262"/>
+        </w:tabs>
+        <w:rPr>
+          <w:color w:val="B2A1C7" w:themeColor="accent4" w:themeTint="99"/>
+          <w:lang w:val="de-CH" w:eastAsia="de-CH"/>
+        </w:rPr>
+      </w:pPr>
       <w:r>
         <w:rPr>
           <w:b/>
@@ -4625,7 +4736,7 @@
           <w:color w:val="B2A1C7" w:themeColor="accent4" w:themeTint="99"/>
           <w:lang w:val="de-CH" w:eastAsia="de-CH"/>
         </w:rPr>
-        <w:t xml:space="preserve"> Spielbares MVP des TD</w:t>
+        <w:t xml:space="preserve">Z2: Strukturierte Projektplanung und </w:t>
       </w:r>
       <w:r>
         <w:rPr>
@@ -4634,71 +4745,32 @@
           <w:color w:val="B2A1C7" w:themeColor="accent4" w:themeTint="99"/>
           <w:lang w:val="de-CH" w:eastAsia="de-CH"/>
         </w:rPr>
+        <w:t>S</w:t>
+      </w:r>
+      <w:r>
+        <w:rPr>
+          <w:b/>
+          <w:bCs/>
+          <w:color w:val="B2A1C7" w:themeColor="accent4" w:themeTint="99"/>
+          <w:lang w:val="de-CH" w:eastAsia="de-CH"/>
+        </w:rPr>
+        <w:t>teuerung nach HERMES 5</w:t>
+      </w:r>
+      <w:r>
+        <w:rPr>
+          <w:color w:val="B2A1C7" w:themeColor="accent4" w:themeTint="99"/>
+          <w:lang w:val="de-CH" w:eastAsia="de-CH"/>
+        </w:rPr>
+        <w:br/>
+        <w:t>Das Projekt wird konsequent entlang der HERMES</w:t>
+      </w:r>
+      <w:r>
+        <w:rPr>
+          <w:color w:val="B2A1C7" w:themeColor="accent4" w:themeTint="99"/>
+          <w:lang w:val="de-CH" w:eastAsia="de-CH"/>
+        </w:rPr>
         <w:noBreakHyphen/>
-        <w:t>Shooters innerhalb von sechs Kurstagen liefern</w:t>
-      </w:r>
-      <w:r>
-        <w:rPr>
-          <w:color w:val="B2A1C7" w:themeColor="accent4" w:themeTint="99"/>
-          <w:lang w:val="de-CH" w:eastAsia="de-CH"/>
-        </w:rPr>
-        <w:br/>
-        <w:t>Es wird ein lauffähiges, klar abgegrenztes Minimal</w:t>
-      </w:r>
-      <w:r>
-        <w:rPr>
-          <w:color w:val="B2A1C7" w:themeColor="accent4" w:themeTint="99"/>
-          <w:lang w:val="de-CH" w:eastAsia="de-CH"/>
-        </w:rPr>
-        <w:noBreakHyphen/>
-        <w:t>Viable</w:t>
-      </w:r>
-      <w:r>
-        <w:rPr>
-          <w:color w:val="B2A1C7" w:themeColor="accent4" w:themeTint="99"/>
-          <w:lang w:val="de-CH" w:eastAsia="de-CH"/>
-        </w:rPr>
-        <w:noBreakHyphen/>
-      </w:r>
-      <w:proofErr w:type="spellStart"/>
-      <w:r>
-        <w:rPr>
-          <w:color w:val="B2A1C7" w:themeColor="accent4" w:themeTint="99"/>
-          <w:lang w:val="de-CH" w:eastAsia="de-CH"/>
-        </w:rPr>
-        <w:t>Product</w:t>
-      </w:r>
-      <w:proofErr w:type="spellEnd"/>
-      <w:r>
-        <w:rPr>
-          <w:color w:val="B2A1C7" w:themeColor="accent4" w:themeTint="99"/>
-          <w:lang w:val="de-CH" w:eastAsia="de-CH"/>
-        </w:rPr>
-        <w:t xml:space="preserve"> (ein Level, Basis</w:t>
-      </w:r>
-      <w:r>
-        <w:rPr>
-          <w:color w:val="B2A1C7" w:themeColor="accent4" w:themeTint="99"/>
-          <w:lang w:val="de-CH" w:eastAsia="de-CH"/>
-        </w:rPr>
-        <w:noBreakHyphen/>
-        <w:t>Steuerung, Punkte/Feedback) des Top</w:t>
-      </w:r>
-      <w:r>
-        <w:rPr>
-          <w:color w:val="B2A1C7" w:themeColor="accent4" w:themeTint="99"/>
-          <w:lang w:val="de-CH" w:eastAsia="de-CH"/>
-        </w:rPr>
-        <w:noBreakHyphen/>
-        <w:t>Down</w:t>
-      </w:r>
-      <w:r>
-        <w:rPr>
-          <w:color w:val="B2A1C7" w:themeColor="accent4" w:themeTint="99"/>
-          <w:lang w:val="de-CH" w:eastAsia="de-CH"/>
-        </w:rPr>
-        <w:noBreakHyphen/>
-        <w:t>Shooters entwickelt und veröffentlicht. Dieses Ziel entschärft insbesondere die Schwäche S1 (Zeitdruck) und S4 (unklarer Scope), weil der Umfang bewusst klein gehalten und schriftlich fixiert wird</w:t>
+        <w:t>Phasen Initialisierung, Konzept, Realisierung und Einführung mit den geforderten Dokumenten und Meilensteinen geplant und gesteuert. Damit werden die Schwächen S1 (Zeitdruck) und S3 (Koordination im Homeoffice) adressiert, da Aufgaben, Termine, Rollen und Kommunikation klar geregelt sind</w:t>
       </w:r>
       <w:r>
         <w:rPr>
@@ -4726,7 +4798,7 @@
           <w:color w:val="B2A1C7" w:themeColor="accent4" w:themeTint="99"/>
           <w:lang w:val="de-CH" w:eastAsia="de-CH"/>
         </w:rPr>
-        <w:t>Z2</w:t>
+        <w:t>Z3: Aufbau von Praxiswissen in Game</w:t>
       </w:r>
       <w:r>
         <w:rPr>
@@ -4735,7 +4807,8 @@
           <w:color w:val="B2A1C7" w:themeColor="accent4" w:themeTint="99"/>
           <w:lang w:val="de-CH" w:eastAsia="de-CH"/>
         </w:rPr>
-        <w:t>:</w:t>
+        <w:noBreakHyphen/>
+        <w:t>Development und Python</w:t>
       </w:r>
       <w:r>
         <w:rPr>
@@ -4744,8 +4817,108 @@
           <w:color w:val="B2A1C7" w:themeColor="accent4" w:themeTint="99"/>
           <w:lang w:val="de-CH" w:eastAsia="de-CH"/>
         </w:rPr>
-        <w:t xml:space="preserve"> Strukturierte Projektplanung und </w:t>
-      </w:r>
+        <w:noBreakHyphen/>
+        <w:t>EXE</w:t>
+      </w:r>
+      <w:r>
+        <w:rPr>
+          <w:color w:val="B2A1C7" w:themeColor="accent4" w:themeTint="99"/>
+          <w:lang w:val="de-CH" w:eastAsia="de-CH"/>
+        </w:rPr>
+        <w:br/>
+        <w:t>Das Team sammelt konkrete Erfahrungen in Game</w:t>
+      </w:r>
+      <w:r>
+        <w:rPr>
+          <w:color w:val="B2A1C7" w:themeColor="accent4" w:themeTint="99"/>
+          <w:lang w:val="de-CH" w:eastAsia="de-CH"/>
+        </w:rPr>
+        <w:noBreakHyphen/>
+        <w:t>Design, Spielelogik und im Erstellen einer ausführbaren Python</w:t>
+      </w:r>
+      <w:r>
+        <w:rPr>
+          <w:color w:val="B2A1C7" w:themeColor="accent4" w:themeTint="99"/>
+          <w:lang w:val="de-CH" w:eastAsia="de-CH"/>
+        </w:rPr>
+        <w:noBreakHyphen/>
+        <w:t xml:space="preserve">Anwendung inklusive einfacher </w:t>
+      </w:r>
+      <w:proofErr w:type="spellStart"/>
+      <w:r>
+        <w:rPr>
+          <w:color w:val="B2A1C7" w:themeColor="accent4" w:themeTint="99"/>
+          <w:lang w:val="de-CH" w:eastAsia="de-CH"/>
+        </w:rPr>
+        <w:t>Build</w:t>
+      </w:r>
+      <w:proofErr w:type="spellEnd"/>
+      <w:r>
+        <w:rPr>
+          <w:color w:val="B2A1C7" w:themeColor="accent4" w:themeTint="99"/>
+          <w:lang w:val="de-CH" w:eastAsia="de-CH"/>
+        </w:rPr>
+        <w:noBreakHyphen/>
+        <w:t>/Release</w:t>
+      </w:r>
+      <w:r>
+        <w:rPr>
+          <w:color w:val="B2A1C7" w:themeColor="accent4" w:themeTint="99"/>
+          <w:lang w:val="de-CH" w:eastAsia="de-CH"/>
+        </w:rPr>
+        <w:noBreakHyphen/>
+      </w:r>
+      <w:proofErr w:type="spellStart"/>
+      <w:r>
+        <w:rPr>
+          <w:color w:val="B2A1C7" w:themeColor="accent4" w:themeTint="99"/>
+          <w:lang w:val="de-CH" w:eastAsia="de-CH"/>
+        </w:rPr>
+        <w:t>Steps</w:t>
+      </w:r>
+      <w:proofErr w:type="spellEnd"/>
+      <w:r>
+        <w:rPr>
+          <w:color w:val="B2A1C7" w:themeColor="accent4" w:themeTint="99"/>
+          <w:lang w:val="de-CH" w:eastAsia="de-CH"/>
+        </w:rPr>
+        <w:t>. Dieses Ziel zielt direkt auf die Schwäche S2 (geringe Game</w:t>
+      </w:r>
+      <w:r>
+        <w:rPr>
+          <w:color w:val="B2A1C7" w:themeColor="accent4" w:themeTint="99"/>
+          <w:lang w:val="de-CH" w:eastAsia="de-CH"/>
+        </w:rPr>
+        <w:noBreakHyphen/>
+        <w:t>Dev</w:t>
+      </w:r>
+      <w:r>
+        <w:rPr>
+          <w:color w:val="B2A1C7" w:themeColor="accent4" w:themeTint="99"/>
+          <w:lang w:val="de-CH" w:eastAsia="de-CH"/>
+        </w:rPr>
+        <w:noBreakHyphen/>
+        <w:t>Erfahrung), indem bewusst technische Lernziele und frühe Prototypen eingeplant werden</w:t>
+      </w:r>
+      <w:r>
+        <w:rPr>
+          <w:color w:val="B2A1C7" w:themeColor="accent4" w:themeTint="99"/>
+          <w:lang w:val="de-CH" w:eastAsia="de-CH"/>
+        </w:rPr>
+        <w:t>.</w:t>
+      </w:r>
+    </w:p>
+    <w:p>
+      <w:pPr>
+        <w:pStyle w:val="TextCDB"/>
+        <w:tabs>
+          <w:tab w:val="left" w:pos="3262"/>
+        </w:tabs>
+        <w:rPr>
+          <w:color w:val="B2A1C7" w:themeColor="accent4" w:themeTint="99"/>
+          <w:lang w:val="de-CH" w:eastAsia="de-CH"/>
+        </w:rPr>
+      </w:pPr>
       <w:r>
         <w:rPr>
           <w:b/>
@@ -4753,7 +4926,7 @@
           <w:color w:val="B2A1C7" w:themeColor="accent4" w:themeTint="99"/>
           <w:lang w:val="de-CH" w:eastAsia="de-CH"/>
         </w:rPr>
-        <w:t>S</w:t>
+        <w:t>Z4: Hohe Nachvollziehbarkeit und Qualität durch GitHub</w:t>
       </w:r>
       <w:r>
         <w:rPr>
@@ -4762,223 +4935,6 @@
           <w:color w:val="B2A1C7" w:themeColor="accent4" w:themeTint="99"/>
           <w:lang w:val="de-CH" w:eastAsia="de-CH"/>
         </w:rPr>
-        <w:t>teuerung nach HERMES 5</w:t>
-      </w:r>
-      <w:r>
-        <w:rPr>
-          <w:color w:val="B2A1C7" w:themeColor="accent4" w:themeTint="99"/>
-          <w:lang w:val="de-CH" w:eastAsia="de-CH"/>
-        </w:rPr>
-        <w:br/>
-        <w:t>Das Projekt wird konsequent entlang der HERMES</w:t>
-      </w:r>
-      <w:r>
-        <w:rPr>
-          <w:color w:val="B2A1C7" w:themeColor="accent4" w:themeTint="99"/>
-          <w:lang w:val="de-CH" w:eastAsia="de-CH"/>
-        </w:rPr>
-        <w:noBreakHyphen/>
-        <w:t>Phasen Initialisierung, Konzept, Realisierung und Einführung mit den geforderten Dokumenten und Meilensteinen geplant und gesteuert. Damit werden die Schwächen S1 (Zeitdruck) und S3 (Koordination im Homeoffice) adressiert, da Aufgaben, Termine, Rollen und Kommunikation klar geregelt sind</w:t>
-      </w:r>
-      <w:r>
-        <w:rPr>
-          <w:color w:val="B2A1C7" w:themeColor="accent4" w:themeTint="99"/>
-          <w:lang w:val="de-CH" w:eastAsia="de-CH"/>
-        </w:rPr>
-        <w:t>.</w:t>
-      </w:r>
-    </w:p>
-    <w:p>
-      <w:pPr>
-        <w:pStyle w:val="TextCDB"/>
-        <w:tabs>
-          <w:tab w:val="left" w:pos="3262"/>
-        </w:tabs>
-        <w:rPr>
-          <w:color w:val="B2A1C7" w:themeColor="accent4" w:themeTint="99"/>
-          <w:lang w:val="de-CH" w:eastAsia="de-CH"/>
-        </w:rPr>
-      </w:pPr>
-      <w:r>
-        <w:rPr>
-          <w:b/>
-          <w:bCs/>
-          <w:color w:val="B2A1C7" w:themeColor="accent4" w:themeTint="99"/>
-          <w:lang w:val="de-CH" w:eastAsia="de-CH"/>
-        </w:rPr>
-        <w:t>Z3</w:t>
-      </w:r>
-      <w:r>
-        <w:rPr>
-          <w:b/>
-          <w:bCs/>
-          <w:color w:val="B2A1C7" w:themeColor="accent4" w:themeTint="99"/>
-          <w:lang w:val="de-CH" w:eastAsia="de-CH"/>
-        </w:rPr>
-        <w:t>:</w:t>
-      </w:r>
-      <w:r>
-        <w:rPr>
-          <w:b/>
-          <w:bCs/>
-          <w:color w:val="B2A1C7" w:themeColor="accent4" w:themeTint="99"/>
-          <w:lang w:val="de-CH" w:eastAsia="de-CH"/>
-        </w:rPr>
-        <w:t xml:space="preserve"> Aufbau von Praxiswissen in Game</w:t>
-      </w:r>
-      <w:r>
-        <w:rPr>
-          <w:b/>
-          <w:bCs/>
-          <w:color w:val="B2A1C7" w:themeColor="accent4" w:themeTint="99"/>
-          <w:lang w:val="de-CH" w:eastAsia="de-CH"/>
-        </w:rPr>
-        <w:noBreakHyphen/>
-        <w:t>Development und Python</w:t>
-      </w:r>
-      <w:r>
-        <w:rPr>
-          <w:b/>
-          <w:bCs/>
-          <w:color w:val="B2A1C7" w:themeColor="accent4" w:themeTint="99"/>
-          <w:lang w:val="de-CH" w:eastAsia="de-CH"/>
-        </w:rPr>
-        <w:noBreakHyphen/>
-        <w:t>EXE</w:t>
-      </w:r>
-      <w:r>
-        <w:rPr>
-          <w:color w:val="B2A1C7" w:themeColor="accent4" w:themeTint="99"/>
-          <w:lang w:val="de-CH" w:eastAsia="de-CH"/>
-        </w:rPr>
-        <w:br/>
-        <w:t>Das Team sammelt konkrete Erfahrungen in Game</w:t>
-      </w:r>
-      <w:r>
-        <w:rPr>
-          <w:color w:val="B2A1C7" w:themeColor="accent4" w:themeTint="99"/>
-          <w:lang w:val="de-CH" w:eastAsia="de-CH"/>
-        </w:rPr>
-        <w:noBreakHyphen/>
-        <w:t>Design, Spielelogik und im Erstellen einer ausführbaren Python</w:t>
-      </w:r>
-      <w:r>
-        <w:rPr>
-          <w:color w:val="B2A1C7" w:themeColor="accent4" w:themeTint="99"/>
-          <w:lang w:val="de-CH" w:eastAsia="de-CH"/>
-        </w:rPr>
-        <w:noBreakHyphen/>
-        <w:t xml:space="preserve">Anwendung inklusive einfacher </w:t>
-      </w:r>
-      <w:proofErr w:type="spellStart"/>
-      <w:r>
-        <w:rPr>
-          <w:color w:val="B2A1C7" w:themeColor="accent4" w:themeTint="99"/>
-          <w:lang w:val="de-CH" w:eastAsia="de-CH"/>
-        </w:rPr>
-        <w:t>Build</w:t>
-      </w:r>
-      <w:proofErr w:type="spellEnd"/>
-      <w:r>
-        <w:rPr>
-          <w:color w:val="B2A1C7" w:themeColor="accent4" w:themeTint="99"/>
-          <w:lang w:val="de-CH" w:eastAsia="de-CH"/>
-        </w:rPr>
-        <w:noBreakHyphen/>
-        <w:t>/Release</w:t>
-      </w:r>
-      <w:r>
-        <w:rPr>
-          <w:color w:val="B2A1C7" w:themeColor="accent4" w:themeTint="99"/>
-          <w:lang w:val="de-CH" w:eastAsia="de-CH"/>
-        </w:rPr>
-        <w:noBreakHyphen/>
-      </w:r>
-      <w:proofErr w:type="spellStart"/>
-      <w:r>
-        <w:rPr>
-          <w:color w:val="B2A1C7" w:themeColor="accent4" w:themeTint="99"/>
-          <w:lang w:val="de-CH" w:eastAsia="de-CH"/>
-        </w:rPr>
-        <w:t>Steps</w:t>
-      </w:r>
-      <w:proofErr w:type="spellEnd"/>
-      <w:r>
-        <w:rPr>
-          <w:color w:val="B2A1C7" w:themeColor="accent4" w:themeTint="99"/>
-          <w:lang w:val="de-CH" w:eastAsia="de-CH"/>
-        </w:rPr>
-        <w:t>. Dieses Ziel zielt direkt auf die Schwäche S2 (geringe Game</w:t>
-      </w:r>
-      <w:r>
-        <w:rPr>
-          <w:color w:val="B2A1C7" w:themeColor="accent4" w:themeTint="99"/>
-          <w:lang w:val="de-CH" w:eastAsia="de-CH"/>
-        </w:rPr>
-        <w:noBreakHyphen/>
-        <w:t>Dev</w:t>
-      </w:r>
-      <w:r>
-        <w:rPr>
-          <w:color w:val="B2A1C7" w:themeColor="accent4" w:themeTint="99"/>
-          <w:lang w:val="de-CH" w:eastAsia="de-CH"/>
-        </w:rPr>
-        <w:noBreakHyphen/>
-        <w:t>Erfahrung), indem bewusst technische Lernziele und frühe Prototypen eingeplant werden</w:t>
-      </w:r>
-      <w:r>
-        <w:rPr>
-          <w:color w:val="B2A1C7" w:themeColor="accent4" w:themeTint="99"/>
-          <w:lang w:val="de-CH" w:eastAsia="de-CH"/>
-        </w:rPr>
-        <w:t>.</w:t>
-      </w:r>
-    </w:p>
-    <w:p>
-      <w:pPr>
-        <w:pStyle w:val="TextCDB"/>
-        <w:tabs>
-          <w:tab w:val="left" w:pos="3262"/>
-        </w:tabs>
-        <w:rPr>
-          <w:color w:val="B2A1C7" w:themeColor="accent4" w:themeTint="99"/>
-          <w:lang w:val="de-CH" w:eastAsia="de-CH"/>
-        </w:rPr>
-      </w:pPr>
-      <w:r>
-        <w:rPr>
-          <w:b/>
-          <w:bCs/>
-          <w:color w:val="B2A1C7" w:themeColor="accent4" w:themeTint="99"/>
-          <w:lang w:val="de-CH" w:eastAsia="de-CH"/>
-        </w:rPr>
-        <w:t>Z4</w:t>
-      </w:r>
-      <w:r>
-        <w:rPr>
-          <w:b/>
-          <w:bCs/>
-          <w:color w:val="B2A1C7" w:themeColor="accent4" w:themeTint="99"/>
-          <w:lang w:val="de-CH" w:eastAsia="de-CH"/>
-        </w:rPr>
-        <w:t>:</w:t>
-      </w:r>
-      <w:r>
-        <w:rPr>
-          <w:b/>
-          <w:bCs/>
-          <w:color w:val="B2A1C7" w:themeColor="accent4" w:themeTint="99"/>
-          <w:lang w:val="de-CH" w:eastAsia="de-CH"/>
-        </w:rPr>
-        <w:t xml:space="preserve"> Hohe Nachvollziehbarkeit und Qualität durch GitHub</w:t>
-      </w:r>
-      <w:r>
-        <w:rPr>
-          <w:b/>
-          <w:bCs/>
-          <w:color w:val="B2A1C7" w:themeColor="accent4" w:themeTint="99"/>
-          <w:lang w:val="de-CH" w:eastAsia="de-CH"/>
-        </w:rPr>
         <w:noBreakHyphen/>
         <w:t>Nutzung</w:t>
       </w:r>
@@ -4988,8 +4944,17 @@
           <w:lang w:val="de-CH" w:eastAsia="de-CH"/>
         </w:rPr>
         <w:br/>
-        <w:t>Alle Artefakte (Code, Dokumente, Tests, Protokolle) werden versioniert im GitHub</w:t>
-      </w:r>
+        <w:t xml:space="preserve">Alle Artefakte (Code, Dokumente, Tests, Protokolle) werden versioniert im </w:t>
+      </w:r>
+      <w:hyperlink r:id="rId16" w:history="1">
+        <w:r>
+          <w:rPr>
+            <w:rStyle w:val="Hyperlink"/>
+            <w:lang w:val="de-CH" w:eastAsia="de-CH"/>
+          </w:rPr>
+          <w:t>GitHub</w:t>
+        </w:r>
+      </w:hyperlink>
       <w:r>
         <w:rPr>
           <w:color w:val="B2A1C7" w:themeColor="accent4" w:themeTint="99"/>
@@ -5157,8 +5122,17 @@
           <w:color w:val="B2A1C7" w:themeColor="accent4" w:themeTint="99"/>
           <w:lang w:val="de-CH" w:eastAsia="de-CH"/>
         </w:rPr>
-        <w:t xml:space="preserve"> realisieren“ als praktische Prüfung statt und wird vom Dozenten als Auftraggeber bewertet; alle Nachweise müssen im GitHub</w:t>
-      </w:r>
+        <w:t xml:space="preserve"> realisieren“ als praktische Prüfung statt und wird vom Dozenten als Auftraggeber bewertet; alle Nachweise müssen im </w:t>
+      </w:r>
+      <w:hyperlink r:id="rId17" w:history="1">
+        <w:r>
+          <w:rPr>
+            <w:rStyle w:val="Hyperlink"/>
+            <w:lang w:val="de-CH" w:eastAsia="de-CH"/>
+          </w:rPr>
+          <w:t>GitHub</w:t>
+        </w:r>
+      </w:hyperlink>
       <w:r>
         <w:rPr>
           <w:color w:val="B2A1C7" w:themeColor="accent4" w:themeTint="99"/>
@@ -5225,8 +5199,17 @@
           <w:lang w:val="de-CH" w:eastAsia="de-CH"/>
         </w:rPr>
         <w:noBreakHyphen/>
-        <w:t>Mail) sowie das gemeinsame GitHub</w:t>
-      </w:r>
+        <w:t xml:space="preserve">Mail) sowie das gemeinsame </w:t>
+      </w:r>
+      <w:hyperlink r:id="rId18" w:history="1">
+        <w:r>
+          <w:rPr>
+            <w:rStyle w:val="Hyperlink"/>
+            <w:lang w:val="de-CH" w:eastAsia="de-CH"/>
+          </w:rPr>
+          <w:t>GitHub</w:t>
+        </w:r>
+      </w:hyperlink>
       <w:r>
         <w:rPr>
           <w:color w:val="B2A1C7" w:themeColor="accent4" w:themeTint="99"/>
@@ -5394,8 +5377,17 @@
           <w:lang w:val="de-CH" w:eastAsia="de-CH"/>
         </w:rPr>
         <w:noBreakHyphen/>
-        <w:t>Entwicklungsumgebung auf den privaten Arbeitsplätzen, das gemeinsame GitHub</w:t>
-      </w:r>
+        <w:t xml:space="preserve">Entwicklungsumgebung auf den privaten Arbeitsplätzen, das gemeinsame </w:t>
+      </w:r>
+      <w:hyperlink r:id="rId19" w:history="1">
+        <w:r>
+          <w:rPr>
+            <w:rStyle w:val="Hyperlink"/>
+            <w:lang w:val="de-CH" w:eastAsia="de-CH"/>
+          </w:rPr>
+          <w:t>GitHub</w:t>
+        </w:r>
+      </w:hyperlink>
       <w:r>
         <w:rPr>
           <w:color w:val="B2A1C7" w:themeColor="accent4" w:themeTint="99"/>
@@ -5538,8 +5530,91 @@
           <w:color w:val="B2A1C7" w:themeColor="accent4" w:themeTint="99"/>
           <w:lang w:val="de-CH" w:eastAsia="de-CH"/>
         </w:rPr>
-        <w:t>A1</w:t>
-      </w:r>
+        <w:t>A1: Funktionsumfang des Spiels</w:t>
+      </w:r>
+      <w:r>
+        <w:rPr>
+          <w:color w:val="B2A1C7" w:themeColor="accent4" w:themeTint="99"/>
+          <w:lang w:val="de-CH" w:eastAsia="de-CH"/>
+        </w:rPr>
+        <w:br/>
+        <w:t>Das Projekt beschränkt sich auf ein einfaches Singleplayer</w:t>
+      </w:r>
+      <w:r>
+        <w:rPr>
+          <w:color w:val="B2A1C7" w:themeColor="accent4" w:themeTint="99"/>
+          <w:lang w:val="de-CH" w:eastAsia="de-CH"/>
+        </w:rPr>
+        <w:noBreakHyphen/>
+        <w:t>Top</w:t>
+      </w:r>
+      <w:r>
+        <w:rPr>
+          <w:color w:val="B2A1C7" w:themeColor="accent4" w:themeTint="99"/>
+          <w:lang w:val="de-CH" w:eastAsia="de-CH"/>
+        </w:rPr>
+        <w:noBreakHyphen/>
+        <w:t>Down</w:t>
+      </w:r>
+      <w:r>
+        <w:rPr>
+          <w:color w:val="B2A1C7" w:themeColor="accent4" w:themeTint="99"/>
+          <w:lang w:val="de-CH" w:eastAsia="de-CH"/>
+        </w:rPr>
+        <w:noBreakHyphen/>
+        <w:t>Shooter</w:t>
+      </w:r>
+      <w:r>
+        <w:rPr>
+          <w:color w:val="B2A1C7" w:themeColor="accent4" w:themeTint="99"/>
+          <w:lang w:val="de-CH" w:eastAsia="de-CH"/>
+        </w:rPr>
+        <w:noBreakHyphen/>
+        <w:t>Spiel mit einem klar definierten MVP (z.B. ein Level, einfache Gegner, grundlegende Steuerung, Punktesystem). Nicht umgesetzt werden komplexe Features wie Multiplayer, Online</w:t>
+      </w:r>
+      <w:r>
+        <w:rPr>
+          <w:color w:val="B2A1C7" w:themeColor="accent4" w:themeTint="99"/>
+          <w:lang w:val="de-CH" w:eastAsia="de-CH"/>
+        </w:rPr>
+        <w:noBreakHyphen/>
+        <w:t>Highscore, umfangreiche Level</w:t>
+      </w:r>
+      <w:r>
+        <w:rPr>
+          <w:color w:val="B2A1C7" w:themeColor="accent4" w:themeTint="99"/>
+          <w:lang w:val="de-CH" w:eastAsia="de-CH"/>
+        </w:rPr>
+        <w:noBreakHyphen/>
+        <w:t>Systeme, Story</w:t>
+      </w:r>
+      <w:r>
+        <w:rPr>
+          <w:color w:val="B2A1C7" w:themeColor="accent4" w:themeTint="99"/>
+          <w:lang w:val="de-CH" w:eastAsia="de-CH"/>
+        </w:rPr>
+        <w:noBreakHyphen/>
+        <w:t>Modus oder persistente Speicherstände</w:t>
+      </w:r>
+      <w:r>
+        <w:rPr>
+          <w:color w:val="B2A1C7" w:themeColor="accent4" w:themeTint="99"/>
+          <w:lang w:val="de-CH" w:eastAsia="de-CH"/>
+        </w:rPr>
+        <w:t>.</w:t>
+      </w:r>
+    </w:p>
+    <w:p>
+      <w:pPr>
+        <w:pStyle w:val="TextCDB"/>
+        <w:tabs>
+          <w:tab w:val="left" w:pos="3262"/>
+        </w:tabs>
+        <w:rPr>
+          <w:color w:val="B2A1C7" w:themeColor="accent4" w:themeTint="99"/>
+          <w:lang w:val="de-CH" w:eastAsia="de-CH"/>
+        </w:rPr>
+      </w:pPr>
       <w:r>
         <w:rPr>
           <w:b/>
@@ -5547,8 +5622,84 @@
           <w:color w:val="B2A1C7" w:themeColor="accent4" w:themeTint="99"/>
           <w:lang w:val="de-CH" w:eastAsia="de-CH"/>
         </w:rPr>
-        <w:t>:</w:t>
-      </w:r>
+        <w:t>A2: Technische Plattform und Performance</w:t>
+      </w:r>
+      <w:r>
+        <w:rPr>
+          <w:color w:val="B2A1C7" w:themeColor="accent4" w:themeTint="99"/>
+          <w:lang w:val="de-CH" w:eastAsia="de-CH"/>
+        </w:rPr>
+        <w:br/>
+        <w:t>Zielplattform ist eine lokale ausführbare Python</w:t>
+      </w:r>
+      <w:r>
+        <w:rPr>
+          <w:color w:val="B2A1C7" w:themeColor="accent4" w:themeTint="99"/>
+          <w:lang w:val="de-CH" w:eastAsia="de-CH"/>
+        </w:rPr>
+        <w:noBreakHyphen/>
+        <w:t>Anwendung (EXE); Portierungen auf mobile Geräte, Web</w:t>
+      </w:r>
+      <w:r>
+        <w:rPr>
+          <w:color w:val="B2A1C7" w:themeColor="accent4" w:themeTint="99"/>
+          <w:lang w:val="de-CH" w:eastAsia="de-CH"/>
+        </w:rPr>
+        <w:noBreakHyphen/>
+        <w:t xml:space="preserve">Browser oder andere Betriebssysteme </w:t>
+      </w:r>
+      <w:proofErr w:type="gramStart"/>
+      <w:r>
+        <w:rPr>
+          <w:color w:val="B2A1C7" w:themeColor="accent4" w:themeTint="99"/>
+          <w:lang w:val="de-CH" w:eastAsia="de-CH"/>
+        </w:rPr>
+        <w:t>ausserhalb des Kurs</w:t>
+      </w:r>
+      <w:proofErr w:type="gramEnd"/>
+      <w:r>
+        <w:rPr>
+          <w:color w:val="B2A1C7" w:themeColor="accent4" w:themeTint="99"/>
+          <w:lang w:val="de-CH" w:eastAsia="de-CH"/>
+        </w:rPr>
+        <w:noBreakHyphen/>
+        <w:t>Setups sind nicht Bestandteil des Projekts. Leistungsoptimierungen für sehr schwache Hardware oder Spezialeffekte (aufwändige 3D</w:t>
+      </w:r>
+      <w:r>
+        <w:rPr>
+          <w:color w:val="B2A1C7" w:themeColor="accent4" w:themeTint="99"/>
+          <w:lang w:val="de-CH" w:eastAsia="de-CH"/>
+        </w:rPr>
+        <w:noBreakHyphen/>
+        <w:t>Grafik, Shader, Sound</w:t>
+      </w:r>
+      <w:r>
+        <w:rPr>
+          <w:color w:val="B2A1C7" w:themeColor="accent4" w:themeTint="99"/>
+          <w:lang w:val="de-CH" w:eastAsia="de-CH"/>
+        </w:rPr>
+        <w:noBreakHyphen/>
+        <w:t>Engine mit vielen Effekten) werden nur rudimentär oder gar nicht behandelt</w:t>
+      </w:r>
+      <w:r>
+        <w:rPr>
+          <w:color w:val="B2A1C7" w:themeColor="accent4" w:themeTint="99"/>
+          <w:lang w:val="de-CH" w:eastAsia="de-CH"/>
+        </w:rPr>
+        <w:t>.</w:t>
+      </w:r>
+    </w:p>
+    <w:p>
+      <w:pPr>
+        <w:pStyle w:val="TextCDB"/>
+        <w:tabs>
+          <w:tab w:val="left" w:pos="3262"/>
+        </w:tabs>
+        <w:rPr>
+          <w:color w:val="B2A1C7" w:themeColor="accent4" w:themeTint="99"/>
+          <w:lang w:val="de-CH" w:eastAsia="de-CH"/>
+        </w:rPr>
+      </w:pPr>
       <w:r>
         <w:rPr>
           <w:b/>
@@ -5556,7 +5707,7 @@
           <w:color w:val="B2A1C7" w:themeColor="accent4" w:themeTint="99"/>
           <w:lang w:val="de-CH" w:eastAsia="de-CH"/>
         </w:rPr>
-        <w:t xml:space="preserve"> Funktionsumfang des Spiels</w:t>
+        <w:t>A3: Umfang der Projektorganisation</w:t>
       </w:r>
       <w:r>
         <w:rPr>
@@ -5564,7 +5715,7 @@
           <w:lang w:val="de-CH" w:eastAsia="de-CH"/>
         </w:rPr>
         <w:br/>
-        <w:t>Das Projekt beschränkt sich auf ein einfaches Singleplayer</w:t>
+        <w:t>Das Projekt bildet ein HERMES</w:t>
       </w:r>
       <w:r>
         <w:rPr>
@@ -5572,7 +5723,7 @@
           <w:lang w:val="de-CH" w:eastAsia="de-CH"/>
         </w:rPr>
         <w:noBreakHyphen/>
-        <w:t>Top</w:t>
+        <w:t>Kleinprojekt im schulischen Kontext ab; Themen wie Beschaffung, Budgetverwaltung mit realen Kosten, vertragliche Aspekte oder langjährige Wartung und Betrieb sind explizit ausgeschlossen. Auch die Weiterentwicklung nach dem Kurs (z.B. neue Versionen, Community</w:t>
       </w:r>
       <w:r>
         <w:rPr>
@@ -5580,47 +5731,23 @@
           <w:lang w:val="de-CH" w:eastAsia="de-CH"/>
         </w:rPr>
         <w:noBreakHyphen/>
-        <w:t>Down</w:t>
-      </w:r>
+        <w:t xml:space="preserve">Support) ist nicht Teil dieses Projekts, sondern könnte </w:t>
+      </w:r>
+      <w:proofErr w:type="gramStart"/>
       <w:r>
         <w:rPr>
           <w:color w:val="B2A1C7" w:themeColor="accent4" w:themeTint="99"/>
           <w:lang w:val="de-CH" w:eastAsia="de-CH"/>
         </w:rPr>
-        <w:noBreakHyphen/>
-        <w:t>Shooter</w:t>
-      </w:r>
+        <w:t>allenfalls</w:t>
+      </w:r>
+      <w:proofErr w:type="gramEnd"/>
       <w:r>
         <w:rPr>
           <w:color w:val="B2A1C7" w:themeColor="accent4" w:themeTint="99"/>
           <w:lang w:val="de-CH" w:eastAsia="de-CH"/>
         </w:rPr>
-        <w:noBreakHyphen/>
-        <w:t>Spiel mit einem klar definierten MVP (z.B. ein Level, einfache Gegner, grundlegende Steuerung, Punktesystem). Nicht umgesetzt werden komplexe Features wie Multiplayer, Online</w:t>
-      </w:r>
-      <w:r>
-        <w:rPr>
-          <w:color w:val="B2A1C7" w:themeColor="accent4" w:themeTint="99"/>
-          <w:lang w:val="de-CH" w:eastAsia="de-CH"/>
-        </w:rPr>
-        <w:noBreakHyphen/>
-        <w:t>Highscore, umfangreiche Level</w:t>
-      </w:r>
-      <w:r>
-        <w:rPr>
-          <w:color w:val="B2A1C7" w:themeColor="accent4" w:themeTint="99"/>
-          <w:lang w:val="de-CH" w:eastAsia="de-CH"/>
-        </w:rPr>
-        <w:noBreakHyphen/>
-        <w:t>Systeme, Story</w:t>
-      </w:r>
-      <w:r>
-        <w:rPr>
-          <w:color w:val="B2A1C7" w:themeColor="accent4" w:themeTint="99"/>
-          <w:lang w:val="de-CH" w:eastAsia="de-CH"/>
-        </w:rPr>
-        <w:noBreakHyphen/>
-        <w:t>Modus oder persistente Speicherstände</w:t>
+        <w:t xml:space="preserve"> als separates Folgeprojekt betrachtet werden</w:t>
       </w:r>
       <w:r>
         <w:rPr>
@@ -5648,214 +5775,7 @@
           <w:color w:val="B2A1C7" w:themeColor="accent4" w:themeTint="99"/>
           <w:lang w:val="de-CH" w:eastAsia="de-CH"/>
         </w:rPr>
-        <w:t>A2</w:t>
-      </w:r>
-      <w:r>
-        <w:rPr>
-          <w:b/>
-          <w:bCs/>
-          <w:color w:val="B2A1C7" w:themeColor="accent4" w:themeTint="99"/>
-          <w:lang w:val="de-CH" w:eastAsia="de-CH"/>
-        </w:rPr>
-        <w:t>:</w:t>
-      </w:r>
-      <w:r>
-        <w:rPr>
-          <w:b/>
-          <w:bCs/>
-          <w:color w:val="B2A1C7" w:themeColor="accent4" w:themeTint="99"/>
-          <w:lang w:val="de-CH" w:eastAsia="de-CH"/>
-        </w:rPr>
-        <w:t xml:space="preserve"> Technische Plattform und Performance</w:t>
-      </w:r>
-      <w:r>
-        <w:rPr>
-          <w:color w:val="B2A1C7" w:themeColor="accent4" w:themeTint="99"/>
-          <w:lang w:val="de-CH" w:eastAsia="de-CH"/>
-        </w:rPr>
-        <w:br/>
-        <w:t>Zielplattform ist eine lokale ausführbare Python</w:t>
-      </w:r>
-      <w:r>
-        <w:rPr>
-          <w:color w:val="B2A1C7" w:themeColor="accent4" w:themeTint="99"/>
-          <w:lang w:val="de-CH" w:eastAsia="de-CH"/>
-        </w:rPr>
-        <w:noBreakHyphen/>
-        <w:t>Anwendung (EXE); Portierungen auf mobile Geräte, Web</w:t>
-      </w:r>
-      <w:r>
-        <w:rPr>
-          <w:color w:val="B2A1C7" w:themeColor="accent4" w:themeTint="99"/>
-          <w:lang w:val="de-CH" w:eastAsia="de-CH"/>
-        </w:rPr>
-        <w:noBreakHyphen/>
-        <w:t xml:space="preserve">Browser oder andere Betriebssysteme </w:t>
-      </w:r>
-      <w:proofErr w:type="gramStart"/>
-      <w:r>
-        <w:rPr>
-          <w:color w:val="B2A1C7" w:themeColor="accent4" w:themeTint="99"/>
-          <w:lang w:val="de-CH" w:eastAsia="de-CH"/>
-        </w:rPr>
-        <w:t>ausserhalb des Kurs</w:t>
-      </w:r>
-      <w:proofErr w:type="gramEnd"/>
-      <w:r>
-        <w:rPr>
-          <w:color w:val="B2A1C7" w:themeColor="accent4" w:themeTint="99"/>
-          <w:lang w:val="de-CH" w:eastAsia="de-CH"/>
-        </w:rPr>
-        <w:noBreakHyphen/>
-        <w:t>Setups sind nicht Bestandteil des Projekts. Leistungsoptimierungen für sehr schwache Hardware oder Spezialeffekte (aufwändige 3D</w:t>
-      </w:r>
-      <w:r>
-        <w:rPr>
-          <w:color w:val="B2A1C7" w:themeColor="accent4" w:themeTint="99"/>
-          <w:lang w:val="de-CH" w:eastAsia="de-CH"/>
-        </w:rPr>
-        <w:noBreakHyphen/>
-        <w:t>Grafik, Shader, Sound</w:t>
-      </w:r>
-      <w:r>
-        <w:rPr>
-          <w:color w:val="B2A1C7" w:themeColor="accent4" w:themeTint="99"/>
-          <w:lang w:val="de-CH" w:eastAsia="de-CH"/>
-        </w:rPr>
-        <w:noBreakHyphen/>
-        <w:t>Engine mit vielen Effekten) werden nur rudimentär oder gar nicht behandelt</w:t>
-      </w:r>
-      <w:r>
-        <w:rPr>
-          <w:color w:val="B2A1C7" w:themeColor="accent4" w:themeTint="99"/>
-          <w:lang w:val="de-CH" w:eastAsia="de-CH"/>
-        </w:rPr>
-        <w:t>.</w:t>
-      </w:r>
-    </w:p>
-    <w:p>
-      <w:pPr>
-        <w:pStyle w:val="TextCDB"/>
-        <w:tabs>
-          <w:tab w:val="left" w:pos="3262"/>
-        </w:tabs>
-        <w:rPr>
-          <w:color w:val="B2A1C7" w:themeColor="accent4" w:themeTint="99"/>
-          <w:lang w:val="de-CH" w:eastAsia="de-CH"/>
-        </w:rPr>
-      </w:pPr>
-      <w:r>
-        <w:rPr>
-          <w:b/>
-          <w:bCs/>
-          <w:color w:val="B2A1C7" w:themeColor="accent4" w:themeTint="99"/>
-          <w:lang w:val="de-CH" w:eastAsia="de-CH"/>
-        </w:rPr>
-        <w:t>A3</w:t>
-      </w:r>
-      <w:r>
-        <w:rPr>
-          <w:b/>
-          <w:bCs/>
-          <w:color w:val="B2A1C7" w:themeColor="accent4" w:themeTint="99"/>
-          <w:lang w:val="de-CH" w:eastAsia="de-CH"/>
-        </w:rPr>
-        <w:t>:</w:t>
-      </w:r>
-      <w:r>
-        <w:rPr>
-          <w:b/>
-          <w:bCs/>
-          <w:color w:val="B2A1C7" w:themeColor="accent4" w:themeTint="99"/>
-          <w:lang w:val="de-CH" w:eastAsia="de-CH"/>
-        </w:rPr>
-        <w:t xml:space="preserve"> Umfang der Projektorganisation</w:t>
-      </w:r>
-      <w:r>
-        <w:rPr>
-          <w:color w:val="B2A1C7" w:themeColor="accent4" w:themeTint="99"/>
-          <w:lang w:val="de-CH" w:eastAsia="de-CH"/>
-        </w:rPr>
-        <w:br/>
-        <w:t>Das Projekt bildet ein HERMES</w:t>
-      </w:r>
-      <w:r>
-        <w:rPr>
-          <w:color w:val="B2A1C7" w:themeColor="accent4" w:themeTint="99"/>
-          <w:lang w:val="de-CH" w:eastAsia="de-CH"/>
-        </w:rPr>
-        <w:noBreakHyphen/>
-        <w:t>Kleinprojekt im schulischen Kontext ab; Themen wie Beschaffung, Budgetverwaltung mit realen Kosten, vertragliche Aspekte oder langjährige Wartung und Betrieb sind explizit ausgeschlossen. Auch die Weiterentwicklung nach dem Kurs (z.B. neue Versionen, Community</w:t>
-      </w:r>
-      <w:r>
-        <w:rPr>
-          <w:color w:val="B2A1C7" w:themeColor="accent4" w:themeTint="99"/>
-          <w:lang w:val="de-CH" w:eastAsia="de-CH"/>
-        </w:rPr>
-        <w:noBreakHyphen/>
-        <w:t xml:space="preserve">Support) ist nicht Teil dieses Projekts, sondern könnte </w:t>
-      </w:r>
-      <w:proofErr w:type="gramStart"/>
-      <w:r>
-        <w:rPr>
-          <w:color w:val="B2A1C7" w:themeColor="accent4" w:themeTint="99"/>
-          <w:lang w:val="de-CH" w:eastAsia="de-CH"/>
-        </w:rPr>
-        <w:t>allenfalls</w:t>
-      </w:r>
-      <w:proofErr w:type="gramEnd"/>
-      <w:r>
-        <w:rPr>
-          <w:color w:val="B2A1C7" w:themeColor="accent4" w:themeTint="99"/>
-          <w:lang w:val="de-CH" w:eastAsia="de-CH"/>
-        </w:rPr>
-        <w:t xml:space="preserve"> als separates Folgeprojekt betrachtet werden</w:t>
-      </w:r>
-      <w:r>
-        <w:rPr>
-          <w:color w:val="B2A1C7" w:themeColor="accent4" w:themeTint="99"/>
-          <w:lang w:val="de-CH" w:eastAsia="de-CH"/>
-        </w:rPr>
-        <w:t>.</w:t>
-      </w:r>
-    </w:p>
-    <w:p>
-      <w:pPr>
-        <w:pStyle w:val="TextCDB"/>
-        <w:tabs>
-          <w:tab w:val="left" w:pos="3262"/>
-        </w:tabs>
-        <w:rPr>
-          <w:color w:val="B2A1C7" w:themeColor="accent4" w:themeTint="99"/>
-          <w:lang w:val="de-CH" w:eastAsia="de-CH"/>
-        </w:rPr>
-      </w:pPr>
-      <w:r>
-        <w:rPr>
-          <w:b/>
-          <w:bCs/>
-          <w:color w:val="B2A1C7" w:themeColor="accent4" w:themeTint="99"/>
-          <w:lang w:val="de-CH" w:eastAsia="de-CH"/>
-        </w:rPr>
-        <w:t>A4</w:t>
-      </w:r>
-      <w:r>
-        <w:rPr>
-          <w:b/>
-          <w:bCs/>
-          <w:color w:val="B2A1C7" w:themeColor="accent4" w:themeTint="99"/>
-          <w:lang w:val="de-CH" w:eastAsia="de-CH"/>
-        </w:rPr>
-        <w:t>:</w:t>
-      </w:r>
-      <w:r>
-        <w:rPr>
-          <w:b/>
-          <w:bCs/>
-          <w:color w:val="B2A1C7" w:themeColor="accent4" w:themeTint="99"/>
-          <w:lang w:val="de-CH" w:eastAsia="de-CH"/>
-        </w:rPr>
-        <w:t xml:space="preserve"> Inhaltliche und rechtliche Aspekte</w:t>
+        <w:t>A4: Inhaltliche und rechtliche Aspekte</w:t>
       </w:r>
       <w:r>
         <w:rPr>
@@ -5931,14 +5851,14 @@
         <w:spacing w:before="120" w:after="120" w:line="288" w:lineRule="auto"/>
       </w:pPr>
       <w:bookmarkStart w:id="18" w:name="_Toc409788295"/>
-      <w:bookmarkStart w:id="19" w:name="_Toc350764393"/>
-      <w:bookmarkStart w:id="20" w:name="_Toc223451541"/>
+      <w:bookmarkStart w:id="19" w:name="_Toc223451541"/>
+      <w:bookmarkStart w:id="20" w:name="_Toc350764393"/>
       <w:r>
         <w:lastRenderedPageBreak/>
         <w:t>Liste der Stakeholder</w:t>
       </w:r>
       <w:bookmarkEnd w:id="18"/>
-      <w:bookmarkEnd w:id="20"/>
+      <w:bookmarkEnd w:id="19"/>
     </w:p>
     <w:tbl>
       <w:tblPr>
@@ -6825,8 +6745,17 @@
           <w:color w:val="B2A1C7" w:themeColor="accent4" w:themeTint="99"/>
           <w:lang w:val="de-CH" w:eastAsia="de-CH"/>
         </w:rPr>
-        <w:t xml:space="preserve"> oder die Schule werden hauptsächlich über Präsentationen, Reviews und das öffentlich einsehbare GitHub</w:t>
-      </w:r>
+        <w:t xml:space="preserve"> oder die Schule werden hauptsächlich über Präsentationen, Reviews und das öffentlich einsehbare </w:t>
+      </w:r>
+      <w:hyperlink r:id="rId20" w:history="1">
+        <w:r>
+          <w:rPr>
+            <w:rStyle w:val="Hyperlink"/>
+            <w:lang w:val="de-CH" w:eastAsia="de-CH"/>
+          </w:rPr>
+          <w:t>GitHub</w:t>
+        </w:r>
+      </w:hyperlink>
       <w:r>
         <w:rPr>
           <w:color w:val="B2A1C7" w:themeColor="accent4" w:themeTint="99"/>
@@ -7225,8 +7154,17 @@
           <w:color w:val="B2A1C7" w:themeColor="accent4" w:themeTint="99"/>
           <w:lang w:eastAsia="de-CH"/>
         </w:rPr>
-        <w:t>AP1.4 GitHub</w:t>
-      </w:r>
+        <w:t xml:space="preserve">AP1.4 </w:t>
+      </w:r>
+      <w:hyperlink r:id="rId21" w:history="1">
+        <w:r>
+          <w:rPr>
+            <w:rStyle w:val="Hyperlink"/>
+            <w:lang w:eastAsia="de-CH"/>
+          </w:rPr>
+          <w:t>GitHub</w:t>
+        </w:r>
+      </w:hyperlink>
       <w:r>
         <w:rPr>
           <w:color w:val="B2A1C7" w:themeColor="accent4" w:themeTint="99"/>
@@ -7772,7 +7710,23 @@
           <w:lang w:val="de-CH" w:eastAsia="de-CH"/>
         </w:rPr>
         <w:noBreakHyphen/>
-        <w:t xml:space="preserve">Reviews im GitHub führen </w:t>
+        <w:t xml:space="preserve">Reviews im </w:t>
+      </w:r>
+      <w:hyperlink r:id="rId22" w:history="1">
+        <w:r>
+          <w:rPr>
+            <w:rStyle w:val="Hyperlink"/>
+            <w:lang w:val="de-CH" w:eastAsia="de-CH"/>
+          </w:rPr>
+          <w:t>GitHub</w:t>
+        </w:r>
+      </w:hyperlink>
+      <w:r>
+        <w:rPr>
+          <w:color w:val="B2A1C7" w:themeColor="accent4" w:themeTint="99"/>
+          <w:lang w:val="de-CH" w:eastAsia="de-CH"/>
+        </w:rPr>
+        <w:t xml:space="preserve"> führen </w:t>
       </w:r>
       <w:r>
         <w:rPr>
@@ -8205,10 +8159,10 @@
         <w:suppressAutoHyphens w:val="0"/>
         <w:spacing w:before="120" w:after="120" w:line="288" w:lineRule="auto"/>
         <w:sectPr>
-          <w:headerReference w:type="default" r:id="rId12"/>
-          <w:footerReference w:type="default" r:id="rId13"/>
-          <w:headerReference w:type="first" r:id="rId14"/>
-          <w:footerReference w:type="first" r:id="rId15"/>
+          <w:headerReference w:type="default" r:id="rId23"/>
+          <w:footerReference w:type="default" r:id="rId24"/>
+          <w:headerReference w:type="first" r:id="rId25"/>
+          <w:footerReference w:type="first" r:id="rId26"/>
           <w:footnotePr>
             <w:pos w:val="beneathText"/>
           </w:footnotePr>
@@ -10435,11 +10389,11 @@
             <v:path o:extrusionok="f" gradientshapeok="t" o:connecttype="rect"/>
             <o:lock v:ext="edit" aspectratio="t"/>
           </v:shapetype>
-          <v:shape id="_x0000_s2050" type="#_x0000_t75" style="position:absolute;left:0;text-align:left;margin-left:1.65pt;margin-top:21.95pt;width:560.75pt;height:313.15pt;z-index:251658240;mso-position-horizontal-relative:text;mso-position-vertical-relative:text">
-            <v:imagedata r:id="rId16" o:title=""/>
+          <v:shape id="_x0000_s2050" type="#_x0000_t75" style="position:absolute;left:0;text-align:left;margin-left:1.65pt;margin-top:21.95pt;width:479.7pt;height:324.95pt;z-index:251658240;mso-position-horizontal-relative:text;mso-position-vertical-relative:text">
+            <v:imagedata r:id="rId27" o:title=""/>
             <w10:wrap type="square" side="right"/>
           </v:shape>
-          <o:OLEObject Type="Embed" ProgID="Excel.Sheet.12" ShapeID="_x0000_s2050" DrawAspect="Content" ObjectID="_1834069599" r:id="rId17"/>
+          <o:OLEObject Type="Embed" ProgID="Excel.Sheet.12" ShapeID="_x0000_s2050" DrawAspect="Content" ObjectID="_1834661321" r:id="rId28"/>
         </w:object>
       </w:r>
       <w:r>
@@ -10477,7 +10431,7 @@
           <w:lang w:eastAsia="de-CH"/>
         </w:rPr>
         <w:softHyphen/>
-        <w:t>risiken verwenden wir den dargestellten Risikographen, der die Kombination aus Eintrittswahrscheinlichkeit (W1</w:t>
+        <w:t xml:space="preserve">risiken verwenden wir den dargestellten Risikographen, der die Kombination aus Eintrittswahrscheinlichkeit (W1 </w:t>
       </w:r>
       <w:r>
         <w:rPr>
@@ -10487,7 +10441,7 @@
           <w:szCs w:val="22"/>
           <w:lang w:eastAsia="de-CH"/>
         </w:rPr>
-        <w:t xml:space="preserve"> - </w:t>
+        <w:t>–</w:t>
       </w:r>
       <w:r>
         <w:rPr>
@@ -10497,7 +10451,7 @@
           <w:szCs w:val="22"/>
           <w:lang w:eastAsia="de-CH"/>
         </w:rPr>
-        <w:t>W6) und Schadensausmass (S1</w:t>
+        <w:t xml:space="preserve"> W</w:t>
       </w:r>
       <w:r>
         <w:rPr>
@@ -10507,7 +10461,7 @@
           <w:szCs w:val="22"/>
           <w:lang w:eastAsia="de-CH"/>
         </w:rPr>
-        <w:t xml:space="preserve"> - </w:t>
+        <w:t>5</w:t>
       </w:r>
       <w:r>
         <w:rPr>
@@ -10517,7 +10471,7 @@
           <w:szCs w:val="22"/>
           <w:lang w:eastAsia="de-CH"/>
         </w:rPr>
-        <w:t>S4) in eine Ampellogik (grün/gelb/rot) überführt. Jedes Risiko wird zunächst mit W und S bewertet und dann im Risikographen verortet, sodass sich die qualitative Einstufung „tief“ (grün), „mittel“ (gelb) oder „hoch“ (rot) ergibt. Nach Definition der Massnahmen werden W* und S* erneut beurteilt, um das verbliebene Restrisiko transparent zu machen</w:t>
+        <w:t>) und Schadensausmass (S1 - S4) in eine Ampellogik (grün/gelb/rot) überführt. Jedes Risiko wird zunächst mit W und S bewertet und dann im Risikographen verortet, sodass sich die qualitative Einstufung „tief“ (grün), „mittel“ (gelb) oder „hoch“ (rot) ergibt. Nach Definition der Massnahmen werden W* und S* erneut beurteilt, um das verbliebene Restrisiko transparent zu machen</w:t>
       </w:r>
       <w:r>
         <w:rPr>
@@ -11452,7 +11406,7 @@
       <w:r>
         <w:t>Anforderungen</w:t>
       </w:r>
-      <w:bookmarkEnd w:id="19"/>
+      <w:bookmarkEnd w:id="20"/>
       <w:bookmarkEnd w:id="25"/>
       <w:bookmarkEnd w:id="26"/>
     </w:p>
@@ -12646,8 +12600,17 @@
                 <w:color w:val="B2A1C7" w:themeColor="accent4" w:themeTint="99"/>
                 <w:lang w:val="de-CH"/>
               </w:rPr>
-              <w:t>Das GitHub</w:t>
-            </w:r>
+              <w:t xml:space="preserve">Das </w:t>
+            </w:r>
+            <w:hyperlink r:id="rId29" w:history="1">
+              <w:r>
+                <w:rPr>
+                  <w:rStyle w:val="Hyperlink"/>
+                  <w:lang w:val="de-CH"/>
+                </w:rPr>
+                <w:t>GitHub</w:t>
+              </w:r>
+            </w:hyperlink>
             <w:r>
               <w:rPr>
                 <w:color w:val="B2A1C7" w:themeColor="accent4" w:themeTint="99"/>
@@ -14554,7 +14517,7 @@
                 <w:sz w:val="22"/>
                 <w:szCs w:val="22"/>
               </w:rPr>
-              <w:t>Überschrift</w:t>
+              <w:t>Projekt Initialisierung M1</w:t>
             </w:r>
           </w:p>
           <w:p>
@@ -14572,7 +14535,7 @@
                 <w:sz w:val="22"/>
                 <w:szCs w:val="22"/>
               </w:rPr>
-              <w:t>Beschreibung</w:t>
+              <w:t>Team arbeitet an Arbeitspaketen 1.0- 1.5</w:t>
             </w:r>
           </w:p>
         </w:tc>
@@ -14634,7 +14597,31 @@
                 <w:sz w:val="22"/>
                 <w:szCs w:val="22"/>
               </w:rPr>
-              <w:t>4x3</w:t>
+              <w:t>4x</w:t>
+            </w:r>
+            <w:r>
+              <w:rPr>
+                <w:color w:val="000000" w:themeColor="text1"/>
+                <w:sz w:val="22"/>
+                <w:szCs w:val="22"/>
+              </w:rPr>
+              <w:t xml:space="preserve"> </w:t>
+            </w:r>
+            <w:r>
+              <w:rPr>
+                <w:color w:val="000000" w:themeColor="text1"/>
+                <w:sz w:val="22"/>
+                <w:szCs w:val="22"/>
+              </w:rPr>
+              <w:t>3</w:t>
+            </w:r>
+            <w:r>
+              <w:rPr>
+                <w:color w:val="000000" w:themeColor="text1"/>
+                <w:sz w:val="22"/>
+                <w:szCs w:val="22"/>
+              </w:rPr>
+              <w:t>.0</w:t>
             </w:r>
           </w:p>
         </w:tc>
@@ -14665,7 +14652,31 @@
                 <w:sz w:val="22"/>
                 <w:szCs w:val="22"/>
               </w:rPr>
-              <w:t>4x3</w:t>
+              <w:t>4x</w:t>
+            </w:r>
+            <w:r>
+              <w:rPr>
+                <w:color w:val="000000" w:themeColor="text1"/>
+                <w:sz w:val="22"/>
+                <w:szCs w:val="22"/>
+              </w:rPr>
+              <w:t xml:space="preserve"> </w:t>
+            </w:r>
+            <w:r>
+              <w:rPr>
+                <w:color w:val="000000" w:themeColor="text1"/>
+                <w:sz w:val="22"/>
+                <w:szCs w:val="22"/>
+              </w:rPr>
+              <w:t>3</w:t>
+            </w:r>
+            <w:r>
+              <w:rPr>
+                <w:color w:val="000000" w:themeColor="text1"/>
+                <w:sz w:val="22"/>
+                <w:szCs w:val="22"/>
+              </w:rPr>
+              <w:t>.0</w:t>
             </w:r>
           </w:p>
         </w:tc>
@@ -14701,7 +14712,7 @@
                 <w:sz w:val="22"/>
                 <w:szCs w:val="22"/>
               </w:rPr>
-              <w:t>Überschrift</w:t>
+              <w:t>Meeting Stakeholder</w:t>
             </w:r>
           </w:p>
           <w:p>
@@ -14719,7 +14730,7 @@
                 <w:sz w:val="22"/>
                 <w:szCs w:val="22"/>
               </w:rPr>
-              <w:t>Beschreibung</w:t>
+              <w:t>M1 abschliessen</w:t>
             </w:r>
           </w:p>
         </w:tc>
@@ -14744,6 +14755,14 @@
                 <w:szCs w:val="22"/>
               </w:rPr>
             </w:pPr>
+            <w:r>
+              <w:rPr>
+                <w:color w:val="000000" w:themeColor="text1"/>
+                <w:sz w:val="22"/>
+                <w:szCs w:val="22"/>
+              </w:rPr>
+              <w:t>alle</w:t>
+            </w:r>
           </w:p>
         </w:tc>
         <w:tc>
@@ -14767,6 +14786,14 @@
                 <w:szCs w:val="22"/>
               </w:rPr>
             </w:pPr>
+            <w:r>
+              <w:rPr>
+                <w:color w:val="000000" w:themeColor="text1"/>
+                <w:sz w:val="22"/>
+                <w:szCs w:val="22"/>
+              </w:rPr>
+              <w:t>4x 0.25</w:t>
+            </w:r>
           </w:p>
         </w:tc>
         <w:tc>
@@ -14790,6 +14817,14 @@
                 <w:szCs w:val="22"/>
               </w:rPr>
             </w:pPr>
+            <w:r>
+              <w:rPr>
+                <w:color w:val="000000" w:themeColor="text1"/>
+                <w:sz w:val="22"/>
+                <w:szCs w:val="22"/>
+              </w:rPr>
+              <w:t>4x 0.3</w:t>
+            </w:r>
           </w:p>
         </w:tc>
       </w:tr>
@@ -14897,6 +14932,16 @@
                 <w:szCs w:val="22"/>
               </w:rPr>
             </w:pPr>
+            <w:r>
+              <w:rPr>
+                <w:b w:val="0"/>
+                <w:bCs w:val="0"/>
+                <w:color w:val="000000" w:themeColor="text1"/>
+                <w:sz w:val="22"/>
+                <w:szCs w:val="22"/>
+              </w:rPr>
+              <w:t>4x 3.3</w:t>
+            </w:r>
           </w:p>
         </w:tc>
       </w:tr>
@@ -15028,7 +15073,7 @@
                 <w:sz w:val="22"/>
                 <w:szCs w:val="22"/>
               </w:rPr>
-              <w:t>Beschreibung von Erfolgen und Misserfolgen (Problemen)</w:t>
+              <w:t>Alles verlief wie geplant, Wissen Missstände wurden eruiert.</w:t>
             </w:r>
           </w:p>
         </w:tc>
@@ -15161,7 +15206,61 @@
                 <w:sz w:val="22"/>
                 <w:szCs w:val="22"/>
               </w:rPr>
-              <w:t>Wer hat in welcher Form Hilfestellung erbracht</w:t>
+              <w:t xml:space="preserve">Zusatzaufgabe: </w:t>
+            </w:r>
+            <w:hyperlink r:id="rId30" w:history="1">
+              <w:r>
+                <w:rPr>
+                  <w:rStyle w:val="Hyperlink"/>
+                  <w:sz w:val="22"/>
+                  <w:szCs w:val="22"/>
+                </w:rPr>
+                <w:t>GitHub</w:t>
+              </w:r>
+            </w:hyperlink>
+            <w:r>
+              <w:rPr>
+                <w:color w:val="000000" w:themeColor="text1"/>
+                <w:sz w:val="22"/>
+                <w:szCs w:val="22"/>
+              </w:rPr>
+              <w:t xml:space="preserve"> Bedingung, How </w:t>
+            </w:r>
+            <w:proofErr w:type="spellStart"/>
+            <w:r>
+              <w:rPr>
+                <w:color w:val="000000" w:themeColor="text1"/>
+                <w:sz w:val="22"/>
+                <w:szCs w:val="22"/>
+              </w:rPr>
+              <w:t>to</w:t>
+            </w:r>
+            <w:proofErr w:type="spellEnd"/>
+            <w:r>
+              <w:rPr>
+                <w:color w:val="000000" w:themeColor="text1"/>
+                <w:sz w:val="22"/>
+                <w:szCs w:val="22"/>
+              </w:rPr>
+              <w:t xml:space="preserve"> «</w:t>
+            </w:r>
+            <w:proofErr w:type="spellStart"/>
+            <w:r>
+              <w:rPr>
+                <w:color w:val="000000" w:themeColor="text1"/>
+                <w:sz w:val="22"/>
+                <w:szCs w:val="22"/>
+              </w:rPr>
+              <w:t>commit</w:t>
+            </w:r>
+            <w:proofErr w:type="spellEnd"/>
+            <w:r>
+              <w:rPr>
+                <w:color w:val="000000" w:themeColor="text1"/>
+                <w:sz w:val="22"/>
+                <w:szCs w:val="22"/>
+              </w:rPr>
+              <w:t>» Anleitung von Dev.</w:t>
             </w:r>
           </w:p>
         </w:tc>
@@ -15320,25 +15419,7 @@
                 <w:sz w:val="22"/>
                 <w:szCs w:val="22"/>
               </w:rPr>
-              <w:t>Gedanken über das Vorgehen</w:t>
-            </w:r>
-          </w:p>
-          <w:p>
-            <w:pPr>
-              <w:pStyle w:val="IPA-Tabelle"/>
-              <w:rPr>
-                <w:color w:val="000000" w:themeColor="text1"/>
-                <w:sz w:val="22"/>
-                <w:szCs w:val="22"/>
-              </w:rPr>
-            </w:pPr>
-            <w:r>
-              <w:rPr>
-                <w:color w:val="000000" w:themeColor="text1"/>
-                <w:sz w:val="22"/>
-                <w:szCs w:val="22"/>
-              </w:rPr>
-              <w:t>Was ist gut was würde ich besser machen</w:t>
+              <w:t>Klarer, direkter kommunizieren. Initiative einzelner könnte höher sein.</w:t>
             </w:r>
           </w:p>
         </w:tc>
@@ -15467,7 +15548,7 @@
                 <w:sz w:val="22"/>
                 <w:szCs w:val="22"/>
               </w:rPr>
-              <w:t>Wie weiter, nächste Schritte...</w:t>
+              <w:t>10.03.26 Konzept M2</w:t>
             </w:r>
           </w:p>
         </w:tc>
@@ -16729,10 +16810,7 @@
       </w:pPr>
       <w:bookmarkStart w:id="45" w:name="_Toc223451557"/>
       <w:r>
-        <w:t>Realisierung</w:t>
-      </w:r>
-      <w:r>
-        <w:t>: Dienstag, 1</w:t>
+        <w:t>Realisierung: Dienstag, 1</w:t>
       </w:r>
       <w:r>
         <w:t>7</w:t>
@@ -18372,7 +18450,7 @@
               <w:sz w:val="20"/>
               <w:szCs w:val="20"/>
             </w:rPr>
-            <w:t>3. März 2026</w:t>
+            <w:t>10. März 2026</w:t>
           </w:r>
           <w:r>
             <w:rPr>
@@ -22174,6 +22252,7 @@
   <w:style w:type="character" w:default="1" w:styleId="Absatz-Standardschriftart">
     <w:name w:val="Default Paragraph Font"/>
     <w:uiPriority w:val="1"/>
+    <w:semiHidden/>
     <w:unhideWhenUsed/>
   </w:style>
   <w:style w:type="table" w:default="1" w:styleId="NormaleTabelle">
@@ -22761,6 +22840,18 @@
     <w:basedOn w:val="Absatz-Standardschriftart"/>
     <w:rsid w:val="00301242"/>
   </w:style>
+  <w:style w:type="character" w:styleId="NichtaufgelsteErwhnung">
+    <w:name w:val="Unresolved Mention"/>
+    <w:basedOn w:val="Absatz-Standardschriftart"/>
+    <w:uiPriority w:val="99"/>
+    <w:semiHidden/>
+    <w:unhideWhenUsed/>
+    <w:rsid w:val="004C2289"/>
+    <w:rPr>
+      <w:color w:val="605E5C"/>
+      <w:shd w:val="clear" w:color="auto" w:fill="E1DFDD"/>
+    </w:rPr>
+  </w:style>
 </w:styles>
 </file>
 
@@ -23050,26 +23141,6 @@
 </file>
 
 <file path=customXml/item1.xml><?xml version="1.0" encoding="utf-8"?>
-<p:properties xmlns:p="http://schemas.microsoft.com/office/2006/metadata/properties" xmlns:xsi="http://www.w3.org/2001/XMLSchema-instance" xmlns:pc="http://schemas.microsoft.com/office/infopath/2007/PartnerControls">
-  <documentManagement>
-    <TaxCatchAll xmlns="5030cb7a-6be5-477a-957d-975e4d3028a7" xsi:nil="true"/>
-    <lcf76f155ced4ddcb4097134ff3c332f xmlns="83c7e37f-cb9c-4af6-99b9-72a827d5e6dc">
-      <Terms xmlns="http://schemas.microsoft.com/office/infopath/2007/PartnerControls"/>
-    </lcf76f155ced4ddcb4097134ff3c332f>
-  </documentManagement>
-</p:properties>
-</file>
-
-<file path=customXml/item2.xml><?xml version="1.0" encoding="utf-8"?>
-<?mso-contentType ?>
-<FormTemplates xmlns="http://schemas.microsoft.com/sharepoint/v3/contenttype/forms">
-  <Display>DocumentLibraryForm</Display>
-  <Edit>DocumentLibraryForm</Edit>
-  <New>DocumentLibraryForm</New>
-</FormTemplates>
-</file>
-
-<file path=customXml/item3.xml><?xml version="1.0" encoding="utf-8"?>
 <ct:contentTypeSchema xmlns:ct="http://schemas.microsoft.com/office/2006/metadata/contentType" xmlns:ma="http://schemas.microsoft.com/office/2006/metadata/properties/metaAttributes" ct:_="" ma:_="" ma:contentTypeName="Dokument" ma:contentTypeID="0x010100C89A348DBC280C4BB08D29548E58533C" ma:contentTypeVersion="10" ma:contentTypeDescription="Ein neues Dokument erstellen." ma:contentTypeScope="" ma:versionID="46a6087d9fea8580f185a0ea868da469">
   <xsd:schema xmlns:xsd="http://www.w3.org/2001/XMLSchema" xmlns:xs="http://www.w3.org/2001/XMLSchema" xmlns:p="http://schemas.microsoft.com/office/2006/metadata/properties" xmlns:ns2="83c7e37f-cb9c-4af6-99b9-72a827d5e6dc" xmlns:ns3="5030cb7a-6be5-477a-957d-975e4d3028a7" targetNamespace="http://schemas.microsoft.com/office/2006/metadata/properties" ma:root="true" ma:fieldsID="b2782d6ccc790305c9f50df66f3552fa" ns2:_="" ns3:_="">
     <xsd:import namespace="83c7e37f-cb9c-4af6-99b9-72a827d5e6dc"/>
@@ -23258,26 +23329,27 @@
 </ct:contentTypeSchema>
 </file>
 
-<file path=customXml/itemProps1.xml><?xml version="1.0" encoding="utf-8"?>
-<ds:datastoreItem xmlns:ds="http://schemas.openxmlformats.org/officeDocument/2006/customXml" ds:itemID="{DD10C81C-5102-4A78-A03C-91060A758387}">
-  <ds:schemaRefs>
-    <ds:schemaRef ds:uri="http://schemas.microsoft.com/office/2006/metadata/properties"/>
-    <ds:schemaRef ds:uri="http://schemas.microsoft.com/office/infopath/2007/PartnerControls"/>
-    <ds:schemaRef ds:uri="5030cb7a-6be5-477a-957d-975e4d3028a7"/>
-    <ds:schemaRef ds:uri="83c7e37f-cb9c-4af6-99b9-72a827d5e6dc"/>
-  </ds:schemaRefs>
-</ds:datastoreItem>
+<file path=customXml/item2.xml><?xml version="1.0" encoding="utf-8"?>
+<?mso-contentType ?>
+<FormTemplates xmlns="http://schemas.microsoft.com/sharepoint/v3/contenttype/forms">
+  <Display>DocumentLibraryForm</Display>
+  <Edit>DocumentLibraryForm</Edit>
+  <New>DocumentLibraryForm</New>
+</FormTemplates>
 </file>
 
-<file path=customXml/itemProps2.xml><?xml version="1.0" encoding="utf-8"?>
-<ds:datastoreItem xmlns:ds="http://schemas.openxmlformats.org/officeDocument/2006/customXml" ds:itemID="{85027515-5CF2-46FD-9F7F-FD7641D2836E}">
-  <ds:schemaRefs>
-    <ds:schemaRef ds:uri="http://schemas.microsoft.com/sharepoint/v3/contenttype/forms"/>
-  </ds:schemaRefs>
-</ds:datastoreItem>
+<file path=customXml/item3.xml><?xml version="1.0" encoding="utf-8"?>
+<p:properties xmlns:p="http://schemas.microsoft.com/office/2006/metadata/properties" xmlns:xsi="http://www.w3.org/2001/XMLSchema-instance" xmlns:pc="http://schemas.microsoft.com/office/infopath/2007/PartnerControls">
+  <documentManagement>
+    <TaxCatchAll xmlns="5030cb7a-6be5-477a-957d-975e4d3028a7" xsi:nil="true"/>
+    <lcf76f155ced4ddcb4097134ff3c332f xmlns="83c7e37f-cb9c-4af6-99b9-72a827d5e6dc">
+      <Terms xmlns="http://schemas.microsoft.com/office/infopath/2007/PartnerControls"/>
+    </lcf76f155ced4ddcb4097134ff3c332f>
+  </documentManagement>
+</p:properties>
 </file>
 
-<file path=customXml/itemProps3.xml><?xml version="1.0" encoding="utf-8"?>
+<file path=customXml/itemProps1.xml><?xml version="1.0" encoding="utf-8"?>
 <ds:datastoreItem xmlns:ds="http://schemas.openxmlformats.org/officeDocument/2006/customXml" ds:itemID="{1B4D8889-5F63-4244-BBAC-17C1296DC3C9}">
   <ds:schemaRefs>
     <ds:schemaRef ds:uri="http://schemas.microsoft.com/office/2006/metadata/contentType"/>
@@ -23294,4 +23366,23 @@
     <ds:schemaRef ds:uri="http://schemas.microsoft.com/internal/obd"/>
   </ds:schemaRefs>
 </ds:datastoreItem>
+</file>
+
+<file path=customXml/itemProps2.xml><?xml version="1.0" encoding="utf-8"?>
+<ds:datastoreItem xmlns:ds="http://schemas.openxmlformats.org/officeDocument/2006/customXml" ds:itemID="{85027515-5CF2-46FD-9F7F-FD7641D2836E}">
+  <ds:schemaRefs>
+    <ds:schemaRef ds:uri="http://schemas.microsoft.com/sharepoint/v3/contenttype/forms"/>
+  </ds:schemaRefs>
+</ds:datastoreItem>
+</file>
+
+<file path=customXml/itemProps3.xml><?xml version="1.0" encoding="utf-8"?>
+<ds:datastoreItem xmlns:ds="http://schemas.openxmlformats.org/officeDocument/2006/customXml" ds:itemID="{DD10C81C-5102-4A78-A03C-91060A758387}">
+  <ds:schemaRefs>
+    <ds:schemaRef ds:uri="http://schemas.microsoft.com/office/2006/metadata/properties"/>
+    <ds:schemaRef ds:uri="http://schemas.microsoft.com/office/infopath/2007/PartnerControls"/>
+    <ds:schemaRef ds:uri="5030cb7a-6be5-477a-957d-975e4d3028a7"/>
+    <ds:schemaRef ds:uri="83c7e37f-cb9c-4af6-99b9-72a827d5e6dc"/>
+  </ds:schemaRefs>
+</ds:datastoreItem>
 </file>
--- a/docs/inprogress/TD-Shoot_Projektstudie.docx
+++ b/docs/inprogress/TD-Shoot_Projektstudie.docx
@@ -540,7 +540,13 @@
               <w:snapToGrid w:val="0"/>
             </w:pPr>
             <w:r>
-              <w:t>03.03.226</w:t>
+              <w:t>03.03.2</w:t>
+            </w:r>
+            <w:r>
+              <w:t>0</w:t>
+            </w:r>
+            <w:r>
+              <w:t>26</w:t>
             </w:r>
           </w:p>
         </w:tc>
@@ -599,6 +605,9 @@
               <w:pStyle w:val="TabellenInhalt"/>
               <w:snapToGrid w:val="0"/>
             </w:pPr>
+            <w:r>
+              <w:t>1.1</w:t>
+            </w:r>
           </w:p>
         </w:tc>
         <w:tc>
@@ -615,6 +624,9 @@
               <w:pStyle w:val="TabellenInhalt"/>
               <w:snapToGrid w:val="0"/>
             </w:pPr>
+            <w:r>
+              <w:t>10.03.2026</w:t>
+            </w:r>
           </w:p>
         </w:tc>
         <w:tc>
@@ -631,6 +643,9 @@
               <w:pStyle w:val="TabellenInhalt"/>
               <w:snapToGrid w:val="0"/>
             </w:pPr>
+            <w:r>
+              <w:t>Ergänzung Ergebnisse M1</w:t>
+            </w:r>
           </w:p>
         </w:tc>
         <w:tc>
@@ -648,6 +663,9 @@
               <w:pStyle w:val="TabellenInhalt"/>
               <w:snapToGrid w:val="0"/>
             </w:pPr>
+            <w:r>
+              <w:t>Stefanie Gerber</w:t>
+            </w:r>
           </w:p>
         </w:tc>
       </w:tr>
@@ -9185,7 +9203,22 @@
                 <w:lang w:val="de-CH" w:eastAsia="de-CH"/>
               </w:rPr>
               <w:noBreakHyphen/>
-              <w:t>Build / GitHub</w:t>
+            </w:r>
+            <w:proofErr w:type="spellStart"/>
+            <w:r>
+              <w:rPr>
+                <w:color w:val="B2A1C7" w:themeColor="accent4" w:themeTint="99"/>
+                <w:lang w:val="de-CH" w:eastAsia="de-CH"/>
+              </w:rPr>
+              <w:t>Build</w:t>
+            </w:r>
+            <w:proofErr w:type="spellEnd"/>
+            <w:r>
+              <w:rPr>
+                <w:color w:val="B2A1C7" w:themeColor="accent4" w:themeTint="99"/>
+                <w:lang w:val="de-CH" w:eastAsia="de-CH"/>
+              </w:rPr>
+              <w:t xml:space="preserve"> / GitHub</w:t>
             </w:r>
           </w:p>
         </w:tc>
@@ -10393,7 +10426,7 @@
             <v:imagedata r:id="rId27" o:title=""/>
             <w10:wrap type="square" side="right"/>
           </v:shape>
-          <o:OLEObject Type="Embed" ProgID="Excel.Sheet.12" ShapeID="_x0000_s2050" DrawAspect="Content" ObjectID="_1834661321" r:id="rId28"/>
+          <o:OLEObject Type="Embed" ProgID="Excel.Sheet.12" ShapeID="_x0000_s2050" DrawAspect="Content" ObjectID="_1834674514" r:id="rId28"/>
         </w:object>
       </w:r>
       <w:r>
@@ -11368,7 +11401,23 @@
                 <w:lang w:val="de-CH" w:eastAsia="de-CH"/>
               </w:rPr>
               <w:noBreakHyphen/>
-              <w:t>Release, Schlussbericht, Lessons Learned, finale Bewertung</w:t>
+              <w:t xml:space="preserve">Release, Schlussbericht, </w:t>
+            </w:r>
+            <w:proofErr w:type="spellStart"/>
+            <w:r>
+              <w:rPr>
+                <w:color w:val="B2A1C7" w:themeColor="accent4" w:themeTint="99"/>
+                <w:lang w:val="de-CH" w:eastAsia="de-CH"/>
+              </w:rPr>
+              <w:t>Lessons</w:t>
+            </w:r>
+            <w:proofErr w:type="spellEnd"/>
+            <w:r>
+              <w:rPr>
+                <w:color w:val="B2A1C7" w:themeColor="accent4" w:themeTint="99"/>
+                <w:lang w:val="de-CH" w:eastAsia="de-CH"/>
+              </w:rPr>
+              <w:t xml:space="preserve"> Learned, finale Bewertung</w:t>
             </w:r>
           </w:p>
         </w:tc>
@@ -11694,7 +11743,21 @@
                 <w:color w:val="B2A1C7" w:themeColor="accent4" w:themeTint="99"/>
                 <w:lang w:val="de-CH"/>
               </w:rPr>
-              <w:t>Der Spieler kann die Figur über Tastatur (z.B. WASD + Schiessen) präzise steuern; Steuerung wird im Spiel oder Handbuch erklär</w:t>
+              <w:t>Der Spieler kann die Figur über Tastatur</w:t>
+            </w:r>
+            <w:r>
+              <w:rPr>
+                <w:color w:val="B2A1C7" w:themeColor="accent4" w:themeTint="99"/>
+                <w:lang w:val="de-CH"/>
+              </w:rPr>
+              <w:t>/Maus</w:t>
+            </w:r>
+            <w:r>
+              <w:rPr>
+                <w:color w:val="B2A1C7" w:themeColor="accent4" w:themeTint="99"/>
+                <w:lang w:val="de-CH"/>
+              </w:rPr>
+              <w:t xml:space="preserve"> (z.B. WASD + Schiessen) präzise steuern; Steuerung wird im Spiel erklär</w:t>
             </w:r>
             <w:r>
               <w:rPr>
@@ -11789,6 +11852,7 @@
               <w:tabs>
                 <w:tab w:val="left" w:pos="3262"/>
               </w:tabs>
+              <w:spacing w:after="0"/>
               <w:rPr>
                 <w:color w:val="B2A1C7" w:themeColor="accent4" w:themeTint="99"/>
                 <w:lang w:val="de-CH"/>
@@ -11806,27 +11870,30 @@
                 <w:color w:val="B2A1C7" w:themeColor="accent4" w:themeTint="99"/>
                 <w:lang w:val="de-CH"/>
               </w:rPr>
-              <w:t>s gibt mindestens einen Gegnertyp, der sich bewegt und den Spieler schädigen kann; Treffer und Lebenspunkte werden visuell angezeigt</w:t>
+              <w:t xml:space="preserve">s gibt mindestens einen Gegnertyp, der sich bewegt und den Spieler schädigen kann; Treffer und Lebenspunkte </w:t>
             </w:r>
             <w:r>
               <w:rPr>
                 <w:color w:val="B2A1C7" w:themeColor="accent4" w:themeTint="99"/>
                 <w:lang w:val="de-CH"/>
               </w:rPr>
-              <w:t>.</w:t>
-            </w:r>
-          </w:p>
-        </w:tc>
-        <w:tc>
-          <w:tcPr>
-            <w:tcW w:w="3404" w:type="dxa"/>
-          </w:tcPr>
+              <w:t xml:space="preserve">(Player) </w:t>
+            </w:r>
+            <w:r>
+              <w:rPr>
+                <w:color w:val="B2A1C7" w:themeColor="accent4" w:themeTint="99"/>
+                <w:lang w:val="de-CH"/>
+              </w:rPr>
+              <w:t xml:space="preserve">werden </w:t>
+            </w:r>
+          </w:p>
           <w:p>
             <w:pPr>
               <w:pStyle w:val="TextCDB"/>
               <w:tabs>
                 <w:tab w:val="left" w:pos="3262"/>
               </w:tabs>
+              <w:spacing w:after="0"/>
               <w:rPr>
                 <w:color w:val="B2A1C7" w:themeColor="accent4" w:themeTint="99"/>
                 <w:lang w:val="de-CH"/>
@@ -11837,13 +11904,20 @@
                 <w:color w:val="B2A1C7" w:themeColor="accent4" w:themeTint="99"/>
                 <w:lang w:val="de-CH"/>
               </w:rPr>
-              <w:t>funktional</w:t>
-            </w:r>
-          </w:p>
-        </w:tc>
-        <w:tc>
-          <w:tcPr>
-            <w:tcW w:w="1410" w:type="dxa"/>
+              <w:t>visuell angezeigt</w:t>
+            </w:r>
+            <w:r>
+              <w:rPr>
+                <w:color w:val="B2A1C7" w:themeColor="accent4" w:themeTint="99"/>
+                <w:lang w:val="de-CH"/>
+              </w:rPr>
+              <w:t>.</w:t>
+            </w:r>
+          </w:p>
+        </w:tc>
+        <w:tc>
+          <w:tcPr>
+            <w:tcW w:w="3404" w:type="dxa"/>
           </w:tcPr>
           <w:p>
             <w:pPr>
@@ -11861,15 +11935,13 @@
                 <w:color w:val="B2A1C7" w:themeColor="accent4" w:themeTint="99"/>
                 <w:lang w:val="de-CH"/>
               </w:rPr>
-              <w:t>Z1</w:t>
-            </w:r>
-          </w:p>
-        </w:tc>
-      </w:tr>
-      <w:tr>
-        <w:tc>
-          <w:tcPr>
-            <w:tcW w:w="704" w:type="dxa"/>
+              <w:t>funktional</w:t>
+            </w:r>
+          </w:p>
+        </w:tc>
+        <w:tc>
+          <w:tcPr>
+            <w:tcW w:w="1410" w:type="dxa"/>
           </w:tcPr>
           <w:p>
             <w:pPr>
@@ -11887,14 +11959,15 @@
                 <w:color w:val="B2A1C7" w:themeColor="accent4" w:themeTint="99"/>
                 <w:lang w:val="de-CH"/>
               </w:rPr>
-              <w:lastRenderedPageBreak/>
-              <w:t>A4</w:t>
-            </w:r>
-          </w:p>
-        </w:tc>
-        <w:tc>
-          <w:tcPr>
-            <w:tcW w:w="4109" w:type="dxa"/>
+              <w:t>Z1</w:t>
+            </w:r>
+          </w:p>
+        </w:tc>
+      </w:tr>
+      <w:tr>
+        <w:tc>
+          <w:tcPr>
+            <w:tcW w:w="704" w:type="dxa"/>
           </w:tcPr>
           <w:p>
             <w:pPr>
@@ -11912,13 +11985,14 @@
                 <w:color w:val="B2A1C7" w:themeColor="accent4" w:themeTint="99"/>
                 <w:lang w:val="de-CH"/>
               </w:rPr>
-              <w:t>Das Spiel zeigt einen Punktestand bzw. Score an und setzt diesen beim Neustart korrekt zurück</w:t>
-            </w:r>
-          </w:p>
-        </w:tc>
-        <w:tc>
-          <w:tcPr>
-            <w:tcW w:w="3404" w:type="dxa"/>
+              <w:lastRenderedPageBreak/>
+              <w:t>A4</w:t>
+            </w:r>
+          </w:p>
+        </w:tc>
+        <w:tc>
+          <w:tcPr>
+            <w:tcW w:w="4109" w:type="dxa"/>
           </w:tcPr>
           <w:p>
             <w:pPr>
@@ -11936,13 +12010,13 @@
                 <w:color w:val="B2A1C7" w:themeColor="accent4" w:themeTint="99"/>
                 <w:lang w:val="de-CH"/>
               </w:rPr>
-              <w:t>funktional</w:t>
-            </w:r>
-          </w:p>
-        </w:tc>
-        <w:tc>
-          <w:tcPr>
-            <w:tcW w:w="1410" w:type="dxa"/>
+              <w:t>Das Spiel zeigt einen Punktestand bzw. Score an und setzt diesen beim Neustart korrekt zurück</w:t>
+            </w:r>
+          </w:p>
+        </w:tc>
+        <w:tc>
+          <w:tcPr>
+            <w:tcW w:w="3404" w:type="dxa"/>
           </w:tcPr>
           <w:p>
             <w:pPr>
@@ -11960,15 +12034,13 @@
                 <w:color w:val="B2A1C7" w:themeColor="accent4" w:themeTint="99"/>
                 <w:lang w:val="de-CH"/>
               </w:rPr>
-              <w:t>Z1</w:t>
-            </w:r>
-          </w:p>
-        </w:tc>
-      </w:tr>
-      <w:tr>
-        <w:tc>
-          <w:tcPr>
-            <w:tcW w:w="704" w:type="dxa"/>
+              <w:t>funktional</w:t>
+            </w:r>
+          </w:p>
+        </w:tc>
+        <w:tc>
+          <w:tcPr>
+            <w:tcW w:w="1410" w:type="dxa"/>
           </w:tcPr>
           <w:p>
             <w:pPr>
@@ -11986,13 +12058,15 @@
                 <w:color w:val="B2A1C7" w:themeColor="accent4" w:themeTint="99"/>
                 <w:lang w:val="de-CH"/>
               </w:rPr>
-              <w:t>A5</w:t>
-            </w:r>
-          </w:p>
-        </w:tc>
-        <w:tc>
-          <w:tcPr>
-            <w:tcW w:w="4109" w:type="dxa"/>
+              <w:t>Z1</w:t>
+            </w:r>
+          </w:p>
+        </w:tc>
+      </w:tr>
+      <w:tr>
+        <w:tc>
+          <w:tcPr>
+            <w:tcW w:w="704" w:type="dxa"/>
           </w:tcPr>
           <w:p>
             <w:pPr>
@@ -12010,21 +12084,13 @@
                 <w:color w:val="B2A1C7" w:themeColor="accent4" w:themeTint="99"/>
                 <w:lang w:val="de-CH"/>
               </w:rPr>
-              <w:t>Das Spiel läuft stabil ohne Abstürze in der Zielumgebung des Moduls (Schulrechner / Homeoffice</w:t>
-            </w:r>
-            <w:r>
-              <w:rPr>
-                <w:color w:val="B2A1C7" w:themeColor="accent4" w:themeTint="99"/>
-                <w:lang w:val="de-CH"/>
-              </w:rPr>
-              <w:noBreakHyphen/>
-              <w:t>Setup) und reagiert flüssig.</w:t>
-            </w:r>
-          </w:p>
-        </w:tc>
-        <w:tc>
-          <w:tcPr>
-            <w:tcW w:w="3404" w:type="dxa"/>
+              <w:t>A5</w:t>
+            </w:r>
+          </w:p>
+        </w:tc>
+        <w:tc>
+          <w:tcPr>
+            <w:tcW w:w="4109" w:type="dxa"/>
           </w:tcPr>
           <w:p>
             <w:pPr>
@@ -12042,13 +12108,21 @@
                 <w:color w:val="B2A1C7" w:themeColor="accent4" w:themeTint="99"/>
                 <w:lang w:val="de-CH"/>
               </w:rPr>
-              <w:t>nicht-funktional</w:t>
-            </w:r>
-          </w:p>
-        </w:tc>
-        <w:tc>
-          <w:tcPr>
-            <w:tcW w:w="1410" w:type="dxa"/>
+              <w:t>Das Spiel läuft stabil ohne Abstürze in der Zielumgebung (Schulrechner / Homeoffice</w:t>
+            </w:r>
+            <w:r>
+              <w:rPr>
+                <w:color w:val="B2A1C7" w:themeColor="accent4" w:themeTint="99"/>
+                <w:lang w:val="de-CH"/>
+              </w:rPr>
+              <w:noBreakHyphen/>
+              <w:t>Setup) und reagiert flüssig.</w:t>
+            </w:r>
+          </w:p>
+        </w:tc>
+        <w:tc>
+          <w:tcPr>
+            <w:tcW w:w="3404" w:type="dxa"/>
           </w:tcPr>
           <w:p>
             <w:pPr>
@@ -12066,15 +12140,13 @@
                 <w:color w:val="B2A1C7" w:themeColor="accent4" w:themeTint="99"/>
                 <w:lang w:val="de-CH"/>
               </w:rPr>
-              <w:t>Z1, Z3</w:t>
-            </w:r>
-          </w:p>
-        </w:tc>
-      </w:tr>
-      <w:tr>
-        <w:tc>
-          <w:tcPr>
-            <w:tcW w:w="704" w:type="dxa"/>
+              <w:t>nicht-funktional</w:t>
+            </w:r>
+          </w:p>
+        </w:tc>
+        <w:tc>
+          <w:tcPr>
+            <w:tcW w:w="1410" w:type="dxa"/>
           </w:tcPr>
           <w:p>
             <w:pPr>
@@ -12092,13 +12164,15 @@
                 <w:color w:val="B2A1C7" w:themeColor="accent4" w:themeTint="99"/>
                 <w:lang w:val="de-CH"/>
               </w:rPr>
-              <w:t>A6</w:t>
-            </w:r>
-          </w:p>
-        </w:tc>
-        <w:tc>
-          <w:tcPr>
-            <w:tcW w:w="4109" w:type="dxa"/>
+              <w:t>Z1, Z3</w:t>
+            </w:r>
+          </w:p>
+        </w:tc>
+      </w:tr>
+      <w:tr>
+        <w:tc>
+          <w:tcPr>
+            <w:tcW w:w="704" w:type="dxa"/>
           </w:tcPr>
           <w:p>
             <w:pPr>
@@ -12116,6 +12190,30 @@
                 <w:color w:val="B2A1C7" w:themeColor="accent4" w:themeTint="99"/>
                 <w:lang w:val="de-CH"/>
               </w:rPr>
+              <w:t>A6</w:t>
+            </w:r>
+          </w:p>
+        </w:tc>
+        <w:tc>
+          <w:tcPr>
+            <w:tcW w:w="4109" w:type="dxa"/>
+          </w:tcPr>
+          <w:p>
+            <w:pPr>
+              <w:pStyle w:val="TextCDB"/>
+              <w:tabs>
+                <w:tab w:val="left" w:pos="3262"/>
+              </w:tabs>
+              <w:rPr>
+                <w:color w:val="B2A1C7" w:themeColor="accent4" w:themeTint="99"/>
+                <w:lang w:val="de-CH"/>
+              </w:rPr>
+            </w:pPr>
+            <w:r>
+              <w:rPr>
+                <w:color w:val="B2A1C7" w:themeColor="accent4" w:themeTint="99"/>
+                <w:lang w:val="de-CH"/>
+              </w:rPr>
               <w:t>D</w:t>
             </w:r>
             <w:r>
@@ -12139,6 +12237,13 @@
                 <w:lang w:val="de-CH"/>
               </w:rPr>
               <w:t>.</w:t>
+            </w:r>
+            <w:r>
+              <w:rPr>
+                <w:color w:val="B2A1C7" w:themeColor="accent4" w:themeTint="99"/>
+                <w:lang w:val="de-CH"/>
+              </w:rPr>
+              <w:t xml:space="preserve"> (README.md)</w:t>
             </w:r>
           </w:p>
         </w:tc>
@@ -13186,6 +13291,9 @@
               <w:pStyle w:val="TextCDB"/>
             </w:pPr>
             <w:r>
+              <w:t>F</w:t>
+            </w:r>
+            <w:r>
               <w:t>1</w:t>
             </w:r>
           </w:p>
@@ -13201,6 +13309,9 @@
             <w:pPr>
               <w:pStyle w:val="TextCDB"/>
             </w:pPr>
+            <w:r>
+              <w:t>Startup</w:t>
+            </w:r>
           </w:p>
         </w:tc>
         <w:tc>
@@ -13214,6 +13325,22 @@
             <w:pPr>
               <w:pStyle w:val="TextCDB"/>
             </w:pPr>
+            <w:proofErr w:type="spellStart"/>
+            <w:r>
+              <w:t>Startet</w:t>
+            </w:r>
+            <w:proofErr w:type="spellEnd"/>
+            <w:r>
+              <w:t xml:space="preserve"> die </w:t>
+            </w:r>
+            <w:proofErr w:type="spellStart"/>
+            <w:r>
+              <w:t>Anwedung</w:t>
+            </w:r>
+            <w:proofErr w:type="spellEnd"/>
+            <w:r>
+              <w:t>.</w:t>
+            </w:r>
           </w:p>
         </w:tc>
       </w:tr>
@@ -13227,6 +13354,9 @@
               <w:pStyle w:val="TextCDB"/>
             </w:pPr>
             <w:r>
+              <w:t>F</w:t>
+            </w:r>
+            <w:r>
               <w:t>2</w:t>
             </w:r>
           </w:p>
@@ -13239,6 +13369,9 @@
             <w:pPr>
               <w:pStyle w:val="TextCDB"/>
             </w:pPr>
+            <w:r>
+              <w:t>Schuss</w:t>
+            </w:r>
           </w:p>
         </w:tc>
         <w:tc>
@@ -13249,6 +13382,200 @@
             <w:pPr>
               <w:pStyle w:val="TextCDB"/>
             </w:pPr>
+            <w:r>
+              <w:rPr>
+                <w:lang w:val="de-CH"/>
+              </w:rPr>
+              <w:t>Schuss an Gegner funktioniert.</w:t>
+            </w:r>
+          </w:p>
+        </w:tc>
+      </w:tr>
+      <w:tr>
+        <w:tc>
+          <w:tcPr>
+            <w:tcW w:w="817" w:type="dxa"/>
+          </w:tcPr>
+          <w:p>
+            <w:pPr>
+              <w:pStyle w:val="TextCDB"/>
+            </w:pPr>
+            <w:r>
+              <w:t>F3</w:t>
+            </w:r>
+          </w:p>
+        </w:tc>
+        <w:tc>
+          <w:tcPr>
+            <w:tcW w:w="2989" w:type="dxa"/>
+          </w:tcPr>
+          <w:p>
+            <w:pPr>
+              <w:pStyle w:val="TextCDB"/>
+            </w:pPr>
+            <w:r>
+              <w:t>Health</w:t>
+            </w:r>
+          </w:p>
+        </w:tc>
+        <w:tc>
+          <w:tcPr>
+            <w:tcW w:w="5374" w:type="dxa"/>
+          </w:tcPr>
+          <w:p>
+            <w:pPr>
+              <w:pStyle w:val="TextCDB"/>
+              <w:rPr>
+                <w:lang w:val="de-CH"/>
+              </w:rPr>
+            </w:pPr>
+            <w:r>
+              <w:rPr>
+                <w:lang w:val="de-CH"/>
+              </w:rPr>
+              <w:t>Leben wird abgezogen nach einem Treffer (beidseitig)</w:t>
+            </w:r>
+          </w:p>
+        </w:tc>
+      </w:tr>
+      <w:tr>
+        <w:tc>
+          <w:tcPr>
+            <w:tcW w:w="817" w:type="dxa"/>
+          </w:tcPr>
+          <w:p>
+            <w:pPr>
+              <w:pStyle w:val="TextCDB"/>
+            </w:pPr>
+            <w:r>
+              <w:t>F4</w:t>
+            </w:r>
+          </w:p>
+        </w:tc>
+        <w:tc>
+          <w:tcPr>
+            <w:tcW w:w="2989" w:type="dxa"/>
+          </w:tcPr>
+          <w:p>
+            <w:pPr>
+              <w:pStyle w:val="TextCDB"/>
+            </w:pPr>
+            <w:r>
+              <w:t>Score</w:t>
+            </w:r>
+          </w:p>
+        </w:tc>
+        <w:tc>
+          <w:tcPr>
+            <w:tcW w:w="5374" w:type="dxa"/>
+          </w:tcPr>
+          <w:p>
+            <w:pPr>
+              <w:pStyle w:val="TextCDB"/>
+              <w:rPr>
+                <w:lang w:val="de-CH"/>
+              </w:rPr>
+            </w:pPr>
+            <w:r>
+              <w:rPr>
+                <w:lang w:val="de-CH"/>
+              </w:rPr>
+              <w:t>Scores werden gezählt</w:t>
+            </w:r>
+          </w:p>
+        </w:tc>
+      </w:tr>
+      <w:tr>
+        <w:tc>
+          <w:tcPr>
+            <w:tcW w:w="817" w:type="dxa"/>
+          </w:tcPr>
+          <w:p>
+            <w:pPr>
+              <w:pStyle w:val="TextCDB"/>
+            </w:pPr>
+            <w:r>
+              <w:t>F5</w:t>
+            </w:r>
+          </w:p>
+        </w:tc>
+        <w:tc>
+          <w:tcPr>
+            <w:tcW w:w="2989" w:type="dxa"/>
+          </w:tcPr>
+          <w:p>
+            <w:pPr>
+              <w:pStyle w:val="TextCDB"/>
+            </w:pPr>
+            <w:r>
+              <w:t>Level</w:t>
+            </w:r>
+          </w:p>
+        </w:tc>
+        <w:tc>
+          <w:tcPr>
+            <w:tcW w:w="5374" w:type="dxa"/>
+          </w:tcPr>
+          <w:p>
+            <w:pPr>
+              <w:pStyle w:val="TextCDB"/>
+              <w:rPr>
+                <w:lang w:val="de-CH"/>
+              </w:rPr>
+            </w:pPr>
+            <w:r>
+              <w:rPr>
+                <w:lang w:val="de-CH"/>
+              </w:rPr>
+              <w:t>Level 2 wird erreicht</w:t>
+            </w:r>
+          </w:p>
+        </w:tc>
+      </w:tr>
+      <w:tr>
+        <w:tc>
+          <w:tcPr>
+            <w:tcW w:w="817" w:type="dxa"/>
+          </w:tcPr>
+          <w:p>
+            <w:pPr>
+              <w:pStyle w:val="TextCDB"/>
+            </w:pPr>
+            <w:r>
+              <w:t>F6</w:t>
+            </w:r>
+          </w:p>
+        </w:tc>
+        <w:tc>
+          <w:tcPr>
+            <w:tcW w:w="2989" w:type="dxa"/>
+          </w:tcPr>
+          <w:p>
+            <w:pPr>
+              <w:pStyle w:val="TextCDB"/>
+            </w:pPr>
+            <w:r>
+              <w:t>Game</w:t>
+            </w:r>
+          </w:p>
+        </w:tc>
+        <w:tc>
+          <w:tcPr>
+            <w:tcW w:w="5374" w:type="dxa"/>
+          </w:tcPr>
+          <w:p>
+            <w:pPr>
+              <w:pStyle w:val="TextCDB"/>
+              <w:rPr>
+                <w:lang w:val="de-CH"/>
+              </w:rPr>
+            </w:pPr>
+            <w:r>
+              <w:rPr>
+                <w:lang w:val="de-CH"/>
+              </w:rPr>
+              <w:t>Spiel wird beendet</w:t>
+            </w:r>
           </w:p>
         </w:tc>
       </w:tr>
@@ -13827,6 +14154,11 @@
             </w:r>
             <w:proofErr w:type="spellEnd"/>
           </w:p>
+          <w:p>
+            <w:pPr>
+              <w:pStyle w:val="TextCDB"/>
+            </w:pPr>
+          </w:p>
         </w:tc>
         <w:tc>
           <w:tcPr>
@@ -14052,6 +14384,7 @@
               <w:rPr>
                 <w:lang w:val="de-CH"/>
               </w:rPr>
+              <w:lastRenderedPageBreak/>
               <w:t>Testschritte</w:t>
             </w:r>
           </w:p>
@@ -22252,7 +22585,6 @@
   <w:style w:type="character" w:default="1" w:styleId="Absatz-Standardschriftart">
     <w:name w:val="Default Paragraph Font"/>
     <w:uiPriority w:val="1"/>
-    <w:semiHidden/>
     <w:unhideWhenUsed/>
   </w:style>
   <w:style w:type="table" w:default="1" w:styleId="NormaleTabelle">

--- a/docs/inprogress/TD-Shoot_Projektstudie.docx
+++ b/docs/inprogress/TD-Shoot_Projektstudie.docx
@@ -6,13 +6,22 @@
       <w:pPr>
         <w:pStyle w:val="CDBTitel"/>
       </w:pPr>
+      <w:r>
+        <w:t>Modul 306</w:t>
+      </w:r>
     </w:p>
     <w:p>
       <w:pPr>
         <w:pStyle w:val="CDBTitel"/>
       </w:pPr>
       <w:r>
-        <w:t>Studie</w:t>
+        <w:t>Projekts</w:t>
+      </w:r>
+      <w:r>
+        <w:t>tudie</w:t>
+      </w:r>
+      <w:r>
+        <w:t xml:space="preserve"> TD-Shoot</w:t>
       </w:r>
     </w:p>
     <w:p>
@@ -136,7 +145,7 @@
               </w:rPr>
             </w:pPr>
             <w:r>
-              <w:t>TD-Shooter</w:t>
+              <w:t>TD-Shoot</w:t>
             </w:r>
           </w:p>
         </w:tc>
@@ -191,7 +200,7 @@
               </w:rPr>
             </w:pPr>
             <w:r>
-              <w:t>&lt;Projektleiter&gt;</w:t>
+              <w:t>Stefanie Gerber</w:t>
             </w:r>
           </w:p>
         </w:tc>
@@ -407,7 +416,7 @@
     </w:p>
     <w:tbl>
       <w:tblPr>
-        <w:tblW w:w="0" w:type="auto"/>
+        <w:tblW w:w="9639" w:type="dxa"/>
         <w:tblInd w:w="108" w:type="dxa"/>
         <w:tblLayout w:type="fixed"/>
         <w:tblCellMar>
@@ -684,6 +693,9 @@
               <w:pStyle w:val="TabellenInhalt"/>
               <w:snapToGrid w:val="0"/>
             </w:pPr>
+            <w:r>
+              <w:t>1.2</w:t>
+            </w:r>
           </w:p>
         </w:tc>
         <w:tc>
@@ -700,6 +712,9 @@
               <w:pStyle w:val="TabellenInhalt"/>
               <w:snapToGrid w:val="0"/>
             </w:pPr>
+            <w:r>
+              <w:t>10.03.2026</w:t>
+            </w:r>
           </w:p>
         </w:tc>
         <w:tc>
@@ -716,6 +731,15 @@
               <w:pStyle w:val="TabellenInhalt"/>
               <w:snapToGrid w:val="0"/>
             </w:pPr>
+            <w:r>
+              <w:t>Testkonzept</w:t>
+            </w:r>
+            <w:r>
+              <w:t>e</w:t>
+            </w:r>
+            <w:r>
+              <w:t xml:space="preserve"> erstellen</w:t>
+            </w:r>
           </w:p>
         </w:tc>
         <w:tc>
@@ -733,6 +757,9 @@
               <w:pStyle w:val="TabellenInhalt"/>
               <w:snapToGrid w:val="0"/>
             </w:pPr>
+            <w:r>
+              <w:t>Sujanthan Suntheralingam</w:t>
+            </w:r>
           </w:p>
         </w:tc>
       </w:tr>
@@ -751,6 +778,9 @@
               <w:pStyle w:val="TabellenInhalt"/>
               <w:snapToGrid w:val="0"/>
             </w:pPr>
+            <w:r>
+              <w:t>1.3</w:t>
+            </w:r>
           </w:p>
         </w:tc>
         <w:tc>
@@ -767,6 +797,9 @@
               <w:pStyle w:val="TabellenInhalt"/>
               <w:snapToGrid w:val="0"/>
             </w:pPr>
+            <w:r>
+              <w:t>11.03.2026</w:t>
+            </w:r>
           </w:p>
         </w:tc>
         <w:tc>
@@ -783,6 +816,15 @@
               <w:pStyle w:val="TabellenInhalt"/>
               <w:snapToGrid w:val="0"/>
             </w:pPr>
+            <w:r>
+              <w:t>Ergänzungen, For</w:t>
+            </w:r>
+            <w:r>
+              <w:t>m</w:t>
+            </w:r>
+            <w:r>
+              <w:t>atierungen</w:t>
+            </w:r>
           </w:p>
         </w:tc>
         <w:tc>
@@ -791,6 +833,206 @@
             <w:tcBorders>
               <w:left w:val="single" w:sz="4" w:space="0" w:color="FFFFFF"/>
               <w:bottom w:val="single" w:sz="4" w:space="0" w:color="FFFFFF"/>
+              <w:right w:val="single" w:sz="4" w:space="0" w:color="FFFFFF"/>
+            </w:tcBorders>
+            <w:shd w:val="clear" w:color="auto" w:fill="D9D9D9"/>
+          </w:tcPr>
+          <w:p>
+            <w:pPr>
+              <w:pStyle w:val="TabellenInhalt"/>
+              <w:snapToGrid w:val="0"/>
+            </w:pPr>
+            <w:r>
+              <w:t>Stefanie Gerber</w:t>
+            </w:r>
+          </w:p>
+        </w:tc>
+      </w:tr>
+      <w:tr>
+        <w:tc>
+          <w:tcPr>
+            <w:tcW w:w="1129" w:type="dxa"/>
+            <w:tcBorders>
+              <w:left w:val="single" w:sz="4" w:space="0" w:color="FFFFFF"/>
+              <w:bottom w:val="single" w:sz="4" w:space="0" w:color="FFFFFF"/>
+            </w:tcBorders>
+            <w:shd w:val="clear" w:color="auto" w:fill="D9D9D9"/>
+          </w:tcPr>
+          <w:p>
+            <w:pPr>
+              <w:pStyle w:val="TabellenInhalt"/>
+              <w:snapToGrid w:val="0"/>
+            </w:pPr>
+          </w:p>
+        </w:tc>
+        <w:tc>
+          <w:tcPr>
+            <w:tcW w:w="1239" w:type="dxa"/>
+            <w:tcBorders>
+              <w:left w:val="single" w:sz="4" w:space="0" w:color="FFFFFF"/>
+              <w:bottom w:val="single" w:sz="4" w:space="0" w:color="FFFFFF"/>
+            </w:tcBorders>
+            <w:shd w:val="clear" w:color="auto" w:fill="D9D9D9"/>
+          </w:tcPr>
+          <w:p>
+            <w:pPr>
+              <w:pStyle w:val="TabellenInhalt"/>
+              <w:snapToGrid w:val="0"/>
+            </w:pPr>
+          </w:p>
+        </w:tc>
+        <w:tc>
+          <w:tcPr>
+            <w:tcW w:w="3903" w:type="dxa"/>
+            <w:tcBorders>
+              <w:left w:val="single" w:sz="4" w:space="0" w:color="FFFFFF"/>
+              <w:bottom w:val="single" w:sz="4" w:space="0" w:color="FFFFFF"/>
+            </w:tcBorders>
+            <w:shd w:val="clear" w:color="auto" w:fill="D9D9D9"/>
+          </w:tcPr>
+          <w:p>
+            <w:pPr>
+              <w:pStyle w:val="TabellenInhalt"/>
+              <w:snapToGrid w:val="0"/>
+            </w:pPr>
+          </w:p>
+        </w:tc>
+        <w:tc>
+          <w:tcPr>
+            <w:tcW w:w="3368" w:type="dxa"/>
+            <w:tcBorders>
+              <w:left w:val="single" w:sz="4" w:space="0" w:color="FFFFFF"/>
+              <w:bottom w:val="single" w:sz="4" w:space="0" w:color="FFFFFF"/>
+              <w:right w:val="single" w:sz="4" w:space="0" w:color="FFFFFF"/>
+            </w:tcBorders>
+            <w:shd w:val="clear" w:color="auto" w:fill="D9D9D9"/>
+          </w:tcPr>
+          <w:p>
+            <w:pPr>
+              <w:pStyle w:val="TabellenInhalt"/>
+              <w:snapToGrid w:val="0"/>
+            </w:pPr>
+          </w:p>
+        </w:tc>
+      </w:tr>
+      <w:tr>
+        <w:tc>
+          <w:tcPr>
+            <w:tcW w:w="1129" w:type="dxa"/>
+            <w:tcBorders>
+              <w:left w:val="single" w:sz="4" w:space="0" w:color="FFFFFF"/>
+              <w:bottom w:val="single" w:sz="4" w:space="0" w:color="FFFFFF"/>
+            </w:tcBorders>
+            <w:shd w:val="clear" w:color="auto" w:fill="D9D9D9"/>
+          </w:tcPr>
+          <w:p>
+            <w:pPr>
+              <w:pStyle w:val="TabellenInhalt"/>
+              <w:snapToGrid w:val="0"/>
+            </w:pPr>
+          </w:p>
+        </w:tc>
+        <w:tc>
+          <w:tcPr>
+            <w:tcW w:w="1239" w:type="dxa"/>
+            <w:tcBorders>
+              <w:left w:val="single" w:sz="4" w:space="0" w:color="FFFFFF"/>
+              <w:bottom w:val="single" w:sz="4" w:space="0" w:color="FFFFFF"/>
+            </w:tcBorders>
+            <w:shd w:val="clear" w:color="auto" w:fill="D9D9D9"/>
+          </w:tcPr>
+          <w:p>
+            <w:pPr>
+              <w:pStyle w:val="TabellenInhalt"/>
+              <w:snapToGrid w:val="0"/>
+            </w:pPr>
+          </w:p>
+        </w:tc>
+        <w:tc>
+          <w:tcPr>
+            <w:tcW w:w="3903" w:type="dxa"/>
+            <w:tcBorders>
+              <w:left w:val="single" w:sz="4" w:space="0" w:color="FFFFFF"/>
+              <w:bottom w:val="single" w:sz="4" w:space="0" w:color="FFFFFF"/>
+            </w:tcBorders>
+            <w:shd w:val="clear" w:color="auto" w:fill="D9D9D9"/>
+          </w:tcPr>
+          <w:p>
+            <w:pPr>
+              <w:pStyle w:val="TabellenInhalt"/>
+              <w:snapToGrid w:val="0"/>
+            </w:pPr>
+          </w:p>
+        </w:tc>
+        <w:tc>
+          <w:tcPr>
+            <w:tcW w:w="3368" w:type="dxa"/>
+            <w:tcBorders>
+              <w:left w:val="single" w:sz="4" w:space="0" w:color="FFFFFF"/>
+              <w:bottom w:val="single" w:sz="4" w:space="0" w:color="FFFFFF"/>
+              <w:right w:val="single" w:sz="4" w:space="0" w:color="FFFFFF"/>
+            </w:tcBorders>
+            <w:shd w:val="clear" w:color="auto" w:fill="D9D9D9"/>
+          </w:tcPr>
+          <w:p>
+            <w:pPr>
+              <w:pStyle w:val="TabellenInhalt"/>
+              <w:snapToGrid w:val="0"/>
+            </w:pPr>
+          </w:p>
+        </w:tc>
+      </w:tr>
+      <w:tr>
+        <w:tc>
+          <w:tcPr>
+            <w:tcW w:w="1129" w:type="dxa"/>
+            <w:tcBorders>
+              <w:left w:val="single" w:sz="4" w:space="0" w:color="FFFFFF"/>
+            </w:tcBorders>
+            <w:shd w:val="clear" w:color="auto" w:fill="D9D9D9"/>
+          </w:tcPr>
+          <w:p>
+            <w:pPr>
+              <w:pStyle w:val="TabellenInhalt"/>
+              <w:snapToGrid w:val="0"/>
+            </w:pPr>
+          </w:p>
+        </w:tc>
+        <w:tc>
+          <w:tcPr>
+            <w:tcW w:w="1239" w:type="dxa"/>
+            <w:tcBorders>
+              <w:left w:val="single" w:sz="4" w:space="0" w:color="FFFFFF"/>
+            </w:tcBorders>
+            <w:shd w:val="clear" w:color="auto" w:fill="D9D9D9"/>
+          </w:tcPr>
+          <w:p>
+            <w:pPr>
+              <w:pStyle w:val="TabellenInhalt"/>
+              <w:snapToGrid w:val="0"/>
+            </w:pPr>
+          </w:p>
+        </w:tc>
+        <w:tc>
+          <w:tcPr>
+            <w:tcW w:w="3903" w:type="dxa"/>
+            <w:tcBorders>
+              <w:left w:val="single" w:sz="4" w:space="0" w:color="FFFFFF"/>
+            </w:tcBorders>
+            <w:shd w:val="clear" w:color="auto" w:fill="D9D9D9"/>
+          </w:tcPr>
+          <w:p>
+            <w:pPr>
+              <w:pStyle w:val="TabellenInhalt"/>
+              <w:snapToGrid w:val="0"/>
+            </w:pPr>
+          </w:p>
+        </w:tc>
+        <w:tc>
+          <w:tcPr>
+            <w:tcW w:w="3368" w:type="dxa"/>
+            <w:tcBorders>
+              <w:left w:val="single" w:sz="4" w:space="0" w:color="FFFFFF"/>
               <w:right w:val="single" w:sz="4" w:space="0" w:color="FFFFFF"/>
             </w:tcBorders>
             <w:shd w:val="clear" w:color="auto" w:fill="D9D9D9"/>
@@ -1399,7 +1641,7 @@
         </w:rPr>
         <w:fldChar w:fldCharType="separate"/>
       </w:r>
-      <w:hyperlink w:anchor="_Toc223451534" w:history="1">
+      <w:hyperlink w:anchor="_Toc224146625" w:history="1">
         <w:r>
           <w:rPr>
             <w:rStyle w:val="Hyperlink"/>
@@ -1446,7 +1688,7 @@
             <w:noProof/>
             <w:webHidden/>
           </w:rPr>
-          <w:instrText xml:space="preserve"> PAGEREF _Toc223451534 \h </w:instrText>
+          <w:instrText xml:space="preserve"> PAGEREF _Toc224146625 \h </w:instrText>
         </w:r>
         <w:r>
           <w:rPr>
@@ -1493,7 +1735,7 @@
           <w14:ligatures w14:val="standardContextual"/>
         </w:rPr>
       </w:pPr>
-      <w:hyperlink w:anchor="_Toc223451535" w:history="1">
+      <w:hyperlink w:anchor="_Toc224146626" w:history="1">
         <w:r>
           <w:rPr>
             <w:rStyle w:val="Hyperlink"/>
@@ -1540,7 +1782,7 @@
             <w:noProof/>
             <w:webHidden/>
           </w:rPr>
-          <w:instrText xml:space="preserve"> PAGEREF _Toc223451535 \h </w:instrText>
+          <w:instrText xml:space="preserve"> PAGEREF _Toc224146626 \h </w:instrText>
         </w:r>
         <w:r>
           <w:rPr>
@@ -1587,7 +1829,7 @@
           <w14:ligatures w14:val="standardContextual"/>
         </w:rPr>
       </w:pPr>
-      <w:hyperlink w:anchor="_Toc223451536" w:history="1">
+      <w:hyperlink w:anchor="_Toc224146627" w:history="1">
         <w:r>
           <w:rPr>
             <w:rStyle w:val="Hyperlink"/>
@@ -1634,7 +1876,7 @@
             <w:noProof/>
             <w:webHidden/>
           </w:rPr>
-          <w:instrText xml:space="preserve"> PAGEREF _Toc223451536 \h </w:instrText>
+          <w:instrText xml:space="preserve"> PAGEREF _Toc224146627 \h </w:instrText>
         </w:r>
         <w:r>
           <w:rPr>
@@ -1681,7 +1923,7 @@
           <w14:ligatures w14:val="standardContextual"/>
         </w:rPr>
       </w:pPr>
-      <w:hyperlink w:anchor="_Toc223451537" w:history="1">
+      <w:hyperlink w:anchor="_Toc224146628" w:history="1">
         <w:r>
           <w:rPr>
             <w:rStyle w:val="Hyperlink"/>
@@ -1728,7 +1970,7 @@
             <w:noProof/>
             <w:webHidden/>
           </w:rPr>
-          <w:instrText xml:space="preserve"> PAGEREF _Toc223451537 \h </w:instrText>
+          <w:instrText xml:space="preserve"> PAGEREF _Toc224146628 \h </w:instrText>
         </w:r>
         <w:r>
           <w:rPr>
@@ -1775,7 +2017,7 @@
           <w14:ligatures w14:val="standardContextual"/>
         </w:rPr>
       </w:pPr>
-      <w:hyperlink w:anchor="_Toc223451538" w:history="1">
+      <w:hyperlink w:anchor="_Toc224146629" w:history="1">
         <w:r>
           <w:rPr>
             <w:rStyle w:val="Hyperlink"/>
@@ -1822,7 +2064,7 @@
             <w:noProof/>
             <w:webHidden/>
           </w:rPr>
-          <w:instrText xml:space="preserve"> PAGEREF _Toc223451538 \h </w:instrText>
+          <w:instrText xml:space="preserve"> PAGEREF _Toc224146629 \h </w:instrText>
         </w:r>
         <w:r>
           <w:rPr>
@@ -1869,7 +2111,7 @@
           <w14:ligatures w14:val="standardContextual"/>
         </w:rPr>
       </w:pPr>
-      <w:hyperlink w:anchor="_Toc223451539" w:history="1">
+      <w:hyperlink w:anchor="_Toc224146630" w:history="1">
         <w:r>
           <w:rPr>
             <w:rStyle w:val="Hyperlink"/>
@@ -1917,7 +2159,7 @@
             <w:noProof/>
             <w:webHidden/>
           </w:rPr>
-          <w:instrText xml:space="preserve"> PAGEREF _Toc223451539 \h </w:instrText>
+          <w:instrText xml:space="preserve"> PAGEREF _Toc224146630 \h </w:instrText>
         </w:r>
         <w:r>
           <w:rPr>
@@ -1964,7 +2206,7 @@
           <w14:ligatures w14:val="standardContextual"/>
         </w:rPr>
       </w:pPr>
-      <w:hyperlink w:anchor="_Toc223451540" w:history="1">
+      <w:hyperlink w:anchor="_Toc224146631" w:history="1">
         <w:r>
           <w:rPr>
             <w:rStyle w:val="Hyperlink"/>
@@ -2012,7 +2254,7 @@
             <w:noProof/>
             <w:webHidden/>
           </w:rPr>
-          <w:instrText xml:space="preserve"> PAGEREF _Toc223451540 \h </w:instrText>
+          <w:instrText xml:space="preserve"> PAGEREF _Toc224146631 \h </w:instrText>
         </w:r>
         <w:r>
           <w:rPr>
@@ -2059,7 +2301,7 @@
           <w14:ligatures w14:val="standardContextual"/>
         </w:rPr>
       </w:pPr>
-      <w:hyperlink w:anchor="_Toc223451541" w:history="1">
+      <w:hyperlink w:anchor="_Toc224146632" w:history="1">
         <w:r>
           <w:rPr>
             <w:rStyle w:val="Hyperlink"/>
@@ -2106,7 +2348,7 @@
             <w:noProof/>
             <w:webHidden/>
           </w:rPr>
-          <w:instrText xml:space="preserve"> PAGEREF _Toc223451541 \h </w:instrText>
+          <w:instrText xml:space="preserve"> PAGEREF _Toc224146632 \h </w:instrText>
         </w:r>
         <w:r>
           <w:rPr>
@@ -2153,7 +2395,7 @@
           <w14:ligatures w14:val="standardContextual"/>
         </w:rPr>
       </w:pPr>
-      <w:hyperlink w:anchor="_Toc223451542" w:history="1">
+      <w:hyperlink w:anchor="_Toc224146633" w:history="1">
         <w:r>
           <w:rPr>
             <w:rStyle w:val="Hyperlink"/>
@@ -2200,7 +2442,7 @@
             <w:noProof/>
             <w:webHidden/>
           </w:rPr>
-          <w:instrText xml:space="preserve"> PAGEREF _Toc223451542 \h </w:instrText>
+          <w:instrText xml:space="preserve"> PAGEREF _Toc224146633 \h </w:instrText>
         </w:r>
         <w:r>
           <w:rPr>
@@ -2247,7 +2489,7 @@
           <w14:ligatures w14:val="standardContextual"/>
         </w:rPr>
       </w:pPr>
-      <w:hyperlink w:anchor="_Toc223451543" w:history="1">
+      <w:hyperlink w:anchor="_Toc224146634" w:history="1">
         <w:r>
           <w:rPr>
             <w:rStyle w:val="Hyperlink"/>
@@ -2294,7 +2536,7 @@
             <w:noProof/>
             <w:webHidden/>
           </w:rPr>
-          <w:instrText xml:space="preserve"> PAGEREF _Toc223451543 \h </w:instrText>
+          <w:instrText xml:space="preserve"> PAGEREF _Toc224146634 \h </w:instrText>
         </w:r>
         <w:r>
           <w:rPr>
@@ -2341,7 +2583,7 @@
           <w14:ligatures w14:val="standardContextual"/>
         </w:rPr>
       </w:pPr>
-      <w:hyperlink w:anchor="_Toc223451544" w:history="1">
+      <w:hyperlink w:anchor="_Toc224146635" w:history="1">
         <w:r>
           <w:rPr>
             <w:rStyle w:val="Hyperlink"/>
@@ -2388,7 +2630,7 @@
             <w:noProof/>
             <w:webHidden/>
           </w:rPr>
-          <w:instrText xml:space="preserve"> PAGEREF _Toc223451544 \h </w:instrText>
+          <w:instrText xml:space="preserve"> PAGEREF _Toc224146635 \h </w:instrText>
         </w:r>
         <w:r>
           <w:rPr>
@@ -2435,7 +2677,7 @@
           <w14:ligatures w14:val="standardContextual"/>
         </w:rPr>
       </w:pPr>
-      <w:hyperlink w:anchor="_Toc223451545" w:history="1">
+      <w:hyperlink w:anchor="_Toc224146636" w:history="1">
         <w:r>
           <w:rPr>
             <w:rStyle w:val="Hyperlink"/>
@@ -2491,7 +2733,7 @@
             <w:noProof/>
             <w:webHidden/>
           </w:rPr>
-          <w:instrText xml:space="preserve"> PAGEREF _Toc223451545 \h </w:instrText>
+          <w:instrText xml:space="preserve"> PAGEREF _Toc224146636 \h </w:instrText>
         </w:r>
         <w:r>
           <w:rPr>
@@ -2538,7 +2780,7 @@
           <w14:ligatures w14:val="standardContextual"/>
         </w:rPr>
       </w:pPr>
-      <w:hyperlink w:anchor="_Toc223451546" w:history="1">
+      <w:hyperlink w:anchor="_Toc224146637" w:history="1">
         <w:r>
           <w:rPr>
             <w:rStyle w:val="Hyperlink"/>
@@ -2586,7 +2828,7 @@
             <w:noProof/>
             <w:webHidden/>
           </w:rPr>
-          <w:instrText xml:space="preserve"> PAGEREF _Toc223451546 \h </w:instrText>
+          <w:instrText xml:space="preserve"> PAGEREF _Toc224146637 \h </w:instrText>
         </w:r>
         <w:r>
           <w:rPr>
@@ -2633,7 +2875,7 @@
           <w14:ligatures w14:val="standardContextual"/>
         </w:rPr>
       </w:pPr>
-      <w:hyperlink w:anchor="_Toc223451547" w:history="1">
+      <w:hyperlink w:anchor="_Toc224146638" w:history="1">
         <w:r>
           <w:rPr>
             <w:rStyle w:val="Hyperlink"/>
@@ -2680,7 +2922,7 @@
             <w:noProof/>
             <w:webHidden/>
           </w:rPr>
-          <w:instrText xml:space="preserve"> PAGEREF _Toc223451547 \h </w:instrText>
+          <w:instrText xml:space="preserve"> PAGEREF _Toc224146638 \h </w:instrText>
         </w:r>
         <w:r>
           <w:rPr>
@@ -2727,7 +2969,7 @@
           <w14:ligatures w14:val="standardContextual"/>
         </w:rPr>
       </w:pPr>
-      <w:hyperlink w:anchor="_Toc223451548" w:history="1">
+      <w:hyperlink w:anchor="_Toc224146639" w:history="1">
         <w:r>
           <w:rPr>
             <w:rStyle w:val="Hyperlink"/>
@@ -2774,7 +3016,7 @@
             <w:noProof/>
             <w:webHidden/>
           </w:rPr>
-          <w:instrText xml:space="preserve"> PAGEREF _Toc223451548 \h </w:instrText>
+          <w:instrText xml:space="preserve"> PAGEREF _Toc224146639 \h </w:instrText>
         </w:r>
         <w:r>
           <w:rPr>
@@ -2821,7 +3063,7 @@
           <w14:ligatures w14:val="standardContextual"/>
         </w:rPr>
       </w:pPr>
-      <w:hyperlink w:anchor="_Toc223451549" w:history="1">
+      <w:hyperlink w:anchor="_Toc224146640" w:history="1">
         <w:r>
           <w:rPr>
             <w:rStyle w:val="Hyperlink"/>
@@ -2868,7 +3110,7 @@
             <w:noProof/>
             <w:webHidden/>
           </w:rPr>
-          <w:instrText xml:space="preserve"> PAGEREF _Toc223451549 \h </w:instrText>
+          <w:instrText xml:space="preserve"> PAGEREF _Toc224146640 \h </w:instrText>
         </w:r>
         <w:r>
           <w:rPr>
@@ -2915,7 +3157,7 @@
           <w14:ligatures w14:val="standardContextual"/>
         </w:rPr>
       </w:pPr>
-      <w:hyperlink w:anchor="_Toc223451550" w:history="1">
+      <w:hyperlink w:anchor="_Toc224146641" w:history="1">
         <w:r>
           <w:rPr>
             <w:rStyle w:val="Hyperlink"/>
@@ -2962,7 +3204,7 @@
             <w:noProof/>
             <w:webHidden/>
           </w:rPr>
-          <w:instrText xml:space="preserve"> PAGEREF _Toc223451550 \h </w:instrText>
+          <w:instrText xml:space="preserve"> PAGEREF _Toc224146641 \h </w:instrText>
         </w:r>
         <w:r>
           <w:rPr>
@@ -3009,106 +3251,13 @@
           <w14:ligatures w14:val="standardContextual"/>
         </w:rPr>
       </w:pPr>
-      <w:hyperlink w:anchor="_Toc223451551" w:history="1">
+      <w:hyperlink w:anchor="_Toc224146642" w:history="1">
         <w:r>
           <w:rPr>
             <w:rStyle w:val="Hyperlink"/>
             <w:noProof/>
           </w:rPr>
           <w:t>9.2.1</w:t>
-        </w:r>
-        <w:r>
-          <w:rPr>
-            <w:rFonts w:asciiTheme="minorHAnsi" w:eastAsiaTheme="minorEastAsia" w:hAnsiTheme="minorHAnsi" w:cstheme="minorBidi"/>
-            <w:noProof/>
-            <w:kern w:val="2"/>
-            <w:sz w:val="24"/>
-            <w:szCs w:val="24"/>
-            <w:lang w:eastAsia="de-CH"/>
-            <w14:ligatures w14:val="standardContextual"/>
-          </w:rPr>
-          <w:tab/>
-        </w:r>
-        <w:r>
-          <w:rPr>
-            <w:rStyle w:val="Hyperlink"/>
-            <w:noProof/>
-          </w:rPr>
-          <w:t>Testvoraussetzungen</w:t>
-        </w:r>
-        <w:r>
-          <w:rPr>
-            <w:noProof/>
-            <w:webHidden/>
-          </w:rPr>
-          <w:tab/>
-        </w:r>
-        <w:r>
-          <w:rPr>
-            <w:noProof/>
-            <w:webHidden/>
-          </w:rPr>
-          <w:fldChar w:fldCharType="begin"/>
-        </w:r>
-        <w:r>
-          <w:rPr>
-            <w:noProof/>
-            <w:webHidden/>
-          </w:rPr>
-          <w:instrText xml:space="preserve"> PAGEREF _Toc223451551 \h </w:instrText>
-        </w:r>
-        <w:r>
-          <w:rPr>
-            <w:noProof/>
-            <w:webHidden/>
-          </w:rPr>
-        </w:r>
-        <w:r>
-          <w:rPr>
-            <w:noProof/>
-            <w:webHidden/>
-          </w:rPr>
-          <w:fldChar w:fldCharType="separate"/>
-        </w:r>
-        <w:r>
-          <w:rPr>
-            <w:noProof/>
-            <w:webHidden/>
-          </w:rPr>
-          <w:t>15</w:t>
-        </w:r>
-        <w:r>
-          <w:rPr>
-            <w:noProof/>
-            <w:webHidden/>
-          </w:rPr>
-          <w:fldChar w:fldCharType="end"/>
-        </w:r>
-      </w:hyperlink>
-    </w:p>
-    <w:p>
-      <w:pPr>
-        <w:pStyle w:val="Verzeichnis2"/>
-        <w:tabs>
-          <w:tab w:val="right" w:leader="dot" w:pos="9627"/>
-        </w:tabs>
-        <w:rPr>
-          <w:rFonts w:asciiTheme="minorHAnsi" w:eastAsiaTheme="minorEastAsia" w:hAnsiTheme="minorHAnsi" w:cstheme="minorBidi"/>
-          <w:noProof/>
-          <w:kern w:val="2"/>
-          <w:sz w:val="24"/>
-          <w:szCs w:val="24"/>
-          <w:lang w:eastAsia="de-CH"/>
-          <w14:ligatures w14:val="standardContextual"/>
-        </w:rPr>
-      </w:pPr>
-      <w:hyperlink w:anchor="_Toc223451552" w:history="1">
-        <w:r>
-          <w:rPr>
-            <w:rStyle w:val="Hyperlink"/>
-            <w:noProof/>
-          </w:rPr>
-          <w:t>9.2.2</w:t>
         </w:r>
         <w:r>
           <w:rPr>
@@ -3148,7 +3297,7 @@
             <w:noProof/>
             <w:webHidden/>
           </w:rPr>
-          <w:instrText xml:space="preserve"> PAGEREF _Toc223451552 \h </w:instrText>
+          <w:instrText xml:space="preserve"> PAGEREF _Toc224146642 \h </w:instrText>
         </w:r>
         <w:r>
           <w:rPr>
@@ -3168,7 +3317,7 @@
             <w:noProof/>
             <w:webHidden/>
           </w:rPr>
-          <w:t>15</w:t>
+          <w:t>16</w:t>
         </w:r>
         <w:r>
           <w:rPr>
@@ -3195,7 +3344,7 @@
           <w14:ligatures w14:val="standardContextual"/>
         </w:rPr>
       </w:pPr>
-      <w:hyperlink w:anchor="_Toc223451553" w:history="1">
+      <w:hyperlink w:anchor="_Toc224146643" w:history="1">
         <w:r>
           <w:rPr>
             <w:rStyle w:val="Hyperlink"/>
@@ -3242,7 +3391,7 @@
             <w:noProof/>
             <w:webHidden/>
           </w:rPr>
-          <w:instrText xml:space="preserve"> PAGEREF _Toc223451553 \h </w:instrText>
+          <w:instrText xml:space="preserve"> PAGEREF _Toc224146643 \h </w:instrText>
         </w:r>
         <w:r>
           <w:rPr>
@@ -3262,7 +3411,7 @@
             <w:noProof/>
             <w:webHidden/>
           </w:rPr>
-          <w:t>15</w:t>
+          <w:t>16</w:t>
         </w:r>
         <w:r>
           <w:rPr>
@@ -3289,7 +3438,7 @@
           <w14:ligatures w14:val="standardContextual"/>
         </w:rPr>
       </w:pPr>
-      <w:hyperlink w:anchor="_Toc223451554" w:history="1">
+      <w:hyperlink w:anchor="_Toc224146644" w:history="1">
         <w:r>
           <w:rPr>
             <w:rStyle w:val="Hyperlink"/>
@@ -3336,7 +3485,7 @@
             <w:noProof/>
             <w:webHidden/>
           </w:rPr>
-          <w:instrText xml:space="preserve"> PAGEREF _Toc223451554 \h </w:instrText>
+          <w:instrText xml:space="preserve"> PAGEREF _Toc224146644 \h </w:instrText>
         </w:r>
         <w:r>
           <w:rPr>
@@ -3356,7 +3505,7 @@
             <w:noProof/>
             <w:webHidden/>
           </w:rPr>
-          <w:t>16</w:t>
+          <w:t>22</w:t>
         </w:r>
         <w:r>
           <w:rPr>
@@ -3384,7 +3533,7 @@
           <w14:ligatures w14:val="standardContextual"/>
         </w:rPr>
       </w:pPr>
-      <w:hyperlink w:anchor="_Toc223451555" w:history="1">
+      <w:hyperlink w:anchor="_Toc224146645" w:history="1">
         <w:r>
           <w:rPr>
             <w:rStyle w:val="Hyperlink"/>
@@ -3431,7 +3580,7 @@
             <w:noProof/>
             <w:webHidden/>
           </w:rPr>
-          <w:instrText xml:space="preserve"> PAGEREF _Toc223451555 \h </w:instrText>
+          <w:instrText xml:space="preserve"> PAGEREF _Toc224146645 \h </w:instrText>
         </w:r>
         <w:r>
           <w:rPr>
@@ -3451,7 +3600,7 @@
             <w:noProof/>
             <w:webHidden/>
           </w:rPr>
-          <w:t>16</w:t>
+          <w:t>22</w:t>
         </w:r>
         <w:r>
           <w:rPr>
@@ -3479,7 +3628,7 @@
           <w14:ligatures w14:val="standardContextual"/>
         </w:rPr>
       </w:pPr>
-      <w:hyperlink w:anchor="_Toc223451556" w:history="1">
+      <w:hyperlink w:anchor="_Toc224146646" w:history="1">
         <w:r>
           <w:rPr>
             <w:rStyle w:val="Hyperlink"/>
@@ -3526,7 +3675,7 @@
             <w:noProof/>
             <w:webHidden/>
           </w:rPr>
-          <w:instrText xml:space="preserve"> PAGEREF _Toc223451556 \h </w:instrText>
+          <w:instrText xml:space="preserve"> PAGEREF _Toc224146646 \h </w:instrText>
         </w:r>
         <w:r>
           <w:rPr>
@@ -3546,7 +3695,7 @@
             <w:noProof/>
             <w:webHidden/>
           </w:rPr>
-          <w:t>17</w:t>
+          <w:t>23</w:t>
         </w:r>
         <w:r>
           <w:rPr>
@@ -3574,7 +3723,7 @@
           <w14:ligatures w14:val="standardContextual"/>
         </w:rPr>
       </w:pPr>
-      <w:hyperlink w:anchor="_Toc223451557" w:history="1">
+      <w:hyperlink w:anchor="_Toc224146647" w:history="1">
         <w:r>
           <w:rPr>
             <w:rStyle w:val="Hyperlink"/>
@@ -3621,7 +3770,7 @@
             <w:noProof/>
             <w:webHidden/>
           </w:rPr>
-          <w:instrText xml:space="preserve"> PAGEREF _Toc223451557 \h </w:instrText>
+          <w:instrText xml:space="preserve"> PAGEREF _Toc224146647 \h </w:instrText>
         </w:r>
         <w:r>
           <w:rPr>
@@ -3641,7 +3790,7 @@
             <w:noProof/>
             <w:webHidden/>
           </w:rPr>
-          <w:t>18</w:t>
+          <w:t>24</w:t>
         </w:r>
         <w:r>
           <w:rPr>
@@ -3668,7 +3817,7 @@
           <w14:ligatures w14:val="standardContextual"/>
         </w:rPr>
       </w:pPr>
-      <w:hyperlink w:anchor="_Toc223451558" w:history="1">
+      <w:hyperlink w:anchor="_Toc224146648" w:history="1">
         <w:r>
           <w:rPr>
             <w:rStyle w:val="Hyperlink"/>
@@ -3715,7 +3864,7 @@
             <w:noProof/>
             <w:webHidden/>
           </w:rPr>
-          <w:instrText xml:space="preserve"> PAGEREF _Toc223451558 \h </w:instrText>
+          <w:instrText xml:space="preserve"> PAGEREF _Toc224146648 \h </w:instrText>
         </w:r>
         <w:r>
           <w:rPr>
@@ -3735,7 +3884,7 @@
             <w:noProof/>
             <w:webHidden/>
           </w:rPr>
-          <w:t>19</w:t>
+          <w:t>25</w:t>
         </w:r>
         <w:r>
           <w:rPr>
@@ -3845,7 +3994,7 @@
         <w:lastRenderedPageBreak/>
         <w:t xml:space="preserve"> </w:t>
       </w:r>
-      <w:bookmarkStart w:id="2" w:name="_Toc223451534"/>
+      <w:bookmarkStart w:id="2" w:name="_Toc224146625"/>
       <w:r>
         <w:t>Situationsanalyse</w:t>
       </w:r>
@@ -4025,7 +4174,7 @@
       </w:pPr>
       <w:bookmarkStart w:id="3" w:name="_Toc409788291"/>
       <w:bookmarkStart w:id="4" w:name="_Toc350764389"/>
-      <w:bookmarkStart w:id="5" w:name="_Toc223451535"/>
+      <w:bookmarkStart w:id="5" w:name="_Toc224146626"/>
       <w:r>
         <w:t>Ausgangslage</w:t>
       </w:r>
@@ -4107,7 +4256,7 @@
       </w:pPr>
       <w:bookmarkStart w:id="6" w:name="_Toc409788292"/>
       <w:bookmarkStart w:id="7" w:name="_Toc350764390"/>
-      <w:bookmarkStart w:id="8" w:name="_Toc223451536"/>
+      <w:bookmarkStart w:id="8" w:name="_Toc224146627"/>
       <w:r>
         <w:t>Stärken</w:t>
       </w:r>
@@ -4230,17 +4379,6 @@
     </w:p>
     <w:p>
       <w:pPr>
-        <w:pStyle w:val="TextCDB"/>
-        <w:tabs>
-          <w:tab w:val="left" w:pos="3262"/>
-        </w:tabs>
-        <w:rPr>
-          <w:lang w:val="de-CH"/>
-        </w:rPr>
-      </w:pPr>
-    </w:p>
-    <w:p>
-      <w:pPr>
         <w:pStyle w:val="berschrift2"/>
         <w:numPr>
           <w:ilvl w:val="1"/>
@@ -4255,8 +4393,9 @@
       </w:pPr>
       <w:bookmarkStart w:id="9" w:name="_Toc409788293"/>
       <w:bookmarkStart w:id="10" w:name="_Toc350764391"/>
-      <w:bookmarkStart w:id="11" w:name="_Toc223451537"/>
-      <w:r>
+      <w:bookmarkStart w:id="11" w:name="_Toc224146628"/>
+      <w:r>
+        <w:lastRenderedPageBreak/>
         <w:t>Schwächen</w:t>
       </w:r>
       <w:bookmarkEnd w:id="9"/>
@@ -4601,17 +4740,6 @@
     </w:p>
     <w:p>
       <w:pPr>
-        <w:pStyle w:val="TextCDB"/>
-        <w:tabs>
-          <w:tab w:val="left" w:pos="3262"/>
-        </w:tabs>
-        <w:rPr>
-          <w:lang w:val="de-CH"/>
-        </w:rPr>
-      </w:pPr>
-    </w:p>
-    <w:p>
-      <w:pPr>
         <w:pStyle w:val="berschrift1"/>
         <w:numPr>
           <w:ilvl w:val="0"/>
@@ -4626,7 +4754,7 @@
       </w:pPr>
       <w:bookmarkStart w:id="12" w:name="_Toc409788294"/>
       <w:bookmarkStart w:id="13" w:name="_Toc350764392"/>
-      <w:bookmarkStart w:id="14" w:name="_Toc223451538"/>
+      <w:bookmarkStart w:id="14" w:name="_Toc224146629"/>
       <w:r>
         <w:t>Ziele</w:t>
       </w:r>
@@ -5091,7 +5219,7 @@
           <w:lang w:eastAsia="de-CH"/>
         </w:rPr>
       </w:pPr>
-      <w:bookmarkStart w:id="16" w:name="_Toc223451539"/>
+      <w:bookmarkStart w:id="16" w:name="_Toc224146630"/>
       <w:r>
         <w:lastRenderedPageBreak/>
         <w:t>Rahmenbedingungen</w:t>
@@ -5497,17 +5625,6 @@
     </w:p>
     <w:p>
       <w:pPr>
-        <w:pStyle w:val="TextCDB"/>
-        <w:tabs>
-          <w:tab w:val="left" w:pos="3262"/>
-        </w:tabs>
-        <w:rPr>
-          <w:lang w:val="de-CH" w:eastAsia="de-CH"/>
-        </w:rPr>
-      </w:pPr>
-    </w:p>
-    <w:p>
-      <w:pPr>
         <w:pStyle w:val="berschrift2"/>
         <w:numPr>
           <w:ilvl w:val="1"/>
@@ -5524,8 +5641,9 @@
           <w:lang w:eastAsia="de-CH"/>
         </w:rPr>
       </w:pPr>
-      <w:bookmarkStart w:id="17" w:name="_Toc223451540"/>
-      <w:r>
+      <w:bookmarkStart w:id="17" w:name="_Toc224146631"/>
+      <w:r>
+        <w:lastRenderedPageBreak/>
         <w:t>Abgrenzung</w:t>
       </w:r>
       <w:bookmarkEnd w:id="17"/>
@@ -5869,14 +5987,14 @@
         <w:spacing w:before="120" w:after="120" w:line="288" w:lineRule="auto"/>
       </w:pPr>
       <w:bookmarkStart w:id="18" w:name="_Toc409788295"/>
-      <w:bookmarkStart w:id="19" w:name="_Toc223451541"/>
-      <w:bookmarkStart w:id="20" w:name="_Toc350764393"/>
+      <w:bookmarkStart w:id="19" w:name="_Toc350764393"/>
+      <w:bookmarkStart w:id="20" w:name="_Toc224146632"/>
       <w:r>
         <w:lastRenderedPageBreak/>
         <w:t>Liste der Stakeholder</w:t>
       </w:r>
       <w:bookmarkEnd w:id="18"/>
-      <w:bookmarkEnd w:id="19"/>
+      <w:bookmarkEnd w:id="20"/>
     </w:p>
     <w:tbl>
       <w:tblPr>
@@ -6809,17 +6927,6 @@
     </w:p>
     <w:p>
       <w:pPr>
-        <w:pStyle w:val="TextCDB"/>
-        <w:tabs>
-          <w:tab w:val="left" w:pos="3262"/>
-        </w:tabs>
-        <w:rPr>
-          <w:lang w:val="de-CH" w:eastAsia="de-CH"/>
-        </w:rPr>
-      </w:pPr>
-    </w:p>
-    <w:p>
-      <w:pPr>
         <w:pStyle w:val="berschrift1"/>
         <w:numPr>
           <w:ilvl w:val="0"/>
@@ -6832,8 +6939,9 @@
         <w:suppressAutoHyphens w:val="0"/>
         <w:spacing w:before="120" w:after="120" w:line="288" w:lineRule="auto"/>
       </w:pPr>
-      <w:bookmarkStart w:id="21" w:name="_Toc223451542"/>
-      <w:r>
+      <w:bookmarkStart w:id="21" w:name="_Toc224146633"/>
+      <w:r>
+        <w:lastRenderedPageBreak/>
         <w:t>Projektstrukturplan</w:t>
       </w:r>
       <w:bookmarkEnd w:id="21"/>
@@ -8206,12 +8314,19 @@
         <w:suppressAutoHyphens w:val="0"/>
         <w:spacing w:before="120" w:after="120" w:line="288" w:lineRule="auto"/>
       </w:pPr>
-      <w:bookmarkStart w:id="22" w:name="_Toc223451543"/>
+      <w:bookmarkStart w:id="22" w:name="_Toc224146634"/>
       <w:r>
         <w:lastRenderedPageBreak/>
         <w:t>Risikoanalyse</w:t>
       </w:r>
       <w:bookmarkEnd w:id="22"/>
+    </w:p>
+    <w:p>
+      <w:pPr>
+        <w:rPr>
+          <w:lang w:eastAsia="de-CH"/>
+        </w:rPr>
+      </w:pPr>
     </w:p>
     <w:p>
       <w:pPr>
@@ -9562,6 +9677,7 @@
                 <w:color w:val="B2A1C7" w:themeColor="accent4" w:themeTint="99"/>
                 <w:lang w:val="de-CH" w:eastAsia="de-CH"/>
               </w:rPr>
+              <w:lastRenderedPageBreak/>
               <w:t>R4: Ausfall eines Teammitglieds</w:t>
             </w:r>
           </w:p>
@@ -9586,15 +9702,7 @@
                 <w:color w:val="B2A1C7" w:themeColor="accent4" w:themeTint="99"/>
                 <w:lang w:val="de-CH" w:eastAsia="de-CH"/>
               </w:rPr>
-              <w:t xml:space="preserve">Weniger verfügbare Arbeitszeit im Team, </w:t>
-            </w:r>
-            <w:r>
-              <w:rPr>
-                <w:color w:val="B2A1C7" w:themeColor="accent4" w:themeTint="99"/>
-                <w:lang w:val="de-CH" w:eastAsia="de-CH"/>
-              </w:rPr>
-              <w:lastRenderedPageBreak/>
-              <w:t>Verzögerungen bei Implementierung oder Dokumentation, einzelne Rollen (z.B. QA oder BA) sind nicht mehr abgedeckt, was zu Qualitätsmängeln und Notenabzug führen kann</w:t>
+              <w:t>Weniger verfügbare Arbeitszeit im Team, Verzögerungen bei Implementierung oder Dokumentation, einzelne Rollen (z.B. QA oder BA) sind nicht mehr abgedeckt, was zu Qualitätsmängeln und Notenabzug führen kann</w:t>
             </w:r>
             <w:r>
               <w:rPr>
@@ -9625,7 +9733,6 @@
                 <w:color w:val="B2A1C7" w:themeColor="accent4" w:themeTint="99"/>
                 <w:lang w:val="de-CH" w:eastAsia="de-CH"/>
               </w:rPr>
-              <w:lastRenderedPageBreak/>
               <w:t>W3</w:t>
             </w:r>
           </w:p>
@@ -9705,15 +9812,7 @@
                 <w:color w:val="B2A1C7" w:themeColor="accent4" w:themeTint="99"/>
                 <w:lang w:val="de-CH" w:eastAsia="de-CH"/>
               </w:rPr>
-              <w:t xml:space="preserve">Rollen und Wissen so verteilen, dass jede </w:t>
-            </w:r>
-            <w:r>
-              <w:rPr>
-                <w:color w:val="B2A1C7" w:themeColor="accent4" w:themeTint="99"/>
-                <w:lang w:val="de-CH" w:eastAsia="de-CH"/>
-              </w:rPr>
-              <w:lastRenderedPageBreak/>
-              <w:t xml:space="preserve">Schlüsselaufgabe mindestens von zwei Personen verstanden wird (Vertretungsregelung), wichtigen Code und Dokus laufend in GitHub pushen, Tasks klein schneiden und transparent in </w:t>
+              <w:t xml:space="preserve">Rollen und Wissen so verteilen, dass jede Schlüsselaufgabe mindestens von zwei Personen verstanden wird (Vertretungsregelung), wichtigen Code und Dokus laufend in GitHub pushen, Tasks klein schneiden und transparent in </w:t>
             </w:r>
             <w:proofErr w:type="spellStart"/>
             <w:r>
@@ -9760,7 +9859,6 @@
                 <w:color w:val="B2A1C7" w:themeColor="accent4" w:themeTint="99"/>
                 <w:lang w:val="de-CH" w:eastAsia="de-CH"/>
               </w:rPr>
-              <w:lastRenderedPageBreak/>
               <w:t>W2</w:t>
             </w:r>
           </w:p>
@@ -9854,15 +9952,7 @@
                 <w:color w:val="B2A1C7" w:themeColor="accent4" w:themeTint="99"/>
                 <w:lang w:val="de-CH" w:eastAsia="de-CH"/>
               </w:rPr>
-              <w:t xml:space="preserve">Bei längerem Ausfall Tasks im PSP und in </w:t>
-            </w:r>
-            <w:r>
-              <w:rPr>
-                <w:color w:val="B2A1C7" w:themeColor="accent4" w:themeTint="99"/>
-                <w:lang w:val="de-CH" w:eastAsia="de-CH"/>
-              </w:rPr>
-              <w:lastRenderedPageBreak/>
-              <w:t>GitHub neu verteilen, Scope bei Bedarf mit Auftraggeber nach unten anpassen</w:t>
+              <w:t>Bei längerem Ausfall Tasks im PSP und in GitHub neu verteilen, Scope bei Bedarf mit Auftraggeber nach unten anpassen</w:t>
             </w:r>
             <w:r>
               <w:rPr>
@@ -9899,7 +9989,6 @@
                 <w:color w:val="B2A1C7" w:themeColor="accent4" w:themeTint="99"/>
                 <w:lang w:val="de-CH" w:eastAsia="de-CH"/>
               </w:rPr>
-              <w:lastRenderedPageBreak/>
               <w:t>R5: Kommunikationsprobleme im Homeoffice</w:t>
             </w:r>
           </w:p>
@@ -10395,14 +10484,14 @@
         <w:suppressAutoHyphens w:val="0"/>
         <w:spacing w:before="120" w:after="120" w:line="288" w:lineRule="auto"/>
       </w:pPr>
-      <w:bookmarkStart w:id="23" w:name="_Toc223451544"/>
+      <w:bookmarkStart w:id="23" w:name="_Toc224146635"/>
       <w:r>
         <w:rPr>
           <w:noProof/>
           <w:lang w:eastAsia="de-CH"/>
         </w:rPr>
         <w:lastRenderedPageBreak/>
-        <w:object w:dxaOrig="1440" w:dyaOrig="1440" w14:anchorId="09521D3B">
+        <w:object w:dxaOrig="1440" w:dyaOrig="1440" w14:anchorId="299A21F2">
           <v:shapetype id="_x0000_t75" coordsize="21600,21600" o:spt="75" o:preferrelative="t" path="m@4@5l@4@11@9@11@9@5xe" filled="f" stroked="f">
             <v:stroke joinstyle="miter"/>
             <v:formulas>
@@ -10422,11 +10511,11 @@
             <v:path o:extrusionok="f" gradientshapeok="t" o:connecttype="rect"/>
             <o:lock v:ext="edit" aspectratio="t"/>
           </v:shapetype>
-          <v:shape id="_x0000_s2050" type="#_x0000_t75" style="position:absolute;left:0;text-align:left;margin-left:1.65pt;margin-top:21.95pt;width:479.7pt;height:324.95pt;z-index:251658240;mso-position-horizontal-relative:text;mso-position-vertical-relative:text">
+          <v:shape id="_x0000_s2050" type="#_x0000_t75" alt="" style="position:absolute;left:0;text-align:left;margin-left:1.65pt;margin-top:21.95pt;width:479.7pt;height:324.95pt;z-index:251658240;mso-wrap-edited:f;mso-width-percent:0;mso-height-percent:0;mso-position-horizontal-relative:text;mso-position-vertical-relative:text;mso-width-percent:0;mso-height-percent:0">
             <v:imagedata r:id="rId27" o:title=""/>
             <w10:wrap type="square" side="right"/>
           </v:shape>
-          <o:OLEObject Type="Embed" ProgID="Excel.Sheet.12" ShapeID="_x0000_s2050" DrawAspect="Content" ObjectID="_1834674514" r:id="rId28"/>
+          <o:OLEObject Type="Embed" ProgID="Excel.Sheet.12" ShapeID="_x0000_s2050" DrawAspect="Content" ObjectID="_1834759666" r:id="rId28"/>
         </w:object>
       </w:r>
       <w:r>
@@ -10550,7 +10639,7 @@
           <w:lang w:eastAsia="de-CH"/>
         </w:rPr>
       </w:pPr>
-      <w:bookmarkStart w:id="24" w:name="_Toc223451545"/>
+      <w:bookmarkStart w:id="24" w:name="_Toc224146636"/>
       <w:r>
         <w:lastRenderedPageBreak/>
         <w:t>Zeitplanung</w:t>
@@ -11451,11 +11540,11 @@
           <w:lang w:eastAsia="de-CH"/>
         </w:rPr>
       </w:pPr>
-      <w:bookmarkStart w:id="26" w:name="_Toc223451546"/>
+      <w:bookmarkStart w:id="26" w:name="_Toc224146637"/>
       <w:r>
         <w:t>Anforderungen</w:t>
       </w:r>
-      <w:bookmarkEnd w:id="20"/>
+      <w:bookmarkEnd w:id="19"/>
       <w:bookmarkEnd w:id="25"/>
       <w:bookmarkEnd w:id="26"/>
     </w:p>
@@ -12903,7 +12992,7 @@
         <w:suppressAutoHyphens w:val="0"/>
         <w:spacing w:before="120" w:after="120" w:line="288" w:lineRule="auto"/>
       </w:pPr>
-      <w:bookmarkStart w:id="27" w:name="_Toc223451547"/>
+      <w:bookmarkStart w:id="27" w:name="_Toc224146638"/>
       <w:r>
         <w:lastRenderedPageBreak/>
         <w:t>Beschreibung Spiel</w:t>
@@ -13111,6 +13200,68 @@
           <w:lang w:eastAsia="de-CH"/>
         </w:rPr>
         <w:t>.</w:t>
+      </w:r>
+    </w:p>
+    <w:p>
+      <w:pPr>
+        <w:rPr>
+          <w:rFonts w:eastAsia="Times New Roman"/>
+          <w:color w:val="B2A1C7" w:themeColor="accent4" w:themeTint="99"/>
+          <w:sz w:val="22"/>
+          <w:szCs w:val="22"/>
+          <w:lang w:eastAsia="de-CH"/>
+        </w:rPr>
+      </w:pPr>
+    </w:p>
+    <w:p>
+      <w:pPr>
+        <w:rPr>
+          <w:rFonts w:eastAsia="Times New Roman"/>
+          <w:b/>
+          <w:bCs/>
+          <w:color w:val="EE0000"/>
+          <w:sz w:val="36"/>
+          <w:szCs w:val="36"/>
+          <w:lang w:eastAsia="de-CH"/>
+        </w:rPr>
+      </w:pPr>
+      <w:r>
+        <w:rPr>
+          <w:rFonts w:eastAsia="Times New Roman"/>
+          <w:b/>
+          <w:bCs/>
+          <w:color w:val="EE0000"/>
+          <w:sz w:val="36"/>
+          <w:szCs w:val="36"/>
+          <w:lang w:eastAsia="de-CH"/>
+        </w:rPr>
+        <w:t xml:space="preserve">Mit </w:t>
+      </w:r>
+      <w:proofErr w:type="gramStart"/>
+      <w:r>
+        <w:rPr>
+          <w:rFonts w:eastAsia="Times New Roman"/>
+          <w:b/>
+          <w:bCs/>
+          <w:color w:val="EE0000"/>
+          <w:sz w:val="36"/>
+          <w:szCs w:val="36"/>
+          <w:lang w:eastAsia="de-CH"/>
+        </w:rPr>
+        <w:t>GDD Input</w:t>
+      </w:r>
+      <w:proofErr w:type="gramEnd"/>
+      <w:r>
+        <w:rPr>
+          <w:rFonts w:eastAsia="Times New Roman"/>
+          <w:b/>
+          <w:bCs/>
+          <w:color w:val="EE0000"/>
+          <w:sz w:val="36"/>
+          <w:szCs w:val="36"/>
+          <w:lang w:eastAsia="de-CH"/>
+        </w:rPr>
+        <w:t xml:space="preserve"> Ergänzen</w:t>
       </w:r>
     </w:p>
     <w:p>
@@ -13163,7 +13314,7 @@
         <w:suppressAutoHyphens w:val="0"/>
         <w:spacing w:before="120" w:after="120" w:line="288" w:lineRule="auto"/>
       </w:pPr>
-      <w:bookmarkStart w:id="29" w:name="_Toc223451548"/>
+      <w:bookmarkStart w:id="29" w:name="_Toc224146639"/>
       <w:r>
         <w:lastRenderedPageBreak/>
         <w:t>Testkonzept</w:t>
@@ -13184,7 +13335,7 @@
         <w:suppressAutoHyphens w:val="0"/>
         <w:spacing w:before="120" w:after="120" w:line="288" w:lineRule="auto"/>
       </w:pPr>
-      <w:bookmarkStart w:id="30" w:name="_Toc223451549"/>
+      <w:bookmarkStart w:id="30" w:name="_Toc224146640"/>
       <w:r>
         <w:t>Testarten</w:t>
       </w:r>
@@ -13227,8 +13378,16 @@
           <w:p>
             <w:pPr>
               <w:pStyle w:val="TextCDB"/>
-            </w:pPr>
-            <w:r>
+              <w:rPr>
+                <w:color w:val="B2A1C7" w:themeColor="accent4" w:themeTint="99"/>
+                <w:lang w:val="de-CH" w:eastAsia="de-CH"/>
+              </w:rPr>
+            </w:pPr>
+            <w:r>
+              <w:rPr>
+                <w:color w:val="B2A1C7" w:themeColor="accent4" w:themeTint="99"/>
+                <w:lang w:val="de-CH" w:eastAsia="de-CH"/>
+              </w:rPr>
               <w:t>Nr</w:t>
             </w:r>
           </w:p>
@@ -13247,12 +13406,18 @@
           <w:p>
             <w:pPr>
               <w:pStyle w:val="TextCDB"/>
-            </w:pPr>
-            <w:proofErr w:type="spellStart"/>
-            <w:r>
+              <w:rPr>
+                <w:color w:val="B2A1C7" w:themeColor="accent4" w:themeTint="99"/>
+                <w:lang w:val="de-CH" w:eastAsia="de-CH"/>
+              </w:rPr>
+            </w:pPr>
+            <w:r>
+              <w:rPr>
+                <w:color w:val="B2A1C7" w:themeColor="accent4" w:themeTint="99"/>
+                <w:lang w:val="de-CH" w:eastAsia="de-CH"/>
+              </w:rPr>
               <w:t>Testart</w:t>
             </w:r>
-            <w:proofErr w:type="spellEnd"/>
           </w:p>
         </w:tc>
         <w:tc>
@@ -13269,12 +13434,18 @@
           <w:p>
             <w:pPr>
               <w:pStyle w:val="TextCDB"/>
-            </w:pPr>
-            <w:proofErr w:type="spellStart"/>
-            <w:r>
+              <w:rPr>
+                <w:color w:val="B2A1C7" w:themeColor="accent4" w:themeTint="99"/>
+                <w:lang w:val="de-CH" w:eastAsia="de-CH"/>
+              </w:rPr>
+            </w:pPr>
+            <w:r>
+              <w:rPr>
+                <w:color w:val="B2A1C7" w:themeColor="accent4" w:themeTint="99"/>
+                <w:lang w:val="de-CH" w:eastAsia="de-CH"/>
+              </w:rPr>
               <w:t>Beschreibung</w:t>
             </w:r>
-            <w:proofErr w:type="spellEnd"/>
           </w:p>
         </w:tc>
       </w:tr>
@@ -13289,11 +13460,23 @@
           <w:p>
             <w:pPr>
               <w:pStyle w:val="TextCDB"/>
-            </w:pPr>
-            <w:r>
+              <w:rPr>
+                <w:color w:val="B2A1C7" w:themeColor="accent4" w:themeTint="99"/>
+                <w:lang w:val="de-CH" w:eastAsia="de-CH"/>
+              </w:rPr>
+            </w:pPr>
+            <w:r>
+              <w:rPr>
+                <w:color w:val="B2A1C7" w:themeColor="accent4" w:themeTint="99"/>
+                <w:lang w:val="de-CH" w:eastAsia="de-CH"/>
+              </w:rPr>
               <w:t>F</w:t>
             </w:r>
             <w:r>
+              <w:rPr>
+                <w:color w:val="B2A1C7" w:themeColor="accent4" w:themeTint="99"/>
+                <w:lang w:val="de-CH" w:eastAsia="de-CH"/>
+              </w:rPr>
               <w:t>1</w:t>
             </w:r>
           </w:p>
@@ -13308,8 +13491,16 @@
           <w:p>
             <w:pPr>
               <w:pStyle w:val="TextCDB"/>
-            </w:pPr>
-            <w:r>
+              <w:rPr>
+                <w:color w:val="B2A1C7" w:themeColor="accent4" w:themeTint="99"/>
+                <w:lang w:val="de-CH" w:eastAsia="de-CH"/>
+              </w:rPr>
+            </w:pPr>
+            <w:r>
+              <w:rPr>
+                <w:color w:val="B2A1C7" w:themeColor="accent4" w:themeTint="99"/>
+                <w:lang w:val="de-CH" w:eastAsia="de-CH"/>
+              </w:rPr>
               <w:t>Startup</w:t>
             </w:r>
           </w:p>
@@ -13324,21 +13515,32 @@
           <w:p>
             <w:pPr>
               <w:pStyle w:val="TextCDB"/>
-            </w:pPr>
+              <w:rPr>
+                <w:color w:val="B2A1C7" w:themeColor="accent4" w:themeTint="99"/>
+                <w:lang w:val="de-CH" w:eastAsia="de-CH"/>
+              </w:rPr>
+            </w:pPr>
+            <w:r>
+              <w:rPr>
+                <w:color w:val="B2A1C7" w:themeColor="accent4" w:themeTint="99"/>
+                <w:lang w:val="de-CH" w:eastAsia="de-CH"/>
+              </w:rPr>
+              <w:t xml:space="preserve">Startet die </w:t>
+            </w:r>
             <w:proofErr w:type="spellStart"/>
             <w:r>
-              <w:t>Startet</w:t>
+              <w:rPr>
+                <w:color w:val="B2A1C7" w:themeColor="accent4" w:themeTint="99"/>
+                <w:lang w:val="de-CH" w:eastAsia="de-CH"/>
+              </w:rPr>
+              <w:t>Anwedung</w:t>
             </w:r>
             <w:proofErr w:type="spellEnd"/>
             <w:r>
-              <w:t xml:space="preserve"> die </w:t>
-            </w:r>
-            <w:proofErr w:type="spellStart"/>
-            <w:r>
-              <w:t>Anwedung</w:t>
-            </w:r>
-            <w:proofErr w:type="spellEnd"/>
-            <w:r>
+              <w:rPr>
+                <w:color w:val="B2A1C7" w:themeColor="accent4" w:themeTint="99"/>
+                <w:lang w:val="de-CH" w:eastAsia="de-CH"/>
+              </w:rPr>
               <w:t>.</w:t>
             </w:r>
           </w:p>
@@ -13352,11 +13554,23 @@
           <w:p>
             <w:pPr>
               <w:pStyle w:val="TextCDB"/>
-            </w:pPr>
-            <w:r>
+              <w:rPr>
+                <w:color w:val="B2A1C7" w:themeColor="accent4" w:themeTint="99"/>
+                <w:lang w:val="de-CH" w:eastAsia="de-CH"/>
+              </w:rPr>
+            </w:pPr>
+            <w:r>
+              <w:rPr>
+                <w:color w:val="B2A1C7" w:themeColor="accent4" w:themeTint="99"/>
+                <w:lang w:val="de-CH" w:eastAsia="de-CH"/>
+              </w:rPr>
               <w:t>F</w:t>
             </w:r>
             <w:r>
+              <w:rPr>
+                <w:color w:val="B2A1C7" w:themeColor="accent4" w:themeTint="99"/>
+                <w:lang w:val="de-CH" w:eastAsia="de-CH"/>
+              </w:rPr>
               <w:t>2</w:t>
             </w:r>
           </w:p>
@@ -13368,8 +13582,16 @@
           <w:p>
             <w:pPr>
               <w:pStyle w:val="TextCDB"/>
-            </w:pPr>
-            <w:r>
+              <w:rPr>
+                <w:color w:val="B2A1C7" w:themeColor="accent4" w:themeTint="99"/>
+                <w:lang w:val="de-CH" w:eastAsia="de-CH"/>
+              </w:rPr>
+            </w:pPr>
+            <w:r>
+              <w:rPr>
+                <w:color w:val="B2A1C7" w:themeColor="accent4" w:themeTint="99"/>
+                <w:lang w:val="de-CH" w:eastAsia="de-CH"/>
+              </w:rPr>
               <w:t>Schuss</w:t>
             </w:r>
           </w:p>
@@ -13381,10 +13603,15 @@
           <w:p>
             <w:pPr>
               <w:pStyle w:val="TextCDB"/>
-            </w:pPr>
-            <w:r>
-              <w:rPr>
-                <w:lang w:val="de-CH"/>
+              <w:rPr>
+                <w:color w:val="B2A1C7" w:themeColor="accent4" w:themeTint="99"/>
+                <w:lang w:val="de-CH" w:eastAsia="de-CH"/>
+              </w:rPr>
+            </w:pPr>
+            <w:r>
+              <w:rPr>
+                <w:color w:val="B2A1C7" w:themeColor="accent4" w:themeTint="99"/>
+                <w:lang w:val="de-CH" w:eastAsia="de-CH"/>
               </w:rPr>
               <w:t>Schuss an Gegner funktioniert.</w:t>
             </w:r>
@@ -13399,8 +13626,16 @@
           <w:p>
             <w:pPr>
               <w:pStyle w:val="TextCDB"/>
-            </w:pPr>
-            <w:r>
+              <w:rPr>
+                <w:color w:val="B2A1C7" w:themeColor="accent4" w:themeTint="99"/>
+                <w:lang w:val="de-CH" w:eastAsia="de-CH"/>
+              </w:rPr>
+            </w:pPr>
+            <w:r>
+              <w:rPr>
+                <w:color w:val="B2A1C7" w:themeColor="accent4" w:themeTint="99"/>
+                <w:lang w:val="de-CH" w:eastAsia="de-CH"/>
+              </w:rPr>
               <w:t>F3</w:t>
             </w:r>
           </w:p>
@@ -13412,8 +13647,16 @@
           <w:p>
             <w:pPr>
               <w:pStyle w:val="TextCDB"/>
-            </w:pPr>
-            <w:r>
+              <w:rPr>
+                <w:color w:val="B2A1C7" w:themeColor="accent4" w:themeTint="99"/>
+                <w:lang w:val="de-CH" w:eastAsia="de-CH"/>
+              </w:rPr>
+            </w:pPr>
+            <w:r>
+              <w:rPr>
+                <w:color w:val="B2A1C7" w:themeColor="accent4" w:themeTint="99"/>
+                <w:lang w:val="de-CH" w:eastAsia="de-CH"/>
+              </w:rPr>
               <w:t>Health</w:t>
             </w:r>
           </w:p>
@@ -13426,14 +13669,23 @@
             <w:pPr>
               <w:pStyle w:val="TextCDB"/>
               <w:rPr>
-                <w:lang w:val="de-CH"/>
-              </w:rPr>
-            </w:pPr>
-            <w:r>
-              <w:rPr>
-                <w:lang w:val="de-CH"/>
+                <w:color w:val="B2A1C7" w:themeColor="accent4" w:themeTint="99"/>
+                <w:lang w:val="de-CH" w:eastAsia="de-CH"/>
+              </w:rPr>
+            </w:pPr>
+            <w:r>
+              <w:rPr>
+                <w:color w:val="B2A1C7" w:themeColor="accent4" w:themeTint="99"/>
+                <w:lang w:val="de-CH" w:eastAsia="de-CH"/>
               </w:rPr>
               <w:t>Leben wird abgezogen nach einem Treffer (beidseitig)</w:t>
+            </w:r>
+            <w:r>
+              <w:rPr>
+                <w:color w:val="B2A1C7" w:themeColor="accent4" w:themeTint="99"/>
+                <w:lang w:val="de-CH" w:eastAsia="de-CH"/>
+              </w:rPr>
+              <w:t>.</w:t>
             </w:r>
           </w:p>
         </w:tc>
@@ -13446,8 +13698,16 @@
           <w:p>
             <w:pPr>
               <w:pStyle w:val="TextCDB"/>
-            </w:pPr>
-            <w:r>
+              <w:rPr>
+                <w:color w:val="B2A1C7" w:themeColor="accent4" w:themeTint="99"/>
+                <w:lang w:val="de-CH" w:eastAsia="de-CH"/>
+              </w:rPr>
+            </w:pPr>
+            <w:r>
+              <w:rPr>
+                <w:color w:val="B2A1C7" w:themeColor="accent4" w:themeTint="99"/>
+                <w:lang w:val="de-CH" w:eastAsia="de-CH"/>
+              </w:rPr>
               <w:t>F4</w:t>
             </w:r>
           </w:p>
@@ -13459,8 +13719,16 @@
           <w:p>
             <w:pPr>
               <w:pStyle w:val="TextCDB"/>
-            </w:pPr>
-            <w:r>
+              <w:rPr>
+                <w:color w:val="B2A1C7" w:themeColor="accent4" w:themeTint="99"/>
+                <w:lang w:val="de-CH" w:eastAsia="de-CH"/>
+              </w:rPr>
+            </w:pPr>
+            <w:r>
+              <w:rPr>
+                <w:color w:val="B2A1C7" w:themeColor="accent4" w:themeTint="99"/>
+                <w:lang w:val="de-CH" w:eastAsia="de-CH"/>
+              </w:rPr>
               <w:t>Score</w:t>
             </w:r>
           </w:p>
@@ -13473,14 +13741,23 @@
             <w:pPr>
               <w:pStyle w:val="TextCDB"/>
               <w:rPr>
-                <w:lang w:val="de-CH"/>
-              </w:rPr>
-            </w:pPr>
-            <w:r>
-              <w:rPr>
-                <w:lang w:val="de-CH"/>
+                <w:color w:val="B2A1C7" w:themeColor="accent4" w:themeTint="99"/>
+                <w:lang w:val="de-CH" w:eastAsia="de-CH"/>
+              </w:rPr>
+            </w:pPr>
+            <w:r>
+              <w:rPr>
+                <w:color w:val="B2A1C7" w:themeColor="accent4" w:themeTint="99"/>
+                <w:lang w:val="de-CH" w:eastAsia="de-CH"/>
               </w:rPr>
               <w:t>Scores werden gezählt</w:t>
+            </w:r>
+            <w:r>
+              <w:rPr>
+                <w:color w:val="B2A1C7" w:themeColor="accent4" w:themeTint="99"/>
+                <w:lang w:val="de-CH" w:eastAsia="de-CH"/>
+              </w:rPr>
+              <w:t>.</w:t>
             </w:r>
           </w:p>
         </w:tc>
@@ -13493,8 +13770,16 @@
           <w:p>
             <w:pPr>
               <w:pStyle w:val="TextCDB"/>
-            </w:pPr>
-            <w:r>
+              <w:rPr>
+                <w:color w:val="B2A1C7" w:themeColor="accent4" w:themeTint="99"/>
+                <w:lang w:val="de-CH" w:eastAsia="de-CH"/>
+              </w:rPr>
+            </w:pPr>
+            <w:r>
+              <w:rPr>
+                <w:color w:val="B2A1C7" w:themeColor="accent4" w:themeTint="99"/>
+                <w:lang w:val="de-CH" w:eastAsia="de-CH"/>
+              </w:rPr>
               <w:t>F5</w:t>
             </w:r>
           </w:p>
@@ -13506,8 +13791,16 @@
           <w:p>
             <w:pPr>
               <w:pStyle w:val="TextCDB"/>
-            </w:pPr>
-            <w:r>
+              <w:rPr>
+                <w:color w:val="B2A1C7" w:themeColor="accent4" w:themeTint="99"/>
+                <w:lang w:val="de-CH" w:eastAsia="de-CH"/>
+              </w:rPr>
+            </w:pPr>
+            <w:r>
+              <w:rPr>
+                <w:color w:val="B2A1C7" w:themeColor="accent4" w:themeTint="99"/>
+                <w:lang w:val="de-CH" w:eastAsia="de-CH"/>
+              </w:rPr>
               <w:t>Level</w:t>
             </w:r>
           </w:p>
@@ -13520,14 +13813,23 @@
             <w:pPr>
               <w:pStyle w:val="TextCDB"/>
               <w:rPr>
-                <w:lang w:val="de-CH"/>
-              </w:rPr>
-            </w:pPr>
-            <w:r>
-              <w:rPr>
-                <w:lang w:val="de-CH"/>
+                <w:color w:val="B2A1C7" w:themeColor="accent4" w:themeTint="99"/>
+                <w:lang w:val="de-CH" w:eastAsia="de-CH"/>
+              </w:rPr>
+            </w:pPr>
+            <w:r>
+              <w:rPr>
+                <w:color w:val="B2A1C7" w:themeColor="accent4" w:themeTint="99"/>
+                <w:lang w:val="de-CH" w:eastAsia="de-CH"/>
               </w:rPr>
               <w:t>Level 2 wird erreicht</w:t>
+            </w:r>
+            <w:r>
+              <w:rPr>
+                <w:color w:val="B2A1C7" w:themeColor="accent4" w:themeTint="99"/>
+                <w:lang w:val="de-CH" w:eastAsia="de-CH"/>
+              </w:rPr>
+              <w:t>.</w:t>
             </w:r>
           </w:p>
         </w:tc>
@@ -13540,8 +13842,16 @@
           <w:p>
             <w:pPr>
               <w:pStyle w:val="TextCDB"/>
-            </w:pPr>
-            <w:r>
+              <w:rPr>
+                <w:color w:val="B2A1C7" w:themeColor="accent4" w:themeTint="99"/>
+                <w:lang w:val="de-CH" w:eastAsia="de-CH"/>
+              </w:rPr>
+            </w:pPr>
+            <w:r>
+              <w:rPr>
+                <w:color w:val="B2A1C7" w:themeColor="accent4" w:themeTint="99"/>
+                <w:lang w:val="de-CH" w:eastAsia="de-CH"/>
+              </w:rPr>
               <w:t>F6</w:t>
             </w:r>
           </w:p>
@@ -13553,8 +13863,16 @@
           <w:p>
             <w:pPr>
               <w:pStyle w:val="TextCDB"/>
-            </w:pPr>
-            <w:r>
+              <w:rPr>
+                <w:color w:val="B2A1C7" w:themeColor="accent4" w:themeTint="99"/>
+                <w:lang w:val="de-CH" w:eastAsia="de-CH"/>
+              </w:rPr>
+            </w:pPr>
+            <w:r>
+              <w:rPr>
+                <w:color w:val="B2A1C7" w:themeColor="accent4" w:themeTint="99"/>
+                <w:lang w:val="de-CH" w:eastAsia="de-CH"/>
+              </w:rPr>
               <w:t>Game</w:t>
             </w:r>
           </w:p>
@@ -13567,14 +13885,23 @@
             <w:pPr>
               <w:pStyle w:val="TextCDB"/>
               <w:rPr>
-                <w:lang w:val="de-CH"/>
-              </w:rPr>
-            </w:pPr>
-            <w:r>
-              <w:rPr>
-                <w:lang w:val="de-CH"/>
+                <w:color w:val="B2A1C7" w:themeColor="accent4" w:themeTint="99"/>
+                <w:lang w:val="de-CH" w:eastAsia="de-CH"/>
+              </w:rPr>
+            </w:pPr>
+            <w:r>
+              <w:rPr>
+                <w:color w:val="B2A1C7" w:themeColor="accent4" w:themeTint="99"/>
+                <w:lang w:val="de-CH" w:eastAsia="de-CH"/>
               </w:rPr>
               <w:t>Spiel wird beendet</w:t>
+            </w:r>
+            <w:r>
+              <w:rPr>
+                <w:color w:val="B2A1C7" w:themeColor="accent4" w:themeTint="99"/>
+                <w:lang w:val="de-CH" w:eastAsia="de-CH"/>
+              </w:rPr>
+              <w:t>.</w:t>
             </w:r>
           </w:p>
         </w:tc>
@@ -13595,11 +13922,257 @@
         <w:suppressAutoHyphens w:val="0"/>
         <w:spacing w:before="120" w:after="120" w:line="288" w:lineRule="auto"/>
       </w:pPr>
-      <w:bookmarkStart w:id="31" w:name="_Toc223451550"/>
+      <w:bookmarkStart w:id="31" w:name="_Toc224146641"/>
       <w:r>
         <w:t>Testrahmen</w:t>
       </w:r>
       <w:bookmarkEnd w:id="31"/>
+    </w:p>
+    <w:p>
+      <w:pPr>
+        <w:rPr>
+          <w:rFonts w:eastAsia="Times New Roman"/>
+          <w:color w:val="B2A1C7" w:themeColor="accent4" w:themeTint="99"/>
+          <w:sz w:val="22"/>
+          <w:szCs w:val="22"/>
+          <w:lang w:eastAsia="de-CH"/>
+        </w:rPr>
+      </w:pPr>
+      <w:r>
+        <w:rPr>
+          <w:rFonts w:eastAsia="Times New Roman"/>
+          <w:color w:val="B2A1C7" w:themeColor="accent4" w:themeTint="99"/>
+          <w:sz w:val="22"/>
+          <w:szCs w:val="22"/>
+          <w:lang w:eastAsia="de-CH"/>
+        </w:rPr>
+        <w:t>Der Testrahmen definiert Umfang, Tiefe und organisatorische Einbettung der Tests für den TD</w:t>
+      </w:r>
+      <w:r>
+        <w:rPr>
+          <w:rFonts w:eastAsia="Times New Roman"/>
+          <w:color w:val="B2A1C7" w:themeColor="accent4" w:themeTint="99"/>
+          <w:sz w:val="22"/>
+          <w:szCs w:val="22"/>
+          <w:lang w:eastAsia="de-CH"/>
+        </w:rPr>
+        <w:noBreakHyphen/>
+        <w:t>Shooter. Getestet werden alle zentralen Funktionen des Spiels (Bewegung und Steuerung des Spielers, Schiessen, Gegnerverhalten, Kollisionen, Punkte</w:t>
+      </w:r>
+      <w:r>
+        <w:rPr>
+          <w:rFonts w:eastAsia="Times New Roman"/>
+          <w:color w:val="B2A1C7" w:themeColor="accent4" w:themeTint="99"/>
+          <w:sz w:val="22"/>
+          <w:szCs w:val="22"/>
+          <w:lang w:eastAsia="de-CH"/>
+        </w:rPr>
+        <w:noBreakHyphen/>
+        <w:t xml:space="preserve"> und Lebensanzeige, Spielstart und </w:t>
+      </w:r>
+      <w:r>
+        <w:rPr>
+          <w:rFonts w:eastAsia="Times New Roman"/>
+          <w:color w:val="B2A1C7" w:themeColor="accent4" w:themeTint="99"/>
+          <w:sz w:val="22"/>
+          <w:szCs w:val="22"/>
+          <w:lang w:eastAsia="de-CH"/>
+        </w:rPr>
+        <w:noBreakHyphen/>
+        <w:t>ende) sowie die Startfähigkeit der EXE</w:t>
+      </w:r>
+      <w:r>
+        <w:rPr>
+          <w:rFonts w:eastAsia="Times New Roman"/>
+          <w:color w:val="B2A1C7" w:themeColor="accent4" w:themeTint="99"/>
+          <w:sz w:val="22"/>
+          <w:szCs w:val="22"/>
+          <w:lang w:eastAsia="de-CH"/>
+        </w:rPr>
+        <w:noBreakHyphen/>
+        <w:t>Version auf der vorgesehenen Zielumgebun</w:t>
+      </w:r>
+      <w:r>
+        <w:rPr>
+          <w:rFonts w:eastAsia="Times New Roman"/>
+          <w:color w:val="B2A1C7" w:themeColor="accent4" w:themeTint="99"/>
+          <w:sz w:val="22"/>
+          <w:szCs w:val="22"/>
+          <w:lang w:eastAsia="de-CH"/>
+        </w:rPr>
+        <w:t>g.</w:t>
+      </w:r>
+    </w:p>
+    <w:p>
+      <w:pPr>
+        <w:rPr>
+          <w:rFonts w:eastAsia="Times New Roman"/>
+          <w:color w:val="B2A1C7" w:themeColor="accent4" w:themeTint="99"/>
+          <w:sz w:val="22"/>
+          <w:szCs w:val="22"/>
+          <w:lang w:eastAsia="de-CH"/>
+        </w:rPr>
+      </w:pPr>
+    </w:p>
+    <w:p>
+      <w:pPr>
+        <w:rPr>
+          <w:rFonts w:eastAsia="Times New Roman"/>
+          <w:color w:val="B2A1C7" w:themeColor="accent4" w:themeTint="99"/>
+          <w:sz w:val="22"/>
+          <w:szCs w:val="22"/>
+          <w:lang w:eastAsia="de-CH"/>
+        </w:rPr>
+      </w:pPr>
+      <w:r>
+        <w:rPr>
+          <w:rFonts w:eastAsia="Times New Roman"/>
+          <w:color w:val="B2A1C7" w:themeColor="accent4" w:themeTint="99"/>
+          <w:sz w:val="22"/>
+          <w:szCs w:val="22"/>
+          <w:lang w:eastAsia="de-CH"/>
+        </w:rPr>
+        <w:t xml:space="preserve">Die Tests werden primär in der </w:t>
+      </w:r>
+      <w:proofErr w:type="spellStart"/>
+      <w:r>
+        <w:rPr>
+          <w:rFonts w:eastAsia="Times New Roman"/>
+          <w:color w:val="B2A1C7" w:themeColor="accent4" w:themeTint="99"/>
+          <w:sz w:val="22"/>
+          <w:szCs w:val="22"/>
+          <w:lang w:eastAsia="de-CH"/>
+        </w:rPr>
+        <w:t>Realisierungs</w:t>
+      </w:r>
+      <w:proofErr w:type="spellEnd"/>
+      <w:r>
+        <w:rPr>
+          <w:rFonts w:eastAsia="Times New Roman"/>
+          <w:color w:val="B2A1C7" w:themeColor="accent4" w:themeTint="99"/>
+          <w:sz w:val="22"/>
+          <w:szCs w:val="22"/>
+          <w:lang w:eastAsia="de-CH"/>
+        </w:rPr>
+        <w:noBreakHyphen/>
+        <w:t xml:space="preserve"> und Einführungsphase durchgeführt: während der Realisierung stehen Entwickler</w:t>
+      </w:r>
+      <w:r>
+        <w:rPr>
+          <w:rFonts w:eastAsia="Times New Roman"/>
+          <w:color w:val="B2A1C7" w:themeColor="accent4" w:themeTint="99"/>
+          <w:sz w:val="22"/>
+          <w:szCs w:val="22"/>
+          <w:lang w:eastAsia="de-CH"/>
+        </w:rPr>
+        <w:noBreakHyphen/>
+        <w:t xml:space="preserve"> und Gameplay</w:t>
+      </w:r>
+      <w:r>
+        <w:rPr>
+          <w:rFonts w:eastAsia="Times New Roman"/>
+          <w:color w:val="B2A1C7" w:themeColor="accent4" w:themeTint="99"/>
+          <w:sz w:val="22"/>
+          <w:szCs w:val="22"/>
+          <w:lang w:eastAsia="de-CH"/>
+        </w:rPr>
+        <w:noBreakHyphen/>
+        <w:t>Tests im Vordergrund, in der Einführung folgen formale Abnahmetests gegen die definierten Anforderungen. Es kommen manuelle Tests anhand von vordefinierten Testfällen zum Einsatz; bei Bedarf werden zusätzlich einfache Unit</w:t>
+      </w:r>
+      <w:r>
+        <w:rPr>
+          <w:rFonts w:eastAsia="Times New Roman"/>
+          <w:color w:val="B2A1C7" w:themeColor="accent4" w:themeTint="99"/>
+          <w:sz w:val="22"/>
+          <w:szCs w:val="22"/>
+          <w:lang w:eastAsia="de-CH"/>
+        </w:rPr>
+        <w:noBreakHyphen/>
+        <w:t>Tests für kritische Funktionen implementiert.</w:t>
+      </w:r>
+    </w:p>
+    <w:p>
+      <w:pPr>
+        <w:rPr>
+          <w:rFonts w:eastAsia="Times New Roman"/>
+          <w:color w:val="B2A1C7" w:themeColor="accent4" w:themeTint="99"/>
+          <w:sz w:val="22"/>
+          <w:szCs w:val="22"/>
+          <w:lang w:eastAsia="de-CH"/>
+        </w:rPr>
+      </w:pPr>
+    </w:p>
+    <w:p>
+      <w:pPr>
+        <w:rPr>
+          <w:rFonts w:eastAsia="Times New Roman"/>
+          <w:color w:val="B2A1C7" w:themeColor="accent4" w:themeTint="99"/>
+          <w:sz w:val="22"/>
+          <w:szCs w:val="22"/>
+          <w:lang w:eastAsia="de-CH"/>
+        </w:rPr>
+      </w:pPr>
+      <w:r>
+        <w:rPr>
+          <w:rFonts w:eastAsia="Times New Roman"/>
+          <w:color w:val="B2A1C7" w:themeColor="accent4" w:themeTint="99"/>
+          <w:sz w:val="22"/>
+          <w:szCs w:val="22"/>
+          <w:lang w:eastAsia="de-CH"/>
+        </w:rPr>
+        <w:t xml:space="preserve">Für jeden Testlauf wird im Testprotokoll festgehalten, welche Testfälle durchgeführt wurden, welches Resultat erzielt wurde (bestanden/nicht bestanden) und welche Fehler entstehen; erkannte Mängel werden als </w:t>
+      </w:r>
+      <w:proofErr w:type="spellStart"/>
+      <w:r>
+        <w:rPr>
+          <w:rFonts w:eastAsia="Times New Roman"/>
+          <w:color w:val="B2A1C7" w:themeColor="accent4" w:themeTint="99"/>
+          <w:sz w:val="22"/>
+          <w:szCs w:val="22"/>
+          <w:lang w:eastAsia="de-CH"/>
+        </w:rPr>
+        <w:t>Issues</w:t>
+      </w:r>
+      <w:proofErr w:type="spellEnd"/>
+      <w:r>
+        <w:rPr>
+          <w:rFonts w:eastAsia="Times New Roman"/>
+          <w:color w:val="B2A1C7" w:themeColor="accent4" w:themeTint="99"/>
+          <w:sz w:val="22"/>
+          <w:szCs w:val="22"/>
+          <w:lang w:eastAsia="de-CH"/>
+        </w:rPr>
+        <w:t xml:space="preserve"> in GitHub erfasst und bis zur Abnahme nachverfolgt. Der Auftraggeber erhält im Rahmen der Meilensteine M3 und M4 Einsicht in Testkonzept, Testprotokolle und die Ergebnisse der Abnahmetests, die als Grundlage für die Schlussbewertung dienen</w:t>
+      </w:r>
+      <w:r>
+        <w:rPr>
+          <w:rFonts w:eastAsia="Times New Roman"/>
+          <w:color w:val="B2A1C7" w:themeColor="accent4" w:themeTint="99"/>
+          <w:sz w:val="22"/>
+          <w:szCs w:val="22"/>
+          <w:lang w:eastAsia="de-CH"/>
+        </w:rPr>
+        <w:t>.</w:t>
+      </w:r>
+    </w:p>
+    <w:p>
+      <w:pPr>
+        <w:pStyle w:val="TextCDB"/>
+      </w:pPr>
+    </w:p>
+    <w:p>
+      <w:pPr>
+        <w:suppressAutoHyphens w:val="0"/>
+        <w:rPr>
+          <w:rFonts w:eastAsia="Times New Roman"/>
+          <w:sz w:val="22"/>
+          <w:szCs w:val="22"/>
+          <w:lang w:val="en-US" w:eastAsia="de-DE"/>
+        </w:rPr>
+      </w:pPr>
+      <w:r>
+        <w:br w:type="page"/>
+      </w:r>
     </w:p>
     <w:p>
       <w:pPr>
@@ -13614,11 +14187,12 @@
         <w:suppressAutoHyphens w:val="0"/>
         <w:spacing w:before="120" w:after="120" w:line="288" w:lineRule="auto"/>
       </w:pPr>
-      <w:bookmarkStart w:id="32" w:name="_Toc391884284"/>
-      <w:bookmarkStart w:id="33" w:name="_Toc400697049"/>
-      <w:bookmarkStart w:id="34" w:name="_Toc223451551"/>
-      <w:r>
-        <w:t>Testvoraussetzungen</w:t>
+      <w:bookmarkStart w:id="32" w:name="_Toc391884285"/>
+      <w:bookmarkStart w:id="33" w:name="_Toc400697050"/>
+      <w:bookmarkStart w:id="34" w:name="_Toc224146642"/>
+      <w:r>
+        <w:lastRenderedPageBreak/>
+        <w:t>Fehlerklassen</w:t>
       </w:r>
       <w:bookmarkEnd w:id="32"/>
       <w:bookmarkEnd w:id="33"/>
@@ -13630,59 +14204,15 @@
     <w:p>
       <w:pPr>
         <w:pStyle w:val="TextCDB"/>
-      </w:pPr>
-      <w:r>
-        <w:t xml:space="preserve">Tester, </w:t>
-      </w:r>
-      <w:proofErr w:type="spellStart"/>
-      <w:r>
-        <w:t>Vorkenntnisse</w:t>
-      </w:r>
-      <w:proofErr w:type="spellEnd"/>
-    </w:p>
-    <w:p>
-      <w:pPr>
-        <w:pStyle w:val="TextCDB"/>
-      </w:pPr>
-    </w:p>
-    <w:p>
-      <w:pPr>
-        <w:pStyle w:val="berschrift2"/>
-        <w:numPr>
-          <w:ilvl w:val="2"/>
-          <w:numId w:val="27"/>
-        </w:numPr>
-        <w:tabs>
-          <w:tab w:val="left" w:pos="850"/>
-        </w:tabs>
-        <w:suppressAutoHyphens w:val="0"/>
-        <w:spacing w:before="120" w:after="120" w:line="288" w:lineRule="auto"/>
-      </w:pPr>
-      <w:bookmarkStart w:id="35" w:name="_Toc391884285"/>
-      <w:bookmarkStart w:id="36" w:name="_Toc400697050"/>
-      <w:bookmarkStart w:id="37" w:name="_Toc223451552"/>
-      <w:r>
-        <w:t>Fehlerklassen</w:t>
-      </w:r>
-      <w:bookmarkEnd w:id="35"/>
-      <w:bookmarkEnd w:id="36"/>
-      <w:bookmarkEnd w:id="37"/>
-      <w:r>
-        <w:t xml:space="preserve"> </w:t>
-      </w:r>
-    </w:p>
-    <w:p>
-      <w:pPr>
-        <w:pStyle w:val="TextCDB"/>
-        <w:rPr>
-          <w:i/>
-          <w:lang w:val="de-CH"/>
-        </w:rPr>
-      </w:pPr>
-      <w:r>
-        <w:rPr>
-          <w:i/>
-          <w:lang w:val="de-CH"/>
+        <w:rPr>
+          <w:color w:val="B2A1C7" w:themeColor="accent4" w:themeTint="99"/>
+          <w:lang w:val="de-CH" w:eastAsia="de-CH"/>
+        </w:rPr>
+      </w:pPr>
+      <w:r>
+        <w:rPr>
+          <w:color w:val="B2A1C7" w:themeColor="accent4" w:themeTint="99"/>
+          <w:lang w:val="de-CH" w:eastAsia="de-CH"/>
         </w:rPr>
         <w:t>Festgestellte Fehler werden in Klassen 0-4 eingestuft</w:t>
       </w:r>
@@ -13725,8 +14255,16 @@
           <w:p>
             <w:pPr>
               <w:pStyle w:val="TextCDB"/>
-            </w:pPr>
-            <w:r>
+              <w:rPr>
+                <w:color w:val="B2A1C7" w:themeColor="accent4" w:themeTint="99"/>
+                <w:lang w:val="de-CH" w:eastAsia="de-CH"/>
+              </w:rPr>
+            </w:pPr>
+            <w:r>
+              <w:rPr>
+                <w:color w:val="B2A1C7" w:themeColor="accent4" w:themeTint="99"/>
+                <w:lang w:val="de-CH" w:eastAsia="de-CH"/>
+              </w:rPr>
               <w:t>Nr.</w:t>
             </w:r>
           </w:p>
@@ -13745,12 +14283,18 @@
           <w:p>
             <w:pPr>
               <w:pStyle w:val="TextCDB"/>
-            </w:pPr>
-            <w:proofErr w:type="spellStart"/>
-            <w:r>
+              <w:rPr>
+                <w:color w:val="B2A1C7" w:themeColor="accent4" w:themeTint="99"/>
+                <w:lang w:val="de-CH" w:eastAsia="de-CH"/>
+              </w:rPr>
+            </w:pPr>
+            <w:r>
+              <w:rPr>
+                <w:color w:val="B2A1C7" w:themeColor="accent4" w:themeTint="99"/>
+                <w:lang w:val="de-CH" w:eastAsia="de-CH"/>
+              </w:rPr>
               <w:t>Fehlerklassen</w:t>
             </w:r>
-            <w:proofErr w:type="spellEnd"/>
           </w:p>
         </w:tc>
         <w:tc>
@@ -13767,12 +14311,18 @@
           <w:p>
             <w:pPr>
               <w:pStyle w:val="TextCDB"/>
-            </w:pPr>
-            <w:proofErr w:type="spellStart"/>
-            <w:r>
+              <w:rPr>
+                <w:color w:val="B2A1C7" w:themeColor="accent4" w:themeTint="99"/>
+                <w:lang w:val="de-CH" w:eastAsia="de-CH"/>
+              </w:rPr>
+            </w:pPr>
+            <w:r>
+              <w:rPr>
+                <w:color w:val="B2A1C7" w:themeColor="accent4" w:themeTint="99"/>
+                <w:lang w:val="de-CH" w:eastAsia="de-CH"/>
+              </w:rPr>
               <w:t>Beschreibung</w:t>
             </w:r>
-            <w:proofErr w:type="spellEnd"/>
           </w:p>
         </w:tc>
       </w:tr>
@@ -13791,12 +14341,14 @@
             <w:pPr>
               <w:pStyle w:val="TextCDB"/>
               <w:rPr>
-                <w:i/>
-              </w:rPr>
-            </w:pPr>
-            <w:r>
-              <w:rPr>
-                <w:i/>
+                <w:color w:val="B2A1C7" w:themeColor="accent4" w:themeTint="99"/>
+                <w:lang w:val="de-CH" w:eastAsia="de-CH"/>
+              </w:rPr>
+            </w:pPr>
+            <w:r>
+              <w:rPr>
+                <w:color w:val="B2A1C7" w:themeColor="accent4" w:themeTint="99"/>
+                <w:lang w:val="de-CH" w:eastAsia="de-CH"/>
               </w:rPr>
               <w:t>0</w:t>
             </w:r>
@@ -13813,17 +14365,17 @@
             <w:pPr>
               <w:pStyle w:val="TextCDB"/>
               <w:rPr>
-                <w:i/>
-              </w:rPr>
-            </w:pPr>
-            <w:proofErr w:type="spellStart"/>
-            <w:r>
-              <w:rPr>
-                <w:i/>
+                <w:color w:val="B2A1C7" w:themeColor="accent4" w:themeTint="99"/>
+                <w:lang w:val="de-CH" w:eastAsia="de-CH"/>
+              </w:rPr>
+            </w:pPr>
+            <w:r>
+              <w:rPr>
+                <w:color w:val="B2A1C7" w:themeColor="accent4" w:themeTint="99"/>
+                <w:lang w:val="de-CH" w:eastAsia="de-CH"/>
               </w:rPr>
               <w:t>Fehlerfrei</w:t>
             </w:r>
-            <w:proofErr w:type="spellEnd"/>
           </w:p>
         </w:tc>
         <w:tc>
@@ -13836,7 +14388,18 @@
           <w:p>
             <w:pPr>
               <w:pStyle w:val="TextCDB"/>
-            </w:pPr>
+              <w:rPr>
+                <w:color w:val="B2A1C7" w:themeColor="accent4" w:themeTint="99"/>
+                <w:lang w:val="de-CH" w:eastAsia="de-CH"/>
+              </w:rPr>
+            </w:pPr>
+            <w:r>
+              <w:rPr>
+                <w:color w:val="B2A1C7" w:themeColor="accent4" w:themeTint="99"/>
+                <w:lang w:val="de-CH" w:eastAsia="de-CH"/>
+              </w:rPr>
+              <w:t>Test wurde erfolgreich ausgeführt, keine Fehler festgestellt.</w:t>
+            </w:r>
           </w:p>
         </w:tc>
       </w:tr>
@@ -13852,12 +14415,14 @@
             <w:pPr>
               <w:pStyle w:val="TextCDB"/>
               <w:rPr>
-                <w:i/>
-              </w:rPr>
-            </w:pPr>
-            <w:r>
-              <w:rPr>
-                <w:i/>
+                <w:color w:val="B2A1C7" w:themeColor="accent4" w:themeTint="99"/>
+                <w:lang w:val="de-CH" w:eastAsia="de-CH"/>
+              </w:rPr>
+            </w:pPr>
+            <w:r>
+              <w:rPr>
+                <w:color w:val="B2A1C7" w:themeColor="accent4" w:themeTint="99"/>
+                <w:lang w:val="de-CH" w:eastAsia="de-CH"/>
               </w:rPr>
               <w:t>1</w:t>
             </w:r>
@@ -13871,33 +14436,54 @@
             <w:pPr>
               <w:pStyle w:val="TextCDB"/>
               <w:rPr>
-                <w:i/>
-              </w:rPr>
-            </w:pPr>
+                <w:color w:val="B2A1C7" w:themeColor="accent4" w:themeTint="99"/>
+                <w:lang w:val="de-CH" w:eastAsia="de-CH"/>
+              </w:rPr>
+            </w:pPr>
+            <w:r>
+              <w:rPr>
+                <w:color w:val="B2A1C7" w:themeColor="accent4" w:themeTint="99"/>
+                <w:lang w:val="de-CH" w:eastAsia="de-CH"/>
+              </w:rPr>
+              <w:t>Unwesentlicher Mangel</w:t>
+            </w:r>
+          </w:p>
+        </w:tc>
+        <w:tc>
+          <w:tcPr>
+            <w:tcW w:w="4394" w:type="dxa"/>
+          </w:tcPr>
+          <w:p>
+            <w:pPr>
+              <w:pStyle w:val="TextCDB"/>
+              <w:rPr>
+                <w:color w:val="B2A1C7" w:themeColor="accent4" w:themeTint="99"/>
+                <w:lang w:val="de-CH" w:eastAsia="de-CH"/>
+              </w:rPr>
+            </w:pPr>
+            <w:r>
+              <w:rPr>
+                <w:color w:val="B2A1C7" w:themeColor="accent4" w:themeTint="99"/>
+                <w:lang w:val="de-CH" w:eastAsia="de-CH"/>
+              </w:rPr>
+              <w:t>Kleiner Fehler ohne Einfluss auf die Spielfunktion (</w:t>
+            </w:r>
             <w:proofErr w:type="spellStart"/>
             <w:r>
               <w:rPr>
-                <w:i/>
-              </w:rPr>
-              <w:t>Unwesentlicher</w:t>
+                <w:color w:val="B2A1C7" w:themeColor="accent4" w:themeTint="99"/>
+                <w:lang w:val="de-CH" w:eastAsia="de-CH"/>
+              </w:rPr>
+              <w:t>z.B</w:t>
             </w:r>
             <w:proofErr w:type="spellEnd"/>
             <w:r>
               <w:rPr>
-                <w:i/>
-              </w:rPr>
-              <w:t xml:space="preserve"> Mangel</w:t>
-            </w:r>
-          </w:p>
-        </w:tc>
-        <w:tc>
-          <w:tcPr>
-            <w:tcW w:w="4394" w:type="dxa"/>
-          </w:tcPr>
-          <w:p>
-            <w:pPr>
-              <w:pStyle w:val="TextCDB"/>
-            </w:pPr>
+                <w:color w:val="B2A1C7" w:themeColor="accent4" w:themeTint="99"/>
+                <w:lang w:val="de-CH" w:eastAsia="de-CH"/>
+              </w:rPr>
+              <w:t xml:space="preserve"> Anzeige oder Textfehler)</w:t>
+            </w:r>
           </w:p>
         </w:tc>
       </w:tr>
@@ -13913,12 +14499,14 @@
             <w:pPr>
               <w:pStyle w:val="TextCDB"/>
               <w:rPr>
-                <w:i/>
-              </w:rPr>
-            </w:pPr>
-            <w:r>
-              <w:rPr>
-                <w:i/>
+                <w:color w:val="B2A1C7" w:themeColor="accent4" w:themeTint="99"/>
+                <w:lang w:val="de-CH" w:eastAsia="de-CH"/>
+              </w:rPr>
+            </w:pPr>
+            <w:r>
+              <w:rPr>
+                <w:color w:val="B2A1C7" w:themeColor="accent4" w:themeTint="99"/>
+                <w:lang w:val="de-CH" w:eastAsia="de-CH"/>
               </w:rPr>
               <w:t>2</w:t>
             </w:r>
@@ -13932,12 +14520,14 @@
             <w:pPr>
               <w:pStyle w:val="TextCDB"/>
               <w:rPr>
-                <w:i/>
-              </w:rPr>
-            </w:pPr>
-            <w:r>
-              <w:rPr>
-                <w:i/>
+                <w:color w:val="B2A1C7" w:themeColor="accent4" w:themeTint="99"/>
+                <w:lang w:val="de-CH" w:eastAsia="de-CH"/>
+              </w:rPr>
+            </w:pPr>
+            <w:r>
+              <w:rPr>
+                <w:color w:val="B2A1C7" w:themeColor="accent4" w:themeTint="99"/>
+                <w:lang w:val="de-CH" w:eastAsia="de-CH"/>
               </w:rPr>
               <w:t>Leichter Mangel</w:t>
             </w:r>
@@ -13950,7 +14540,18 @@
           <w:p>
             <w:pPr>
               <w:pStyle w:val="TextCDB"/>
-            </w:pPr>
+              <w:rPr>
+                <w:color w:val="B2A1C7" w:themeColor="accent4" w:themeTint="99"/>
+                <w:lang w:val="de-CH" w:eastAsia="de-CH"/>
+              </w:rPr>
+            </w:pPr>
+            <w:r>
+              <w:rPr>
+                <w:color w:val="B2A1C7" w:themeColor="accent4" w:themeTint="99"/>
+                <w:lang w:val="de-CH" w:eastAsia="de-CH"/>
+              </w:rPr>
+              <w:t>Funktion funktioniert, aber nicht optimal oder mit kleinen Einschränkungen</w:t>
+            </w:r>
           </w:p>
         </w:tc>
       </w:tr>
@@ -13966,12 +14567,14 @@
             <w:pPr>
               <w:pStyle w:val="TextCDB"/>
               <w:rPr>
-                <w:i/>
-              </w:rPr>
-            </w:pPr>
-            <w:r>
-              <w:rPr>
-                <w:i/>
+                <w:color w:val="B2A1C7" w:themeColor="accent4" w:themeTint="99"/>
+                <w:lang w:val="de-CH" w:eastAsia="de-CH"/>
+              </w:rPr>
+            </w:pPr>
+            <w:r>
+              <w:rPr>
+                <w:color w:val="B2A1C7" w:themeColor="accent4" w:themeTint="99"/>
+                <w:lang w:val="de-CH" w:eastAsia="de-CH"/>
               </w:rPr>
               <w:t>3</w:t>
             </w:r>
@@ -13985,12 +14588,14 @@
             <w:pPr>
               <w:pStyle w:val="TextCDB"/>
               <w:rPr>
-                <w:i/>
-              </w:rPr>
-            </w:pPr>
-            <w:r>
-              <w:rPr>
-                <w:i/>
+                <w:color w:val="B2A1C7" w:themeColor="accent4" w:themeTint="99"/>
+                <w:lang w:val="de-CH" w:eastAsia="de-CH"/>
+              </w:rPr>
+            </w:pPr>
+            <w:r>
+              <w:rPr>
+                <w:color w:val="B2A1C7" w:themeColor="accent4" w:themeTint="99"/>
+                <w:lang w:val="de-CH" w:eastAsia="de-CH"/>
               </w:rPr>
               <w:t>Schwerer Mangel</w:t>
             </w:r>
@@ -14003,7 +14608,34 @@
           <w:p>
             <w:pPr>
               <w:pStyle w:val="TextCDB"/>
-            </w:pPr>
+              <w:rPr>
+                <w:color w:val="B2A1C7" w:themeColor="accent4" w:themeTint="99"/>
+                <w:lang w:val="de-CH" w:eastAsia="de-CH"/>
+              </w:rPr>
+            </w:pPr>
+            <w:r>
+              <w:rPr>
+                <w:color w:val="B2A1C7" w:themeColor="accent4" w:themeTint="99"/>
+                <w:lang w:val="de-CH" w:eastAsia="de-CH"/>
+              </w:rPr>
+              <w:t>Wichtige Funktion funktioniert nicht korrekt (</w:t>
+            </w:r>
+            <w:proofErr w:type="spellStart"/>
+            <w:r>
+              <w:rPr>
+                <w:color w:val="B2A1C7" w:themeColor="accent4" w:themeTint="99"/>
+                <w:lang w:val="de-CH" w:eastAsia="de-CH"/>
+              </w:rPr>
+              <w:t>z.B</w:t>
+            </w:r>
+            <w:proofErr w:type="spellEnd"/>
+            <w:r>
+              <w:rPr>
+                <w:color w:val="B2A1C7" w:themeColor="accent4" w:themeTint="99"/>
+                <w:lang w:val="de-CH" w:eastAsia="de-CH"/>
+              </w:rPr>
+              <w:t xml:space="preserve"> Schaden wird nicht abgezogen)</w:t>
+            </w:r>
           </w:p>
         </w:tc>
       </w:tr>
@@ -14019,12 +14651,14 @@
             <w:pPr>
               <w:pStyle w:val="TextCDB"/>
               <w:rPr>
-                <w:i/>
-              </w:rPr>
-            </w:pPr>
-            <w:r>
-              <w:rPr>
-                <w:i/>
+                <w:color w:val="B2A1C7" w:themeColor="accent4" w:themeTint="99"/>
+                <w:lang w:val="de-CH" w:eastAsia="de-CH"/>
+              </w:rPr>
+            </w:pPr>
+            <w:r>
+              <w:rPr>
+                <w:color w:val="B2A1C7" w:themeColor="accent4" w:themeTint="99"/>
+                <w:lang w:val="de-CH" w:eastAsia="de-CH"/>
               </w:rPr>
               <w:t>4</w:t>
             </w:r>
@@ -14038,22 +14672,16 @@
             <w:pPr>
               <w:pStyle w:val="TextCDB"/>
               <w:rPr>
-                <w:i/>
-              </w:rPr>
-            </w:pPr>
-            <w:proofErr w:type="spellStart"/>
-            <w:r>
-              <w:rPr>
-                <w:i/>
-              </w:rPr>
-              <w:t>Kritischer</w:t>
-            </w:r>
-            <w:proofErr w:type="spellEnd"/>
-            <w:r>
-              <w:rPr>
-                <w:i/>
-              </w:rPr>
-              <w:t xml:space="preserve"> Mangel</w:t>
+                <w:color w:val="B2A1C7" w:themeColor="accent4" w:themeTint="99"/>
+                <w:lang w:val="de-CH" w:eastAsia="de-CH"/>
+              </w:rPr>
+            </w:pPr>
+            <w:r>
+              <w:rPr>
+                <w:color w:val="B2A1C7" w:themeColor="accent4" w:themeTint="99"/>
+                <w:lang w:val="de-CH" w:eastAsia="de-CH"/>
+              </w:rPr>
+              <w:t>Kritischer Mangel</w:t>
             </w:r>
           </w:p>
         </w:tc>
@@ -14064,13 +14692,23 @@
           <w:p>
             <w:pPr>
               <w:pStyle w:val="TextCDB"/>
-            </w:pPr>
+              <w:rPr>
+                <w:color w:val="B2A1C7" w:themeColor="accent4" w:themeTint="99"/>
+                <w:lang w:val="de-CH" w:eastAsia="de-CH"/>
+              </w:rPr>
+            </w:pPr>
+            <w:r>
+              <w:rPr>
+                <w:color w:val="B2A1C7" w:themeColor="accent4" w:themeTint="99"/>
+                <w:lang w:val="de-CH" w:eastAsia="de-CH"/>
+              </w:rPr>
+              <w:t>Anwendung oder Spiel funktioniert nicht mehr bzw. Stürzt ab</w:t>
+            </w:r>
           </w:p>
         </w:tc>
       </w:tr>
+      <w:bookmarkEnd w:id="28"/>
     </w:tbl>
-    <w:p/>
-    <w:bookmarkEnd w:id="28"/>
     <w:p>
       <w:pPr>
         <w:pStyle w:val="TextCDB"/>
@@ -14095,15 +14733,15 @@
         <w:suppressAutoHyphens w:val="0"/>
         <w:spacing w:before="120" w:after="120" w:line="288" w:lineRule="auto"/>
       </w:pPr>
-      <w:bookmarkStart w:id="38" w:name="_Toc391884291"/>
-      <w:bookmarkStart w:id="39" w:name="_Toc400697056"/>
-      <w:bookmarkStart w:id="40" w:name="_Toc223451553"/>
+      <w:bookmarkStart w:id="35" w:name="_Toc391884291"/>
+      <w:bookmarkStart w:id="36" w:name="_Toc400697056"/>
+      <w:bookmarkStart w:id="37" w:name="_Toc224146643"/>
       <w:r>
         <w:t>Testfallbeschreibungen</w:t>
       </w:r>
-      <w:bookmarkEnd w:id="38"/>
-      <w:bookmarkEnd w:id="39"/>
-      <w:bookmarkEnd w:id="40"/>
+      <w:bookmarkEnd w:id="35"/>
+      <w:bookmarkEnd w:id="36"/>
+      <w:bookmarkEnd w:id="37"/>
     </w:p>
     <w:tbl>
       <w:tblPr>
@@ -14158,6 +14796,9 @@
             <w:pPr>
               <w:pStyle w:val="TextCDB"/>
             </w:pPr>
+            <w:r>
+              <w:t>F1: Startup</w:t>
+            </w:r>
           </w:p>
         </w:tc>
         <w:tc>
@@ -14198,34 +14839,111 @@
           <w:p>
             <w:pPr>
               <w:pStyle w:val="TextCDB"/>
+              <w:rPr>
+                <w:b/>
+                <w:bCs/>
+              </w:rPr>
             </w:pPr>
             <w:proofErr w:type="spellStart"/>
             <w:r>
+              <w:rPr>
+                <w:b/>
+                <w:bCs/>
+              </w:rPr>
               <w:t>Referenz</w:t>
             </w:r>
             <w:proofErr w:type="spellEnd"/>
             <w:r>
+              <w:rPr>
+                <w:b/>
+                <w:bCs/>
+              </w:rPr>
               <w:t xml:space="preserve"> </w:t>
             </w:r>
             <w:proofErr w:type="spellStart"/>
             <w:r>
+              <w:rPr>
+                <w:b/>
+                <w:bCs/>
+              </w:rPr>
               <w:t>zu</w:t>
             </w:r>
             <w:proofErr w:type="spellEnd"/>
             <w:r>
+              <w:rPr>
+                <w:b/>
+                <w:bCs/>
+              </w:rPr>
               <w:t xml:space="preserve"> </w:t>
             </w:r>
             <w:proofErr w:type="spellStart"/>
             <w:r>
+              <w:rPr>
+                <w:b/>
+                <w:bCs/>
+              </w:rPr>
               <w:t>Anforderung</w:t>
             </w:r>
             <w:proofErr w:type="spellEnd"/>
             <w:r>
+              <w:rPr>
+                <w:b/>
+                <w:bCs/>
+              </w:rPr>
               <w:t xml:space="preserve"> &amp; </w:t>
             </w:r>
             <w:proofErr w:type="spellStart"/>
             <w:r>
+              <w:rPr>
+                <w:b/>
+                <w:bCs/>
+              </w:rPr>
               <w:t>Abnahmekriterium</w:t>
+            </w:r>
+            <w:proofErr w:type="spellEnd"/>
+          </w:p>
+          <w:p>
+            <w:pPr>
+              <w:pStyle w:val="TextCDB"/>
+            </w:pPr>
+            <w:r>
+              <w:t xml:space="preserve">Spiel </w:t>
+            </w:r>
+            <w:proofErr w:type="spellStart"/>
+            <w:r>
+              <w:t>startet</w:t>
+            </w:r>
+            <w:proofErr w:type="spellEnd"/>
+            <w:r>
+              <w:t xml:space="preserve"> </w:t>
+            </w:r>
+            <w:proofErr w:type="spellStart"/>
+            <w:r>
+              <w:t>korrekt</w:t>
+            </w:r>
+            <w:proofErr w:type="spellEnd"/>
+            <w:r>
+              <w:t xml:space="preserve"> und </w:t>
+            </w:r>
+            <w:proofErr w:type="spellStart"/>
+            <w:r>
+              <w:t>Hauptmenü</w:t>
+            </w:r>
+            <w:proofErr w:type="spellEnd"/>
+            <w:r>
+              <w:t xml:space="preserve"> </w:t>
+            </w:r>
+            <w:proofErr w:type="spellStart"/>
+            <w:r>
+              <w:t>bzw</w:t>
+            </w:r>
+            <w:proofErr w:type="spellEnd"/>
+            <w:r>
+              <w:t xml:space="preserve">. Spiel wird </w:t>
+            </w:r>
+            <w:proofErr w:type="spellStart"/>
+            <w:r>
+              <w:t>geladen</w:t>
             </w:r>
             <w:proofErr w:type="spellEnd"/>
           </w:p>
@@ -14276,7 +14994,7 @@
       </w:tr>
       <w:tr>
         <w:trPr>
-          <w:trHeight w:val="399"/>
+          <w:trHeight w:val="890"/>
         </w:trPr>
         <w:tc>
           <w:tcPr>
@@ -14313,6 +15031,22 @@
             <w:pPr>
               <w:pStyle w:val="TextCDB"/>
               <w:rPr>
+                <w:iCs/>
+                <w:lang w:val="de-CH"/>
+              </w:rPr>
+            </w:pPr>
+            <w:r>
+              <w:rPr>
+                <w:iCs/>
+                <w:lang w:val="de-CH"/>
+              </w:rPr>
+              <w:t>Der Benutzer startet das Spiel. Es wird überprüft, ob das Spiel korrekt geladen wird und spielbereit ist.</w:t>
+            </w:r>
+          </w:p>
+          <w:p>
+            <w:pPr>
+              <w:pStyle w:val="TextCDB"/>
+              <w:rPr>
                 <w:lang w:val="de-CH"/>
               </w:rPr>
             </w:pPr>
@@ -14361,6 +15095,12 @@
                 <w:lang w:val="de-CH"/>
               </w:rPr>
             </w:pPr>
+            <w:r>
+              <w:rPr>
+                <w:lang w:val="de-CH"/>
+              </w:rPr>
+              <w:t>Spiel ist installiert &amp; Gerät ist eingeschaltet</w:t>
+            </w:r>
           </w:p>
         </w:tc>
       </w:tr>
@@ -14384,7 +15124,6 @@
               <w:rPr>
                 <w:lang w:val="de-CH"/>
               </w:rPr>
-              <w:lastRenderedPageBreak/>
               <w:t>Testschritte</w:t>
             </w:r>
           </w:p>
@@ -14481,39 +15220,2232 @@
     </w:p>
     <w:p>
       <w:pPr>
+        <w:suppressAutoHyphens w:val="0"/>
+        <w:rPr>
+          <w:rFonts w:eastAsia="Times New Roman"/>
+          <w:sz w:val="22"/>
+          <w:szCs w:val="22"/>
+          <w:lang w:eastAsia="de-DE"/>
+        </w:rPr>
+      </w:pPr>
+      <w:r>
+        <w:br w:type="page"/>
+      </w:r>
+    </w:p>
+    <w:tbl>
+      <w:tblPr>
+        <w:tblW w:w="9295" w:type="dxa"/>
+        <w:tblBorders>
+          <w:top w:val="single" w:sz="4" w:space="0" w:color="auto"/>
+          <w:left w:val="single" w:sz="4" w:space="0" w:color="auto"/>
+          <w:bottom w:val="single" w:sz="4" w:space="0" w:color="auto"/>
+          <w:right w:val="single" w:sz="4" w:space="0" w:color="auto"/>
+          <w:insideH w:val="single" w:sz="4" w:space="0" w:color="auto"/>
+          <w:insideV w:val="single" w:sz="4" w:space="0" w:color="auto"/>
+        </w:tblBorders>
+        <w:tblLayout w:type="fixed"/>
+        <w:tblLook w:val="04A0" w:firstRow="1" w:lastRow="0" w:firstColumn="1" w:lastColumn="0" w:noHBand="0" w:noVBand="1"/>
+      </w:tblPr>
+      <w:tblGrid>
+        <w:gridCol w:w="2484"/>
+        <w:gridCol w:w="1334"/>
+        <w:gridCol w:w="2811"/>
+        <w:gridCol w:w="2666"/>
+      </w:tblGrid>
+      <w:tr>
+        <w:trPr>
+          <w:trHeight w:val="399"/>
+          <w:tblHeader/>
+        </w:trPr>
+        <w:tc>
+          <w:tcPr>
+            <w:tcW w:w="2484" w:type="dxa"/>
+            <w:tcBorders>
+              <w:top w:val="single" w:sz="4" w:space="0" w:color="auto"/>
+              <w:left w:val="single" w:sz="4" w:space="0" w:color="auto"/>
+              <w:bottom w:val="single" w:sz="4" w:space="0" w:color="auto"/>
+              <w:right w:val="single" w:sz="4" w:space="0" w:color="auto"/>
+            </w:tcBorders>
+            <w:shd w:val="clear" w:color="auto" w:fill="D9D9D9" w:themeFill="background1" w:themeFillShade="D9"/>
+          </w:tcPr>
+          <w:p>
+            <w:pPr>
+              <w:pStyle w:val="TextCDB"/>
+            </w:pPr>
+            <w:bookmarkStart w:id="38" w:name="_Toc409788304"/>
+            <w:r>
+              <w:lastRenderedPageBreak/>
+              <w:t xml:space="preserve">ID / </w:t>
+            </w:r>
+            <w:proofErr w:type="spellStart"/>
+            <w:r>
+              <w:t>Bezeichnung</w:t>
+            </w:r>
+            <w:proofErr w:type="spellEnd"/>
+          </w:p>
+          <w:p>
+            <w:pPr>
+              <w:pStyle w:val="TextCDB"/>
+            </w:pPr>
+            <w:r>
+              <w:t xml:space="preserve">F2: </w:t>
+            </w:r>
+            <w:proofErr w:type="spellStart"/>
+            <w:r>
+              <w:t>Schussfunktion</w:t>
+            </w:r>
+            <w:proofErr w:type="spellEnd"/>
+          </w:p>
+        </w:tc>
+        <w:tc>
+          <w:tcPr>
+            <w:tcW w:w="1334" w:type="dxa"/>
+            <w:tcBorders>
+              <w:top w:val="single" w:sz="4" w:space="0" w:color="auto"/>
+              <w:left w:val="single" w:sz="4" w:space="0" w:color="auto"/>
+              <w:bottom w:val="single" w:sz="4" w:space="0" w:color="auto"/>
+              <w:right w:val="single" w:sz="4" w:space="0" w:color="auto"/>
+            </w:tcBorders>
+          </w:tcPr>
+          <w:p>
+            <w:pPr>
+              <w:pStyle w:val="TextCDB"/>
+              <w:rPr>
+                <w:i/>
+              </w:rPr>
+            </w:pPr>
+            <w:r>
+              <w:rPr>
+                <w:i/>
+              </w:rPr>
+              <w:t>T-00</w:t>
+            </w:r>
+            <w:r>
+              <w:rPr>
+                <w:i/>
+              </w:rPr>
+              <w:t>2</w:t>
+            </w:r>
+          </w:p>
+        </w:tc>
+        <w:tc>
+          <w:tcPr>
+            <w:tcW w:w="2811" w:type="dxa"/>
+            <w:tcBorders>
+              <w:top w:val="single" w:sz="4" w:space="0" w:color="auto"/>
+              <w:left w:val="single" w:sz="4" w:space="0" w:color="auto"/>
+              <w:bottom w:val="single" w:sz="4" w:space="0" w:color="auto"/>
+              <w:right w:val="single" w:sz="4" w:space="0" w:color="auto"/>
+            </w:tcBorders>
+          </w:tcPr>
+          <w:p>
+            <w:pPr>
+              <w:pStyle w:val="TextCDB"/>
+              <w:rPr>
+                <w:b/>
+                <w:bCs/>
+              </w:rPr>
+            </w:pPr>
+            <w:proofErr w:type="spellStart"/>
+            <w:r>
+              <w:rPr>
+                <w:b/>
+                <w:bCs/>
+              </w:rPr>
+              <w:t>Referenz</w:t>
+            </w:r>
+            <w:proofErr w:type="spellEnd"/>
+            <w:r>
+              <w:rPr>
+                <w:b/>
+                <w:bCs/>
+              </w:rPr>
+              <w:t xml:space="preserve"> </w:t>
+            </w:r>
+            <w:proofErr w:type="spellStart"/>
+            <w:r>
+              <w:rPr>
+                <w:b/>
+                <w:bCs/>
+              </w:rPr>
+              <w:t>zu</w:t>
+            </w:r>
+            <w:proofErr w:type="spellEnd"/>
+            <w:r>
+              <w:rPr>
+                <w:b/>
+                <w:bCs/>
+              </w:rPr>
+              <w:t xml:space="preserve"> </w:t>
+            </w:r>
+            <w:proofErr w:type="spellStart"/>
+            <w:r>
+              <w:rPr>
+                <w:b/>
+                <w:bCs/>
+              </w:rPr>
+              <w:t>Anforderung</w:t>
+            </w:r>
+            <w:proofErr w:type="spellEnd"/>
+            <w:r>
+              <w:rPr>
+                <w:b/>
+                <w:bCs/>
+              </w:rPr>
+              <w:t xml:space="preserve"> &amp; </w:t>
+            </w:r>
+            <w:proofErr w:type="spellStart"/>
+            <w:r>
+              <w:rPr>
+                <w:b/>
+                <w:bCs/>
+              </w:rPr>
+              <w:t>Abnahmekriterium</w:t>
+            </w:r>
+            <w:proofErr w:type="spellEnd"/>
+          </w:p>
+          <w:p>
+            <w:pPr>
+              <w:pStyle w:val="TextCDB"/>
+            </w:pPr>
+            <w:r>
+              <w:t xml:space="preserve">Der Spieler muss Gegner </w:t>
+            </w:r>
+            <w:proofErr w:type="spellStart"/>
+            <w:r>
+              <w:t>angreifen</w:t>
+            </w:r>
+            <w:proofErr w:type="spellEnd"/>
+            <w:r>
+              <w:t xml:space="preserve"> </w:t>
+            </w:r>
+            <w:proofErr w:type="spellStart"/>
+            <w:r>
+              <w:t>können</w:t>
+            </w:r>
+            <w:proofErr w:type="spellEnd"/>
+            <w:r>
+              <w:t xml:space="preserve">, </w:t>
+            </w:r>
+            <w:proofErr w:type="spellStart"/>
+            <w:r>
+              <w:t>indem</w:t>
+            </w:r>
+            <w:proofErr w:type="spellEnd"/>
+            <w:r>
+              <w:t xml:space="preserve"> er </w:t>
+            </w:r>
+            <w:proofErr w:type="spellStart"/>
+            <w:r>
+              <w:t>schiesst</w:t>
+            </w:r>
+            <w:proofErr w:type="spellEnd"/>
+            <w:r>
+              <w:t>.</w:t>
+            </w:r>
+          </w:p>
+        </w:tc>
+        <w:tc>
+          <w:tcPr>
+            <w:tcW w:w="2666" w:type="dxa"/>
+            <w:tcBorders>
+              <w:top w:val="single" w:sz="4" w:space="0" w:color="auto"/>
+              <w:left w:val="single" w:sz="4" w:space="0" w:color="auto"/>
+              <w:bottom w:val="single" w:sz="4" w:space="0" w:color="auto"/>
+              <w:right w:val="single" w:sz="4" w:space="0" w:color="auto"/>
+            </w:tcBorders>
+          </w:tcPr>
+          <w:p>
+            <w:pPr>
+              <w:pStyle w:val="TextCDB"/>
+              <w:rPr>
+                <w:i/>
+              </w:rPr>
+            </w:pPr>
+            <w:proofErr w:type="spellStart"/>
+            <w:r>
+              <w:rPr>
+                <w:i/>
+              </w:rPr>
+              <w:t>Nn</w:t>
+            </w:r>
+            <w:proofErr w:type="spellEnd"/>
+          </w:p>
+          <w:p>
+            <w:pPr>
+              <w:pStyle w:val="TextCDB"/>
+              <w:rPr>
+                <w:i/>
+                <w:lang w:val="de-CH"/>
+              </w:rPr>
+            </w:pPr>
+            <w:r>
+              <w:rPr>
+                <w:i/>
+                <w:lang w:val="de-CH"/>
+              </w:rPr>
+              <w:t>z.B. die Qualitätsanforderungen im Ergebnis Systemanforderungen</w:t>
+            </w:r>
+          </w:p>
+        </w:tc>
+      </w:tr>
+      <w:tr>
+        <w:trPr>
+          <w:trHeight w:val="890"/>
+        </w:trPr>
+        <w:tc>
+          <w:tcPr>
+            <w:tcW w:w="2484" w:type="dxa"/>
+            <w:tcBorders>
+              <w:top w:val="single" w:sz="4" w:space="0" w:color="auto"/>
+            </w:tcBorders>
+            <w:shd w:val="clear" w:color="auto" w:fill="D9D9D9" w:themeFill="background1" w:themeFillShade="D9"/>
+          </w:tcPr>
+          <w:p>
+            <w:pPr>
+              <w:pStyle w:val="TextCDB"/>
+              <w:rPr>
+                <w:lang w:val="de-CH"/>
+              </w:rPr>
+            </w:pPr>
+            <w:r>
+              <w:rPr>
+                <w:lang w:val="de-CH"/>
+              </w:rPr>
+              <w:t>Beschreibung</w:t>
+            </w:r>
+          </w:p>
+        </w:tc>
+        <w:tc>
+          <w:tcPr>
+            <w:tcW w:w="6811" w:type="dxa"/>
+            <w:gridSpan w:val="3"/>
+            <w:tcBorders>
+              <w:top w:val="single" w:sz="4" w:space="0" w:color="auto"/>
+            </w:tcBorders>
+          </w:tcPr>
+          <w:p>
+            <w:pPr>
+              <w:pStyle w:val="TextCDB"/>
+              <w:rPr>
+                <w:lang w:val="de-CH"/>
+              </w:rPr>
+            </w:pPr>
+            <w:r>
+              <w:t xml:space="preserve">Der Spieler </w:t>
+            </w:r>
+            <w:proofErr w:type="spellStart"/>
+            <w:r>
+              <w:t>schiesst</w:t>
+            </w:r>
+            <w:proofErr w:type="spellEnd"/>
+            <w:r>
+              <w:t xml:space="preserve"> auf </w:t>
+            </w:r>
+            <w:proofErr w:type="spellStart"/>
+            <w:r>
+              <w:t>einen</w:t>
+            </w:r>
+            <w:proofErr w:type="spellEnd"/>
+            <w:r>
+              <w:t xml:space="preserve"> Gegner. Es wird </w:t>
+            </w:r>
+            <w:proofErr w:type="spellStart"/>
+            <w:r>
+              <w:t>überprüft</w:t>
+            </w:r>
+            <w:proofErr w:type="spellEnd"/>
+            <w:r>
+              <w:t xml:space="preserve">, </w:t>
+            </w:r>
+            <w:proofErr w:type="spellStart"/>
+            <w:r>
+              <w:t>ob</w:t>
+            </w:r>
+            <w:proofErr w:type="spellEnd"/>
+            <w:r>
+              <w:t xml:space="preserve"> der Schuss </w:t>
+            </w:r>
+            <w:proofErr w:type="spellStart"/>
+            <w:r>
+              <w:t>korrekt</w:t>
+            </w:r>
+            <w:proofErr w:type="spellEnd"/>
+            <w:r>
+              <w:t xml:space="preserve"> </w:t>
+            </w:r>
+            <w:proofErr w:type="spellStart"/>
+            <w:r>
+              <w:t>ausgelöst</w:t>
+            </w:r>
+            <w:proofErr w:type="spellEnd"/>
+            <w:r>
+              <w:t xml:space="preserve"> wird.</w:t>
+            </w:r>
+          </w:p>
+        </w:tc>
+      </w:tr>
+      <w:tr>
+        <w:trPr>
+          <w:trHeight w:val="416"/>
+        </w:trPr>
+        <w:tc>
+          <w:tcPr>
+            <w:tcW w:w="2484" w:type="dxa"/>
+            <w:tcBorders>
+              <w:top w:val="single" w:sz="4" w:space="0" w:color="auto"/>
+            </w:tcBorders>
+            <w:shd w:val="clear" w:color="auto" w:fill="D9D9D9" w:themeFill="background1" w:themeFillShade="D9"/>
+          </w:tcPr>
+          <w:p>
+            <w:pPr>
+              <w:pStyle w:val="TextCDB"/>
+              <w:rPr>
+                <w:lang w:val="de-CH"/>
+              </w:rPr>
+            </w:pPr>
+            <w:r>
+              <w:rPr>
+                <w:lang w:val="de-CH"/>
+              </w:rPr>
+              <w:t>Testvoraussetzung</w:t>
+            </w:r>
+          </w:p>
+        </w:tc>
+        <w:tc>
+          <w:tcPr>
+            <w:tcW w:w="6811" w:type="dxa"/>
+            <w:gridSpan w:val="3"/>
+            <w:tcBorders>
+              <w:top w:val="single" w:sz="4" w:space="0" w:color="auto"/>
+            </w:tcBorders>
+          </w:tcPr>
+          <w:p>
+            <w:pPr>
+              <w:pStyle w:val="TextCDB"/>
+              <w:rPr>
+                <w:lang w:val="de-CH"/>
+              </w:rPr>
+            </w:pPr>
+            <w:r>
+              <w:rPr>
+                <w:lang w:val="de-CH"/>
+              </w:rPr>
+              <w:t>Spiel läuft &amp; Gegner befindet sich im Spielfeld</w:t>
+            </w:r>
+          </w:p>
+        </w:tc>
+      </w:tr>
+      <w:tr>
+        <w:trPr>
+          <w:trHeight w:val="1632"/>
+        </w:trPr>
+        <w:tc>
+          <w:tcPr>
+            <w:tcW w:w="2484" w:type="dxa"/>
+            <w:shd w:val="clear" w:color="auto" w:fill="D9D9D9" w:themeFill="background1" w:themeFillShade="D9"/>
+          </w:tcPr>
+          <w:p>
+            <w:pPr>
+              <w:pStyle w:val="TextCDB"/>
+              <w:rPr>
+                <w:lang w:val="de-CH"/>
+              </w:rPr>
+            </w:pPr>
+            <w:r>
+              <w:rPr>
+                <w:lang w:val="de-CH"/>
+              </w:rPr>
+              <w:t>Testschritte</w:t>
+            </w:r>
+          </w:p>
+        </w:tc>
+        <w:tc>
+          <w:tcPr>
+            <w:tcW w:w="6811" w:type="dxa"/>
+            <w:gridSpan w:val="3"/>
+          </w:tcPr>
+          <w:p>
+            <w:pPr>
+              <w:pStyle w:val="TextCDB"/>
+              <w:rPr>
+                <w:lang w:val="de-CH"/>
+              </w:rPr>
+            </w:pPr>
+          </w:p>
+          <w:p>
+            <w:pPr>
+              <w:pStyle w:val="TextCDB"/>
+              <w:rPr>
+                <w:lang w:val="de-CH"/>
+              </w:rPr>
+            </w:pPr>
+          </w:p>
+          <w:p>
+            <w:pPr>
+              <w:pStyle w:val="TextCDB"/>
+              <w:rPr>
+                <w:lang w:val="de-CH"/>
+              </w:rPr>
+            </w:pPr>
+          </w:p>
+          <w:p>
+            <w:pPr>
+              <w:pStyle w:val="TextCDB"/>
+              <w:rPr>
+                <w:lang w:val="de-CH"/>
+              </w:rPr>
+            </w:pPr>
+          </w:p>
+        </w:tc>
+      </w:tr>
+      <w:tr>
+        <w:trPr>
+          <w:trHeight w:val="416"/>
+        </w:trPr>
+        <w:tc>
+          <w:tcPr>
+            <w:tcW w:w="2484" w:type="dxa"/>
+            <w:shd w:val="clear" w:color="auto" w:fill="D9D9D9" w:themeFill="background1" w:themeFillShade="D9"/>
+          </w:tcPr>
+          <w:p>
+            <w:pPr>
+              <w:pStyle w:val="TextCDB"/>
+              <w:rPr>
+                <w:lang w:val="de-CH"/>
+              </w:rPr>
+            </w:pPr>
+            <w:r>
+              <w:rPr>
+                <w:lang w:val="de-CH"/>
+              </w:rPr>
+              <w:t>Erwartetes Ergebnis</w:t>
+            </w:r>
+          </w:p>
+        </w:tc>
+        <w:tc>
+          <w:tcPr>
+            <w:tcW w:w="6811" w:type="dxa"/>
+            <w:gridSpan w:val="3"/>
+          </w:tcPr>
+          <w:p>
+            <w:pPr>
+              <w:pStyle w:val="TextCDB"/>
+              <w:rPr>
+                <w:lang w:val="de-CH"/>
+              </w:rPr>
+            </w:pPr>
+          </w:p>
+        </w:tc>
+      </w:tr>
+    </w:tbl>
+    <w:p/>
+    <w:p>
+      <w:pPr>
+        <w:suppressAutoHyphens w:val="0"/>
+      </w:pPr>
+      <w:r>
+        <w:br w:type="page"/>
+      </w:r>
+    </w:p>
+    <w:tbl>
+      <w:tblPr>
+        <w:tblW w:w="9295" w:type="dxa"/>
+        <w:tblBorders>
+          <w:top w:val="single" w:sz="4" w:space="0" w:color="auto"/>
+          <w:left w:val="single" w:sz="4" w:space="0" w:color="auto"/>
+          <w:bottom w:val="single" w:sz="4" w:space="0" w:color="auto"/>
+          <w:right w:val="single" w:sz="4" w:space="0" w:color="auto"/>
+          <w:insideH w:val="single" w:sz="4" w:space="0" w:color="auto"/>
+          <w:insideV w:val="single" w:sz="4" w:space="0" w:color="auto"/>
+        </w:tblBorders>
+        <w:tblLayout w:type="fixed"/>
+        <w:tblLook w:val="04A0" w:firstRow="1" w:lastRow="0" w:firstColumn="1" w:lastColumn="0" w:noHBand="0" w:noVBand="1"/>
+      </w:tblPr>
+      <w:tblGrid>
+        <w:gridCol w:w="2484"/>
+        <w:gridCol w:w="1334"/>
+        <w:gridCol w:w="2811"/>
+        <w:gridCol w:w="2666"/>
+      </w:tblGrid>
+      <w:tr>
+        <w:trPr>
+          <w:trHeight w:val="399"/>
+          <w:tblHeader/>
+        </w:trPr>
+        <w:tc>
+          <w:tcPr>
+            <w:tcW w:w="2484" w:type="dxa"/>
+            <w:tcBorders>
+              <w:top w:val="single" w:sz="4" w:space="0" w:color="auto"/>
+              <w:left w:val="single" w:sz="4" w:space="0" w:color="auto"/>
+              <w:bottom w:val="single" w:sz="4" w:space="0" w:color="auto"/>
+              <w:right w:val="single" w:sz="4" w:space="0" w:color="auto"/>
+            </w:tcBorders>
+            <w:shd w:val="clear" w:color="auto" w:fill="D9D9D9" w:themeFill="background1" w:themeFillShade="D9"/>
+          </w:tcPr>
+          <w:p>
+            <w:pPr>
+              <w:pStyle w:val="TextCDB"/>
+            </w:pPr>
+            <w:r>
+              <w:lastRenderedPageBreak/>
+              <w:t xml:space="preserve">ID / </w:t>
+            </w:r>
+            <w:proofErr w:type="spellStart"/>
+            <w:r>
+              <w:t>Bezeichnung</w:t>
+            </w:r>
+            <w:proofErr w:type="spellEnd"/>
+          </w:p>
+          <w:p>
+            <w:pPr>
+              <w:pStyle w:val="TextCDB"/>
+            </w:pPr>
+            <w:r>
+              <w:t>F3: Health-System</w:t>
+            </w:r>
+          </w:p>
+        </w:tc>
+        <w:tc>
+          <w:tcPr>
+            <w:tcW w:w="1334" w:type="dxa"/>
+            <w:tcBorders>
+              <w:top w:val="single" w:sz="4" w:space="0" w:color="auto"/>
+              <w:left w:val="single" w:sz="4" w:space="0" w:color="auto"/>
+              <w:bottom w:val="single" w:sz="4" w:space="0" w:color="auto"/>
+              <w:right w:val="single" w:sz="4" w:space="0" w:color="auto"/>
+            </w:tcBorders>
+          </w:tcPr>
+          <w:p>
+            <w:pPr>
+              <w:pStyle w:val="TextCDB"/>
+              <w:rPr>
+                <w:i/>
+              </w:rPr>
+            </w:pPr>
+            <w:r>
+              <w:rPr>
+                <w:i/>
+              </w:rPr>
+              <w:t>T-00</w:t>
+            </w:r>
+            <w:r>
+              <w:rPr>
+                <w:i/>
+              </w:rPr>
+              <w:t>3</w:t>
+            </w:r>
+          </w:p>
+        </w:tc>
+        <w:tc>
+          <w:tcPr>
+            <w:tcW w:w="2811" w:type="dxa"/>
+            <w:tcBorders>
+              <w:top w:val="single" w:sz="4" w:space="0" w:color="auto"/>
+              <w:left w:val="single" w:sz="4" w:space="0" w:color="auto"/>
+              <w:bottom w:val="single" w:sz="4" w:space="0" w:color="auto"/>
+              <w:right w:val="single" w:sz="4" w:space="0" w:color="auto"/>
+            </w:tcBorders>
+          </w:tcPr>
+          <w:p>
+            <w:pPr>
+              <w:pStyle w:val="TextCDB"/>
+              <w:rPr>
+                <w:b/>
+                <w:bCs/>
+                <w:lang w:val="de-CH"/>
+              </w:rPr>
+            </w:pPr>
+            <w:r>
+              <w:rPr>
+                <w:b/>
+                <w:bCs/>
+                <w:lang w:val="de-CH"/>
+              </w:rPr>
+              <w:t>Referenz zu Anforderung &amp; Abnahmekriterium</w:t>
+            </w:r>
+          </w:p>
+          <w:p>
+            <w:pPr>
+              <w:pStyle w:val="TextCDB"/>
+              <w:rPr>
+                <w:lang w:val="de-CH"/>
+              </w:rPr>
+            </w:pPr>
+            <w:r>
+              <w:rPr>
+                <w:lang w:val="de-CH"/>
+              </w:rPr>
+              <w:t>Spieler und Gegner besitzen Lebenspunkte, die bei einem Treffer reduziert werden.</w:t>
+            </w:r>
+          </w:p>
+        </w:tc>
+        <w:tc>
+          <w:tcPr>
+            <w:tcW w:w="2666" w:type="dxa"/>
+            <w:tcBorders>
+              <w:top w:val="single" w:sz="4" w:space="0" w:color="auto"/>
+              <w:left w:val="single" w:sz="4" w:space="0" w:color="auto"/>
+              <w:bottom w:val="single" w:sz="4" w:space="0" w:color="auto"/>
+              <w:right w:val="single" w:sz="4" w:space="0" w:color="auto"/>
+            </w:tcBorders>
+          </w:tcPr>
+          <w:p>
+            <w:pPr>
+              <w:pStyle w:val="TextCDB"/>
+              <w:rPr>
+                <w:i/>
+              </w:rPr>
+            </w:pPr>
+            <w:proofErr w:type="spellStart"/>
+            <w:r>
+              <w:rPr>
+                <w:i/>
+              </w:rPr>
+              <w:t>Nn</w:t>
+            </w:r>
+            <w:proofErr w:type="spellEnd"/>
+          </w:p>
+          <w:p>
+            <w:pPr>
+              <w:pStyle w:val="TextCDB"/>
+              <w:rPr>
+                <w:i/>
+                <w:lang w:val="de-CH"/>
+              </w:rPr>
+            </w:pPr>
+            <w:r>
+              <w:rPr>
+                <w:i/>
+                <w:lang w:val="de-CH"/>
+              </w:rPr>
+              <w:t>z.B. die Qualitätsanforderungen im Ergebnis Systemanforderungen</w:t>
+            </w:r>
+          </w:p>
+        </w:tc>
+      </w:tr>
+      <w:tr>
+        <w:trPr>
+          <w:trHeight w:val="890"/>
+        </w:trPr>
+        <w:tc>
+          <w:tcPr>
+            <w:tcW w:w="2484" w:type="dxa"/>
+            <w:tcBorders>
+              <w:top w:val="single" w:sz="4" w:space="0" w:color="auto"/>
+            </w:tcBorders>
+            <w:shd w:val="clear" w:color="auto" w:fill="D9D9D9" w:themeFill="background1" w:themeFillShade="D9"/>
+          </w:tcPr>
+          <w:p>
+            <w:pPr>
+              <w:pStyle w:val="TextCDB"/>
+              <w:rPr>
+                <w:lang w:val="de-CH"/>
+              </w:rPr>
+            </w:pPr>
+            <w:r>
+              <w:rPr>
+                <w:lang w:val="de-CH"/>
+              </w:rPr>
+              <w:t>Beschreibung</w:t>
+            </w:r>
+          </w:p>
+        </w:tc>
+        <w:tc>
+          <w:tcPr>
+            <w:tcW w:w="6811" w:type="dxa"/>
+            <w:gridSpan w:val="3"/>
+            <w:tcBorders>
+              <w:top w:val="single" w:sz="4" w:space="0" w:color="auto"/>
+            </w:tcBorders>
+          </w:tcPr>
+          <w:p>
+            <w:pPr>
+              <w:pStyle w:val="TextCDB"/>
+              <w:rPr>
+                <w:lang w:val="de-CH"/>
+              </w:rPr>
+            </w:pPr>
+            <w:r>
+              <w:rPr>
+                <w:lang w:val="de-CH"/>
+              </w:rPr>
+              <w:t>Es wird überprüft, ob nach einem Treffer Leben vom Spieler oder Gegner abgezogen wird.</w:t>
+            </w:r>
+          </w:p>
+        </w:tc>
+      </w:tr>
+      <w:tr>
+        <w:trPr>
+          <w:trHeight w:val="416"/>
+        </w:trPr>
+        <w:tc>
+          <w:tcPr>
+            <w:tcW w:w="2484" w:type="dxa"/>
+            <w:tcBorders>
+              <w:top w:val="single" w:sz="4" w:space="0" w:color="auto"/>
+            </w:tcBorders>
+            <w:shd w:val="clear" w:color="auto" w:fill="D9D9D9" w:themeFill="background1" w:themeFillShade="D9"/>
+          </w:tcPr>
+          <w:p>
+            <w:pPr>
+              <w:pStyle w:val="TextCDB"/>
+              <w:rPr>
+                <w:lang w:val="de-CH"/>
+              </w:rPr>
+            </w:pPr>
+            <w:r>
+              <w:rPr>
+                <w:lang w:val="de-CH"/>
+              </w:rPr>
+              <w:t>Testvoraussetzung</w:t>
+            </w:r>
+          </w:p>
+        </w:tc>
+        <w:tc>
+          <w:tcPr>
+            <w:tcW w:w="6811" w:type="dxa"/>
+            <w:gridSpan w:val="3"/>
+            <w:tcBorders>
+              <w:top w:val="single" w:sz="4" w:space="0" w:color="auto"/>
+            </w:tcBorders>
+          </w:tcPr>
+          <w:p>
+            <w:pPr>
+              <w:pStyle w:val="TextCDB"/>
+              <w:rPr>
+                <w:lang w:val="de-CH"/>
+              </w:rPr>
+            </w:pPr>
+            <w:r>
+              <w:rPr>
+                <w:lang w:val="de-CH"/>
+              </w:rPr>
+              <w:t>Spiel</w:t>
+            </w:r>
+            <w:r>
+              <w:rPr>
+                <w:lang w:val="de-CH"/>
+              </w:rPr>
+              <w:t>er und Gegner befinden sich im Spiel &amp; Treffer erfolgt</w:t>
+            </w:r>
+          </w:p>
+        </w:tc>
+      </w:tr>
+      <w:tr>
+        <w:trPr>
+          <w:trHeight w:val="1632"/>
+        </w:trPr>
+        <w:tc>
+          <w:tcPr>
+            <w:tcW w:w="2484" w:type="dxa"/>
+            <w:shd w:val="clear" w:color="auto" w:fill="D9D9D9" w:themeFill="background1" w:themeFillShade="D9"/>
+          </w:tcPr>
+          <w:p>
+            <w:pPr>
+              <w:pStyle w:val="TextCDB"/>
+              <w:rPr>
+                <w:lang w:val="de-CH"/>
+              </w:rPr>
+            </w:pPr>
+            <w:r>
+              <w:rPr>
+                <w:lang w:val="de-CH"/>
+              </w:rPr>
+              <w:t>Testschritte</w:t>
+            </w:r>
+          </w:p>
+        </w:tc>
+        <w:tc>
+          <w:tcPr>
+            <w:tcW w:w="6811" w:type="dxa"/>
+            <w:gridSpan w:val="3"/>
+          </w:tcPr>
+          <w:p>
+            <w:pPr>
+              <w:pStyle w:val="TextCDB"/>
+              <w:rPr>
+                <w:lang w:val="de-CH"/>
+              </w:rPr>
+            </w:pPr>
+          </w:p>
+          <w:p>
+            <w:pPr>
+              <w:pStyle w:val="TextCDB"/>
+              <w:rPr>
+                <w:lang w:val="de-CH"/>
+              </w:rPr>
+            </w:pPr>
+          </w:p>
+          <w:p>
+            <w:pPr>
+              <w:pStyle w:val="TextCDB"/>
+              <w:rPr>
+                <w:lang w:val="de-CH"/>
+              </w:rPr>
+            </w:pPr>
+          </w:p>
+          <w:p>
+            <w:pPr>
+              <w:pStyle w:val="TextCDB"/>
+              <w:rPr>
+                <w:lang w:val="de-CH"/>
+              </w:rPr>
+            </w:pPr>
+          </w:p>
+        </w:tc>
+      </w:tr>
+      <w:tr>
+        <w:trPr>
+          <w:trHeight w:val="416"/>
+        </w:trPr>
+        <w:tc>
+          <w:tcPr>
+            <w:tcW w:w="2484" w:type="dxa"/>
+            <w:shd w:val="clear" w:color="auto" w:fill="D9D9D9" w:themeFill="background1" w:themeFillShade="D9"/>
+          </w:tcPr>
+          <w:p>
+            <w:pPr>
+              <w:pStyle w:val="TextCDB"/>
+              <w:rPr>
+                <w:lang w:val="de-CH"/>
+              </w:rPr>
+            </w:pPr>
+            <w:r>
+              <w:rPr>
+                <w:lang w:val="de-CH"/>
+              </w:rPr>
+              <w:t>Erwartetes Ergebnis</w:t>
+            </w:r>
+          </w:p>
+        </w:tc>
+        <w:tc>
+          <w:tcPr>
+            <w:tcW w:w="6811" w:type="dxa"/>
+            <w:gridSpan w:val="3"/>
+          </w:tcPr>
+          <w:p>
+            <w:pPr>
+              <w:pStyle w:val="TextCDB"/>
+              <w:rPr>
+                <w:lang w:val="de-CH"/>
+              </w:rPr>
+            </w:pPr>
+          </w:p>
+        </w:tc>
+      </w:tr>
+    </w:tbl>
+    <w:p>
+      <w:pPr>
         <w:pStyle w:val="TextCDB"/>
-        <w:tabs>
-          <w:tab w:val="left" w:pos="3262"/>
-        </w:tabs>
-        <w:rPr>
-          <w:lang w:val="de-CH"/>
+        <w:rPr>
+          <w:rFonts w:cs="Arial"/>
+          <w:b/>
+          <w:bCs/>
+          <w:kern w:val="1"/>
+          <w:sz w:val="24"/>
+          <w:szCs w:val="32"/>
         </w:rPr>
       </w:pPr>
     </w:p>
     <w:p>
       <w:pPr>
-        <w:pStyle w:val="TextCDB"/>
-        <w:tabs>
-          <w:tab w:val="left" w:pos="3262"/>
-        </w:tabs>
-        <w:rPr>
-          <w:lang w:val="de-CH"/>
+        <w:suppressAutoHyphens w:val="0"/>
+        <w:rPr>
+          <w:rFonts w:eastAsia="Times New Roman" w:cs="Arial"/>
+          <w:b/>
+          <w:bCs/>
+          <w:kern w:val="1"/>
+          <w:sz w:val="24"/>
+          <w:szCs w:val="32"/>
+          <w:lang w:val="en-US" w:eastAsia="de-DE"/>
         </w:rPr>
       </w:pPr>
     </w:p>
     <w:p>
       <w:pPr>
-        <w:pStyle w:val="berschrift1"/>
-        <w:numPr>
-          <w:ilvl w:val="0"/>
-          <w:numId w:val="19"/>
-        </w:numPr>
-        <w:tabs>
-          <w:tab w:val="left" w:pos="850"/>
-          <w:tab w:val="left" w:pos="3262"/>
-        </w:tabs>
         <w:suppressAutoHyphens w:val="0"/>
-        <w:spacing w:before="120" w:after="120" w:line="288" w:lineRule="auto"/>
+        <w:rPr>
+          <w:rFonts w:cs="Arial"/>
+          <w:b/>
+          <w:bCs/>
+          <w:kern w:val="1"/>
+          <w:sz w:val="24"/>
+          <w:szCs w:val="32"/>
+        </w:rPr>
+      </w:pPr>
+      <w:r>
+        <w:rPr>
+          <w:rFonts w:cs="Arial"/>
+          <w:b/>
+          <w:bCs/>
+          <w:kern w:val="1"/>
+          <w:sz w:val="24"/>
+          <w:szCs w:val="32"/>
+        </w:rPr>
+        <w:br w:type="page"/>
+      </w:r>
+    </w:p>
+    <w:tbl>
+      <w:tblPr>
+        <w:tblW w:w="9295" w:type="dxa"/>
+        <w:tblBorders>
+          <w:top w:val="single" w:sz="4" w:space="0" w:color="auto"/>
+          <w:left w:val="single" w:sz="4" w:space="0" w:color="auto"/>
+          <w:bottom w:val="single" w:sz="4" w:space="0" w:color="auto"/>
+          <w:right w:val="single" w:sz="4" w:space="0" w:color="auto"/>
+          <w:insideH w:val="single" w:sz="4" w:space="0" w:color="auto"/>
+          <w:insideV w:val="single" w:sz="4" w:space="0" w:color="auto"/>
+        </w:tblBorders>
+        <w:tblLayout w:type="fixed"/>
+        <w:tblLook w:val="04A0" w:firstRow="1" w:lastRow="0" w:firstColumn="1" w:lastColumn="0" w:noHBand="0" w:noVBand="1"/>
+      </w:tblPr>
+      <w:tblGrid>
+        <w:gridCol w:w="2484"/>
+        <w:gridCol w:w="1334"/>
+        <w:gridCol w:w="2811"/>
+        <w:gridCol w:w="2666"/>
+      </w:tblGrid>
+      <w:tr>
+        <w:trPr>
+          <w:trHeight w:val="399"/>
+          <w:tblHeader/>
+        </w:trPr>
+        <w:tc>
+          <w:tcPr>
+            <w:tcW w:w="2484" w:type="dxa"/>
+            <w:tcBorders>
+              <w:top w:val="single" w:sz="4" w:space="0" w:color="auto"/>
+              <w:left w:val="single" w:sz="4" w:space="0" w:color="auto"/>
+              <w:bottom w:val="single" w:sz="4" w:space="0" w:color="auto"/>
+              <w:right w:val="single" w:sz="4" w:space="0" w:color="auto"/>
+            </w:tcBorders>
+            <w:shd w:val="clear" w:color="auto" w:fill="D9D9D9" w:themeFill="background1" w:themeFillShade="D9"/>
+          </w:tcPr>
+          <w:p>
+            <w:pPr>
+              <w:pStyle w:val="TextCDB"/>
+            </w:pPr>
+            <w:r>
+              <w:lastRenderedPageBreak/>
+              <w:t xml:space="preserve">ID / </w:t>
+            </w:r>
+            <w:proofErr w:type="spellStart"/>
+            <w:r>
+              <w:t>Bezeichnung</w:t>
+            </w:r>
+            <w:proofErr w:type="spellEnd"/>
+          </w:p>
+          <w:p>
+            <w:pPr>
+              <w:pStyle w:val="TextCDB"/>
+            </w:pPr>
+            <w:r>
+              <w:t>F4: Score System</w:t>
+            </w:r>
+          </w:p>
+        </w:tc>
+        <w:tc>
+          <w:tcPr>
+            <w:tcW w:w="1334" w:type="dxa"/>
+            <w:tcBorders>
+              <w:top w:val="single" w:sz="4" w:space="0" w:color="auto"/>
+              <w:left w:val="single" w:sz="4" w:space="0" w:color="auto"/>
+              <w:bottom w:val="single" w:sz="4" w:space="0" w:color="auto"/>
+              <w:right w:val="single" w:sz="4" w:space="0" w:color="auto"/>
+            </w:tcBorders>
+          </w:tcPr>
+          <w:p>
+            <w:pPr>
+              <w:pStyle w:val="TextCDB"/>
+              <w:rPr>
+                <w:i/>
+              </w:rPr>
+            </w:pPr>
+            <w:r>
+              <w:rPr>
+                <w:i/>
+              </w:rPr>
+              <w:t>T-00</w:t>
+            </w:r>
+            <w:r>
+              <w:rPr>
+                <w:i/>
+              </w:rPr>
+              <w:t>4</w:t>
+            </w:r>
+          </w:p>
+        </w:tc>
+        <w:tc>
+          <w:tcPr>
+            <w:tcW w:w="2811" w:type="dxa"/>
+            <w:tcBorders>
+              <w:top w:val="single" w:sz="4" w:space="0" w:color="auto"/>
+              <w:left w:val="single" w:sz="4" w:space="0" w:color="auto"/>
+              <w:bottom w:val="single" w:sz="4" w:space="0" w:color="auto"/>
+              <w:right w:val="single" w:sz="4" w:space="0" w:color="auto"/>
+            </w:tcBorders>
+          </w:tcPr>
+          <w:p>
+            <w:pPr>
+              <w:pStyle w:val="TextCDB"/>
+              <w:rPr>
+                <w:b/>
+                <w:bCs/>
+                <w:lang w:val="de-CH"/>
+              </w:rPr>
+            </w:pPr>
+            <w:r>
+              <w:rPr>
+                <w:b/>
+                <w:bCs/>
+                <w:lang w:val="de-CH"/>
+              </w:rPr>
+              <w:t>Referenz zu Anforderung &amp; Abnahmekriterium</w:t>
+            </w:r>
+          </w:p>
+          <w:p>
+            <w:pPr>
+              <w:pStyle w:val="TextCDB"/>
+              <w:rPr>
+                <w:lang w:val="de-CH"/>
+              </w:rPr>
+            </w:pPr>
+            <w:r>
+              <w:rPr>
+                <w:lang w:val="de-CH"/>
+              </w:rPr>
+              <w:t>Der Spieler erhält Punkte für erfolgreiche Aktionen (z.B. Gegner besiegen).</w:t>
+            </w:r>
+          </w:p>
+          <w:p>
+            <w:pPr>
+              <w:pStyle w:val="TextCDB"/>
+              <w:rPr>
+                <w:lang w:val="de-CH"/>
+              </w:rPr>
+            </w:pPr>
+          </w:p>
+        </w:tc>
+        <w:tc>
+          <w:tcPr>
+            <w:tcW w:w="2666" w:type="dxa"/>
+            <w:tcBorders>
+              <w:top w:val="single" w:sz="4" w:space="0" w:color="auto"/>
+              <w:left w:val="single" w:sz="4" w:space="0" w:color="auto"/>
+              <w:bottom w:val="single" w:sz="4" w:space="0" w:color="auto"/>
+              <w:right w:val="single" w:sz="4" w:space="0" w:color="auto"/>
+            </w:tcBorders>
+          </w:tcPr>
+          <w:p>
+            <w:pPr>
+              <w:pStyle w:val="TextCDB"/>
+              <w:rPr>
+                <w:i/>
+              </w:rPr>
+            </w:pPr>
+            <w:proofErr w:type="spellStart"/>
+            <w:r>
+              <w:rPr>
+                <w:i/>
+              </w:rPr>
+              <w:t>Nn</w:t>
+            </w:r>
+            <w:proofErr w:type="spellEnd"/>
+          </w:p>
+          <w:p>
+            <w:pPr>
+              <w:pStyle w:val="TextCDB"/>
+              <w:rPr>
+                <w:i/>
+                <w:lang w:val="de-CH"/>
+              </w:rPr>
+            </w:pPr>
+            <w:r>
+              <w:rPr>
+                <w:i/>
+                <w:lang w:val="de-CH"/>
+              </w:rPr>
+              <w:t>z.B. die Qualitätsanforderungen im Ergebnis Systemanforderungen</w:t>
+            </w:r>
+          </w:p>
+        </w:tc>
+      </w:tr>
+      <w:tr>
+        <w:trPr>
+          <w:trHeight w:val="890"/>
+        </w:trPr>
+        <w:tc>
+          <w:tcPr>
+            <w:tcW w:w="2484" w:type="dxa"/>
+            <w:tcBorders>
+              <w:top w:val="single" w:sz="4" w:space="0" w:color="auto"/>
+            </w:tcBorders>
+            <w:shd w:val="clear" w:color="auto" w:fill="D9D9D9" w:themeFill="background1" w:themeFillShade="D9"/>
+          </w:tcPr>
+          <w:p>
+            <w:pPr>
+              <w:pStyle w:val="TextCDB"/>
+              <w:rPr>
+                <w:lang w:val="de-CH"/>
+              </w:rPr>
+            </w:pPr>
+            <w:r>
+              <w:rPr>
+                <w:lang w:val="de-CH"/>
+              </w:rPr>
+              <w:t>Beschreibung</w:t>
+            </w:r>
+          </w:p>
+        </w:tc>
+        <w:tc>
+          <w:tcPr>
+            <w:tcW w:w="6811" w:type="dxa"/>
+            <w:gridSpan w:val="3"/>
+            <w:tcBorders>
+              <w:top w:val="single" w:sz="4" w:space="0" w:color="auto"/>
+            </w:tcBorders>
+          </w:tcPr>
+          <w:p>
+            <w:pPr>
+              <w:pStyle w:val="TextCDB"/>
+              <w:rPr>
+                <w:lang w:val="de-CH"/>
+              </w:rPr>
+            </w:pPr>
+            <w:r>
+              <w:rPr>
+                <w:lang w:val="de-CH"/>
+              </w:rPr>
+              <w:t>Der Punktestand erhöht sich korrekt nach dem Besiegen eines Gegners.</w:t>
+            </w:r>
+          </w:p>
+        </w:tc>
+      </w:tr>
+      <w:tr>
+        <w:trPr>
+          <w:trHeight w:val="416"/>
+        </w:trPr>
+        <w:tc>
+          <w:tcPr>
+            <w:tcW w:w="2484" w:type="dxa"/>
+            <w:tcBorders>
+              <w:top w:val="single" w:sz="4" w:space="0" w:color="auto"/>
+            </w:tcBorders>
+            <w:shd w:val="clear" w:color="auto" w:fill="D9D9D9" w:themeFill="background1" w:themeFillShade="D9"/>
+          </w:tcPr>
+          <w:p>
+            <w:pPr>
+              <w:pStyle w:val="TextCDB"/>
+              <w:rPr>
+                <w:lang w:val="de-CH"/>
+              </w:rPr>
+            </w:pPr>
+            <w:r>
+              <w:rPr>
+                <w:lang w:val="de-CH"/>
+              </w:rPr>
+              <w:t>Testvoraussetzung</w:t>
+            </w:r>
+          </w:p>
+        </w:tc>
+        <w:tc>
+          <w:tcPr>
+            <w:tcW w:w="6811" w:type="dxa"/>
+            <w:gridSpan w:val="3"/>
+            <w:tcBorders>
+              <w:top w:val="single" w:sz="4" w:space="0" w:color="auto"/>
+            </w:tcBorders>
+          </w:tcPr>
+          <w:p>
+            <w:pPr>
+              <w:pStyle w:val="TextCDB"/>
+              <w:rPr>
+                <w:lang w:val="de-CH"/>
+              </w:rPr>
+            </w:pPr>
+            <w:r>
+              <w:rPr>
+                <w:lang w:val="de-CH"/>
+              </w:rPr>
+              <w:t>Gegner wird im Spiel besiegt</w:t>
+            </w:r>
+          </w:p>
+        </w:tc>
+      </w:tr>
+      <w:tr>
+        <w:trPr>
+          <w:trHeight w:val="1632"/>
+        </w:trPr>
+        <w:tc>
+          <w:tcPr>
+            <w:tcW w:w="2484" w:type="dxa"/>
+            <w:shd w:val="clear" w:color="auto" w:fill="D9D9D9" w:themeFill="background1" w:themeFillShade="D9"/>
+          </w:tcPr>
+          <w:p>
+            <w:pPr>
+              <w:pStyle w:val="TextCDB"/>
+              <w:rPr>
+                <w:lang w:val="de-CH"/>
+              </w:rPr>
+            </w:pPr>
+            <w:r>
+              <w:rPr>
+                <w:lang w:val="de-CH"/>
+              </w:rPr>
+              <w:t>Testschritte</w:t>
+            </w:r>
+          </w:p>
+        </w:tc>
+        <w:tc>
+          <w:tcPr>
+            <w:tcW w:w="6811" w:type="dxa"/>
+            <w:gridSpan w:val="3"/>
+          </w:tcPr>
+          <w:p>
+            <w:pPr>
+              <w:pStyle w:val="TextCDB"/>
+              <w:rPr>
+                <w:lang w:val="de-CH"/>
+              </w:rPr>
+            </w:pPr>
+          </w:p>
+          <w:p>
+            <w:pPr>
+              <w:pStyle w:val="TextCDB"/>
+              <w:rPr>
+                <w:lang w:val="de-CH"/>
+              </w:rPr>
+            </w:pPr>
+          </w:p>
+          <w:p>
+            <w:pPr>
+              <w:pStyle w:val="TextCDB"/>
+              <w:rPr>
+                <w:lang w:val="de-CH"/>
+              </w:rPr>
+            </w:pPr>
+          </w:p>
+          <w:p>
+            <w:pPr>
+              <w:pStyle w:val="TextCDB"/>
+              <w:rPr>
+                <w:lang w:val="de-CH"/>
+              </w:rPr>
+            </w:pPr>
+          </w:p>
+        </w:tc>
+      </w:tr>
+      <w:tr>
+        <w:trPr>
+          <w:trHeight w:val="416"/>
+        </w:trPr>
+        <w:tc>
+          <w:tcPr>
+            <w:tcW w:w="2484" w:type="dxa"/>
+            <w:shd w:val="clear" w:color="auto" w:fill="D9D9D9" w:themeFill="background1" w:themeFillShade="D9"/>
+          </w:tcPr>
+          <w:p>
+            <w:pPr>
+              <w:pStyle w:val="TextCDB"/>
+              <w:rPr>
+                <w:lang w:val="de-CH"/>
+              </w:rPr>
+            </w:pPr>
+            <w:r>
+              <w:rPr>
+                <w:lang w:val="de-CH"/>
+              </w:rPr>
+              <w:t>Erwartetes Ergebnis</w:t>
+            </w:r>
+          </w:p>
+        </w:tc>
+        <w:tc>
+          <w:tcPr>
+            <w:tcW w:w="6811" w:type="dxa"/>
+            <w:gridSpan w:val="3"/>
+          </w:tcPr>
+          <w:p>
+            <w:pPr>
+              <w:pStyle w:val="TextCDB"/>
+              <w:rPr>
+                <w:lang w:val="de-CH"/>
+              </w:rPr>
+            </w:pPr>
+          </w:p>
+        </w:tc>
+      </w:tr>
+    </w:tbl>
+    <w:p>
+      <w:pPr>
+        <w:rPr>
+          <w:rFonts w:eastAsia="Times New Roman"/>
+          <w:sz w:val="22"/>
+          <w:szCs w:val="22"/>
+          <w:lang w:val="en-US" w:eastAsia="de-DE"/>
+        </w:rPr>
+      </w:pPr>
+    </w:p>
+    <w:p>
+      <w:pPr>
+        <w:suppressAutoHyphens w:val="0"/>
+        <w:rPr>
+          <w:rFonts w:eastAsia="Times New Roman"/>
+          <w:sz w:val="22"/>
+          <w:szCs w:val="22"/>
+          <w:lang w:val="en-US" w:eastAsia="de-DE"/>
+        </w:rPr>
+      </w:pPr>
+      <w:r>
+        <w:rPr>
+          <w:rFonts w:eastAsia="Times New Roman"/>
+          <w:sz w:val="22"/>
+          <w:szCs w:val="22"/>
+          <w:lang w:val="en-US" w:eastAsia="de-DE"/>
+        </w:rPr>
+        <w:br w:type="page"/>
+      </w:r>
+    </w:p>
+    <w:tbl>
+      <w:tblPr>
+        <w:tblpPr w:leftFromText="141" w:rightFromText="141" w:vertAnchor="page" w:horzAnchor="margin" w:tblpY="1411"/>
+        <w:tblW w:w="9295" w:type="dxa"/>
+        <w:tblBorders>
+          <w:top w:val="single" w:sz="4" w:space="0" w:color="auto"/>
+          <w:left w:val="single" w:sz="4" w:space="0" w:color="auto"/>
+          <w:bottom w:val="single" w:sz="4" w:space="0" w:color="auto"/>
+          <w:right w:val="single" w:sz="4" w:space="0" w:color="auto"/>
+          <w:insideH w:val="single" w:sz="4" w:space="0" w:color="auto"/>
+          <w:insideV w:val="single" w:sz="4" w:space="0" w:color="auto"/>
+        </w:tblBorders>
+        <w:tblLayout w:type="fixed"/>
+        <w:tblLook w:val="04A0" w:firstRow="1" w:lastRow="0" w:firstColumn="1" w:lastColumn="0" w:noHBand="0" w:noVBand="1"/>
+      </w:tblPr>
+      <w:tblGrid>
+        <w:gridCol w:w="2484"/>
+        <w:gridCol w:w="1334"/>
+        <w:gridCol w:w="2811"/>
+        <w:gridCol w:w="2666"/>
+      </w:tblGrid>
+      <w:tr>
+        <w:trPr>
+          <w:trHeight w:val="399"/>
+          <w:tblHeader/>
+        </w:trPr>
+        <w:tc>
+          <w:tcPr>
+            <w:tcW w:w="2484" w:type="dxa"/>
+            <w:tcBorders>
+              <w:top w:val="single" w:sz="4" w:space="0" w:color="auto"/>
+              <w:left w:val="single" w:sz="4" w:space="0" w:color="auto"/>
+              <w:bottom w:val="single" w:sz="4" w:space="0" w:color="auto"/>
+              <w:right w:val="single" w:sz="4" w:space="0" w:color="auto"/>
+            </w:tcBorders>
+            <w:shd w:val="clear" w:color="auto" w:fill="D9D9D9" w:themeFill="background1" w:themeFillShade="D9"/>
+          </w:tcPr>
+          <w:p>
+            <w:pPr>
+              <w:pStyle w:val="TextCDB"/>
+            </w:pPr>
+            <w:r>
+              <w:lastRenderedPageBreak/>
+              <w:t xml:space="preserve">ID / </w:t>
+            </w:r>
+            <w:proofErr w:type="spellStart"/>
+            <w:r>
+              <w:t>Bezeichnung</w:t>
+            </w:r>
+            <w:proofErr w:type="spellEnd"/>
+          </w:p>
+          <w:p>
+            <w:pPr>
+              <w:pStyle w:val="TextCDB"/>
+            </w:pPr>
+            <w:r>
+              <w:t xml:space="preserve">F5: </w:t>
+            </w:r>
+            <w:proofErr w:type="spellStart"/>
+            <w:r>
+              <w:t>Levelsystem</w:t>
+            </w:r>
+            <w:proofErr w:type="spellEnd"/>
+          </w:p>
+        </w:tc>
+        <w:tc>
+          <w:tcPr>
+            <w:tcW w:w="1334" w:type="dxa"/>
+            <w:tcBorders>
+              <w:top w:val="single" w:sz="4" w:space="0" w:color="auto"/>
+              <w:left w:val="single" w:sz="4" w:space="0" w:color="auto"/>
+              <w:bottom w:val="single" w:sz="4" w:space="0" w:color="auto"/>
+              <w:right w:val="single" w:sz="4" w:space="0" w:color="auto"/>
+            </w:tcBorders>
+          </w:tcPr>
+          <w:p>
+            <w:pPr>
+              <w:pStyle w:val="TextCDB"/>
+              <w:rPr>
+                <w:i/>
+              </w:rPr>
+            </w:pPr>
+            <w:r>
+              <w:rPr>
+                <w:i/>
+              </w:rPr>
+              <w:t>T-00</w:t>
+            </w:r>
+            <w:r>
+              <w:rPr>
+                <w:i/>
+              </w:rPr>
+              <w:t>5</w:t>
+            </w:r>
+          </w:p>
+        </w:tc>
+        <w:tc>
+          <w:tcPr>
+            <w:tcW w:w="2811" w:type="dxa"/>
+            <w:tcBorders>
+              <w:top w:val="single" w:sz="4" w:space="0" w:color="auto"/>
+              <w:left w:val="single" w:sz="4" w:space="0" w:color="auto"/>
+              <w:bottom w:val="single" w:sz="4" w:space="0" w:color="auto"/>
+              <w:right w:val="single" w:sz="4" w:space="0" w:color="auto"/>
+            </w:tcBorders>
+          </w:tcPr>
+          <w:p>
+            <w:pPr>
+              <w:pStyle w:val="TextCDB"/>
+              <w:rPr>
+                <w:b/>
+                <w:bCs/>
+                <w:lang w:val="de-CH"/>
+              </w:rPr>
+            </w:pPr>
+            <w:r>
+              <w:rPr>
+                <w:b/>
+                <w:bCs/>
+                <w:lang w:val="de-CH"/>
+              </w:rPr>
+              <w:t>Referenz zu Anforderung &amp; Abnahmekriterium</w:t>
+            </w:r>
+          </w:p>
+          <w:p>
+            <w:pPr>
+              <w:pStyle w:val="p1"/>
+              <w:rPr>
+                <w:rFonts w:ascii="Arial" w:hAnsi="Arial"/>
+                <w:sz w:val="22"/>
+                <w:szCs w:val="22"/>
+              </w:rPr>
+            </w:pPr>
+            <w:r>
+              <w:rPr>
+                <w:rFonts w:ascii="Arial" w:hAnsi="Arial"/>
+                <w:sz w:val="22"/>
+                <w:szCs w:val="22"/>
+              </w:rPr>
+              <w:t>Der Spieler kann nach Erreichen bestimmter Bedingungen in das nächste Level wechseln.</w:t>
+            </w:r>
+          </w:p>
+          <w:p>
+            <w:pPr>
+              <w:pStyle w:val="p1"/>
+              <w:rPr>
+                <w:rFonts w:ascii="Arial" w:hAnsi="Arial"/>
+                <w:sz w:val="22"/>
+                <w:szCs w:val="22"/>
+              </w:rPr>
+            </w:pPr>
+            <w:r>
+              <w:rPr>
+                <w:rFonts w:ascii="Arial" w:hAnsi="Arial"/>
+                <w:sz w:val="22"/>
+                <w:szCs w:val="22"/>
+              </w:rPr>
+              <w:t>Nach Abschluss von Level 1 wird Level 2 korrekt geladen.</w:t>
+            </w:r>
+          </w:p>
+        </w:tc>
+        <w:tc>
+          <w:tcPr>
+            <w:tcW w:w="2666" w:type="dxa"/>
+            <w:tcBorders>
+              <w:top w:val="single" w:sz="4" w:space="0" w:color="auto"/>
+              <w:left w:val="single" w:sz="4" w:space="0" w:color="auto"/>
+              <w:bottom w:val="single" w:sz="4" w:space="0" w:color="auto"/>
+              <w:right w:val="single" w:sz="4" w:space="0" w:color="auto"/>
+            </w:tcBorders>
+          </w:tcPr>
+          <w:p>
+            <w:pPr>
+              <w:pStyle w:val="TextCDB"/>
+              <w:rPr>
+                <w:i/>
+              </w:rPr>
+            </w:pPr>
+            <w:proofErr w:type="spellStart"/>
+            <w:r>
+              <w:rPr>
+                <w:i/>
+              </w:rPr>
+              <w:t>Nn</w:t>
+            </w:r>
+            <w:proofErr w:type="spellEnd"/>
+          </w:p>
+          <w:p>
+            <w:pPr>
+              <w:pStyle w:val="TextCDB"/>
+              <w:rPr>
+                <w:i/>
+                <w:lang w:val="de-CH"/>
+              </w:rPr>
+            </w:pPr>
+            <w:r>
+              <w:rPr>
+                <w:i/>
+                <w:lang w:val="de-CH"/>
+              </w:rPr>
+              <w:t>z.B. die Qualitätsanforderungen im Ergebnis Systemanforderungen</w:t>
+            </w:r>
+          </w:p>
+        </w:tc>
+      </w:tr>
+      <w:tr>
+        <w:trPr>
+          <w:trHeight w:val="890"/>
+        </w:trPr>
+        <w:tc>
+          <w:tcPr>
+            <w:tcW w:w="2484" w:type="dxa"/>
+            <w:tcBorders>
+              <w:top w:val="single" w:sz="4" w:space="0" w:color="auto"/>
+            </w:tcBorders>
+            <w:shd w:val="clear" w:color="auto" w:fill="D9D9D9" w:themeFill="background1" w:themeFillShade="D9"/>
+          </w:tcPr>
+          <w:p>
+            <w:pPr>
+              <w:pStyle w:val="TextCDB"/>
+              <w:rPr>
+                <w:lang w:val="de-CH"/>
+              </w:rPr>
+            </w:pPr>
+            <w:r>
+              <w:rPr>
+                <w:lang w:val="de-CH"/>
+              </w:rPr>
+              <w:t>Beschreibung</w:t>
+            </w:r>
+          </w:p>
+        </w:tc>
+        <w:tc>
+          <w:tcPr>
+            <w:tcW w:w="6811" w:type="dxa"/>
+            <w:gridSpan w:val="3"/>
+            <w:tcBorders>
+              <w:top w:val="single" w:sz="4" w:space="0" w:color="auto"/>
+            </w:tcBorders>
+          </w:tcPr>
+          <w:p>
+            <w:pPr>
+              <w:pStyle w:val="TextCDB"/>
+              <w:rPr>
+                <w:lang w:val="de-CH"/>
+              </w:rPr>
+            </w:pPr>
+            <w:r>
+              <w:rPr>
+                <w:lang w:val="de-CH"/>
+              </w:rPr>
+              <w:t>Der Punktestand erhöht sich korrekt nach dem Besiegen eines Gegners.</w:t>
+            </w:r>
+          </w:p>
+        </w:tc>
+      </w:tr>
+      <w:tr>
+        <w:trPr>
+          <w:trHeight w:val="416"/>
+        </w:trPr>
+        <w:tc>
+          <w:tcPr>
+            <w:tcW w:w="2484" w:type="dxa"/>
+            <w:tcBorders>
+              <w:top w:val="single" w:sz="4" w:space="0" w:color="auto"/>
+            </w:tcBorders>
+            <w:shd w:val="clear" w:color="auto" w:fill="D9D9D9" w:themeFill="background1" w:themeFillShade="D9"/>
+          </w:tcPr>
+          <w:p>
+            <w:pPr>
+              <w:pStyle w:val="TextCDB"/>
+              <w:rPr>
+                <w:lang w:val="de-CH"/>
+              </w:rPr>
+            </w:pPr>
+            <w:r>
+              <w:rPr>
+                <w:lang w:val="de-CH"/>
+              </w:rPr>
+              <w:t>Testvoraussetzung</w:t>
+            </w:r>
+          </w:p>
+        </w:tc>
+        <w:tc>
+          <w:tcPr>
+            <w:tcW w:w="6811" w:type="dxa"/>
+            <w:gridSpan w:val="3"/>
+            <w:tcBorders>
+              <w:top w:val="single" w:sz="4" w:space="0" w:color="auto"/>
+            </w:tcBorders>
+          </w:tcPr>
+          <w:p>
+            <w:pPr>
+              <w:pStyle w:val="TextCDB"/>
+              <w:rPr>
+                <w:lang w:val="de-CH"/>
+              </w:rPr>
+            </w:pPr>
+            <w:r>
+              <w:rPr>
+                <w:lang w:val="de-CH"/>
+              </w:rPr>
+              <w:t>Es wird überprüft, ob nach Erreichen der Bedingungen das nächste Level gestartet wird.</w:t>
+            </w:r>
+          </w:p>
+        </w:tc>
+      </w:tr>
+      <w:tr>
+        <w:trPr>
+          <w:trHeight w:val="1632"/>
+        </w:trPr>
+        <w:tc>
+          <w:tcPr>
+            <w:tcW w:w="2484" w:type="dxa"/>
+            <w:shd w:val="clear" w:color="auto" w:fill="D9D9D9" w:themeFill="background1" w:themeFillShade="D9"/>
+          </w:tcPr>
+          <w:p>
+            <w:pPr>
+              <w:pStyle w:val="TextCDB"/>
+              <w:rPr>
+                <w:lang w:val="de-CH"/>
+              </w:rPr>
+            </w:pPr>
+            <w:r>
+              <w:rPr>
+                <w:lang w:val="de-CH"/>
+              </w:rPr>
+              <w:t>Testschritte</w:t>
+            </w:r>
+          </w:p>
+        </w:tc>
+        <w:tc>
+          <w:tcPr>
+            <w:tcW w:w="6811" w:type="dxa"/>
+            <w:gridSpan w:val="3"/>
+          </w:tcPr>
+          <w:p>
+            <w:pPr>
+              <w:pStyle w:val="TextCDB"/>
+              <w:rPr>
+                <w:lang w:val="de-CH"/>
+              </w:rPr>
+            </w:pPr>
+          </w:p>
+          <w:p>
+            <w:pPr>
+              <w:pStyle w:val="TextCDB"/>
+              <w:rPr>
+                <w:lang w:val="de-CH"/>
+              </w:rPr>
+            </w:pPr>
+          </w:p>
+          <w:p>
+            <w:pPr>
+              <w:pStyle w:val="TextCDB"/>
+              <w:rPr>
+                <w:lang w:val="de-CH"/>
+              </w:rPr>
+            </w:pPr>
+          </w:p>
+          <w:p>
+            <w:pPr>
+              <w:pStyle w:val="TextCDB"/>
+              <w:rPr>
+                <w:lang w:val="de-CH"/>
+              </w:rPr>
+            </w:pPr>
+          </w:p>
+        </w:tc>
+      </w:tr>
+      <w:tr>
+        <w:trPr>
+          <w:trHeight w:val="416"/>
+        </w:trPr>
+        <w:tc>
+          <w:tcPr>
+            <w:tcW w:w="2484" w:type="dxa"/>
+            <w:shd w:val="clear" w:color="auto" w:fill="D9D9D9" w:themeFill="background1" w:themeFillShade="D9"/>
+          </w:tcPr>
+          <w:p>
+            <w:pPr>
+              <w:pStyle w:val="TextCDB"/>
+              <w:rPr>
+                <w:lang w:val="de-CH"/>
+              </w:rPr>
+            </w:pPr>
+            <w:r>
+              <w:rPr>
+                <w:lang w:val="de-CH"/>
+              </w:rPr>
+              <w:t>Erwartetes Ergebnis</w:t>
+            </w:r>
+          </w:p>
+        </w:tc>
+        <w:tc>
+          <w:tcPr>
+            <w:tcW w:w="6811" w:type="dxa"/>
+            <w:gridSpan w:val="3"/>
+          </w:tcPr>
+          <w:p>
+            <w:pPr>
+              <w:pStyle w:val="TextCDB"/>
+              <w:rPr>
+                <w:lang w:val="de-CH"/>
+              </w:rPr>
+            </w:pPr>
+          </w:p>
+        </w:tc>
+      </w:tr>
+    </w:tbl>
+    <w:p>
+      <w:pPr>
+        <w:pStyle w:val="TextCDB"/>
+      </w:pPr>
+    </w:p>
+    <w:p>
+      <w:pPr>
+        <w:suppressAutoHyphens w:val="0"/>
+        <w:rPr>
+          <w:rFonts w:eastAsia="Times New Roman"/>
+          <w:sz w:val="22"/>
+          <w:szCs w:val="22"/>
+          <w:lang w:val="en-US" w:eastAsia="de-DE"/>
+        </w:rPr>
+      </w:pPr>
+      <w:r>
+        <w:br w:type="page"/>
+      </w:r>
+    </w:p>
+    <w:tbl>
+      <w:tblPr>
+        <w:tblW w:w="9295" w:type="dxa"/>
+        <w:tblBorders>
+          <w:top w:val="single" w:sz="4" w:space="0" w:color="auto"/>
+          <w:left w:val="single" w:sz="4" w:space="0" w:color="auto"/>
+          <w:bottom w:val="single" w:sz="4" w:space="0" w:color="auto"/>
+          <w:right w:val="single" w:sz="4" w:space="0" w:color="auto"/>
+          <w:insideH w:val="single" w:sz="4" w:space="0" w:color="auto"/>
+          <w:insideV w:val="single" w:sz="4" w:space="0" w:color="auto"/>
+        </w:tblBorders>
+        <w:tblLayout w:type="fixed"/>
+        <w:tblLook w:val="04A0" w:firstRow="1" w:lastRow="0" w:firstColumn="1" w:lastColumn="0" w:noHBand="0" w:noVBand="1"/>
+      </w:tblPr>
+      <w:tblGrid>
+        <w:gridCol w:w="2484"/>
+        <w:gridCol w:w="1334"/>
+        <w:gridCol w:w="2811"/>
+        <w:gridCol w:w="2666"/>
+      </w:tblGrid>
+      <w:tr>
+        <w:trPr>
+          <w:trHeight w:val="399"/>
+          <w:tblHeader/>
+        </w:trPr>
+        <w:tc>
+          <w:tcPr>
+            <w:tcW w:w="2484" w:type="dxa"/>
+            <w:tcBorders>
+              <w:top w:val="single" w:sz="4" w:space="0" w:color="auto"/>
+              <w:left w:val="single" w:sz="4" w:space="0" w:color="auto"/>
+              <w:bottom w:val="single" w:sz="4" w:space="0" w:color="auto"/>
+              <w:right w:val="single" w:sz="4" w:space="0" w:color="auto"/>
+            </w:tcBorders>
+            <w:shd w:val="clear" w:color="auto" w:fill="D9D9D9" w:themeFill="background1" w:themeFillShade="D9"/>
+          </w:tcPr>
+          <w:p>
+            <w:pPr>
+              <w:pStyle w:val="TextCDB"/>
+            </w:pPr>
+            <w:r>
+              <w:lastRenderedPageBreak/>
+              <w:t xml:space="preserve">ID / </w:t>
+            </w:r>
+            <w:proofErr w:type="spellStart"/>
+            <w:r>
+              <w:t>Bezeichnung</w:t>
+            </w:r>
+            <w:proofErr w:type="spellEnd"/>
+          </w:p>
+          <w:p>
+            <w:pPr>
+              <w:pStyle w:val="TextCDB"/>
+            </w:pPr>
+            <w:r>
+              <w:t>F</w:t>
+            </w:r>
+            <w:r>
+              <w:t>6</w:t>
+            </w:r>
+            <w:r>
+              <w:t xml:space="preserve">: </w:t>
+            </w:r>
+            <w:proofErr w:type="spellStart"/>
+            <w:r>
+              <w:t>Spielende</w:t>
+            </w:r>
+            <w:proofErr w:type="spellEnd"/>
+          </w:p>
+        </w:tc>
+        <w:tc>
+          <w:tcPr>
+            <w:tcW w:w="1334" w:type="dxa"/>
+            <w:tcBorders>
+              <w:top w:val="single" w:sz="4" w:space="0" w:color="auto"/>
+              <w:left w:val="single" w:sz="4" w:space="0" w:color="auto"/>
+              <w:bottom w:val="single" w:sz="4" w:space="0" w:color="auto"/>
+              <w:right w:val="single" w:sz="4" w:space="0" w:color="auto"/>
+            </w:tcBorders>
+          </w:tcPr>
+          <w:p>
+            <w:pPr>
+              <w:pStyle w:val="TextCDB"/>
+              <w:rPr>
+                <w:i/>
+              </w:rPr>
+            </w:pPr>
+            <w:r>
+              <w:rPr>
+                <w:i/>
+              </w:rPr>
+              <w:t>T-00</w:t>
+            </w:r>
+            <w:r>
+              <w:rPr>
+                <w:i/>
+              </w:rPr>
+              <w:t>6</w:t>
+            </w:r>
+          </w:p>
+        </w:tc>
+        <w:tc>
+          <w:tcPr>
+            <w:tcW w:w="2811" w:type="dxa"/>
+            <w:tcBorders>
+              <w:top w:val="single" w:sz="4" w:space="0" w:color="auto"/>
+              <w:left w:val="single" w:sz="4" w:space="0" w:color="auto"/>
+              <w:bottom w:val="single" w:sz="4" w:space="0" w:color="auto"/>
+              <w:right w:val="single" w:sz="4" w:space="0" w:color="auto"/>
+            </w:tcBorders>
+          </w:tcPr>
+          <w:p>
+            <w:pPr>
+              <w:pStyle w:val="TextCDB"/>
+              <w:rPr>
+                <w:b/>
+                <w:bCs/>
+                <w:lang w:val="de-CH"/>
+              </w:rPr>
+            </w:pPr>
+            <w:r>
+              <w:rPr>
+                <w:b/>
+                <w:bCs/>
+                <w:lang w:val="de-CH"/>
+              </w:rPr>
+              <w:t>Referenz zu Anforderung &amp; Abnahmekriterium</w:t>
+            </w:r>
+          </w:p>
+          <w:p>
+            <w:pPr>
+              <w:pStyle w:val="TextCDB"/>
+              <w:rPr>
+                <w:lang w:val="de-CH"/>
+              </w:rPr>
+            </w:pPr>
+            <w:r>
+              <w:rPr>
+                <w:lang w:val="de-CH"/>
+              </w:rPr>
+              <w:t>Das Spiel muss beendet werden, wenn der Spieler keine Lebenspunkte mehr hat oder das Spielziel erreicht wurde.</w:t>
+            </w:r>
+          </w:p>
+        </w:tc>
+        <w:tc>
+          <w:tcPr>
+            <w:tcW w:w="2666" w:type="dxa"/>
+            <w:tcBorders>
+              <w:top w:val="single" w:sz="4" w:space="0" w:color="auto"/>
+              <w:left w:val="single" w:sz="4" w:space="0" w:color="auto"/>
+              <w:bottom w:val="single" w:sz="4" w:space="0" w:color="auto"/>
+              <w:right w:val="single" w:sz="4" w:space="0" w:color="auto"/>
+            </w:tcBorders>
+          </w:tcPr>
+          <w:p>
+            <w:pPr>
+              <w:pStyle w:val="TextCDB"/>
+              <w:rPr>
+                <w:i/>
+              </w:rPr>
+            </w:pPr>
+            <w:proofErr w:type="spellStart"/>
+            <w:r>
+              <w:rPr>
+                <w:i/>
+              </w:rPr>
+              <w:t>Nn</w:t>
+            </w:r>
+            <w:proofErr w:type="spellEnd"/>
+          </w:p>
+          <w:p>
+            <w:pPr>
+              <w:pStyle w:val="TextCDB"/>
+              <w:rPr>
+                <w:i/>
+                <w:lang w:val="de-CH"/>
+              </w:rPr>
+            </w:pPr>
+            <w:r>
+              <w:rPr>
+                <w:i/>
+                <w:lang w:val="de-CH"/>
+              </w:rPr>
+              <w:t>z.B. die Qualitätsanforderungen im Ergebnis Systemanforderungen</w:t>
+            </w:r>
+          </w:p>
+        </w:tc>
+      </w:tr>
+      <w:tr>
+        <w:trPr>
+          <w:trHeight w:val="890"/>
+        </w:trPr>
+        <w:tc>
+          <w:tcPr>
+            <w:tcW w:w="2484" w:type="dxa"/>
+            <w:tcBorders>
+              <w:top w:val="single" w:sz="4" w:space="0" w:color="auto"/>
+            </w:tcBorders>
+            <w:shd w:val="clear" w:color="auto" w:fill="D9D9D9" w:themeFill="background1" w:themeFillShade="D9"/>
+          </w:tcPr>
+          <w:p>
+            <w:pPr>
+              <w:pStyle w:val="TextCDB"/>
+              <w:rPr>
+                <w:lang w:val="de-CH"/>
+              </w:rPr>
+            </w:pPr>
+            <w:r>
+              <w:rPr>
+                <w:lang w:val="de-CH"/>
+              </w:rPr>
+              <w:t>Beschreibung</w:t>
+            </w:r>
+          </w:p>
+        </w:tc>
+        <w:tc>
+          <w:tcPr>
+            <w:tcW w:w="6811" w:type="dxa"/>
+            <w:gridSpan w:val="3"/>
+            <w:tcBorders>
+              <w:top w:val="single" w:sz="4" w:space="0" w:color="auto"/>
+            </w:tcBorders>
+          </w:tcPr>
+          <w:p>
+            <w:pPr>
+              <w:pStyle w:val="TextCDB"/>
+              <w:rPr>
+                <w:lang w:val="de-CH"/>
+              </w:rPr>
+            </w:pPr>
+            <w:r>
+              <w:rPr>
+                <w:lang w:val="de-CH"/>
+              </w:rPr>
+              <w:t>Das Spiel wird beendet, wenn der Spieler keine Leben mehr hat</w:t>
+            </w:r>
+            <w:r>
+              <w:rPr>
+                <w:lang w:val="de-CH"/>
+              </w:rPr>
+              <w:t xml:space="preserve"> oder Level 2 erreicht wird</w:t>
+            </w:r>
+          </w:p>
+        </w:tc>
+      </w:tr>
+      <w:tr>
+        <w:trPr>
+          <w:trHeight w:val="416"/>
+        </w:trPr>
+        <w:tc>
+          <w:tcPr>
+            <w:tcW w:w="2484" w:type="dxa"/>
+            <w:tcBorders>
+              <w:top w:val="single" w:sz="4" w:space="0" w:color="auto"/>
+            </w:tcBorders>
+            <w:shd w:val="clear" w:color="auto" w:fill="D9D9D9" w:themeFill="background1" w:themeFillShade="D9"/>
+          </w:tcPr>
+          <w:p>
+            <w:pPr>
+              <w:pStyle w:val="TextCDB"/>
+              <w:rPr>
+                <w:lang w:val="de-CH"/>
+              </w:rPr>
+            </w:pPr>
+            <w:r>
+              <w:rPr>
+                <w:lang w:val="de-CH"/>
+              </w:rPr>
+              <w:t>Testvoraussetzung</w:t>
+            </w:r>
+          </w:p>
+        </w:tc>
+        <w:tc>
+          <w:tcPr>
+            <w:tcW w:w="6811" w:type="dxa"/>
+            <w:gridSpan w:val="3"/>
+            <w:tcBorders>
+              <w:top w:val="single" w:sz="4" w:space="0" w:color="auto"/>
+            </w:tcBorders>
+          </w:tcPr>
+          <w:p>
+            <w:pPr>
+              <w:pStyle w:val="TextCDB"/>
+              <w:rPr>
+                <w:lang w:val="de-CH"/>
+              </w:rPr>
+            </w:pPr>
+            <w:r>
+              <w:rPr>
+                <w:lang w:val="de-CH"/>
+              </w:rPr>
+              <w:t xml:space="preserve">Lebenspunkte des Spielers = 0 oder </w:t>
+            </w:r>
+            <w:r>
+              <w:rPr>
+                <w:lang w:val="de-CH"/>
+              </w:rPr>
+              <w:t>Level 2 erreicht</w:t>
+            </w:r>
+          </w:p>
+        </w:tc>
+      </w:tr>
+      <w:tr>
+        <w:trPr>
+          <w:trHeight w:val="1632"/>
+        </w:trPr>
+        <w:tc>
+          <w:tcPr>
+            <w:tcW w:w="2484" w:type="dxa"/>
+            <w:shd w:val="clear" w:color="auto" w:fill="D9D9D9" w:themeFill="background1" w:themeFillShade="D9"/>
+          </w:tcPr>
+          <w:p>
+            <w:pPr>
+              <w:pStyle w:val="TextCDB"/>
+              <w:rPr>
+                <w:lang w:val="de-CH"/>
+              </w:rPr>
+            </w:pPr>
+            <w:r>
+              <w:rPr>
+                <w:lang w:val="de-CH"/>
+              </w:rPr>
+              <w:t>Testschritte</w:t>
+            </w:r>
+          </w:p>
+        </w:tc>
+        <w:tc>
+          <w:tcPr>
+            <w:tcW w:w="6811" w:type="dxa"/>
+            <w:gridSpan w:val="3"/>
+          </w:tcPr>
+          <w:p>
+            <w:pPr>
+              <w:pStyle w:val="TextCDB"/>
+              <w:rPr>
+                <w:lang w:val="de-CH"/>
+              </w:rPr>
+            </w:pPr>
+          </w:p>
+          <w:p>
+            <w:pPr>
+              <w:pStyle w:val="TextCDB"/>
+              <w:rPr>
+                <w:lang w:val="de-CH"/>
+              </w:rPr>
+            </w:pPr>
+          </w:p>
+          <w:p>
+            <w:pPr>
+              <w:pStyle w:val="TextCDB"/>
+              <w:rPr>
+                <w:lang w:val="de-CH"/>
+              </w:rPr>
+            </w:pPr>
+          </w:p>
+          <w:p>
+            <w:pPr>
+              <w:pStyle w:val="TextCDB"/>
+              <w:rPr>
+                <w:lang w:val="de-CH"/>
+              </w:rPr>
+            </w:pPr>
+          </w:p>
+        </w:tc>
+      </w:tr>
+      <w:tr>
+        <w:trPr>
+          <w:trHeight w:val="416"/>
+        </w:trPr>
+        <w:tc>
+          <w:tcPr>
+            <w:tcW w:w="2484" w:type="dxa"/>
+            <w:shd w:val="clear" w:color="auto" w:fill="D9D9D9" w:themeFill="background1" w:themeFillShade="D9"/>
+          </w:tcPr>
+          <w:p>
+            <w:pPr>
+              <w:pStyle w:val="TextCDB"/>
+              <w:rPr>
+                <w:lang w:val="de-CH"/>
+              </w:rPr>
+            </w:pPr>
+            <w:r>
+              <w:rPr>
+                <w:lang w:val="de-CH"/>
+              </w:rPr>
+              <w:t>Erwartetes Ergebnis</w:t>
+            </w:r>
+          </w:p>
+        </w:tc>
+        <w:tc>
+          <w:tcPr>
+            <w:tcW w:w="6811" w:type="dxa"/>
+            <w:gridSpan w:val="3"/>
+          </w:tcPr>
+          <w:p>
+            <w:pPr>
+              <w:pStyle w:val="TextCDB"/>
+              <w:rPr>
+                <w:lang w:val="de-CH"/>
+              </w:rPr>
+            </w:pPr>
+          </w:p>
+        </w:tc>
+      </w:tr>
+    </w:tbl>
+    <w:p>
+      <w:pPr>
+        <w:rPr>
+          <w:lang w:val="en-US" w:eastAsia="de-DE"/>
+        </w:rPr>
         <w:sectPr>
           <w:footnotePr>
             <w:pos w:val="beneathText"/>
@@ -14524,7 +17456,6 @@
           <w:docGrid w:linePitch="360"/>
         </w:sectPr>
       </w:pPr>
-      <w:bookmarkStart w:id="41" w:name="_Toc409788304"/>
     </w:p>
     <w:p>
       <w:pPr>
@@ -14540,35 +17471,43 @@
         <w:suppressAutoHyphens w:val="0"/>
         <w:spacing w:before="120" w:after="120" w:line="288" w:lineRule="auto"/>
       </w:pPr>
-      <w:bookmarkStart w:id="42" w:name="_Toc223451554"/>
+      <w:bookmarkStart w:id="39" w:name="_Toc224146644"/>
       <w:r>
         <w:lastRenderedPageBreak/>
         <w:t>Arbeitsjournal</w:t>
       </w:r>
-      <w:bookmarkEnd w:id="42"/>
+      <w:bookmarkEnd w:id="39"/>
     </w:p>
     <w:p>
       <w:pPr>
         <w:pStyle w:val="IPA-Textkrper"/>
         <w:rPr>
+          <w:color w:val="B2A1C7" w:themeColor="accent4" w:themeTint="99"/>
           <w:szCs w:val="22"/>
-        </w:rPr>
-      </w:pPr>
-      <w:r>
-        <w:rPr>
+          <w:lang w:eastAsia="de-CH"/>
+        </w:rPr>
+      </w:pPr>
+      <w:r>
+        <w:rPr>
+          <w:color w:val="B2A1C7" w:themeColor="accent4" w:themeTint="99"/>
           <w:szCs w:val="22"/>
+          <w:lang w:eastAsia="de-CH"/>
         </w:rPr>
         <w:t>Das Arbeitsjournal dient der Nachvollziehbarkeit der vo</w:t>
       </w:r>
       <w:r>
         <w:rPr>
+          <w:color w:val="B2A1C7" w:themeColor="accent4" w:themeTint="99"/>
           <w:szCs w:val="22"/>
+          <w:lang w:eastAsia="de-CH"/>
         </w:rPr>
         <w:t>m Team</w:t>
       </w:r>
       <w:r>
         <w:rPr>
+          <w:color w:val="B2A1C7" w:themeColor="accent4" w:themeTint="99"/>
           <w:szCs w:val="22"/>
+          <w:lang w:eastAsia="de-CH"/>
         </w:rPr>
         <w:t xml:space="preserve"> ausgeführten Arbeiten und wird in die Bewertung mit einbezogen.</w:t>
       </w:r>
@@ -14587,7 +17526,7 @@
         <w:suppressAutoHyphens w:val="0"/>
         <w:spacing w:before="120" w:after="120" w:line="288" w:lineRule="auto"/>
       </w:pPr>
-      <w:bookmarkStart w:id="43" w:name="_Toc223451555"/>
+      <w:bookmarkStart w:id="40" w:name="_Toc224146645"/>
       <w:r>
         <w:t>Initialisierung</w:t>
       </w:r>
@@ -14615,7 +17554,7 @@
       <w:r>
         <w:t>26</w:t>
       </w:r>
-      <w:bookmarkEnd w:id="43"/>
+      <w:bookmarkEnd w:id="40"/>
     </w:p>
     <w:tbl>
       <w:tblPr>
@@ -15926,7 +18865,7 @@
         <w:suppressAutoHyphens w:val="0"/>
         <w:spacing w:before="120" w:after="120" w:line="288" w:lineRule="auto"/>
       </w:pPr>
-      <w:bookmarkStart w:id="44" w:name="_Toc223451556"/>
+      <w:bookmarkStart w:id="41" w:name="_Toc224146646"/>
       <w:r>
         <w:lastRenderedPageBreak/>
         <w:t>Konzept</w:t>
@@ -15940,7 +18879,7 @@
       <w:r>
         <w:t>.03.2026</w:t>
       </w:r>
-      <w:bookmarkEnd w:id="44"/>
+      <w:bookmarkEnd w:id="41"/>
     </w:p>
     <w:tbl>
       <w:tblPr>
@@ -15968,7 +18907,7 @@
       <w:tr>
         <w:tc>
           <w:tcPr>
-            <w:tcW w:w="6388" w:type="dxa"/>
+            <w:tcW w:w="6226" w:type="dxa"/>
             <w:tcBorders>
               <w:bottom w:val="dotted" w:sz="4" w:space="0" w:color="auto"/>
             </w:tcBorders>
@@ -16001,7 +18940,7 @@
         </w:tc>
         <w:tc>
           <w:tcPr>
-            <w:tcW w:w="1072" w:type="dxa"/>
+            <w:tcW w:w="1066" w:type="dxa"/>
             <w:tcBorders>
               <w:bottom w:val="dotted" w:sz="4" w:space="0" w:color="auto"/>
             </w:tcBorders>
@@ -16035,7 +18974,7 @@
         </w:tc>
         <w:tc>
           <w:tcPr>
-            <w:tcW w:w="985" w:type="dxa"/>
+            <w:tcW w:w="1069" w:type="dxa"/>
             <w:tcBorders>
               <w:bottom w:val="dotted" w:sz="4" w:space="0" w:color="auto"/>
             </w:tcBorders>
@@ -16090,7 +19029,7 @@
         </w:tc>
         <w:tc>
           <w:tcPr>
-            <w:tcW w:w="985" w:type="dxa"/>
+            <w:tcW w:w="1069" w:type="dxa"/>
             <w:tcBorders>
               <w:bottom w:val="dotted" w:sz="4" w:space="0" w:color="auto"/>
             </w:tcBorders>
@@ -16147,7 +19086,7 @@
       <w:tr>
         <w:tc>
           <w:tcPr>
-            <w:tcW w:w="6388" w:type="dxa"/>
+            <w:tcW w:w="6226" w:type="dxa"/>
             <w:tcBorders>
               <w:bottom w:val="dotted" w:sz="4" w:space="0" w:color="auto"/>
             </w:tcBorders>
@@ -16175,7 +19114,7 @@
                 <w:sz w:val="22"/>
                 <w:szCs w:val="22"/>
               </w:rPr>
-              <w:t>Überschrift</w:t>
+              <w:t>Projekt Konzept M2</w:t>
             </w:r>
           </w:p>
           <w:p>
@@ -16193,13 +19132,45 @@
                 <w:sz w:val="22"/>
                 <w:szCs w:val="22"/>
               </w:rPr>
-              <w:t>Beschreibung</w:t>
-            </w:r>
-          </w:p>
-        </w:tc>
-        <w:tc>
-          <w:tcPr>
-            <w:tcW w:w="1072" w:type="dxa"/>
+              <w:t xml:space="preserve">Team arbeitet an Arbeitspaketen </w:t>
+            </w:r>
+            <w:r>
+              <w:rPr>
+                <w:color w:val="000000" w:themeColor="text1"/>
+                <w:sz w:val="22"/>
+                <w:szCs w:val="22"/>
+              </w:rPr>
+              <w:t>2</w:t>
+            </w:r>
+            <w:r>
+              <w:rPr>
+                <w:color w:val="000000" w:themeColor="text1"/>
+                <w:sz w:val="22"/>
+                <w:szCs w:val="22"/>
+              </w:rPr>
+              <w:t xml:space="preserve">.0- </w:t>
+            </w:r>
+            <w:r>
+              <w:rPr>
+                <w:color w:val="000000" w:themeColor="text1"/>
+                <w:sz w:val="22"/>
+                <w:szCs w:val="22"/>
+              </w:rPr>
+              <w:t>2</w:t>
+            </w:r>
+            <w:r>
+              <w:rPr>
+                <w:color w:val="000000" w:themeColor="text1"/>
+                <w:sz w:val="22"/>
+                <w:szCs w:val="22"/>
+              </w:rPr>
+              <w:t>.5</w:t>
+            </w:r>
+          </w:p>
+        </w:tc>
+        <w:tc>
+          <w:tcPr>
+            <w:tcW w:w="1066" w:type="dxa"/>
             <w:tcBorders>
               <w:bottom w:val="dotted" w:sz="4" w:space="0" w:color="auto"/>
             </w:tcBorders>
@@ -16230,7 +19201,7 @@
         </w:tc>
         <w:tc>
           <w:tcPr>
-            <w:tcW w:w="985" w:type="dxa"/>
+            <w:tcW w:w="1069" w:type="dxa"/>
             <w:tcBorders>
               <w:bottom w:val="dotted" w:sz="4" w:space="0" w:color="auto"/>
             </w:tcBorders>
@@ -16255,13 +19226,37 @@
                 <w:sz w:val="22"/>
                 <w:szCs w:val="22"/>
               </w:rPr>
-              <w:t>4x3</w:t>
-            </w:r>
-          </w:p>
-        </w:tc>
-        <w:tc>
-          <w:tcPr>
-            <w:tcW w:w="985" w:type="dxa"/>
+              <w:t>4x</w:t>
+            </w:r>
+            <w:r>
+              <w:rPr>
+                <w:color w:val="000000" w:themeColor="text1"/>
+                <w:sz w:val="22"/>
+                <w:szCs w:val="22"/>
+              </w:rPr>
+              <w:t xml:space="preserve"> </w:t>
+            </w:r>
+            <w:r>
+              <w:rPr>
+                <w:color w:val="000000" w:themeColor="text1"/>
+                <w:sz w:val="22"/>
+                <w:szCs w:val="22"/>
+              </w:rPr>
+              <w:t>3</w:t>
+            </w:r>
+            <w:r>
+              <w:rPr>
+                <w:color w:val="000000" w:themeColor="text1"/>
+                <w:sz w:val="22"/>
+                <w:szCs w:val="22"/>
+              </w:rPr>
+              <w:t>.0</w:t>
+            </w:r>
+          </w:p>
+        </w:tc>
+        <w:tc>
+          <w:tcPr>
+            <w:tcW w:w="1069" w:type="dxa"/>
             <w:tcBorders>
               <w:bottom w:val="dotted" w:sz="4" w:space="0" w:color="auto"/>
             </w:tcBorders>
@@ -16286,7 +19281,31 @@
                 <w:sz w:val="22"/>
                 <w:szCs w:val="22"/>
               </w:rPr>
-              <w:t>4x3</w:t>
+              <w:t>4x</w:t>
+            </w:r>
+            <w:r>
+              <w:rPr>
+                <w:color w:val="000000" w:themeColor="text1"/>
+                <w:sz w:val="22"/>
+                <w:szCs w:val="22"/>
+              </w:rPr>
+              <w:t xml:space="preserve"> </w:t>
+            </w:r>
+            <w:r>
+              <w:rPr>
+                <w:color w:val="000000" w:themeColor="text1"/>
+                <w:sz w:val="22"/>
+                <w:szCs w:val="22"/>
+              </w:rPr>
+              <w:t>3</w:t>
+            </w:r>
+            <w:r>
+              <w:rPr>
+                <w:color w:val="000000" w:themeColor="text1"/>
+                <w:sz w:val="22"/>
+                <w:szCs w:val="22"/>
+              </w:rPr>
+              <w:t>.0</w:t>
             </w:r>
           </w:p>
         </w:tc>
@@ -16294,7 +19313,7 @@
       <w:tr>
         <w:tc>
           <w:tcPr>
-            <w:tcW w:w="6388" w:type="dxa"/>
+            <w:tcW w:w="6226" w:type="dxa"/>
             <w:tcBorders>
               <w:bottom w:val="dotted" w:sz="4" w:space="0" w:color="auto"/>
             </w:tcBorders>
@@ -16322,7 +19341,7 @@
                 <w:sz w:val="22"/>
                 <w:szCs w:val="22"/>
               </w:rPr>
-              <w:t>Überschrift</w:t>
+              <w:t>Meeting Stakeholder</w:t>
             </w:r>
           </w:p>
           <w:p>
@@ -16340,13 +19359,31 @@
                 <w:sz w:val="22"/>
                 <w:szCs w:val="22"/>
               </w:rPr>
-              <w:t>Beschreibung</w:t>
-            </w:r>
-          </w:p>
-        </w:tc>
-        <w:tc>
-          <w:tcPr>
-            <w:tcW w:w="1072" w:type="dxa"/>
+              <w:t>M</w:t>
+            </w:r>
+            <w:r>
+              <w:rPr>
+                <w:color w:val="000000" w:themeColor="text1"/>
+                <w:sz w:val="22"/>
+                <w:szCs w:val="22"/>
+              </w:rPr>
+              <w:t xml:space="preserve">2 Abschliessen, Dokumenten </w:t>
+            </w:r>
+            <w:proofErr w:type="spellStart"/>
+            <w:r>
+              <w:rPr>
+                <w:color w:val="000000" w:themeColor="text1"/>
+                <w:sz w:val="22"/>
+                <w:szCs w:val="22"/>
+              </w:rPr>
+              <w:t>einsicht</w:t>
+            </w:r>
+            <w:proofErr w:type="spellEnd"/>
+          </w:p>
+        </w:tc>
+        <w:tc>
+          <w:tcPr>
+            <w:tcW w:w="1066" w:type="dxa"/>
             <w:tcBorders>
               <w:bottom w:val="dotted" w:sz="4" w:space="0" w:color="auto"/>
             </w:tcBorders>
@@ -16365,11 +19402,19 @@
                 <w:szCs w:val="22"/>
               </w:rPr>
             </w:pPr>
-          </w:p>
-        </w:tc>
-        <w:tc>
-          <w:tcPr>
-            <w:tcW w:w="985" w:type="dxa"/>
+            <w:r>
+              <w:rPr>
+                <w:color w:val="000000" w:themeColor="text1"/>
+                <w:sz w:val="22"/>
+                <w:szCs w:val="22"/>
+              </w:rPr>
+              <w:t>alle</w:t>
+            </w:r>
+          </w:p>
+        </w:tc>
+        <w:tc>
+          <w:tcPr>
+            <w:tcW w:w="1069" w:type="dxa"/>
             <w:tcBorders>
               <w:bottom w:val="dotted" w:sz="4" w:space="0" w:color="auto"/>
             </w:tcBorders>
@@ -16388,11 +19433,19 @@
                 <w:szCs w:val="22"/>
               </w:rPr>
             </w:pPr>
-          </w:p>
-        </w:tc>
-        <w:tc>
-          <w:tcPr>
-            <w:tcW w:w="985" w:type="dxa"/>
+            <w:r>
+              <w:rPr>
+                <w:color w:val="000000" w:themeColor="text1"/>
+                <w:sz w:val="22"/>
+                <w:szCs w:val="22"/>
+              </w:rPr>
+              <w:t>4x 0.2</w:t>
+            </w:r>
+          </w:p>
+        </w:tc>
+        <w:tc>
+          <w:tcPr>
+            <w:tcW w:w="1069" w:type="dxa"/>
             <w:tcBorders>
               <w:bottom w:val="dotted" w:sz="4" w:space="0" w:color="auto"/>
             </w:tcBorders>
@@ -16411,13 +19464,21 @@
                 <w:szCs w:val="22"/>
               </w:rPr>
             </w:pPr>
+            <w:r>
+              <w:rPr>
+                <w:color w:val="000000" w:themeColor="text1"/>
+                <w:sz w:val="22"/>
+                <w:szCs w:val="22"/>
+              </w:rPr>
+              <w:t>4x 0.2</w:t>
+            </w:r>
           </w:p>
         </w:tc>
       </w:tr>
       <w:tr>
         <w:tc>
           <w:tcPr>
-            <w:tcW w:w="6388" w:type="dxa"/>
+            <w:tcW w:w="6226" w:type="dxa"/>
             <w:tcBorders>
               <w:bottom w:val="dotted" w:sz="4" w:space="0" w:color="auto"/>
             </w:tcBorders>
@@ -16428,8 +19489,10 @@
           </w:tcPr>
           <w:p>
             <w:pPr>
-              <w:pStyle w:val="IPA-Tabellentitel"/>
-              <w:rPr>
+              <w:pStyle w:val="IPA-Tabelle"/>
+              <w:rPr>
+                <w:i/>
+                <w:iCs/>
                 <w:color w:val="000000" w:themeColor="text1"/>
                 <w:sz w:val="22"/>
                 <w:szCs w:val="22"/>
@@ -16437,17 +19500,37 @@
             </w:pPr>
             <w:r>
               <w:rPr>
+                <w:i/>
+                <w:iCs/>
                 <w:color w:val="000000" w:themeColor="text1"/>
                 <w:sz w:val="22"/>
                 <w:szCs w:val="22"/>
               </w:rPr>
-              <w:t>Total:</w:t>
-            </w:r>
-          </w:p>
-        </w:tc>
-        <w:tc>
-          <w:tcPr>
-            <w:tcW w:w="1072" w:type="dxa"/>
+              <w:t>Abschluss Meeting</w:t>
+            </w:r>
+          </w:p>
+          <w:p>
+            <w:pPr>
+              <w:pStyle w:val="IPA-Tabelle"/>
+              <w:rPr>
+                <w:color w:val="000000" w:themeColor="text1"/>
+                <w:sz w:val="22"/>
+                <w:szCs w:val="22"/>
+              </w:rPr>
+            </w:pPr>
+            <w:r>
+              <w:rPr>
+                <w:color w:val="000000" w:themeColor="text1"/>
+                <w:sz w:val="22"/>
+                <w:szCs w:val="22"/>
+              </w:rPr>
+              <w:t>Ganze Klasse</w:t>
+            </w:r>
+          </w:p>
+        </w:tc>
+        <w:tc>
+          <w:tcPr>
+            <w:tcW w:w="1066" w:type="dxa"/>
             <w:tcBorders>
               <w:bottom w:val="dotted" w:sz="4" w:space="0" w:color="auto"/>
             </w:tcBorders>
@@ -16458,21 +19541,27 @@
           </w:tcPr>
           <w:p>
             <w:pPr>
-              <w:pStyle w:val="IPA-Tabellentitel"/>
+              <w:pStyle w:val="IPA-Tabelle"/>
               <w:jc w:val="center"/>
               <w:rPr>
-                <w:b w:val="0"/>
-                <w:bCs w:val="0"/>
                 <w:color w:val="000000" w:themeColor="text1"/>
                 <w:sz w:val="22"/>
                 <w:szCs w:val="22"/>
               </w:rPr>
             </w:pPr>
-          </w:p>
-        </w:tc>
-        <w:tc>
-          <w:tcPr>
-            <w:tcW w:w="985" w:type="dxa"/>
+            <w:r>
+              <w:rPr>
+                <w:color w:val="000000" w:themeColor="text1"/>
+                <w:sz w:val="22"/>
+                <w:szCs w:val="22"/>
+              </w:rPr>
+              <w:t>alle</w:t>
+            </w:r>
+          </w:p>
+        </w:tc>
+        <w:tc>
+          <w:tcPr>
+            <w:tcW w:w="1069" w:type="dxa"/>
             <w:tcBorders>
               <w:bottom w:val="dotted" w:sz="4" w:space="0" w:color="auto"/>
             </w:tcBorders>
@@ -16483,21 +19572,27 @@
           </w:tcPr>
           <w:p>
             <w:pPr>
-              <w:pStyle w:val="IPA-Tabellentitel"/>
+              <w:pStyle w:val="IPA-Tabelle"/>
               <w:jc w:val="center"/>
               <w:rPr>
-                <w:b w:val="0"/>
-                <w:bCs w:val="0"/>
                 <w:color w:val="000000" w:themeColor="text1"/>
                 <w:sz w:val="22"/>
                 <w:szCs w:val="22"/>
               </w:rPr>
             </w:pPr>
-          </w:p>
-        </w:tc>
-        <w:tc>
-          <w:tcPr>
-            <w:tcW w:w="985" w:type="dxa"/>
+            <w:r>
+              <w:rPr>
+                <w:color w:val="000000" w:themeColor="text1"/>
+                <w:sz w:val="22"/>
+                <w:szCs w:val="22"/>
+              </w:rPr>
+              <w:t>4x 0.2</w:t>
+            </w:r>
+          </w:p>
+        </w:tc>
+        <w:tc>
+          <w:tcPr>
+            <w:tcW w:w="1069" w:type="dxa"/>
             <w:tcBorders>
               <w:bottom w:val="dotted" w:sz="4" w:space="0" w:color="auto"/>
             </w:tcBorders>
@@ -16508,6 +19603,69 @@
           </w:tcPr>
           <w:p>
             <w:pPr>
+              <w:pStyle w:val="IPA-Tabelle"/>
+              <w:jc w:val="center"/>
+              <w:rPr>
+                <w:color w:val="000000" w:themeColor="text1"/>
+                <w:sz w:val="22"/>
+                <w:szCs w:val="22"/>
+              </w:rPr>
+            </w:pPr>
+            <w:r>
+              <w:rPr>
+                <w:color w:val="000000" w:themeColor="text1"/>
+                <w:sz w:val="22"/>
+                <w:szCs w:val="22"/>
+              </w:rPr>
+              <w:t>4x 0.2</w:t>
+            </w:r>
+          </w:p>
+        </w:tc>
+      </w:tr>
+      <w:tr>
+        <w:tc>
+          <w:tcPr>
+            <w:tcW w:w="6226" w:type="dxa"/>
+            <w:tcBorders>
+              <w:bottom w:val="dotted" w:sz="4" w:space="0" w:color="auto"/>
+            </w:tcBorders>
+            <w:tcMar>
+              <w:top w:w="85" w:type="dxa"/>
+              <w:bottom w:w="85" w:type="dxa"/>
+            </w:tcMar>
+          </w:tcPr>
+          <w:p>
+            <w:pPr>
+              <w:pStyle w:val="IPA-Tabellentitel"/>
+              <w:rPr>
+                <w:color w:val="000000" w:themeColor="text1"/>
+                <w:sz w:val="22"/>
+                <w:szCs w:val="22"/>
+              </w:rPr>
+            </w:pPr>
+            <w:r>
+              <w:rPr>
+                <w:color w:val="000000" w:themeColor="text1"/>
+                <w:sz w:val="22"/>
+                <w:szCs w:val="22"/>
+              </w:rPr>
+              <w:t>Total:</w:t>
+            </w:r>
+          </w:p>
+        </w:tc>
+        <w:tc>
+          <w:tcPr>
+            <w:tcW w:w="1066" w:type="dxa"/>
+            <w:tcBorders>
+              <w:bottom w:val="dotted" w:sz="4" w:space="0" w:color="auto"/>
+            </w:tcBorders>
+            <w:tcMar>
+              <w:top w:w="85" w:type="dxa"/>
+              <w:bottom w:w="85" w:type="dxa"/>
+            </w:tcMar>
+          </w:tcPr>
+          <w:p>
+            <w:pPr>
               <w:pStyle w:val="IPA-Tabellentitel"/>
               <w:jc w:val="center"/>
               <w:rPr>
@@ -16520,11 +19678,74 @@
             </w:pPr>
           </w:p>
         </w:tc>
+        <w:tc>
+          <w:tcPr>
+            <w:tcW w:w="1069" w:type="dxa"/>
+            <w:tcBorders>
+              <w:bottom w:val="dotted" w:sz="4" w:space="0" w:color="auto"/>
+            </w:tcBorders>
+            <w:tcMar>
+              <w:top w:w="85" w:type="dxa"/>
+              <w:bottom w:w="85" w:type="dxa"/>
+            </w:tcMar>
+          </w:tcPr>
+          <w:p>
+            <w:pPr>
+              <w:pStyle w:val="IPA-Tabellentitel"/>
+              <w:jc w:val="center"/>
+              <w:rPr>
+                <w:b w:val="0"/>
+                <w:bCs w:val="0"/>
+                <w:color w:val="000000" w:themeColor="text1"/>
+                <w:sz w:val="22"/>
+                <w:szCs w:val="22"/>
+              </w:rPr>
+            </w:pPr>
+          </w:p>
+        </w:tc>
+        <w:tc>
+          <w:tcPr>
+            <w:tcW w:w="1069" w:type="dxa"/>
+            <w:tcBorders>
+              <w:bottom w:val="dotted" w:sz="4" w:space="0" w:color="auto"/>
+            </w:tcBorders>
+            <w:tcMar>
+              <w:top w:w="85" w:type="dxa"/>
+              <w:bottom w:w="85" w:type="dxa"/>
+            </w:tcMar>
+          </w:tcPr>
+          <w:p>
+            <w:pPr>
+              <w:pStyle w:val="IPA-Tabellentitel"/>
+              <w:jc w:val="center"/>
+              <w:rPr>
+                <w:b w:val="0"/>
+                <w:bCs w:val="0"/>
+                <w:color w:val="000000" w:themeColor="text1"/>
+                <w:sz w:val="22"/>
+                <w:szCs w:val="22"/>
+              </w:rPr>
+            </w:pPr>
+            <w:r>
+              <w:rPr>
+                <w:b w:val="0"/>
+                <w:bCs w:val="0"/>
+                <w:color w:val="000000" w:themeColor="text1"/>
+                <w:sz w:val="22"/>
+                <w:szCs w:val="22"/>
+              </w:rPr>
+              <w:t>4x 3.4</w:t>
+            </w:r>
+          </w:p>
+        </w:tc>
       </w:tr>
       <w:tr>
-        <w:tc>
-          <w:tcPr>
-            <w:tcW w:w="6388" w:type="dxa"/>
+        <w:trPr>
+          <w:trHeight w:val="381"/>
+        </w:trPr>
+        <w:tc>
+          <w:tcPr>
+            <w:tcW w:w="6226" w:type="dxa"/>
             <w:tcBorders>
               <w:bottom w:val="dotted" w:sz="4" w:space="0" w:color="auto"/>
               <w:right w:val="nil"/>
@@ -16554,7 +19775,7 @@
         </w:tc>
         <w:tc>
           <w:tcPr>
-            <w:tcW w:w="1072" w:type="dxa"/>
+            <w:tcW w:w="1066" w:type="dxa"/>
             <w:tcBorders>
               <w:left w:val="nil"/>
               <w:bottom w:val="dotted" w:sz="4" w:space="0" w:color="auto"/>
@@ -16577,7 +19798,7 @@
         </w:tc>
         <w:tc>
           <w:tcPr>
-            <w:tcW w:w="985" w:type="dxa"/>
+            <w:tcW w:w="1069" w:type="dxa"/>
             <w:tcBorders>
               <w:left w:val="nil"/>
               <w:bottom w:val="dotted" w:sz="4" w:space="0" w:color="auto"/>
@@ -16600,7 +19821,7 @@
         </w:tc>
         <w:tc>
           <w:tcPr>
-            <w:tcW w:w="985" w:type="dxa"/>
+            <w:tcW w:w="1069" w:type="dxa"/>
             <w:tcBorders>
               <w:left w:val="nil"/>
               <w:bottom w:val="dotted" w:sz="4" w:space="0" w:color="auto"/>
@@ -16649,7 +19870,7 @@
                 <w:sz w:val="22"/>
                 <w:szCs w:val="22"/>
               </w:rPr>
-              <w:t>Beschreibung von Erfolgen und Misserfolgen (Problemen)</w:t>
+              <w:t>Programm wurde durchgeführt, Missstände eruiert und von PL/Dev übernommen und durchgeführt.</w:t>
             </w:r>
           </w:p>
         </w:tc>
@@ -16657,7 +19878,7 @@
       <w:tr>
         <w:tc>
           <w:tcPr>
-            <w:tcW w:w="6388" w:type="dxa"/>
+            <w:tcW w:w="6226" w:type="dxa"/>
             <w:tcBorders>
               <w:bottom w:val="dotted" w:sz="4" w:space="0" w:color="auto"/>
               <w:right w:val="nil"/>
@@ -16687,7 +19908,7 @@
         </w:tc>
         <w:tc>
           <w:tcPr>
-            <w:tcW w:w="1072" w:type="dxa"/>
+            <w:tcW w:w="1066" w:type="dxa"/>
             <w:tcBorders>
               <w:left w:val="nil"/>
               <w:bottom w:val="dotted" w:sz="4" w:space="0" w:color="auto"/>
@@ -16710,7 +19931,7 @@
         </w:tc>
         <w:tc>
           <w:tcPr>
-            <w:tcW w:w="985" w:type="dxa"/>
+            <w:tcW w:w="1069" w:type="dxa"/>
             <w:tcBorders>
               <w:left w:val="nil"/>
               <w:bottom w:val="dotted" w:sz="4" w:space="0" w:color="auto"/>
@@ -16733,7 +19954,7 @@
         </w:tc>
         <w:tc>
           <w:tcPr>
-            <w:tcW w:w="985" w:type="dxa"/>
+            <w:tcW w:w="1069" w:type="dxa"/>
             <w:tcBorders>
               <w:left w:val="nil"/>
               <w:bottom w:val="dotted" w:sz="4" w:space="0" w:color="auto"/>
@@ -16782,7 +20003,7 @@
                 <w:sz w:val="22"/>
                 <w:szCs w:val="22"/>
               </w:rPr>
-              <w:t>Wer hat in welcher Form Hilfestellung erbracht</w:t>
+              <w:t>PL übernahm Zeitplan von BA</w:t>
             </w:r>
           </w:p>
         </w:tc>
@@ -16810,13 +20031,22 @@
                 <w:lang w:val="de-DE"/>
               </w:rPr>
             </w:pPr>
+            <w:r>
+              <w:rPr>
+                <w:color w:val="000000" w:themeColor="text1"/>
+                <w:sz w:val="22"/>
+                <w:szCs w:val="22"/>
+                <w:lang w:val="de-DE"/>
+              </w:rPr>
+              <w:t>PL half QA bei Tasks</w:t>
+            </w:r>
           </w:p>
         </w:tc>
       </w:tr>
       <w:tr>
         <w:tc>
           <w:tcPr>
-            <w:tcW w:w="6388" w:type="dxa"/>
+            <w:tcW w:w="6226" w:type="dxa"/>
             <w:tcBorders>
               <w:bottom w:val="dotted" w:sz="4" w:space="0" w:color="auto"/>
               <w:right w:val="nil"/>
@@ -16846,7 +20076,7 @@
         </w:tc>
         <w:tc>
           <w:tcPr>
-            <w:tcW w:w="1072" w:type="dxa"/>
+            <w:tcW w:w="1066" w:type="dxa"/>
             <w:tcBorders>
               <w:left w:val="nil"/>
               <w:bottom w:val="dotted" w:sz="4" w:space="0" w:color="auto"/>
@@ -16869,7 +20099,7 @@
         </w:tc>
         <w:tc>
           <w:tcPr>
-            <w:tcW w:w="985" w:type="dxa"/>
+            <w:tcW w:w="1069" w:type="dxa"/>
             <w:tcBorders>
               <w:left w:val="nil"/>
               <w:bottom w:val="dotted" w:sz="4" w:space="0" w:color="auto"/>
@@ -16892,7 +20122,7 @@
         </w:tc>
         <w:tc>
           <w:tcPr>
-            <w:tcW w:w="985" w:type="dxa"/>
+            <w:tcW w:w="1069" w:type="dxa"/>
             <w:tcBorders>
               <w:left w:val="nil"/>
               <w:bottom w:val="dotted" w:sz="4" w:space="0" w:color="auto"/>
@@ -16941,25 +20171,7 @@
                 <w:sz w:val="22"/>
                 <w:szCs w:val="22"/>
               </w:rPr>
-              <w:t>Gedanken über das Vorgehen</w:t>
-            </w:r>
-          </w:p>
-          <w:p>
-            <w:pPr>
-              <w:pStyle w:val="IPA-Tabelle"/>
-              <w:rPr>
-                <w:color w:val="000000" w:themeColor="text1"/>
-                <w:sz w:val="22"/>
-                <w:szCs w:val="22"/>
-              </w:rPr>
-            </w:pPr>
-            <w:r>
-              <w:rPr>
-                <w:color w:val="000000" w:themeColor="text1"/>
-                <w:sz w:val="22"/>
-                <w:szCs w:val="22"/>
-              </w:rPr>
-              <w:t>Was ist gut was würde ich besser machen</w:t>
+              <w:t>Wissens Missstände im Team führen oft zu Komplikationen, welche in mehr aufwand enden.</w:t>
             </w:r>
           </w:p>
         </w:tc>
@@ -16967,7 +20179,7 @@
       <w:tr>
         <w:tc>
           <w:tcPr>
-            <w:tcW w:w="6388" w:type="dxa"/>
+            <w:tcW w:w="6226" w:type="dxa"/>
             <w:tcBorders>
               <w:bottom w:val="dotted" w:sz="4" w:space="0" w:color="auto"/>
               <w:right w:val="nil"/>
@@ -16996,7 +20208,7 @@
         </w:tc>
         <w:tc>
           <w:tcPr>
-            <w:tcW w:w="1072" w:type="dxa"/>
+            <w:tcW w:w="1066" w:type="dxa"/>
             <w:tcBorders>
               <w:left w:val="nil"/>
               <w:bottom w:val="dotted" w:sz="4" w:space="0" w:color="auto"/>
@@ -17018,7 +20230,7 @@
         </w:tc>
         <w:tc>
           <w:tcPr>
-            <w:tcW w:w="985" w:type="dxa"/>
+            <w:tcW w:w="1069" w:type="dxa"/>
             <w:tcBorders>
               <w:left w:val="nil"/>
               <w:bottom w:val="dotted" w:sz="4" w:space="0" w:color="auto"/>
@@ -17040,7 +20252,7 @@
         </w:tc>
         <w:tc>
           <w:tcPr>
-            <w:tcW w:w="985" w:type="dxa"/>
+            <w:tcW w:w="1069" w:type="dxa"/>
             <w:tcBorders>
               <w:left w:val="nil"/>
               <w:bottom w:val="dotted" w:sz="4" w:space="0" w:color="auto"/>
@@ -17088,7 +20300,25 @@
                 <w:sz w:val="22"/>
                 <w:szCs w:val="22"/>
               </w:rPr>
-              <w:t>Wie weiter, nächste Schritte...</w:t>
+              <w:t xml:space="preserve">Vorgabe für </w:t>
+            </w:r>
+            <w:proofErr w:type="gramStart"/>
+            <w:r>
+              <w:rPr>
+                <w:color w:val="000000" w:themeColor="text1"/>
+                <w:sz w:val="22"/>
+                <w:szCs w:val="22"/>
+              </w:rPr>
+              <w:t>BA Zeitplan</w:t>
+            </w:r>
+            <w:proofErr w:type="gramEnd"/>
+            <w:r>
+              <w:rPr>
+                <w:color w:val="000000" w:themeColor="text1"/>
+                <w:sz w:val="22"/>
+                <w:szCs w:val="22"/>
+              </w:rPr>
+              <w:t xml:space="preserve"> bis 13.03 fertig, 17.03.26 erster Tag Realisierung M3</w:t>
             </w:r>
           </w:p>
         </w:tc>
@@ -17141,7 +20371,7 @@
         <w:suppressAutoHyphens w:val="0"/>
         <w:spacing w:before="120" w:after="120" w:line="288" w:lineRule="auto"/>
       </w:pPr>
-      <w:bookmarkStart w:id="45" w:name="_Toc223451557"/>
+      <w:bookmarkStart w:id="42" w:name="_Toc224146647"/>
       <w:r>
         <w:t>Realisierung: Dienstag, 1</w:t>
       </w:r>
@@ -17151,7 +20381,7 @@
       <w:r>
         <w:t>.03.2026</w:t>
       </w:r>
-      <w:bookmarkEnd w:id="45"/>
+      <w:bookmarkEnd w:id="42"/>
     </w:p>
     <w:tbl>
       <w:tblPr>
@@ -18361,13 +21591,13 @@
         <w:suppressAutoHyphens w:val="0"/>
         <w:spacing w:before="120" w:after="120" w:line="288" w:lineRule="auto"/>
       </w:pPr>
-      <w:bookmarkStart w:id="46" w:name="_Toc223451558"/>
+      <w:bookmarkStart w:id="43" w:name="_Toc224146648"/>
       <w:r>
         <w:lastRenderedPageBreak/>
         <w:t>Projektfreigabe</w:t>
       </w:r>
-      <w:bookmarkEnd w:id="41"/>
-      <w:bookmarkEnd w:id="46"/>
+      <w:bookmarkEnd w:id="38"/>
+      <w:bookmarkEnd w:id="43"/>
     </w:p>
     <w:p>
       <w:pPr>
@@ -18783,7 +22013,7 @@
               <w:sz w:val="20"/>
               <w:szCs w:val="20"/>
             </w:rPr>
-            <w:t>10. März 2026</w:t>
+            <w:t>11. März 2026</w:t>
           </w:r>
           <w:r>
             <w:rPr>
@@ -19099,9 +22329,6 @@
           <w:r>
             <w:t>TD-Shoot</w:t>
           </w:r>
-          <w:r>
-            <w:t>er</w:t>
-          </w:r>
         </w:p>
         <w:p>
           <w:pPr>
@@ -19155,7 +22382,7 @@
               <wp:inline distT="0" distB="0" distL="0" distR="0" wp14:anchorId="3B370320" wp14:editId="487FC11C">
                 <wp:extent cx="1885950" cy="266700"/>
                 <wp:effectExtent l="0" t="0" r="0" b="0"/>
-                <wp:docPr id="2" name="Bild 2"/>
+                <wp:docPr id="1649684774" name="Bild 2"/>
                 <wp:cNvGraphicFramePr>
                   <a:graphicFrameLocks xmlns:a="http://schemas.openxmlformats.org/drawingml/2006/main" noChangeAspect="1"/>
                 </wp:cNvGraphicFramePr>
@@ -20907,6 +24134,155 @@
     </w:lvl>
   </w:abstractNum>
   <w:abstractNum w:abstractNumId="11" w15:restartNumberingAfterBreak="0">
+    <w:nsid w:val="423A6476"/>
+    <w:multiLevelType w:val="multilevel"/>
+    <w:tmpl w:val="ADF2C556"/>
+    <w:lvl w:ilvl="0">
+      <w:start w:val="1"/>
+      <w:numFmt w:val="bullet"/>
+      <w:lvlText w:val=""/>
+      <w:lvlJc w:val="left"/>
+      <w:pPr>
+        <w:tabs>
+          <w:tab w:val="num" w:pos="720"/>
+        </w:tabs>
+        <w:ind w:left="720" w:hanging="360"/>
+      </w:pPr>
+      <w:rPr>
+        <w:rFonts w:ascii="Symbol" w:hAnsi="Symbol" w:hint="default"/>
+        <w:sz w:val="20"/>
+      </w:rPr>
+    </w:lvl>
+    <w:lvl w:ilvl="1" w:tentative="1">
+      <w:start w:val="1"/>
+      <w:numFmt w:val="bullet"/>
+      <w:lvlText w:val="o"/>
+      <w:lvlJc w:val="left"/>
+      <w:pPr>
+        <w:tabs>
+          <w:tab w:val="num" w:pos="1440"/>
+        </w:tabs>
+        <w:ind w:left="1440" w:hanging="360"/>
+      </w:pPr>
+      <w:rPr>
+        <w:rFonts w:ascii="Courier New" w:hAnsi="Courier New" w:hint="default"/>
+        <w:sz w:val="20"/>
+      </w:rPr>
+    </w:lvl>
+    <w:lvl w:ilvl="2" w:tentative="1">
+      <w:start w:val="1"/>
+      <w:numFmt w:val="bullet"/>
+      <w:lvlText w:val=""/>
+      <w:lvlJc w:val="left"/>
+      <w:pPr>
+        <w:tabs>
+          <w:tab w:val="num" w:pos="2160"/>
+        </w:tabs>
+        <w:ind w:left="2160" w:hanging="360"/>
+      </w:pPr>
+      <w:rPr>
+        <w:rFonts w:ascii="Wingdings" w:hAnsi="Wingdings" w:hint="default"/>
+        <w:sz w:val="20"/>
+      </w:rPr>
+    </w:lvl>
+    <w:lvl w:ilvl="3" w:tentative="1">
+      <w:start w:val="1"/>
+      <w:numFmt w:val="bullet"/>
+      <w:lvlText w:val=""/>
+      <w:lvlJc w:val="left"/>
+      <w:pPr>
+        <w:tabs>
+          <w:tab w:val="num" w:pos="2880"/>
+        </w:tabs>
+        <w:ind w:left="2880" w:hanging="360"/>
+      </w:pPr>
+      <w:rPr>
+        <w:rFonts w:ascii="Wingdings" w:hAnsi="Wingdings" w:hint="default"/>
+        <w:sz w:val="20"/>
+      </w:rPr>
+    </w:lvl>
+    <w:lvl w:ilvl="4" w:tentative="1">
+      <w:start w:val="1"/>
+      <w:numFmt w:val="bullet"/>
+      <w:lvlText w:val=""/>
+      <w:lvlJc w:val="left"/>
+      <w:pPr>
+        <w:tabs>
+          <w:tab w:val="num" w:pos="3600"/>
+        </w:tabs>
+        <w:ind w:left="3600" w:hanging="360"/>
+      </w:pPr>
+      <w:rPr>
+        <w:rFonts w:ascii="Wingdings" w:hAnsi="Wingdings" w:hint="default"/>
+        <w:sz w:val="20"/>
+      </w:rPr>
+    </w:lvl>
+    <w:lvl w:ilvl="5" w:tentative="1">
+      <w:start w:val="1"/>
+      <w:numFmt w:val="bullet"/>
+      <w:lvlText w:val=""/>
+      <w:lvlJc w:val="left"/>
+      <w:pPr>
+        <w:tabs>
+          <w:tab w:val="num" w:pos="4320"/>
+        </w:tabs>
+        <w:ind w:left="4320" w:hanging="360"/>
+      </w:pPr>
+      <w:rPr>
+        <w:rFonts w:ascii="Wingdings" w:hAnsi="Wingdings" w:hint="default"/>
+        <w:sz w:val="20"/>
+      </w:rPr>
+    </w:lvl>
+    <w:lvl w:ilvl="6" w:tentative="1">
+      <w:start w:val="1"/>
+      <w:numFmt w:val="bullet"/>
+      <w:lvlText w:val=""/>
+      <w:lvlJc w:val="left"/>
+      <w:pPr>
+        <w:tabs>
+          <w:tab w:val="num" w:pos="5040"/>
+        </w:tabs>
+        <w:ind w:left="5040" w:hanging="360"/>
+      </w:pPr>
+      <w:rPr>
+        <w:rFonts w:ascii="Wingdings" w:hAnsi="Wingdings" w:hint="default"/>
+        <w:sz w:val="20"/>
+      </w:rPr>
+    </w:lvl>
+    <w:lvl w:ilvl="7" w:tentative="1">
+      <w:start w:val="1"/>
+      <w:numFmt w:val="bullet"/>
+      <w:lvlText w:val=""/>
+      <w:lvlJc w:val="left"/>
+      <w:pPr>
+        <w:tabs>
+          <w:tab w:val="num" w:pos="5760"/>
+        </w:tabs>
+        <w:ind w:left="5760" w:hanging="360"/>
+      </w:pPr>
+      <w:rPr>
+        <w:rFonts w:ascii="Wingdings" w:hAnsi="Wingdings" w:hint="default"/>
+        <w:sz w:val="20"/>
+      </w:rPr>
+    </w:lvl>
+    <w:lvl w:ilvl="8" w:tentative="1">
+      <w:start w:val="1"/>
+      <w:numFmt w:val="bullet"/>
+      <w:lvlText w:val=""/>
+      <w:lvlJc w:val="left"/>
+      <w:pPr>
+        <w:tabs>
+          <w:tab w:val="num" w:pos="6480"/>
+        </w:tabs>
+        <w:ind w:left="6480" w:hanging="360"/>
+      </w:pPr>
+      <w:rPr>
+        <w:rFonts w:ascii="Wingdings" w:hAnsi="Wingdings" w:hint="default"/>
+        <w:sz w:val="20"/>
+      </w:rPr>
+    </w:lvl>
+  </w:abstractNum>
+  <w:abstractNum w:abstractNumId="12" w15:restartNumberingAfterBreak="0">
     <w:nsid w:val="44E600C3"/>
     <w:multiLevelType w:val="multilevel"/>
     <w:tmpl w:val="B268F2F6"/>
@@ -21019,7 +24395,7 @@
       </w:pPr>
     </w:lvl>
   </w:abstractNum>
-  <w:abstractNum w:abstractNumId="12" w15:restartNumberingAfterBreak="0">
+  <w:abstractNum w:abstractNumId="13" w15:restartNumberingAfterBreak="0">
     <w:nsid w:val="4717135D"/>
     <w:multiLevelType w:val="multilevel"/>
     <w:tmpl w:val="16143F62"/>
@@ -21168,7 +24544,7 @@
       </w:rPr>
     </w:lvl>
   </w:abstractNum>
-  <w:abstractNum w:abstractNumId="13" w15:restartNumberingAfterBreak="0">
+  <w:abstractNum w:abstractNumId="14" w15:restartNumberingAfterBreak="0">
     <w:nsid w:val="562B7C97"/>
     <w:multiLevelType w:val="multilevel"/>
     <w:tmpl w:val="DF8A7340"/>
@@ -21317,7 +24693,7 @@
       </w:rPr>
     </w:lvl>
   </w:abstractNum>
-  <w:abstractNum w:abstractNumId="14" w15:restartNumberingAfterBreak="0">
+  <w:abstractNum w:abstractNumId="15" w15:restartNumberingAfterBreak="0">
     <w:nsid w:val="605B4623"/>
     <w:multiLevelType w:val="multilevel"/>
     <w:tmpl w:val="EC10CB8A"/>
@@ -21466,7 +24842,7 @@
       </w:rPr>
     </w:lvl>
   </w:abstractNum>
-  <w:abstractNum w:abstractNumId="15" w15:restartNumberingAfterBreak="0">
+  <w:abstractNum w:abstractNumId="16" w15:restartNumberingAfterBreak="0">
     <w:nsid w:val="685E19CD"/>
     <w:multiLevelType w:val="multilevel"/>
     <w:tmpl w:val="250E0862"/>
@@ -21579,7 +24955,7 @@
       </w:pPr>
     </w:lvl>
   </w:abstractNum>
-  <w:abstractNum w:abstractNumId="16" w15:restartNumberingAfterBreak="0">
+  <w:abstractNum w:abstractNumId="17" w15:restartNumberingAfterBreak="0">
     <w:nsid w:val="776F4194"/>
     <w:multiLevelType w:val="multilevel"/>
     <w:tmpl w:val="3ADC7FF6"/>
@@ -21692,7 +25068,7 @@
       </w:pPr>
     </w:lvl>
   </w:abstractNum>
-  <w:abstractNum w:abstractNumId="17" w15:restartNumberingAfterBreak="0">
+  <w:abstractNum w:abstractNumId="18" w15:restartNumberingAfterBreak="0">
     <w:nsid w:val="7F320735"/>
     <w:multiLevelType w:val="multilevel"/>
     <w:tmpl w:val="97E2243C"/>
@@ -21918,7 +25294,7 @@
     <w:abstractNumId w:val="0"/>
   </w:num>
   <w:num w:numId="18" w16cid:durableId="189228653">
-    <w:abstractNumId w:val="17"/>
+    <w:abstractNumId w:val="18"/>
   </w:num>
   <w:num w:numId="19" w16cid:durableId="1287665530">
     <w:abstractNumId w:val="10"/>
@@ -21984,7 +25360,7 @@
     <w:abstractNumId w:val="0"/>
   </w:num>
   <w:num w:numId="31" w16cid:durableId="132255942">
-    <w:abstractNumId w:val="15"/>
+    <w:abstractNumId w:val="16"/>
   </w:num>
   <w:num w:numId="32" w16cid:durableId="399715933">
     <w:abstractNumId w:val="8"/>
@@ -21993,19 +25369,22 @@
     <w:abstractNumId w:val="9"/>
   </w:num>
   <w:num w:numId="34" w16cid:durableId="1763448326">
+    <w:abstractNumId w:val="14"/>
+  </w:num>
+  <w:num w:numId="35" w16cid:durableId="908997861">
+    <w:abstractNumId w:val="12"/>
+  </w:num>
+  <w:num w:numId="36" w16cid:durableId="2140343056">
+    <w:abstractNumId w:val="15"/>
+  </w:num>
+  <w:num w:numId="37" w16cid:durableId="1215771005">
+    <w:abstractNumId w:val="17"/>
+  </w:num>
+  <w:num w:numId="38" w16cid:durableId="1986541778">
     <w:abstractNumId w:val="13"/>
   </w:num>
-  <w:num w:numId="35" w16cid:durableId="908997861">
+  <w:num w:numId="39" w16cid:durableId="2090806921">
     <w:abstractNumId w:val="11"/>
-  </w:num>
-  <w:num w:numId="36" w16cid:durableId="2140343056">
-    <w:abstractNumId w:val="14"/>
-  </w:num>
-  <w:num w:numId="37" w16cid:durableId="1215771005">
-    <w:abstractNumId w:val="16"/>
-  </w:num>
-  <w:num w:numId="38" w16cid:durableId="1986541778">
-    <w:abstractNumId w:val="12"/>
   </w:num>
 </w:numbering>
 </file>
@@ -23184,6 +26563,26 @@
       <w:shd w:val="clear" w:color="auto" w:fill="E1DFDD"/>
     </w:rPr>
   </w:style>
+  <w:style w:type="paragraph" w:customStyle="1" w:styleId="p1">
+    <w:name w:val="p1"/>
+    <w:basedOn w:val="Standard"/>
+    <w:rsid w:val="00782C64"/>
+    <w:pPr>
+      <w:suppressAutoHyphens w:val="0"/>
+      <w:spacing w:before="100" w:beforeAutospacing="1" w:after="100" w:afterAutospacing="1"/>
+    </w:pPr>
+    <w:rPr>
+      <w:rFonts w:ascii="Times New Roman" w:eastAsia="Times New Roman" w:hAnsi="Times New Roman"/>
+      <w:sz w:val="24"/>
+      <w:szCs w:val="24"/>
+      <w:lang w:eastAsia="de-DE"/>
+    </w:rPr>
+  </w:style>
+  <w:style w:type="character" w:customStyle="1" w:styleId="s1">
+    <w:name w:val="s1"/>
+    <w:basedOn w:val="Absatz-Standardschriftart"/>
+    <w:rsid w:val="00782C64"/>
+  </w:style>
 </w:styles>
 </file>
 

--- a/docs/inprogress/TD-Shoot_Projektstudie.docx
+++ b/docs/inprogress/TD-Shoot_Projektstudie.docx
@@ -2641,7 +2641,21 @@
             <w:rStyle w:val="Hyperlink"/>
             <w:noProof/>
           </w:rPr>
-          <w:t>Beschreibung Spiel</w:t>
+          <w:t>Besch</w:t>
+        </w:r>
+        <w:r>
+          <w:rPr>
+            <w:rStyle w:val="Hyperlink"/>
+            <w:noProof/>
+          </w:rPr>
+          <w:t>r</w:t>
+        </w:r>
+        <w:r>
+          <w:rPr>
+            <w:rStyle w:val="Hyperlink"/>
+            <w:noProof/>
+          </w:rPr>
+          <w:t>eibung Spiel</w:t>
         </w:r>
         <w:r>
           <w:rPr>
@@ -10393,7 +10407,7 @@
             <v:imagedata r:id="rId27" o:title=""/>
             <w10:wrap type="square" side="right"/>
           </v:shape>
-          <o:OLEObject Type="Embed" ProgID="Excel.Sheet.12" ShapeID="_x0000_s2050" DrawAspect="Content" ObjectID="_1834661321" r:id="rId28"/>
+          <o:OLEObject Type="Embed" ProgID="Excel.Sheet.12" ShapeID="_x0000_s2050" DrawAspect="Content" ObjectID="_1835095748" r:id="rId28"/>
         </w:object>
       </w:r>
       <w:r>
@@ -12807,9 +12821,707 @@
     </w:p>
     <w:p>
       <w:pPr>
-        <w:rPr>
-          <w:rFonts w:eastAsia="Times New Roman"/>
-          <w:color w:val="B2A1C7" w:themeColor="accent4" w:themeTint="99"/>
+        <w:pStyle w:val="berschrift2"/>
+        <w:numPr>
+          <w:ilvl w:val="1"/>
+          <w:numId w:val="19"/>
+        </w:numPr>
+      </w:pPr>
+      <w:r>
+        <w:t>Game Loop</w:t>
+      </w:r>
+    </w:p>
+    <w:p>
+      <w:pPr>
+        <w:rPr>
+          <w:lang w:eastAsia="de-CH"/>
+        </w:rPr>
+      </w:pPr>
+    </w:p>
+    <w:p>
+      <w:pPr>
+        <w:rPr>
+          <w:lang w:eastAsia="de-CH"/>
+        </w:rPr>
+      </w:pPr>
+      <w:r>
+        <w:rPr>
+          <w:lang w:eastAsia="de-CH"/>
+        </w:rPr>
+        <w:t>Der Kern des Spiels besteht aus dem Überlebenskampf gegen kontinuierlich spawnende Gegnerwellen.</w:t>
+      </w:r>
+    </w:p>
+    <w:p>
+      <w:pPr>
+        <w:rPr>
+          <w:lang w:eastAsia="de-CH"/>
+        </w:rPr>
+      </w:pPr>
+    </w:p>
+    <w:p>
+      <w:pPr>
+        <w:pStyle w:val="Listenabsatz"/>
+        <w:numPr>
+          <w:ilvl w:val="0"/>
+          <w:numId w:val="39"/>
+        </w:numPr>
+        <w:rPr>
+          <w:lang w:eastAsia="de-CH"/>
+        </w:rPr>
+      </w:pPr>
+      <w:r>
+        <w:rPr>
+          <w:b/>
+          <w:bCs/>
+          <w:lang w:eastAsia="de-CH"/>
+        </w:rPr>
+        <w:t>Progression</w:t>
+      </w:r>
+      <w:r>
+        <w:rPr>
+          <w:lang w:eastAsia="de-CH"/>
+        </w:rPr>
+        <w:t>: Durch das Eliminieren von Gegnern erhält der Spieler Punkte (+1 Score). Das Ziel ist das Erreichen von Level 2 und ein möglichst hoher Highscore.</w:t>
+      </w:r>
+    </w:p>
+    <w:p>
+      <w:pPr>
+        <w:pStyle w:val="Listenabsatz"/>
+        <w:numPr>
+          <w:ilvl w:val="0"/>
+          <w:numId w:val="39"/>
+        </w:numPr>
+        <w:rPr>
+          <w:lang w:eastAsia="de-CH"/>
+        </w:rPr>
+      </w:pPr>
+      <w:r>
+        <w:rPr>
+          <w:b/>
+          <w:bCs/>
+          <w:lang w:eastAsia="de-CH"/>
+        </w:rPr>
+        <w:t>Zustandssteuerung (</w:t>
+      </w:r>
+      <w:r>
+        <w:rPr>
+          <w:b/>
+          <w:bCs/>
+          <w:lang w:eastAsia="de-CH"/>
+        </w:rPr>
+        <w:t>Pause)</w:t>
+      </w:r>
+      <w:r>
+        <w:rPr>
+          <w:lang w:eastAsia="de-CH"/>
+        </w:rPr>
+        <w:t>: Das Spiel nutzt eine State-</w:t>
+      </w:r>
+      <w:proofErr w:type="spellStart"/>
+      <w:r>
+        <w:rPr>
+          <w:lang w:eastAsia="de-CH"/>
+        </w:rPr>
+        <w:t>Machine</w:t>
+      </w:r>
+      <w:proofErr w:type="spellEnd"/>
+      <w:r>
+        <w:rPr>
+          <w:lang w:eastAsia="de-CH"/>
+        </w:rPr>
+        <w:t xml:space="preserve">. Über die ESC-Taste kann das Spiel jederzeit pausiert werden. Dabei wird die Update-Logik (Bewegung, </w:t>
+      </w:r>
+      <w:proofErr w:type="spellStart"/>
+      <w:r>
+        <w:rPr>
+          <w:lang w:eastAsia="de-CH"/>
+        </w:rPr>
+        <w:t>Spawning</w:t>
+      </w:r>
+      <w:proofErr w:type="spellEnd"/>
+      <w:r>
+        <w:rPr>
+          <w:lang w:eastAsia="de-CH"/>
+        </w:rPr>
+        <w:t xml:space="preserve">, </w:t>
+      </w:r>
+      <w:proofErr w:type="spellStart"/>
+      <w:r>
+        <w:rPr>
+          <w:lang w:eastAsia="de-CH"/>
+        </w:rPr>
+        <w:t>Timer</w:t>
+      </w:r>
+      <w:proofErr w:type="spellEnd"/>
+      <w:r>
+        <w:rPr>
+          <w:lang w:eastAsia="de-CH"/>
+        </w:rPr>
+        <w:t>) eingefroren, während das aktuelle Spielfeld im Hintergrund sichtbar bleibt.</w:t>
+      </w:r>
+    </w:p>
+    <w:p>
+      <w:pPr>
+        <w:rPr>
+          <w:lang w:eastAsia="de-CH"/>
+        </w:rPr>
+      </w:pPr>
+    </w:p>
+    <w:p>
+      <w:pPr>
+        <w:pStyle w:val="berschrift2"/>
+        <w:numPr>
+          <w:ilvl w:val="1"/>
+          <w:numId w:val="19"/>
+        </w:numPr>
+        <w:rPr>
+          <w:lang w:eastAsia="de-CH"/>
+        </w:rPr>
+      </w:pPr>
+      <w:r>
+        <w:rPr>
+          <w:lang w:eastAsia="de-CH"/>
+        </w:rPr>
+        <w:t>Entity</w:t>
+      </w:r>
+    </w:p>
+    <w:p>
+      <w:pPr>
+        <w:pStyle w:val="berschrift3"/>
+        <w:numPr>
+          <w:ilvl w:val="2"/>
+          <w:numId w:val="19"/>
+        </w:numPr>
+        <w:rPr>
+          <w:sz w:val="24"/>
+          <w:szCs w:val="24"/>
+          <w:lang w:eastAsia="de-CH"/>
+        </w:rPr>
+      </w:pPr>
+      <w:r>
+        <w:rPr>
+          <w:sz w:val="24"/>
+          <w:szCs w:val="24"/>
+          <w:lang w:eastAsia="de-CH"/>
+        </w:rPr>
+        <w:t>Spieler</w:t>
+      </w:r>
+    </w:p>
+    <w:p>
+      <w:pPr>
+        <w:rPr>
+          <w:lang w:eastAsia="de-CH"/>
+        </w:rPr>
+      </w:pPr>
+    </w:p>
+    <w:p>
+      <w:pPr>
+        <w:pStyle w:val="Listenabsatz"/>
+        <w:numPr>
+          <w:ilvl w:val="0"/>
+          <w:numId w:val="40"/>
+        </w:numPr>
+        <w:rPr>
+          <w:lang w:eastAsia="de-CH"/>
+        </w:rPr>
+      </w:pPr>
+      <w:r>
+        <w:rPr>
+          <w:b/>
+          <w:bCs/>
+          <w:lang w:eastAsia="de-CH"/>
+        </w:rPr>
+        <w:t>Leben</w:t>
+      </w:r>
+      <w:r>
+        <w:rPr>
+          <w:lang w:eastAsia="de-CH"/>
+        </w:rPr>
+        <w:t>: Maximal 3 Lebenspunkte.</w:t>
+      </w:r>
+    </w:p>
+    <w:p>
+      <w:pPr>
+        <w:pStyle w:val="Listenabsatz"/>
+        <w:numPr>
+          <w:ilvl w:val="0"/>
+          <w:numId w:val="40"/>
+        </w:numPr>
+        <w:rPr>
+          <w:lang w:eastAsia="de-CH"/>
+        </w:rPr>
+      </w:pPr>
+      <w:r>
+        <w:rPr>
+          <w:b/>
+          <w:bCs/>
+          <w:lang w:eastAsia="de-CH"/>
+        </w:rPr>
+        <w:t>Munition</w:t>
+      </w:r>
+      <w:r>
+        <w:rPr>
+          <w:lang w:eastAsia="de-CH"/>
+        </w:rPr>
+        <w:t xml:space="preserve">: Begrenztes Magazin mit manuellem/automatischem </w:t>
+      </w:r>
+      <w:proofErr w:type="spellStart"/>
+      <w:r>
+        <w:rPr>
+          <w:lang w:eastAsia="de-CH"/>
+        </w:rPr>
+        <w:t>Reload</w:t>
+      </w:r>
+      <w:proofErr w:type="spellEnd"/>
+      <w:r>
+        <w:rPr>
+          <w:lang w:eastAsia="de-CH"/>
+        </w:rPr>
+        <w:t xml:space="preserve"> (R-Taste). Als Belohnung für den Fortschritt erhöht sich die maximale Magazinkapazität alle 100 Punkte um +5 Schuss.</w:t>
+      </w:r>
+    </w:p>
+    <w:p>
+      <w:pPr>
+        <w:pStyle w:val="Listenabsatz"/>
+        <w:numPr>
+          <w:ilvl w:val="0"/>
+          <w:numId w:val="40"/>
+        </w:numPr>
+        <w:rPr>
+          <w:lang w:eastAsia="de-CH"/>
+        </w:rPr>
+      </w:pPr>
+      <w:r>
+        <w:rPr>
+          <w:b/>
+          <w:bCs/>
+          <w:lang w:eastAsia="de-CH"/>
+        </w:rPr>
+        <w:t>Score</w:t>
+      </w:r>
+      <w:r>
+        <w:rPr>
+          <w:lang w:eastAsia="de-CH"/>
+        </w:rPr>
+        <w:t xml:space="preserve"> Akkumulierte Punkte durch besiegte Gegner.</w:t>
+      </w:r>
+    </w:p>
+    <w:p>
+      <w:pPr>
+        <w:pStyle w:val="Listenabsatz"/>
+        <w:numPr>
+          <w:ilvl w:val="0"/>
+          <w:numId w:val="40"/>
+        </w:numPr>
+        <w:rPr>
+          <w:lang w:eastAsia="de-CH"/>
+        </w:rPr>
+      </w:pPr>
+      <w:r>
+        <w:rPr>
+          <w:b/>
+          <w:bCs/>
+          <w:lang w:eastAsia="de-CH"/>
+        </w:rPr>
+        <w:t>Waffe</w:t>
+      </w:r>
+      <w:r>
+        <w:rPr>
+          <w:lang w:eastAsia="de-CH"/>
+        </w:rPr>
+        <w:t>: Eine Fernkampfwaffe (</w:t>
+      </w:r>
+      <w:r>
+        <w:rPr>
+          <w:lang w:eastAsia="de-CH"/>
+        </w:rPr>
+        <w:t>Projektil Basis</w:t>
+      </w:r>
+      <w:r>
+        <w:rPr>
+          <w:lang w:eastAsia="de-CH"/>
+        </w:rPr>
+        <w:t>).</w:t>
+      </w:r>
+    </w:p>
+    <w:p>
+      <w:pPr>
+        <w:rPr>
+          <w:lang w:eastAsia="de-CH"/>
+        </w:rPr>
+      </w:pPr>
+    </w:p>
+    <w:p>
+      <w:pPr>
+        <w:pStyle w:val="berschrift3"/>
+        <w:numPr>
+          <w:ilvl w:val="2"/>
+          <w:numId w:val="19"/>
+        </w:numPr>
+        <w:rPr>
+          <w:sz w:val="24"/>
+          <w:szCs w:val="24"/>
+          <w:lang w:eastAsia="de-CH"/>
+        </w:rPr>
+      </w:pPr>
+      <w:r>
+        <w:rPr>
+          <w:sz w:val="24"/>
+          <w:szCs w:val="24"/>
+          <w:lang w:eastAsia="de-CH"/>
+        </w:rPr>
+        <w:t>Gegner</w:t>
+      </w:r>
+    </w:p>
+    <w:p>
+      <w:pPr>
+        <w:rPr>
+          <w:lang w:eastAsia="de-CH"/>
+        </w:rPr>
+      </w:pPr>
+    </w:p>
+    <w:p>
+      <w:pPr>
+        <w:pStyle w:val="Listenabsatz"/>
+        <w:numPr>
+          <w:ilvl w:val="0"/>
+          <w:numId w:val="41"/>
+        </w:numPr>
+        <w:rPr>
+          <w:lang w:eastAsia="de-CH"/>
+        </w:rPr>
+      </w:pPr>
+      <w:r>
+        <w:rPr>
+          <w:b/>
+          <w:bCs/>
+          <w:lang w:eastAsia="de-CH"/>
+        </w:rPr>
+        <w:t>Skalierung</w:t>
+      </w:r>
+      <w:r>
+        <w:rPr>
+          <w:lang w:eastAsia="de-CH"/>
+        </w:rPr>
+        <w:t xml:space="preserve">: Mit steigendem Score erhöhen sich die Geschwindigkeit und die </w:t>
+      </w:r>
+      <w:proofErr w:type="spellStart"/>
+      <w:r>
+        <w:rPr>
+          <w:lang w:eastAsia="de-CH"/>
+        </w:rPr>
+        <w:t>Spawnmenge</w:t>
+      </w:r>
+      <w:proofErr w:type="spellEnd"/>
+      <w:r>
+        <w:rPr>
+          <w:lang w:eastAsia="de-CH"/>
+        </w:rPr>
+        <w:t xml:space="preserve"> und die Schwierigkeit der Gegner.</w:t>
+      </w:r>
+    </w:p>
+    <w:p>
+      <w:pPr>
+        <w:pStyle w:val="Listenabsatz"/>
+        <w:numPr>
+          <w:ilvl w:val="0"/>
+          <w:numId w:val="41"/>
+        </w:numPr>
+        <w:rPr>
+          <w:lang w:eastAsia="de-CH"/>
+        </w:rPr>
+      </w:pPr>
+      <w:r>
+        <w:rPr>
+          <w:b/>
+          <w:bCs/>
+          <w:lang w:eastAsia="de-CH"/>
+        </w:rPr>
+        <w:t>Leben</w:t>
+      </w:r>
+      <w:r>
+        <w:rPr>
+          <w:lang w:eastAsia="de-CH"/>
+        </w:rPr>
+        <w:t>: Startwert beträgt 1 HP.</w:t>
+      </w:r>
+    </w:p>
+    <w:p>
+      <w:pPr>
+        <w:pStyle w:val="Listenabsatz"/>
+        <w:numPr>
+          <w:ilvl w:val="0"/>
+          <w:numId w:val="41"/>
+        </w:numPr>
+        <w:rPr>
+          <w:lang w:eastAsia="de-CH"/>
+        </w:rPr>
+      </w:pPr>
+      <w:r>
+        <w:rPr>
+          <w:b/>
+          <w:bCs/>
+          <w:lang w:eastAsia="de-CH"/>
+        </w:rPr>
+        <w:t>Nahkampfschaden</w:t>
+      </w:r>
+      <w:r>
+        <w:rPr>
+          <w:lang w:eastAsia="de-CH"/>
+        </w:rPr>
+        <w:t>: Bei physischem Kontakt mit dem Spieler verliert dieser Lebenspunkte.</w:t>
+      </w:r>
+    </w:p>
+    <w:p>
+      <w:pPr>
+        <w:pStyle w:val="Listenabsatz"/>
+        <w:numPr>
+          <w:ilvl w:val="0"/>
+          <w:numId w:val="41"/>
+        </w:numPr>
+        <w:rPr>
+          <w:lang w:eastAsia="de-CH"/>
+        </w:rPr>
+      </w:pPr>
+      <w:r>
+        <w:rPr>
+          <w:b/>
+          <w:bCs/>
+          <w:lang w:eastAsia="de-CH"/>
+        </w:rPr>
+        <w:t>Bewegung</w:t>
+      </w:r>
+      <w:r>
+        <w:rPr>
+          <w:lang w:eastAsia="de-CH"/>
+        </w:rPr>
+        <w:t>: Gegner verfolgen den Spieler aktiv auf der Karte.</w:t>
+      </w:r>
+    </w:p>
+    <w:p>
+      <w:pPr>
+        <w:pStyle w:val="Listenabsatz"/>
+        <w:numPr>
+          <w:ilvl w:val="0"/>
+          <w:numId w:val="41"/>
+        </w:numPr>
+        <w:rPr>
+          <w:lang w:eastAsia="de-CH"/>
+        </w:rPr>
+      </w:pPr>
+      <w:r>
+        <w:rPr>
+          <w:b/>
+          <w:bCs/>
+          <w:lang w:eastAsia="de-CH"/>
+        </w:rPr>
+        <w:t>Spawn-System</w:t>
+      </w:r>
+      <w:r>
+        <w:rPr>
+          <w:lang w:eastAsia="de-CH"/>
+        </w:rPr>
+        <w:t>: Gegner erscheinen an den Kartenrändern, jedoch außerhalb eines Sicherheitsradius um den Spieler.</w:t>
+      </w:r>
+    </w:p>
+    <w:p>
+      <w:pPr>
+        <w:rPr>
+          <w:lang w:eastAsia="de-CH"/>
+        </w:rPr>
+      </w:pPr>
+    </w:p>
+    <w:p>
+      <w:pPr>
+        <w:pStyle w:val="berschrift3"/>
+        <w:numPr>
+          <w:ilvl w:val="2"/>
+          <w:numId w:val="19"/>
+        </w:numPr>
+        <w:rPr>
+          <w:sz w:val="24"/>
+          <w:szCs w:val="24"/>
+          <w:lang w:eastAsia="de-CH"/>
+        </w:rPr>
+      </w:pPr>
+      <w:r>
+        <w:rPr>
+          <w:sz w:val="24"/>
+          <w:szCs w:val="24"/>
+          <w:lang w:eastAsia="de-CH"/>
+        </w:rPr>
+        <w:t>Projektile (Schüsse)</w:t>
+      </w:r>
+    </w:p>
+    <w:p>
+      <w:pPr>
+        <w:rPr>
+          <w:lang w:eastAsia="de-CH"/>
+        </w:rPr>
+      </w:pPr>
+    </w:p>
+    <w:p>
+      <w:pPr>
+        <w:pStyle w:val="Listenabsatz"/>
+        <w:numPr>
+          <w:ilvl w:val="0"/>
+          <w:numId w:val="42"/>
+        </w:numPr>
+        <w:rPr>
+          <w:lang w:eastAsia="de-CH"/>
+        </w:rPr>
+      </w:pPr>
+      <w:r>
+        <w:rPr>
+          <w:lang w:eastAsia="de-CH"/>
+        </w:rPr>
+        <w:t>Kleine Projektile, die bei Kollision Schaden verursachen.</w:t>
+      </w:r>
+    </w:p>
+    <w:p>
+      <w:pPr>
+        <w:pStyle w:val="Listenabsatz"/>
+        <w:numPr>
+          <w:ilvl w:val="0"/>
+          <w:numId w:val="42"/>
+        </w:numPr>
+        <w:rPr>
+          <w:lang w:eastAsia="de-CH"/>
+        </w:rPr>
+      </w:pPr>
+      <w:r>
+        <w:rPr>
+          <w:b/>
+          <w:bCs/>
+          <w:lang w:eastAsia="de-CH"/>
+        </w:rPr>
+        <w:t>Kollisionsverhalten</w:t>
+      </w:r>
+    </w:p>
+    <w:p>
+      <w:pPr>
+        <w:pStyle w:val="Listenabsatz"/>
+        <w:numPr>
+          <w:ilvl w:val="1"/>
+          <w:numId w:val="42"/>
+        </w:numPr>
+        <w:rPr>
+          <w:lang w:eastAsia="de-CH"/>
+        </w:rPr>
+      </w:pPr>
+      <w:r>
+        <w:rPr>
+          <w:b/>
+          <w:bCs/>
+          <w:lang w:eastAsia="de-CH"/>
+        </w:rPr>
+        <w:t>Hindernisse</w:t>
+      </w:r>
+      <w:r>
+        <w:rPr>
+          <w:lang w:eastAsia="de-CH"/>
+        </w:rPr>
+        <w:t>: Das Projektil wird bei Kontakt mit der Umgebung zerstört.</w:t>
+      </w:r>
+    </w:p>
+    <w:p>
+      <w:pPr>
+        <w:pStyle w:val="Listenabsatz"/>
+        <w:numPr>
+          <w:ilvl w:val="1"/>
+          <w:numId w:val="42"/>
+        </w:numPr>
+        <w:rPr>
+          <w:lang w:eastAsia="de-CH"/>
+        </w:rPr>
+      </w:pPr>
+      <w:r>
+        <w:rPr>
+          <w:b/>
+          <w:bCs/>
+          <w:lang w:eastAsia="de-CH"/>
+        </w:rPr>
+        <w:t>Gegner</w:t>
+      </w:r>
+      <w:r>
+        <w:rPr>
+          <w:lang w:eastAsia="de-CH"/>
+        </w:rPr>
+        <w:t>: Das Projektil fügt dem Gegner Schaden zu und wird meist zerstört.</w:t>
+      </w:r>
+    </w:p>
+    <w:p>
+      <w:pPr>
+        <w:rPr>
+          <w:lang w:eastAsia="de-CH"/>
+        </w:rPr>
+      </w:pPr>
+    </w:p>
+    <w:p>
+      <w:pPr>
+        <w:pStyle w:val="berschrift3"/>
+        <w:numPr>
+          <w:ilvl w:val="2"/>
+          <w:numId w:val="19"/>
+        </w:numPr>
+        <w:rPr>
+          <w:sz w:val="24"/>
+          <w:szCs w:val="24"/>
+          <w:lang w:eastAsia="de-CH"/>
+        </w:rPr>
+      </w:pPr>
+      <w:r>
+        <w:rPr>
+          <w:sz w:val="24"/>
+          <w:szCs w:val="24"/>
+          <w:lang w:eastAsia="de-CH"/>
+        </w:rPr>
+        <w:t>U</w:t>
+      </w:r>
+      <w:r>
+        <w:rPr>
+          <w:sz w:val="24"/>
+          <w:szCs w:val="24"/>
+          <w:lang w:eastAsia="de-CH"/>
+        </w:rPr>
+        <w:t>mgebung</w:t>
+      </w:r>
+    </w:p>
+    <w:p>
+      <w:pPr>
+        <w:rPr>
+          <w:lang w:eastAsia="de-CH"/>
+        </w:rPr>
+      </w:pPr>
+    </w:p>
+    <w:p>
+      <w:pPr>
+        <w:rPr>
+          <w:lang w:eastAsia="de-CH"/>
+        </w:rPr>
+      </w:pPr>
+      <w:r>
+        <w:rPr>
+          <w:lang w:eastAsia="de-CH"/>
+        </w:rPr>
+        <w:t>Die Karten werden manuell erstellt und enthalten statische Hindernisse, die weder von Spielern noch von Gegnern oder Projektilen passiert werden können.</w:t>
+      </w:r>
+    </w:p>
+    <w:p>
+      <w:pPr>
+        <w:rPr>
+          <w:lang w:eastAsia="de-CH"/>
+        </w:rPr>
+      </w:pPr>
+    </w:p>
+    <w:p>
+      <w:pPr>
+        <w:pStyle w:val="berschrift4"/>
+        <w:numPr>
+          <w:ilvl w:val="3"/>
+          <w:numId w:val="19"/>
+        </w:numPr>
+        <w:rPr>
           <w:sz w:val="22"/>
           <w:szCs w:val="22"/>
           <w:lang w:eastAsia="de-CH"/>
@@ -12817,107 +13529,16 @@
       </w:pPr>
       <w:r>
         <w:rPr>
-          <w:rFonts w:eastAsia="Times New Roman"/>
-          <w:color w:val="B2A1C7" w:themeColor="accent4" w:themeTint="99"/>
           <w:sz w:val="22"/>
           <w:szCs w:val="22"/>
           <w:lang w:eastAsia="de-CH"/>
         </w:rPr>
-        <w:t>Das Projekt „TD</w:t>
-      </w:r>
-      <w:r>
-        <w:rPr>
-          <w:rFonts w:eastAsia="Times New Roman"/>
-          <w:color w:val="B2A1C7" w:themeColor="accent4" w:themeTint="99"/>
-          <w:sz w:val="22"/>
-          <w:szCs w:val="22"/>
-          <w:lang w:eastAsia="de-CH"/>
-        </w:rPr>
-        <w:noBreakHyphen/>
-        <w:t>Shooter“ ist ein einfaches 2D</w:t>
-      </w:r>
-      <w:r>
-        <w:rPr>
-          <w:rFonts w:eastAsia="Times New Roman"/>
-          <w:color w:val="B2A1C7" w:themeColor="accent4" w:themeTint="99"/>
-          <w:sz w:val="22"/>
-          <w:szCs w:val="22"/>
-          <w:lang w:eastAsia="de-CH"/>
-        </w:rPr>
-        <w:noBreakHyphen/>
-        <w:t>Top</w:t>
-      </w:r>
-      <w:r>
-        <w:rPr>
-          <w:rFonts w:eastAsia="Times New Roman"/>
-          <w:color w:val="B2A1C7" w:themeColor="accent4" w:themeTint="99"/>
-          <w:sz w:val="22"/>
-          <w:szCs w:val="22"/>
-          <w:lang w:eastAsia="de-CH"/>
-        </w:rPr>
-        <w:noBreakHyphen/>
-        <w:t>Down</w:t>
-      </w:r>
-      <w:r>
-        <w:rPr>
-          <w:rFonts w:eastAsia="Times New Roman"/>
-          <w:color w:val="B2A1C7" w:themeColor="accent4" w:themeTint="99"/>
-          <w:sz w:val="22"/>
-          <w:szCs w:val="22"/>
-          <w:lang w:eastAsia="de-CH"/>
-        </w:rPr>
-        <w:noBreakHyphen/>
-        <w:t>Shooter</w:t>
-      </w:r>
-      <w:r>
-        <w:rPr>
-          <w:rFonts w:eastAsia="Times New Roman"/>
-          <w:color w:val="B2A1C7" w:themeColor="accent4" w:themeTint="99"/>
-          <w:sz w:val="22"/>
-          <w:szCs w:val="22"/>
-          <w:lang w:eastAsia="de-CH"/>
-        </w:rPr>
-        <w:noBreakHyphen/>
-        <w:t xml:space="preserve">Spiel, in dem der Spieler eine Figur aus der Vogelperspektive über ein Spielfeld steuert und gegen auftauchende Gegner antritt. Gesteuert wird die Spielfigur mit der Tastatur (z.B. WASD für Bewegung, </w:t>
-      </w:r>
-      <w:r>
-        <w:rPr>
-          <w:rFonts w:eastAsia="Times New Roman"/>
-          <w:color w:val="B2A1C7" w:themeColor="accent4" w:themeTint="99"/>
-          <w:sz w:val="22"/>
-          <w:szCs w:val="22"/>
-          <w:lang w:eastAsia="de-CH"/>
-        </w:rPr>
-        <w:t>und Maus</w:t>
-      </w:r>
-      <w:r>
-        <w:rPr>
-          <w:rFonts w:eastAsia="Times New Roman"/>
-          <w:color w:val="B2A1C7" w:themeColor="accent4" w:themeTint="99"/>
-          <w:sz w:val="22"/>
-          <w:szCs w:val="22"/>
-          <w:lang w:eastAsia="de-CH"/>
-        </w:rPr>
-        <w:t xml:space="preserve"> zum Schiessen), während Gegner den Spieler verfolgen oder beschiessen und bei Kollision bzw. Treffern Lebenspunkte abziehen. Durch das Ausschalten von Gegnern erhält der Spieler Punkte; bei Erreichen einer definierten Punktzahl oder nach einer bestimmten Überlebenszeit gilt das Level als gewonnen, bei Verlust aller Lebenspunkte als verloren</w:t>
-      </w:r>
-      <w:r>
-        <w:rPr>
-          <w:rFonts w:eastAsia="Times New Roman"/>
-          <w:color w:val="B2A1C7" w:themeColor="accent4" w:themeTint="99"/>
-          <w:sz w:val="22"/>
-          <w:szCs w:val="22"/>
-          <w:lang w:eastAsia="de-CH"/>
-        </w:rPr>
-        <w:t>.</w:t>
+        <w:t>Level 1</w:t>
       </w:r>
     </w:p>
     <w:p>
       <w:pPr>
         <w:rPr>
-          <w:rFonts w:eastAsia="Times New Roman"/>
-          <w:color w:val="B2A1C7" w:themeColor="accent4" w:themeTint="99"/>
-          <w:sz w:val="22"/>
-          <w:szCs w:val="22"/>
           <w:lang w:eastAsia="de-CH"/>
         </w:rPr>
       </w:pPr>
@@ -12925,106 +13546,672 @@
     <w:p>
       <w:pPr>
         <w:rPr>
-          <w:rFonts w:eastAsia="Times New Roman"/>
-          <w:color w:val="B2A1C7" w:themeColor="accent4" w:themeTint="99"/>
-          <w:sz w:val="22"/>
-          <w:szCs w:val="22"/>
-          <w:lang w:eastAsia="de-CH"/>
-        </w:rPr>
-      </w:pPr>
-      <w:r>
-        <w:rPr>
-          <w:rFonts w:eastAsia="Times New Roman"/>
-          <w:color w:val="B2A1C7" w:themeColor="accent4" w:themeTint="99"/>
-          <w:sz w:val="22"/>
-          <w:szCs w:val="22"/>
-          <w:lang w:eastAsia="de-CH"/>
-        </w:rPr>
-        <w:t>Technisch wird das Spiel als 2D</w:t>
-      </w:r>
-      <w:r>
-        <w:rPr>
-          <w:rFonts w:eastAsia="Times New Roman"/>
-          <w:color w:val="B2A1C7" w:themeColor="accent4" w:themeTint="99"/>
-          <w:sz w:val="22"/>
-          <w:szCs w:val="22"/>
-          <w:lang w:eastAsia="de-CH"/>
-        </w:rPr>
-        <w:noBreakHyphen/>
-        <w:t>Spiel mit einer Python</w:t>
-      </w:r>
-      <w:r>
-        <w:rPr>
-          <w:rFonts w:eastAsia="Times New Roman"/>
-          <w:color w:val="B2A1C7" w:themeColor="accent4" w:themeTint="99"/>
-          <w:sz w:val="22"/>
-          <w:szCs w:val="22"/>
-          <w:lang w:eastAsia="de-CH"/>
-        </w:rPr>
-        <w:noBreakHyphen/>
-        <w:t>Bibliothek (</w:t>
-      </w:r>
-      <w:proofErr w:type="spellStart"/>
-      <w:r>
-        <w:rPr>
-          <w:rFonts w:eastAsia="Times New Roman"/>
-          <w:color w:val="B2A1C7" w:themeColor="accent4" w:themeTint="99"/>
-          <w:sz w:val="22"/>
-          <w:szCs w:val="22"/>
-          <w:lang w:eastAsia="de-CH"/>
-        </w:rPr>
-        <w:t>Pygame</w:t>
-      </w:r>
-      <w:proofErr w:type="spellEnd"/>
-      <w:r>
-        <w:rPr>
-          <w:rFonts w:eastAsia="Times New Roman"/>
-          <w:color w:val="B2A1C7" w:themeColor="accent4" w:themeTint="99"/>
-          <w:sz w:val="22"/>
-          <w:szCs w:val="22"/>
-          <w:lang w:eastAsia="de-CH"/>
-        </w:rPr>
-        <w:t>) umgesetzt und als ausführbare EXE für die Zielumgebung bereitgestellt, sodass es ohne Entwicklungsumgebung gestartet werden kann. Grafiken und Sounds sind bewusst einfach gehalten, um den Fokus auf eine stabile, gut steuerbare Spiellogik und die Umsetzung der Projekt</w:t>
-      </w:r>
-      <w:r>
-        <w:rPr>
-          <w:rFonts w:eastAsia="Times New Roman"/>
-          <w:color w:val="B2A1C7" w:themeColor="accent4" w:themeTint="99"/>
-          <w:sz w:val="22"/>
-          <w:szCs w:val="22"/>
-          <w:lang w:eastAsia="de-CH"/>
-        </w:rPr>
-        <w:noBreakHyphen/>
-        <w:t xml:space="preserve"> und Qualitätsanforderungen im Rahmen der sechs Kurstage zu legen</w:t>
-      </w:r>
-      <w:r>
-        <w:rPr>
-          <w:rFonts w:eastAsia="Times New Roman"/>
-          <w:color w:val="B2A1C7" w:themeColor="accent4" w:themeTint="99"/>
-          <w:sz w:val="22"/>
-          <w:szCs w:val="22"/>
-          <w:lang w:eastAsia="de-CH"/>
-        </w:rPr>
-        <w:t>.</w:t>
+          <w:lang w:eastAsia="de-CH"/>
+        </w:rPr>
+      </w:pPr>
+      <w:r>
+        <w:rPr>
+          <w:lang w:eastAsia="de-CH"/>
+        </w:rPr>
+        <w:t>Wenige Hindernisse; dient als Tutorial zur Einführung in die Steuerung und Mechaniken.</w:t>
       </w:r>
     </w:p>
     <w:p>
       <w:pPr>
-        <w:pStyle w:val="TextCDB"/>
-        <w:tabs>
-          <w:tab w:val="left" w:pos="3262"/>
-        </w:tabs>
-        <w:rPr>
-          <w:lang w:val="de-CH"/>
+        <w:rPr>
+          <w:lang w:eastAsia="de-CH"/>
         </w:rPr>
       </w:pPr>
     </w:p>
+    <w:p>
+      <w:pPr>
+        <w:pStyle w:val="berschrift4"/>
+        <w:numPr>
+          <w:ilvl w:val="3"/>
+          <w:numId w:val="19"/>
+        </w:numPr>
+        <w:rPr>
+          <w:sz w:val="22"/>
+          <w:szCs w:val="32"/>
+          <w:lang w:eastAsia="de-CH"/>
+        </w:rPr>
+      </w:pPr>
+      <w:r>
+        <w:rPr>
+          <w:sz w:val="22"/>
+          <w:szCs w:val="32"/>
+          <w:lang w:eastAsia="de-CH"/>
+        </w:rPr>
+        <w:t>Level 2</w:t>
+      </w:r>
+    </w:p>
+    <w:p>
+      <w:pPr>
+        <w:rPr>
+          <w:lang w:eastAsia="de-CH"/>
+        </w:rPr>
+      </w:pPr>
+    </w:p>
+    <w:p>
+      <w:pPr>
+        <w:rPr>
+          <w:lang w:eastAsia="de-CH"/>
+        </w:rPr>
+      </w:pPr>
+      <w:r>
+        <w:rPr>
+          <w:lang w:eastAsia="de-CH"/>
+        </w:rPr>
+        <w:t>Erhöhte Komplexität durch viele Hindernisse und Sackgassen, um den Spieler strategisch zu fordern.</w:t>
+      </w:r>
+    </w:p>
+    <w:p>
+      <w:pPr>
+        <w:rPr>
+          <w:lang w:eastAsia="de-CH"/>
+        </w:rPr>
+      </w:pPr>
+    </w:p>
+    <w:p>
+      <w:pPr>
+        <w:pStyle w:val="berschrift2"/>
+        <w:numPr>
+          <w:ilvl w:val="1"/>
+          <w:numId w:val="19"/>
+        </w:numPr>
+        <w:rPr>
+          <w:lang w:eastAsia="de-CH"/>
+        </w:rPr>
+      </w:pPr>
+      <w:r>
+        <w:rPr>
+          <w:lang w:eastAsia="de-CH"/>
+        </w:rPr>
+        <w:t>Benutzeroberfläche (Details)</w:t>
+      </w:r>
+    </w:p>
+    <w:p>
+      <w:pPr>
+        <w:rPr>
+          <w:lang w:eastAsia="de-CH"/>
+        </w:rPr>
+      </w:pPr>
+    </w:p>
+    <w:p>
+      <w:pPr>
+        <w:rPr>
+          <w:lang w:eastAsia="de-CH"/>
+        </w:rPr>
+      </w:pPr>
+      <w:r>
+        <w:rPr>
+          <w:lang w:eastAsia="de-CH"/>
+        </w:rPr>
+        <w:t xml:space="preserve">Bei einem Munitionserhöhung oder wenn die Gegneranzahl pro Welle </w:t>
+      </w:r>
+      <w:r>
+        <w:rPr>
+          <w:lang w:eastAsia="de-CH"/>
+        </w:rPr>
+        <w:t>erhöht,</w:t>
+      </w:r>
+      <w:r>
+        <w:rPr>
+          <w:lang w:eastAsia="de-CH"/>
+        </w:rPr>
+        <w:t xml:space="preserve"> werden kommt eine Benachrichtigung.</w:t>
+      </w:r>
+    </w:p>
+    <w:p>
+      <w:pPr>
+        <w:rPr>
+          <w:lang w:eastAsia="de-CH"/>
+        </w:rPr>
+      </w:pPr>
+      <w:r>
+        <w:rPr>
+          <w:lang w:eastAsia="de-CH"/>
+        </w:rPr>
+        <w:t>Das HUD besteht aus vier Kernelementen:</w:t>
+      </w:r>
+    </w:p>
+    <w:p>
+      <w:pPr>
+        <w:rPr>
+          <w:lang w:eastAsia="de-CH"/>
+        </w:rPr>
+      </w:pPr>
+    </w:p>
+    <w:p>
+      <w:pPr>
+        <w:pStyle w:val="Listenabsatz"/>
+        <w:numPr>
+          <w:ilvl w:val="1"/>
+          <w:numId w:val="38"/>
+        </w:numPr>
+        <w:rPr>
+          <w:lang w:eastAsia="de-CH"/>
+        </w:rPr>
+      </w:pPr>
+      <w:r>
+        <w:rPr>
+          <w:b/>
+          <w:bCs/>
+          <w:lang w:eastAsia="de-CH"/>
+        </w:rPr>
+        <w:t>Lebensanzeige</w:t>
+      </w:r>
+      <w:r>
+        <w:rPr>
+          <w:lang w:eastAsia="de-CH"/>
+        </w:rPr>
+        <w:t>: Horizontal am oberen linken Bildschirmrand.</w:t>
+      </w:r>
+    </w:p>
+    <w:p>
+      <w:pPr>
+        <w:pStyle w:val="Listenabsatz"/>
+        <w:numPr>
+          <w:ilvl w:val="1"/>
+          <w:numId w:val="38"/>
+        </w:numPr>
+        <w:rPr>
+          <w:lang w:eastAsia="de-CH"/>
+        </w:rPr>
+      </w:pPr>
+      <w:r>
+        <w:rPr>
+          <w:b/>
+          <w:bCs/>
+          <w:lang w:eastAsia="de-CH"/>
+        </w:rPr>
+        <w:t>Score</w:t>
+      </w:r>
+      <w:r>
+        <w:rPr>
+          <w:lang w:eastAsia="de-CH"/>
+        </w:rPr>
+        <w:t>: Direkt unter der Lebensanzeige.</w:t>
+      </w:r>
+    </w:p>
+    <w:p>
+      <w:pPr>
+        <w:pStyle w:val="Listenabsatz"/>
+        <w:numPr>
+          <w:ilvl w:val="1"/>
+          <w:numId w:val="38"/>
+        </w:numPr>
+        <w:rPr>
+          <w:lang w:eastAsia="de-CH"/>
+        </w:rPr>
+      </w:pPr>
+      <w:r>
+        <w:rPr>
+          <w:b/>
+          <w:bCs/>
+          <w:lang w:eastAsia="de-CH"/>
+        </w:rPr>
+        <w:t>Munitionsanzeige</w:t>
+      </w:r>
+      <w:r>
+        <w:rPr>
+          <w:lang w:eastAsia="de-CH"/>
+        </w:rPr>
+        <w:t>: Vertikaler Balken in der unteren rechten Ecke.</w:t>
+      </w:r>
+    </w:p>
+    <w:p>
+      <w:pPr>
+        <w:pStyle w:val="Listenabsatz"/>
+        <w:numPr>
+          <w:ilvl w:val="1"/>
+          <w:numId w:val="38"/>
+        </w:numPr>
+        <w:rPr>
+          <w:lang w:eastAsia="de-CH"/>
+        </w:rPr>
+      </w:pPr>
+      <w:r>
+        <w:rPr>
+          <w:b/>
+          <w:bCs/>
+          <w:lang w:eastAsia="de-CH"/>
+        </w:rPr>
+        <w:lastRenderedPageBreak/>
+        <w:t>Spielfeld</w:t>
+      </w:r>
+      <w:r>
+        <w:rPr>
+          <w:lang w:eastAsia="de-CH"/>
+        </w:rPr>
+        <w:t>: Zentraler Bereich für die Action.</w:t>
+      </w:r>
+    </w:p>
+    <w:p>
+      <w:pPr>
+        <w:rPr>
+          <w:lang w:eastAsia="de-CH"/>
+        </w:rPr>
+      </w:pPr>
+    </w:p>
+    <w:p>
+      <w:pPr>
+        <w:keepNext/>
+      </w:pPr>
+      <w:r>
+        <w:rPr>
+          <w:lang w:eastAsia="de-CH"/>
+        </w:rPr>
+        <w:drawing>
+          <wp:inline distT="0" distB="0" distL="0" distR="0" wp14:anchorId="5CB37B36" wp14:editId="779B4E69">
+            <wp:extent cx="6119495" cy="4475480"/>
+            <wp:effectExtent l="0" t="0" r="0" b="1270"/>
+            <wp:docPr id="2060489089" name="Grafik 1"/>
+            <wp:cNvGraphicFramePr>
+              <a:graphicFrameLocks xmlns:a="http://schemas.openxmlformats.org/drawingml/2006/main" noChangeAspect="1"/>
+            </wp:cNvGraphicFramePr>
+            <a:graphic xmlns:a="http://schemas.openxmlformats.org/drawingml/2006/main">
+              <a:graphicData uri="http://schemas.openxmlformats.org/drawingml/2006/picture">
+                <pic:pic xmlns:pic="http://schemas.openxmlformats.org/drawingml/2006/picture">
+                  <pic:nvPicPr>
+                    <pic:cNvPr id="2060489089" name=""/>
+                    <pic:cNvPicPr/>
+                  </pic:nvPicPr>
+                  <pic:blipFill>
+                    <a:blip r:embed="rId30"/>
+                    <a:stretch>
+                      <a:fillRect/>
+                    </a:stretch>
+                  </pic:blipFill>
+                  <pic:spPr>
+                    <a:xfrm>
+                      <a:off x="0" y="0"/>
+                      <a:ext cx="6119495" cy="4475480"/>
+                    </a:xfrm>
+                    <a:prstGeom prst="rect">
+                      <a:avLst/>
+                    </a:prstGeom>
+                  </pic:spPr>
+                </pic:pic>
+              </a:graphicData>
+            </a:graphic>
+          </wp:inline>
+        </w:drawing>
+      </w:r>
+    </w:p>
+    <w:p>
+      <w:pPr>
+        <w:pStyle w:val="Beschriftung"/>
+      </w:pPr>
+      <w:r>
+        <w:t xml:space="preserve">Abbildung </w:t>
+      </w:r>
+      <w:r>
+        <w:fldChar w:fldCharType="begin"/>
+      </w:r>
+      <w:r>
+        <w:instrText xml:space="preserve"> SEQ Abbildung \* ARABIC </w:instrText>
+      </w:r>
+      <w:r>
+        <w:fldChar w:fldCharType="separate"/>
+      </w:r>
+      <w:r>
+        <w:rPr>
+          <w:noProof/>
+        </w:rPr>
+        <w:t>1</w:t>
+      </w:r>
+      <w:r>
+        <w:fldChar w:fldCharType="end"/>
+      </w:r>
+      <w:r>
+        <w:t>: HUD-Anordnung</w:t>
+      </w:r>
+    </w:p>
+    <w:p>
+      <w:pPr>
+        <w:rPr>
+          <w:lang w:eastAsia="de-CH"/>
+        </w:rPr>
+      </w:pPr>
+      <w:r>
+        <w:rPr>
+          <w:b/>
+          <w:bCs/>
+          <w:lang w:eastAsia="de-CH"/>
+        </w:rPr>
+        <w:t>Design-Update</w:t>
+      </w:r>
+      <w:r>
+        <w:rPr>
+          <w:i/>
+          <w:iCs/>
+          <w:lang w:eastAsia="de-CH"/>
+        </w:rPr>
+        <w:t>: Zur Verbesserung der visuellen Klarheit und Hitbox-Präzision wird der Spieler als minimalistisches Quadrat dargestellt</w:t>
+      </w:r>
+    </w:p>
+    <w:p>
+      <w:pPr>
+        <w:rPr>
+          <w:lang w:eastAsia="de-CH"/>
+        </w:rPr>
+      </w:pPr>
+    </w:p>
+    <w:p>
+      <w:pPr>
+        <w:pStyle w:val="berschrift2"/>
+        <w:numPr>
+          <w:ilvl w:val="1"/>
+          <w:numId w:val="19"/>
+        </w:numPr>
+        <w:rPr>
+          <w:lang w:eastAsia="de-CH"/>
+        </w:rPr>
+      </w:pPr>
+      <w:r>
+        <w:rPr>
+          <w:lang w:eastAsia="de-CH"/>
+        </w:rPr>
+        <w:t>Software-Architektur</w:t>
+      </w:r>
+    </w:p>
+    <w:p>
+      <w:pPr>
+        <w:rPr>
+          <w:lang w:eastAsia="de-CH"/>
+        </w:rPr>
+      </w:pPr>
+    </w:p>
+    <w:p>
+      <w:pPr>
+        <w:rPr>
+          <w:lang w:eastAsia="de-CH"/>
+        </w:rPr>
+      </w:pPr>
+      <w:r>
+        <w:rPr>
+          <w:lang w:eastAsia="de-CH"/>
+        </w:rPr>
+        <w:t>Das Spiel folgt dem EVA-Prinzip (Eingabe, Verarbeitung, Ausgabe) und nutzt eine klassenbasierte Struktur:</w:t>
+      </w:r>
+    </w:p>
+    <w:p>
+      <w:pPr>
+        <w:rPr>
+          <w:lang w:eastAsia="de-CH"/>
+        </w:rPr>
+      </w:pPr>
+    </w:p>
+    <w:p>
+      <w:pPr>
+        <w:pStyle w:val="Listenabsatz"/>
+        <w:numPr>
+          <w:ilvl w:val="0"/>
+          <w:numId w:val="44"/>
+        </w:numPr>
+        <w:rPr>
+          <w:lang w:eastAsia="de-CH"/>
+        </w:rPr>
+      </w:pPr>
+      <w:r>
+        <w:rPr>
+          <w:b/>
+          <w:bCs/>
+          <w:lang w:eastAsia="de-CH"/>
+        </w:rPr>
+        <w:t>Game-Klasse (Controller)</w:t>
+      </w:r>
+      <w:r>
+        <w:rPr>
+          <w:lang w:eastAsia="de-CH"/>
+        </w:rPr>
+        <w:t>: Zentrales Management des Main-Loops, des Event-Handlings (Input) und der Level-Übergänge.</w:t>
+      </w:r>
+    </w:p>
+    <w:p>
+      <w:pPr>
+        <w:pStyle w:val="Listenabsatz"/>
+        <w:numPr>
+          <w:ilvl w:val="0"/>
+          <w:numId w:val="44"/>
+        </w:numPr>
+        <w:rPr>
+          <w:lang w:eastAsia="de-CH"/>
+        </w:rPr>
+      </w:pPr>
+      <w:r>
+        <w:rPr>
+          <w:b/>
+          <w:bCs/>
+          <w:lang w:eastAsia="de-CH"/>
+        </w:rPr>
+        <w:t>Sprite-System</w:t>
+      </w:r>
+      <w:r>
+        <w:rPr>
+          <w:lang w:eastAsia="de-CH"/>
+        </w:rPr>
+        <w:t>: Nutzung von `</w:t>
+      </w:r>
+      <w:proofErr w:type="spellStart"/>
+      <w:proofErr w:type="gramStart"/>
+      <w:r>
+        <w:rPr>
+          <w:lang w:eastAsia="de-CH"/>
+        </w:rPr>
+        <w:t>pygame.sprite</w:t>
+      </w:r>
+      <w:proofErr w:type="gramEnd"/>
+      <w:r>
+        <w:rPr>
+          <w:lang w:eastAsia="de-CH"/>
+        </w:rPr>
+        <w:t>.Sprite</w:t>
+      </w:r>
+      <w:proofErr w:type="spellEnd"/>
+      <w:r>
+        <w:rPr>
+          <w:lang w:eastAsia="de-CH"/>
+        </w:rPr>
+        <w:t>` für:</w:t>
+      </w:r>
+    </w:p>
+    <w:p>
+      <w:pPr>
+        <w:pStyle w:val="Listenabsatz"/>
+        <w:numPr>
+          <w:ilvl w:val="1"/>
+          <w:numId w:val="44"/>
+        </w:numPr>
+        <w:rPr>
+          <w:lang w:eastAsia="de-CH"/>
+        </w:rPr>
+      </w:pPr>
+      <w:r>
+        <w:rPr>
+          <w:i/>
+          <w:iCs/>
+          <w:lang w:eastAsia="de-CH"/>
+        </w:rPr>
+        <w:t>Player</w:t>
+      </w:r>
+      <w:r>
+        <w:rPr>
+          <w:lang w:eastAsia="de-CH"/>
+        </w:rPr>
+        <w:t>: Inklusive HP-Management und Bewegungslogik.</w:t>
+      </w:r>
+    </w:p>
+    <w:p>
+      <w:pPr>
+        <w:pStyle w:val="Listenabsatz"/>
+        <w:numPr>
+          <w:ilvl w:val="1"/>
+          <w:numId w:val="44"/>
+        </w:numPr>
+        <w:rPr>
+          <w:lang w:eastAsia="de-CH"/>
+        </w:rPr>
+      </w:pPr>
+      <w:r>
+        <w:rPr>
+          <w:i/>
+          <w:iCs/>
+          <w:lang w:eastAsia="de-CH"/>
+        </w:rPr>
+        <w:t>Enemy</w:t>
+      </w:r>
+      <w:r>
+        <w:rPr>
+          <w:lang w:eastAsia="de-CH"/>
+        </w:rPr>
+        <w:t xml:space="preserve">: Inklusive </w:t>
+      </w:r>
+      <w:proofErr w:type="spellStart"/>
+      <w:r>
+        <w:rPr>
+          <w:lang w:eastAsia="de-CH"/>
+        </w:rPr>
+        <w:t>Pathfinding</w:t>
+      </w:r>
+      <w:proofErr w:type="spellEnd"/>
+      <w:r>
+        <w:rPr>
+          <w:lang w:eastAsia="de-CH"/>
+        </w:rPr>
+        <w:t>/KI und Schadenslogik.</w:t>
+      </w:r>
+    </w:p>
+    <w:p>
+      <w:pPr>
+        <w:pStyle w:val="Listenabsatz"/>
+        <w:numPr>
+          <w:ilvl w:val="1"/>
+          <w:numId w:val="44"/>
+        </w:numPr>
+        <w:rPr>
+          <w:lang w:eastAsia="de-CH"/>
+        </w:rPr>
+      </w:pPr>
+      <w:proofErr w:type="spellStart"/>
+      <w:r>
+        <w:rPr>
+          <w:i/>
+          <w:iCs/>
+          <w:lang w:eastAsia="de-CH"/>
+        </w:rPr>
+        <w:t>Projectile</w:t>
+      </w:r>
+      <w:proofErr w:type="spellEnd"/>
+      <w:r>
+        <w:rPr>
+          <w:lang w:eastAsia="de-CH"/>
+        </w:rPr>
+        <w:t>: Berechnung der Flugbahn und Kollisionsabfrage.</w:t>
+      </w:r>
+    </w:p>
+    <w:p>
+      <w:pPr>
+        <w:pStyle w:val="Listenabsatz"/>
+        <w:numPr>
+          <w:ilvl w:val="0"/>
+          <w:numId w:val="44"/>
+        </w:numPr>
+        <w:rPr>
+          <w:lang w:eastAsia="de-CH"/>
+        </w:rPr>
+      </w:pPr>
+      <w:r>
+        <w:rPr>
+          <w:b/>
+          <w:bCs/>
+          <w:lang w:eastAsia="de-CH"/>
+        </w:rPr>
+        <w:t>Level-Manager</w:t>
+      </w:r>
+      <w:r>
+        <w:rPr>
+          <w:lang w:eastAsia="de-CH"/>
+        </w:rPr>
+        <w:t xml:space="preserve">: Verantwortlich für das Laden der </w:t>
+      </w:r>
+      <w:proofErr w:type="spellStart"/>
+      <w:r>
+        <w:rPr>
+          <w:lang w:eastAsia="de-CH"/>
+        </w:rPr>
+        <w:t>Map</w:t>
+      </w:r>
+      <w:proofErr w:type="spellEnd"/>
+      <w:r>
+        <w:rPr>
+          <w:lang w:eastAsia="de-CH"/>
+        </w:rPr>
+        <w:t>-Daten (Kollisionsmatrix).</w:t>
+      </w:r>
+    </w:p>
+    <w:p>
+      <w:pPr>
+        <w:pStyle w:val="Listenabsatz"/>
+        <w:numPr>
+          <w:ilvl w:val="0"/>
+          <w:numId w:val="44"/>
+        </w:numPr>
+        <w:rPr>
+          <w:lang w:eastAsia="de-CH"/>
+        </w:rPr>
+      </w:pPr>
+      <w:r>
+        <w:rPr>
+          <w:b/>
+          <w:bCs/>
+          <w:lang w:eastAsia="de-CH"/>
+        </w:rPr>
+        <w:t>UI-Manager</w:t>
+      </w:r>
+      <w:r>
+        <w:rPr>
+          <w:lang w:eastAsia="de-CH"/>
+        </w:rPr>
+        <w:t>: Rendering des HUDs als Overlay über dem Spielgeschehen.</w:t>
+      </w:r>
+    </w:p>
+    <w:p>
+      <w:pPr>
+        <w:pStyle w:val="Listenabsatz"/>
+        <w:numPr>
+          <w:ilvl w:val="0"/>
+          <w:numId w:val="44"/>
+        </w:numPr>
+        <w:rPr>
+          <w:lang w:eastAsia="de-CH"/>
+        </w:rPr>
+      </w:pPr>
+      <w:proofErr w:type="spellStart"/>
+      <w:r>
+        <w:rPr>
+          <w:b/>
+          <w:bCs/>
+          <w:lang w:eastAsia="de-CH"/>
+        </w:rPr>
+        <w:t>Config</w:t>
+      </w:r>
+      <w:proofErr w:type="spellEnd"/>
+      <w:r>
+        <w:rPr>
+          <w:lang w:eastAsia="de-CH"/>
+        </w:rPr>
+        <w:t>: Alle Konstanten befinden sich dort.</w:t>
+      </w:r>
+    </w:p>
+    <w:p/>
     <w:p>
       <w:pPr>
         <w:pStyle w:val="berschrift1"/>
         <w:numPr>
           <w:ilvl w:val="0"/>
-          <w:numId w:val="19"/>
+          <w:numId w:val="38"/>
         </w:numPr>
         <w:tabs>
           <w:tab w:val="left" w:pos="850"/>
@@ -13049,7 +14236,7 @@
         <w:pStyle w:val="berschrift1"/>
         <w:numPr>
           <w:ilvl w:val="0"/>
-          <w:numId w:val="19"/>
+          <w:numId w:val="38"/>
         </w:numPr>
         <w:tabs>
           <w:tab w:val="left" w:pos="850"/>
@@ -13070,7 +14257,7 @@
         <w:pStyle w:val="berschrift1"/>
         <w:numPr>
           <w:ilvl w:val="1"/>
-          <w:numId w:val="19"/>
+          <w:numId w:val="38"/>
         </w:numPr>
         <w:tabs>
           <w:tab w:val="left" w:pos="850"/>
@@ -13259,7 +14446,7 @@
         <w:pStyle w:val="berschrift1"/>
         <w:numPr>
           <w:ilvl w:val="1"/>
-          <w:numId w:val="19"/>
+          <w:numId w:val="38"/>
         </w:numPr>
         <w:tabs>
           <w:tab w:val="left" w:pos="850"/>
@@ -14173,7 +15360,7 @@
         <w:pStyle w:val="berschrift1"/>
         <w:numPr>
           <w:ilvl w:val="0"/>
-          <w:numId w:val="19"/>
+          <w:numId w:val="38"/>
         </w:numPr>
         <w:tabs>
           <w:tab w:val="left" w:pos="850"/>
@@ -14198,7 +15385,7 @@
         <w:pStyle w:val="berschrift1"/>
         <w:numPr>
           <w:ilvl w:val="0"/>
-          <w:numId w:val="19"/>
+          <w:numId w:val="38"/>
         </w:numPr>
         <w:tabs>
           <w:tab w:val="left" w:pos="850"/>
@@ -14245,7 +15432,7 @@
         <w:pStyle w:val="berschrift1"/>
         <w:numPr>
           <w:ilvl w:val="1"/>
-          <w:numId w:val="19"/>
+          <w:numId w:val="38"/>
         </w:numPr>
         <w:tabs>
           <w:tab w:val="left" w:pos="850"/>
@@ -15208,7 +16395,7 @@
               </w:rPr>
               <w:t xml:space="preserve">Zusatzaufgabe: </w:t>
             </w:r>
-            <w:hyperlink r:id="rId30" w:history="1">
+            <w:hyperlink r:id="rId31" w:history="1">
               <w:r>
                 <w:rPr>
                   <w:rStyle w:val="Hyperlink"/>
@@ -15584,7 +16771,7 @@
         <w:pStyle w:val="berschrift1"/>
         <w:numPr>
           <w:ilvl w:val="1"/>
-          <w:numId w:val="19"/>
+          <w:numId w:val="38"/>
         </w:numPr>
         <w:tabs>
           <w:tab w:val="left" w:pos="850"/>
@@ -16799,7 +17986,7 @@
         <w:pStyle w:val="berschrift1"/>
         <w:numPr>
           <w:ilvl w:val="1"/>
-          <w:numId w:val="19"/>
+          <w:numId w:val="38"/>
         </w:numPr>
         <w:tabs>
           <w:tab w:val="left" w:pos="850"/>
@@ -18019,7 +19206,7 @@
         <w:pStyle w:val="berschrift1"/>
         <w:numPr>
           <w:ilvl w:val="0"/>
-          <w:numId w:val="19"/>
+          <w:numId w:val="38"/>
         </w:numPr>
         <w:tabs>
           <w:tab w:val="left" w:pos="850"/>
@@ -18450,7 +19637,7 @@
               <w:sz w:val="20"/>
               <w:szCs w:val="20"/>
             </w:rPr>
-            <w:t>10. März 2026</w:t>
+            <w:t>15. März 2026</w:t>
           </w:r>
           <w:r>
             <w:rPr>
@@ -20134,6 +21321,119 @@
     </w:lvl>
   </w:abstractNum>
   <w:abstractNum w:abstractNumId="8" w15:restartNumberingAfterBreak="0">
+    <w:nsid w:val="129A48A0"/>
+    <w:multiLevelType w:val="hybridMultilevel"/>
+    <w:tmpl w:val="B5425DE8"/>
+    <w:lvl w:ilvl="0" w:tplc="08070001">
+      <w:start w:val="1"/>
+      <w:numFmt w:val="bullet"/>
+      <w:lvlText w:val=""/>
+      <w:lvlJc w:val="left"/>
+      <w:pPr>
+        <w:ind w:left="720" w:hanging="360"/>
+      </w:pPr>
+      <w:rPr>
+        <w:rFonts w:ascii="Symbol" w:hAnsi="Symbol" w:hint="default"/>
+      </w:rPr>
+    </w:lvl>
+    <w:lvl w:ilvl="1" w:tplc="08070003" w:tentative="1">
+      <w:start w:val="1"/>
+      <w:numFmt w:val="bullet"/>
+      <w:lvlText w:val="o"/>
+      <w:lvlJc w:val="left"/>
+      <w:pPr>
+        <w:ind w:left="1440" w:hanging="360"/>
+      </w:pPr>
+      <w:rPr>
+        <w:rFonts w:ascii="Courier New" w:hAnsi="Courier New" w:cs="Courier New" w:hint="default"/>
+      </w:rPr>
+    </w:lvl>
+    <w:lvl w:ilvl="2" w:tplc="08070005" w:tentative="1">
+      <w:start w:val="1"/>
+      <w:numFmt w:val="bullet"/>
+      <w:lvlText w:val=""/>
+      <w:lvlJc w:val="left"/>
+      <w:pPr>
+        <w:ind w:left="2160" w:hanging="360"/>
+      </w:pPr>
+      <w:rPr>
+        <w:rFonts w:ascii="Wingdings" w:hAnsi="Wingdings" w:hint="default"/>
+      </w:rPr>
+    </w:lvl>
+    <w:lvl w:ilvl="3" w:tplc="08070001" w:tentative="1">
+      <w:start w:val="1"/>
+      <w:numFmt w:val="bullet"/>
+      <w:lvlText w:val=""/>
+      <w:lvlJc w:val="left"/>
+      <w:pPr>
+        <w:ind w:left="2880" w:hanging="360"/>
+      </w:pPr>
+      <w:rPr>
+        <w:rFonts w:ascii="Symbol" w:hAnsi="Symbol" w:hint="default"/>
+      </w:rPr>
+    </w:lvl>
+    <w:lvl w:ilvl="4" w:tplc="08070003" w:tentative="1">
+      <w:start w:val="1"/>
+      <w:numFmt w:val="bullet"/>
+      <w:lvlText w:val="o"/>
+      <w:lvlJc w:val="left"/>
+      <w:pPr>
+        <w:ind w:left="3600" w:hanging="360"/>
+      </w:pPr>
+      <w:rPr>
+        <w:rFonts w:ascii="Courier New" w:hAnsi="Courier New" w:cs="Courier New" w:hint="default"/>
+      </w:rPr>
+    </w:lvl>
+    <w:lvl w:ilvl="5" w:tplc="08070005" w:tentative="1">
+      <w:start w:val="1"/>
+      <w:numFmt w:val="bullet"/>
+      <w:lvlText w:val=""/>
+      <w:lvlJc w:val="left"/>
+      <w:pPr>
+        <w:ind w:left="4320" w:hanging="360"/>
+      </w:pPr>
+      <w:rPr>
+        <w:rFonts w:ascii="Wingdings" w:hAnsi="Wingdings" w:hint="default"/>
+      </w:rPr>
+    </w:lvl>
+    <w:lvl w:ilvl="6" w:tplc="08070001" w:tentative="1">
+      <w:start w:val="1"/>
+      <w:numFmt w:val="bullet"/>
+      <w:lvlText w:val=""/>
+      <w:lvlJc w:val="left"/>
+      <w:pPr>
+        <w:ind w:left="5040" w:hanging="360"/>
+      </w:pPr>
+      <w:rPr>
+        <w:rFonts w:ascii="Symbol" w:hAnsi="Symbol" w:hint="default"/>
+      </w:rPr>
+    </w:lvl>
+    <w:lvl w:ilvl="7" w:tplc="08070003" w:tentative="1">
+      <w:start w:val="1"/>
+      <w:numFmt w:val="bullet"/>
+      <w:lvlText w:val="o"/>
+      <w:lvlJc w:val="left"/>
+      <w:pPr>
+        <w:ind w:left="5760" w:hanging="360"/>
+      </w:pPr>
+      <w:rPr>
+        <w:rFonts w:ascii="Courier New" w:hAnsi="Courier New" w:cs="Courier New" w:hint="default"/>
+      </w:rPr>
+    </w:lvl>
+    <w:lvl w:ilvl="8" w:tplc="08070005" w:tentative="1">
+      <w:start w:val="1"/>
+      <w:numFmt w:val="bullet"/>
+      <w:lvlText w:val=""/>
+      <w:lvlJc w:val="left"/>
+      <w:pPr>
+        <w:ind w:left="6480" w:hanging="360"/>
+      </w:pPr>
+      <w:rPr>
+        <w:rFonts w:ascii="Wingdings" w:hAnsi="Wingdings" w:hint="default"/>
+      </w:rPr>
+    </w:lvl>
+  </w:abstractNum>
+  <w:abstractNum w:abstractNumId="9" w15:restartNumberingAfterBreak="0">
     <w:nsid w:val="21AB444C"/>
     <w:multiLevelType w:val="multilevel"/>
     <w:tmpl w:val="9E66557E"/>
@@ -20282,7 +21582,120 @@
       </w:rPr>
     </w:lvl>
   </w:abstractNum>
-  <w:abstractNum w:abstractNumId="9" w15:restartNumberingAfterBreak="0">
+  <w:abstractNum w:abstractNumId="10" w15:restartNumberingAfterBreak="0">
+    <w:nsid w:val="26345599"/>
+    <w:multiLevelType w:val="hybridMultilevel"/>
+    <w:tmpl w:val="B8CE50CC"/>
+    <w:lvl w:ilvl="0" w:tplc="08070001">
+      <w:start w:val="1"/>
+      <w:numFmt w:val="bullet"/>
+      <w:lvlText w:val=""/>
+      <w:lvlJc w:val="left"/>
+      <w:pPr>
+        <w:ind w:left="720" w:hanging="360"/>
+      </w:pPr>
+      <w:rPr>
+        <w:rFonts w:ascii="Symbol" w:hAnsi="Symbol" w:hint="default"/>
+      </w:rPr>
+    </w:lvl>
+    <w:lvl w:ilvl="1" w:tplc="08070003">
+      <w:start w:val="1"/>
+      <w:numFmt w:val="bullet"/>
+      <w:lvlText w:val="o"/>
+      <w:lvlJc w:val="left"/>
+      <w:pPr>
+        <w:ind w:left="1440" w:hanging="360"/>
+      </w:pPr>
+      <w:rPr>
+        <w:rFonts w:ascii="Courier New" w:hAnsi="Courier New" w:cs="Courier New" w:hint="default"/>
+      </w:rPr>
+    </w:lvl>
+    <w:lvl w:ilvl="2" w:tplc="08070005" w:tentative="1">
+      <w:start w:val="1"/>
+      <w:numFmt w:val="bullet"/>
+      <w:lvlText w:val=""/>
+      <w:lvlJc w:val="left"/>
+      <w:pPr>
+        <w:ind w:left="2160" w:hanging="360"/>
+      </w:pPr>
+      <w:rPr>
+        <w:rFonts w:ascii="Wingdings" w:hAnsi="Wingdings" w:hint="default"/>
+      </w:rPr>
+    </w:lvl>
+    <w:lvl w:ilvl="3" w:tplc="08070001" w:tentative="1">
+      <w:start w:val="1"/>
+      <w:numFmt w:val="bullet"/>
+      <w:lvlText w:val=""/>
+      <w:lvlJc w:val="left"/>
+      <w:pPr>
+        <w:ind w:left="2880" w:hanging="360"/>
+      </w:pPr>
+      <w:rPr>
+        <w:rFonts w:ascii="Symbol" w:hAnsi="Symbol" w:hint="default"/>
+      </w:rPr>
+    </w:lvl>
+    <w:lvl w:ilvl="4" w:tplc="08070003" w:tentative="1">
+      <w:start w:val="1"/>
+      <w:numFmt w:val="bullet"/>
+      <w:lvlText w:val="o"/>
+      <w:lvlJc w:val="left"/>
+      <w:pPr>
+        <w:ind w:left="3600" w:hanging="360"/>
+      </w:pPr>
+      <w:rPr>
+        <w:rFonts w:ascii="Courier New" w:hAnsi="Courier New" w:cs="Courier New" w:hint="default"/>
+      </w:rPr>
+    </w:lvl>
+    <w:lvl w:ilvl="5" w:tplc="08070005" w:tentative="1">
+      <w:start w:val="1"/>
+      <w:numFmt w:val="bullet"/>
+      <w:lvlText w:val=""/>
+      <w:lvlJc w:val="left"/>
+      <w:pPr>
+        <w:ind w:left="4320" w:hanging="360"/>
+      </w:pPr>
+      <w:rPr>
+        <w:rFonts w:ascii="Wingdings" w:hAnsi="Wingdings" w:hint="default"/>
+      </w:rPr>
+    </w:lvl>
+    <w:lvl w:ilvl="6" w:tplc="08070001" w:tentative="1">
+      <w:start w:val="1"/>
+      <w:numFmt w:val="bullet"/>
+      <w:lvlText w:val=""/>
+      <w:lvlJc w:val="left"/>
+      <w:pPr>
+        <w:ind w:left="5040" w:hanging="360"/>
+      </w:pPr>
+      <w:rPr>
+        <w:rFonts w:ascii="Symbol" w:hAnsi="Symbol" w:hint="default"/>
+      </w:rPr>
+    </w:lvl>
+    <w:lvl w:ilvl="7" w:tplc="08070003" w:tentative="1">
+      <w:start w:val="1"/>
+      <w:numFmt w:val="bullet"/>
+      <w:lvlText w:val="o"/>
+      <w:lvlJc w:val="left"/>
+      <w:pPr>
+        <w:ind w:left="5760" w:hanging="360"/>
+      </w:pPr>
+      <w:rPr>
+        <w:rFonts w:ascii="Courier New" w:hAnsi="Courier New" w:cs="Courier New" w:hint="default"/>
+      </w:rPr>
+    </w:lvl>
+    <w:lvl w:ilvl="8" w:tplc="08070005" w:tentative="1">
+      <w:start w:val="1"/>
+      <w:numFmt w:val="bullet"/>
+      <w:lvlText w:val=""/>
+      <w:lvlJc w:val="left"/>
+      <w:pPr>
+        <w:ind w:left="6480" w:hanging="360"/>
+      </w:pPr>
+      <w:rPr>
+        <w:rFonts w:ascii="Wingdings" w:hAnsi="Wingdings" w:hint="default"/>
+      </w:rPr>
+    </w:lvl>
+  </w:abstractNum>
+  <w:abstractNum w:abstractNumId="11" w15:restartNumberingAfterBreak="0">
     <w:nsid w:val="293046D8"/>
     <w:multiLevelType w:val="multilevel"/>
     <w:tmpl w:val="268405DE"/>
@@ -20395,7 +21808,7 @@
       </w:pPr>
     </w:lvl>
   </w:abstractNum>
-  <w:abstractNum w:abstractNumId="10" w15:restartNumberingAfterBreak="0">
+  <w:abstractNum w:abstractNumId="12" w15:restartNumberingAfterBreak="0">
     <w:nsid w:val="34D62EF0"/>
     <w:multiLevelType w:val="multilevel"/>
     <w:tmpl w:val="39666F7C"/>
@@ -20573,7 +21986,120 @@
       </w:rPr>
     </w:lvl>
   </w:abstractNum>
-  <w:abstractNum w:abstractNumId="11" w15:restartNumberingAfterBreak="0">
+  <w:abstractNum w:abstractNumId="13" w15:restartNumberingAfterBreak="0">
+    <w:nsid w:val="3D9111FA"/>
+    <w:multiLevelType w:val="hybridMultilevel"/>
+    <w:tmpl w:val="8AF8F0B2"/>
+    <w:lvl w:ilvl="0" w:tplc="08070001">
+      <w:start w:val="1"/>
+      <w:numFmt w:val="bullet"/>
+      <w:lvlText w:val=""/>
+      <w:lvlJc w:val="left"/>
+      <w:pPr>
+        <w:ind w:left="720" w:hanging="360"/>
+      </w:pPr>
+      <w:rPr>
+        <w:rFonts w:ascii="Symbol" w:hAnsi="Symbol" w:hint="default"/>
+      </w:rPr>
+    </w:lvl>
+    <w:lvl w:ilvl="1" w:tplc="08070003">
+      <w:start w:val="1"/>
+      <w:numFmt w:val="bullet"/>
+      <w:lvlText w:val="o"/>
+      <w:lvlJc w:val="left"/>
+      <w:pPr>
+        <w:ind w:left="1440" w:hanging="360"/>
+      </w:pPr>
+      <w:rPr>
+        <w:rFonts w:ascii="Courier New" w:hAnsi="Courier New" w:cs="Courier New" w:hint="default"/>
+      </w:rPr>
+    </w:lvl>
+    <w:lvl w:ilvl="2" w:tplc="08070005" w:tentative="1">
+      <w:start w:val="1"/>
+      <w:numFmt w:val="bullet"/>
+      <w:lvlText w:val=""/>
+      <w:lvlJc w:val="left"/>
+      <w:pPr>
+        <w:ind w:left="2160" w:hanging="360"/>
+      </w:pPr>
+      <w:rPr>
+        <w:rFonts w:ascii="Wingdings" w:hAnsi="Wingdings" w:hint="default"/>
+      </w:rPr>
+    </w:lvl>
+    <w:lvl w:ilvl="3" w:tplc="08070001" w:tentative="1">
+      <w:start w:val="1"/>
+      <w:numFmt w:val="bullet"/>
+      <w:lvlText w:val=""/>
+      <w:lvlJc w:val="left"/>
+      <w:pPr>
+        <w:ind w:left="2880" w:hanging="360"/>
+      </w:pPr>
+      <w:rPr>
+        <w:rFonts w:ascii="Symbol" w:hAnsi="Symbol" w:hint="default"/>
+      </w:rPr>
+    </w:lvl>
+    <w:lvl w:ilvl="4" w:tplc="08070003" w:tentative="1">
+      <w:start w:val="1"/>
+      <w:numFmt w:val="bullet"/>
+      <w:lvlText w:val="o"/>
+      <w:lvlJc w:val="left"/>
+      <w:pPr>
+        <w:ind w:left="3600" w:hanging="360"/>
+      </w:pPr>
+      <w:rPr>
+        <w:rFonts w:ascii="Courier New" w:hAnsi="Courier New" w:cs="Courier New" w:hint="default"/>
+      </w:rPr>
+    </w:lvl>
+    <w:lvl w:ilvl="5" w:tplc="08070005" w:tentative="1">
+      <w:start w:val="1"/>
+      <w:numFmt w:val="bullet"/>
+      <w:lvlText w:val=""/>
+      <w:lvlJc w:val="left"/>
+      <w:pPr>
+        <w:ind w:left="4320" w:hanging="360"/>
+      </w:pPr>
+      <w:rPr>
+        <w:rFonts w:ascii="Wingdings" w:hAnsi="Wingdings" w:hint="default"/>
+      </w:rPr>
+    </w:lvl>
+    <w:lvl w:ilvl="6" w:tplc="08070001" w:tentative="1">
+      <w:start w:val="1"/>
+      <w:numFmt w:val="bullet"/>
+      <w:lvlText w:val=""/>
+      <w:lvlJc w:val="left"/>
+      <w:pPr>
+        <w:ind w:left="5040" w:hanging="360"/>
+      </w:pPr>
+      <w:rPr>
+        <w:rFonts w:ascii="Symbol" w:hAnsi="Symbol" w:hint="default"/>
+      </w:rPr>
+    </w:lvl>
+    <w:lvl w:ilvl="7" w:tplc="08070003" w:tentative="1">
+      <w:start w:val="1"/>
+      <w:numFmt w:val="bullet"/>
+      <w:lvlText w:val="o"/>
+      <w:lvlJc w:val="left"/>
+      <w:pPr>
+        <w:ind w:left="5760" w:hanging="360"/>
+      </w:pPr>
+      <w:rPr>
+        <w:rFonts w:ascii="Courier New" w:hAnsi="Courier New" w:cs="Courier New" w:hint="default"/>
+      </w:rPr>
+    </w:lvl>
+    <w:lvl w:ilvl="8" w:tplc="08070005" w:tentative="1">
+      <w:start w:val="1"/>
+      <w:numFmt w:val="bullet"/>
+      <w:lvlText w:val=""/>
+      <w:lvlJc w:val="left"/>
+      <w:pPr>
+        <w:ind w:left="6480" w:hanging="360"/>
+      </w:pPr>
+      <w:rPr>
+        <w:rFonts w:ascii="Wingdings" w:hAnsi="Wingdings" w:hint="default"/>
+      </w:rPr>
+    </w:lvl>
+  </w:abstractNum>
+  <w:abstractNum w:abstractNumId="14" w15:restartNumberingAfterBreak="0">
     <w:nsid w:val="44E600C3"/>
     <w:multiLevelType w:val="multilevel"/>
     <w:tmpl w:val="B268F2F6"/>
@@ -20686,10 +22212,156 @@
       </w:pPr>
     </w:lvl>
   </w:abstractNum>
-  <w:abstractNum w:abstractNumId="12" w15:restartNumberingAfterBreak="0">
+  <w:abstractNum w:abstractNumId="15" w15:restartNumberingAfterBreak="0">
     <w:nsid w:val="4717135D"/>
     <w:multiLevelType w:val="multilevel"/>
-    <w:tmpl w:val="16143F62"/>
+    <w:tmpl w:val="570E2F50"/>
+    <w:lvl w:ilvl="0">
+      <w:start w:val="1"/>
+      <w:numFmt w:val="bullet"/>
+      <w:lvlText w:val=""/>
+      <w:lvlJc w:val="left"/>
+      <w:pPr>
+        <w:tabs>
+          <w:tab w:val="num" w:pos="720"/>
+        </w:tabs>
+        <w:ind w:left="720" w:hanging="360"/>
+      </w:pPr>
+      <w:rPr>
+        <w:rFonts w:ascii="Symbol" w:hAnsi="Symbol" w:hint="default"/>
+        <w:sz w:val="20"/>
+      </w:rPr>
+    </w:lvl>
+    <w:lvl w:ilvl="1">
+      <w:start w:val="1"/>
+      <w:numFmt w:val="decimal"/>
+      <w:lvlText w:val="%2"/>
+      <w:lvlJc w:val="left"/>
+      <w:pPr>
+        <w:ind w:left="1440" w:hanging="360"/>
+      </w:pPr>
+      <w:rPr>
+        <w:rFonts w:hint="default"/>
+        <w:b/>
+      </w:rPr>
+    </w:lvl>
+    <w:lvl w:ilvl="2" w:tentative="1">
+      <w:start w:val="1"/>
+      <w:numFmt w:val="bullet"/>
+      <w:lvlText w:val=""/>
+      <w:lvlJc w:val="left"/>
+      <w:pPr>
+        <w:tabs>
+          <w:tab w:val="num" w:pos="2160"/>
+        </w:tabs>
+        <w:ind w:left="2160" w:hanging="360"/>
+      </w:pPr>
+      <w:rPr>
+        <w:rFonts w:ascii="Symbol" w:hAnsi="Symbol" w:hint="default"/>
+        <w:sz w:val="20"/>
+      </w:rPr>
+    </w:lvl>
+    <w:lvl w:ilvl="3" w:tentative="1">
+      <w:start w:val="1"/>
+      <w:numFmt w:val="bullet"/>
+      <w:lvlText w:val=""/>
+      <w:lvlJc w:val="left"/>
+      <w:pPr>
+        <w:tabs>
+          <w:tab w:val="num" w:pos="2880"/>
+        </w:tabs>
+        <w:ind w:left="2880" w:hanging="360"/>
+      </w:pPr>
+      <w:rPr>
+        <w:rFonts w:ascii="Symbol" w:hAnsi="Symbol" w:hint="default"/>
+        <w:sz w:val="20"/>
+      </w:rPr>
+    </w:lvl>
+    <w:lvl w:ilvl="4" w:tentative="1">
+      <w:start w:val="1"/>
+      <w:numFmt w:val="bullet"/>
+      <w:lvlText w:val=""/>
+      <w:lvlJc w:val="left"/>
+      <w:pPr>
+        <w:tabs>
+          <w:tab w:val="num" w:pos="3600"/>
+        </w:tabs>
+        <w:ind w:left="3600" w:hanging="360"/>
+      </w:pPr>
+      <w:rPr>
+        <w:rFonts w:ascii="Symbol" w:hAnsi="Symbol" w:hint="default"/>
+        <w:sz w:val="20"/>
+      </w:rPr>
+    </w:lvl>
+    <w:lvl w:ilvl="5" w:tentative="1">
+      <w:start w:val="1"/>
+      <w:numFmt w:val="bullet"/>
+      <w:lvlText w:val=""/>
+      <w:lvlJc w:val="left"/>
+      <w:pPr>
+        <w:tabs>
+          <w:tab w:val="num" w:pos="4320"/>
+        </w:tabs>
+        <w:ind w:left="4320" w:hanging="360"/>
+      </w:pPr>
+      <w:rPr>
+        <w:rFonts w:ascii="Symbol" w:hAnsi="Symbol" w:hint="default"/>
+        <w:sz w:val="20"/>
+      </w:rPr>
+    </w:lvl>
+    <w:lvl w:ilvl="6" w:tentative="1">
+      <w:start w:val="1"/>
+      <w:numFmt w:val="bullet"/>
+      <w:lvlText w:val=""/>
+      <w:lvlJc w:val="left"/>
+      <w:pPr>
+        <w:tabs>
+          <w:tab w:val="num" w:pos="5040"/>
+        </w:tabs>
+        <w:ind w:left="5040" w:hanging="360"/>
+      </w:pPr>
+      <w:rPr>
+        <w:rFonts w:ascii="Symbol" w:hAnsi="Symbol" w:hint="default"/>
+        <w:sz w:val="20"/>
+      </w:rPr>
+    </w:lvl>
+    <w:lvl w:ilvl="7" w:tentative="1">
+      <w:start w:val="1"/>
+      <w:numFmt w:val="bullet"/>
+      <w:lvlText w:val=""/>
+      <w:lvlJc w:val="left"/>
+      <w:pPr>
+        <w:tabs>
+          <w:tab w:val="num" w:pos="5760"/>
+        </w:tabs>
+        <w:ind w:left="5760" w:hanging="360"/>
+      </w:pPr>
+      <w:rPr>
+        <w:rFonts w:ascii="Symbol" w:hAnsi="Symbol" w:hint="default"/>
+        <w:sz w:val="20"/>
+      </w:rPr>
+    </w:lvl>
+    <w:lvl w:ilvl="8" w:tentative="1">
+      <w:start w:val="1"/>
+      <w:numFmt w:val="bullet"/>
+      <w:lvlText w:val=""/>
+      <w:lvlJc w:val="left"/>
+      <w:pPr>
+        <w:tabs>
+          <w:tab w:val="num" w:pos="6480"/>
+        </w:tabs>
+        <w:ind w:left="6480" w:hanging="360"/>
+      </w:pPr>
+      <w:rPr>
+        <w:rFonts w:ascii="Symbol" w:hAnsi="Symbol" w:hint="default"/>
+        <w:sz w:val="20"/>
+      </w:rPr>
+    </w:lvl>
+  </w:abstractNum>
+  <w:abstractNum w:abstractNumId="16" w15:restartNumberingAfterBreak="0">
+    <w:nsid w:val="562B7C97"/>
+    <w:multiLevelType w:val="multilevel"/>
+    <w:tmpl w:val="DF8A7340"/>
     <w:lvl w:ilvl="0">
       <w:start w:val="1"/>
       <w:numFmt w:val="bullet"/>
@@ -20835,10 +22507,123 @@
       </w:rPr>
     </w:lvl>
   </w:abstractNum>
-  <w:abstractNum w:abstractNumId="13" w15:restartNumberingAfterBreak="0">
-    <w:nsid w:val="562B7C97"/>
+  <w:abstractNum w:abstractNumId="17" w15:restartNumberingAfterBreak="0">
+    <w:nsid w:val="5C4E76D9"/>
+    <w:multiLevelType w:val="hybridMultilevel"/>
+    <w:tmpl w:val="93F49EF4"/>
+    <w:lvl w:ilvl="0" w:tplc="08070001">
+      <w:start w:val="1"/>
+      <w:numFmt w:val="bullet"/>
+      <w:lvlText w:val=""/>
+      <w:lvlJc w:val="left"/>
+      <w:pPr>
+        <w:ind w:left="720" w:hanging="360"/>
+      </w:pPr>
+      <w:rPr>
+        <w:rFonts w:ascii="Symbol" w:hAnsi="Symbol" w:hint="default"/>
+      </w:rPr>
+    </w:lvl>
+    <w:lvl w:ilvl="1" w:tplc="08070003" w:tentative="1">
+      <w:start w:val="1"/>
+      <w:numFmt w:val="bullet"/>
+      <w:lvlText w:val="o"/>
+      <w:lvlJc w:val="left"/>
+      <w:pPr>
+        <w:ind w:left="1440" w:hanging="360"/>
+      </w:pPr>
+      <w:rPr>
+        <w:rFonts w:ascii="Courier New" w:hAnsi="Courier New" w:cs="Courier New" w:hint="default"/>
+      </w:rPr>
+    </w:lvl>
+    <w:lvl w:ilvl="2" w:tplc="08070005" w:tentative="1">
+      <w:start w:val="1"/>
+      <w:numFmt w:val="bullet"/>
+      <w:lvlText w:val=""/>
+      <w:lvlJc w:val="left"/>
+      <w:pPr>
+        <w:ind w:left="2160" w:hanging="360"/>
+      </w:pPr>
+      <w:rPr>
+        <w:rFonts w:ascii="Wingdings" w:hAnsi="Wingdings" w:hint="default"/>
+      </w:rPr>
+    </w:lvl>
+    <w:lvl w:ilvl="3" w:tplc="08070001" w:tentative="1">
+      <w:start w:val="1"/>
+      <w:numFmt w:val="bullet"/>
+      <w:lvlText w:val=""/>
+      <w:lvlJc w:val="left"/>
+      <w:pPr>
+        <w:ind w:left="2880" w:hanging="360"/>
+      </w:pPr>
+      <w:rPr>
+        <w:rFonts w:ascii="Symbol" w:hAnsi="Symbol" w:hint="default"/>
+      </w:rPr>
+    </w:lvl>
+    <w:lvl w:ilvl="4" w:tplc="08070003" w:tentative="1">
+      <w:start w:val="1"/>
+      <w:numFmt w:val="bullet"/>
+      <w:lvlText w:val="o"/>
+      <w:lvlJc w:val="left"/>
+      <w:pPr>
+        <w:ind w:left="3600" w:hanging="360"/>
+      </w:pPr>
+      <w:rPr>
+        <w:rFonts w:ascii="Courier New" w:hAnsi="Courier New" w:cs="Courier New" w:hint="default"/>
+      </w:rPr>
+    </w:lvl>
+    <w:lvl w:ilvl="5" w:tplc="08070005" w:tentative="1">
+      <w:start w:val="1"/>
+      <w:numFmt w:val="bullet"/>
+      <w:lvlText w:val=""/>
+      <w:lvlJc w:val="left"/>
+      <w:pPr>
+        <w:ind w:left="4320" w:hanging="360"/>
+      </w:pPr>
+      <w:rPr>
+        <w:rFonts w:ascii="Wingdings" w:hAnsi="Wingdings" w:hint="default"/>
+      </w:rPr>
+    </w:lvl>
+    <w:lvl w:ilvl="6" w:tplc="08070001" w:tentative="1">
+      <w:start w:val="1"/>
+      <w:numFmt w:val="bullet"/>
+      <w:lvlText w:val=""/>
+      <w:lvlJc w:val="left"/>
+      <w:pPr>
+        <w:ind w:left="5040" w:hanging="360"/>
+      </w:pPr>
+      <w:rPr>
+        <w:rFonts w:ascii="Symbol" w:hAnsi="Symbol" w:hint="default"/>
+      </w:rPr>
+    </w:lvl>
+    <w:lvl w:ilvl="7" w:tplc="08070003" w:tentative="1">
+      <w:start w:val="1"/>
+      <w:numFmt w:val="bullet"/>
+      <w:lvlText w:val="o"/>
+      <w:lvlJc w:val="left"/>
+      <w:pPr>
+        <w:ind w:left="5760" w:hanging="360"/>
+      </w:pPr>
+      <w:rPr>
+        <w:rFonts w:ascii="Courier New" w:hAnsi="Courier New" w:cs="Courier New" w:hint="default"/>
+      </w:rPr>
+    </w:lvl>
+    <w:lvl w:ilvl="8" w:tplc="08070005" w:tentative="1">
+      <w:start w:val="1"/>
+      <w:numFmt w:val="bullet"/>
+      <w:lvlText w:val=""/>
+      <w:lvlJc w:val="left"/>
+      <w:pPr>
+        <w:ind w:left="6480" w:hanging="360"/>
+      </w:pPr>
+      <w:rPr>
+        <w:rFonts w:ascii="Wingdings" w:hAnsi="Wingdings" w:hint="default"/>
+      </w:rPr>
+    </w:lvl>
+  </w:abstractNum>
+  <w:abstractNum w:abstractNumId="18" w15:restartNumberingAfterBreak="0">
+    <w:nsid w:val="605B4623"/>
     <w:multiLevelType w:val="multilevel"/>
-    <w:tmpl w:val="DF8A7340"/>
+    <w:tmpl w:val="EC10CB8A"/>
     <w:lvl w:ilvl="0">
       <w:start w:val="1"/>
       <w:numFmt w:val="bullet"/>
@@ -20984,156 +22769,7 @@
       </w:rPr>
     </w:lvl>
   </w:abstractNum>
-  <w:abstractNum w:abstractNumId="14" w15:restartNumberingAfterBreak="0">
-    <w:nsid w:val="605B4623"/>
-    <w:multiLevelType w:val="multilevel"/>
-    <w:tmpl w:val="EC10CB8A"/>
-    <w:lvl w:ilvl="0">
-      <w:start w:val="1"/>
-      <w:numFmt w:val="bullet"/>
-      <w:lvlText w:val=""/>
-      <w:lvlJc w:val="left"/>
-      <w:pPr>
-        <w:tabs>
-          <w:tab w:val="num" w:pos="720"/>
-        </w:tabs>
-        <w:ind w:left="720" w:hanging="360"/>
-      </w:pPr>
-      <w:rPr>
-        <w:rFonts w:ascii="Symbol" w:hAnsi="Symbol" w:hint="default"/>
-        <w:sz w:val="20"/>
-      </w:rPr>
-    </w:lvl>
-    <w:lvl w:ilvl="1" w:tentative="1">
-      <w:start w:val="1"/>
-      <w:numFmt w:val="bullet"/>
-      <w:lvlText w:val=""/>
-      <w:lvlJc w:val="left"/>
-      <w:pPr>
-        <w:tabs>
-          <w:tab w:val="num" w:pos="1440"/>
-        </w:tabs>
-        <w:ind w:left="1440" w:hanging="360"/>
-      </w:pPr>
-      <w:rPr>
-        <w:rFonts w:ascii="Symbol" w:hAnsi="Symbol" w:hint="default"/>
-        <w:sz w:val="20"/>
-      </w:rPr>
-    </w:lvl>
-    <w:lvl w:ilvl="2" w:tentative="1">
-      <w:start w:val="1"/>
-      <w:numFmt w:val="bullet"/>
-      <w:lvlText w:val=""/>
-      <w:lvlJc w:val="left"/>
-      <w:pPr>
-        <w:tabs>
-          <w:tab w:val="num" w:pos="2160"/>
-        </w:tabs>
-        <w:ind w:left="2160" w:hanging="360"/>
-      </w:pPr>
-      <w:rPr>
-        <w:rFonts w:ascii="Symbol" w:hAnsi="Symbol" w:hint="default"/>
-        <w:sz w:val="20"/>
-      </w:rPr>
-    </w:lvl>
-    <w:lvl w:ilvl="3" w:tentative="1">
-      <w:start w:val="1"/>
-      <w:numFmt w:val="bullet"/>
-      <w:lvlText w:val=""/>
-      <w:lvlJc w:val="left"/>
-      <w:pPr>
-        <w:tabs>
-          <w:tab w:val="num" w:pos="2880"/>
-        </w:tabs>
-        <w:ind w:left="2880" w:hanging="360"/>
-      </w:pPr>
-      <w:rPr>
-        <w:rFonts w:ascii="Symbol" w:hAnsi="Symbol" w:hint="default"/>
-        <w:sz w:val="20"/>
-      </w:rPr>
-    </w:lvl>
-    <w:lvl w:ilvl="4" w:tentative="1">
-      <w:start w:val="1"/>
-      <w:numFmt w:val="bullet"/>
-      <w:lvlText w:val=""/>
-      <w:lvlJc w:val="left"/>
-      <w:pPr>
-        <w:tabs>
-          <w:tab w:val="num" w:pos="3600"/>
-        </w:tabs>
-        <w:ind w:left="3600" w:hanging="360"/>
-      </w:pPr>
-      <w:rPr>
-        <w:rFonts w:ascii="Symbol" w:hAnsi="Symbol" w:hint="default"/>
-        <w:sz w:val="20"/>
-      </w:rPr>
-    </w:lvl>
-    <w:lvl w:ilvl="5" w:tentative="1">
-      <w:start w:val="1"/>
-      <w:numFmt w:val="bullet"/>
-      <w:lvlText w:val=""/>
-      <w:lvlJc w:val="left"/>
-      <w:pPr>
-        <w:tabs>
-          <w:tab w:val="num" w:pos="4320"/>
-        </w:tabs>
-        <w:ind w:left="4320" w:hanging="360"/>
-      </w:pPr>
-      <w:rPr>
-        <w:rFonts w:ascii="Symbol" w:hAnsi="Symbol" w:hint="default"/>
-        <w:sz w:val="20"/>
-      </w:rPr>
-    </w:lvl>
-    <w:lvl w:ilvl="6" w:tentative="1">
-      <w:start w:val="1"/>
-      <w:numFmt w:val="bullet"/>
-      <w:lvlText w:val=""/>
-      <w:lvlJc w:val="left"/>
-      <w:pPr>
-        <w:tabs>
-          <w:tab w:val="num" w:pos="5040"/>
-        </w:tabs>
-        <w:ind w:left="5040" w:hanging="360"/>
-      </w:pPr>
-      <w:rPr>
-        <w:rFonts w:ascii="Symbol" w:hAnsi="Symbol" w:hint="default"/>
-        <w:sz w:val="20"/>
-      </w:rPr>
-    </w:lvl>
-    <w:lvl w:ilvl="7" w:tentative="1">
-      <w:start w:val="1"/>
-      <w:numFmt w:val="bullet"/>
-      <w:lvlText w:val=""/>
-      <w:lvlJc w:val="left"/>
-      <w:pPr>
-        <w:tabs>
-          <w:tab w:val="num" w:pos="5760"/>
-        </w:tabs>
-        <w:ind w:left="5760" w:hanging="360"/>
-      </w:pPr>
-      <w:rPr>
-        <w:rFonts w:ascii="Symbol" w:hAnsi="Symbol" w:hint="default"/>
-        <w:sz w:val="20"/>
-      </w:rPr>
-    </w:lvl>
-    <w:lvl w:ilvl="8" w:tentative="1">
-      <w:start w:val="1"/>
-      <w:numFmt w:val="bullet"/>
-      <w:lvlText w:val=""/>
-      <w:lvlJc w:val="left"/>
-      <w:pPr>
-        <w:tabs>
-          <w:tab w:val="num" w:pos="6480"/>
-        </w:tabs>
-        <w:ind w:left="6480" w:hanging="360"/>
-      </w:pPr>
-      <w:rPr>
-        <w:rFonts w:ascii="Symbol" w:hAnsi="Symbol" w:hint="default"/>
-        <w:sz w:val="20"/>
-      </w:rPr>
-    </w:lvl>
-  </w:abstractNum>
-  <w:abstractNum w:abstractNumId="15" w15:restartNumberingAfterBreak="0">
+  <w:abstractNum w:abstractNumId="19" w15:restartNumberingAfterBreak="0">
     <w:nsid w:val="685E19CD"/>
     <w:multiLevelType w:val="multilevel"/>
     <w:tmpl w:val="250E0862"/>
@@ -21246,7 +22882,120 @@
       </w:pPr>
     </w:lvl>
   </w:abstractNum>
-  <w:abstractNum w:abstractNumId="16" w15:restartNumberingAfterBreak="0">
+  <w:abstractNum w:abstractNumId="20" w15:restartNumberingAfterBreak="0">
+    <w:nsid w:val="6F7D5AC1"/>
+    <w:multiLevelType w:val="hybridMultilevel"/>
+    <w:tmpl w:val="D2D6F064"/>
+    <w:lvl w:ilvl="0" w:tplc="08070001">
+      <w:start w:val="1"/>
+      <w:numFmt w:val="bullet"/>
+      <w:lvlText w:val=""/>
+      <w:lvlJc w:val="left"/>
+      <w:pPr>
+        <w:ind w:left="720" w:hanging="360"/>
+      </w:pPr>
+      <w:rPr>
+        <w:rFonts w:ascii="Symbol" w:hAnsi="Symbol" w:hint="default"/>
+      </w:rPr>
+    </w:lvl>
+    <w:lvl w:ilvl="1" w:tplc="08070003" w:tentative="1">
+      <w:start w:val="1"/>
+      <w:numFmt w:val="bullet"/>
+      <w:lvlText w:val="o"/>
+      <w:lvlJc w:val="left"/>
+      <w:pPr>
+        <w:ind w:left="1440" w:hanging="360"/>
+      </w:pPr>
+      <w:rPr>
+        <w:rFonts w:ascii="Courier New" w:hAnsi="Courier New" w:cs="Courier New" w:hint="default"/>
+      </w:rPr>
+    </w:lvl>
+    <w:lvl w:ilvl="2" w:tplc="08070005" w:tentative="1">
+      <w:start w:val="1"/>
+      <w:numFmt w:val="bullet"/>
+      <w:lvlText w:val=""/>
+      <w:lvlJc w:val="left"/>
+      <w:pPr>
+        <w:ind w:left="2160" w:hanging="360"/>
+      </w:pPr>
+      <w:rPr>
+        <w:rFonts w:ascii="Wingdings" w:hAnsi="Wingdings" w:hint="default"/>
+      </w:rPr>
+    </w:lvl>
+    <w:lvl w:ilvl="3" w:tplc="08070001" w:tentative="1">
+      <w:start w:val="1"/>
+      <w:numFmt w:val="bullet"/>
+      <w:lvlText w:val=""/>
+      <w:lvlJc w:val="left"/>
+      <w:pPr>
+        <w:ind w:left="2880" w:hanging="360"/>
+      </w:pPr>
+      <w:rPr>
+        <w:rFonts w:ascii="Symbol" w:hAnsi="Symbol" w:hint="default"/>
+      </w:rPr>
+    </w:lvl>
+    <w:lvl w:ilvl="4" w:tplc="08070003" w:tentative="1">
+      <w:start w:val="1"/>
+      <w:numFmt w:val="bullet"/>
+      <w:lvlText w:val="o"/>
+      <w:lvlJc w:val="left"/>
+      <w:pPr>
+        <w:ind w:left="3600" w:hanging="360"/>
+      </w:pPr>
+      <w:rPr>
+        <w:rFonts w:ascii="Courier New" w:hAnsi="Courier New" w:cs="Courier New" w:hint="default"/>
+      </w:rPr>
+    </w:lvl>
+    <w:lvl w:ilvl="5" w:tplc="08070005" w:tentative="1">
+      <w:start w:val="1"/>
+      <w:numFmt w:val="bullet"/>
+      <w:lvlText w:val=""/>
+      <w:lvlJc w:val="left"/>
+      <w:pPr>
+        <w:ind w:left="4320" w:hanging="360"/>
+      </w:pPr>
+      <w:rPr>
+        <w:rFonts w:ascii="Wingdings" w:hAnsi="Wingdings" w:hint="default"/>
+      </w:rPr>
+    </w:lvl>
+    <w:lvl w:ilvl="6" w:tplc="08070001" w:tentative="1">
+      <w:start w:val="1"/>
+      <w:numFmt w:val="bullet"/>
+      <w:lvlText w:val=""/>
+      <w:lvlJc w:val="left"/>
+      <w:pPr>
+        <w:ind w:left="5040" w:hanging="360"/>
+      </w:pPr>
+      <w:rPr>
+        <w:rFonts w:ascii="Symbol" w:hAnsi="Symbol" w:hint="default"/>
+      </w:rPr>
+    </w:lvl>
+    <w:lvl w:ilvl="7" w:tplc="08070003" w:tentative="1">
+      <w:start w:val="1"/>
+      <w:numFmt w:val="bullet"/>
+      <w:lvlText w:val="o"/>
+      <w:lvlJc w:val="left"/>
+      <w:pPr>
+        <w:ind w:left="5760" w:hanging="360"/>
+      </w:pPr>
+      <w:rPr>
+        <w:rFonts w:ascii="Courier New" w:hAnsi="Courier New" w:cs="Courier New" w:hint="default"/>
+      </w:rPr>
+    </w:lvl>
+    <w:lvl w:ilvl="8" w:tplc="08070005" w:tentative="1">
+      <w:start w:val="1"/>
+      <w:numFmt w:val="bullet"/>
+      <w:lvlText w:val=""/>
+      <w:lvlJc w:val="left"/>
+      <w:pPr>
+        <w:ind w:left="6480" w:hanging="360"/>
+      </w:pPr>
+      <w:rPr>
+        <w:rFonts w:ascii="Wingdings" w:hAnsi="Wingdings" w:hint="default"/>
+      </w:rPr>
+    </w:lvl>
+  </w:abstractNum>
+  <w:abstractNum w:abstractNumId="21" w15:restartNumberingAfterBreak="0">
     <w:nsid w:val="776F4194"/>
     <w:multiLevelType w:val="multilevel"/>
     <w:tmpl w:val="3ADC7FF6"/>
@@ -21359,7 +23108,185 @@
       </w:pPr>
     </w:lvl>
   </w:abstractNum>
-  <w:abstractNum w:abstractNumId="17" w15:restartNumberingAfterBreak="0">
+  <w:abstractNum w:abstractNumId="22" w15:restartNumberingAfterBreak="0">
+    <w:nsid w:val="7823393F"/>
+    <w:multiLevelType w:val="multilevel"/>
+    <w:tmpl w:val="39666F7C"/>
+    <w:lvl w:ilvl="0">
+      <w:start w:val="1"/>
+      <w:numFmt w:val="decimal"/>
+      <w:lvlText w:val="%1"/>
+      <w:lvlJc w:val="left"/>
+      <w:pPr>
+        <w:tabs>
+          <w:tab w:val="num" w:pos="1134"/>
+        </w:tabs>
+        <w:ind w:left="851" w:hanging="851"/>
+      </w:pPr>
+      <w:rPr>
+        <w:rFonts w:ascii="Arial" w:hAnsi="Arial" w:cs="Times New Roman" w:hint="default"/>
+        <w:b/>
+        <w:i w:val="0"/>
+        <w:kern w:val="32"/>
+        <w:sz w:val="24"/>
+        <w:szCs w:val="32"/>
+      </w:rPr>
+    </w:lvl>
+    <w:lvl w:ilvl="1">
+      <w:start w:val="1"/>
+      <w:numFmt w:val="decimal"/>
+      <w:lvlText w:val="%1.%2"/>
+      <w:lvlJc w:val="left"/>
+      <w:pPr>
+        <w:tabs>
+          <w:tab w:val="num" w:pos="1134"/>
+        </w:tabs>
+        <w:ind w:left="851" w:hanging="851"/>
+      </w:pPr>
+      <w:rPr>
+        <w:rFonts w:ascii="Arial" w:hAnsi="Arial" w:cs="Times New Roman" w:hint="default"/>
+        <w:b/>
+        <w:i w:val="0"/>
+        <w:kern w:val="28"/>
+        <w:sz w:val="22"/>
+        <w:szCs w:val="28"/>
+      </w:rPr>
+    </w:lvl>
+    <w:lvl w:ilvl="2">
+      <w:start w:val="1"/>
+      <w:numFmt w:val="decimal"/>
+      <w:lvlText w:val="%1.%2.%3"/>
+      <w:lvlJc w:val="left"/>
+      <w:pPr>
+        <w:tabs>
+          <w:tab w:val="num" w:pos="1374"/>
+        </w:tabs>
+        <w:ind w:left="851" w:hanging="851"/>
+      </w:pPr>
+      <w:rPr>
+        <w:rFonts w:ascii="Arial" w:hAnsi="Arial" w:cs="Times New Roman" w:hint="default"/>
+        <w:b/>
+        <w:i w:val="0"/>
+        <w:sz w:val="24"/>
+        <w:szCs w:val="24"/>
+      </w:rPr>
+    </w:lvl>
+    <w:lvl w:ilvl="3">
+      <w:start w:val="1"/>
+      <w:numFmt w:val="decimal"/>
+      <w:lvlText w:val="%1.%2.%3.%4"/>
+      <w:lvlJc w:val="left"/>
+      <w:pPr>
+        <w:tabs>
+          <w:tab w:val="num" w:pos="1134"/>
+        </w:tabs>
+        <w:ind w:left="851" w:hanging="851"/>
+      </w:pPr>
+      <w:rPr>
+        <w:rFonts w:ascii="Arial" w:hAnsi="Arial" w:cs="Times New Roman" w:hint="default"/>
+        <w:b/>
+        <w:i w:val="0"/>
+        <w:sz w:val="22"/>
+        <w:szCs w:val="22"/>
+      </w:rPr>
+    </w:lvl>
+    <w:lvl w:ilvl="4">
+      <w:start w:val="1"/>
+      <w:numFmt w:val="decimal"/>
+      <w:lvlText w:val="%1.%2.%3.%4.%5"/>
+      <w:lvlJc w:val="left"/>
+      <w:pPr>
+        <w:tabs>
+          <w:tab w:val="num" w:pos="1134"/>
+        </w:tabs>
+        <w:ind w:left="1134" w:hanging="1134"/>
+      </w:pPr>
+      <w:rPr>
+        <w:rFonts w:ascii="Arial" w:hAnsi="Arial" w:cs="Times New Roman" w:hint="default"/>
+        <w:b/>
+        <w:i w:val="0"/>
+        <w:sz w:val="22"/>
+        <w:szCs w:val="22"/>
+      </w:rPr>
+    </w:lvl>
+    <w:lvl w:ilvl="5">
+      <w:start w:val="1"/>
+      <w:numFmt w:val="decimal"/>
+      <w:lvlText w:val="%1.%2.%3.%4.%5.%6"/>
+      <w:lvlJc w:val="left"/>
+      <w:pPr>
+        <w:tabs>
+          <w:tab w:val="num" w:pos="1134"/>
+        </w:tabs>
+        <w:ind w:left="1134" w:hanging="1134"/>
+      </w:pPr>
+      <w:rPr>
+        <w:rFonts w:ascii="Arial" w:hAnsi="Arial" w:cs="Times New Roman" w:hint="default"/>
+        <w:b w:val="0"/>
+        <w:i w:val="0"/>
+        <w:sz w:val="22"/>
+        <w:szCs w:val="22"/>
+      </w:rPr>
+    </w:lvl>
+    <w:lvl w:ilvl="6">
+      <w:start w:val="1"/>
+      <w:numFmt w:val="decimal"/>
+      <w:lvlText w:val="%1.%2.%3.%4.%5.%6.%7"/>
+      <w:lvlJc w:val="left"/>
+      <w:pPr>
+        <w:tabs>
+          <w:tab w:val="num" w:pos="1701"/>
+        </w:tabs>
+        <w:ind w:left="1701" w:hanging="1701"/>
+      </w:pPr>
+      <w:rPr>
+        <w:rFonts w:ascii="Arial" w:hAnsi="Arial" w:cs="Times New Roman" w:hint="default"/>
+        <w:b w:val="0"/>
+        <w:i w:val="0"/>
+        <w:sz w:val="22"/>
+        <w:szCs w:val="22"/>
+      </w:rPr>
+    </w:lvl>
+    <w:lvl w:ilvl="7">
+      <w:start w:val="1"/>
+      <w:numFmt w:val="decimal"/>
+      <w:lvlText w:val="%1.%2.%3.%4.%5.%6.%7.%8"/>
+      <w:lvlJc w:val="left"/>
+      <w:pPr>
+        <w:tabs>
+          <w:tab w:val="num" w:pos="1701"/>
+        </w:tabs>
+        <w:ind w:left="1701" w:hanging="1701"/>
+      </w:pPr>
+      <w:rPr>
+        <w:rFonts w:ascii="Arial" w:hAnsi="Arial" w:cs="Times New Roman" w:hint="default"/>
+        <w:b w:val="0"/>
+        <w:i w:val="0"/>
+        <w:sz w:val="22"/>
+        <w:szCs w:val="22"/>
+      </w:rPr>
+    </w:lvl>
+    <w:lvl w:ilvl="8">
+      <w:start w:val="1"/>
+      <w:numFmt w:val="decimal"/>
+      <w:lvlText w:val="%1.%2.%3.%4.%5.%6.%7.%8.%9"/>
+      <w:lvlJc w:val="left"/>
+      <w:pPr>
+        <w:tabs>
+          <w:tab w:val="num" w:pos="1701"/>
+        </w:tabs>
+        <w:ind w:left="1701" w:hanging="1701"/>
+      </w:pPr>
+      <w:rPr>
+        <w:rFonts w:ascii="Arial" w:hAnsi="Arial" w:cs="Times New Roman" w:hint="default"/>
+        <w:b w:val="0"/>
+        <w:i w:val="0"/>
+        <w:sz w:val="22"/>
+        <w:szCs w:val="22"/>
+      </w:rPr>
+    </w:lvl>
+  </w:abstractNum>
+  <w:abstractNum w:abstractNumId="23" w15:restartNumberingAfterBreak="0">
     <w:nsid w:val="7F320735"/>
     <w:multiLevelType w:val="multilevel"/>
     <w:tmpl w:val="97E2243C"/>
@@ -21585,37 +23512,10 @@
     <w:abstractNumId w:val="0"/>
   </w:num>
   <w:num w:numId="18" w16cid:durableId="189228653">
-    <w:abstractNumId w:val="17"/>
+    <w:abstractNumId w:val="23"/>
   </w:num>
   <w:num w:numId="19" w16cid:durableId="1287665530">
-    <w:abstractNumId w:val="10"/>
-    <w:lvlOverride w:ilvl="0">
-      <w:startOverride w:val="1"/>
-    </w:lvlOverride>
-    <w:lvlOverride w:ilvl="1">
-      <w:startOverride w:val="1"/>
-    </w:lvlOverride>
-    <w:lvlOverride w:ilvl="2">
-      <w:startOverride w:val="1"/>
-    </w:lvlOverride>
-    <w:lvlOverride w:ilvl="3">
-      <w:startOverride w:val="1"/>
-    </w:lvlOverride>
-    <w:lvlOverride w:ilvl="4">
-      <w:startOverride w:val="1"/>
-    </w:lvlOverride>
-    <w:lvlOverride w:ilvl="5">
-      <w:startOverride w:val="1"/>
-    </w:lvlOverride>
-    <w:lvlOverride w:ilvl="6">
-      <w:startOverride w:val="1"/>
-    </w:lvlOverride>
-    <w:lvlOverride w:ilvl="7">
-      <w:startOverride w:val="1"/>
-    </w:lvlOverride>
-    <w:lvlOverride w:ilvl="8">
-      <w:startOverride w:val="1"/>
-    </w:lvlOverride>
+    <w:abstractNumId w:val="12"/>
   </w:num>
   <w:num w:numId="20" w16cid:durableId="674117725">
     <w:abstractNumId w:val="0"/>
@@ -21639,7 +23539,7 @@
     <w:abstractNumId w:val="0"/>
   </w:num>
   <w:num w:numId="27" w16cid:durableId="765344840">
-    <w:abstractNumId w:val="10"/>
+    <w:abstractNumId w:val="12"/>
   </w:num>
   <w:num w:numId="28" w16cid:durableId="1357080163">
     <w:abstractNumId w:val="0"/>
@@ -21651,28 +23551,46 @@
     <w:abstractNumId w:val="0"/>
   </w:num>
   <w:num w:numId="31" w16cid:durableId="132255942">
+    <w:abstractNumId w:val="19"/>
+  </w:num>
+  <w:num w:numId="32" w16cid:durableId="399715933">
+    <w:abstractNumId w:val="9"/>
+  </w:num>
+  <w:num w:numId="33" w16cid:durableId="1016885734">
+    <w:abstractNumId w:val="11"/>
+  </w:num>
+  <w:num w:numId="34" w16cid:durableId="1763448326">
+    <w:abstractNumId w:val="16"/>
+  </w:num>
+  <w:num w:numId="35" w16cid:durableId="908997861">
+    <w:abstractNumId w:val="14"/>
+  </w:num>
+  <w:num w:numId="36" w16cid:durableId="2140343056">
+    <w:abstractNumId w:val="18"/>
+  </w:num>
+  <w:num w:numId="37" w16cid:durableId="1215771005">
+    <w:abstractNumId w:val="21"/>
+  </w:num>
+  <w:num w:numId="38" w16cid:durableId="1986541778">
     <w:abstractNumId w:val="15"/>
   </w:num>
-  <w:num w:numId="32" w16cid:durableId="399715933">
+  <w:num w:numId="39" w16cid:durableId="728698545">
+    <w:abstractNumId w:val="17"/>
+  </w:num>
+  <w:num w:numId="40" w16cid:durableId="1975065263">
+    <w:abstractNumId w:val="20"/>
+  </w:num>
+  <w:num w:numId="41" w16cid:durableId="688988692">
     <w:abstractNumId w:val="8"/>
   </w:num>
-  <w:num w:numId="33" w16cid:durableId="1016885734">
-    <w:abstractNumId w:val="9"/>
+  <w:num w:numId="42" w16cid:durableId="358236088">
+    <w:abstractNumId w:val="10"/>
   </w:num>
-  <w:num w:numId="34" w16cid:durableId="1763448326">
+  <w:num w:numId="43" w16cid:durableId="1842046689">
+    <w:abstractNumId w:val="22"/>
+  </w:num>
+  <w:num w:numId="44" w16cid:durableId="1599364847">
     <w:abstractNumId w:val="13"/>
-  </w:num>
-  <w:num w:numId="35" w16cid:durableId="908997861">
-    <w:abstractNumId w:val="11"/>
-  </w:num>
-  <w:num w:numId="36" w16cid:durableId="2140343056">
-    <w:abstractNumId w:val="14"/>
-  </w:num>
-  <w:num w:numId="37" w16cid:durableId="1215771005">
-    <w:abstractNumId w:val="16"/>
-  </w:num>
-  <w:num w:numId="38" w16cid:durableId="1986541778">
-    <w:abstractNumId w:val="12"/>
   </w:num>
 </w:numbering>
 </file>
@@ -21777,7 +23695,7 @@
     <w:lsdException w:name="E-mail Signature" w:semiHidden="1" w:unhideWhenUsed="1"/>
     <w:lsdException w:name="HTML Top of Form" w:semiHidden="1" w:unhideWhenUsed="1"/>
     <w:lsdException w:name="HTML Bottom of Form" w:semiHidden="1" w:unhideWhenUsed="1"/>
-    <w:lsdException w:name="Normal (Web)" w:semiHidden="1" w:unhideWhenUsed="1"/>
+    <w:lsdException w:name="Normal (Web)" w:semiHidden="1" w:uiPriority="99" w:unhideWhenUsed="1"/>
     <w:lsdException w:name="HTML Acronym" w:semiHidden="1" w:unhideWhenUsed="1"/>
     <w:lsdException w:name="HTML Address" w:semiHidden="1" w:unhideWhenUsed="1"/>
     <w:lsdException w:name="HTML Cite" w:semiHidden="1" w:unhideWhenUsed="1"/>
@@ -22852,6 +24770,43 @@
       <w:shd w:val="clear" w:color="auto" w:fill="E1DFDD"/>
     </w:rPr>
   </w:style>
+  <w:style w:type="paragraph" w:styleId="Beschriftung">
+    <w:name w:val="caption"/>
+    <w:basedOn w:val="Standard"/>
+    <w:next w:val="Standard"/>
+    <w:semiHidden/>
+    <w:unhideWhenUsed/>
+    <w:qFormat/>
+    <w:rsid w:val="00282776"/>
+    <w:pPr>
+      <w:spacing w:after="200"/>
+    </w:pPr>
+    <w:rPr>
+      <w:i/>
+      <w:iCs/>
+      <w:color w:val="1F497D" w:themeColor="text2"/>
+      <w:sz w:val="18"/>
+      <w:szCs w:val="18"/>
+    </w:rPr>
+  </w:style>
+  <w:style w:type="paragraph" w:styleId="StandardWeb">
+    <w:name w:val="Normal (Web)"/>
+    <w:basedOn w:val="Standard"/>
+    <w:uiPriority w:val="99"/>
+    <w:semiHidden/>
+    <w:unhideWhenUsed/>
+    <w:rsid w:val="00282776"/>
+    <w:pPr>
+      <w:suppressAutoHyphens w:val="0"/>
+      <w:spacing w:before="100" w:beforeAutospacing="1" w:after="100" w:afterAutospacing="1"/>
+    </w:pPr>
+    <w:rPr>
+      <w:rFonts w:ascii="Times New Roman" w:eastAsiaTheme="minorEastAsia" w:hAnsi="Times New Roman"/>
+      <w:sz w:val="24"/>
+      <w:szCs w:val="24"/>
+      <w:lang w:eastAsia="de-CH"/>
+    </w:rPr>
+  </w:style>
 </w:styles>
 </file>
 
@@ -23140,7 +25095,36 @@
 </a:theme>
 </file>
 
+<file path=word/webextensions/taskpanes.xml><?xml version="1.0" encoding="utf-8"?>
+<wetp:taskpanes xmlns:wetp="http://schemas.microsoft.com/office/webextensions/taskpanes/2010/11">
+  <wetp:taskpane dockstate="right" visibility="0" width="350" row="5">
+    <wetp:webextensionref xmlns:r="http://schemas.openxmlformats.org/officeDocument/2006/relationships" r:id="rId1"/>
+  </wetp:taskpane>
+</wetp:taskpanes>
+</file>
+
+<file path=word/webextensions/webextension1.xml><?xml version="1.0" encoding="utf-8"?>
+<we:webextension xmlns:we="http://schemas.microsoft.com/office/webextensions/webextension/2010/11" id="{5B53B628-C4F3-44A6-85AF-216CDA81A95E}">
+  <we:reference id="wa104382008" version="1.1.0.2" store="de-DE" storeType="OMEX"/>
+  <we:alternateReferences>
+    <we:reference id="WA104382008" version="1.1.0.2" store="WA104382008" storeType="OMEX"/>
+  </we:alternateReferences>
+  <we:properties/>
+  <we:bindings/>
+  <we:snapshot xmlns:r="http://schemas.openxmlformats.org/officeDocument/2006/relationships"/>
+</we:webextension>
+</file>
+
 <file path=customXml/item1.xml><?xml version="1.0" encoding="utf-8"?>
+<?mso-contentType ?>
+<FormTemplates xmlns="http://schemas.microsoft.com/sharepoint/v3/contenttype/forms">
+  <Display>DocumentLibraryForm</Display>
+  <Edit>DocumentLibraryForm</Edit>
+  <New>DocumentLibraryForm</New>
+</FormTemplates>
+</file>
+
+<file path=customXml/item2.xml><?xml version="1.0" encoding="utf-8"?>
 <ct:contentTypeSchema xmlns:ct="http://schemas.microsoft.com/office/2006/metadata/contentType" xmlns:ma="http://schemas.microsoft.com/office/2006/metadata/properties/metaAttributes" ct:_="" ma:_="" ma:contentTypeName="Dokument" ma:contentTypeID="0x010100C89A348DBC280C4BB08D29548E58533C" ma:contentTypeVersion="10" ma:contentTypeDescription="Ein neues Dokument erstellen." ma:contentTypeScope="" ma:versionID="46a6087d9fea8580f185a0ea868da469">
   <xsd:schema xmlns:xsd="http://www.w3.org/2001/XMLSchema" xmlns:xs="http://www.w3.org/2001/XMLSchema" xmlns:p="http://schemas.microsoft.com/office/2006/metadata/properties" xmlns:ns2="83c7e37f-cb9c-4af6-99b9-72a827d5e6dc" xmlns:ns3="5030cb7a-6be5-477a-957d-975e4d3028a7" targetNamespace="http://schemas.microsoft.com/office/2006/metadata/properties" ma:root="true" ma:fieldsID="b2782d6ccc790305c9f50df66f3552fa" ns2:_="" ns3:_="">
     <xsd:import namespace="83c7e37f-cb9c-4af6-99b9-72a827d5e6dc"/>
@@ -23329,15 +25313,6 @@
 </ct:contentTypeSchema>
 </file>
 
-<file path=customXml/item2.xml><?xml version="1.0" encoding="utf-8"?>
-<?mso-contentType ?>
-<FormTemplates xmlns="http://schemas.microsoft.com/sharepoint/v3/contenttype/forms">
-  <Display>DocumentLibraryForm</Display>
-  <Edit>DocumentLibraryForm</Edit>
-  <New>DocumentLibraryForm</New>
-</FormTemplates>
-</file>
-
 <file path=customXml/item3.xml><?xml version="1.0" encoding="utf-8"?>
 <p:properties xmlns:p="http://schemas.microsoft.com/office/2006/metadata/properties" xmlns:xsi="http://www.w3.org/2001/XMLSchema-instance" xmlns:pc="http://schemas.microsoft.com/office/infopath/2007/PartnerControls">
   <documentManagement>
@@ -23350,6 +25325,14 @@
 </file>
 
 <file path=customXml/itemProps1.xml><?xml version="1.0" encoding="utf-8"?>
+<ds:datastoreItem xmlns:ds="http://schemas.openxmlformats.org/officeDocument/2006/customXml" ds:itemID="{85027515-5CF2-46FD-9F7F-FD7641D2836E}">
+  <ds:schemaRefs>
+    <ds:schemaRef ds:uri="http://schemas.microsoft.com/sharepoint/v3/contenttype/forms"/>
+  </ds:schemaRefs>
+</ds:datastoreItem>
+</file>
+
+<file path=customXml/itemProps2.xml><?xml version="1.0" encoding="utf-8"?>
 <ds:datastoreItem xmlns:ds="http://schemas.openxmlformats.org/officeDocument/2006/customXml" ds:itemID="{1B4D8889-5F63-4244-BBAC-17C1296DC3C9}">
   <ds:schemaRefs>
     <ds:schemaRef ds:uri="http://schemas.microsoft.com/office/2006/metadata/contentType"/>
@@ -23368,14 +25351,6 @@
 </ds:datastoreItem>
 </file>
 
-<file path=customXml/itemProps2.xml><?xml version="1.0" encoding="utf-8"?>
-<ds:datastoreItem xmlns:ds="http://schemas.openxmlformats.org/officeDocument/2006/customXml" ds:itemID="{85027515-5CF2-46FD-9F7F-FD7641D2836E}">
-  <ds:schemaRefs>
-    <ds:schemaRef ds:uri="http://schemas.microsoft.com/sharepoint/v3/contenttype/forms"/>
-  </ds:schemaRefs>
-</ds:datastoreItem>
-</file>
-
 <file path=customXml/itemProps3.xml><?xml version="1.0" encoding="utf-8"?>
 <ds:datastoreItem xmlns:ds="http://schemas.openxmlformats.org/officeDocument/2006/customXml" ds:itemID="{DD10C81C-5102-4A78-A03C-91060A758387}">
   <ds:schemaRefs>

--- a/docs/inprogress/TD-Shoot_Projektstudie.docx
+++ b/docs/inprogress/TD-Shoot_Projektstudie.docx
@@ -6,13 +6,22 @@
       <w:pPr>
         <w:pStyle w:val="CDBTitel"/>
       </w:pPr>
+      <w:r>
+        <w:t>Modul 306</w:t>
+      </w:r>
     </w:p>
     <w:p>
       <w:pPr>
         <w:pStyle w:val="CDBTitel"/>
       </w:pPr>
       <w:r>
-        <w:t>Studie</w:t>
+        <w:t>Projekts</w:t>
+      </w:r>
+      <w:r>
+        <w:t>tudie</w:t>
+      </w:r>
+      <w:r>
+        <w:t xml:space="preserve"> TD-Shoot</w:t>
       </w:r>
     </w:p>
     <w:p>
@@ -136,7 +145,7 @@
               </w:rPr>
             </w:pPr>
             <w:r>
-              <w:t>TD-Shooter</w:t>
+              <w:t>TD-Shoot</w:t>
             </w:r>
           </w:p>
         </w:tc>
@@ -191,7 +200,7 @@
               </w:rPr>
             </w:pPr>
             <w:r>
-              <w:t>&lt;Projektleiter&gt;</w:t>
+              <w:t>Stefanie Gerber</w:t>
             </w:r>
           </w:p>
         </w:tc>
@@ -407,7 +416,7 @@
     </w:p>
     <w:tbl>
       <w:tblPr>
-        <w:tblW w:w="0" w:type="auto"/>
+        <w:tblW w:w="9639" w:type="dxa"/>
         <w:tblInd w:w="108" w:type="dxa"/>
         <w:tblLayout w:type="fixed"/>
         <w:tblCellMar>
@@ -540,7 +549,13 @@
               <w:snapToGrid w:val="0"/>
             </w:pPr>
             <w:r>
-              <w:t>03.03.226</w:t>
+              <w:t>03.03.2</w:t>
+            </w:r>
+            <w:r>
+              <w:t>0</w:t>
+            </w:r>
+            <w:r>
+              <w:t>26</w:t>
             </w:r>
           </w:p>
         </w:tc>
@@ -599,6 +614,9 @@
               <w:pStyle w:val="TabellenInhalt"/>
               <w:snapToGrid w:val="0"/>
             </w:pPr>
+            <w:r>
+              <w:t>1.1</w:t>
+            </w:r>
           </w:p>
         </w:tc>
         <w:tc>
@@ -615,6 +633,9 @@
               <w:pStyle w:val="TabellenInhalt"/>
               <w:snapToGrid w:val="0"/>
             </w:pPr>
+            <w:r>
+              <w:t>10.03.2026</w:t>
+            </w:r>
           </w:p>
         </w:tc>
         <w:tc>
@@ -631,6 +652,9 @@
               <w:pStyle w:val="TabellenInhalt"/>
               <w:snapToGrid w:val="0"/>
             </w:pPr>
+            <w:r>
+              <w:t>Ergänzung Ergebnisse M1</w:t>
+            </w:r>
           </w:p>
         </w:tc>
         <w:tc>
@@ -648,6 +672,9 @@
               <w:pStyle w:val="TabellenInhalt"/>
               <w:snapToGrid w:val="0"/>
             </w:pPr>
+            <w:r>
+              <w:t>Stefanie Gerber</w:t>
+            </w:r>
           </w:p>
         </w:tc>
       </w:tr>
@@ -666,6 +693,9 @@
               <w:pStyle w:val="TabellenInhalt"/>
               <w:snapToGrid w:val="0"/>
             </w:pPr>
+            <w:r>
+              <w:t>1.2</w:t>
+            </w:r>
           </w:p>
         </w:tc>
         <w:tc>
@@ -682,6 +712,9 @@
               <w:pStyle w:val="TabellenInhalt"/>
               <w:snapToGrid w:val="0"/>
             </w:pPr>
+            <w:r>
+              <w:t>10.03.2026</w:t>
+            </w:r>
           </w:p>
         </w:tc>
         <w:tc>
@@ -698,6 +731,15 @@
               <w:pStyle w:val="TabellenInhalt"/>
               <w:snapToGrid w:val="0"/>
             </w:pPr>
+            <w:r>
+              <w:t>Testkonzept</w:t>
+            </w:r>
+            <w:r>
+              <w:t>e</w:t>
+            </w:r>
+            <w:r>
+              <w:t xml:space="preserve"> erstellen</w:t>
+            </w:r>
           </w:p>
         </w:tc>
         <w:tc>
@@ -715,6 +757,9 @@
               <w:pStyle w:val="TabellenInhalt"/>
               <w:snapToGrid w:val="0"/>
             </w:pPr>
+            <w:r>
+              <w:t>Sujanthan Suntheralingam</w:t>
+            </w:r>
           </w:p>
         </w:tc>
       </w:tr>
@@ -733,6 +778,9 @@
               <w:pStyle w:val="TabellenInhalt"/>
               <w:snapToGrid w:val="0"/>
             </w:pPr>
+            <w:r>
+              <w:t>1.3</w:t>
+            </w:r>
           </w:p>
         </w:tc>
         <w:tc>
@@ -749,6 +797,9 @@
               <w:pStyle w:val="TabellenInhalt"/>
               <w:snapToGrid w:val="0"/>
             </w:pPr>
+            <w:r>
+              <w:t>11.03.2026</w:t>
+            </w:r>
           </w:p>
         </w:tc>
         <w:tc>
@@ -765,6 +816,15 @@
               <w:pStyle w:val="TabellenInhalt"/>
               <w:snapToGrid w:val="0"/>
             </w:pPr>
+            <w:r>
+              <w:t>Ergänzungen, For</w:t>
+            </w:r>
+            <w:r>
+              <w:t>m</w:t>
+            </w:r>
+            <w:r>
+              <w:t>atierungen</w:t>
+            </w:r>
           </w:p>
         </w:tc>
         <w:tc>
@@ -773,6 +833,206 @@
             <w:tcBorders>
               <w:left w:val="single" w:sz="4" w:space="0" w:color="FFFFFF"/>
               <w:bottom w:val="single" w:sz="4" w:space="0" w:color="FFFFFF"/>
+              <w:right w:val="single" w:sz="4" w:space="0" w:color="FFFFFF"/>
+            </w:tcBorders>
+            <w:shd w:val="clear" w:color="auto" w:fill="D9D9D9"/>
+          </w:tcPr>
+          <w:p>
+            <w:pPr>
+              <w:pStyle w:val="TabellenInhalt"/>
+              <w:snapToGrid w:val="0"/>
+            </w:pPr>
+            <w:r>
+              <w:t>Stefanie Gerber</w:t>
+            </w:r>
+          </w:p>
+        </w:tc>
+      </w:tr>
+      <w:tr>
+        <w:tc>
+          <w:tcPr>
+            <w:tcW w:w="1129" w:type="dxa"/>
+            <w:tcBorders>
+              <w:left w:val="single" w:sz="4" w:space="0" w:color="FFFFFF"/>
+              <w:bottom w:val="single" w:sz="4" w:space="0" w:color="FFFFFF"/>
+            </w:tcBorders>
+            <w:shd w:val="clear" w:color="auto" w:fill="D9D9D9"/>
+          </w:tcPr>
+          <w:p>
+            <w:pPr>
+              <w:pStyle w:val="TabellenInhalt"/>
+              <w:snapToGrid w:val="0"/>
+            </w:pPr>
+          </w:p>
+        </w:tc>
+        <w:tc>
+          <w:tcPr>
+            <w:tcW w:w="1239" w:type="dxa"/>
+            <w:tcBorders>
+              <w:left w:val="single" w:sz="4" w:space="0" w:color="FFFFFF"/>
+              <w:bottom w:val="single" w:sz="4" w:space="0" w:color="FFFFFF"/>
+            </w:tcBorders>
+            <w:shd w:val="clear" w:color="auto" w:fill="D9D9D9"/>
+          </w:tcPr>
+          <w:p>
+            <w:pPr>
+              <w:pStyle w:val="TabellenInhalt"/>
+              <w:snapToGrid w:val="0"/>
+            </w:pPr>
+          </w:p>
+        </w:tc>
+        <w:tc>
+          <w:tcPr>
+            <w:tcW w:w="3903" w:type="dxa"/>
+            <w:tcBorders>
+              <w:left w:val="single" w:sz="4" w:space="0" w:color="FFFFFF"/>
+              <w:bottom w:val="single" w:sz="4" w:space="0" w:color="FFFFFF"/>
+            </w:tcBorders>
+            <w:shd w:val="clear" w:color="auto" w:fill="D9D9D9"/>
+          </w:tcPr>
+          <w:p>
+            <w:pPr>
+              <w:pStyle w:val="TabellenInhalt"/>
+              <w:snapToGrid w:val="0"/>
+            </w:pPr>
+          </w:p>
+        </w:tc>
+        <w:tc>
+          <w:tcPr>
+            <w:tcW w:w="3368" w:type="dxa"/>
+            <w:tcBorders>
+              <w:left w:val="single" w:sz="4" w:space="0" w:color="FFFFFF"/>
+              <w:bottom w:val="single" w:sz="4" w:space="0" w:color="FFFFFF"/>
+              <w:right w:val="single" w:sz="4" w:space="0" w:color="FFFFFF"/>
+            </w:tcBorders>
+            <w:shd w:val="clear" w:color="auto" w:fill="D9D9D9"/>
+          </w:tcPr>
+          <w:p>
+            <w:pPr>
+              <w:pStyle w:val="TabellenInhalt"/>
+              <w:snapToGrid w:val="0"/>
+            </w:pPr>
+          </w:p>
+        </w:tc>
+      </w:tr>
+      <w:tr>
+        <w:tc>
+          <w:tcPr>
+            <w:tcW w:w="1129" w:type="dxa"/>
+            <w:tcBorders>
+              <w:left w:val="single" w:sz="4" w:space="0" w:color="FFFFFF"/>
+              <w:bottom w:val="single" w:sz="4" w:space="0" w:color="FFFFFF"/>
+            </w:tcBorders>
+            <w:shd w:val="clear" w:color="auto" w:fill="D9D9D9"/>
+          </w:tcPr>
+          <w:p>
+            <w:pPr>
+              <w:pStyle w:val="TabellenInhalt"/>
+              <w:snapToGrid w:val="0"/>
+            </w:pPr>
+          </w:p>
+        </w:tc>
+        <w:tc>
+          <w:tcPr>
+            <w:tcW w:w="1239" w:type="dxa"/>
+            <w:tcBorders>
+              <w:left w:val="single" w:sz="4" w:space="0" w:color="FFFFFF"/>
+              <w:bottom w:val="single" w:sz="4" w:space="0" w:color="FFFFFF"/>
+            </w:tcBorders>
+            <w:shd w:val="clear" w:color="auto" w:fill="D9D9D9"/>
+          </w:tcPr>
+          <w:p>
+            <w:pPr>
+              <w:pStyle w:val="TabellenInhalt"/>
+              <w:snapToGrid w:val="0"/>
+            </w:pPr>
+          </w:p>
+        </w:tc>
+        <w:tc>
+          <w:tcPr>
+            <w:tcW w:w="3903" w:type="dxa"/>
+            <w:tcBorders>
+              <w:left w:val="single" w:sz="4" w:space="0" w:color="FFFFFF"/>
+              <w:bottom w:val="single" w:sz="4" w:space="0" w:color="FFFFFF"/>
+            </w:tcBorders>
+            <w:shd w:val="clear" w:color="auto" w:fill="D9D9D9"/>
+          </w:tcPr>
+          <w:p>
+            <w:pPr>
+              <w:pStyle w:val="TabellenInhalt"/>
+              <w:snapToGrid w:val="0"/>
+            </w:pPr>
+          </w:p>
+        </w:tc>
+        <w:tc>
+          <w:tcPr>
+            <w:tcW w:w="3368" w:type="dxa"/>
+            <w:tcBorders>
+              <w:left w:val="single" w:sz="4" w:space="0" w:color="FFFFFF"/>
+              <w:bottom w:val="single" w:sz="4" w:space="0" w:color="FFFFFF"/>
+              <w:right w:val="single" w:sz="4" w:space="0" w:color="FFFFFF"/>
+            </w:tcBorders>
+            <w:shd w:val="clear" w:color="auto" w:fill="D9D9D9"/>
+          </w:tcPr>
+          <w:p>
+            <w:pPr>
+              <w:pStyle w:val="TabellenInhalt"/>
+              <w:snapToGrid w:val="0"/>
+            </w:pPr>
+          </w:p>
+        </w:tc>
+      </w:tr>
+      <w:tr>
+        <w:tc>
+          <w:tcPr>
+            <w:tcW w:w="1129" w:type="dxa"/>
+            <w:tcBorders>
+              <w:left w:val="single" w:sz="4" w:space="0" w:color="FFFFFF"/>
+            </w:tcBorders>
+            <w:shd w:val="clear" w:color="auto" w:fill="D9D9D9"/>
+          </w:tcPr>
+          <w:p>
+            <w:pPr>
+              <w:pStyle w:val="TabellenInhalt"/>
+              <w:snapToGrid w:val="0"/>
+            </w:pPr>
+          </w:p>
+        </w:tc>
+        <w:tc>
+          <w:tcPr>
+            <w:tcW w:w="1239" w:type="dxa"/>
+            <w:tcBorders>
+              <w:left w:val="single" w:sz="4" w:space="0" w:color="FFFFFF"/>
+            </w:tcBorders>
+            <w:shd w:val="clear" w:color="auto" w:fill="D9D9D9"/>
+          </w:tcPr>
+          <w:p>
+            <w:pPr>
+              <w:pStyle w:val="TabellenInhalt"/>
+              <w:snapToGrid w:val="0"/>
+            </w:pPr>
+          </w:p>
+        </w:tc>
+        <w:tc>
+          <w:tcPr>
+            <w:tcW w:w="3903" w:type="dxa"/>
+            <w:tcBorders>
+              <w:left w:val="single" w:sz="4" w:space="0" w:color="FFFFFF"/>
+            </w:tcBorders>
+            <w:shd w:val="clear" w:color="auto" w:fill="D9D9D9"/>
+          </w:tcPr>
+          <w:p>
+            <w:pPr>
+              <w:pStyle w:val="TabellenInhalt"/>
+              <w:snapToGrid w:val="0"/>
+            </w:pPr>
+          </w:p>
+        </w:tc>
+        <w:tc>
+          <w:tcPr>
+            <w:tcW w:w="3368" w:type="dxa"/>
+            <w:tcBorders>
+              <w:left w:val="single" w:sz="4" w:space="0" w:color="FFFFFF"/>
               <w:right w:val="single" w:sz="4" w:space="0" w:color="FFFFFF"/>
             </w:tcBorders>
             <w:shd w:val="clear" w:color="auto" w:fill="D9D9D9"/>
@@ -1381,7 +1641,7 @@
         </w:rPr>
         <w:fldChar w:fldCharType="separate"/>
       </w:r>
-      <w:hyperlink w:anchor="_Toc223451534" w:history="1">
+      <w:hyperlink w:anchor="_Toc224146625" w:history="1">
         <w:r>
           <w:rPr>
             <w:rStyle w:val="Hyperlink"/>
@@ -1428,7 +1688,7 @@
             <w:noProof/>
             <w:webHidden/>
           </w:rPr>
-          <w:instrText xml:space="preserve"> PAGEREF _Toc223451534 \h </w:instrText>
+          <w:instrText xml:space="preserve"> PAGEREF _Toc224146625 \h </w:instrText>
         </w:r>
         <w:r>
           <w:rPr>
@@ -1475,7 +1735,7 @@
           <w14:ligatures w14:val="standardContextual"/>
         </w:rPr>
       </w:pPr>
-      <w:hyperlink w:anchor="_Toc223451535" w:history="1">
+      <w:hyperlink w:anchor="_Toc224146626" w:history="1">
         <w:r>
           <w:rPr>
             <w:rStyle w:val="Hyperlink"/>
@@ -1522,7 +1782,7 @@
             <w:noProof/>
             <w:webHidden/>
           </w:rPr>
-          <w:instrText xml:space="preserve"> PAGEREF _Toc223451535 \h </w:instrText>
+          <w:instrText xml:space="preserve"> PAGEREF _Toc224146626 \h </w:instrText>
         </w:r>
         <w:r>
           <w:rPr>
@@ -1569,7 +1829,7 @@
           <w14:ligatures w14:val="standardContextual"/>
         </w:rPr>
       </w:pPr>
-      <w:hyperlink w:anchor="_Toc223451536" w:history="1">
+      <w:hyperlink w:anchor="_Toc224146627" w:history="1">
         <w:r>
           <w:rPr>
             <w:rStyle w:val="Hyperlink"/>
@@ -1616,7 +1876,7 @@
             <w:noProof/>
             <w:webHidden/>
           </w:rPr>
-          <w:instrText xml:space="preserve"> PAGEREF _Toc223451536 \h </w:instrText>
+          <w:instrText xml:space="preserve"> PAGEREF _Toc224146627 \h </w:instrText>
         </w:r>
         <w:r>
           <w:rPr>
@@ -1663,7 +1923,7 @@
           <w14:ligatures w14:val="standardContextual"/>
         </w:rPr>
       </w:pPr>
-      <w:hyperlink w:anchor="_Toc223451537" w:history="1">
+      <w:hyperlink w:anchor="_Toc224146628" w:history="1">
         <w:r>
           <w:rPr>
             <w:rStyle w:val="Hyperlink"/>
@@ -1710,7 +1970,7 @@
             <w:noProof/>
             <w:webHidden/>
           </w:rPr>
-          <w:instrText xml:space="preserve"> PAGEREF _Toc223451537 \h </w:instrText>
+          <w:instrText xml:space="preserve"> PAGEREF _Toc224146628 \h </w:instrText>
         </w:r>
         <w:r>
           <w:rPr>
@@ -1757,7 +2017,7 @@
           <w14:ligatures w14:val="standardContextual"/>
         </w:rPr>
       </w:pPr>
-      <w:hyperlink w:anchor="_Toc223451538" w:history="1">
+      <w:hyperlink w:anchor="_Toc224146629" w:history="1">
         <w:r>
           <w:rPr>
             <w:rStyle w:val="Hyperlink"/>
@@ -1804,7 +2064,7 @@
             <w:noProof/>
             <w:webHidden/>
           </w:rPr>
-          <w:instrText xml:space="preserve"> PAGEREF _Toc223451538 \h </w:instrText>
+          <w:instrText xml:space="preserve"> PAGEREF _Toc224146629 \h </w:instrText>
         </w:r>
         <w:r>
           <w:rPr>
@@ -1851,7 +2111,7 @@
           <w14:ligatures w14:val="standardContextual"/>
         </w:rPr>
       </w:pPr>
-      <w:hyperlink w:anchor="_Toc223451539" w:history="1">
+      <w:hyperlink w:anchor="_Toc224146630" w:history="1">
         <w:r>
           <w:rPr>
             <w:rStyle w:val="Hyperlink"/>
@@ -1899,7 +2159,7 @@
             <w:noProof/>
             <w:webHidden/>
           </w:rPr>
-          <w:instrText xml:space="preserve"> PAGEREF _Toc223451539 \h </w:instrText>
+          <w:instrText xml:space="preserve"> PAGEREF _Toc224146630 \h </w:instrText>
         </w:r>
         <w:r>
           <w:rPr>
@@ -1946,7 +2206,7 @@
           <w14:ligatures w14:val="standardContextual"/>
         </w:rPr>
       </w:pPr>
-      <w:hyperlink w:anchor="_Toc223451540" w:history="1">
+      <w:hyperlink w:anchor="_Toc224146631" w:history="1">
         <w:r>
           <w:rPr>
             <w:rStyle w:val="Hyperlink"/>
@@ -1994,7 +2254,7 @@
             <w:noProof/>
             <w:webHidden/>
           </w:rPr>
-          <w:instrText xml:space="preserve"> PAGEREF _Toc223451540 \h </w:instrText>
+          <w:instrText xml:space="preserve"> PAGEREF _Toc224146631 \h </w:instrText>
         </w:r>
         <w:r>
           <w:rPr>
@@ -2041,7 +2301,7 @@
           <w14:ligatures w14:val="standardContextual"/>
         </w:rPr>
       </w:pPr>
-      <w:hyperlink w:anchor="_Toc223451541" w:history="1">
+      <w:hyperlink w:anchor="_Toc224146632" w:history="1">
         <w:r>
           <w:rPr>
             <w:rStyle w:val="Hyperlink"/>
@@ -2088,7 +2348,7 @@
             <w:noProof/>
             <w:webHidden/>
           </w:rPr>
-          <w:instrText xml:space="preserve"> PAGEREF _Toc223451541 \h </w:instrText>
+          <w:instrText xml:space="preserve"> PAGEREF _Toc224146632 \h </w:instrText>
         </w:r>
         <w:r>
           <w:rPr>
@@ -2135,7 +2395,7 @@
           <w14:ligatures w14:val="standardContextual"/>
         </w:rPr>
       </w:pPr>
-      <w:hyperlink w:anchor="_Toc223451542" w:history="1">
+      <w:hyperlink w:anchor="_Toc224146633" w:history="1">
         <w:r>
           <w:rPr>
             <w:rStyle w:val="Hyperlink"/>
@@ -2182,7 +2442,7 @@
             <w:noProof/>
             <w:webHidden/>
           </w:rPr>
-          <w:instrText xml:space="preserve"> PAGEREF _Toc223451542 \h </w:instrText>
+          <w:instrText xml:space="preserve"> PAGEREF _Toc224146633 \h </w:instrText>
         </w:r>
         <w:r>
           <w:rPr>
@@ -2229,7 +2489,7 @@
           <w14:ligatures w14:val="standardContextual"/>
         </w:rPr>
       </w:pPr>
-      <w:hyperlink w:anchor="_Toc223451543" w:history="1">
+      <w:hyperlink w:anchor="_Toc224146634" w:history="1">
         <w:r>
           <w:rPr>
             <w:rStyle w:val="Hyperlink"/>
@@ -2276,7 +2536,7 @@
             <w:noProof/>
             <w:webHidden/>
           </w:rPr>
-          <w:instrText xml:space="preserve"> PAGEREF _Toc223451543 \h </w:instrText>
+          <w:instrText xml:space="preserve"> PAGEREF _Toc224146634 \h </w:instrText>
         </w:r>
         <w:r>
           <w:rPr>
@@ -2323,7 +2583,7 @@
           <w14:ligatures w14:val="standardContextual"/>
         </w:rPr>
       </w:pPr>
-      <w:hyperlink w:anchor="_Toc223451544" w:history="1">
+      <w:hyperlink w:anchor="_Toc224146635" w:history="1">
         <w:r>
           <w:rPr>
             <w:rStyle w:val="Hyperlink"/>
@@ -2370,7 +2630,7 @@
             <w:noProof/>
             <w:webHidden/>
           </w:rPr>
-          <w:instrText xml:space="preserve"> PAGEREF _Toc223451544 \h </w:instrText>
+          <w:instrText xml:space="preserve"> PAGEREF _Toc224146635 \h </w:instrText>
         </w:r>
         <w:r>
           <w:rPr>
@@ -2417,7 +2677,7 @@
           <w14:ligatures w14:val="standardContextual"/>
         </w:rPr>
       </w:pPr>
-      <w:hyperlink w:anchor="_Toc223451545" w:history="1">
+      <w:hyperlink w:anchor="_Toc224146636" w:history="1">
         <w:r>
           <w:rPr>
             <w:rStyle w:val="Hyperlink"/>
@@ -2473,7 +2733,7 @@
             <w:noProof/>
             <w:webHidden/>
           </w:rPr>
-          <w:instrText xml:space="preserve"> PAGEREF _Toc223451545 \h </w:instrText>
+          <w:instrText xml:space="preserve"> PAGEREF _Toc224146636 \h </w:instrText>
         </w:r>
         <w:r>
           <w:rPr>
@@ -2520,7 +2780,7 @@
           <w14:ligatures w14:val="standardContextual"/>
         </w:rPr>
       </w:pPr>
-      <w:hyperlink w:anchor="_Toc223451546" w:history="1">
+      <w:hyperlink w:anchor="_Toc224146637" w:history="1">
         <w:r>
           <w:rPr>
             <w:rStyle w:val="Hyperlink"/>
@@ -2568,7 +2828,7 @@
             <w:noProof/>
             <w:webHidden/>
           </w:rPr>
-          <w:instrText xml:space="preserve"> PAGEREF _Toc223451546 \h </w:instrText>
+          <w:instrText xml:space="preserve"> PAGEREF _Toc224146637 \h </w:instrText>
         </w:r>
         <w:r>
           <w:rPr>
@@ -2615,7 +2875,7 @@
           <w14:ligatures w14:val="standardContextual"/>
         </w:rPr>
       </w:pPr>
-      <w:hyperlink w:anchor="_Toc223451547" w:history="1">
+      <w:hyperlink w:anchor="_Toc224146638" w:history="1">
         <w:r>
           <w:rPr>
             <w:rStyle w:val="Hyperlink"/>
@@ -2641,21 +2901,7 @@
             <w:rStyle w:val="Hyperlink"/>
             <w:noProof/>
           </w:rPr>
-          <w:t>Besch</w:t>
-        </w:r>
-        <w:r>
-          <w:rPr>
-            <w:rStyle w:val="Hyperlink"/>
-            <w:noProof/>
-          </w:rPr>
-          <w:t>r</w:t>
-        </w:r>
-        <w:r>
-          <w:rPr>
-            <w:rStyle w:val="Hyperlink"/>
-            <w:noProof/>
-          </w:rPr>
-          <w:t>eibung Spiel</w:t>
+          <w:t>Beschreibung Spiel</w:t>
         </w:r>
         <w:r>
           <w:rPr>
@@ -2676,7 +2922,7 @@
             <w:noProof/>
             <w:webHidden/>
           </w:rPr>
-          <w:instrText xml:space="preserve"> PAGEREF _Toc223451547 \h </w:instrText>
+          <w:instrText xml:space="preserve"> PAGEREF _Toc224146638 \h </w:instrText>
         </w:r>
         <w:r>
           <w:rPr>
@@ -2723,7 +2969,7 @@
           <w14:ligatures w14:val="standardContextual"/>
         </w:rPr>
       </w:pPr>
-      <w:hyperlink w:anchor="_Toc223451548" w:history="1">
+      <w:hyperlink w:anchor="_Toc224146639" w:history="1">
         <w:r>
           <w:rPr>
             <w:rStyle w:val="Hyperlink"/>
@@ -2770,7 +3016,7 @@
             <w:noProof/>
             <w:webHidden/>
           </w:rPr>
-          <w:instrText xml:space="preserve"> PAGEREF _Toc223451548 \h </w:instrText>
+          <w:instrText xml:space="preserve"> PAGEREF _Toc224146639 \h </w:instrText>
         </w:r>
         <w:r>
           <w:rPr>
@@ -2817,7 +3063,7 @@
           <w14:ligatures w14:val="standardContextual"/>
         </w:rPr>
       </w:pPr>
-      <w:hyperlink w:anchor="_Toc223451549" w:history="1">
+      <w:hyperlink w:anchor="_Toc224146640" w:history="1">
         <w:r>
           <w:rPr>
             <w:rStyle w:val="Hyperlink"/>
@@ -2864,7 +3110,7 @@
             <w:noProof/>
             <w:webHidden/>
           </w:rPr>
-          <w:instrText xml:space="preserve"> PAGEREF _Toc223451549 \h </w:instrText>
+          <w:instrText xml:space="preserve"> PAGEREF _Toc224146640 \h </w:instrText>
         </w:r>
         <w:r>
           <w:rPr>
@@ -2911,7 +3157,7 @@
           <w14:ligatures w14:val="standardContextual"/>
         </w:rPr>
       </w:pPr>
-      <w:hyperlink w:anchor="_Toc223451550" w:history="1">
+      <w:hyperlink w:anchor="_Toc224146641" w:history="1">
         <w:r>
           <w:rPr>
             <w:rStyle w:val="Hyperlink"/>
@@ -2958,7 +3204,7 @@
             <w:noProof/>
             <w:webHidden/>
           </w:rPr>
-          <w:instrText xml:space="preserve"> PAGEREF _Toc223451550 \h </w:instrText>
+          <w:instrText xml:space="preserve"> PAGEREF _Toc224146641 \h </w:instrText>
         </w:r>
         <w:r>
           <w:rPr>
@@ -3005,106 +3251,13 @@
           <w14:ligatures w14:val="standardContextual"/>
         </w:rPr>
       </w:pPr>
-      <w:hyperlink w:anchor="_Toc223451551" w:history="1">
+      <w:hyperlink w:anchor="_Toc224146642" w:history="1">
         <w:r>
           <w:rPr>
             <w:rStyle w:val="Hyperlink"/>
             <w:noProof/>
           </w:rPr>
           <w:t>9.2.1</w:t>
-        </w:r>
-        <w:r>
-          <w:rPr>
-            <w:rFonts w:asciiTheme="minorHAnsi" w:eastAsiaTheme="minorEastAsia" w:hAnsiTheme="minorHAnsi" w:cstheme="minorBidi"/>
-            <w:noProof/>
-            <w:kern w:val="2"/>
-            <w:sz w:val="24"/>
-            <w:szCs w:val="24"/>
-            <w:lang w:eastAsia="de-CH"/>
-            <w14:ligatures w14:val="standardContextual"/>
-          </w:rPr>
-          <w:tab/>
-        </w:r>
-        <w:r>
-          <w:rPr>
-            <w:rStyle w:val="Hyperlink"/>
-            <w:noProof/>
-          </w:rPr>
-          <w:t>Testvoraussetzungen</w:t>
-        </w:r>
-        <w:r>
-          <w:rPr>
-            <w:noProof/>
-            <w:webHidden/>
-          </w:rPr>
-          <w:tab/>
-        </w:r>
-        <w:r>
-          <w:rPr>
-            <w:noProof/>
-            <w:webHidden/>
-          </w:rPr>
-          <w:fldChar w:fldCharType="begin"/>
-        </w:r>
-        <w:r>
-          <w:rPr>
-            <w:noProof/>
-            <w:webHidden/>
-          </w:rPr>
-          <w:instrText xml:space="preserve"> PAGEREF _Toc223451551 \h </w:instrText>
-        </w:r>
-        <w:r>
-          <w:rPr>
-            <w:noProof/>
-            <w:webHidden/>
-          </w:rPr>
-        </w:r>
-        <w:r>
-          <w:rPr>
-            <w:noProof/>
-            <w:webHidden/>
-          </w:rPr>
-          <w:fldChar w:fldCharType="separate"/>
-        </w:r>
-        <w:r>
-          <w:rPr>
-            <w:noProof/>
-            <w:webHidden/>
-          </w:rPr>
-          <w:t>15</w:t>
-        </w:r>
-        <w:r>
-          <w:rPr>
-            <w:noProof/>
-            <w:webHidden/>
-          </w:rPr>
-          <w:fldChar w:fldCharType="end"/>
-        </w:r>
-      </w:hyperlink>
-    </w:p>
-    <w:p>
-      <w:pPr>
-        <w:pStyle w:val="Verzeichnis2"/>
-        <w:tabs>
-          <w:tab w:val="right" w:leader="dot" w:pos="9627"/>
-        </w:tabs>
-        <w:rPr>
-          <w:rFonts w:asciiTheme="minorHAnsi" w:eastAsiaTheme="minorEastAsia" w:hAnsiTheme="minorHAnsi" w:cstheme="minorBidi"/>
-          <w:noProof/>
-          <w:kern w:val="2"/>
-          <w:sz w:val="24"/>
-          <w:szCs w:val="24"/>
-          <w:lang w:eastAsia="de-CH"/>
-          <w14:ligatures w14:val="standardContextual"/>
-        </w:rPr>
-      </w:pPr>
-      <w:hyperlink w:anchor="_Toc223451552" w:history="1">
-        <w:r>
-          <w:rPr>
-            <w:rStyle w:val="Hyperlink"/>
-            <w:noProof/>
-          </w:rPr>
-          <w:t>9.2.2</w:t>
         </w:r>
         <w:r>
           <w:rPr>
@@ -3144,7 +3297,7 @@
             <w:noProof/>
             <w:webHidden/>
           </w:rPr>
-          <w:instrText xml:space="preserve"> PAGEREF _Toc223451552 \h </w:instrText>
+          <w:instrText xml:space="preserve"> PAGEREF _Toc224146642 \h </w:instrText>
         </w:r>
         <w:r>
           <w:rPr>
@@ -3164,7 +3317,7 @@
             <w:noProof/>
             <w:webHidden/>
           </w:rPr>
-          <w:t>15</w:t>
+          <w:t>16</w:t>
         </w:r>
         <w:r>
           <w:rPr>
@@ -3191,7 +3344,7 @@
           <w14:ligatures w14:val="standardContextual"/>
         </w:rPr>
       </w:pPr>
-      <w:hyperlink w:anchor="_Toc223451553" w:history="1">
+      <w:hyperlink w:anchor="_Toc224146643" w:history="1">
         <w:r>
           <w:rPr>
             <w:rStyle w:val="Hyperlink"/>
@@ -3238,7 +3391,7 @@
             <w:noProof/>
             <w:webHidden/>
           </w:rPr>
-          <w:instrText xml:space="preserve"> PAGEREF _Toc223451553 \h </w:instrText>
+          <w:instrText xml:space="preserve"> PAGEREF _Toc224146643 \h </w:instrText>
         </w:r>
         <w:r>
           <w:rPr>
@@ -3258,7 +3411,7 @@
             <w:noProof/>
             <w:webHidden/>
           </w:rPr>
-          <w:t>15</w:t>
+          <w:t>16</w:t>
         </w:r>
         <w:r>
           <w:rPr>
@@ -3285,7 +3438,7 @@
           <w14:ligatures w14:val="standardContextual"/>
         </w:rPr>
       </w:pPr>
-      <w:hyperlink w:anchor="_Toc223451554" w:history="1">
+      <w:hyperlink w:anchor="_Toc224146644" w:history="1">
         <w:r>
           <w:rPr>
             <w:rStyle w:val="Hyperlink"/>
@@ -3332,7 +3485,7 @@
             <w:noProof/>
             <w:webHidden/>
           </w:rPr>
-          <w:instrText xml:space="preserve"> PAGEREF _Toc223451554 \h </w:instrText>
+          <w:instrText xml:space="preserve"> PAGEREF _Toc224146644 \h </w:instrText>
         </w:r>
         <w:r>
           <w:rPr>
@@ -3352,7 +3505,7 @@
             <w:noProof/>
             <w:webHidden/>
           </w:rPr>
-          <w:t>16</w:t>
+          <w:t>22</w:t>
         </w:r>
         <w:r>
           <w:rPr>
@@ -3380,7 +3533,7 @@
           <w14:ligatures w14:val="standardContextual"/>
         </w:rPr>
       </w:pPr>
-      <w:hyperlink w:anchor="_Toc223451555" w:history="1">
+      <w:hyperlink w:anchor="_Toc224146645" w:history="1">
         <w:r>
           <w:rPr>
             <w:rStyle w:val="Hyperlink"/>
@@ -3427,7 +3580,7 @@
             <w:noProof/>
             <w:webHidden/>
           </w:rPr>
-          <w:instrText xml:space="preserve"> PAGEREF _Toc223451555 \h </w:instrText>
+          <w:instrText xml:space="preserve"> PAGEREF _Toc224146645 \h </w:instrText>
         </w:r>
         <w:r>
           <w:rPr>
@@ -3447,7 +3600,7 @@
             <w:noProof/>
             <w:webHidden/>
           </w:rPr>
-          <w:t>16</w:t>
+          <w:t>22</w:t>
         </w:r>
         <w:r>
           <w:rPr>
@@ -3475,7 +3628,7 @@
           <w14:ligatures w14:val="standardContextual"/>
         </w:rPr>
       </w:pPr>
-      <w:hyperlink w:anchor="_Toc223451556" w:history="1">
+      <w:hyperlink w:anchor="_Toc224146646" w:history="1">
         <w:r>
           <w:rPr>
             <w:rStyle w:val="Hyperlink"/>
@@ -3522,7 +3675,7 @@
             <w:noProof/>
             <w:webHidden/>
           </w:rPr>
-          <w:instrText xml:space="preserve"> PAGEREF _Toc223451556 \h </w:instrText>
+          <w:instrText xml:space="preserve"> PAGEREF _Toc224146646 \h </w:instrText>
         </w:r>
         <w:r>
           <w:rPr>
@@ -3542,7 +3695,7 @@
             <w:noProof/>
             <w:webHidden/>
           </w:rPr>
-          <w:t>17</w:t>
+          <w:t>23</w:t>
         </w:r>
         <w:r>
           <w:rPr>
@@ -3570,7 +3723,7 @@
           <w14:ligatures w14:val="standardContextual"/>
         </w:rPr>
       </w:pPr>
-      <w:hyperlink w:anchor="_Toc223451557" w:history="1">
+      <w:hyperlink w:anchor="_Toc224146647" w:history="1">
         <w:r>
           <w:rPr>
             <w:rStyle w:val="Hyperlink"/>
@@ -3617,7 +3770,7 @@
             <w:noProof/>
             <w:webHidden/>
           </w:rPr>
-          <w:instrText xml:space="preserve"> PAGEREF _Toc223451557 \h </w:instrText>
+          <w:instrText xml:space="preserve"> PAGEREF _Toc224146647 \h </w:instrText>
         </w:r>
         <w:r>
           <w:rPr>
@@ -3637,7 +3790,7 @@
             <w:noProof/>
             <w:webHidden/>
           </w:rPr>
-          <w:t>18</w:t>
+          <w:t>24</w:t>
         </w:r>
         <w:r>
           <w:rPr>
@@ -3664,7 +3817,7 @@
           <w14:ligatures w14:val="standardContextual"/>
         </w:rPr>
       </w:pPr>
-      <w:hyperlink w:anchor="_Toc223451558" w:history="1">
+      <w:hyperlink w:anchor="_Toc224146648" w:history="1">
         <w:r>
           <w:rPr>
             <w:rStyle w:val="Hyperlink"/>
@@ -3711,7 +3864,7 @@
             <w:noProof/>
             <w:webHidden/>
           </w:rPr>
-          <w:instrText xml:space="preserve"> PAGEREF _Toc223451558 \h </w:instrText>
+          <w:instrText xml:space="preserve"> PAGEREF _Toc224146648 \h </w:instrText>
         </w:r>
         <w:r>
           <w:rPr>
@@ -3731,7 +3884,7 @@
             <w:noProof/>
             <w:webHidden/>
           </w:rPr>
-          <w:t>19</w:t>
+          <w:t>25</w:t>
         </w:r>
         <w:r>
           <w:rPr>
@@ -3841,7 +3994,7 @@
         <w:lastRenderedPageBreak/>
         <w:t xml:space="preserve"> </w:t>
       </w:r>
-      <w:bookmarkStart w:id="2" w:name="_Toc223451534"/>
+      <w:bookmarkStart w:id="2" w:name="_Toc224146625"/>
       <w:r>
         <w:t>Situationsanalyse</w:t>
       </w:r>
@@ -4021,7 +4174,7 @@
       </w:pPr>
       <w:bookmarkStart w:id="3" w:name="_Toc409788291"/>
       <w:bookmarkStart w:id="4" w:name="_Toc350764389"/>
-      <w:bookmarkStart w:id="5" w:name="_Toc223451535"/>
+      <w:bookmarkStart w:id="5" w:name="_Toc224146626"/>
       <w:r>
         <w:t>Ausgangslage</w:t>
       </w:r>
@@ -4103,7 +4256,7 @@
       </w:pPr>
       <w:bookmarkStart w:id="6" w:name="_Toc409788292"/>
       <w:bookmarkStart w:id="7" w:name="_Toc350764390"/>
-      <w:bookmarkStart w:id="8" w:name="_Toc223451536"/>
+      <w:bookmarkStart w:id="8" w:name="_Toc224146627"/>
       <w:r>
         <w:t>Stärken</w:t>
       </w:r>
@@ -4226,17 +4379,6 @@
     </w:p>
     <w:p>
       <w:pPr>
-        <w:pStyle w:val="TextCDB"/>
-        <w:tabs>
-          <w:tab w:val="left" w:pos="3262"/>
-        </w:tabs>
-        <w:rPr>
-          <w:lang w:val="de-CH"/>
-        </w:rPr>
-      </w:pPr>
-    </w:p>
-    <w:p>
-      <w:pPr>
         <w:pStyle w:val="berschrift2"/>
         <w:numPr>
           <w:ilvl w:val="1"/>
@@ -4251,8 +4393,9 @@
       </w:pPr>
       <w:bookmarkStart w:id="9" w:name="_Toc409788293"/>
       <w:bookmarkStart w:id="10" w:name="_Toc350764391"/>
-      <w:bookmarkStart w:id="11" w:name="_Toc223451537"/>
-      <w:r>
+      <w:bookmarkStart w:id="11" w:name="_Toc224146628"/>
+      <w:r>
+        <w:lastRenderedPageBreak/>
         <w:t>Schwächen</w:t>
       </w:r>
       <w:bookmarkEnd w:id="9"/>
@@ -4597,17 +4740,6 @@
     </w:p>
     <w:p>
       <w:pPr>
-        <w:pStyle w:val="TextCDB"/>
-        <w:tabs>
-          <w:tab w:val="left" w:pos="3262"/>
-        </w:tabs>
-        <w:rPr>
-          <w:lang w:val="de-CH"/>
-        </w:rPr>
-      </w:pPr>
-    </w:p>
-    <w:p>
-      <w:pPr>
         <w:pStyle w:val="berschrift1"/>
         <w:numPr>
           <w:ilvl w:val="0"/>
@@ -4622,7 +4754,7 @@
       </w:pPr>
       <w:bookmarkStart w:id="12" w:name="_Toc409788294"/>
       <w:bookmarkStart w:id="13" w:name="_Toc350764392"/>
-      <w:bookmarkStart w:id="14" w:name="_Toc223451538"/>
+      <w:bookmarkStart w:id="14" w:name="_Toc224146629"/>
       <w:r>
         <w:t>Ziele</w:t>
       </w:r>
@@ -5087,7 +5219,7 @@
           <w:lang w:eastAsia="de-CH"/>
         </w:rPr>
       </w:pPr>
-      <w:bookmarkStart w:id="16" w:name="_Toc223451539"/>
+      <w:bookmarkStart w:id="16" w:name="_Toc224146630"/>
       <w:r>
         <w:lastRenderedPageBreak/>
         <w:t>Rahmenbedingungen</w:t>
@@ -5493,17 +5625,6 @@
     </w:p>
     <w:p>
       <w:pPr>
-        <w:pStyle w:val="TextCDB"/>
-        <w:tabs>
-          <w:tab w:val="left" w:pos="3262"/>
-        </w:tabs>
-        <w:rPr>
-          <w:lang w:val="de-CH" w:eastAsia="de-CH"/>
-        </w:rPr>
-      </w:pPr>
-    </w:p>
-    <w:p>
-      <w:pPr>
         <w:pStyle w:val="berschrift2"/>
         <w:numPr>
           <w:ilvl w:val="1"/>
@@ -5520,8 +5641,9 @@
           <w:lang w:eastAsia="de-CH"/>
         </w:rPr>
       </w:pPr>
-      <w:bookmarkStart w:id="17" w:name="_Toc223451540"/>
-      <w:r>
+      <w:bookmarkStart w:id="17" w:name="_Toc224146631"/>
+      <w:r>
+        <w:lastRenderedPageBreak/>
         <w:t>Abgrenzung</w:t>
       </w:r>
       <w:bookmarkEnd w:id="17"/>
@@ -5865,14 +5987,14 @@
         <w:spacing w:before="120" w:after="120" w:line="288" w:lineRule="auto"/>
       </w:pPr>
       <w:bookmarkStart w:id="18" w:name="_Toc409788295"/>
-      <w:bookmarkStart w:id="19" w:name="_Toc223451541"/>
-      <w:bookmarkStart w:id="20" w:name="_Toc350764393"/>
+      <w:bookmarkStart w:id="19" w:name="_Toc350764393"/>
+      <w:bookmarkStart w:id="20" w:name="_Toc224146632"/>
       <w:r>
         <w:lastRenderedPageBreak/>
         <w:t>Liste der Stakeholder</w:t>
       </w:r>
       <w:bookmarkEnd w:id="18"/>
-      <w:bookmarkEnd w:id="19"/>
+      <w:bookmarkEnd w:id="20"/>
     </w:p>
     <w:tbl>
       <w:tblPr>
@@ -6805,17 +6927,6 @@
     </w:p>
     <w:p>
       <w:pPr>
-        <w:pStyle w:val="TextCDB"/>
-        <w:tabs>
-          <w:tab w:val="left" w:pos="3262"/>
-        </w:tabs>
-        <w:rPr>
-          <w:lang w:val="de-CH" w:eastAsia="de-CH"/>
-        </w:rPr>
-      </w:pPr>
-    </w:p>
-    <w:p>
-      <w:pPr>
         <w:pStyle w:val="berschrift1"/>
         <w:numPr>
           <w:ilvl w:val="0"/>
@@ -6828,8 +6939,9 @@
         <w:suppressAutoHyphens w:val="0"/>
         <w:spacing w:before="120" w:after="120" w:line="288" w:lineRule="auto"/>
       </w:pPr>
-      <w:bookmarkStart w:id="21" w:name="_Toc223451542"/>
-      <w:r>
+      <w:bookmarkStart w:id="21" w:name="_Toc224146633"/>
+      <w:r>
+        <w:lastRenderedPageBreak/>
         <w:t>Projektstrukturplan</w:t>
       </w:r>
       <w:bookmarkEnd w:id="21"/>
@@ -8202,12 +8314,19 @@
         <w:suppressAutoHyphens w:val="0"/>
         <w:spacing w:before="120" w:after="120" w:line="288" w:lineRule="auto"/>
       </w:pPr>
-      <w:bookmarkStart w:id="22" w:name="_Toc223451543"/>
+      <w:bookmarkStart w:id="22" w:name="_Toc224146634"/>
       <w:r>
         <w:lastRenderedPageBreak/>
         <w:t>Risikoanalyse</w:t>
       </w:r>
       <w:bookmarkEnd w:id="22"/>
+    </w:p>
+    <w:p>
+      <w:pPr>
+        <w:rPr>
+          <w:lang w:eastAsia="de-CH"/>
+        </w:rPr>
+      </w:pPr>
     </w:p>
     <w:p>
       <w:pPr>
@@ -9199,7 +9318,22 @@
                 <w:lang w:val="de-CH" w:eastAsia="de-CH"/>
               </w:rPr>
               <w:noBreakHyphen/>
-              <w:t>Build / GitHub</w:t>
+            </w:r>
+            <w:proofErr w:type="spellStart"/>
+            <w:r>
+              <w:rPr>
+                <w:color w:val="B2A1C7" w:themeColor="accent4" w:themeTint="99"/>
+                <w:lang w:val="de-CH" w:eastAsia="de-CH"/>
+              </w:rPr>
+              <w:t>Build</w:t>
+            </w:r>
+            <w:proofErr w:type="spellEnd"/>
+            <w:r>
+              <w:rPr>
+                <w:color w:val="B2A1C7" w:themeColor="accent4" w:themeTint="99"/>
+                <w:lang w:val="de-CH" w:eastAsia="de-CH"/>
+              </w:rPr>
+              <w:t xml:space="preserve"> / GitHub</w:t>
             </w:r>
           </w:p>
         </w:tc>
@@ -9543,6 +9677,7 @@
                 <w:color w:val="B2A1C7" w:themeColor="accent4" w:themeTint="99"/>
                 <w:lang w:val="de-CH" w:eastAsia="de-CH"/>
               </w:rPr>
+              <w:lastRenderedPageBreak/>
               <w:t>R4: Ausfall eines Teammitglieds</w:t>
             </w:r>
           </w:p>
@@ -9567,15 +9702,7 @@
                 <w:color w:val="B2A1C7" w:themeColor="accent4" w:themeTint="99"/>
                 <w:lang w:val="de-CH" w:eastAsia="de-CH"/>
               </w:rPr>
-              <w:t xml:space="preserve">Weniger verfügbare Arbeitszeit im Team, </w:t>
-            </w:r>
-            <w:r>
-              <w:rPr>
-                <w:color w:val="B2A1C7" w:themeColor="accent4" w:themeTint="99"/>
-                <w:lang w:val="de-CH" w:eastAsia="de-CH"/>
-              </w:rPr>
-              <w:lastRenderedPageBreak/>
-              <w:t>Verzögerungen bei Implementierung oder Dokumentation, einzelne Rollen (z.B. QA oder BA) sind nicht mehr abgedeckt, was zu Qualitätsmängeln und Notenabzug führen kann</w:t>
+              <w:t>Weniger verfügbare Arbeitszeit im Team, Verzögerungen bei Implementierung oder Dokumentation, einzelne Rollen (z.B. QA oder BA) sind nicht mehr abgedeckt, was zu Qualitätsmängeln und Notenabzug führen kann</w:t>
             </w:r>
             <w:r>
               <w:rPr>
@@ -9606,7 +9733,6 @@
                 <w:color w:val="B2A1C7" w:themeColor="accent4" w:themeTint="99"/>
                 <w:lang w:val="de-CH" w:eastAsia="de-CH"/>
               </w:rPr>
-              <w:lastRenderedPageBreak/>
               <w:t>W3</w:t>
             </w:r>
           </w:p>
@@ -9686,15 +9812,7 @@
                 <w:color w:val="B2A1C7" w:themeColor="accent4" w:themeTint="99"/>
                 <w:lang w:val="de-CH" w:eastAsia="de-CH"/>
               </w:rPr>
-              <w:t xml:space="preserve">Rollen und Wissen so verteilen, dass jede </w:t>
-            </w:r>
-            <w:r>
-              <w:rPr>
-                <w:color w:val="B2A1C7" w:themeColor="accent4" w:themeTint="99"/>
-                <w:lang w:val="de-CH" w:eastAsia="de-CH"/>
-              </w:rPr>
-              <w:lastRenderedPageBreak/>
-              <w:t xml:space="preserve">Schlüsselaufgabe mindestens von zwei Personen verstanden wird (Vertretungsregelung), wichtigen Code und Dokus laufend in GitHub pushen, Tasks klein schneiden und transparent in </w:t>
+              <w:t xml:space="preserve">Rollen und Wissen so verteilen, dass jede Schlüsselaufgabe mindestens von zwei Personen verstanden wird (Vertretungsregelung), wichtigen Code und Dokus laufend in GitHub pushen, Tasks klein schneiden und transparent in </w:t>
             </w:r>
             <w:proofErr w:type="spellStart"/>
             <w:r>
@@ -9741,7 +9859,6 @@
                 <w:color w:val="B2A1C7" w:themeColor="accent4" w:themeTint="99"/>
                 <w:lang w:val="de-CH" w:eastAsia="de-CH"/>
               </w:rPr>
-              <w:lastRenderedPageBreak/>
               <w:t>W2</w:t>
             </w:r>
           </w:p>
@@ -9835,15 +9952,7 @@
                 <w:color w:val="B2A1C7" w:themeColor="accent4" w:themeTint="99"/>
                 <w:lang w:val="de-CH" w:eastAsia="de-CH"/>
               </w:rPr>
-              <w:t xml:space="preserve">Bei längerem Ausfall Tasks im PSP und in </w:t>
-            </w:r>
-            <w:r>
-              <w:rPr>
-                <w:color w:val="B2A1C7" w:themeColor="accent4" w:themeTint="99"/>
-                <w:lang w:val="de-CH" w:eastAsia="de-CH"/>
-              </w:rPr>
-              <w:lastRenderedPageBreak/>
-              <w:t>GitHub neu verteilen, Scope bei Bedarf mit Auftraggeber nach unten anpassen</w:t>
+              <w:t>Bei längerem Ausfall Tasks im PSP und in GitHub neu verteilen, Scope bei Bedarf mit Auftraggeber nach unten anpassen</w:t>
             </w:r>
             <w:r>
               <w:rPr>
@@ -9880,7 +9989,6 @@
                 <w:color w:val="B2A1C7" w:themeColor="accent4" w:themeTint="99"/>
                 <w:lang w:val="de-CH" w:eastAsia="de-CH"/>
               </w:rPr>
-              <w:lastRenderedPageBreak/>
               <w:t>R5: Kommunikationsprobleme im Homeoffice</w:t>
             </w:r>
           </w:p>
@@ -10376,14 +10484,14 @@
         <w:suppressAutoHyphens w:val="0"/>
         <w:spacing w:before="120" w:after="120" w:line="288" w:lineRule="auto"/>
       </w:pPr>
-      <w:bookmarkStart w:id="23" w:name="_Toc223451544"/>
+      <w:bookmarkStart w:id="23" w:name="_Toc224146635"/>
       <w:r>
         <w:rPr>
           <w:noProof/>
           <w:lang w:eastAsia="de-CH"/>
         </w:rPr>
         <w:lastRenderedPageBreak/>
-        <w:object w:dxaOrig="1440" w:dyaOrig="1440" w14:anchorId="09521D3B">
+        <w:object w:dxaOrig="1440" w:dyaOrig="1440" w14:anchorId="299A21F2">
           <v:shapetype id="_x0000_t75" coordsize="21600,21600" o:spt="75" o:preferrelative="t" path="m@4@5l@4@11@9@11@9@5xe" filled="f" stroked="f">
             <v:stroke joinstyle="miter"/>
             <v:formulas>
@@ -10403,11 +10511,11 @@
             <v:path o:extrusionok="f" gradientshapeok="t" o:connecttype="rect"/>
             <o:lock v:ext="edit" aspectratio="t"/>
           </v:shapetype>
-          <v:shape id="_x0000_s2050" type="#_x0000_t75" style="position:absolute;left:0;text-align:left;margin-left:1.65pt;margin-top:21.95pt;width:479.7pt;height:324.95pt;z-index:251658240;mso-position-horizontal-relative:text;mso-position-vertical-relative:text">
+          <v:shape id="_x0000_s2050" type="#_x0000_t75" alt="" style="position:absolute;left:0;text-align:left;margin-left:1.65pt;margin-top:21.95pt;width:479.7pt;height:324.95pt;z-index:251658240;mso-wrap-edited:f;mso-width-percent:0;mso-height-percent:0;mso-position-horizontal-relative:text;mso-position-vertical-relative:text;mso-width-percent:0;mso-height-percent:0">
             <v:imagedata r:id="rId27" o:title=""/>
             <w10:wrap type="square" side="right"/>
           </v:shape>
-          <o:OLEObject Type="Embed" ProgID="Excel.Sheet.12" ShapeID="_x0000_s2050" DrawAspect="Content" ObjectID="_1835095748" r:id="rId28"/>
+          <o:OLEObject Type="Embed" ProgID="Excel.Sheet.12" ShapeID="_x0000_s2050" DrawAspect="Content" ObjectID="_1834759666" r:id="rId28"/>
         </w:object>
       </w:r>
       <w:r>
@@ -10531,7 +10639,7 @@
           <w:lang w:eastAsia="de-CH"/>
         </w:rPr>
       </w:pPr>
-      <w:bookmarkStart w:id="24" w:name="_Toc223451545"/>
+      <w:bookmarkStart w:id="24" w:name="_Toc224146636"/>
       <w:r>
         <w:lastRenderedPageBreak/>
         <w:t>Zeitplanung</w:t>
@@ -11382,7 +11490,23 @@
                 <w:lang w:val="de-CH" w:eastAsia="de-CH"/>
               </w:rPr>
               <w:noBreakHyphen/>
-              <w:t>Release, Schlussbericht, Lessons Learned, finale Bewertung</w:t>
+              <w:t xml:space="preserve">Release, Schlussbericht, </w:t>
+            </w:r>
+            <w:proofErr w:type="spellStart"/>
+            <w:r>
+              <w:rPr>
+                <w:color w:val="B2A1C7" w:themeColor="accent4" w:themeTint="99"/>
+                <w:lang w:val="de-CH" w:eastAsia="de-CH"/>
+              </w:rPr>
+              <w:t>Lessons</w:t>
+            </w:r>
+            <w:proofErr w:type="spellEnd"/>
+            <w:r>
+              <w:rPr>
+                <w:color w:val="B2A1C7" w:themeColor="accent4" w:themeTint="99"/>
+                <w:lang w:val="de-CH" w:eastAsia="de-CH"/>
+              </w:rPr>
+              <w:t xml:space="preserve"> Learned, finale Bewertung</w:t>
             </w:r>
           </w:p>
         </w:tc>
@@ -11416,11 +11540,11 @@
           <w:lang w:eastAsia="de-CH"/>
         </w:rPr>
       </w:pPr>
-      <w:bookmarkStart w:id="26" w:name="_Toc223451546"/>
+      <w:bookmarkStart w:id="26" w:name="_Toc224146637"/>
       <w:r>
         <w:t>Anforderungen</w:t>
       </w:r>
-      <w:bookmarkEnd w:id="20"/>
+      <w:bookmarkEnd w:id="19"/>
       <w:bookmarkEnd w:id="25"/>
       <w:bookmarkEnd w:id="26"/>
     </w:p>
@@ -11708,7 +11832,21 @@
                 <w:color w:val="B2A1C7" w:themeColor="accent4" w:themeTint="99"/>
                 <w:lang w:val="de-CH"/>
               </w:rPr>
-              <w:t>Der Spieler kann die Figur über Tastatur (z.B. WASD + Schiessen) präzise steuern; Steuerung wird im Spiel oder Handbuch erklär</w:t>
+              <w:t>Der Spieler kann die Figur über Tastatur</w:t>
+            </w:r>
+            <w:r>
+              <w:rPr>
+                <w:color w:val="B2A1C7" w:themeColor="accent4" w:themeTint="99"/>
+                <w:lang w:val="de-CH"/>
+              </w:rPr>
+              <w:t>/Maus</w:t>
+            </w:r>
+            <w:r>
+              <w:rPr>
+                <w:color w:val="B2A1C7" w:themeColor="accent4" w:themeTint="99"/>
+                <w:lang w:val="de-CH"/>
+              </w:rPr>
+              <w:t xml:space="preserve"> (z.B. WASD + Schiessen) präzise steuern; Steuerung wird im Spiel erklär</w:t>
             </w:r>
             <w:r>
               <w:rPr>
@@ -11803,6 +11941,7 @@
               <w:tabs>
                 <w:tab w:val="left" w:pos="3262"/>
               </w:tabs>
+              <w:spacing w:after="0"/>
               <w:rPr>
                 <w:color w:val="B2A1C7" w:themeColor="accent4" w:themeTint="99"/>
                 <w:lang w:val="de-CH"/>
@@ -11820,27 +11959,30 @@
                 <w:color w:val="B2A1C7" w:themeColor="accent4" w:themeTint="99"/>
                 <w:lang w:val="de-CH"/>
               </w:rPr>
-              <w:t>s gibt mindestens einen Gegnertyp, der sich bewegt und den Spieler schädigen kann; Treffer und Lebenspunkte werden visuell angezeigt</w:t>
+              <w:t xml:space="preserve">s gibt mindestens einen Gegnertyp, der sich bewegt und den Spieler schädigen kann; Treffer und Lebenspunkte </w:t>
             </w:r>
             <w:r>
               <w:rPr>
                 <w:color w:val="B2A1C7" w:themeColor="accent4" w:themeTint="99"/>
                 <w:lang w:val="de-CH"/>
               </w:rPr>
-              <w:t>.</w:t>
-            </w:r>
-          </w:p>
-        </w:tc>
-        <w:tc>
-          <w:tcPr>
-            <w:tcW w:w="3404" w:type="dxa"/>
-          </w:tcPr>
+              <w:t xml:space="preserve">(Player) </w:t>
+            </w:r>
+            <w:r>
+              <w:rPr>
+                <w:color w:val="B2A1C7" w:themeColor="accent4" w:themeTint="99"/>
+                <w:lang w:val="de-CH"/>
+              </w:rPr>
+              <w:t xml:space="preserve">werden </w:t>
+            </w:r>
+          </w:p>
           <w:p>
             <w:pPr>
               <w:pStyle w:val="TextCDB"/>
               <w:tabs>
                 <w:tab w:val="left" w:pos="3262"/>
               </w:tabs>
+              <w:spacing w:after="0"/>
               <w:rPr>
                 <w:color w:val="B2A1C7" w:themeColor="accent4" w:themeTint="99"/>
                 <w:lang w:val="de-CH"/>
@@ -11851,13 +11993,20 @@
                 <w:color w:val="B2A1C7" w:themeColor="accent4" w:themeTint="99"/>
                 <w:lang w:val="de-CH"/>
               </w:rPr>
-              <w:t>funktional</w:t>
-            </w:r>
-          </w:p>
-        </w:tc>
-        <w:tc>
-          <w:tcPr>
-            <w:tcW w:w="1410" w:type="dxa"/>
+              <w:t>visuell angezeigt</w:t>
+            </w:r>
+            <w:r>
+              <w:rPr>
+                <w:color w:val="B2A1C7" w:themeColor="accent4" w:themeTint="99"/>
+                <w:lang w:val="de-CH"/>
+              </w:rPr>
+              <w:t>.</w:t>
+            </w:r>
+          </w:p>
+        </w:tc>
+        <w:tc>
+          <w:tcPr>
+            <w:tcW w:w="3404" w:type="dxa"/>
           </w:tcPr>
           <w:p>
             <w:pPr>
@@ -11875,15 +12024,13 @@
                 <w:color w:val="B2A1C7" w:themeColor="accent4" w:themeTint="99"/>
                 <w:lang w:val="de-CH"/>
               </w:rPr>
-              <w:t>Z1</w:t>
-            </w:r>
-          </w:p>
-        </w:tc>
-      </w:tr>
-      <w:tr>
-        <w:tc>
-          <w:tcPr>
-            <w:tcW w:w="704" w:type="dxa"/>
+              <w:t>funktional</w:t>
+            </w:r>
+          </w:p>
+        </w:tc>
+        <w:tc>
+          <w:tcPr>
+            <w:tcW w:w="1410" w:type="dxa"/>
           </w:tcPr>
           <w:p>
             <w:pPr>
@@ -11901,14 +12048,15 @@
                 <w:color w:val="B2A1C7" w:themeColor="accent4" w:themeTint="99"/>
                 <w:lang w:val="de-CH"/>
               </w:rPr>
-              <w:lastRenderedPageBreak/>
-              <w:t>A4</w:t>
-            </w:r>
-          </w:p>
-        </w:tc>
-        <w:tc>
-          <w:tcPr>
-            <w:tcW w:w="4109" w:type="dxa"/>
+              <w:t>Z1</w:t>
+            </w:r>
+          </w:p>
+        </w:tc>
+      </w:tr>
+      <w:tr>
+        <w:tc>
+          <w:tcPr>
+            <w:tcW w:w="704" w:type="dxa"/>
           </w:tcPr>
           <w:p>
             <w:pPr>
@@ -11926,13 +12074,14 @@
                 <w:color w:val="B2A1C7" w:themeColor="accent4" w:themeTint="99"/>
                 <w:lang w:val="de-CH"/>
               </w:rPr>
-              <w:t>Das Spiel zeigt einen Punktestand bzw. Score an und setzt diesen beim Neustart korrekt zurück</w:t>
-            </w:r>
-          </w:p>
-        </w:tc>
-        <w:tc>
-          <w:tcPr>
-            <w:tcW w:w="3404" w:type="dxa"/>
+              <w:lastRenderedPageBreak/>
+              <w:t>A4</w:t>
+            </w:r>
+          </w:p>
+        </w:tc>
+        <w:tc>
+          <w:tcPr>
+            <w:tcW w:w="4109" w:type="dxa"/>
           </w:tcPr>
           <w:p>
             <w:pPr>
@@ -11950,13 +12099,13 @@
                 <w:color w:val="B2A1C7" w:themeColor="accent4" w:themeTint="99"/>
                 <w:lang w:val="de-CH"/>
               </w:rPr>
-              <w:t>funktional</w:t>
-            </w:r>
-          </w:p>
-        </w:tc>
-        <w:tc>
-          <w:tcPr>
-            <w:tcW w:w="1410" w:type="dxa"/>
+              <w:t>Das Spiel zeigt einen Punktestand bzw. Score an und setzt diesen beim Neustart korrekt zurück</w:t>
+            </w:r>
+          </w:p>
+        </w:tc>
+        <w:tc>
+          <w:tcPr>
+            <w:tcW w:w="3404" w:type="dxa"/>
           </w:tcPr>
           <w:p>
             <w:pPr>
@@ -11974,15 +12123,13 @@
                 <w:color w:val="B2A1C7" w:themeColor="accent4" w:themeTint="99"/>
                 <w:lang w:val="de-CH"/>
               </w:rPr>
-              <w:t>Z1</w:t>
-            </w:r>
-          </w:p>
-        </w:tc>
-      </w:tr>
-      <w:tr>
-        <w:tc>
-          <w:tcPr>
-            <w:tcW w:w="704" w:type="dxa"/>
+              <w:t>funktional</w:t>
+            </w:r>
+          </w:p>
+        </w:tc>
+        <w:tc>
+          <w:tcPr>
+            <w:tcW w:w="1410" w:type="dxa"/>
           </w:tcPr>
           <w:p>
             <w:pPr>
@@ -12000,13 +12147,15 @@
                 <w:color w:val="B2A1C7" w:themeColor="accent4" w:themeTint="99"/>
                 <w:lang w:val="de-CH"/>
               </w:rPr>
-              <w:t>A5</w:t>
-            </w:r>
-          </w:p>
-        </w:tc>
-        <w:tc>
-          <w:tcPr>
-            <w:tcW w:w="4109" w:type="dxa"/>
+              <w:t>Z1</w:t>
+            </w:r>
+          </w:p>
+        </w:tc>
+      </w:tr>
+      <w:tr>
+        <w:tc>
+          <w:tcPr>
+            <w:tcW w:w="704" w:type="dxa"/>
           </w:tcPr>
           <w:p>
             <w:pPr>
@@ -12024,21 +12173,13 @@
                 <w:color w:val="B2A1C7" w:themeColor="accent4" w:themeTint="99"/>
                 <w:lang w:val="de-CH"/>
               </w:rPr>
-              <w:t>Das Spiel läuft stabil ohne Abstürze in der Zielumgebung des Moduls (Schulrechner / Homeoffice</w:t>
-            </w:r>
-            <w:r>
-              <w:rPr>
-                <w:color w:val="B2A1C7" w:themeColor="accent4" w:themeTint="99"/>
-                <w:lang w:val="de-CH"/>
-              </w:rPr>
-              <w:noBreakHyphen/>
-              <w:t>Setup) und reagiert flüssig.</w:t>
-            </w:r>
-          </w:p>
-        </w:tc>
-        <w:tc>
-          <w:tcPr>
-            <w:tcW w:w="3404" w:type="dxa"/>
+              <w:t>A5</w:t>
+            </w:r>
+          </w:p>
+        </w:tc>
+        <w:tc>
+          <w:tcPr>
+            <w:tcW w:w="4109" w:type="dxa"/>
           </w:tcPr>
           <w:p>
             <w:pPr>
@@ -12056,13 +12197,21 @@
                 <w:color w:val="B2A1C7" w:themeColor="accent4" w:themeTint="99"/>
                 <w:lang w:val="de-CH"/>
               </w:rPr>
-              <w:t>nicht-funktional</w:t>
-            </w:r>
-          </w:p>
-        </w:tc>
-        <w:tc>
-          <w:tcPr>
-            <w:tcW w:w="1410" w:type="dxa"/>
+              <w:t>Das Spiel läuft stabil ohne Abstürze in der Zielumgebung (Schulrechner / Homeoffice</w:t>
+            </w:r>
+            <w:r>
+              <w:rPr>
+                <w:color w:val="B2A1C7" w:themeColor="accent4" w:themeTint="99"/>
+                <w:lang w:val="de-CH"/>
+              </w:rPr>
+              <w:noBreakHyphen/>
+              <w:t>Setup) und reagiert flüssig.</w:t>
+            </w:r>
+          </w:p>
+        </w:tc>
+        <w:tc>
+          <w:tcPr>
+            <w:tcW w:w="3404" w:type="dxa"/>
           </w:tcPr>
           <w:p>
             <w:pPr>
@@ -12080,15 +12229,13 @@
                 <w:color w:val="B2A1C7" w:themeColor="accent4" w:themeTint="99"/>
                 <w:lang w:val="de-CH"/>
               </w:rPr>
-              <w:t>Z1, Z3</w:t>
-            </w:r>
-          </w:p>
-        </w:tc>
-      </w:tr>
-      <w:tr>
-        <w:tc>
-          <w:tcPr>
-            <w:tcW w:w="704" w:type="dxa"/>
+              <w:t>nicht-funktional</w:t>
+            </w:r>
+          </w:p>
+        </w:tc>
+        <w:tc>
+          <w:tcPr>
+            <w:tcW w:w="1410" w:type="dxa"/>
           </w:tcPr>
           <w:p>
             <w:pPr>
@@ -12106,13 +12253,15 @@
                 <w:color w:val="B2A1C7" w:themeColor="accent4" w:themeTint="99"/>
                 <w:lang w:val="de-CH"/>
               </w:rPr>
-              <w:t>A6</w:t>
-            </w:r>
-          </w:p>
-        </w:tc>
-        <w:tc>
-          <w:tcPr>
-            <w:tcW w:w="4109" w:type="dxa"/>
+              <w:t>Z1, Z3</w:t>
+            </w:r>
+          </w:p>
+        </w:tc>
+      </w:tr>
+      <w:tr>
+        <w:tc>
+          <w:tcPr>
+            <w:tcW w:w="704" w:type="dxa"/>
           </w:tcPr>
           <w:p>
             <w:pPr>
@@ -12130,6 +12279,30 @@
                 <w:color w:val="B2A1C7" w:themeColor="accent4" w:themeTint="99"/>
                 <w:lang w:val="de-CH"/>
               </w:rPr>
+              <w:t>A6</w:t>
+            </w:r>
+          </w:p>
+        </w:tc>
+        <w:tc>
+          <w:tcPr>
+            <w:tcW w:w="4109" w:type="dxa"/>
+          </w:tcPr>
+          <w:p>
+            <w:pPr>
+              <w:pStyle w:val="TextCDB"/>
+              <w:tabs>
+                <w:tab w:val="left" w:pos="3262"/>
+              </w:tabs>
+              <w:rPr>
+                <w:color w:val="B2A1C7" w:themeColor="accent4" w:themeTint="99"/>
+                <w:lang w:val="de-CH"/>
+              </w:rPr>
+            </w:pPr>
+            <w:r>
+              <w:rPr>
+                <w:color w:val="B2A1C7" w:themeColor="accent4" w:themeTint="99"/>
+                <w:lang w:val="de-CH"/>
+              </w:rPr>
               <w:t>D</w:t>
             </w:r>
             <w:r>
@@ -12153,6 +12326,13 @@
                 <w:lang w:val="de-CH"/>
               </w:rPr>
               <w:t>.</w:t>
+            </w:r>
+            <w:r>
+              <w:rPr>
+                <w:color w:val="B2A1C7" w:themeColor="accent4" w:themeTint="99"/>
+                <w:lang w:val="de-CH"/>
+              </w:rPr>
+              <w:t xml:space="preserve"> (README.md)</w:t>
             </w:r>
           </w:p>
         </w:tc>
@@ -12812,7 +12992,7 @@
         <w:suppressAutoHyphens w:val="0"/>
         <w:spacing w:before="120" w:after="120" w:line="288" w:lineRule="auto"/>
       </w:pPr>
-      <w:bookmarkStart w:id="27" w:name="_Toc223451547"/>
+      <w:bookmarkStart w:id="27" w:name="_Toc224146638"/>
       <w:r>
         <w:lastRenderedPageBreak/>
         <w:t>Beschreibung Spiel</w:t>
@@ -12821,707 +13001,9 @@
     </w:p>
     <w:p>
       <w:pPr>
-        <w:pStyle w:val="berschrift2"/>
-        <w:numPr>
-          <w:ilvl w:val="1"/>
-          <w:numId w:val="19"/>
-        </w:numPr>
-      </w:pPr>
-      <w:r>
-        <w:t>Game Loop</w:t>
-      </w:r>
-    </w:p>
-    <w:p>
-      <w:pPr>
-        <w:rPr>
-          <w:lang w:eastAsia="de-CH"/>
-        </w:rPr>
-      </w:pPr>
-    </w:p>
-    <w:p>
-      <w:pPr>
-        <w:rPr>
-          <w:lang w:eastAsia="de-CH"/>
-        </w:rPr>
-      </w:pPr>
-      <w:r>
-        <w:rPr>
-          <w:lang w:eastAsia="de-CH"/>
-        </w:rPr>
-        <w:t>Der Kern des Spiels besteht aus dem Überlebenskampf gegen kontinuierlich spawnende Gegnerwellen.</w:t>
-      </w:r>
-    </w:p>
-    <w:p>
-      <w:pPr>
-        <w:rPr>
-          <w:lang w:eastAsia="de-CH"/>
-        </w:rPr>
-      </w:pPr>
-    </w:p>
-    <w:p>
-      <w:pPr>
-        <w:pStyle w:val="Listenabsatz"/>
-        <w:numPr>
-          <w:ilvl w:val="0"/>
-          <w:numId w:val="39"/>
-        </w:numPr>
-        <w:rPr>
-          <w:lang w:eastAsia="de-CH"/>
-        </w:rPr>
-      </w:pPr>
-      <w:r>
-        <w:rPr>
-          <w:b/>
-          <w:bCs/>
-          <w:lang w:eastAsia="de-CH"/>
-        </w:rPr>
-        <w:t>Progression</w:t>
-      </w:r>
-      <w:r>
-        <w:rPr>
-          <w:lang w:eastAsia="de-CH"/>
-        </w:rPr>
-        <w:t>: Durch das Eliminieren von Gegnern erhält der Spieler Punkte (+1 Score). Das Ziel ist das Erreichen von Level 2 und ein möglichst hoher Highscore.</w:t>
-      </w:r>
-    </w:p>
-    <w:p>
-      <w:pPr>
-        <w:pStyle w:val="Listenabsatz"/>
-        <w:numPr>
-          <w:ilvl w:val="0"/>
-          <w:numId w:val="39"/>
-        </w:numPr>
-        <w:rPr>
-          <w:lang w:eastAsia="de-CH"/>
-        </w:rPr>
-      </w:pPr>
-      <w:r>
-        <w:rPr>
-          <w:b/>
-          <w:bCs/>
-          <w:lang w:eastAsia="de-CH"/>
-        </w:rPr>
-        <w:t>Zustandssteuerung (</w:t>
-      </w:r>
-      <w:r>
-        <w:rPr>
-          <w:b/>
-          <w:bCs/>
-          <w:lang w:eastAsia="de-CH"/>
-        </w:rPr>
-        <w:t>Pause)</w:t>
-      </w:r>
-      <w:r>
-        <w:rPr>
-          <w:lang w:eastAsia="de-CH"/>
-        </w:rPr>
-        <w:t>: Das Spiel nutzt eine State-</w:t>
-      </w:r>
-      <w:proofErr w:type="spellStart"/>
-      <w:r>
-        <w:rPr>
-          <w:lang w:eastAsia="de-CH"/>
-        </w:rPr>
-        <w:t>Machine</w:t>
-      </w:r>
-      <w:proofErr w:type="spellEnd"/>
-      <w:r>
-        <w:rPr>
-          <w:lang w:eastAsia="de-CH"/>
-        </w:rPr>
-        <w:t xml:space="preserve">. Über die ESC-Taste kann das Spiel jederzeit pausiert werden. Dabei wird die Update-Logik (Bewegung, </w:t>
-      </w:r>
-      <w:proofErr w:type="spellStart"/>
-      <w:r>
-        <w:rPr>
-          <w:lang w:eastAsia="de-CH"/>
-        </w:rPr>
-        <w:t>Spawning</w:t>
-      </w:r>
-      <w:proofErr w:type="spellEnd"/>
-      <w:r>
-        <w:rPr>
-          <w:lang w:eastAsia="de-CH"/>
-        </w:rPr>
-        <w:t xml:space="preserve">, </w:t>
-      </w:r>
-      <w:proofErr w:type="spellStart"/>
-      <w:r>
-        <w:rPr>
-          <w:lang w:eastAsia="de-CH"/>
-        </w:rPr>
-        <w:t>Timer</w:t>
-      </w:r>
-      <w:proofErr w:type="spellEnd"/>
-      <w:r>
-        <w:rPr>
-          <w:lang w:eastAsia="de-CH"/>
-        </w:rPr>
-        <w:t>) eingefroren, während das aktuelle Spielfeld im Hintergrund sichtbar bleibt.</w:t>
-      </w:r>
-    </w:p>
-    <w:p>
-      <w:pPr>
-        <w:rPr>
-          <w:lang w:eastAsia="de-CH"/>
-        </w:rPr>
-      </w:pPr>
-    </w:p>
-    <w:p>
-      <w:pPr>
-        <w:pStyle w:val="berschrift2"/>
-        <w:numPr>
-          <w:ilvl w:val="1"/>
-          <w:numId w:val="19"/>
-        </w:numPr>
-        <w:rPr>
-          <w:lang w:eastAsia="de-CH"/>
-        </w:rPr>
-      </w:pPr>
-      <w:r>
-        <w:rPr>
-          <w:lang w:eastAsia="de-CH"/>
-        </w:rPr>
-        <w:t>Entity</w:t>
-      </w:r>
-    </w:p>
-    <w:p>
-      <w:pPr>
-        <w:pStyle w:val="berschrift3"/>
-        <w:numPr>
-          <w:ilvl w:val="2"/>
-          <w:numId w:val="19"/>
-        </w:numPr>
-        <w:rPr>
-          <w:sz w:val="24"/>
-          <w:szCs w:val="24"/>
-          <w:lang w:eastAsia="de-CH"/>
-        </w:rPr>
-      </w:pPr>
-      <w:r>
-        <w:rPr>
-          <w:sz w:val="24"/>
-          <w:szCs w:val="24"/>
-          <w:lang w:eastAsia="de-CH"/>
-        </w:rPr>
-        <w:t>Spieler</w:t>
-      </w:r>
-    </w:p>
-    <w:p>
-      <w:pPr>
-        <w:rPr>
-          <w:lang w:eastAsia="de-CH"/>
-        </w:rPr>
-      </w:pPr>
-    </w:p>
-    <w:p>
-      <w:pPr>
-        <w:pStyle w:val="Listenabsatz"/>
-        <w:numPr>
-          <w:ilvl w:val="0"/>
-          <w:numId w:val="40"/>
-        </w:numPr>
-        <w:rPr>
-          <w:lang w:eastAsia="de-CH"/>
-        </w:rPr>
-      </w:pPr>
-      <w:r>
-        <w:rPr>
-          <w:b/>
-          <w:bCs/>
-          <w:lang w:eastAsia="de-CH"/>
-        </w:rPr>
-        <w:t>Leben</w:t>
-      </w:r>
-      <w:r>
-        <w:rPr>
-          <w:lang w:eastAsia="de-CH"/>
-        </w:rPr>
-        <w:t>: Maximal 3 Lebenspunkte.</w:t>
-      </w:r>
-    </w:p>
-    <w:p>
-      <w:pPr>
-        <w:pStyle w:val="Listenabsatz"/>
-        <w:numPr>
-          <w:ilvl w:val="0"/>
-          <w:numId w:val="40"/>
-        </w:numPr>
-        <w:rPr>
-          <w:lang w:eastAsia="de-CH"/>
-        </w:rPr>
-      </w:pPr>
-      <w:r>
-        <w:rPr>
-          <w:b/>
-          <w:bCs/>
-          <w:lang w:eastAsia="de-CH"/>
-        </w:rPr>
-        <w:t>Munition</w:t>
-      </w:r>
-      <w:r>
-        <w:rPr>
-          <w:lang w:eastAsia="de-CH"/>
-        </w:rPr>
-        <w:t xml:space="preserve">: Begrenztes Magazin mit manuellem/automatischem </w:t>
-      </w:r>
-      <w:proofErr w:type="spellStart"/>
-      <w:r>
-        <w:rPr>
-          <w:lang w:eastAsia="de-CH"/>
-        </w:rPr>
-        <w:t>Reload</w:t>
-      </w:r>
-      <w:proofErr w:type="spellEnd"/>
-      <w:r>
-        <w:rPr>
-          <w:lang w:eastAsia="de-CH"/>
-        </w:rPr>
-        <w:t xml:space="preserve"> (R-Taste). Als Belohnung für den Fortschritt erhöht sich die maximale Magazinkapazität alle 100 Punkte um +5 Schuss.</w:t>
-      </w:r>
-    </w:p>
-    <w:p>
-      <w:pPr>
-        <w:pStyle w:val="Listenabsatz"/>
-        <w:numPr>
-          <w:ilvl w:val="0"/>
-          <w:numId w:val="40"/>
-        </w:numPr>
-        <w:rPr>
-          <w:lang w:eastAsia="de-CH"/>
-        </w:rPr>
-      </w:pPr>
-      <w:r>
-        <w:rPr>
-          <w:b/>
-          <w:bCs/>
-          <w:lang w:eastAsia="de-CH"/>
-        </w:rPr>
-        <w:t>Score</w:t>
-      </w:r>
-      <w:r>
-        <w:rPr>
-          <w:lang w:eastAsia="de-CH"/>
-        </w:rPr>
-        <w:t xml:space="preserve"> Akkumulierte Punkte durch besiegte Gegner.</w:t>
-      </w:r>
-    </w:p>
-    <w:p>
-      <w:pPr>
-        <w:pStyle w:val="Listenabsatz"/>
-        <w:numPr>
-          <w:ilvl w:val="0"/>
-          <w:numId w:val="40"/>
-        </w:numPr>
-        <w:rPr>
-          <w:lang w:eastAsia="de-CH"/>
-        </w:rPr>
-      </w:pPr>
-      <w:r>
-        <w:rPr>
-          <w:b/>
-          <w:bCs/>
-          <w:lang w:eastAsia="de-CH"/>
-        </w:rPr>
-        <w:t>Waffe</w:t>
-      </w:r>
-      <w:r>
-        <w:rPr>
-          <w:lang w:eastAsia="de-CH"/>
-        </w:rPr>
-        <w:t>: Eine Fernkampfwaffe (</w:t>
-      </w:r>
-      <w:r>
-        <w:rPr>
-          <w:lang w:eastAsia="de-CH"/>
-        </w:rPr>
-        <w:t>Projektil Basis</w:t>
-      </w:r>
-      <w:r>
-        <w:rPr>
-          <w:lang w:eastAsia="de-CH"/>
-        </w:rPr>
-        <w:t>).</w:t>
-      </w:r>
-    </w:p>
-    <w:p>
-      <w:pPr>
-        <w:rPr>
-          <w:lang w:eastAsia="de-CH"/>
-        </w:rPr>
-      </w:pPr>
-    </w:p>
-    <w:p>
-      <w:pPr>
-        <w:pStyle w:val="berschrift3"/>
-        <w:numPr>
-          <w:ilvl w:val="2"/>
-          <w:numId w:val="19"/>
-        </w:numPr>
-        <w:rPr>
-          <w:sz w:val="24"/>
-          <w:szCs w:val="24"/>
-          <w:lang w:eastAsia="de-CH"/>
-        </w:rPr>
-      </w:pPr>
-      <w:r>
-        <w:rPr>
-          <w:sz w:val="24"/>
-          <w:szCs w:val="24"/>
-          <w:lang w:eastAsia="de-CH"/>
-        </w:rPr>
-        <w:t>Gegner</w:t>
-      </w:r>
-    </w:p>
-    <w:p>
-      <w:pPr>
-        <w:rPr>
-          <w:lang w:eastAsia="de-CH"/>
-        </w:rPr>
-      </w:pPr>
-    </w:p>
-    <w:p>
-      <w:pPr>
-        <w:pStyle w:val="Listenabsatz"/>
-        <w:numPr>
-          <w:ilvl w:val="0"/>
-          <w:numId w:val="41"/>
-        </w:numPr>
-        <w:rPr>
-          <w:lang w:eastAsia="de-CH"/>
-        </w:rPr>
-      </w:pPr>
-      <w:r>
-        <w:rPr>
-          <w:b/>
-          <w:bCs/>
-          <w:lang w:eastAsia="de-CH"/>
-        </w:rPr>
-        <w:t>Skalierung</w:t>
-      </w:r>
-      <w:r>
-        <w:rPr>
-          <w:lang w:eastAsia="de-CH"/>
-        </w:rPr>
-        <w:t xml:space="preserve">: Mit steigendem Score erhöhen sich die Geschwindigkeit und die </w:t>
-      </w:r>
-      <w:proofErr w:type="spellStart"/>
-      <w:r>
-        <w:rPr>
-          <w:lang w:eastAsia="de-CH"/>
-        </w:rPr>
-        <w:t>Spawnmenge</w:t>
-      </w:r>
-      <w:proofErr w:type="spellEnd"/>
-      <w:r>
-        <w:rPr>
-          <w:lang w:eastAsia="de-CH"/>
-        </w:rPr>
-        <w:t xml:space="preserve"> und die Schwierigkeit der Gegner.</w:t>
-      </w:r>
-    </w:p>
-    <w:p>
-      <w:pPr>
-        <w:pStyle w:val="Listenabsatz"/>
-        <w:numPr>
-          <w:ilvl w:val="0"/>
-          <w:numId w:val="41"/>
-        </w:numPr>
-        <w:rPr>
-          <w:lang w:eastAsia="de-CH"/>
-        </w:rPr>
-      </w:pPr>
-      <w:r>
-        <w:rPr>
-          <w:b/>
-          <w:bCs/>
-          <w:lang w:eastAsia="de-CH"/>
-        </w:rPr>
-        <w:t>Leben</w:t>
-      </w:r>
-      <w:r>
-        <w:rPr>
-          <w:lang w:eastAsia="de-CH"/>
-        </w:rPr>
-        <w:t>: Startwert beträgt 1 HP.</w:t>
-      </w:r>
-    </w:p>
-    <w:p>
-      <w:pPr>
-        <w:pStyle w:val="Listenabsatz"/>
-        <w:numPr>
-          <w:ilvl w:val="0"/>
-          <w:numId w:val="41"/>
-        </w:numPr>
-        <w:rPr>
-          <w:lang w:eastAsia="de-CH"/>
-        </w:rPr>
-      </w:pPr>
-      <w:r>
-        <w:rPr>
-          <w:b/>
-          <w:bCs/>
-          <w:lang w:eastAsia="de-CH"/>
-        </w:rPr>
-        <w:t>Nahkampfschaden</w:t>
-      </w:r>
-      <w:r>
-        <w:rPr>
-          <w:lang w:eastAsia="de-CH"/>
-        </w:rPr>
-        <w:t>: Bei physischem Kontakt mit dem Spieler verliert dieser Lebenspunkte.</w:t>
-      </w:r>
-    </w:p>
-    <w:p>
-      <w:pPr>
-        <w:pStyle w:val="Listenabsatz"/>
-        <w:numPr>
-          <w:ilvl w:val="0"/>
-          <w:numId w:val="41"/>
-        </w:numPr>
-        <w:rPr>
-          <w:lang w:eastAsia="de-CH"/>
-        </w:rPr>
-      </w:pPr>
-      <w:r>
-        <w:rPr>
-          <w:b/>
-          <w:bCs/>
-          <w:lang w:eastAsia="de-CH"/>
-        </w:rPr>
-        <w:t>Bewegung</w:t>
-      </w:r>
-      <w:r>
-        <w:rPr>
-          <w:lang w:eastAsia="de-CH"/>
-        </w:rPr>
-        <w:t>: Gegner verfolgen den Spieler aktiv auf der Karte.</w:t>
-      </w:r>
-    </w:p>
-    <w:p>
-      <w:pPr>
-        <w:pStyle w:val="Listenabsatz"/>
-        <w:numPr>
-          <w:ilvl w:val="0"/>
-          <w:numId w:val="41"/>
-        </w:numPr>
-        <w:rPr>
-          <w:lang w:eastAsia="de-CH"/>
-        </w:rPr>
-      </w:pPr>
-      <w:r>
-        <w:rPr>
-          <w:b/>
-          <w:bCs/>
-          <w:lang w:eastAsia="de-CH"/>
-        </w:rPr>
-        <w:t>Spawn-System</w:t>
-      </w:r>
-      <w:r>
-        <w:rPr>
-          <w:lang w:eastAsia="de-CH"/>
-        </w:rPr>
-        <w:t>: Gegner erscheinen an den Kartenrändern, jedoch außerhalb eines Sicherheitsradius um den Spieler.</w:t>
-      </w:r>
-    </w:p>
-    <w:p>
-      <w:pPr>
-        <w:rPr>
-          <w:lang w:eastAsia="de-CH"/>
-        </w:rPr>
-      </w:pPr>
-    </w:p>
-    <w:p>
-      <w:pPr>
-        <w:pStyle w:val="berschrift3"/>
-        <w:numPr>
-          <w:ilvl w:val="2"/>
-          <w:numId w:val="19"/>
-        </w:numPr>
-        <w:rPr>
-          <w:sz w:val="24"/>
-          <w:szCs w:val="24"/>
-          <w:lang w:eastAsia="de-CH"/>
-        </w:rPr>
-      </w:pPr>
-      <w:r>
-        <w:rPr>
-          <w:sz w:val="24"/>
-          <w:szCs w:val="24"/>
-          <w:lang w:eastAsia="de-CH"/>
-        </w:rPr>
-        <w:t>Projektile (Schüsse)</w:t>
-      </w:r>
-    </w:p>
-    <w:p>
-      <w:pPr>
-        <w:rPr>
-          <w:lang w:eastAsia="de-CH"/>
-        </w:rPr>
-      </w:pPr>
-    </w:p>
-    <w:p>
-      <w:pPr>
-        <w:pStyle w:val="Listenabsatz"/>
-        <w:numPr>
-          <w:ilvl w:val="0"/>
-          <w:numId w:val="42"/>
-        </w:numPr>
-        <w:rPr>
-          <w:lang w:eastAsia="de-CH"/>
-        </w:rPr>
-      </w:pPr>
-      <w:r>
-        <w:rPr>
-          <w:lang w:eastAsia="de-CH"/>
-        </w:rPr>
-        <w:t>Kleine Projektile, die bei Kollision Schaden verursachen.</w:t>
-      </w:r>
-    </w:p>
-    <w:p>
-      <w:pPr>
-        <w:pStyle w:val="Listenabsatz"/>
-        <w:numPr>
-          <w:ilvl w:val="0"/>
-          <w:numId w:val="42"/>
-        </w:numPr>
-        <w:rPr>
-          <w:lang w:eastAsia="de-CH"/>
-        </w:rPr>
-      </w:pPr>
-      <w:r>
-        <w:rPr>
-          <w:b/>
-          <w:bCs/>
-          <w:lang w:eastAsia="de-CH"/>
-        </w:rPr>
-        <w:t>Kollisionsverhalten</w:t>
-      </w:r>
-    </w:p>
-    <w:p>
-      <w:pPr>
-        <w:pStyle w:val="Listenabsatz"/>
-        <w:numPr>
-          <w:ilvl w:val="1"/>
-          <w:numId w:val="42"/>
-        </w:numPr>
-        <w:rPr>
-          <w:lang w:eastAsia="de-CH"/>
-        </w:rPr>
-      </w:pPr>
-      <w:r>
-        <w:rPr>
-          <w:b/>
-          <w:bCs/>
-          <w:lang w:eastAsia="de-CH"/>
-        </w:rPr>
-        <w:t>Hindernisse</w:t>
-      </w:r>
-      <w:r>
-        <w:rPr>
-          <w:lang w:eastAsia="de-CH"/>
-        </w:rPr>
-        <w:t>: Das Projektil wird bei Kontakt mit der Umgebung zerstört.</w:t>
-      </w:r>
-    </w:p>
-    <w:p>
-      <w:pPr>
-        <w:pStyle w:val="Listenabsatz"/>
-        <w:numPr>
-          <w:ilvl w:val="1"/>
-          <w:numId w:val="42"/>
-        </w:numPr>
-        <w:rPr>
-          <w:lang w:eastAsia="de-CH"/>
-        </w:rPr>
-      </w:pPr>
-      <w:r>
-        <w:rPr>
-          <w:b/>
-          <w:bCs/>
-          <w:lang w:eastAsia="de-CH"/>
-        </w:rPr>
-        <w:t>Gegner</w:t>
-      </w:r>
-      <w:r>
-        <w:rPr>
-          <w:lang w:eastAsia="de-CH"/>
-        </w:rPr>
-        <w:t>: Das Projektil fügt dem Gegner Schaden zu und wird meist zerstört.</w:t>
-      </w:r>
-    </w:p>
-    <w:p>
-      <w:pPr>
-        <w:rPr>
-          <w:lang w:eastAsia="de-CH"/>
-        </w:rPr>
-      </w:pPr>
-    </w:p>
-    <w:p>
-      <w:pPr>
-        <w:pStyle w:val="berschrift3"/>
-        <w:numPr>
-          <w:ilvl w:val="2"/>
-          <w:numId w:val="19"/>
-        </w:numPr>
-        <w:rPr>
-          <w:sz w:val="24"/>
-          <w:szCs w:val="24"/>
-          <w:lang w:eastAsia="de-CH"/>
-        </w:rPr>
-      </w:pPr>
-      <w:r>
-        <w:rPr>
-          <w:sz w:val="24"/>
-          <w:szCs w:val="24"/>
-          <w:lang w:eastAsia="de-CH"/>
-        </w:rPr>
-        <w:t>U</w:t>
-      </w:r>
-      <w:r>
-        <w:rPr>
-          <w:sz w:val="24"/>
-          <w:szCs w:val="24"/>
-          <w:lang w:eastAsia="de-CH"/>
-        </w:rPr>
-        <w:t>mgebung</w:t>
-      </w:r>
-    </w:p>
-    <w:p>
-      <w:pPr>
-        <w:rPr>
-          <w:lang w:eastAsia="de-CH"/>
-        </w:rPr>
-      </w:pPr>
-    </w:p>
-    <w:p>
-      <w:pPr>
-        <w:rPr>
-          <w:lang w:eastAsia="de-CH"/>
-        </w:rPr>
-      </w:pPr>
-      <w:r>
-        <w:rPr>
-          <w:lang w:eastAsia="de-CH"/>
-        </w:rPr>
-        <w:t>Die Karten werden manuell erstellt und enthalten statische Hindernisse, die weder von Spielern noch von Gegnern oder Projektilen passiert werden können.</w:t>
-      </w:r>
-    </w:p>
-    <w:p>
-      <w:pPr>
-        <w:rPr>
-          <w:lang w:eastAsia="de-CH"/>
-        </w:rPr>
-      </w:pPr>
-    </w:p>
-    <w:p>
-      <w:pPr>
-        <w:pStyle w:val="berschrift4"/>
-        <w:numPr>
-          <w:ilvl w:val="3"/>
-          <w:numId w:val="19"/>
-        </w:numPr>
-        <w:rPr>
+        <w:rPr>
+          <w:rFonts w:eastAsia="Times New Roman"/>
+          <w:color w:val="B2A1C7" w:themeColor="accent4" w:themeTint="99"/>
           <w:sz w:val="22"/>
           <w:szCs w:val="22"/>
           <w:lang w:eastAsia="de-CH"/>
@@ -13529,16 +13011,107 @@
       </w:pPr>
       <w:r>
         <w:rPr>
+          <w:rFonts w:eastAsia="Times New Roman"/>
+          <w:color w:val="B2A1C7" w:themeColor="accent4" w:themeTint="99"/>
           <w:sz w:val="22"/>
           <w:szCs w:val="22"/>
           <w:lang w:eastAsia="de-CH"/>
         </w:rPr>
-        <w:t>Level 1</w:t>
+        <w:t>Das Projekt „TD</w:t>
+      </w:r>
+      <w:r>
+        <w:rPr>
+          <w:rFonts w:eastAsia="Times New Roman"/>
+          <w:color w:val="B2A1C7" w:themeColor="accent4" w:themeTint="99"/>
+          <w:sz w:val="22"/>
+          <w:szCs w:val="22"/>
+          <w:lang w:eastAsia="de-CH"/>
+        </w:rPr>
+        <w:noBreakHyphen/>
+        <w:t>Shooter“ ist ein einfaches 2D</w:t>
+      </w:r>
+      <w:r>
+        <w:rPr>
+          <w:rFonts w:eastAsia="Times New Roman"/>
+          <w:color w:val="B2A1C7" w:themeColor="accent4" w:themeTint="99"/>
+          <w:sz w:val="22"/>
+          <w:szCs w:val="22"/>
+          <w:lang w:eastAsia="de-CH"/>
+        </w:rPr>
+        <w:noBreakHyphen/>
+        <w:t>Top</w:t>
+      </w:r>
+      <w:r>
+        <w:rPr>
+          <w:rFonts w:eastAsia="Times New Roman"/>
+          <w:color w:val="B2A1C7" w:themeColor="accent4" w:themeTint="99"/>
+          <w:sz w:val="22"/>
+          <w:szCs w:val="22"/>
+          <w:lang w:eastAsia="de-CH"/>
+        </w:rPr>
+        <w:noBreakHyphen/>
+        <w:t>Down</w:t>
+      </w:r>
+      <w:r>
+        <w:rPr>
+          <w:rFonts w:eastAsia="Times New Roman"/>
+          <w:color w:val="B2A1C7" w:themeColor="accent4" w:themeTint="99"/>
+          <w:sz w:val="22"/>
+          <w:szCs w:val="22"/>
+          <w:lang w:eastAsia="de-CH"/>
+        </w:rPr>
+        <w:noBreakHyphen/>
+        <w:t>Shooter</w:t>
+      </w:r>
+      <w:r>
+        <w:rPr>
+          <w:rFonts w:eastAsia="Times New Roman"/>
+          <w:color w:val="B2A1C7" w:themeColor="accent4" w:themeTint="99"/>
+          <w:sz w:val="22"/>
+          <w:szCs w:val="22"/>
+          <w:lang w:eastAsia="de-CH"/>
+        </w:rPr>
+        <w:noBreakHyphen/>
+        <w:t xml:space="preserve">Spiel, in dem der Spieler eine Figur aus der Vogelperspektive über ein Spielfeld steuert und gegen auftauchende Gegner antritt. Gesteuert wird die Spielfigur mit der Tastatur (z.B. WASD für Bewegung, </w:t>
+      </w:r>
+      <w:r>
+        <w:rPr>
+          <w:rFonts w:eastAsia="Times New Roman"/>
+          <w:color w:val="B2A1C7" w:themeColor="accent4" w:themeTint="99"/>
+          <w:sz w:val="22"/>
+          <w:szCs w:val="22"/>
+          <w:lang w:eastAsia="de-CH"/>
+        </w:rPr>
+        <w:t>und Maus</w:t>
+      </w:r>
+      <w:r>
+        <w:rPr>
+          <w:rFonts w:eastAsia="Times New Roman"/>
+          <w:color w:val="B2A1C7" w:themeColor="accent4" w:themeTint="99"/>
+          <w:sz w:val="22"/>
+          <w:szCs w:val="22"/>
+          <w:lang w:eastAsia="de-CH"/>
+        </w:rPr>
+        <w:t xml:space="preserve"> zum Schiessen), während Gegner den Spieler verfolgen oder beschiessen und bei Kollision bzw. Treffern Lebenspunkte abziehen. Durch das Ausschalten von Gegnern erhält der Spieler Punkte; bei Erreichen einer definierten Punktzahl oder nach einer bestimmten Überlebenszeit gilt das Level als gewonnen, bei Verlust aller Lebenspunkte als verloren</w:t>
+      </w:r>
+      <w:r>
+        <w:rPr>
+          <w:rFonts w:eastAsia="Times New Roman"/>
+          <w:color w:val="B2A1C7" w:themeColor="accent4" w:themeTint="99"/>
+          <w:sz w:val="22"/>
+          <w:szCs w:val="22"/>
+          <w:lang w:eastAsia="de-CH"/>
+        </w:rPr>
+        <w:t>.</w:t>
       </w:r>
     </w:p>
     <w:p>
       <w:pPr>
         <w:rPr>
+          <w:rFonts w:eastAsia="Times New Roman"/>
+          <w:color w:val="B2A1C7" w:themeColor="accent4" w:themeTint="99"/>
+          <w:sz w:val="22"/>
+          <w:szCs w:val="22"/>
           <w:lang w:eastAsia="de-CH"/>
         </w:rPr>
       </w:pPr>
@@ -13546,672 +13119,168 @@
     <w:p>
       <w:pPr>
         <w:rPr>
+          <w:rFonts w:eastAsia="Times New Roman"/>
+          <w:color w:val="B2A1C7" w:themeColor="accent4" w:themeTint="99"/>
+          <w:sz w:val="22"/>
+          <w:szCs w:val="22"/>
           <w:lang w:eastAsia="de-CH"/>
         </w:rPr>
       </w:pPr>
       <w:r>
         <w:rPr>
+          <w:rFonts w:eastAsia="Times New Roman"/>
+          <w:color w:val="B2A1C7" w:themeColor="accent4" w:themeTint="99"/>
+          <w:sz w:val="22"/>
+          <w:szCs w:val="22"/>
           <w:lang w:eastAsia="de-CH"/>
         </w:rPr>
-        <w:t>Wenige Hindernisse; dient als Tutorial zur Einführung in die Steuerung und Mechaniken.</w:t>
+        <w:t>Technisch wird das Spiel als 2D</w:t>
+      </w:r>
+      <w:r>
+        <w:rPr>
+          <w:rFonts w:eastAsia="Times New Roman"/>
+          <w:color w:val="B2A1C7" w:themeColor="accent4" w:themeTint="99"/>
+          <w:sz w:val="22"/>
+          <w:szCs w:val="22"/>
+          <w:lang w:eastAsia="de-CH"/>
+        </w:rPr>
+        <w:noBreakHyphen/>
+        <w:t>Spiel mit einer Python</w:t>
+      </w:r>
+      <w:r>
+        <w:rPr>
+          <w:rFonts w:eastAsia="Times New Roman"/>
+          <w:color w:val="B2A1C7" w:themeColor="accent4" w:themeTint="99"/>
+          <w:sz w:val="22"/>
+          <w:szCs w:val="22"/>
+          <w:lang w:eastAsia="de-CH"/>
+        </w:rPr>
+        <w:noBreakHyphen/>
+        <w:t>Bibliothek (</w:t>
+      </w:r>
+      <w:proofErr w:type="spellStart"/>
+      <w:r>
+        <w:rPr>
+          <w:rFonts w:eastAsia="Times New Roman"/>
+          <w:color w:val="B2A1C7" w:themeColor="accent4" w:themeTint="99"/>
+          <w:sz w:val="22"/>
+          <w:szCs w:val="22"/>
+          <w:lang w:eastAsia="de-CH"/>
+        </w:rPr>
+        <w:t>Pygame</w:t>
+      </w:r>
+      <w:proofErr w:type="spellEnd"/>
+      <w:r>
+        <w:rPr>
+          <w:rFonts w:eastAsia="Times New Roman"/>
+          <w:color w:val="B2A1C7" w:themeColor="accent4" w:themeTint="99"/>
+          <w:sz w:val="22"/>
+          <w:szCs w:val="22"/>
+          <w:lang w:eastAsia="de-CH"/>
+        </w:rPr>
+        <w:t>) umgesetzt und als ausführbare EXE für die Zielumgebung bereitgestellt, sodass es ohne Entwicklungsumgebung gestartet werden kann. Grafiken und Sounds sind bewusst einfach gehalten, um den Fokus auf eine stabile, gut steuerbare Spiellogik und die Umsetzung der Projekt</w:t>
+      </w:r>
+      <w:r>
+        <w:rPr>
+          <w:rFonts w:eastAsia="Times New Roman"/>
+          <w:color w:val="B2A1C7" w:themeColor="accent4" w:themeTint="99"/>
+          <w:sz w:val="22"/>
+          <w:szCs w:val="22"/>
+          <w:lang w:eastAsia="de-CH"/>
+        </w:rPr>
+        <w:noBreakHyphen/>
+        <w:t xml:space="preserve"> und Qualitätsanforderungen im Rahmen der sechs Kurstage zu legen</w:t>
+      </w:r>
+      <w:r>
+        <w:rPr>
+          <w:rFonts w:eastAsia="Times New Roman"/>
+          <w:color w:val="B2A1C7" w:themeColor="accent4" w:themeTint="99"/>
+          <w:sz w:val="22"/>
+          <w:szCs w:val="22"/>
+          <w:lang w:eastAsia="de-CH"/>
+        </w:rPr>
+        <w:t>.</w:t>
       </w:r>
     </w:p>
     <w:p>
       <w:pPr>
         <w:rPr>
+          <w:rFonts w:eastAsia="Times New Roman"/>
+          <w:color w:val="B2A1C7" w:themeColor="accent4" w:themeTint="99"/>
+          <w:sz w:val="22"/>
+          <w:szCs w:val="22"/>
           <w:lang w:eastAsia="de-CH"/>
         </w:rPr>
       </w:pPr>
     </w:p>
     <w:p>
       <w:pPr>
-        <w:pStyle w:val="berschrift4"/>
-        <w:numPr>
-          <w:ilvl w:val="3"/>
-          <w:numId w:val="19"/>
-        </w:numPr>
-        <w:rPr>
-          <w:sz w:val="22"/>
-          <w:szCs w:val="32"/>
+        <w:rPr>
+          <w:rFonts w:eastAsia="Times New Roman"/>
+          <w:b/>
+          <w:bCs/>
+          <w:color w:val="EE0000"/>
+          <w:sz w:val="36"/>
+          <w:szCs w:val="36"/>
           <w:lang w:eastAsia="de-CH"/>
         </w:rPr>
       </w:pPr>
       <w:r>
         <w:rPr>
-          <w:sz w:val="22"/>
-          <w:szCs w:val="32"/>
+          <w:rFonts w:eastAsia="Times New Roman"/>
+          <w:b/>
+          <w:bCs/>
+          <w:color w:val="EE0000"/>
+          <w:sz w:val="36"/>
+          <w:szCs w:val="36"/>
           <w:lang w:eastAsia="de-CH"/>
         </w:rPr>
-        <w:t>Level 2</w:t>
+        <w:t xml:space="preserve">Mit </w:t>
+      </w:r>
+      <w:proofErr w:type="gramStart"/>
+      <w:r>
+        <w:rPr>
+          <w:rFonts w:eastAsia="Times New Roman"/>
+          <w:b/>
+          <w:bCs/>
+          <w:color w:val="EE0000"/>
+          <w:sz w:val="36"/>
+          <w:szCs w:val="36"/>
+          <w:lang w:eastAsia="de-CH"/>
+        </w:rPr>
+        <w:t>GDD Input</w:t>
+      </w:r>
+      <w:proofErr w:type="gramEnd"/>
+      <w:r>
+        <w:rPr>
+          <w:rFonts w:eastAsia="Times New Roman"/>
+          <w:b/>
+          <w:bCs/>
+          <w:color w:val="EE0000"/>
+          <w:sz w:val="36"/>
+          <w:szCs w:val="36"/>
+          <w:lang w:eastAsia="de-CH"/>
+        </w:rPr>
+        <w:t xml:space="preserve"> Ergänzen</w:t>
       </w:r>
     </w:p>
     <w:p>
       <w:pPr>
-        <w:rPr>
-          <w:lang w:eastAsia="de-CH"/>
+        <w:pStyle w:val="TextCDB"/>
+        <w:tabs>
+          <w:tab w:val="left" w:pos="3262"/>
+        </w:tabs>
+        <w:rPr>
+          <w:lang w:val="de-CH"/>
         </w:rPr>
       </w:pPr>
     </w:p>
-    <w:p>
-      <w:pPr>
-        <w:rPr>
-          <w:lang w:eastAsia="de-CH"/>
-        </w:rPr>
-      </w:pPr>
-      <w:r>
-        <w:rPr>
-          <w:lang w:eastAsia="de-CH"/>
-        </w:rPr>
-        <w:t>Erhöhte Komplexität durch viele Hindernisse und Sackgassen, um den Spieler strategisch zu fordern.</w:t>
-      </w:r>
-    </w:p>
-    <w:p>
-      <w:pPr>
-        <w:rPr>
-          <w:lang w:eastAsia="de-CH"/>
-        </w:rPr>
-      </w:pPr>
-    </w:p>
-    <w:p>
-      <w:pPr>
-        <w:pStyle w:val="berschrift2"/>
-        <w:numPr>
-          <w:ilvl w:val="1"/>
-          <w:numId w:val="19"/>
-        </w:numPr>
-        <w:rPr>
-          <w:lang w:eastAsia="de-CH"/>
-        </w:rPr>
-      </w:pPr>
-      <w:r>
-        <w:rPr>
-          <w:lang w:eastAsia="de-CH"/>
-        </w:rPr>
-        <w:t>Benutzeroberfläche (Details)</w:t>
-      </w:r>
-    </w:p>
-    <w:p>
-      <w:pPr>
-        <w:rPr>
-          <w:lang w:eastAsia="de-CH"/>
-        </w:rPr>
-      </w:pPr>
-    </w:p>
-    <w:p>
-      <w:pPr>
-        <w:rPr>
-          <w:lang w:eastAsia="de-CH"/>
-        </w:rPr>
-      </w:pPr>
-      <w:r>
-        <w:rPr>
-          <w:lang w:eastAsia="de-CH"/>
-        </w:rPr>
-        <w:t xml:space="preserve">Bei einem Munitionserhöhung oder wenn die Gegneranzahl pro Welle </w:t>
-      </w:r>
-      <w:r>
-        <w:rPr>
-          <w:lang w:eastAsia="de-CH"/>
-        </w:rPr>
-        <w:t>erhöht,</w:t>
-      </w:r>
-      <w:r>
-        <w:rPr>
-          <w:lang w:eastAsia="de-CH"/>
-        </w:rPr>
-        <w:t xml:space="preserve"> werden kommt eine Benachrichtigung.</w:t>
-      </w:r>
-    </w:p>
-    <w:p>
-      <w:pPr>
-        <w:rPr>
-          <w:lang w:eastAsia="de-CH"/>
-        </w:rPr>
-      </w:pPr>
-      <w:r>
-        <w:rPr>
-          <w:lang w:eastAsia="de-CH"/>
-        </w:rPr>
-        <w:t>Das HUD besteht aus vier Kernelementen:</w:t>
-      </w:r>
-    </w:p>
-    <w:p>
-      <w:pPr>
-        <w:rPr>
-          <w:lang w:eastAsia="de-CH"/>
-        </w:rPr>
-      </w:pPr>
-    </w:p>
-    <w:p>
-      <w:pPr>
-        <w:pStyle w:val="Listenabsatz"/>
-        <w:numPr>
-          <w:ilvl w:val="1"/>
-          <w:numId w:val="38"/>
-        </w:numPr>
-        <w:rPr>
-          <w:lang w:eastAsia="de-CH"/>
-        </w:rPr>
-      </w:pPr>
-      <w:r>
-        <w:rPr>
-          <w:b/>
-          <w:bCs/>
-          <w:lang w:eastAsia="de-CH"/>
-        </w:rPr>
-        <w:t>Lebensanzeige</w:t>
-      </w:r>
-      <w:r>
-        <w:rPr>
-          <w:lang w:eastAsia="de-CH"/>
-        </w:rPr>
-        <w:t>: Horizontal am oberen linken Bildschirmrand.</w:t>
-      </w:r>
-    </w:p>
-    <w:p>
-      <w:pPr>
-        <w:pStyle w:val="Listenabsatz"/>
-        <w:numPr>
-          <w:ilvl w:val="1"/>
-          <w:numId w:val="38"/>
-        </w:numPr>
-        <w:rPr>
-          <w:lang w:eastAsia="de-CH"/>
-        </w:rPr>
-      </w:pPr>
-      <w:r>
-        <w:rPr>
-          <w:b/>
-          <w:bCs/>
-          <w:lang w:eastAsia="de-CH"/>
-        </w:rPr>
-        <w:t>Score</w:t>
-      </w:r>
-      <w:r>
-        <w:rPr>
-          <w:lang w:eastAsia="de-CH"/>
-        </w:rPr>
-        <w:t>: Direkt unter der Lebensanzeige.</w:t>
-      </w:r>
-    </w:p>
-    <w:p>
-      <w:pPr>
-        <w:pStyle w:val="Listenabsatz"/>
-        <w:numPr>
-          <w:ilvl w:val="1"/>
-          <w:numId w:val="38"/>
-        </w:numPr>
-        <w:rPr>
-          <w:lang w:eastAsia="de-CH"/>
-        </w:rPr>
-      </w:pPr>
-      <w:r>
-        <w:rPr>
-          <w:b/>
-          <w:bCs/>
-          <w:lang w:eastAsia="de-CH"/>
-        </w:rPr>
-        <w:t>Munitionsanzeige</w:t>
-      </w:r>
-      <w:r>
-        <w:rPr>
-          <w:lang w:eastAsia="de-CH"/>
-        </w:rPr>
-        <w:t>: Vertikaler Balken in der unteren rechten Ecke.</w:t>
-      </w:r>
-    </w:p>
-    <w:p>
-      <w:pPr>
-        <w:pStyle w:val="Listenabsatz"/>
-        <w:numPr>
-          <w:ilvl w:val="1"/>
-          <w:numId w:val="38"/>
-        </w:numPr>
-        <w:rPr>
-          <w:lang w:eastAsia="de-CH"/>
-        </w:rPr>
-      </w:pPr>
-      <w:r>
-        <w:rPr>
-          <w:b/>
-          <w:bCs/>
-          <w:lang w:eastAsia="de-CH"/>
-        </w:rPr>
-        <w:lastRenderedPageBreak/>
-        <w:t>Spielfeld</w:t>
-      </w:r>
-      <w:r>
-        <w:rPr>
-          <w:lang w:eastAsia="de-CH"/>
-        </w:rPr>
-        <w:t>: Zentraler Bereich für die Action.</w:t>
-      </w:r>
-    </w:p>
-    <w:p>
-      <w:pPr>
-        <w:rPr>
-          <w:lang w:eastAsia="de-CH"/>
-        </w:rPr>
-      </w:pPr>
-    </w:p>
-    <w:p>
-      <w:pPr>
-        <w:keepNext/>
-      </w:pPr>
-      <w:r>
-        <w:rPr>
-          <w:lang w:eastAsia="de-CH"/>
-        </w:rPr>
-        <w:drawing>
-          <wp:inline distT="0" distB="0" distL="0" distR="0" wp14:anchorId="5CB37B36" wp14:editId="779B4E69">
-            <wp:extent cx="6119495" cy="4475480"/>
-            <wp:effectExtent l="0" t="0" r="0" b="1270"/>
-            <wp:docPr id="2060489089" name="Grafik 1"/>
-            <wp:cNvGraphicFramePr>
-              <a:graphicFrameLocks xmlns:a="http://schemas.openxmlformats.org/drawingml/2006/main" noChangeAspect="1"/>
-            </wp:cNvGraphicFramePr>
-            <a:graphic xmlns:a="http://schemas.openxmlformats.org/drawingml/2006/main">
-              <a:graphicData uri="http://schemas.openxmlformats.org/drawingml/2006/picture">
-                <pic:pic xmlns:pic="http://schemas.openxmlformats.org/drawingml/2006/picture">
-                  <pic:nvPicPr>
-                    <pic:cNvPr id="2060489089" name=""/>
-                    <pic:cNvPicPr/>
-                  </pic:nvPicPr>
-                  <pic:blipFill>
-                    <a:blip r:embed="rId30"/>
-                    <a:stretch>
-                      <a:fillRect/>
-                    </a:stretch>
-                  </pic:blipFill>
-                  <pic:spPr>
-                    <a:xfrm>
-                      <a:off x="0" y="0"/>
-                      <a:ext cx="6119495" cy="4475480"/>
-                    </a:xfrm>
-                    <a:prstGeom prst="rect">
-                      <a:avLst/>
-                    </a:prstGeom>
-                  </pic:spPr>
-                </pic:pic>
-              </a:graphicData>
-            </a:graphic>
-          </wp:inline>
-        </w:drawing>
-      </w:r>
-    </w:p>
-    <w:p>
-      <w:pPr>
-        <w:pStyle w:val="Beschriftung"/>
-      </w:pPr>
-      <w:r>
-        <w:t xml:space="preserve">Abbildung </w:t>
-      </w:r>
-      <w:r>
-        <w:fldChar w:fldCharType="begin"/>
-      </w:r>
-      <w:r>
-        <w:instrText xml:space="preserve"> SEQ Abbildung \* ARABIC </w:instrText>
-      </w:r>
-      <w:r>
-        <w:fldChar w:fldCharType="separate"/>
-      </w:r>
-      <w:r>
-        <w:rPr>
-          <w:noProof/>
-        </w:rPr>
-        <w:t>1</w:t>
-      </w:r>
-      <w:r>
-        <w:fldChar w:fldCharType="end"/>
-      </w:r>
-      <w:r>
-        <w:t>: HUD-Anordnung</w:t>
-      </w:r>
-    </w:p>
-    <w:p>
-      <w:pPr>
-        <w:rPr>
-          <w:lang w:eastAsia="de-CH"/>
-        </w:rPr>
-      </w:pPr>
-      <w:r>
-        <w:rPr>
-          <w:b/>
-          <w:bCs/>
-          <w:lang w:eastAsia="de-CH"/>
-        </w:rPr>
-        <w:t>Design-Update</w:t>
-      </w:r>
-      <w:r>
-        <w:rPr>
-          <w:i/>
-          <w:iCs/>
-          <w:lang w:eastAsia="de-CH"/>
-        </w:rPr>
-        <w:t>: Zur Verbesserung der visuellen Klarheit und Hitbox-Präzision wird der Spieler als minimalistisches Quadrat dargestellt</w:t>
-      </w:r>
-    </w:p>
-    <w:p>
-      <w:pPr>
-        <w:rPr>
-          <w:lang w:eastAsia="de-CH"/>
-        </w:rPr>
-      </w:pPr>
-    </w:p>
-    <w:p>
-      <w:pPr>
-        <w:pStyle w:val="berschrift2"/>
-        <w:numPr>
-          <w:ilvl w:val="1"/>
-          <w:numId w:val="19"/>
-        </w:numPr>
-        <w:rPr>
-          <w:lang w:eastAsia="de-CH"/>
-        </w:rPr>
-      </w:pPr>
-      <w:r>
-        <w:rPr>
-          <w:lang w:eastAsia="de-CH"/>
-        </w:rPr>
-        <w:t>Software-Architektur</w:t>
-      </w:r>
-    </w:p>
-    <w:p>
-      <w:pPr>
-        <w:rPr>
-          <w:lang w:eastAsia="de-CH"/>
-        </w:rPr>
-      </w:pPr>
-    </w:p>
-    <w:p>
-      <w:pPr>
-        <w:rPr>
-          <w:lang w:eastAsia="de-CH"/>
-        </w:rPr>
-      </w:pPr>
-      <w:r>
-        <w:rPr>
-          <w:lang w:eastAsia="de-CH"/>
-        </w:rPr>
-        <w:t>Das Spiel folgt dem EVA-Prinzip (Eingabe, Verarbeitung, Ausgabe) und nutzt eine klassenbasierte Struktur:</w:t>
-      </w:r>
-    </w:p>
-    <w:p>
-      <w:pPr>
-        <w:rPr>
-          <w:lang w:eastAsia="de-CH"/>
-        </w:rPr>
-      </w:pPr>
-    </w:p>
-    <w:p>
-      <w:pPr>
-        <w:pStyle w:val="Listenabsatz"/>
-        <w:numPr>
-          <w:ilvl w:val="0"/>
-          <w:numId w:val="44"/>
-        </w:numPr>
-        <w:rPr>
-          <w:lang w:eastAsia="de-CH"/>
-        </w:rPr>
-      </w:pPr>
-      <w:r>
-        <w:rPr>
-          <w:b/>
-          <w:bCs/>
-          <w:lang w:eastAsia="de-CH"/>
-        </w:rPr>
-        <w:t>Game-Klasse (Controller)</w:t>
-      </w:r>
-      <w:r>
-        <w:rPr>
-          <w:lang w:eastAsia="de-CH"/>
-        </w:rPr>
-        <w:t>: Zentrales Management des Main-Loops, des Event-Handlings (Input) und der Level-Übergänge.</w:t>
-      </w:r>
-    </w:p>
-    <w:p>
-      <w:pPr>
-        <w:pStyle w:val="Listenabsatz"/>
-        <w:numPr>
-          <w:ilvl w:val="0"/>
-          <w:numId w:val="44"/>
-        </w:numPr>
-        <w:rPr>
-          <w:lang w:eastAsia="de-CH"/>
-        </w:rPr>
-      </w:pPr>
-      <w:r>
-        <w:rPr>
-          <w:b/>
-          <w:bCs/>
-          <w:lang w:eastAsia="de-CH"/>
-        </w:rPr>
-        <w:t>Sprite-System</w:t>
-      </w:r>
-      <w:r>
-        <w:rPr>
-          <w:lang w:eastAsia="de-CH"/>
-        </w:rPr>
-        <w:t>: Nutzung von `</w:t>
-      </w:r>
-      <w:proofErr w:type="spellStart"/>
-      <w:proofErr w:type="gramStart"/>
-      <w:r>
-        <w:rPr>
-          <w:lang w:eastAsia="de-CH"/>
-        </w:rPr>
-        <w:t>pygame.sprite</w:t>
-      </w:r>
-      <w:proofErr w:type="gramEnd"/>
-      <w:r>
-        <w:rPr>
-          <w:lang w:eastAsia="de-CH"/>
-        </w:rPr>
-        <w:t>.Sprite</w:t>
-      </w:r>
-      <w:proofErr w:type="spellEnd"/>
-      <w:r>
-        <w:rPr>
-          <w:lang w:eastAsia="de-CH"/>
-        </w:rPr>
-        <w:t>` für:</w:t>
-      </w:r>
-    </w:p>
-    <w:p>
-      <w:pPr>
-        <w:pStyle w:val="Listenabsatz"/>
-        <w:numPr>
-          <w:ilvl w:val="1"/>
-          <w:numId w:val="44"/>
-        </w:numPr>
-        <w:rPr>
-          <w:lang w:eastAsia="de-CH"/>
-        </w:rPr>
-      </w:pPr>
-      <w:r>
-        <w:rPr>
-          <w:i/>
-          <w:iCs/>
-          <w:lang w:eastAsia="de-CH"/>
-        </w:rPr>
-        <w:t>Player</w:t>
-      </w:r>
-      <w:r>
-        <w:rPr>
-          <w:lang w:eastAsia="de-CH"/>
-        </w:rPr>
-        <w:t>: Inklusive HP-Management und Bewegungslogik.</w:t>
-      </w:r>
-    </w:p>
-    <w:p>
-      <w:pPr>
-        <w:pStyle w:val="Listenabsatz"/>
-        <w:numPr>
-          <w:ilvl w:val="1"/>
-          <w:numId w:val="44"/>
-        </w:numPr>
-        <w:rPr>
-          <w:lang w:eastAsia="de-CH"/>
-        </w:rPr>
-      </w:pPr>
-      <w:r>
-        <w:rPr>
-          <w:i/>
-          <w:iCs/>
-          <w:lang w:eastAsia="de-CH"/>
-        </w:rPr>
-        <w:t>Enemy</w:t>
-      </w:r>
-      <w:r>
-        <w:rPr>
-          <w:lang w:eastAsia="de-CH"/>
-        </w:rPr>
-        <w:t xml:space="preserve">: Inklusive </w:t>
-      </w:r>
-      <w:proofErr w:type="spellStart"/>
-      <w:r>
-        <w:rPr>
-          <w:lang w:eastAsia="de-CH"/>
-        </w:rPr>
-        <w:t>Pathfinding</w:t>
-      </w:r>
-      <w:proofErr w:type="spellEnd"/>
-      <w:r>
-        <w:rPr>
-          <w:lang w:eastAsia="de-CH"/>
-        </w:rPr>
-        <w:t>/KI und Schadenslogik.</w:t>
-      </w:r>
-    </w:p>
-    <w:p>
-      <w:pPr>
-        <w:pStyle w:val="Listenabsatz"/>
-        <w:numPr>
-          <w:ilvl w:val="1"/>
-          <w:numId w:val="44"/>
-        </w:numPr>
-        <w:rPr>
-          <w:lang w:eastAsia="de-CH"/>
-        </w:rPr>
-      </w:pPr>
-      <w:proofErr w:type="spellStart"/>
-      <w:r>
-        <w:rPr>
-          <w:i/>
-          <w:iCs/>
-          <w:lang w:eastAsia="de-CH"/>
-        </w:rPr>
-        <w:t>Projectile</w:t>
-      </w:r>
-      <w:proofErr w:type="spellEnd"/>
-      <w:r>
-        <w:rPr>
-          <w:lang w:eastAsia="de-CH"/>
-        </w:rPr>
-        <w:t>: Berechnung der Flugbahn und Kollisionsabfrage.</w:t>
-      </w:r>
-    </w:p>
-    <w:p>
-      <w:pPr>
-        <w:pStyle w:val="Listenabsatz"/>
-        <w:numPr>
-          <w:ilvl w:val="0"/>
-          <w:numId w:val="44"/>
-        </w:numPr>
-        <w:rPr>
-          <w:lang w:eastAsia="de-CH"/>
-        </w:rPr>
-      </w:pPr>
-      <w:r>
-        <w:rPr>
-          <w:b/>
-          <w:bCs/>
-          <w:lang w:eastAsia="de-CH"/>
-        </w:rPr>
-        <w:t>Level-Manager</w:t>
-      </w:r>
-      <w:r>
-        <w:rPr>
-          <w:lang w:eastAsia="de-CH"/>
-        </w:rPr>
-        <w:t xml:space="preserve">: Verantwortlich für das Laden der </w:t>
-      </w:r>
-      <w:proofErr w:type="spellStart"/>
-      <w:r>
-        <w:rPr>
-          <w:lang w:eastAsia="de-CH"/>
-        </w:rPr>
-        <w:t>Map</w:t>
-      </w:r>
-      <w:proofErr w:type="spellEnd"/>
-      <w:r>
-        <w:rPr>
-          <w:lang w:eastAsia="de-CH"/>
-        </w:rPr>
-        <w:t>-Daten (Kollisionsmatrix).</w:t>
-      </w:r>
-    </w:p>
-    <w:p>
-      <w:pPr>
-        <w:pStyle w:val="Listenabsatz"/>
-        <w:numPr>
-          <w:ilvl w:val="0"/>
-          <w:numId w:val="44"/>
-        </w:numPr>
-        <w:rPr>
-          <w:lang w:eastAsia="de-CH"/>
-        </w:rPr>
-      </w:pPr>
-      <w:r>
-        <w:rPr>
-          <w:b/>
-          <w:bCs/>
-          <w:lang w:eastAsia="de-CH"/>
-        </w:rPr>
-        <w:t>UI-Manager</w:t>
-      </w:r>
-      <w:r>
-        <w:rPr>
-          <w:lang w:eastAsia="de-CH"/>
-        </w:rPr>
-        <w:t>: Rendering des HUDs als Overlay über dem Spielgeschehen.</w:t>
-      </w:r>
-    </w:p>
-    <w:p>
-      <w:pPr>
-        <w:pStyle w:val="Listenabsatz"/>
-        <w:numPr>
-          <w:ilvl w:val="0"/>
-          <w:numId w:val="44"/>
-        </w:numPr>
-        <w:rPr>
-          <w:lang w:eastAsia="de-CH"/>
-        </w:rPr>
-      </w:pPr>
-      <w:proofErr w:type="spellStart"/>
-      <w:r>
-        <w:rPr>
-          <w:b/>
-          <w:bCs/>
-          <w:lang w:eastAsia="de-CH"/>
-        </w:rPr>
-        <w:t>Config</w:t>
-      </w:r>
-      <w:proofErr w:type="spellEnd"/>
-      <w:r>
-        <w:rPr>
-          <w:lang w:eastAsia="de-CH"/>
-        </w:rPr>
-        <w:t>: Alle Konstanten befinden sich dort.</w:t>
-      </w:r>
-    </w:p>
-    <w:p/>
     <w:p>
       <w:pPr>
         <w:pStyle w:val="berschrift1"/>
         <w:numPr>
           <w:ilvl w:val="0"/>
-          <w:numId w:val="38"/>
+          <w:numId w:val="19"/>
         </w:numPr>
         <w:tabs>
           <w:tab w:val="left" w:pos="850"/>
@@ -14236,7 +13305,7 @@
         <w:pStyle w:val="berschrift1"/>
         <w:numPr>
           <w:ilvl w:val="0"/>
-          <w:numId w:val="38"/>
+          <w:numId w:val="19"/>
         </w:numPr>
         <w:tabs>
           <w:tab w:val="left" w:pos="850"/>
@@ -14245,7 +13314,7 @@
         <w:suppressAutoHyphens w:val="0"/>
         <w:spacing w:before="120" w:after="120" w:line="288" w:lineRule="auto"/>
       </w:pPr>
-      <w:bookmarkStart w:id="29" w:name="_Toc223451548"/>
+      <w:bookmarkStart w:id="29" w:name="_Toc224146639"/>
       <w:r>
         <w:lastRenderedPageBreak/>
         <w:t>Testkonzept</w:t>
@@ -14257,7 +13326,7 @@
         <w:pStyle w:val="berschrift1"/>
         <w:numPr>
           <w:ilvl w:val="1"/>
-          <w:numId w:val="38"/>
+          <w:numId w:val="19"/>
         </w:numPr>
         <w:tabs>
           <w:tab w:val="left" w:pos="850"/>
@@ -14266,7 +13335,7 @@
         <w:suppressAutoHyphens w:val="0"/>
         <w:spacing w:before="120" w:after="120" w:line="288" w:lineRule="auto"/>
       </w:pPr>
-      <w:bookmarkStart w:id="30" w:name="_Toc223451549"/>
+      <w:bookmarkStart w:id="30" w:name="_Toc224146640"/>
       <w:r>
         <w:t>Testarten</w:t>
       </w:r>
@@ -14309,8 +13378,16 @@
           <w:p>
             <w:pPr>
               <w:pStyle w:val="TextCDB"/>
-            </w:pPr>
-            <w:r>
+              <w:rPr>
+                <w:color w:val="B2A1C7" w:themeColor="accent4" w:themeTint="99"/>
+                <w:lang w:val="de-CH" w:eastAsia="de-CH"/>
+              </w:rPr>
+            </w:pPr>
+            <w:r>
+              <w:rPr>
+                <w:color w:val="B2A1C7" w:themeColor="accent4" w:themeTint="99"/>
+                <w:lang w:val="de-CH" w:eastAsia="de-CH"/>
+              </w:rPr>
               <w:t>Nr</w:t>
             </w:r>
           </w:p>
@@ -14329,12 +13406,18 @@
           <w:p>
             <w:pPr>
               <w:pStyle w:val="TextCDB"/>
-            </w:pPr>
-            <w:proofErr w:type="spellStart"/>
-            <w:r>
+              <w:rPr>
+                <w:color w:val="B2A1C7" w:themeColor="accent4" w:themeTint="99"/>
+                <w:lang w:val="de-CH" w:eastAsia="de-CH"/>
+              </w:rPr>
+            </w:pPr>
+            <w:r>
+              <w:rPr>
+                <w:color w:val="B2A1C7" w:themeColor="accent4" w:themeTint="99"/>
+                <w:lang w:val="de-CH" w:eastAsia="de-CH"/>
+              </w:rPr>
               <w:t>Testart</w:t>
             </w:r>
-            <w:proofErr w:type="spellEnd"/>
           </w:p>
         </w:tc>
         <w:tc>
@@ -14351,12 +13434,18 @@
           <w:p>
             <w:pPr>
               <w:pStyle w:val="TextCDB"/>
-            </w:pPr>
-            <w:proofErr w:type="spellStart"/>
-            <w:r>
+              <w:rPr>
+                <w:color w:val="B2A1C7" w:themeColor="accent4" w:themeTint="99"/>
+                <w:lang w:val="de-CH" w:eastAsia="de-CH"/>
+              </w:rPr>
+            </w:pPr>
+            <w:r>
+              <w:rPr>
+                <w:color w:val="B2A1C7" w:themeColor="accent4" w:themeTint="99"/>
+                <w:lang w:val="de-CH" w:eastAsia="de-CH"/>
+              </w:rPr>
               <w:t>Beschreibung</w:t>
             </w:r>
-            <w:proofErr w:type="spellEnd"/>
           </w:p>
         </w:tc>
       </w:tr>
@@ -14371,8 +13460,23 @@
           <w:p>
             <w:pPr>
               <w:pStyle w:val="TextCDB"/>
-            </w:pPr>
-            <w:r>
+              <w:rPr>
+                <w:color w:val="B2A1C7" w:themeColor="accent4" w:themeTint="99"/>
+                <w:lang w:val="de-CH" w:eastAsia="de-CH"/>
+              </w:rPr>
+            </w:pPr>
+            <w:r>
+              <w:rPr>
+                <w:color w:val="B2A1C7" w:themeColor="accent4" w:themeTint="99"/>
+                <w:lang w:val="de-CH" w:eastAsia="de-CH"/>
+              </w:rPr>
+              <w:t>F</w:t>
+            </w:r>
+            <w:r>
+              <w:rPr>
+                <w:color w:val="B2A1C7" w:themeColor="accent4" w:themeTint="99"/>
+                <w:lang w:val="de-CH" w:eastAsia="de-CH"/>
+              </w:rPr>
               <w:t>1</w:t>
             </w:r>
           </w:p>
@@ -14387,7 +13491,18 @@
           <w:p>
             <w:pPr>
               <w:pStyle w:val="TextCDB"/>
-            </w:pPr>
+              <w:rPr>
+                <w:color w:val="B2A1C7" w:themeColor="accent4" w:themeTint="99"/>
+                <w:lang w:val="de-CH" w:eastAsia="de-CH"/>
+              </w:rPr>
+            </w:pPr>
+            <w:r>
+              <w:rPr>
+                <w:color w:val="B2A1C7" w:themeColor="accent4" w:themeTint="99"/>
+                <w:lang w:val="de-CH" w:eastAsia="de-CH"/>
+              </w:rPr>
+              <w:t>Startup</w:t>
+            </w:r>
           </w:p>
         </w:tc>
         <w:tc>
@@ -14400,7 +13515,34 @@
           <w:p>
             <w:pPr>
               <w:pStyle w:val="TextCDB"/>
-            </w:pPr>
+              <w:rPr>
+                <w:color w:val="B2A1C7" w:themeColor="accent4" w:themeTint="99"/>
+                <w:lang w:val="de-CH" w:eastAsia="de-CH"/>
+              </w:rPr>
+            </w:pPr>
+            <w:r>
+              <w:rPr>
+                <w:color w:val="B2A1C7" w:themeColor="accent4" w:themeTint="99"/>
+                <w:lang w:val="de-CH" w:eastAsia="de-CH"/>
+              </w:rPr>
+              <w:t xml:space="preserve">Startet die </w:t>
+            </w:r>
+            <w:proofErr w:type="spellStart"/>
+            <w:r>
+              <w:rPr>
+                <w:color w:val="B2A1C7" w:themeColor="accent4" w:themeTint="99"/>
+                <w:lang w:val="de-CH" w:eastAsia="de-CH"/>
+              </w:rPr>
+              <w:t>Anwedung</w:t>
+            </w:r>
+            <w:proofErr w:type="spellEnd"/>
+            <w:r>
+              <w:rPr>
+                <w:color w:val="B2A1C7" w:themeColor="accent4" w:themeTint="99"/>
+                <w:lang w:val="de-CH" w:eastAsia="de-CH"/>
+              </w:rPr>
+              <w:t>.</w:t>
+            </w:r>
           </w:p>
         </w:tc>
       </w:tr>
@@ -14412,8 +13554,23 @@
           <w:p>
             <w:pPr>
               <w:pStyle w:val="TextCDB"/>
-            </w:pPr>
-            <w:r>
+              <w:rPr>
+                <w:color w:val="B2A1C7" w:themeColor="accent4" w:themeTint="99"/>
+                <w:lang w:val="de-CH" w:eastAsia="de-CH"/>
+              </w:rPr>
+            </w:pPr>
+            <w:r>
+              <w:rPr>
+                <w:color w:val="B2A1C7" w:themeColor="accent4" w:themeTint="99"/>
+                <w:lang w:val="de-CH" w:eastAsia="de-CH"/>
+              </w:rPr>
+              <w:t>F</w:t>
+            </w:r>
+            <w:r>
+              <w:rPr>
+                <w:color w:val="B2A1C7" w:themeColor="accent4" w:themeTint="99"/>
+                <w:lang w:val="de-CH" w:eastAsia="de-CH"/>
+              </w:rPr>
               <w:t>2</w:t>
             </w:r>
           </w:p>
@@ -14425,7 +13582,18 @@
           <w:p>
             <w:pPr>
               <w:pStyle w:val="TextCDB"/>
-            </w:pPr>
+              <w:rPr>
+                <w:color w:val="B2A1C7" w:themeColor="accent4" w:themeTint="99"/>
+                <w:lang w:val="de-CH" w:eastAsia="de-CH"/>
+              </w:rPr>
+            </w:pPr>
+            <w:r>
+              <w:rPr>
+                <w:color w:val="B2A1C7" w:themeColor="accent4" w:themeTint="99"/>
+                <w:lang w:val="de-CH" w:eastAsia="de-CH"/>
+              </w:rPr>
+              <w:t>Schuss</w:t>
+            </w:r>
           </w:p>
         </w:tc>
         <w:tc>
@@ -14435,7 +13603,306 @@
           <w:p>
             <w:pPr>
               <w:pStyle w:val="TextCDB"/>
-            </w:pPr>
+              <w:rPr>
+                <w:color w:val="B2A1C7" w:themeColor="accent4" w:themeTint="99"/>
+                <w:lang w:val="de-CH" w:eastAsia="de-CH"/>
+              </w:rPr>
+            </w:pPr>
+            <w:r>
+              <w:rPr>
+                <w:color w:val="B2A1C7" w:themeColor="accent4" w:themeTint="99"/>
+                <w:lang w:val="de-CH" w:eastAsia="de-CH"/>
+              </w:rPr>
+              <w:t>Schuss an Gegner funktioniert.</w:t>
+            </w:r>
+          </w:p>
+        </w:tc>
+      </w:tr>
+      <w:tr>
+        <w:tc>
+          <w:tcPr>
+            <w:tcW w:w="817" w:type="dxa"/>
+          </w:tcPr>
+          <w:p>
+            <w:pPr>
+              <w:pStyle w:val="TextCDB"/>
+              <w:rPr>
+                <w:color w:val="B2A1C7" w:themeColor="accent4" w:themeTint="99"/>
+                <w:lang w:val="de-CH" w:eastAsia="de-CH"/>
+              </w:rPr>
+            </w:pPr>
+            <w:r>
+              <w:rPr>
+                <w:color w:val="B2A1C7" w:themeColor="accent4" w:themeTint="99"/>
+                <w:lang w:val="de-CH" w:eastAsia="de-CH"/>
+              </w:rPr>
+              <w:t>F3</w:t>
+            </w:r>
+          </w:p>
+        </w:tc>
+        <w:tc>
+          <w:tcPr>
+            <w:tcW w:w="2989" w:type="dxa"/>
+          </w:tcPr>
+          <w:p>
+            <w:pPr>
+              <w:pStyle w:val="TextCDB"/>
+              <w:rPr>
+                <w:color w:val="B2A1C7" w:themeColor="accent4" w:themeTint="99"/>
+                <w:lang w:val="de-CH" w:eastAsia="de-CH"/>
+              </w:rPr>
+            </w:pPr>
+            <w:r>
+              <w:rPr>
+                <w:color w:val="B2A1C7" w:themeColor="accent4" w:themeTint="99"/>
+                <w:lang w:val="de-CH" w:eastAsia="de-CH"/>
+              </w:rPr>
+              <w:t>Health</w:t>
+            </w:r>
+          </w:p>
+        </w:tc>
+        <w:tc>
+          <w:tcPr>
+            <w:tcW w:w="5374" w:type="dxa"/>
+          </w:tcPr>
+          <w:p>
+            <w:pPr>
+              <w:pStyle w:val="TextCDB"/>
+              <w:rPr>
+                <w:color w:val="B2A1C7" w:themeColor="accent4" w:themeTint="99"/>
+                <w:lang w:val="de-CH" w:eastAsia="de-CH"/>
+              </w:rPr>
+            </w:pPr>
+            <w:r>
+              <w:rPr>
+                <w:color w:val="B2A1C7" w:themeColor="accent4" w:themeTint="99"/>
+                <w:lang w:val="de-CH" w:eastAsia="de-CH"/>
+              </w:rPr>
+              <w:t>Leben wird abgezogen nach einem Treffer (beidseitig)</w:t>
+            </w:r>
+            <w:r>
+              <w:rPr>
+                <w:color w:val="B2A1C7" w:themeColor="accent4" w:themeTint="99"/>
+                <w:lang w:val="de-CH" w:eastAsia="de-CH"/>
+              </w:rPr>
+              <w:t>.</w:t>
+            </w:r>
+          </w:p>
+        </w:tc>
+      </w:tr>
+      <w:tr>
+        <w:tc>
+          <w:tcPr>
+            <w:tcW w:w="817" w:type="dxa"/>
+          </w:tcPr>
+          <w:p>
+            <w:pPr>
+              <w:pStyle w:val="TextCDB"/>
+              <w:rPr>
+                <w:color w:val="B2A1C7" w:themeColor="accent4" w:themeTint="99"/>
+                <w:lang w:val="de-CH" w:eastAsia="de-CH"/>
+              </w:rPr>
+            </w:pPr>
+            <w:r>
+              <w:rPr>
+                <w:color w:val="B2A1C7" w:themeColor="accent4" w:themeTint="99"/>
+                <w:lang w:val="de-CH" w:eastAsia="de-CH"/>
+              </w:rPr>
+              <w:t>F4</w:t>
+            </w:r>
+          </w:p>
+        </w:tc>
+        <w:tc>
+          <w:tcPr>
+            <w:tcW w:w="2989" w:type="dxa"/>
+          </w:tcPr>
+          <w:p>
+            <w:pPr>
+              <w:pStyle w:val="TextCDB"/>
+              <w:rPr>
+                <w:color w:val="B2A1C7" w:themeColor="accent4" w:themeTint="99"/>
+                <w:lang w:val="de-CH" w:eastAsia="de-CH"/>
+              </w:rPr>
+            </w:pPr>
+            <w:r>
+              <w:rPr>
+                <w:color w:val="B2A1C7" w:themeColor="accent4" w:themeTint="99"/>
+                <w:lang w:val="de-CH" w:eastAsia="de-CH"/>
+              </w:rPr>
+              <w:t>Score</w:t>
+            </w:r>
+          </w:p>
+        </w:tc>
+        <w:tc>
+          <w:tcPr>
+            <w:tcW w:w="5374" w:type="dxa"/>
+          </w:tcPr>
+          <w:p>
+            <w:pPr>
+              <w:pStyle w:val="TextCDB"/>
+              <w:rPr>
+                <w:color w:val="B2A1C7" w:themeColor="accent4" w:themeTint="99"/>
+                <w:lang w:val="de-CH" w:eastAsia="de-CH"/>
+              </w:rPr>
+            </w:pPr>
+            <w:r>
+              <w:rPr>
+                <w:color w:val="B2A1C7" w:themeColor="accent4" w:themeTint="99"/>
+                <w:lang w:val="de-CH" w:eastAsia="de-CH"/>
+              </w:rPr>
+              <w:t>Scores werden gezählt</w:t>
+            </w:r>
+            <w:r>
+              <w:rPr>
+                <w:color w:val="B2A1C7" w:themeColor="accent4" w:themeTint="99"/>
+                <w:lang w:val="de-CH" w:eastAsia="de-CH"/>
+              </w:rPr>
+              <w:t>.</w:t>
+            </w:r>
+          </w:p>
+        </w:tc>
+      </w:tr>
+      <w:tr>
+        <w:tc>
+          <w:tcPr>
+            <w:tcW w:w="817" w:type="dxa"/>
+          </w:tcPr>
+          <w:p>
+            <w:pPr>
+              <w:pStyle w:val="TextCDB"/>
+              <w:rPr>
+                <w:color w:val="B2A1C7" w:themeColor="accent4" w:themeTint="99"/>
+                <w:lang w:val="de-CH" w:eastAsia="de-CH"/>
+              </w:rPr>
+            </w:pPr>
+            <w:r>
+              <w:rPr>
+                <w:color w:val="B2A1C7" w:themeColor="accent4" w:themeTint="99"/>
+                <w:lang w:val="de-CH" w:eastAsia="de-CH"/>
+              </w:rPr>
+              <w:t>F5</w:t>
+            </w:r>
+          </w:p>
+        </w:tc>
+        <w:tc>
+          <w:tcPr>
+            <w:tcW w:w="2989" w:type="dxa"/>
+          </w:tcPr>
+          <w:p>
+            <w:pPr>
+              <w:pStyle w:val="TextCDB"/>
+              <w:rPr>
+                <w:color w:val="B2A1C7" w:themeColor="accent4" w:themeTint="99"/>
+                <w:lang w:val="de-CH" w:eastAsia="de-CH"/>
+              </w:rPr>
+            </w:pPr>
+            <w:r>
+              <w:rPr>
+                <w:color w:val="B2A1C7" w:themeColor="accent4" w:themeTint="99"/>
+                <w:lang w:val="de-CH" w:eastAsia="de-CH"/>
+              </w:rPr>
+              <w:t>Level</w:t>
+            </w:r>
+          </w:p>
+        </w:tc>
+        <w:tc>
+          <w:tcPr>
+            <w:tcW w:w="5374" w:type="dxa"/>
+          </w:tcPr>
+          <w:p>
+            <w:pPr>
+              <w:pStyle w:val="TextCDB"/>
+              <w:rPr>
+                <w:color w:val="B2A1C7" w:themeColor="accent4" w:themeTint="99"/>
+                <w:lang w:val="de-CH" w:eastAsia="de-CH"/>
+              </w:rPr>
+            </w:pPr>
+            <w:r>
+              <w:rPr>
+                <w:color w:val="B2A1C7" w:themeColor="accent4" w:themeTint="99"/>
+                <w:lang w:val="de-CH" w:eastAsia="de-CH"/>
+              </w:rPr>
+              <w:t>Level 2 wird erreicht</w:t>
+            </w:r>
+            <w:r>
+              <w:rPr>
+                <w:color w:val="B2A1C7" w:themeColor="accent4" w:themeTint="99"/>
+                <w:lang w:val="de-CH" w:eastAsia="de-CH"/>
+              </w:rPr>
+              <w:t>.</w:t>
+            </w:r>
+          </w:p>
+        </w:tc>
+      </w:tr>
+      <w:tr>
+        <w:tc>
+          <w:tcPr>
+            <w:tcW w:w="817" w:type="dxa"/>
+          </w:tcPr>
+          <w:p>
+            <w:pPr>
+              <w:pStyle w:val="TextCDB"/>
+              <w:rPr>
+                <w:color w:val="B2A1C7" w:themeColor="accent4" w:themeTint="99"/>
+                <w:lang w:val="de-CH" w:eastAsia="de-CH"/>
+              </w:rPr>
+            </w:pPr>
+            <w:r>
+              <w:rPr>
+                <w:color w:val="B2A1C7" w:themeColor="accent4" w:themeTint="99"/>
+                <w:lang w:val="de-CH" w:eastAsia="de-CH"/>
+              </w:rPr>
+              <w:t>F6</w:t>
+            </w:r>
+          </w:p>
+        </w:tc>
+        <w:tc>
+          <w:tcPr>
+            <w:tcW w:w="2989" w:type="dxa"/>
+          </w:tcPr>
+          <w:p>
+            <w:pPr>
+              <w:pStyle w:val="TextCDB"/>
+              <w:rPr>
+                <w:color w:val="B2A1C7" w:themeColor="accent4" w:themeTint="99"/>
+                <w:lang w:val="de-CH" w:eastAsia="de-CH"/>
+              </w:rPr>
+            </w:pPr>
+            <w:r>
+              <w:rPr>
+                <w:color w:val="B2A1C7" w:themeColor="accent4" w:themeTint="99"/>
+                <w:lang w:val="de-CH" w:eastAsia="de-CH"/>
+              </w:rPr>
+              <w:t>Game</w:t>
+            </w:r>
+          </w:p>
+        </w:tc>
+        <w:tc>
+          <w:tcPr>
+            <w:tcW w:w="5374" w:type="dxa"/>
+          </w:tcPr>
+          <w:p>
+            <w:pPr>
+              <w:pStyle w:val="TextCDB"/>
+              <w:rPr>
+                <w:color w:val="B2A1C7" w:themeColor="accent4" w:themeTint="99"/>
+                <w:lang w:val="de-CH" w:eastAsia="de-CH"/>
+              </w:rPr>
+            </w:pPr>
+            <w:r>
+              <w:rPr>
+                <w:color w:val="B2A1C7" w:themeColor="accent4" w:themeTint="99"/>
+                <w:lang w:val="de-CH" w:eastAsia="de-CH"/>
+              </w:rPr>
+              <w:t>Spiel wird beendet</w:t>
+            </w:r>
+            <w:r>
+              <w:rPr>
+                <w:color w:val="B2A1C7" w:themeColor="accent4" w:themeTint="99"/>
+                <w:lang w:val="de-CH" w:eastAsia="de-CH"/>
+              </w:rPr>
+              <w:t>.</w:t>
+            </w:r>
           </w:p>
         </w:tc>
       </w:tr>
@@ -14446,7 +13913,7 @@
         <w:pStyle w:val="berschrift1"/>
         <w:numPr>
           <w:ilvl w:val="1"/>
-          <w:numId w:val="38"/>
+          <w:numId w:val="19"/>
         </w:numPr>
         <w:tabs>
           <w:tab w:val="left" w:pos="850"/>
@@ -14455,11 +13922,257 @@
         <w:suppressAutoHyphens w:val="0"/>
         <w:spacing w:before="120" w:after="120" w:line="288" w:lineRule="auto"/>
       </w:pPr>
-      <w:bookmarkStart w:id="31" w:name="_Toc223451550"/>
+      <w:bookmarkStart w:id="31" w:name="_Toc224146641"/>
       <w:r>
         <w:t>Testrahmen</w:t>
       </w:r>
       <w:bookmarkEnd w:id="31"/>
+    </w:p>
+    <w:p>
+      <w:pPr>
+        <w:rPr>
+          <w:rFonts w:eastAsia="Times New Roman"/>
+          <w:color w:val="B2A1C7" w:themeColor="accent4" w:themeTint="99"/>
+          <w:sz w:val="22"/>
+          <w:szCs w:val="22"/>
+          <w:lang w:eastAsia="de-CH"/>
+        </w:rPr>
+      </w:pPr>
+      <w:r>
+        <w:rPr>
+          <w:rFonts w:eastAsia="Times New Roman"/>
+          <w:color w:val="B2A1C7" w:themeColor="accent4" w:themeTint="99"/>
+          <w:sz w:val="22"/>
+          <w:szCs w:val="22"/>
+          <w:lang w:eastAsia="de-CH"/>
+        </w:rPr>
+        <w:t>Der Testrahmen definiert Umfang, Tiefe und organisatorische Einbettung der Tests für den TD</w:t>
+      </w:r>
+      <w:r>
+        <w:rPr>
+          <w:rFonts w:eastAsia="Times New Roman"/>
+          <w:color w:val="B2A1C7" w:themeColor="accent4" w:themeTint="99"/>
+          <w:sz w:val="22"/>
+          <w:szCs w:val="22"/>
+          <w:lang w:eastAsia="de-CH"/>
+        </w:rPr>
+        <w:noBreakHyphen/>
+        <w:t>Shooter. Getestet werden alle zentralen Funktionen des Spiels (Bewegung und Steuerung des Spielers, Schiessen, Gegnerverhalten, Kollisionen, Punkte</w:t>
+      </w:r>
+      <w:r>
+        <w:rPr>
+          <w:rFonts w:eastAsia="Times New Roman"/>
+          <w:color w:val="B2A1C7" w:themeColor="accent4" w:themeTint="99"/>
+          <w:sz w:val="22"/>
+          <w:szCs w:val="22"/>
+          <w:lang w:eastAsia="de-CH"/>
+        </w:rPr>
+        <w:noBreakHyphen/>
+        <w:t xml:space="preserve"> und Lebensanzeige, Spielstart und </w:t>
+      </w:r>
+      <w:r>
+        <w:rPr>
+          <w:rFonts w:eastAsia="Times New Roman"/>
+          <w:color w:val="B2A1C7" w:themeColor="accent4" w:themeTint="99"/>
+          <w:sz w:val="22"/>
+          <w:szCs w:val="22"/>
+          <w:lang w:eastAsia="de-CH"/>
+        </w:rPr>
+        <w:noBreakHyphen/>
+        <w:t>ende) sowie die Startfähigkeit der EXE</w:t>
+      </w:r>
+      <w:r>
+        <w:rPr>
+          <w:rFonts w:eastAsia="Times New Roman"/>
+          <w:color w:val="B2A1C7" w:themeColor="accent4" w:themeTint="99"/>
+          <w:sz w:val="22"/>
+          <w:szCs w:val="22"/>
+          <w:lang w:eastAsia="de-CH"/>
+        </w:rPr>
+        <w:noBreakHyphen/>
+        <w:t>Version auf der vorgesehenen Zielumgebun</w:t>
+      </w:r>
+      <w:r>
+        <w:rPr>
+          <w:rFonts w:eastAsia="Times New Roman"/>
+          <w:color w:val="B2A1C7" w:themeColor="accent4" w:themeTint="99"/>
+          <w:sz w:val="22"/>
+          <w:szCs w:val="22"/>
+          <w:lang w:eastAsia="de-CH"/>
+        </w:rPr>
+        <w:t>g.</w:t>
+      </w:r>
+    </w:p>
+    <w:p>
+      <w:pPr>
+        <w:rPr>
+          <w:rFonts w:eastAsia="Times New Roman"/>
+          <w:color w:val="B2A1C7" w:themeColor="accent4" w:themeTint="99"/>
+          <w:sz w:val="22"/>
+          <w:szCs w:val="22"/>
+          <w:lang w:eastAsia="de-CH"/>
+        </w:rPr>
+      </w:pPr>
+    </w:p>
+    <w:p>
+      <w:pPr>
+        <w:rPr>
+          <w:rFonts w:eastAsia="Times New Roman"/>
+          <w:color w:val="B2A1C7" w:themeColor="accent4" w:themeTint="99"/>
+          <w:sz w:val="22"/>
+          <w:szCs w:val="22"/>
+          <w:lang w:eastAsia="de-CH"/>
+        </w:rPr>
+      </w:pPr>
+      <w:r>
+        <w:rPr>
+          <w:rFonts w:eastAsia="Times New Roman"/>
+          <w:color w:val="B2A1C7" w:themeColor="accent4" w:themeTint="99"/>
+          <w:sz w:val="22"/>
+          <w:szCs w:val="22"/>
+          <w:lang w:eastAsia="de-CH"/>
+        </w:rPr>
+        <w:t xml:space="preserve">Die Tests werden primär in der </w:t>
+      </w:r>
+      <w:proofErr w:type="spellStart"/>
+      <w:r>
+        <w:rPr>
+          <w:rFonts w:eastAsia="Times New Roman"/>
+          <w:color w:val="B2A1C7" w:themeColor="accent4" w:themeTint="99"/>
+          <w:sz w:val="22"/>
+          <w:szCs w:val="22"/>
+          <w:lang w:eastAsia="de-CH"/>
+        </w:rPr>
+        <w:t>Realisierungs</w:t>
+      </w:r>
+      <w:proofErr w:type="spellEnd"/>
+      <w:r>
+        <w:rPr>
+          <w:rFonts w:eastAsia="Times New Roman"/>
+          <w:color w:val="B2A1C7" w:themeColor="accent4" w:themeTint="99"/>
+          <w:sz w:val="22"/>
+          <w:szCs w:val="22"/>
+          <w:lang w:eastAsia="de-CH"/>
+        </w:rPr>
+        <w:noBreakHyphen/>
+        <w:t xml:space="preserve"> und Einführungsphase durchgeführt: während der Realisierung stehen Entwickler</w:t>
+      </w:r>
+      <w:r>
+        <w:rPr>
+          <w:rFonts w:eastAsia="Times New Roman"/>
+          <w:color w:val="B2A1C7" w:themeColor="accent4" w:themeTint="99"/>
+          <w:sz w:val="22"/>
+          <w:szCs w:val="22"/>
+          <w:lang w:eastAsia="de-CH"/>
+        </w:rPr>
+        <w:noBreakHyphen/>
+        <w:t xml:space="preserve"> und Gameplay</w:t>
+      </w:r>
+      <w:r>
+        <w:rPr>
+          <w:rFonts w:eastAsia="Times New Roman"/>
+          <w:color w:val="B2A1C7" w:themeColor="accent4" w:themeTint="99"/>
+          <w:sz w:val="22"/>
+          <w:szCs w:val="22"/>
+          <w:lang w:eastAsia="de-CH"/>
+        </w:rPr>
+        <w:noBreakHyphen/>
+        <w:t>Tests im Vordergrund, in der Einführung folgen formale Abnahmetests gegen die definierten Anforderungen. Es kommen manuelle Tests anhand von vordefinierten Testfällen zum Einsatz; bei Bedarf werden zusätzlich einfache Unit</w:t>
+      </w:r>
+      <w:r>
+        <w:rPr>
+          <w:rFonts w:eastAsia="Times New Roman"/>
+          <w:color w:val="B2A1C7" w:themeColor="accent4" w:themeTint="99"/>
+          <w:sz w:val="22"/>
+          <w:szCs w:val="22"/>
+          <w:lang w:eastAsia="de-CH"/>
+        </w:rPr>
+        <w:noBreakHyphen/>
+        <w:t>Tests für kritische Funktionen implementiert.</w:t>
+      </w:r>
+    </w:p>
+    <w:p>
+      <w:pPr>
+        <w:rPr>
+          <w:rFonts w:eastAsia="Times New Roman"/>
+          <w:color w:val="B2A1C7" w:themeColor="accent4" w:themeTint="99"/>
+          <w:sz w:val="22"/>
+          <w:szCs w:val="22"/>
+          <w:lang w:eastAsia="de-CH"/>
+        </w:rPr>
+      </w:pPr>
+    </w:p>
+    <w:p>
+      <w:pPr>
+        <w:rPr>
+          <w:rFonts w:eastAsia="Times New Roman"/>
+          <w:color w:val="B2A1C7" w:themeColor="accent4" w:themeTint="99"/>
+          <w:sz w:val="22"/>
+          <w:szCs w:val="22"/>
+          <w:lang w:eastAsia="de-CH"/>
+        </w:rPr>
+      </w:pPr>
+      <w:r>
+        <w:rPr>
+          <w:rFonts w:eastAsia="Times New Roman"/>
+          <w:color w:val="B2A1C7" w:themeColor="accent4" w:themeTint="99"/>
+          <w:sz w:val="22"/>
+          <w:szCs w:val="22"/>
+          <w:lang w:eastAsia="de-CH"/>
+        </w:rPr>
+        <w:t xml:space="preserve">Für jeden Testlauf wird im Testprotokoll festgehalten, welche Testfälle durchgeführt wurden, welches Resultat erzielt wurde (bestanden/nicht bestanden) und welche Fehler entstehen; erkannte Mängel werden als </w:t>
+      </w:r>
+      <w:proofErr w:type="spellStart"/>
+      <w:r>
+        <w:rPr>
+          <w:rFonts w:eastAsia="Times New Roman"/>
+          <w:color w:val="B2A1C7" w:themeColor="accent4" w:themeTint="99"/>
+          <w:sz w:val="22"/>
+          <w:szCs w:val="22"/>
+          <w:lang w:eastAsia="de-CH"/>
+        </w:rPr>
+        <w:t>Issues</w:t>
+      </w:r>
+      <w:proofErr w:type="spellEnd"/>
+      <w:r>
+        <w:rPr>
+          <w:rFonts w:eastAsia="Times New Roman"/>
+          <w:color w:val="B2A1C7" w:themeColor="accent4" w:themeTint="99"/>
+          <w:sz w:val="22"/>
+          <w:szCs w:val="22"/>
+          <w:lang w:eastAsia="de-CH"/>
+        </w:rPr>
+        <w:t xml:space="preserve"> in GitHub erfasst und bis zur Abnahme nachverfolgt. Der Auftraggeber erhält im Rahmen der Meilensteine M3 und M4 Einsicht in Testkonzept, Testprotokolle und die Ergebnisse der Abnahmetests, die als Grundlage für die Schlussbewertung dienen</w:t>
+      </w:r>
+      <w:r>
+        <w:rPr>
+          <w:rFonts w:eastAsia="Times New Roman"/>
+          <w:color w:val="B2A1C7" w:themeColor="accent4" w:themeTint="99"/>
+          <w:sz w:val="22"/>
+          <w:szCs w:val="22"/>
+          <w:lang w:eastAsia="de-CH"/>
+        </w:rPr>
+        <w:t>.</w:t>
+      </w:r>
+    </w:p>
+    <w:p>
+      <w:pPr>
+        <w:pStyle w:val="TextCDB"/>
+      </w:pPr>
+    </w:p>
+    <w:p>
+      <w:pPr>
+        <w:suppressAutoHyphens w:val="0"/>
+        <w:rPr>
+          <w:rFonts w:eastAsia="Times New Roman"/>
+          <w:sz w:val="22"/>
+          <w:szCs w:val="22"/>
+          <w:lang w:val="en-US" w:eastAsia="de-DE"/>
+        </w:rPr>
+      </w:pPr>
+      <w:r>
+        <w:br w:type="page"/>
+      </w:r>
     </w:p>
     <w:p>
       <w:pPr>
@@ -14474,11 +14187,12 @@
         <w:suppressAutoHyphens w:val="0"/>
         <w:spacing w:before="120" w:after="120" w:line="288" w:lineRule="auto"/>
       </w:pPr>
-      <w:bookmarkStart w:id="32" w:name="_Toc391884284"/>
-      <w:bookmarkStart w:id="33" w:name="_Toc400697049"/>
-      <w:bookmarkStart w:id="34" w:name="_Toc223451551"/>
-      <w:r>
-        <w:t>Testvoraussetzungen</w:t>
+      <w:bookmarkStart w:id="32" w:name="_Toc391884285"/>
+      <w:bookmarkStart w:id="33" w:name="_Toc400697050"/>
+      <w:bookmarkStart w:id="34" w:name="_Toc224146642"/>
+      <w:r>
+        <w:lastRenderedPageBreak/>
+        <w:t>Fehlerklassen</w:t>
       </w:r>
       <w:bookmarkEnd w:id="32"/>
       <w:bookmarkEnd w:id="33"/>
@@ -14490,59 +14204,15 @@
     <w:p>
       <w:pPr>
         <w:pStyle w:val="TextCDB"/>
-      </w:pPr>
-      <w:r>
-        <w:t xml:space="preserve">Tester, </w:t>
-      </w:r>
-      <w:proofErr w:type="spellStart"/>
-      <w:r>
-        <w:t>Vorkenntnisse</w:t>
-      </w:r>
-      <w:proofErr w:type="spellEnd"/>
-    </w:p>
-    <w:p>
-      <w:pPr>
-        <w:pStyle w:val="TextCDB"/>
-      </w:pPr>
-    </w:p>
-    <w:p>
-      <w:pPr>
-        <w:pStyle w:val="berschrift2"/>
-        <w:numPr>
-          <w:ilvl w:val="2"/>
-          <w:numId w:val="27"/>
-        </w:numPr>
-        <w:tabs>
-          <w:tab w:val="left" w:pos="850"/>
-        </w:tabs>
-        <w:suppressAutoHyphens w:val="0"/>
-        <w:spacing w:before="120" w:after="120" w:line="288" w:lineRule="auto"/>
-      </w:pPr>
-      <w:bookmarkStart w:id="35" w:name="_Toc391884285"/>
-      <w:bookmarkStart w:id="36" w:name="_Toc400697050"/>
-      <w:bookmarkStart w:id="37" w:name="_Toc223451552"/>
-      <w:r>
-        <w:t>Fehlerklassen</w:t>
-      </w:r>
-      <w:bookmarkEnd w:id="35"/>
-      <w:bookmarkEnd w:id="36"/>
-      <w:bookmarkEnd w:id="37"/>
-      <w:r>
-        <w:t xml:space="preserve"> </w:t>
-      </w:r>
-    </w:p>
-    <w:p>
-      <w:pPr>
-        <w:pStyle w:val="TextCDB"/>
-        <w:rPr>
-          <w:i/>
-          <w:lang w:val="de-CH"/>
-        </w:rPr>
-      </w:pPr>
-      <w:r>
-        <w:rPr>
-          <w:i/>
-          <w:lang w:val="de-CH"/>
+        <w:rPr>
+          <w:color w:val="B2A1C7" w:themeColor="accent4" w:themeTint="99"/>
+          <w:lang w:val="de-CH" w:eastAsia="de-CH"/>
+        </w:rPr>
+      </w:pPr>
+      <w:r>
+        <w:rPr>
+          <w:color w:val="B2A1C7" w:themeColor="accent4" w:themeTint="99"/>
+          <w:lang w:val="de-CH" w:eastAsia="de-CH"/>
         </w:rPr>
         <w:t>Festgestellte Fehler werden in Klassen 0-4 eingestuft</w:t>
       </w:r>
@@ -14585,8 +14255,16 @@
           <w:p>
             <w:pPr>
               <w:pStyle w:val="TextCDB"/>
-            </w:pPr>
-            <w:r>
+              <w:rPr>
+                <w:color w:val="B2A1C7" w:themeColor="accent4" w:themeTint="99"/>
+                <w:lang w:val="de-CH" w:eastAsia="de-CH"/>
+              </w:rPr>
+            </w:pPr>
+            <w:r>
+              <w:rPr>
+                <w:color w:val="B2A1C7" w:themeColor="accent4" w:themeTint="99"/>
+                <w:lang w:val="de-CH" w:eastAsia="de-CH"/>
+              </w:rPr>
               <w:t>Nr.</w:t>
             </w:r>
           </w:p>
@@ -14605,12 +14283,18 @@
           <w:p>
             <w:pPr>
               <w:pStyle w:val="TextCDB"/>
-            </w:pPr>
-            <w:proofErr w:type="spellStart"/>
-            <w:r>
+              <w:rPr>
+                <w:color w:val="B2A1C7" w:themeColor="accent4" w:themeTint="99"/>
+                <w:lang w:val="de-CH" w:eastAsia="de-CH"/>
+              </w:rPr>
+            </w:pPr>
+            <w:r>
+              <w:rPr>
+                <w:color w:val="B2A1C7" w:themeColor="accent4" w:themeTint="99"/>
+                <w:lang w:val="de-CH" w:eastAsia="de-CH"/>
+              </w:rPr>
               <w:t>Fehlerklassen</w:t>
             </w:r>
-            <w:proofErr w:type="spellEnd"/>
           </w:p>
         </w:tc>
         <w:tc>
@@ -14627,12 +14311,18 @@
           <w:p>
             <w:pPr>
               <w:pStyle w:val="TextCDB"/>
-            </w:pPr>
-            <w:proofErr w:type="spellStart"/>
-            <w:r>
+              <w:rPr>
+                <w:color w:val="B2A1C7" w:themeColor="accent4" w:themeTint="99"/>
+                <w:lang w:val="de-CH" w:eastAsia="de-CH"/>
+              </w:rPr>
+            </w:pPr>
+            <w:r>
+              <w:rPr>
+                <w:color w:val="B2A1C7" w:themeColor="accent4" w:themeTint="99"/>
+                <w:lang w:val="de-CH" w:eastAsia="de-CH"/>
+              </w:rPr>
               <w:t>Beschreibung</w:t>
             </w:r>
-            <w:proofErr w:type="spellEnd"/>
           </w:p>
         </w:tc>
       </w:tr>
@@ -14651,12 +14341,14 @@
             <w:pPr>
               <w:pStyle w:val="TextCDB"/>
               <w:rPr>
-                <w:i/>
-              </w:rPr>
-            </w:pPr>
-            <w:r>
-              <w:rPr>
-                <w:i/>
+                <w:color w:val="B2A1C7" w:themeColor="accent4" w:themeTint="99"/>
+                <w:lang w:val="de-CH" w:eastAsia="de-CH"/>
+              </w:rPr>
+            </w:pPr>
+            <w:r>
+              <w:rPr>
+                <w:color w:val="B2A1C7" w:themeColor="accent4" w:themeTint="99"/>
+                <w:lang w:val="de-CH" w:eastAsia="de-CH"/>
               </w:rPr>
               <w:t>0</w:t>
             </w:r>
@@ -14673,17 +14365,17 @@
             <w:pPr>
               <w:pStyle w:val="TextCDB"/>
               <w:rPr>
-                <w:i/>
-              </w:rPr>
-            </w:pPr>
-            <w:proofErr w:type="spellStart"/>
-            <w:r>
-              <w:rPr>
-                <w:i/>
+                <w:color w:val="B2A1C7" w:themeColor="accent4" w:themeTint="99"/>
+                <w:lang w:val="de-CH" w:eastAsia="de-CH"/>
+              </w:rPr>
+            </w:pPr>
+            <w:r>
+              <w:rPr>
+                <w:color w:val="B2A1C7" w:themeColor="accent4" w:themeTint="99"/>
+                <w:lang w:val="de-CH" w:eastAsia="de-CH"/>
               </w:rPr>
               <w:t>Fehlerfrei</w:t>
             </w:r>
-            <w:proofErr w:type="spellEnd"/>
           </w:p>
         </w:tc>
         <w:tc>
@@ -14696,7 +14388,18 @@
           <w:p>
             <w:pPr>
               <w:pStyle w:val="TextCDB"/>
-            </w:pPr>
+              <w:rPr>
+                <w:color w:val="B2A1C7" w:themeColor="accent4" w:themeTint="99"/>
+                <w:lang w:val="de-CH" w:eastAsia="de-CH"/>
+              </w:rPr>
+            </w:pPr>
+            <w:r>
+              <w:rPr>
+                <w:color w:val="B2A1C7" w:themeColor="accent4" w:themeTint="99"/>
+                <w:lang w:val="de-CH" w:eastAsia="de-CH"/>
+              </w:rPr>
+              <w:t>Test wurde erfolgreich ausgeführt, keine Fehler festgestellt.</w:t>
+            </w:r>
           </w:p>
         </w:tc>
       </w:tr>
@@ -14712,12 +14415,14 @@
             <w:pPr>
               <w:pStyle w:val="TextCDB"/>
               <w:rPr>
-                <w:i/>
-              </w:rPr>
-            </w:pPr>
-            <w:r>
-              <w:rPr>
-                <w:i/>
+                <w:color w:val="B2A1C7" w:themeColor="accent4" w:themeTint="99"/>
+                <w:lang w:val="de-CH" w:eastAsia="de-CH"/>
+              </w:rPr>
+            </w:pPr>
+            <w:r>
+              <w:rPr>
+                <w:color w:val="B2A1C7" w:themeColor="accent4" w:themeTint="99"/>
+                <w:lang w:val="de-CH" w:eastAsia="de-CH"/>
               </w:rPr>
               <w:t>1</w:t>
             </w:r>
@@ -14731,33 +14436,54 @@
             <w:pPr>
               <w:pStyle w:val="TextCDB"/>
               <w:rPr>
-                <w:i/>
-              </w:rPr>
-            </w:pPr>
+                <w:color w:val="B2A1C7" w:themeColor="accent4" w:themeTint="99"/>
+                <w:lang w:val="de-CH" w:eastAsia="de-CH"/>
+              </w:rPr>
+            </w:pPr>
+            <w:r>
+              <w:rPr>
+                <w:color w:val="B2A1C7" w:themeColor="accent4" w:themeTint="99"/>
+                <w:lang w:val="de-CH" w:eastAsia="de-CH"/>
+              </w:rPr>
+              <w:t>Unwesentlicher Mangel</w:t>
+            </w:r>
+          </w:p>
+        </w:tc>
+        <w:tc>
+          <w:tcPr>
+            <w:tcW w:w="4394" w:type="dxa"/>
+          </w:tcPr>
+          <w:p>
+            <w:pPr>
+              <w:pStyle w:val="TextCDB"/>
+              <w:rPr>
+                <w:color w:val="B2A1C7" w:themeColor="accent4" w:themeTint="99"/>
+                <w:lang w:val="de-CH" w:eastAsia="de-CH"/>
+              </w:rPr>
+            </w:pPr>
+            <w:r>
+              <w:rPr>
+                <w:color w:val="B2A1C7" w:themeColor="accent4" w:themeTint="99"/>
+                <w:lang w:val="de-CH" w:eastAsia="de-CH"/>
+              </w:rPr>
+              <w:t>Kleiner Fehler ohne Einfluss auf die Spielfunktion (</w:t>
+            </w:r>
             <w:proofErr w:type="spellStart"/>
             <w:r>
               <w:rPr>
-                <w:i/>
-              </w:rPr>
-              <w:t>Unwesentlicher</w:t>
+                <w:color w:val="B2A1C7" w:themeColor="accent4" w:themeTint="99"/>
+                <w:lang w:val="de-CH" w:eastAsia="de-CH"/>
+              </w:rPr>
+              <w:t>z.B</w:t>
             </w:r>
             <w:proofErr w:type="spellEnd"/>
             <w:r>
               <w:rPr>
-                <w:i/>
-              </w:rPr>
-              <w:t xml:space="preserve"> Mangel</w:t>
-            </w:r>
-          </w:p>
-        </w:tc>
-        <w:tc>
-          <w:tcPr>
-            <w:tcW w:w="4394" w:type="dxa"/>
-          </w:tcPr>
-          <w:p>
-            <w:pPr>
-              <w:pStyle w:val="TextCDB"/>
-            </w:pPr>
+                <w:color w:val="B2A1C7" w:themeColor="accent4" w:themeTint="99"/>
+                <w:lang w:val="de-CH" w:eastAsia="de-CH"/>
+              </w:rPr>
+              <w:t xml:space="preserve"> Anzeige oder Textfehler)</w:t>
+            </w:r>
           </w:p>
         </w:tc>
       </w:tr>
@@ -14773,12 +14499,14 @@
             <w:pPr>
               <w:pStyle w:val="TextCDB"/>
               <w:rPr>
-                <w:i/>
-              </w:rPr>
-            </w:pPr>
-            <w:r>
-              <w:rPr>
-                <w:i/>
+                <w:color w:val="B2A1C7" w:themeColor="accent4" w:themeTint="99"/>
+                <w:lang w:val="de-CH" w:eastAsia="de-CH"/>
+              </w:rPr>
+            </w:pPr>
+            <w:r>
+              <w:rPr>
+                <w:color w:val="B2A1C7" w:themeColor="accent4" w:themeTint="99"/>
+                <w:lang w:val="de-CH" w:eastAsia="de-CH"/>
               </w:rPr>
               <w:t>2</w:t>
             </w:r>
@@ -14792,12 +14520,14 @@
             <w:pPr>
               <w:pStyle w:val="TextCDB"/>
               <w:rPr>
-                <w:i/>
-              </w:rPr>
-            </w:pPr>
-            <w:r>
-              <w:rPr>
-                <w:i/>
+                <w:color w:val="B2A1C7" w:themeColor="accent4" w:themeTint="99"/>
+                <w:lang w:val="de-CH" w:eastAsia="de-CH"/>
+              </w:rPr>
+            </w:pPr>
+            <w:r>
+              <w:rPr>
+                <w:color w:val="B2A1C7" w:themeColor="accent4" w:themeTint="99"/>
+                <w:lang w:val="de-CH" w:eastAsia="de-CH"/>
               </w:rPr>
               <w:t>Leichter Mangel</w:t>
             </w:r>
@@ -14810,7 +14540,18 @@
           <w:p>
             <w:pPr>
               <w:pStyle w:val="TextCDB"/>
-            </w:pPr>
+              <w:rPr>
+                <w:color w:val="B2A1C7" w:themeColor="accent4" w:themeTint="99"/>
+                <w:lang w:val="de-CH" w:eastAsia="de-CH"/>
+              </w:rPr>
+            </w:pPr>
+            <w:r>
+              <w:rPr>
+                <w:color w:val="B2A1C7" w:themeColor="accent4" w:themeTint="99"/>
+                <w:lang w:val="de-CH" w:eastAsia="de-CH"/>
+              </w:rPr>
+              <w:t>Funktion funktioniert, aber nicht optimal oder mit kleinen Einschränkungen</w:t>
+            </w:r>
           </w:p>
         </w:tc>
       </w:tr>
@@ -14826,12 +14567,14 @@
             <w:pPr>
               <w:pStyle w:val="TextCDB"/>
               <w:rPr>
-                <w:i/>
-              </w:rPr>
-            </w:pPr>
-            <w:r>
-              <w:rPr>
-                <w:i/>
+                <w:color w:val="B2A1C7" w:themeColor="accent4" w:themeTint="99"/>
+                <w:lang w:val="de-CH" w:eastAsia="de-CH"/>
+              </w:rPr>
+            </w:pPr>
+            <w:r>
+              <w:rPr>
+                <w:color w:val="B2A1C7" w:themeColor="accent4" w:themeTint="99"/>
+                <w:lang w:val="de-CH" w:eastAsia="de-CH"/>
               </w:rPr>
               <w:t>3</w:t>
             </w:r>
@@ -14845,12 +14588,14 @@
             <w:pPr>
               <w:pStyle w:val="TextCDB"/>
               <w:rPr>
-                <w:i/>
-              </w:rPr>
-            </w:pPr>
-            <w:r>
-              <w:rPr>
-                <w:i/>
+                <w:color w:val="B2A1C7" w:themeColor="accent4" w:themeTint="99"/>
+                <w:lang w:val="de-CH" w:eastAsia="de-CH"/>
+              </w:rPr>
+            </w:pPr>
+            <w:r>
+              <w:rPr>
+                <w:color w:val="B2A1C7" w:themeColor="accent4" w:themeTint="99"/>
+                <w:lang w:val="de-CH" w:eastAsia="de-CH"/>
               </w:rPr>
               <w:t>Schwerer Mangel</w:t>
             </w:r>
@@ -14863,7 +14608,34 @@
           <w:p>
             <w:pPr>
               <w:pStyle w:val="TextCDB"/>
-            </w:pPr>
+              <w:rPr>
+                <w:color w:val="B2A1C7" w:themeColor="accent4" w:themeTint="99"/>
+                <w:lang w:val="de-CH" w:eastAsia="de-CH"/>
+              </w:rPr>
+            </w:pPr>
+            <w:r>
+              <w:rPr>
+                <w:color w:val="B2A1C7" w:themeColor="accent4" w:themeTint="99"/>
+                <w:lang w:val="de-CH" w:eastAsia="de-CH"/>
+              </w:rPr>
+              <w:t>Wichtige Funktion funktioniert nicht korrekt (</w:t>
+            </w:r>
+            <w:proofErr w:type="spellStart"/>
+            <w:r>
+              <w:rPr>
+                <w:color w:val="B2A1C7" w:themeColor="accent4" w:themeTint="99"/>
+                <w:lang w:val="de-CH" w:eastAsia="de-CH"/>
+              </w:rPr>
+              <w:t>z.B</w:t>
+            </w:r>
+            <w:proofErr w:type="spellEnd"/>
+            <w:r>
+              <w:rPr>
+                <w:color w:val="B2A1C7" w:themeColor="accent4" w:themeTint="99"/>
+                <w:lang w:val="de-CH" w:eastAsia="de-CH"/>
+              </w:rPr>
+              <w:t xml:space="preserve"> Schaden wird nicht abgezogen)</w:t>
+            </w:r>
           </w:p>
         </w:tc>
       </w:tr>
@@ -14879,12 +14651,14 @@
             <w:pPr>
               <w:pStyle w:val="TextCDB"/>
               <w:rPr>
-                <w:i/>
-              </w:rPr>
-            </w:pPr>
-            <w:r>
-              <w:rPr>
-                <w:i/>
+                <w:color w:val="B2A1C7" w:themeColor="accent4" w:themeTint="99"/>
+                <w:lang w:val="de-CH" w:eastAsia="de-CH"/>
+              </w:rPr>
+            </w:pPr>
+            <w:r>
+              <w:rPr>
+                <w:color w:val="B2A1C7" w:themeColor="accent4" w:themeTint="99"/>
+                <w:lang w:val="de-CH" w:eastAsia="de-CH"/>
               </w:rPr>
               <w:t>4</w:t>
             </w:r>
@@ -14898,22 +14672,16 @@
             <w:pPr>
               <w:pStyle w:val="TextCDB"/>
               <w:rPr>
-                <w:i/>
-              </w:rPr>
-            </w:pPr>
-            <w:proofErr w:type="spellStart"/>
-            <w:r>
-              <w:rPr>
-                <w:i/>
-              </w:rPr>
-              <w:t>Kritischer</w:t>
-            </w:r>
-            <w:proofErr w:type="spellEnd"/>
-            <w:r>
-              <w:rPr>
-                <w:i/>
-              </w:rPr>
-              <w:t xml:space="preserve"> Mangel</w:t>
+                <w:color w:val="B2A1C7" w:themeColor="accent4" w:themeTint="99"/>
+                <w:lang w:val="de-CH" w:eastAsia="de-CH"/>
+              </w:rPr>
+            </w:pPr>
+            <w:r>
+              <w:rPr>
+                <w:color w:val="B2A1C7" w:themeColor="accent4" w:themeTint="99"/>
+                <w:lang w:val="de-CH" w:eastAsia="de-CH"/>
+              </w:rPr>
+              <w:t>Kritischer Mangel</w:t>
             </w:r>
           </w:p>
         </w:tc>
@@ -14924,13 +14692,23 @@
           <w:p>
             <w:pPr>
               <w:pStyle w:val="TextCDB"/>
-            </w:pPr>
+              <w:rPr>
+                <w:color w:val="B2A1C7" w:themeColor="accent4" w:themeTint="99"/>
+                <w:lang w:val="de-CH" w:eastAsia="de-CH"/>
+              </w:rPr>
+            </w:pPr>
+            <w:r>
+              <w:rPr>
+                <w:color w:val="B2A1C7" w:themeColor="accent4" w:themeTint="99"/>
+                <w:lang w:val="de-CH" w:eastAsia="de-CH"/>
+              </w:rPr>
+              <w:t>Anwendung oder Spiel funktioniert nicht mehr bzw. Stürzt ab</w:t>
+            </w:r>
           </w:p>
         </w:tc>
       </w:tr>
+      <w:bookmarkEnd w:id="28"/>
     </w:tbl>
-    <w:p/>
-    <w:bookmarkEnd w:id="28"/>
     <w:p>
       <w:pPr>
         <w:pStyle w:val="TextCDB"/>
@@ -14955,15 +14733,15 @@
         <w:suppressAutoHyphens w:val="0"/>
         <w:spacing w:before="120" w:after="120" w:line="288" w:lineRule="auto"/>
       </w:pPr>
-      <w:bookmarkStart w:id="38" w:name="_Toc391884291"/>
-      <w:bookmarkStart w:id="39" w:name="_Toc400697056"/>
-      <w:bookmarkStart w:id="40" w:name="_Toc223451553"/>
+      <w:bookmarkStart w:id="35" w:name="_Toc391884291"/>
+      <w:bookmarkStart w:id="36" w:name="_Toc400697056"/>
+      <w:bookmarkStart w:id="37" w:name="_Toc224146643"/>
       <w:r>
         <w:t>Testfallbeschreibungen</w:t>
       </w:r>
-      <w:bookmarkEnd w:id="38"/>
-      <w:bookmarkEnd w:id="39"/>
-      <w:bookmarkEnd w:id="40"/>
+      <w:bookmarkEnd w:id="35"/>
+      <w:bookmarkEnd w:id="36"/>
+      <w:bookmarkEnd w:id="37"/>
     </w:p>
     <w:tbl>
       <w:tblPr>
@@ -15014,6 +14792,14 @@
             </w:r>
             <w:proofErr w:type="spellEnd"/>
           </w:p>
+          <w:p>
+            <w:pPr>
+              <w:pStyle w:val="TextCDB"/>
+            </w:pPr>
+            <w:r>
+              <w:t>F1: Startup</w:t>
+            </w:r>
+          </w:p>
         </w:tc>
         <w:tc>
           <w:tcPr>
@@ -15053,34 +14839,111 @@
           <w:p>
             <w:pPr>
               <w:pStyle w:val="TextCDB"/>
+              <w:rPr>
+                <w:b/>
+                <w:bCs/>
+              </w:rPr>
             </w:pPr>
             <w:proofErr w:type="spellStart"/>
             <w:r>
+              <w:rPr>
+                <w:b/>
+                <w:bCs/>
+              </w:rPr>
               <w:t>Referenz</w:t>
             </w:r>
             <w:proofErr w:type="spellEnd"/>
             <w:r>
+              <w:rPr>
+                <w:b/>
+                <w:bCs/>
+              </w:rPr>
               <w:t xml:space="preserve"> </w:t>
             </w:r>
             <w:proofErr w:type="spellStart"/>
             <w:r>
+              <w:rPr>
+                <w:b/>
+                <w:bCs/>
+              </w:rPr>
               <w:t>zu</w:t>
             </w:r>
             <w:proofErr w:type="spellEnd"/>
             <w:r>
+              <w:rPr>
+                <w:b/>
+                <w:bCs/>
+              </w:rPr>
               <w:t xml:space="preserve"> </w:t>
             </w:r>
             <w:proofErr w:type="spellStart"/>
             <w:r>
+              <w:rPr>
+                <w:b/>
+                <w:bCs/>
+              </w:rPr>
               <w:t>Anforderung</w:t>
             </w:r>
             <w:proofErr w:type="spellEnd"/>
             <w:r>
+              <w:rPr>
+                <w:b/>
+                <w:bCs/>
+              </w:rPr>
               <w:t xml:space="preserve"> &amp; </w:t>
             </w:r>
             <w:proofErr w:type="spellStart"/>
             <w:r>
+              <w:rPr>
+                <w:b/>
+                <w:bCs/>
+              </w:rPr>
               <w:t>Abnahmekriterium</w:t>
+            </w:r>
+            <w:proofErr w:type="spellEnd"/>
+          </w:p>
+          <w:p>
+            <w:pPr>
+              <w:pStyle w:val="TextCDB"/>
+            </w:pPr>
+            <w:r>
+              <w:t xml:space="preserve">Spiel </w:t>
+            </w:r>
+            <w:proofErr w:type="spellStart"/>
+            <w:r>
+              <w:t>startet</w:t>
+            </w:r>
+            <w:proofErr w:type="spellEnd"/>
+            <w:r>
+              <w:t xml:space="preserve"> </w:t>
+            </w:r>
+            <w:proofErr w:type="spellStart"/>
+            <w:r>
+              <w:t>korrekt</w:t>
+            </w:r>
+            <w:proofErr w:type="spellEnd"/>
+            <w:r>
+              <w:t xml:space="preserve"> und </w:t>
+            </w:r>
+            <w:proofErr w:type="spellStart"/>
+            <w:r>
+              <w:t>Hauptmenü</w:t>
+            </w:r>
+            <w:proofErr w:type="spellEnd"/>
+            <w:r>
+              <w:t xml:space="preserve"> </w:t>
+            </w:r>
+            <w:proofErr w:type="spellStart"/>
+            <w:r>
+              <w:t>bzw</w:t>
+            </w:r>
+            <w:proofErr w:type="spellEnd"/>
+            <w:r>
+              <w:t xml:space="preserve">. Spiel wird </w:t>
+            </w:r>
+            <w:proofErr w:type="spellStart"/>
+            <w:r>
+              <w:t>geladen</w:t>
             </w:r>
             <w:proofErr w:type="spellEnd"/>
           </w:p>
@@ -15131,7 +14994,7 @@
       </w:tr>
       <w:tr>
         <w:trPr>
-          <w:trHeight w:val="399"/>
+          <w:trHeight w:val="890"/>
         </w:trPr>
         <w:tc>
           <w:tcPr>
@@ -15168,6 +15031,22 @@
             <w:pPr>
               <w:pStyle w:val="TextCDB"/>
               <w:rPr>
+                <w:iCs/>
+                <w:lang w:val="de-CH"/>
+              </w:rPr>
+            </w:pPr>
+            <w:r>
+              <w:rPr>
+                <w:iCs/>
+                <w:lang w:val="de-CH"/>
+              </w:rPr>
+              <w:t>Der Benutzer startet das Spiel. Es wird überprüft, ob das Spiel korrekt geladen wird und spielbereit ist.</w:t>
+            </w:r>
+          </w:p>
+          <w:p>
+            <w:pPr>
+              <w:pStyle w:val="TextCDB"/>
+              <w:rPr>
                 <w:lang w:val="de-CH"/>
               </w:rPr>
             </w:pPr>
@@ -15216,6 +15095,12 @@
                 <w:lang w:val="de-CH"/>
               </w:rPr>
             </w:pPr>
+            <w:r>
+              <w:rPr>
+                <w:lang w:val="de-CH"/>
+              </w:rPr>
+              <w:t>Spiel ist installiert &amp; Gerät ist eingeschaltet</w:t>
+            </w:r>
           </w:p>
         </w:tc>
       </w:tr>
@@ -15335,39 +15220,2232 @@
     </w:p>
     <w:p>
       <w:pPr>
+        <w:suppressAutoHyphens w:val="0"/>
+        <w:rPr>
+          <w:rFonts w:eastAsia="Times New Roman"/>
+          <w:sz w:val="22"/>
+          <w:szCs w:val="22"/>
+          <w:lang w:eastAsia="de-DE"/>
+        </w:rPr>
+      </w:pPr>
+      <w:r>
+        <w:br w:type="page"/>
+      </w:r>
+    </w:p>
+    <w:tbl>
+      <w:tblPr>
+        <w:tblW w:w="9295" w:type="dxa"/>
+        <w:tblBorders>
+          <w:top w:val="single" w:sz="4" w:space="0" w:color="auto"/>
+          <w:left w:val="single" w:sz="4" w:space="0" w:color="auto"/>
+          <w:bottom w:val="single" w:sz="4" w:space="0" w:color="auto"/>
+          <w:right w:val="single" w:sz="4" w:space="0" w:color="auto"/>
+          <w:insideH w:val="single" w:sz="4" w:space="0" w:color="auto"/>
+          <w:insideV w:val="single" w:sz="4" w:space="0" w:color="auto"/>
+        </w:tblBorders>
+        <w:tblLayout w:type="fixed"/>
+        <w:tblLook w:val="04A0" w:firstRow="1" w:lastRow="0" w:firstColumn="1" w:lastColumn="0" w:noHBand="0" w:noVBand="1"/>
+      </w:tblPr>
+      <w:tblGrid>
+        <w:gridCol w:w="2484"/>
+        <w:gridCol w:w="1334"/>
+        <w:gridCol w:w="2811"/>
+        <w:gridCol w:w="2666"/>
+      </w:tblGrid>
+      <w:tr>
+        <w:trPr>
+          <w:trHeight w:val="399"/>
+          <w:tblHeader/>
+        </w:trPr>
+        <w:tc>
+          <w:tcPr>
+            <w:tcW w:w="2484" w:type="dxa"/>
+            <w:tcBorders>
+              <w:top w:val="single" w:sz="4" w:space="0" w:color="auto"/>
+              <w:left w:val="single" w:sz="4" w:space="0" w:color="auto"/>
+              <w:bottom w:val="single" w:sz="4" w:space="0" w:color="auto"/>
+              <w:right w:val="single" w:sz="4" w:space="0" w:color="auto"/>
+            </w:tcBorders>
+            <w:shd w:val="clear" w:color="auto" w:fill="D9D9D9" w:themeFill="background1" w:themeFillShade="D9"/>
+          </w:tcPr>
+          <w:p>
+            <w:pPr>
+              <w:pStyle w:val="TextCDB"/>
+            </w:pPr>
+            <w:bookmarkStart w:id="38" w:name="_Toc409788304"/>
+            <w:r>
+              <w:lastRenderedPageBreak/>
+              <w:t xml:space="preserve">ID / </w:t>
+            </w:r>
+            <w:proofErr w:type="spellStart"/>
+            <w:r>
+              <w:t>Bezeichnung</w:t>
+            </w:r>
+            <w:proofErr w:type="spellEnd"/>
+          </w:p>
+          <w:p>
+            <w:pPr>
+              <w:pStyle w:val="TextCDB"/>
+            </w:pPr>
+            <w:r>
+              <w:t xml:space="preserve">F2: </w:t>
+            </w:r>
+            <w:proofErr w:type="spellStart"/>
+            <w:r>
+              <w:t>Schussfunktion</w:t>
+            </w:r>
+            <w:proofErr w:type="spellEnd"/>
+          </w:p>
+        </w:tc>
+        <w:tc>
+          <w:tcPr>
+            <w:tcW w:w="1334" w:type="dxa"/>
+            <w:tcBorders>
+              <w:top w:val="single" w:sz="4" w:space="0" w:color="auto"/>
+              <w:left w:val="single" w:sz="4" w:space="0" w:color="auto"/>
+              <w:bottom w:val="single" w:sz="4" w:space="0" w:color="auto"/>
+              <w:right w:val="single" w:sz="4" w:space="0" w:color="auto"/>
+            </w:tcBorders>
+          </w:tcPr>
+          <w:p>
+            <w:pPr>
+              <w:pStyle w:val="TextCDB"/>
+              <w:rPr>
+                <w:i/>
+              </w:rPr>
+            </w:pPr>
+            <w:r>
+              <w:rPr>
+                <w:i/>
+              </w:rPr>
+              <w:t>T-00</w:t>
+            </w:r>
+            <w:r>
+              <w:rPr>
+                <w:i/>
+              </w:rPr>
+              <w:t>2</w:t>
+            </w:r>
+          </w:p>
+        </w:tc>
+        <w:tc>
+          <w:tcPr>
+            <w:tcW w:w="2811" w:type="dxa"/>
+            <w:tcBorders>
+              <w:top w:val="single" w:sz="4" w:space="0" w:color="auto"/>
+              <w:left w:val="single" w:sz="4" w:space="0" w:color="auto"/>
+              <w:bottom w:val="single" w:sz="4" w:space="0" w:color="auto"/>
+              <w:right w:val="single" w:sz="4" w:space="0" w:color="auto"/>
+            </w:tcBorders>
+          </w:tcPr>
+          <w:p>
+            <w:pPr>
+              <w:pStyle w:val="TextCDB"/>
+              <w:rPr>
+                <w:b/>
+                <w:bCs/>
+              </w:rPr>
+            </w:pPr>
+            <w:proofErr w:type="spellStart"/>
+            <w:r>
+              <w:rPr>
+                <w:b/>
+                <w:bCs/>
+              </w:rPr>
+              <w:t>Referenz</w:t>
+            </w:r>
+            <w:proofErr w:type="spellEnd"/>
+            <w:r>
+              <w:rPr>
+                <w:b/>
+                <w:bCs/>
+              </w:rPr>
+              <w:t xml:space="preserve"> </w:t>
+            </w:r>
+            <w:proofErr w:type="spellStart"/>
+            <w:r>
+              <w:rPr>
+                <w:b/>
+                <w:bCs/>
+              </w:rPr>
+              <w:t>zu</w:t>
+            </w:r>
+            <w:proofErr w:type="spellEnd"/>
+            <w:r>
+              <w:rPr>
+                <w:b/>
+                <w:bCs/>
+              </w:rPr>
+              <w:t xml:space="preserve"> </w:t>
+            </w:r>
+            <w:proofErr w:type="spellStart"/>
+            <w:r>
+              <w:rPr>
+                <w:b/>
+                <w:bCs/>
+              </w:rPr>
+              <w:t>Anforderung</w:t>
+            </w:r>
+            <w:proofErr w:type="spellEnd"/>
+            <w:r>
+              <w:rPr>
+                <w:b/>
+                <w:bCs/>
+              </w:rPr>
+              <w:t xml:space="preserve"> &amp; </w:t>
+            </w:r>
+            <w:proofErr w:type="spellStart"/>
+            <w:r>
+              <w:rPr>
+                <w:b/>
+                <w:bCs/>
+              </w:rPr>
+              <w:t>Abnahmekriterium</w:t>
+            </w:r>
+            <w:proofErr w:type="spellEnd"/>
+          </w:p>
+          <w:p>
+            <w:pPr>
+              <w:pStyle w:val="TextCDB"/>
+            </w:pPr>
+            <w:r>
+              <w:t xml:space="preserve">Der Spieler muss Gegner </w:t>
+            </w:r>
+            <w:proofErr w:type="spellStart"/>
+            <w:r>
+              <w:t>angreifen</w:t>
+            </w:r>
+            <w:proofErr w:type="spellEnd"/>
+            <w:r>
+              <w:t xml:space="preserve"> </w:t>
+            </w:r>
+            <w:proofErr w:type="spellStart"/>
+            <w:r>
+              <w:t>können</w:t>
+            </w:r>
+            <w:proofErr w:type="spellEnd"/>
+            <w:r>
+              <w:t xml:space="preserve">, </w:t>
+            </w:r>
+            <w:proofErr w:type="spellStart"/>
+            <w:r>
+              <w:t>indem</w:t>
+            </w:r>
+            <w:proofErr w:type="spellEnd"/>
+            <w:r>
+              <w:t xml:space="preserve"> er </w:t>
+            </w:r>
+            <w:proofErr w:type="spellStart"/>
+            <w:r>
+              <w:t>schiesst</w:t>
+            </w:r>
+            <w:proofErr w:type="spellEnd"/>
+            <w:r>
+              <w:t>.</w:t>
+            </w:r>
+          </w:p>
+        </w:tc>
+        <w:tc>
+          <w:tcPr>
+            <w:tcW w:w="2666" w:type="dxa"/>
+            <w:tcBorders>
+              <w:top w:val="single" w:sz="4" w:space="0" w:color="auto"/>
+              <w:left w:val="single" w:sz="4" w:space="0" w:color="auto"/>
+              <w:bottom w:val="single" w:sz="4" w:space="0" w:color="auto"/>
+              <w:right w:val="single" w:sz="4" w:space="0" w:color="auto"/>
+            </w:tcBorders>
+          </w:tcPr>
+          <w:p>
+            <w:pPr>
+              <w:pStyle w:val="TextCDB"/>
+              <w:rPr>
+                <w:i/>
+              </w:rPr>
+            </w:pPr>
+            <w:proofErr w:type="spellStart"/>
+            <w:r>
+              <w:rPr>
+                <w:i/>
+              </w:rPr>
+              <w:t>Nn</w:t>
+            </w:r>
+            <w:proofErr w:type="spellEnd"/>
+          </w:p>
+          <w:p>
+            <w:pPr>
+              <w:pStyle w:val="TextCDB"/>
+              <w:rPr>
+                <w:i/>
+                <w:lang w:val="de-CH"/>
+              </w:rPr>
+            </w:pPr>
+            <w:r>
+              <w:rPr>
+                <w:i/>
+                <w:lang w:val="de-CH"/>
+              </w:rPr>
+              <w:t>z.B. die Qualitätsanforderungen im Ergebnis Systemanforderungen</w:t>
+            </w:r>
+          </w:p>
+        </w:tc>
+      </w:tr>
+      <w:tr>
+        <w:trPr>
+          <w:trHeight w:val="890"/>
+        </w:trPr>
+        <w:tc>
+          <w:tcPr>
+            <w:tcW w:w="2484" w:type="dxa"/>
+            <w:tcBorders>
+              <w:top w:val="single" w:sz="4" w:space="0" w:color="auto"/>
+            </w:tcBorders>
+            <w:shd w:val="clear" w:color="auto" w:fill="D9D9D9" w:themeFill="background1" w:themeFillShade="D9"/>
+          </w:tcPr>
+          <w:p>
+            <w:pPr>
+              <w:pStyle w:val="TextCDB"/>
+              <w:rPr>
+                <w:lang w:val="de-CH"/>
+              </w:rPr>
+            </w:pPr>
+            <w:r>
+              <w:rPr>
+                <w:lang w:val="de-CH"/>
+              </w:rPr>
+              <w:t>Beschreibung</w:t>
+            </w:r>
+          </w:p>
+        </w:tc>
+        <w:tc>
+          <w:tcPr>
+            <w:tcW w:w="6811" w:type="dxa"/>
+            <w:gridSpan w:val="3"/>
+            <w:tcBorders>
+              <w:top w:val="single" w:sz="4" w:space="0" w:color="auto"/>
+            </w:tcBorders>
+          </w:tcPr>
+          <w:p>
+            <w:pPr>
+              <w:pStyle w:val="TextCDB"/>
+              <w:rPr>
+                <w:lang w:val="de-CH"/>
+              </w:rPr>
+            </w:pPr>
+            <w:r>
+              <w:t xml:space="preserve">Der Spieler </w:t>
+            </w:r>
+            <w:proofErr w:type="spellStart"/>
+            <w:r>
+              <w:t>schiesst</w:t>
+            </w:r>
+            <w:proofErr w:type="spellEnd"/>
+            <w:r>
+              <w:t xml:space="preserve"> auf </w:t>
+            </w:r>
+            <w:proofErr w:type="spellStart"/>
+            <w:r>
+              <w:t>einen</w:t>
+            </w:r>
+            <w:proofErr w:type="spellEnd"/>
+            <w:r>
+              <w:t xml:space="preserve"> Gegner. Es wird </w:t>
+            </w:r>
+            <w:proofErr w:type="spellStart"/>
+            <w:r>
+              <w:t>überprüft</w:t>
+            </w:r>
+            <w:proofErr w:type="spellEnd"/>
+            <w:r>
+              <w:t xml:space="preserve">, </w:t>
+            </w:r>
+            <w:proofErr w:type="spellStart"/>
+            <w:r>
+              <w:t>ob</w:t>
+            </w:r>
+            <w:proofErr w:type="spellEnd"/>
+            <w:r>
+              <w:t xml:space="preserve"> der Schuss </w:t>
+            </w:r>
+            <w:proofErr w:type="spellStart"/>
+            <w:r>
+              <w:t>korrekt</w:t>
+            </w:r>
+            <w:proofErr w:type="spellEnd"/>
+            <w:r>
+              <w:t xml:space="preserve"> </w:t>
+            </w:r>
+            <w:proofErr w:type="spellStart"/>
+            <w:r>
+              <w:t>ausgelöst</w:t>
+            </w:r>
+            <w:proofErr w:type="spellEnd"/>
+            <w:r>
+              <w:t xml:space="preserve"> wird.</w:t>
+            </w:r>
+          </w:p>
+        </w:tc>
+      </w:tr>
+      <w:tr>
+        <w:trPr>
+          <w:trHeight w:val="416"/>
+        </w:trPr>
+        <w:tc>
+          <w:tcPr>
+            <w:tcW w:w="2484" w:type="dxa"/>
+            <w:tcBorders>
+              <w:top w:val="single" w:sz="4" w:space="0" w:color="auto"/>
+            </w:tcBorders>
+            <w:shd w:val="clear" w:color="auto" w:fill="D9D9D9" w:themeFill="background1" w:themeFillShade="D9"/>
+          </w:tcPr>
+          <w:p>
+            <w:pPr>
+              <w:pStyle w:val="TextCDB"/>
+              <w:rPr>
+                <w:lang w:val="de-CH"/>
+              </w:rPr>
+            </w:pPr>
+            <w:r>
+              <w:rPr>
+                <w:lang w:val="de-CH"/>
+              </w:rPr>
+              <w:t>Testvoraussetzung</w:t>
+            </w:r>
+          </w:p>
+        </w:tc>
+        <w:tc>
+          <w:tcPr>
+            <w:tcW w:w="6811" w:type="dxa"/>
+            <w:gridSpan w:val="3"/>
+            <w:tcBorders>
+              <w:top w:val="single" w:sz="4" w:space="0" w:color="auto"/>
+            </w:tcBorders>
+          </w:tcPr>
+          <w:p>
+            <w:pPr>
+              <w:pStyle w:val="TextCDB"/>
+              <w:rPr>
+                <w:lang w:val="de-CH"/>
+              </w:rPr>
+            </w:pPr>
+            <w:r>
+              <w:rPr>
+                <w:lang w:val="de-CH"/>
+              </w:rPr>
+              <w:t>Spiel läuft &amp; Gegner befindet sich im Spielfeld</w:t>
+            </w:r>
+          </w:p>
+        </w:tc>
+      </w:tr>
+      <w:tr>
+        <w:trPr>
+          <w:trHeight w:val="1632"/>
+        </w:trPr>
+        <w:tc>
+          <w:tcPr>
+            <w:tcW w:w="2484" w:type="dxa"/>
+            <w:shd w:val="clear" w:color="auto" w:fill="D9D9D9" w:themeFill="background1" w:themeFillShade="D9"/>
+          </w:tcPr>
+          <w:p>
+            <w:pPr>
+              <w:pStyle w:val="TextCDB"/>
+              <w:rPr>
+                <w:lang w:val="de-CH"/>
+              </w:rPr>
+            </w:pPr>
+            <w:r>
+              <w:rPr>
+                <w:lang w:val="de-CH"/>
+              </w:rPr>
+              <w:t>Testschritte</w:t>
+            </w:r>
+          </w:p>
+        </w:tc>
+        <w:tc>
+          <w:tcPr>
+            <w:tcW w:w="6811" w:type="dxa"/>
+            <w:gridSpan w:val="3"/>
+          </w:tcPr>
+          <w:p>
+            <w:pPr>
+              <w:pStyle w:val="TextCDB"/>
+              <w:rPr>
+                <w:lang w:val="de-CH"/>
+              </w:rPr>
+            </w:pPr>
+          </w:p>
+          <w:p>
+            <w:pPr>
+              <w:pStyle w:val="TextCDB"/>
+              <w:rPr>
+                <w:lang w:val="de-CH"/>
+              </w:rPr>
+            </w:pPr>
+          </w:p>
+          <w:p>
+            <w:pPr>
+              <w:pStyle w:val="TextCDB"/>
+              <w:rPr>
+                <w:lang w:val="de-CH"/>
+              </w:rPr>
+            </w:pPr>
+          </w:p>
+          <w:p>
+            <w:pPr>
+              <w:pStyle w:val="TextCDB"/>
+              <w:rPr>
+                <w:lang w:val="de-CH"/>
+              </w:rPr>
+            </w:pPr>
+          </w:p>
+        </w:tc>
+      </w:tr>
+      <w:tr>
+        <w:trPr>
+          <w:trHeight w:val="416"/>
+        </w:trPr>
+        <w:tc>
+          <w:tcPr>
+            <w:tcW w:w="2484" w:type="dxa"/>
+            <w:shd w:val="clear" w:color="auto" w:fill="D9D9D9" w:themeFill="background1" w:themeFillShade="D9"/>
+          </w:tcPr>
+          <w:p>
+            <w:pPr>
+              <w:pStyle w:val="TextCDB"/>
+              <w:rPr>
+                <w:lang w:val="de-CH"/>
+              </w:rPr>
+            </w:pPr>
+            <w:r>
+              <w:rPr>
+                <w:lang w:val="de-CH"/>
+              </w:rPr>
+              <w:t>Erwartetes Ergebnis</w:t>
+            </w:r>
+          </w:p>
+        </w:tc>
+        <w:tc>
+          <w:tcPr>
+            <w:tcW w:w="6811" w:type="dxa"/>
+            <w:gridSpan w:val="3"/>
+          </w:tcPr>
+          <w:p>
+            <w:pPr>
+              <w:pStyle w:val="TextCDB"/>
+              <w:rPr>
+                <w:lang w:val="de-CH"/>
+              </w:rPr>
+            </w:pPr>
+          </w:p>
+        </w:tc>
+      </w:tr>
+    </w:tbl>
+    <w:p/>
+    <w:p>
+      <w:pPr>
+        <w:suppressAutoHyphens w:val="0"/>
+      </w:pPr>
+      <w:r>
+        <w:br w:type="page"/>
+      </w:r>
+    </w:p>
+    <w:tbl>
+      <w:tblPr>
+        <w:tblW w:w="9295" w:type="dxa"/>
+        <w:tblBorders>
+          <w:top w:val="single" w:sz="4" w:space="0" w:color="auto"/>
+          <w:left w:val="single" w:sz="4" w:space="0" w:color="auto"/>
+          <w:bottom w:val="single" w:sz="4" w:space="0" w:color="auto"/>
+          <w:right w:val="single" w:sz="4" w:space="0" w:color="auto"/>
+          <w:insideH w:val="single" w:sz="4" w:space="0" w:color="auto"/>
+          <w:insideV w:val="single" w:sz="4" w:space="0" w:color="auto"/>
+        </w:tblBorders>
+        <w:tblLayout w:type="fixed"/>
+        <w:tblLook w:val="04A0" w:firstRow="1" w:lastRow="0" w:firstColumn="1" w:lastColumn="0" w:noHBand="0" w:noVBand="1"/>
+      </w:tblPr>
+      <w:tblGrid>
+        <w:gridCol w:w="2484"/>
+        <w:gridCol w:w="1334"/>
+        <w:gridCol w:w="2811"/>
+        <w:gridCol w:w="2666"/>
+      </w:tblGrid>
+      <w:tr>
+        <w:trPr>
+          <w:trHeight w:val="399"/>
+          <w:tblHeader/>
+        </w:trPr>
+        <w:tc>
+          <w:tcPr>
+            <w:tcW w:w="2484" w:type="dxa"/>
+            <w:tcBorders>
+              <w:top w:val="single" w:sz="4" w:space="0" w:color="auto"/>
+              <w:left w:val="single" w:sz="4" w:space="0" w:color="auto"/>
+              <w:bottom w:val="single" w:sz="4" w:space="0" w:color="auto"/>
+              <w:right w:val="single" w:sz="4" w:space="0" w:color="auto"/>
+            </w:tcBorders>
+            <w:shd w:val="clear" w:color="auto" w:fill="D9D9D9" w:themeFill="background1" w:themeFillShade="D9"/>
+          </w:tcPr>
+          <w:p>
+            <w:pPr>
+              <w:pStyle w:val="TextCDB"/>
+            </w:pPr>
+            <w:r>
+              <w:lastRenderedPageBreak/>
+              <w:t xml:space="preserve">ID / </w:t>
+            </w:r>
+            <w:proofErr w:type="spellStart"/>
+            <w:r>
+              <w:t>Bezeichnung</w:t>
+            </w:r>
+            <w:proofErr w:type="spellEnd"/>
+          </w:p>
+          <w:p>
+            <w:pPr>
+              <w:pStyle w:val="TextCDB"/>
+            </w:pPr>
+            <w:r>
+              <w:t>F3: Health-System</w:t>
+            </w:r>
+          </w:p>
+        </w:tc>
+        <w:tc>
+          <w:tcPr>
+            <w:tcW w:w="1334" w:type="dxa"/>
+            <w:tcBorders>
+              <w:top w:val="single" w:sz="4" w:space="0" w:color="auto"/>
+              <w:left w:val="single" w:sz="4" w:space="0" w:color="auto"/>
+              <w:bottom w:val="single" w:sz="4" w:space="0" w:color="auto"/>
+              <w:right w:val="single" w:sz="4" w:space="0" w:color="auto"/>
+            </w:tcBorders>
+          </w:tcPr>
+          <w:p>
+            <w:pPr>
+              <w:pStyle w:val="TextCDB"/>
+              <w:rPr>
+                <w:i/>
+              </w:rPr>
+            </w:pPr>
+            <w:r>
+              <w:rPr>
+                <w:i/>
+              </w:rPr>
+              <w:t>T-00</w:t>
+            </w:r>
+            <w:r>
+              <w:rPr>
+                <w:i/>
+              </w:rPr>
+              <w:t>3</w:t>
+            </w:r>
+          </w:p>
+        </w:tc>
+        <w:tc>
+          <w:tcPr>
+            <w:tcW w:w="2811" w:type="dxa"/>
+            <w:tcBorders>
+              <w:top w:val="single" w:sz="4" w:space="0" w:color="auto"/>
+              <w:left w:val="single" w:sz="4" w:space="0" w:color="auto"/>
+              <w:bottom w:val="single" w:sz="4" w:space="0" w:color="auto"/>
+              <w:right w:val="single" w:sz="4" w:space="0" w:color="auto"/>
+            </w:tcBorders>
+          </w:tcPr>
+          <w:p>
+            <w:pPr>
+              <w:pStyle w:val="TextCDB"/>
+              <w:rPr>
+                <w:b/>
+                <w:bCs/>
+                <w:lang w:val="de-CH"/>
+              </w:rPr>
+            </w:pPr>
+            <w:r>
+              <w:rPr>
+                <w:b/>
+                <w:bCs/>
+                <w:lang w:val="de-CH"/>
+              </w:rPr>
+              <w:t>Referenz zu Anforderung &amp; Abnahmekriterium</w:t>
+            </w:r>
+          </w:p>
+          <w:p>
+            <w:pPr>
+              <w:pStyle w:val="TextCDB"/>
+              <w:rPr>
+                <w:lang w:val="de-CH"/>
+              </w:rPr>
+            </w:pPr>
+            <w:r>
+              <w:rPr>
+                <w:lang w:val="de-CH"/>
+              </w:rPr>
+              <w:t>Spieler und Gegner besitzen Lebenspunkte, die bei einem Treffer reduziert werden.</w:t>
+            </w:r>
+          </w:p>
+        </w:tc>
+        <w:tc>
+          <w:tcPr>
+            <w:tcW w:w="2666" w:type="dxa"/>
+            <w:tcBorders>
+              <w:top w:val="single" w:sz="4" w:space="0" w:color="auto"/>
+              <w:left w:val="single" w:sz="4" w:space="0" w:color="auto"/>
+              <w:bottom w:val="single" w:sz="4" w:space="0" w:color="auto"/>
+              <w:right w:val="single" w:sz="4" w:space="0" w:color="auto"/>
+            </w:tcBorders>
+          </w:tcPr>
+          <w:p>
+            <w:pPr>
+              <w:pStyle w:val="TextCDB"/>
+              <w:rPr>
+                <w:i/>
+              </w:rPr>
+            </w:pPr>
+            <w:proofErr w:type="spellStart"/>
+            <w:r>
+              <w:rPr>
+                <w:i/>
+              </w:rPr>
+              <w:t>Nn</w:t>
+            </w:r>
+            <w:proofErr w:type="spellEnd"/>
+          </w:p>
+          <w:p>
+            <w:pPr>
+              <w:pStyle w:val="TextCDB"/>
+              <w:rPr>
+                <w:i/>
+                <w:lang w:val="de-CH"/>
+              </w:rPr>
+            </w:pPr>
+            <w:r>
+              <w:rPr>
+                <w:i/>
+                <w:lang w:val="de-CH"/>
+              </w:rPr>
+              <w:t>z.B. die Qualitätsanforderungen im Ergebnis Systemanforderungen</w:t>
+            </w:r>
+          </w:p>
+        </w:tc>
+      </w:tr>
+      <w:tr>
+        <w:trPr>
+          <w:trHeight w:val="890"/>
+        </w:trPr>
+        <w:tc>
+          <w:tcPr>
+            <w:tcW w:w="2484" w:type="dxa"/>
+            <w:tcBorders>
+              <w:top w:val="single" w:sz="4" w:space="0" w:color="auto"/>
+            </w:tcBorders>
+            <w:shd w:val="clear" w:color="auto" w:fill="D9D9D9" w:themeFill="background1" w:themeFillShade="D9"/>
+          </w:tcPr>
+          <w:p>
+            <w:pPr>
+              <w:pStyle w:val="TextCDB"/>
+              <w:rPr>
+                <w:lang w:val="de-CH"/>
+              </w:rPr>
+            </w:pPr>
+            <w:r>
+              <w:rPr>
+                <w:lang w:val="de-CH"/>
+              </w:rPr>
+              <w:t>Beschreibung</w:t>
+            </w:r>
+          </w:p>
+        </w:tc>
+        <w:tc>
+          <w:tcPr>
+            <w:tcW w:w="6811" w:type="dxa"/>
+            <w:gridSpan w:val="3"/>
+            <w:tcBorders>
+              <w:top w:val="single" w:sz="4" w:space="0" w:color="auto"/>
+            </w:tcBorders>
+          </w:tcPr>
+          <w:p>
+            <w:pPr>
+              <w:pStyle w:val="TextCDB"/>
+              <w:rPr>
+                <w:lang w:val="de-CH"/>
+              </w:rPr>
+            </w:pPr>
+            <w:r>
+              <w:rPr>
+                <w:lang w:val="de-CH"/>
+              </w:rPr>
+              <w:t>Es wird überprüft, ob nach einem Treffer Leben vom Spieler oder Gegner abgezogen wird.</w:t>
+            </w:r>
+          </w:p>
+        </w:tc>
+      </w:tr>
+      <w:tr>
+        <w:trPr>
+          <w:trHeight w:val="416"/>
+        </w:trPr>
+        <w:tc>
+          <w:tcPr>
+            <w:tcW w:w="2484" w:type="dxa"/>
+            <w:tcBorders>
+              <w:top w:val="single" w:sz="4" w:space="0" w:color="auto"/>
+            </w:tcBorders>
+            <w:shd w:val="clear" w:color="auto" w:fill="D9D9D9" w:themeFill="background1" w:themeFillShade="D9"/>
+          </w:tcPr>
+          <w:p>
+            <w:pPr>
+              <w:pStyle w:val="TextCDB"/>
+              <w:rPr>
+                <w:lang w:val="de-CH"/>
+              </w:rPr>
+            </w:pPr>
+            <w:r>
+              <w:rPr>
+                <w:lang w:val="de-CH"/>
+              </w:rPr>
+              <w:t>Testvoraussetzung</w:t>
+            </w:r>
+          </w:p>
+        </w:tc>
+        <w:tc>
+          <w:tcPr>
+            <w:tcW w:w="6811" w:type="dxa"/>
+            <w:gridSpan w:val="3"/>
+            <w:tcBorders>
+              <w:top w:val="single" w:sz="4" w:space="0" w:color="auto"/>
+            </w:tcBorders>
+          </w:tcPr>
+          <w:p>
+            <w:pPr>
+              <w:pStyle w:val="TextCDB"/>
+              <w:rPr>
+                <w:lang w:val="de-CH"/>
+              </w:rPr>
+            </w:pPr>
+            <w:r>
+              <w:rPr>
+                <w:lang w:val="de-CH"/>
+              </w:rPr>
+              <w:t>Spiel</w:t>
+            </w:r>
+            <w:r>
+              <w:rPr>
+                <w:lang w:val="de-CH"/>
+              </w:rPr>
+              <w:t>er und Gegner befinden sich im Spiel &amp; Treffer erfolgt</w:t>
+            </w:r>
+          </w:p>
+        </w:tc>
+      </w:tr>
+      <w:tr>
+        <w:trPr>
+          <w:trHeight w:val="1632"/>
+        </w:trPr>
+        <w:tc>
+          <w:tcPr>
+            <w:tcW w:w="2484" w:type="dxa"/>
+            <w:shd w:val="clear" w:color="auto" w:fill="D9D9D9" w:themeFill="background1" w:themeFillShade="D9"/>
+          </w:tcPr>
+          <w:p>
+            <w:pPr>
+              <w:pStyle w:val="TextCDB"/>
+              <w:rPr>
+                <w:lang w:val="de-CH"/>
+              </w:rPr>
+            </w:pPr>
+            <w:r>
+              <w:rPr>
+                <w:lang w:val="de-CH"/>
+              </w:rPr>
+              <w:t>Testschritte</w:t>
+            </w:r>
+          </w:p>
+        </w:tc>
+        <w:tc>
+          <w:tcPr>
+            <w:tcW w:w="6811" w:type="dxa"/>
+            <w:gridSpan w:val="3"/>
+          </w:tcPr>
+          <w:p>
+            <w:pPr>
+              <w:pStyle w:val="TextCDB"/>
+              <w:rPr>
+                <w:lang w:val="de-CH"/>
+              </w:rPr>
+            </w:pPr>
+          </w:p>
+          <w:p>
+            <w:pPr>
+              <w:pStyle w:val="TextCDB"/>
+              <w:rPr>
+                <w:lang w:val="de-CH"/>
+              </w:rPr>
+            </w:pPr>
+          </w:p>
+          <w:p>
+            <w:pPr>
+              <w:pStyle w:val="TextCDB"/>
+              <w:rPr>
+                <w:lang w:val="de-CH"/>
+              </w:rPr>
+            </w:pPr>
+          </w:p>
+          <w:p>
+            <w:pPr>
+              <w:pStyle w:val="TextCDB"/>
+              <w:rPr>
+                <w:lang w:val="de-CH"/>
+              </w:rPr>
+            </w:pPr>
+          </w:p>
+        </w:tc>
+      </w:tr>
+      <w:tr>
+        <w:trPr>
+          <w:trHeight w:val="416"/>
+        </w:trPr>
+        <w:tc>
+          <w:tcPr>
+            <w:tcW w:w="2484" w:type="dxa"/>
+            <w:shd w:val="clear" w:color="auto" w:fill="D9D9D9" w:themeFill="background1" w:themeFillShade="D9"/>
+          </w:tcPr>
+          <w:p>
+            <w:pPr>
+              <w:pStyle w:val="TextCDB"/>
+              <w:rPr>
+                <w:lang w:val="de-CH"/>
+              </w:rPr>
+            </w:pPr>
+            <w:r>
+              <w:rPr>
+                <w:lang w:val="de-CH"/>
+              </w:rPr>
+              <w:t>Erwartetes Ergebnis</w:t>
+            </w:r>
+          </w:p>
+        </w:tc>
+        <w:tc>
+          <w:tcPr>
+            <w:tcW w:w="6811" w:type="dxa"/>
+            <w:gridSpan w:val="3"/>
+          </w:tcPr>
+          <w:p>
+            <w:pPr>
+              <w:pStyle w:val="TextCDB"/>
+              <w:rPr>
+                <w:lang w:val="de-CH"/>
+              </w:rPr>
+            </w:pPr>
+          </w:p>
+        </w:tc>
+      </w:tr>
+    </w:tbl>
+    <w:p>
+      <w:pPr>
         <w:pStyle w:val="TextCDB"/>
-        <w:tabs>
-          <w:tab w:val="left" w:pos="3262"/>
-        </w:tabs>
-        <w:rPr>
-          <w:lang w:val="de-CH"/>
+        <w:rPr>
+          <w:rFonts w:cs="Arial"/>
+          <w:b/>
+          <w:bCs/>
+          <w:kern w:val="1"/>
+          <w:sz w:val="24"/>
+          <w:szCs w:val="32"/>
         </w:rPr>
       </w:pPr>
     </w:p>
     <w:p>
       <w:pPr>
-        <w:pStyle w:val="TextCDB"/>
-        <w:tabs>
-          <w:tab w:val="left" w:pos="3262"/>
-        </w:tabs>
-        <w:rPr>
-          <w:lang w:val="de-CH"/>
+        <w:suppressAutoHyphens w:val="0"/>
+        <w:rPr>
+          <w:rFonts w:eastAsia="Times New Roman" w:cs="Arial"/>
+          <w:b/>
+          <w:bCs/>
+          <w:kern w:val="1"/>
+          <w:sz w:val="24"/>
+          <w:szCs w:val="32"/>
+          <w:lang w:val="en-US" w:eastAsia="de-DE"/>
         </w:rPr>
       </w:pPr>
     </w:p>
     <w:p>
       <w:pPr>
-        <w:pStyle w:val="berschrift1"/>
-        <w:numPr>
-          <w:ilvl w:val="0"/>
-          <w:numId w:val="38"/>
-        </w:numPr>
-        <w:tabs>
-          <w:tab w:val="left" w:pos="850"/>
-          <w:tab w:val="left" w:pos="3262"/>
-        </w:tabs>
         <w:suppressAutoHyphens w:val="0"/>
-        <w:spacing w:before="120" w:after="120" w:line="288" w:lineRule="auto"/>
+        <w:rPr>
+          <w:rFonts w:cs="Arial"/>
+          <w:b/>
+          <w:bCs/>
+          <w:kern w:val="1"/>
+          <w:sz w:val="24"/>
+          <w:szCs w:val="32"/>
+        </w:rPr>
+      </w:pPr>
+      <w:r>
+        <w:rPr>
+          <w:rFonts w:cs="Arial"/>
+          <w:b/>
+          <w:bCs/>
+          <w:kern w:val="1"/>
+          <w:sz w:val="24"/>
+          <w:szCs w:val="32"/>
+        </w:rPr>
+        <w:br w:type="page"/>
+      </w:r>
+    </w:p>
+    <w:tbl>
+      <w:tblPr>
+        <w:tblW w:w="9295" w:type="dxa"/>
+        <w:tblBorders>
+          <w:top w:val="single" w:sz="4" w:space="0" w:color="auto"/>
+          <w:left w:val="single" w:sz="4" w:space="0" w:color="auto"/>
+          <w:bottom w:val="single" w:sz="4" w:space="0" w:color="auto"/>
+          <w:right w:val="single" w:sz="4" w:space="0" w:color="auto"/>
+          <w:insideH w:val="single" w:sz="4" w:space="0" w:color="auto"/>
+          <w:insideV w:val="single" w:sz="4" w:space="0" w:color="auto"/>
+        </w:tblBorders>
+        <w:tblLayout w:type="fixed"/>
+        <w:tblLook w:val="04A0" w:firstRow="1" w:lastRow="0" w:firstColumn="1" w:lastColumn="0" w:noHBand="0" w:noVBand="1"/>
+      </w:tblPr>
+      <w:tblGrid>
+        <w:gridCol w:w="2484"/>
+        <w:gridCol w:w="1334"/>
+        <w:gridCol w:w="2811"/>
+        <w:gridCol w:w="2666"/>
+      </w:tblGrid>
+      <w:tr>
+        <w:trPr>
+          <w:trHeight w:val="399"/>
+          <w:tblHeader/>
+        </w:trPr>
+        <w:tc>
+          <w:tcPr>
+            <w:tcW w:w="2484" w:type="dxa"/>
+            <w:tcBorders>
+              <w:top w:val="single" w:sz="4" w:space="0" w:color="auto"/>
+              <w:left w:val="single" w:sz="4" w:space="0" w:color="auto"/>
+              <w:bottom w:val="single" w:sz="4" w:space="0" w:color="auto"/>
+              <w:right w:val="single" w:sz="4" w:space="0" w:color="auto"/>
+            </w:tcBorders>
+            <w:shd w:val="clear" w:color="auto" w:fill="D9D9D9" w:themeFill="background1" w:themeFillShade="D9"/>
+          </w:tcPr>
+          <w:p>
+            <w:pPr>
+              <w:pStyle w:val="TextCDB"/>
+            </w:pPr>
+            <w:r>
+              <w:lastRenderedPageBreak/>
+              <w:t xml:space="preserve">ID / </w:t>
+            </w:r>
+            <w:proofErr w:type="spellStart"/>
+            <w:r>
+              <w:t>Bezeichnung</w:t>
+            </w:r>
+            <w:proofErr w:type="spellEnd"/>
+          </w:p>
+          <w:p>
+            <w:pPr>
+              <w:pStyle w:val="TextCDB"/>
+            </w:pPr>
+            <w:r>
+              <w:t>F4: Score System</w:t>
+            </w:r>
+          </w:p>
+        </w:tc>
+        <w:tc>
+          <w:tcPr>
+            <w:tcW w:w="1334" w:type="dxa"/>
+            <w:tcBorders>
+              <w:top w:val="single" w:sz="4" w:space="0" w:color="auto"/>
+              <w:left w:val="single" w:sz="4" w:space="0" w:color="auto"/>
+              <w:bottom w:val="single" w:sz="4" w:space="0" w:color="auto"/>
+              <w:right w:val="single" w:sz="4" w:space="0" w:color="auto"/>
+            </w:tcBorders>
+          </w:tcPr>
+          <w:p>
+            <w:pPr>
+              <w:pStyle w:val="TextCDB"/>
+              <w:rPr>
+                <w:i/>
+              </w:rPr>
+            </w:pPr>
+            <w:r>
+              <w:rPr>
+                <w:i/>
+              </w:rPr>
+              <w:t>T-00</w:t>
+            </w:r>
+            <w:r>
+              <w:rPr>
+                <w:i/>
+              </w:rPr>
+              <w:t>4</w:t>
+            </w:r>
+          </w:p>
+        </w:tc>
+        <w:tc>
+          <w:tcPr>
+            <w:tcW w:w="2811" w:type="dxa"/>
+            <w:tcBorders>
+              <w:top w:val="single" w:sz="4" w:space="0" w:color="auto"/>
+              <w:left w:val="single" w:sz="4" w:space="0" w:color="auto"/>
+              <w:bottom w:val="single" w:sz="4" w:space="0" w:color="auto"/>
+              <w:right w:val="single" w:sz="4" w:space="0" w:color="auto"/>
+            </w:tcBorders>
+          </w:tcPr>
+          <w:p>
+            <w:pPr>
+              <w:pStyle w:val="TextCDB"/>
+              <w:rPr>
+                <w:b/>
+                <w:bCs/>
+                <w:lang w:val="de-CH"/>
+              </w:rPr>
+            </w:pPr>
+            <w:r>
+              <w:rPr>
+                <w:b/>
+                <w:bCs/>
+                <w:lang w:val="de-CH"/>
+              </w:rPr>
+              <w:t>Referenz zu Anforderung &amp; Abnahmekriterium</w:t>
+            </w:r>
+          </w:p>
+          <w:p>
+            <w:pPr>
+              <w:pStyle w:val="TextCDB"/>
+              <w:rPr>
+                <w:lang w:val="de-CH"/>
+              </w:rPr>
+            </w:pPr>
+            <w:r>
+              <w:rPr>
+                <w:lang w:val="de-CH"/>
+              </w:rPr>
+              <w:t>Der Spieler erhält Punkte für erfolgreiche Aktionen (z.B. Gegner besiegen).</w:t>
+            </w:r>
+          </w:p>
+          <w:p>
+            <w:pPr>
+              <w:pStyle w:val="TextCDB"/>
+              <w:rPr>
+                <w:lang w:val="de-CH"/>
+              </w:rPr>
+            </w:pPr>
+          </w:p>
+        </w:tc>
+        <w:tc>
+          <w:tcPr>
+            <w:tcW w:w="2666" w:type="dxa"/>
+            <w:tcBorders>
+              <w:top w:val="single" w:sz="4" w:space="0" w:color="auto"/>
+              <w:left w:val="single" w:sz="4" w:space="0" w:color="auto"/>
+              <w:bottom w:val="single" w:sz="4" w:space="0" w:color="auto"/>
+              <w:right w:val="single" w:sz="4" w:space="0" w:color="auto"/>
+            </w:tcBorders>
+          </w:tcPr>
+          <w:p>
+            <w:pPr>
+              <w:pStyle w:val="TextCDB"/>
+              <w:rPr>
+                <w:i/>
+              </w:rPr>
+            </w:pPr>
+            <w:proofErr w:type="spellStart"/>
+            <w:r>
+              <w:rPr>
+                <w:i/>
+              </w:rPr>
+              <w:t>Nn</w:t>
+            </w:r>
+            <w:proofErr w:type="spellEnd"/>
+          </w:p>
+          <w:p>
+            <w:pPr>
+              <w:pStyle w:val="TextCDB"/>
+              <w:rPr>
+                <w:i/>
+                <w:lang w:val="de-CH"/>
+              </w:rPr>
+            </w:pPr>
+            <w:r>
+              <w:rPr>
+                <w:i/>
+                <w:lang w:val="de-CH"/>
+              </w:rPr>
+              <w:t>z.B. die Qualitätsanforderungen im Ergebnis Systemanforderungen</w:t>
+            </w:r>
+          </w:p>
+        </w:tc>
+      </w:tr>
+      <w:tr>
+        <w:trPr>
+          <w:trHeight w:val="890"/>
+        </w:trPr>
+        <w:tc>
+          <w:tcPr>
+            <w:tcW w:w="2484" w:type="dxa"/>
+            <w:tcBorders>
+              <w:top w:val="single" w:sz="4" w:space="0" w:color="auto"/>
+            </w:tcBorders>
+            <w:shd w:val="clear" w:color="auto" w:fill="D9D9D9" w:themeFill="background1" w:themeFillShade="D9"/>
+          </w:tcPr>
+          <w:p>
+            <w:pPr>
+              <w:pStyle w:val="TextCDB"/>
+              <w:rPr>
+                <w:lang w:val="de-CH"/>
+              </w:rPr>
+            </w:pPr>
+            <w:r>
+              <w:rPr>
+                <w:lang w:val="de-CH"/>
+              </w:rPr>
+              <w:t>Beschreibung</w:t>
+            </w:r>
+          </w:p>
+        </w:tc>
+        <w:tc>
+          <w:tcPr>
+            <w:tcW w:w="6811" w:type="dxa"/>
+            <w:gridSpan w:val="3"/>
+            <w:tcBorders>
+              <w:top w:val="single" w:sz="4" w:space="0" w:color="auto"/>
+            </w:tcBorders>
+          </w:tcPr>
+          <w:p>
+            <w:pPr>
+              <w:pStyle w:val="TextCDB"/>
+              <w:rPr>
+                <w:lang w:val="de-CH"/>
+              </w:rPr>
+            </w:pPr>
+            <w:r>
+              <w:rPr>
+                <w:lang w:val="de-CH"/>
+              </w:rPr>
+              <w:t>Der Punktestand erhöht sich korrekt nach dem Besiegen eines Gegners.</w:t>
+            </w:r>
+          </w:p>
+        </w:tc>
+      </w:tr>
+      <w:tr>
+        <w:trPr>
+          <w:trHeight w:val="416"/>
+        </w:trPr>
+        <w:tc>
+          <w:tcPr>
+            <w:tcW w:w="2484" w:type="dxa"/>
+            <w:tcBorders>
+              <w:top w:val="single" w:sz="4" w:space="0" w:color="auto"/>
+            </w:tcBorders>
+            <w:shd w:val="clear" w:color="auto" w:fill="D9D9D9" w:themeFill="background1" w:themeFillShade="D9"/>
+          </w:tcPr>
+          <w:p>
+            <w:pPr>
+              <w:pStyle w:val="TextCDB"/>
+              <w:rPr>
+                <w:lang w:val="de-CH"/>
+              </w:rPr>
+            </w:pPr>
+            <w:r>
+              <w:rPr>
+                <w:lang w:val="de-CH"/>
+              </w:rPr>
+              <w:t>Testvoraussetzung</w:t>
+            </w:r>
+          </w:p>
+        </w:tc>
+        <w:tc>
+          <w:tcPr>
+            <w:tcW w:w="6811" w:type="dxa"/>
+            <w:gridSpan w:val="3"/>
+            <w:tcBorders>
+              <w:top w:val="single" w:sz="4" w:space="0" w:color="auto"/>
+            </w:tcBorders>
+          </w:tcPr>
+          <w:p>
+            <w:pPr>
+              <w:pStyle w:val="TextCDB"/>
+              <w:rPr>
+                <w:lang w:val="de-CH"/>
+              </w:rPr>
+            </w:pPr>
+            <w:r>
+              <w:rPr>
+                <w:lang w:val="de-CH"/>
+              </w:rPr>
+              <w:t>Gegner wird im Spiel besiegt</w:t>
+            </w:r>
+          </w:p>
+        </w:tc>
+      </w:tr>
+      <w:tr>
+        <w:trPr>
+          <w:trHeight w:val="1632"/>
+        </w:trPr>
+        <w:tc>
+          <w:tcPr>
+            <w:tcW w:w="2484" w:type="dxa"/>
+            <w:shd w:val="clear" w:color="auto" w:fill="D9D9D9" w:themeFill="background1" w:themeFillShade="D9"/>
+          </w:tcPr>
+          <w:p>
+            <w:pPr>
+              <w:pStyle w:val="TextCDB"/>
+              <w:rPr>
+                <w:lang w:val="de-CH"/>
+              </w:rPr>
+            </w:pPr>
+            <w:r>
+              <w:rPr>
+                <w:lang w:val="de-CH"/>
+              </w:rPr>
+              <w:t>Testschritte</w:t>
+            </w:r>
+          </w:p>
+        </w:tc>
+        <w:tc>
+          <w:tcPr>
+            <w:tcW w:w="6811" w:type="dxa"/>
+            <w:gridSpan w:val="3"/>
+          </w:tcPr>
+          <w:p>
+            <w:pPr>
+              <w:pStyle w:val="TextCDB"/>
+              <w:rPr>
+                <w:lang w:val="de-CH"/>
+              </w:rPr>
+            </w:pPr>
+          </w:p>
+          <w:p>
+            <w:pPr>
+              <w:pStyle w:val="TextCDB"/>
+              <w:rPr>
+                <w:lang w:val="de-CH"/>
+              </w:rPr>
+            </w:pPr>
+          </w:p>
+          <w:p>
+            <w:pPr>
+              <w:pStyle w:val="TextCDB"/>
+              <w:rPr>
+                <w:lang w:val="de-CH"/>
+              </w:rPr>
+            </w:pPr>
+          </w:p>
+          <w:p>
+            <w:pPr>
+              <w:pStyle w:val="TextCDB"/>
+              <w:rPr>
+                <w:lang w:val="de-CH"/>
+              </w:rPr>
+            </w:pPr>
+          </w:p>
+        </w:tc>
+      </w:tr>
+      <w:tr>
+        <w:trPr>
+          <w:trHeight w:val="416"/>
+        </w:trPr>
+        <w:tc>
+          <w:tcPr>
+            <w:tcW w:w="2484" w:type="dxa"/>
+            <w:shd w:val="clear" w:color="auto" w:fill="D9D9D9" w:themeFill="background1" w:themeFillShade="D9"/>
+          </w:tcPr>
+          <w:p>
+            <w:pPr>
+              <w:pStyle w:val="TextCDB"/>
+              <w:rPr>
+                <w:lang w:val="de-CH"/>
+              </w:rPr>
+            </w:pPr>
+            <w:r>
+              <w:rPr>
+                <w:lang w:val="de-CH"/>
+              </w:rPr>
+              <w:t>Erwartetes Ergebnis</w:t>
+            </w:r>
+          </w:p>
+        </w:tc>
+        <w:tc>
+          <w:tcPr>
+            <w:tcW w:w="6811" w:type="dxa"/>
+            <w:gridSpan w:val="3"/>
+          </w:tcPr>
+          <w:p>
+            <w:pPr>
+              <w:pStyle w:val="TextCDB"/>
+              <w:rPr>
+                <w:lang w:val="de-CH"/>
+              </w:rPr>
+            </w:pPr>
+          </w:p>
+        </w:tc>
+      </w:tr>
+    </w:tbl>
+    <w:p>
+      <w:pPr>
+        <w:rPr>
+          <w:rFonts w:eastAsia="Times New Roman"/>
+          <w:sz w:val="22"/>
+          <w:szCs w:val="22"/>
+          <w:lang w:val="en-US" w:eastAsia="de-DE"/>
+        </w:rPr>
+      </w:pPr>
+    </w:p>
+    <w:p>
+      <w:pPr>
+        <w:suppressAutoHyphens w:val="0"/>
+        <w:rPr>
+          <w:rFonts w:eastAsia="Times New Roman"/>
+          <w:sz w:val="22"/>
+          <w:szCs w:val="22"/>
+          <w:lang w:val="en-US" w:eastAsia="de-DE"/>
+        </w:rPr>
+      </w:pPr>
+      <w:r>
+        <w:rPr>
+          <w:rFonts w:eastAsia="Times New Roman"/>
+          <w:sz w:val="22"/>
+          <w:szCs w:val="22"/>
+          <w:lang w:val="en-US" w:eastAsia="de-DE"/>
+        </w:rPr>
+        <w:br w:type="page"/>
+      </w:r>
+    </w:p>
+    <w:tbl>
+      <w:tblPr>
+        <w:tblpPr w:leftFromText="141" w:rightFromText="141" w:vertAnchor="page" w:horzAnchor="margin" w:tblpY="1411"/>
+        <w:tblW w:w="9295" w:type="dxa"/>
+        <w:tblBorders>
+          <w:top w:val="single" w:sz="4" w:space="0" w:color="auto"/>
+          <w:left w:val="single" w:sz="4" w:space="0" w:color="auto"/>
+          <w:bottom w:val="single" w:sz="4" w:space="0" w:color="auto"/>
+          <w:right w:val="single" w:sz="4" w:space="0" w:color="auto"/>
+          <w:insideH w:val="single" w:sz="4" w:space="0" w:color="auto"/>
+          <w:insideV w:val="single" w:sz="4" w:space="0" w:color="auto"/>
+        </w:tblBorders>
+        <w:tblLayout w:type="fixed"/>
+        <w:tblLook w:val="04A0" w:firstRow="1" w:lastRow="0" w:firstColumn="1" w:lastColumn="0" w:noHBand="0" w:noVBand="1"/>
+      </w:tblPr>
+      <w:tblGrid>
+        <w:gridCol w:w="2484"/>
+        <w:gridCol w:w="1334"/>
+        <w:gridCol w:w="2811"/>
+        <w:gridCol w:w="2666"/>
+      </w:tblGrid>
+      <w:tr>
+        <w:trPr>
+          <w:trHeight w:val="399"/>
+          <w:tblHeader/>
+        </w:trPr>
+        <w:tc>
+          <w:tcPr>
+            <w:tcW w:w="2484" w:type="dxa"/>
+            <w:tcBorders>
+              <w:top w:val="single" w:sz="4" w:space="0" w:color="auto"/>
+              <w:left w:val="single" w:sz="4" w:space="0" w:color="auto"/>
+              <w:bottom w:val="single" w:sz="4" w:space="0" w:color="auto"/>
+              <w:right w:val="single" w:sz="4" w:space="0" w:color="auto"/>
+            </w:tcBorders>
+            <w:shd w:val="clear" w:color="auto" w:fill="D9D9D9" w:themeFill="background1" w:themeFillShade="D9"/>
+          </w:tcPr>
+          <w:p>
+            <w:pPr>
+              <w:pStyle w:val="TextCDB"/>
+            </w:pPr>
+            <w:r>
+              <w:lastRenderedPageBreak/>
+              <w:t xml:space="preserve">ID / </w:t>
+            </w:r>
+            <w:proofErr w:type="spellStart"/>
+            <w:r>
+              <w:t>Bezeichnung</w:t>
+            </w:r>
+            <w:proofErr w:type="spellEnd"/>
+          </w:p>
+          <w:p>
+            <w:pPr>
+              <w:pStyle w:val="TextCDB"/>
+            </w:pPr>
+            <w:r>
+              <w:t xml:space="preserve">F5: </w:t>
+            </w:r>
+            <w:proofErr w:type="spellStart"/>
+            <w:r>
+              <w:t>Levelsystem</w:t>
+            </w:r>
+            <w:proofErr w:type="spellEnd"/>
+          </w:p>
+        </w:tc>
+        <w:tc>
+          <w:tcPr>
+            <w:tcW w:w="1334" w:type="dxa"/>
+            <w:tcBorders>
+              <w:top w:val="single" w:sz="4" w:space="0" w:color="auto"/>
+              <w:left w:val="single" w:sz="4" w:space="0" w:color="auto"/>
+              <w:bottom w:val="single" w:sz="4" w:space="0" w:color="auto"/>
+              <w:right w:val="single" w:sz="4" w:space="0" w:color="auto"/>
+            </w:tcBorders>
+          </w:tcPr>
+          <w:p>
+            <w:pPr>
+              <w:pStyle w:val="TextCDB"/>
+              <w:rPr>
+                <w:i/>
+              </w:rPr>
+            </w:pPr>
+            <w:r>
+              <w:rPr>
+                <w:i/>
+              </w:rPr>
+              <w:t>T-00</w:t>
+            </w:r>
+            <w:r>
+              <w:rPr>
+                <w:i/>
+              </w:rPr>
+              <w:t>5</w:t>
+            </w:r>
+          </w:p>
+        </w:tc>
+        <w:tc>
+          <w:tcPr>
+            <w:tcW w:w="2811" w:type="dxa"/>
+            <w:tcBorders>
+              <w:top w:val="single" w:sz="4" w:space="0" w:color="auto"/>
+              <w:left w:val="single" w:sz="4" w:space="0" w:color="auto"/>
+              <w:bottom w:val="single" w:sz="4" w:space="0" w:color="auto"/>
+              <w:right w:val="single" w:sz="4" w:space="0" w:color="auto"/>
+            </w:tcBorders>
+          </w:tcPr>
+          <w:p>
+            <w:pPr>
+              <w:pStyle w:val="TextCDB"/>
+              <w:rPr>
+                <w:b/>
+                <w:bCs/>
+                <w:lang w:val="de-CH"/>
+              </w:rPr>
+            </w:pPr>
+            <w:r>
+              <w:rPr>
+                <w:b/>
+                <w:bCs/>
+                <w:lang w:val="de-CH"/>
+              </w:rPr>
+              <w:t>Referenz zu Anforderung &amp; Abnahmekriterium</w:t>
+            </w:r>
+          </w:p>
+          <w:p>
+            <w:pPr>
+              <w:pStyle w:val="p1"/>
+              <w:rPr>
+                <w:rFonts w:ascii="Arial" w:hAnsi="Arial"/>
+                <w:sz w:val="22"/>
+                <w:szCs w:val="22"/>
+              </w:rPr>
+            </w:pPr>
+            <w:r>
+              <w:rPr>
+                <w:rFonts w:ascii="Arial" w:hAnsi="Arial"/>
+                <w:sz w:val="22"/>
+                <w:szCs w:val="22"/>
+              </w:rPr>
+              <w:t>Der Spieler kann nach Erreichen bestimmter Bedingungen in das nächste Level wechseln.</w:t>
+            </w:r>
+          </w:p>
+          <w:p>
+            <w:pPr>
+              <w:pStyle w:val="p1"/>
+              <w:rPr>
+                <w:rFonts w:ascii="Arial" w:hAnsi="Arial"/>
+                <w:sz w:val="22"/>
+                <w:szCs w:val="22"/>
+              </w:rPr>
+            </w:pPr>
+            <w:r>
+              <w:rPr>
+                <w:rFonts w:ascii="Arial" w:hAnsi="Arial"/>
+                <w:sz w:val="22"/>
+                <w:szCs w:val="22"/>
+              </w:rPr>
+              <w:t>Nach Abschluss von Level 1 wird Level 2 korrekt geladen.</w:t>
+            </w:r>
+          </w:p>
+        </w:tc>
+        <w:tc>
+          <w:tcPr>
+            <w:tcW w:w="2666" w:type="dxa"/>
+            <w:tcBorders>
+              <w:top w:val="single" w:sz="4" w:space="0" w:color="auto"/>
+              <w:left w:val="single" w:sz="4" w:space="0" w:color="auto"/>
+              <w:bottom w:val="single" w:sz="4" w:space="0" w:color="auto"/>
+              <w:right w:val="single" w:sz="4" w:space="0" w:color="auto"/>
+            </w:tcBorders>
+          </w:tcPr>
+          <w:p>
+            <w:pPr>
+              <w:pStyle w:val="TextCDB"/>
+              <w:rPr>
+                <w:i/>
+              </w:rPr>
+            </w:pPr>
+            <w:proofErr w:type="spellStart"/>
+            <w:r>
+              <w:rPr>
+                <w:i/>
+              </w:rPr>
+              <w:t>Nn</w:t>
+            </w:r>
+            <w:proofErr w:type="spellEnd"/>
+          </w:p>
+          <w:p>
+            <w:pPr>
+              <w:pStyle w:val="TextCDB"/>
+              <w:rPr>
+                <w:i/>
+                <w:lang w:val="de-CH"/>
+              </w:rPr>
+            </w:pPr>
+            <w:r>
+              <w:rPr>
+                <w:i/>
+                <w:lang w:val="de-CH"/>
+              </w:rPr>
+              <w:t>z.B. die Qualitätsanforderungen im Ergebnis Systemanforderungen</w:t>
+            </w:r>
+          </w:p>
+        </w:tc>
+      </w:tr>
+      <w:tr>
+        <w:trPr>
+          <w:trHeight w:val="890"/>
+        </w:trPr>
+        <w:tc>
+          <w:tcPr>
+            <w:tcW w:w="2484" w:type="dxa"/>
+            <w:tcBorders>
+              <w:top w:val="single" w:sz="4" w:space="0" w:color="auto"/>
+            </w:tcBorders>
+            <w:shd w:val="clear" w:color="auto" w:fill="D9D9D9" w:themeFill="background1" w:themeFillShade="D9"/>
+          </w:tcPr>
+          <w:p>
+            <w:pPr>
+              <w:pStyle w:val="TextCDB"/>
+              <w:rPr>
+                <w:lang w:val="de-CH"/>
+              </w:rPr>
+            </w:pPr>
+            <w:r>
+              <w:rPr>
+                <w:lang w:val="de-CH"/>
+              </w:rPr>
+              <w:t>Beschreibung</w:t>
+            </w:r>
+          </w:p>
+        </w:tc>
+        <w:tc>
+          <w:tcPr>
+            <w:tcW w:w="6811" w:type="dxa"/>
+            <w:gridSpan w:val="3"/>
+            <w:tcBorders>
+              <w:top w:val="single" w:sz="4" w:space="0" w:color="auto"/>
+            </w:tcBorders>
+          </w:tcPr>
+          <w:p>
+            <w:pPr>
+              <w:pStyle w:val="TextCDB"/>
+              <w:rPr>
+                <w:lang w:val="de-CH"/>
+              </w:rPr>
+            </w:pPr>
+            <w:r>
+              <w:rPr>
+                <w:lang w:val="de-CH"/>
+              </w:rPr>
+              <w:t>Der Punktestand erhöht sich korrekt nach dem Besiegen eines Gegners.</w:t>
+            </w:r>
+          </w:p>
+        </w:tc>
+      </w:tr>
+      <w:tr>
+        <w:trPr>
+          <w:trHeight w:val="416"/>
+        </w:trPr>
+        <w:tc>
+          <w:tcPr>
+            <w:tcW w:w="2484" w:type="dxa"/>
+            <w:tcBorders>
+              <w:top w:val="single" w:sz="4" w:space="0" w:color="auto"/>
+            </w:tcBorders>
+            <w:shd w:val="clear" w:color="auto" w:fill="D9D9D9" w:themeFill="background1" w:themeFillShade="D9"/>
+          </w:tcPr>
+          <w:p>
+            <w:pPr>
+              <w:pStyle w:val="TextCDB"/>
+              <w:rPr>
+                <w:lang w:val="de-CH"/>
+              </w:rPr>
+            </w:pPr>
+            <w:r>
+              <w:rPr>
+                <w:lang w:val="de-CH"/>
+              </w:rPr>
+              <w:t>Testvoraussetzung</w:t>
+            </w:r>
+          </w:p>
+        </w:tc>
+        <w:tc>
+          <w:tcPr>
+            <w:tcW w:w="6811" w:type="dxa"/>
+            <w:gridSpan w:val="3"/>
+            <w:tcBorders>
+              <w:top w:val="single" w:sz="4" w:space="0" w:color="auto"/>
+            </w:tcBorders>
+          </w:tcPr>
+          <w:p>
+            <w:pPr>
+              <w:pStyle w:val="TextCDB"/>
+              <w:rPr>
+                <w:lang w:val="de-CH"/>
+              </w:rPr>
+            </w:pPr>
+            <w:r>
+              <w:rPr>
+                <w:lang w:val="de-CH"/>
+              </w:rPr>
+              <w:t>Es wird überprüft, ob nach Erreichen der Bedingungen das nächste Level gestartet wird.</w:t>
+            </w:r>
+          </w:p>
+        </w:tc>
+      </w:tr>
+      <w:tr>
+        <w:trPr>
+          <w:trHeight w:val="1632"/>
+        </w:trPr>
+        <w:tc>
+          <w:tcPr>
+            <w:tcW w:w="2484" w:type="dxa"/>
+            <w:shd w:val="clear" w:color="auto" w:fill="D9D9D9" w:themeFill="background1" w:themeFillShade="D9"/>
+          </w:tcPr>
+          <w:p>
+            <w:pPr>
+              <w:pStyle w:val="TextCDB"/>
+              <w:rPr>
+                <w:lang w:val="de-CH"/>
+              </w:rPr>
+            </w:pPr>
+            <w:r>
+              <w:rPr>
+                <w:lang w:val="de-CH"/>
+              </w:rPr>
+              <w:t>Testschritte</w:t>
+            </w:r>
+          </w:p>
+        </w:tc>
+        <w:tc>
+          <w:tcPr>
+            <w:tcW w:w="6811" w:type="dxa"/>
+            <w:gridSpan w:val="3"/>
+          </w:tcPr>
+          <w:p>
+            <w:pPr>
+              <w:pStyle w:val="TextCDB"/>
+              <w:rPr>
+                <w:lang w:val="de-CH"/>
+              </w:rPr>
+            </w:pPr>
+          </w:p>
+          <w:p>
+            <w:pPr>
+              <w:pStyle w:val="TextCDB"/>
+              <w:rPr>
+                <w:lang w:val="de-CH"/>
+              </w:rPr>
+            </w:pPr>
+          </w:p>
+          <w:p>
+            <w:pPr>
+              <w:pStyle w:val="TextCDB"/>
+              <w:rPr>
+                <w:lang w:val="de-CH"/>
+              </w:rPr>
+            </w:pPr>
+          </w:p>
+          <w:p>
+            <w:pPr>
+              <w:pStyle w:val="TextCDB"/>
+              <w:rPr>
+                <w:lang w:val="de-CH"/>
+              </w:rPr>
+            </w:pPr>
+          </w:p>
+        </w:tc>
+      </w:tr>
+      <w:tr>
+        <w:trPr>
+          <w:trHeight w:val="416"/>
+        </w:trPr>
+        <w:tc>
+          <w:tcPr>
+            <w:tcW w:w="2484" w:type="dxa"/>
+            <w:shd w:val="clear" w:color="auto" w:fill="D9D9D9" w:themeFill="background1" w:themeFillShade="D9"/>
+          </w:tcPr>
+          <w:p>
+            <w:pPr>
+              <w:pStyle w:val="TextCDB"/>
+              <w:rPr>
+                <w:lang w:val="de-CH"/>
+              </w:rPr>
+            </w:pPr>
+            <w:r>
+              <w:rPr>
+                <w:lang w:val="de-CH"/>
+              </w:rPr>
+              <w:t>Erwartetes Ergebnis</w:t>
+            </w:r>
+          </w:p>
+        </w:tc>
+        <w:tc>
+          <w:tcPr>
+            <w:tcW w:w="6811" w:type="dxa"/>
+            <w:gridSpan w:val="3"/>
+          </w:tcPr>
+          <w:p>
+            <w:pPr>
+              <w:pStyle w:val="TextCDB"/>
+              <w:rPr>
+                <w:lang w:val="de-CH"/>
+              </w:rPr>
+            </w:pPr>
+          </w:p>
+        </w:tc>
+      </w:tr>
+    </w:tbl>
+    <w:p>
+      <w:pPr>
+        <w:pStyle w:val="TextCDB"/>
+      </w:pPr>
+    </w:p>
+    <w:p>
+      <w:pPr>
+        <w:suppressAutoHyphens w:val="0"/>
+        <w:rPr>
+          <w:rFonts w:eastAsia="Times New Roman"/>
+          <w:sz w:val="22"/>
+          <w:szCs w:val="22"/>
+          <w:lang w:val="en-US" w:eastAsia="de-DE"/>
+        </w:rPr>
+      </w:pPr>
+      <w:r>
+        <w:br w:type="page"/>
+      </w:r>
+    </w:p>
+    <w:tbl>
+      <w:tblPr>
+        <w:tblW w:w="9295" w:type="dxa"/>
+        <w:tblBorders>
+          <w:top w:val="single" w:sz="4" w:space="0" w:color="auto"/>
+          <w:left w:val="single" w:sz="4" w:space="0" w:color="auto"/>
+          <w:bottom w:val="single" w:sz="4" w:space="0" w:color="auto"/>
+          <w:right w:val="single" w:sz="4" w:space="0" w:color="auto"/>
+          <w:insideH w:val="single" w:sz="4" w:space="0" w:color="auto"/>
+          <w:insideV w:val="single" w:sz="4" w:space="0" w:color="auto"/>
+        </w:tblBorders>
+        <w:tblLayout w:type="fixed"/>
+        <w:tblLook w:val="04A0" w:firstRow="1" w:lastRow="0" w:firstColumn="1" w:lastColumn="0" w:noHBand="0" w:noVBand="1"/>
+      </w:tblPr>
+      <w:tblGrid>
+        <w:gridCol w:w="2484"/>
+        <w:gridCol w:w="1334"/>
+        <w:gridCol w:w="2811"/>
+        <w:gridCol w:w="2666"/>
+      </w:tblGrid>
+      <w:tr>
+        <w:trPr>
+          <w:trHeight w:val="399"/>
+          <w:tblHeader/>
+        </w:trPr>
+        <w:tc>
+          <w:tcPr>
+            <w:tcW w:w="2484" w:type="dxa"/>
+            <w:tcBorders>
+              <w:top w:val="single" w:sz="4" w:space="0" w:color="auto"/>
+              <w:left w:val="single" w:sz="4" w:space="0" w:color="auto"/>
+              <w:bottom w:val="single" w:sz="4" w:space="0" w:color="auto"/>
+              <w:right w:val="single" w:sz="4" w:space="0" w:color="auto"/>
+            </w:tcBorders>
+            <w:shd w:val="clear" w:color="auto" w:fill="D9D9D9" w:themeFill="background1" w:themeFillShade="D9"/>
+          </w:tcPr>
+          <w:p>
+            <w:pPr>
+              <w:pStyle w:val="TextCDB"/>
+            </w:pPr>
+            <w:r>
+              <w:lastRenderedPageBreak/>
+              <w:t xml:space="preserve">ID / </w:t>
+            </w:r>
+            <w:proofErr w:type="spellStart"/>
+            <w:r>
+              <w:t>Bezeichnung</w:t>
+            </w:r>
+            <w:proofErr w:type="spellEnd"/>
+          </w:p>
+          <w:p>
+            <w:pPr>
+              <w:pStyle w:val="TextCDB"/>
+            </w:pPr>
+            <w:r>
+              <w:t>F</w:t>
+            </w:r>
+            <w:r>
+              <w:t>6</w:t>
+            </w:r>
+            <w:r>
+              <w:t xml:space="preserve">: </w:t>
+            </w:r>
+            <w:proofErr w:type="spellStart"/>
+            <w:r>
+              <w:t>Spielende</w:t>
+            </w:r>
+            <w:proofErr w:type="spellEnd"/>
+          </w:p>
+        </w:tc>
+        <w:tc>
+          <w:tcPr>
+            <w:tcW w:w="1334" w:type="dxa"/>
+            <w:tcBorders>
+              <w:top w:val="single" w:sz="4" w:space="0" w:color="auto"/>
+              <w:left w:val="single" w:sz="4" w:space="0" w:color="auto"/>
+              <w:bottom w:val="single" w:sz="4" w:space="0" w:color="auto"/>
+              <w:right w:val="single" w:sz="4" w:space="0" w:color="auto"/>
+            </w:tcBorders>
+          </w:tcPr>
+          <w:p>
+            <w:pPr>
+              <w:pStyle w:val="TextCDB"/>
+              <w:rPr>
+                <w:i/>
+              </w:rPr>
+            </w:pPr>
+            <w:r>
+              <w:rPr>
+                <w:i/>
+              </w:rPr>
+              <w:t>T-00</w:t>
+            </w:r>
+            <w:r>
+              <w:rPr>
+                <w:i/>
+              </w:rPr>
+              <w:t>6</w:t>
+            </w:r>
+          </w:p>
+        </w:tc>
+        <w:tc>
+          <w:tcPr>
+            <w:tcW w:w="2811" w:type="dxa"/>
+            <w:tcBorders>
+              <w:top w:val="single" w:sz="4" w:space="0" w:color="auto"/>
+              <w:left w:val="single" w:sz="4" w:space="0" w:color="auto"/>
+              <w:bottom w:val="single" w:sz="4" w:space="0" w:color="auto"/>
+              <w:right w:val="single" w:sz="4" w:space="0" w:color="auto"/>
+            </w:tcBorders>
+          </w:tcPr>
+          <w:p>
+            <w:pPr>
+              <w:pStyle w:val="TextCDB"/>
+              <w:rPr>
+                <w:b/>
+                <w:bCs/>
+                <w:lang w:val="de-CH"/>
+              </w:rPr>
+            </w:pPr>
+            <w:r>
+              <w:rPr>
+                <w:b/>
+                <w:bCs/>
+                <w:lang w:val="de-CH"/>
+              </w:rPr>
+              <w:t>Referenz zu Anforderung &amp; Abnahmekriterium</w:t>
+            </w:r>
+          </w:p>
+          <w:p>
+            <w:pPr>
+              <w:pStyle w:val="TextCDB"/>
+              <w:rPr>
+                <w:lang w:val="de-CH"/>
+              </w:rPr>
+            </w:pPr>
+            <w:r>
+              <w:rPr>
+                <w:lang w:val="de-CH"/>
+              </w:rPr>
+              <w:t>Das Spiel muss beendet werden, wenn der Spieler keine Lebenspunkte mehr hat oder das Spielziel erreicht wurde.</w:t>
+            </w:r>
+          </w:p>
+        </w:tc>
+        <w:tc>
+          <w:tcPr>
+            <w:tcW w:w="2666" w:type="dxa"/>
+            <w:tcBorders>
+              <w:top w:val="single" w:sz="4" w:space="0" w:color="auto"/>
+              <w:left w:val="single" w:sz="4" w:space="0" w:color="auto"/>
+              <w:bottom w:val="single" w:sz="4" w:space="0" w:color="auto"/>
+              <w:right w:val="single" w:sz="4" w:space="0" w:color="auto"/>
+            </w:tcBorders>
+          </w:tcPr>
+          <w:p>
+            <w:pPr>
+              <w:pStyle w:val="TextCDB"/>
+              <w:rPr>
+                <w:i/>
+              </w:rPr>
+            </w:pPr>
+            <w:proofErr w:type="spellStart"/>
+            <w:r>
+              <w:rPr>
+                <w:i/>
+              </w:rPr>
+              <w:t>Nn</w:t>
+            </w:r>
+            <w:proofErr w:type="spellEnd"/>
+          </w:p>
+          <w:p>
+            <w:pPr>
+              <w:pStyle w:val="TextCDB"/>
+              <w:rPr>
+                <w:i/>
+                <w:lang w:val="de-CH"/>
+              </w:rPr>
+            </w:pPr>
+            <w:r>
+              <w:rPr>
+                <w:i/>
+                <w:lang w:val="de-CH"/>
+              </w:rPr>
+              <w:t>z.B. die Qualitätsanforderungen im Ergebnis Systemanforderungen</w:t>
+            </w:r>
+          </w:p>
+        </w:tc>
+      </w:tr>
+      <w:tr>
+        <w:trPr>
+          <w:trHeight w:val="890"/>
+        </w:trPr>
+        <w:tc>
+          <w:tcPr>
+            <w:tcW w:w="2484" w:type="dxa"/>
+            <w:tcBorders>
+              <w:top w:val="single" w:sz="4" w:space="0" w:color="auto"/>
+            </w:tcBorders>
+            <w:shd w:val="clear" w:color="auto" w:fill="D9D9D9" w:themeFill="background1" w:themeFillShade="D9"/>
+          </w:tcPr>
+          <w:p>
+            <w:pPr>
+              <w:pStyle w:val="TextCDB"/>
+              <w:rPr>
+                <w:lang w:val="de-CH"/>
+              </w:rPr>
+            </w:pPr>
+            <w:r>
+              <w:rPr>
+                <w:lang w:val="de-CH"/>
+              </w:rPr>
+              <w:t>Beschreibung</w:t>
+            </w:r>
+          </w:p>
+        </w:tc>
+        <w:tc>
+          <w:tcPr>
+            <w:tcW w:w="6811" w:type="dxa"/>
+            <w:gridSpan w:val="3"/>
+            <w:tcBorders>
+              <w:top w:val="single" w:sz="4" w:space="0" w:color="auto"/>
+            </w:tcBorders>
+          </w:tcPr>
+          <w:p>
+            <w:pPr>
+              <w:pStyle w:val="TextCDB"/>
+              <w:rPr>
+                <w:lang w:val="de-CH"/>
+              </w:rPr>
+            </w:pPr>
+            <w:r>
+              <w:rPr>
+                <w:lang w:val="de-CH"/>
+              </w:rPr>
+              <w:t>Das Spiel wird beendet, wenn der Spieler keine Leben mehr hat</w:t>
+            </w:r>
+            <w:r>
+              <w:rPr>
+                <w:lang w:val="de-CH"/>
+              </w:rPr>
+              <w:t xml:space="preserve"> oder Level 2 erreicht wird</w:t>
+            </w:r>
+          </w:p>
+        </w:tc>
+      </w:tr>
+      <w:tr>
+        <w:trPr>
+          <w:trHeight w:val="416"/>
+        </w:trPr>
+        <w:tc>
+          <w:tcPr>
+            <w:tcW w:w="2484" w:type="dxa"/>
+            <w:tcBorders>
+              <w:top w:val="single" w:sz="4" w:space="0" w:color="auto"/>
+            </w:tcBorders>
+            <w:shd w:val="clear" w:color="auto" w:fill="D9D9D9" w:themeFill="background1" w:themeFillShade="D9"/>
+          </w:tcPr>
+          <w:p>
+            <w:pPr>
+              <w:pStyle w:val="TextCDB"/>
+              <w:rPr>
+                <w:lang w:val="de-CH"/>
+              </w:rPr>
+            </w:pPr>
+            <w:r>
+              <w:rPr>
+                <w:lang w:val="de-CH"/>
+              </w:rPr>
+              <w:t>Testvoraussetzung</w:t>
+            </w:r>
+          </w:p>
+        </w:tc>
+        <w:tc>
+          <w:tcPr>
+            <w:tcW w:w="6811" w:type="dxa"/>
+            <w:gridSpan w:val="3"/>
+            <w:tcBorders>
+              <w:top w:val="single" w:sz="4" w:space="0" w:color="auto"/>
+            </w:tcBorders>
+          </w:tcPr>
+          <w:p>
+            <w:pPr>
+              <w:pStyle w:val="TextCDB"/>
+              <w:rPr>
+                <w:lang w:val="de-CH"/>
+              </w:rPr>
+            </w:pPr>
+            <w:r>
+              <w:rPr>
+                <w:lang w:val="de-CH"/>
+              </w:rPr>
+              <w:t xml:space="preserve">Lebenspunkte des Spielers = 0 oder </w:t>
+            </w:r>
+            <w:r>
+              <w:rPr>
+                <w:lang w:val="de-CH"/>
+              </w:rPr>
+              <w:t>Level 2 erreicht</w:t>
+            </w:r>
+          </w:p>
+        </w:tc>
+      </w:tr>
+      <w:tr>
+        <w:trPr>
+          <w:trHeight w:val="1632"/>
+        </w:trPr>
+        <w:tc>
+          <w:tcPr>
+            <w:tcW w:w="2484" w:type="dxa"/>
+            <w:shd w:val="clear" w:color="auto" w:fill="D9D9D9" w:themeFill="background1" w:themeFillShade="D9"/>
+          </w:tcPr>
+          <w:p>
+            <w:pPr>
+              <w:pStyle w:val="TextCDB"/>
+              <w:rPr>
+                <w:lang w:val="de-CH"/>
+              </w:rPr>
+            </w:pPr>
+            <w:r>
+              <w:rPr>
+                <w:lang w:val="de-CH"/>
+              </w:rPr>
+              <w:t>Testschritte</w:t>
+            </w:r>
+          </w:p>
+        </w:tc>
+        <w:tc>
+          <w:tcPr>
+            <w:tcW w:w="6811" w:type="dxa"/>
+            <w:gridSpan w:val="3"/>
+          </w:tcPr>
+          <w:p>
+            <w:pPr>
+              <w:pStyle w:val="TextCDB"/>
+              <w:rPr>
+                <w:lang w:val="de-CH"/>
+              </w:rPr>
+            </w:pPr>
+          </w:p>
+          <w:p>
+            <w:pPr>
+              <w:pStyle w:val="TextCDB"/>
+              <w:rPr>
+                <w:lang w:val="de-CH"/>
+              </w:rPr>
+            </w:pPr>
+          </w:p>
+          <w:p>
+            <w:pPr>
+              <w:pStyle w:val="TextCDB"/>
+              <w:rPr>
+                <w:lang w:val="de-CH"/>
+              </w:rPr>
+            </w:pPr>
+          </w:p>
+          <w:p>
+            <w:pPr>
+              <w:pStyle w:val="TextCDB"/>
+              <w:rPr>
+                <w:lang w:val="de-CH"/>
+              </w:rPr>
+            </w:pPr>
+          </w:p>
+        </w:tc>
+      </w:tr>
+      <w:tr>
+        <w:trPr>
+          <w:trHeight w:val="416"/>
+        </w:trPr>
+        <w:tc>
+          <w:tcPr>
+            <w:tcW w:w="2484" w:type="dxa"/>
+            <w:shd w:val="clear" w:color="auto" w:fill="D9D9D9" w:themeFill="background1" w:themeFillShade="D9"/>
+          </w:tcPr>
+          <w:p>
+            <w:pPr>
+              <w:pStyle w:val="TextCDB"/>
+              <w:rPr>
+                <w:lang w:val="de-CH"/>
+              </w:rPr>
+            </w:pPr>
+            <w:r>
+              <w:rPr>
+                <w:lang w:val="de-CH"/>
+              </w:rPr>
+              <w:t>Erwartetes Ergebnis</w:t>
+            </w:r>
+          </w:p>
+        </w:tc>
+        <w:tc>
+          <w:tcPr>
+            <w:tcW w:w="6811" w:type="dxa"/>
+            <w:gridSpan w:val="3"/>
+          </w:tcPr>
+          <w:p>
+            <w:pPr>
+              <w:pStyle w:val="TextCDB"/>
+              <w:rPr>
+                <w:lang w:val="de-CH"/>
+              </w:rPr>
+            </w:pPr>
+          </w:p>
+        </w:tc>
+      </w:tr>
+    </w:tbl>
+    <w:p>
+      <w:pPr>
+        <w:rPr>
+          <w:lang w:val="en-US" w:eastAsia="de-DE"/>
+        </w:rPr>
         <w:sectPr>
           <w:footnotePr>
             <w:pos w:val="beneathText"/>
@@ -15378,14 +17456,13 @@
           <w:docGrid w:linePitch="360"/>
         </w:sectPr>
       </w:pPr>
-      <w:bookmarkStart w:id="41" w:name="_Toc409788304"/>
     </w:p>
     <w:p>
       <w:pPr>
         <w:pStyle w:val="berschrift1"/>
         <w:numPr>
           <w:ilvl w:val="0"/>
-          <w:numId w:val="38"/>
+          <w:numId w:val="19"/>
         </w:numPr>
         <w:tabs>
           <w:tab w:val="left" w:pos="850"/>
@@ -15394,35 +17471,43 @@
         <w:suppressAutoHyphens w:val="0"/>
         <w:spacing w:before="120" w:after="120" w:line="288" w:lineRule="auto"/>
       </w:pPr>
-      <w:bookmarkStart w:id="42" w:name="_Toc223451554"/>
+      <w:bookmarkStart w:id="39" w:name="_Toc224146644"/>
       <w:r>
         <w:lastRenderedPageBreak/>
         <w:t>Arbeitsjournal</w:t>
       </w:r>
-      <w:bookmarkEnd w:id="42"/>
+      <w:bookmarkEnd w:id="39"/>
     </w:p>
     <w:p>
       <w:pPr>
         <w:pStyle w:val="IPA-Textkrper"/>
         <w:rPr>
+          <w:color w:val="B2A1C7" w:themeColor="accent4" w:themeTint="99"/>
           <w:szCs w:val="22"/>
-        </w:rPr>
-      </w:pPr>
-      <w:r>
-        <w:rPr>
+          <w:lang w:eastAsia="de-CH"/>
+        </w:rPr>
+      </w:pPr>
+      <w:r>
+        <w:rPr>
+          <w:color w:val="B2A1C7" w:themeColor="accent4" w:themeTint="99"/>
           <w:szCs w:val="22"/>
+          <w:lang w:eastAsia="de-CH"/>
         </w:rPr>
         <w:t>Das Arbeitsjournal dient der Nachvollziehbarkeit der vo</w:t>
       </w:r>
       <w:r>
         <w:rPr>
+          <w:color w:val="B2A1C7" w:themeColor="accent4" w:themeTint="99"/>
           <w:szCs w:val="22"/>
+          <w:lang w:eastAsia="de-CH"/>
         </w:rPr>
         <w:t>m Team</w:t>
       </w:r>
       <w:r>
         <w:rPr>
+          <w:color w:val="B2A1C7" w:themeColor="accent4" w:themeTint="99"/>
           <w:szCs w:val="22"/>
+          <w:lang w:eastAsia="de-CH"/>
         </w:rPr>
         <w:t xml:space="preserve"> ausgeführten Arbeiten und wird in die Bewertung mit einbezogen.</w:t>
       </w:r>
@@ -15432,7 +17517,7 @@
         <w:pStyle w:val="berschrift1"/>
         <w:numPr>
           <w:ilvl w:val="1"/>
-          <w:numId w:val="38"/>
+          <w:numId w:val="19"/>
         </w:numPr>
         <w:tabs>
           <w:tab w:val="left" w:pos="850"/>
@@ -15441,7 +17526,7 @@
         <w:suppressAutoHyphens w:val="0"/>
         <w:spacing w:before="120" w:after="120" w:line="288" w:lineRule="auto"/>
       </w:pPr>
-      <w:bookmarkStart w:id="43" w:name="_Toc223451555"/>
+      <w:bookmarkStart w:id="40" w:name="_Toc224146645"/>
       <w:r>
         <w:t>Initialisierung</w:t>
       </w:r>
@@ -15469,7 +17554,7 @@
       <w:r>
         <w:t>26</w:t>
       </w:r>
-      <w:bookmarkEnd w:id="43"/>
+      <w:bookmarkEnd w:id="40"/>
     </w:p>
     <w:tbl>
       <w:tblPr>
@@ -16395,7 +18480,7 @@
               </w:rPr>
               <w:t xml:space="preserve">Zusatzaufgabe: </w:t>
             </w:r>
-            <w:hyperlink r:id="rId31" w:history="1">
+            <w:hyperlink r:id="rId30" w:history="1">
               <w:r>
                 <w:rPr>
                   <w:rStyle w:val="Hyperlink"/>
@@ -16771,7 +18856,7 @@
         <w:pStyle w:val="berschrift1"/>
         <w:numPr>
           <w:ilvl w:val="1"/>
-          <w:numId w:val="38"/>
+          <w:numId w:val="19"/>
         </w:numPr>
         <w:tabs>
           <w:tab w:val="left" w:pos="850"/>
@@ -16780,7 +18865,7 @@
         <w:suppressAutoHyphens w:val="0"/>
         <w:spacing w:before="120" w:after="120" w:line="288" w:lineRule="auto"/>
       </w:pPr>
-      <w:bookmarkStart w:id="44" w:name="_Toc223451556"/>
+      <w:bookmarkStart w:id="41" w:name="_Toc224146646"/>
       <w:r>
         <w:lastRenderedPageBreak/>
         <w:t>Konzept</w:t>
@@ -16794,7 +18879,7 @@
       <w:r>
         <w:t>.03.2026</w:t>
       </w:r>
-      <w:bookmarkEnd w:id="44"/>
+      <w:bookmarkEnd w:id="41"/>
     </w:p>
     <w:tbl>
       <w:tblPr>
@@ -16822,7 +18907,7 @@
       <w:tr>
         <w:tc>
           <w:tcPr>
-            <w:tcW w:w="6388" w:type="dxa"/>
+            <w:tcW w:w="6226" w:type="dxa"/>
             <w:tcBorders>
               <w:bottom w:val="dotted" w:sz="4" w:space="0" w:color="auto"/>
             </w:tcBorders>
@@ -16855,7 +18940,7 @@
         </w:tc>
         <w:tc>
           <w:tcPr>
-            <w:tcW w:w="1072" w:type="dxa"/>
+            <w:tcW w:w="1066" w:type="dxa"/>
             <w:tcBorders>
               <w:bottom w:val="dotted" w:sz="4" w:space="0" w:color="auto"/>
             </w:tcBorders>
@@ -16889,7 +18974,7 @@
         </w:tc>
         <w:tc>
           <w:tcPr>
-            <w:tcW w:w="985" w:type="dxa"/>
+            <w:tcW w:w="1069" w:type="dxa"/>
             <w:tcBorders>
               <w:bottom w:val="dotted" w:sz="4" w:space="0" w:color="auto"/>
             </w:tcBorders>
@@ -16944,7 +19029,7 @@
         </w:tc>
         <w:tc>
           <w:tcPr>
-            <w:tcW w:w="985" w:type="dxa"/>
+            <w:tcW w:w="1069" w:type="dxa"/>
             <w:tcBorders>
               <w:bottom w:val="dotted" w:sz="4" w:space="0" w:color="auto"/>
             </w:tcBorders>
@@ -17001,7 +19086,7 @@
       <w:tr>
         <w:tc>
           <w:tcPr>
-            <w:tcW w:w="6388" w:type="dxa"/>
+            <w:tcW w:w="6226" w:type="dxa"/>
             <w:tcBorders>
               <w:bottom w:val="dotted" w:sz="4" w:space="0" w:color="auto"/>
             </w:tcBorders>
@@ -17029,7 +19114,7 @@
                 <w:sz w:val="22"/>
                 <w:szCs w:val="22"/>
               </w:rPr>
-              <w:t>Überschrift</w:t>
+              <w:t>Projekt Konzept M2</w:t>
             </w:r>
           </w:p>
           <w:p>
@@ -17047,13 +19132,45 @@
                 <w:sz w:val="22"/>
                 <w:szCs w:val="22"/>
               </w:rPr>
-              <w:t>Beschreibung</w:t>
-            </w:r>
-          </w:p>
-        </w:tc>
-        <w:tc>
-          <w:tcPr>
-            <w:tcW w:w="1072" w:type="dxa"/>
+              <w:t xml:space="preserve">Team arbeitet an Arbeitspaketen </w:t>
+            </w:r>
+            <w:r>
+              <w:rPr>
+                <w:color w:val="000000" w:themeColor="text1"/>
+                <w:sz w:val="22"/>
+                <w:szCs w:val="22"/>
+              </w:rPr>
+              <w:t>2</w:t>
+            </w:r>
+            <w:r>
+              <w:rPr>
+                <w:color w:val="000000" w:themeColor="text1"/>
+                <w:sz w:val="22"/>
+                <w:szCs w:val="22"/>
+              </w:rPr>
+              <w:t xml:space="preserve">.0- </w:t>
+            </w:r>
+            <w:r>
+              <w:rPr>
+                <w:color w:val="000000" w:themeColor="text1"/>
+                <w:sz w:val="22"/>
+                <w:szCs w:val="22"/>
+              </w:rPr>
+              <w:t>2</w:t>
+            </w:r>
+            <w:r>
+              <w:rPr>
+                <w:color w:val="000000" w:themeColor="text1"/>
+                <w:sz w:val="22"/>
+                <w:szCs w:val="22"/>
+              </w:rPr>
+              <w:t>.5</w:t>
+            </w:r>
+          </w:p>
+        </w:tc>
+        <w:tc>
+          <w:tcPr>
+            <w:tcW w:w="1066" w:type="dxa"/>
             <w:tcBorders>
               <w:bottom w:val="dotted" w:sz="4" w:space="0" w:color="auto"/>
             </w:tcBorders>
@@ -17084,7 +19201,7 @@
         </w:tc>
         <w:tc>
           <w:tcPr>
-            <w:tcW w:w="985" w:type="dxa"/>
+            <w:tcW w:w="1069" w:type="dxa"/>
             <w:tcBorders>
               <w:bottom w:val="dotted" w:sz="4" w:space="0" w:color="auto"/>
             </w:tcBorders>
@@ -17109,13 +19226,37 @@
                 <w:sz w:val="22"/>
                 <w:szCs w:val="22"/>
               </w:rPr>
-              <w:t>4x3</w:t>
-            </w:r>
-          </w:p>
-        </w:tc>
-        <w:tc>
-          <w:tcPr>
-            <w:tcW w:w="985" w:type="dxa"/>
+              <w:t>4x</w:t>
+            </w:r>
+            <w:r>
+              <w:rPr>
+                <w:color w:val="000000" w:themeColor="text1"/>
+                <w:sz w:val="22"/>
+                <w:szCs w:val="22"/>
+              </w:rPr>
+              <w:t xml:space="preserve"> </w:t>
+            </w:r>
+            <w:r>
+              <w:rPr>
+                <w:color w:val="000000" w:themeColor="text1"/>
+                <w:sz w:val="22"/>
+                <w:szCs w:val="22"/>
+              </w:rPr>
+              <w:t>3</w:t>
+            </w:r>
+            <w:r>
+              <w:rPr>
+                <w:color w:val="000000" w:themeColor="text1"/>
+                <w:sz w:val="22"/>
+                <w:szCs w:val="22"/>
+              </w:rPr>
+              <w:t>.0</w:t>
+            </w:r>
+          </w:p>
+        </w:tc>
+        <w:tc>
+          <w:tcPr>
+            <w:tcW w:w="1069" w:type="dxa"/>
             <w:tcBorders>
               <w:bottom w:val="dotted" w:sz="4" w:space="0" w:color="auto"/>
             </w:tcBorders>
@@ -17140,7 +19281,31 @@
                 <w:sz w:val="22"/>
                 <w:szCs w:val="22"/>
               </w:rPr>
-              <w:t>4x3</w:t>
+              <w:t>4x</w:t>
+            </w:r>
+            <w:r>
+              <w:rPr>
+                <w:color w:val="000000" w:themeColor="text1"/>
+                <w:sz w:val="22"/>
+                <w:szCs w:val="22"/>
+              </w:rPr>
+              <w:t xml:space="preserve"> </w:t>
+            </w:r>
+            <w:r>
+              <w:rPr>
+                <w:color w:val="000000" w:themeColor="text1"/>
+                <w:sz w:val="22"/>
+                <w:szCs w:val="22"/>
+              </w:rPr>
+              <w:t>3</w:t>
+            </w:r>
+            <w:r>
+              <w:rPr>
+                <w:color w:val="000000" w:themeColor="text1"/>
+                <w:sz w:val="22"/>
+                <w:szCs w:val="22"/>
+              </w:rPr>
+              <w:t>.0</w:t>
             </w:r>
           </w:p>
         </w:tc>
@@ -17148,7 +19313,7 @@
       <w:tr>
         <w:tc>
           <w:tcPr>
-            <w:tcW w:w="6388" w:type="dxa"/>
+            <w:tcW w:w="6226" w:type="dxa"/>
             <w:tcBorders>
               <w:bottom w:val="dotted" w:sz="4" w:space="0" w:color="auto"/>
             </w:tcBorders>
@@ -17176,7 +19341,7 @@
                 <w:sz w:val="22"/>
                 <w:szCs w:val="22"/>
               </w:rPr>
-              <w:t>Überschrift</w:t>
+              <w:t>Meeting Stakeholder</w:t>
             </w:r>
           </w:p>
           <w:p>
@@ -17194,13 +19359,31 @@
                 <w:sz w:val="22"/>
                 <w:szCs w:val="22"/>
               </w:rPr>
-              <w:t>Beschreibung</w:t>
-            </w:r>
-          </w:p>
-        </w:tc>
-        <w:tc>
-          <w:tcPr>
-            <w:tcW w:w="1072" w:type="dxa"/>
+              <w:t>M</w:t>
+            </w:r>
+            <w:r>
+              <w:rPr>
+                <w:color w:val="000000" w:themeColor="text1"/>
+                <w:sz w:val="22"/>
+                <w:szCs w:val="22"/>
+              </w:rPr>
+              <w:t xml:space="preserve">2 Abschliessen, Dokumenten </w:t>
+            </w:r>
+            <w:proofErr w:type="spellStart"/>
+            <w:r>
+              <w:rPr>
+                <w:color w:val="000000" w:themeColor="text1"/>
+                <w:sz w:val="22"/>
+                <w:szCs w:val="22"/>
+              </w:rPr>
+              <w:t>einsicht</w:t>
+            </w:r>
+            <w:proofErr w:type="spellEnd"/>
+          </w:p>
+        </w:tc>
+        <w:tc>
+          <w:tcPr>
+            <w:tcW w:w="1066" w:type="dxa"/>
             <w:tcBorders>
               <w:bottom w:val="dotted" w:sz="4" w:space="0" w:color="auto"/>
             </w:tcBorders>
@@ -17219,11 +19402,19 @@
                 <w:szCs w:val="22"/>
               </w:rPr>
             </w:pPr>
-          </w:p>
-        </w:tc>
-        <w:tc>
-          <w:tcPr>
-            <w:tcW w:w="985" w:type="dxa"/>
+            <w:r>
+              <w:rPr>
+                <w:color w:val="000000" w:themeColor="text1"/>
+                <w:sz w:val="22"/>
+                <w:szCs w:val="22"/>
+              </w:rPr>
+              <w:t>alle</w:t>
+            </w:r>
+          </w:p>
+        </w:tc>
+        <w:tc>
+          <w:tcPr>
+            <w:tcW w:w="1069" w:type="dxa"/>
             <w:tcBorders>
               <w:bottom w:val="dotted" w:sz="4" w:space="0" w:color="auto"/>
             </w:tcBorders>
@@ -17242,11 +19433,19 @@
                 <w:szCs w:val="22"/>
               </w:rPr>
             </w:pPr>
-          </w:p>
-        </w:tc>
-        <w:tc>
-          <w:tcPr>
-            <w:tcW w:w="985" w:type="dxa"/>
+            <w:r>
+              <w:rPr>
+                <w:color w:val="000000" w:themeColor="text1"/>
+                <w:sz w:val="22"/>
+                <w:szCs w:val="22"/>
+              </w:rPr>
+              <w:t>4x 0.2</w:t>
+            </w:r>
+          </w:p>
+        </w:tc>
+        <w:tc>
+          <w:tcPr>
+            <w:tcW w:w="1069" w:type="dxa"/>
             <w:tcBorders>
               <w:bottom w:val="dotted" w:sz="4" w:space="0" w:color="auto"/>
             </w:tcBorders>
@@ -17265,13 +19464,21 @@
                 <w:szCs w:val="22"/>
               </w:rPr>
             </w:pPr>
+            <w:r>
+              <w:rPr>
+                <w:color w:val="000000" w:themeColor="text1"/>
+                <w:sz w:val="22"/>
+                <w:szCs w:val="22"/>
+              </w:rPr>
+              <w:t>4x 0.2</w:t>
+            </w:r>
           </w:p>
         </w:tc>
       </w:tr>
       <w:tr>
         <w:tc>
           <w:tcPr>
-            <w:tcW w:w="6388" w:type="dxa"/>
+            <w:tcW w:w="6226" w:type="dxa"/>
             <w:tcBorders>
               <w:bottom w:val="dotted" w:sz="4" w:space="0" w:color="auto"/>
             </w:tcBorders>
@@ -17282,8 +19489,10 @@
           </w:tcPr>
           <w:p>
             <w:pPr>
-              <w:pStyle w:val="IPA-Tabellentitel"/>
-              <w:rPr>
+              <w:pStyle w:val="IPA-Tabelle"/>
+              <w:rPr>
+                <w:i/>
+                <w:iCs/>
                 <w:color w:val="000000" w:themeColor="text1"/>
                 <w:sz w:val="22"/>
                 <w:szCs w:val="22"/>
@@ -17291,17 +19500,37 @@
             </w:pPr>
             <w:r>
               <w:rPr>
+                <w:i/>
+                <w:iCs/>
                 <w:color w:val="000000" w:themeColor="text1"/>
                 <w:sz w:val="22"/>
                 <w:szCs w:val="22"/>
               </w:rPr>
-              <w:t>Total:</w:t>
-            </w:r>
-          </w:p>
-        </w:tc>
-        <w:tc>
-          <w:tcPr>
-            <w:tcW w:w="1072" w:type="dxa"/>
+              <w:t>Abschluss Meeting</w:t>
+            </w:r>
+          </w:p>
+          <w:p>
+            <w:pPr>
+              <w:pStyle w:val="IPA-Tabelle"/>
+              <w:rPr>
+                <w:color w:val="000000" w:themeColor="text1"/>
+                <w:sz w:val="22"/>
+                <w:szCs w:val="22"/>
+              </w:rPr>
+            </w:pPr>
+            <w:r>
+              <w:rPr>
+                <w:color w:val="000000" w:themeColor="text1"/>
+                <w:sz w:val="22"/>
+                <w:szCs w:val="22"/>
+              </w:rPr>
+              <w:t>Ganze Klasse</w:t>
+            </w:r>
+          </w:p>
+        </w:tc>
+        <w:tc>
+          <w:tcPr>
+            <w:tcW w:w="1066" w:type="dxa"/>
             <w:tcBorders>
               <w:bottom w:val="dotted" w:sz="4" w:space="0" w:color="auto"/>
             </w:tcBorders>
@@ -17312,21 +19541,27 @@
           </w:tcPr>
           <w:p>
             <w:pPr>
-              <w:pStyle w:val="IPA-Tabellentitel"/>
+              <w:pStyle w:val="IPA-Tabelle"/>
               <w:jc w:val="center"/>
               <w:rPr>
-                <w:b w:val="0"/>
-                <w:bCs w:val="0"/>
                 <w:color w:val="000000" w:themeColor="text1"/>
                 <w:sz w:val="22"/>
                 <w:szCs w:val="22"/>
               </w:rPr>
             </w:pPr>
-          </w:p>
-        </w:tc>
-        <w:tc>
-          <w:tcPr>
-            <w:tcW w:w="985" w:type="dxa"/>
+            <w:r>
+              <w:rPr>
+                <w:color w:val="000000" w:themeColor="text1"/>
+                <w:sz w:val="22"/>
+                <w:szCs w:val="22"/>
+              </w:rPr>
+              <w:t>alle</w:t>
+            </w:r>
+          </w:p>
+        </w:tc>
+        <w:tc>
+          <w:tcPr>
+            <w:tcW w:w="1069" w:type="dxa"/>
             <w:tcBorders>
               <w:bottom w:val="dotted" w:sz="4" w:space="0" w:color="auto"/>
             </w:tcBorders>
@@ -17337,21 +19572,27 @@
           </w:tcPr>
           <w:p>
             <w:pPr>
-              <w:pStyle w:val="IPA-Tabellentitel"/>
+              <w:pStyle w:val="IPA-Tabelle"/>
               <w:jc w:val="center"/>
               <w:rPr>
-                <w:b w:val="0"/>
-                <w:bCs w:val="0"/>
                 <w:color w:val="000000" w:themeColor="text1"/>
                 <w:sz w:val="22"/>
                 <w:szCs w:val="22"/>
               </w:rPr>
             </w:pPr>
-          </w:p>
-        </w:tc>
-        <w:tc>
-          <w:tcPr>
-            <w:tcW w:w="985" w:type="dxa"/>
+            <w:r>
+              <w:rPr>
+                <w:color w:val="000000" w:themeColor="text1"/>
+                <w:sz w:val="22"/>
+                <w:szCs w:val="22"/>
+              </w:rPr>
+              <w:t>4x 0.2</w:t>
+            </w:r>
+          </w:p>
+        </w:tc>
+        <w:tc>
+          <w:tcPr>
+            <w:tcW w:w="1069" w:type="dxa"/>
             <w:tcBorders>
               <w:bottom w:val="dotted" w:sz="4" w:space="0" w:color="auto"/>
             </w:tcBorders>
@@ -17362,6 +19603,69 @@
           </w:tcPr>
           <w:p>
             <w:pPr>
+              <w:pStyle w:val="IPA-Tabelle"/>
+              <w:jc w:val="center"/>
+              <w:rPr>
+                <w:color w:val="000000" w:themeColor="text1"/>
+                <w:sz w:val="22"/>
+                <w:szCs w:val="22"/>
+              </w:rPr>
+            </w:pPr>
+            <w:r>
+              <w:rPr>
+                <w:color w:val="000000" w:themeColor="text1"/>
+                <w:sz w:val="22"/>
+                <w:szCs w:val="22"/>
+              </w:rPr>
+              <w:t>4x 0.2</w:t>
+            </w:r>
+          </w:p>
+        </w:tc>
+      </w:tr>
+      <w:tr>
+        <w:tc>
+          <w:tcPr>
+            <w:tcW w:w="6226" w:type="dxa"/>
+            <w:tcBorders>
+              <w:bottom w:val="dotted" w:sz="4" w:space="0" w:color="auto"/>
+            </w:tcBorders>
+            <w:tcMar>
+              <w:top w:w="85" w:type="dxa"/>
+              <w:bottom w:w="85" w:type="dxa"/>
+            </w:tcMar>
+          </w:tcPr>
+          <w:p>
+            <w:pPr>
+              <w:pStyle w:val="IPA-Tabellentitel"/>
+              <w:rPr>
+                <w:color w:val="000000" w:themeColor="text1"/>
+                <w:sz w:val="22"/>
+                <w:szCs w:val="22"/>
+              </w:rPr>
+            </w:pPr>
+            <w:r>
+              <w:rPr>
+                <w:color w:val="000000" w:themeColor="text1"/>
+                <w:sz w:val="22"/>
+                <w:szCs w:val="22"/>
+              </w:rPr>
+              <w:t>Total:</w:t>
+            </w:r>
+          </w:p>
+        </w:tc>
+        <w:tc>
+          <w:tcPr>
+            <w:tcW w:w="1066" w:type="dxa"/>
+            <w:tcBorders>
+              <w:bottom w:val="dotted" w:sz="4" w:space="0" w:color="auto"/>
+            </w:tcBorders>
+            <w:tcMar>
+              <w:top w:w="85" w:type="dxa"/>
+              <w:bottom w:w="85" w:type="dxa"/>
+            </w:tcMar>
+          </w:tcPr>
+          <w:p>
+            <w:pPr>
               <w:pStyle w:val="IPA-Tabellentitel"/>
               <w:jc w:val="center"/>
               <w:rPr>
@@ -17374,11 +19678,74 @@
             </w:pPr>
           </w:p>
         </w:tc>
+        <w:tc>
+          <w:tcPr>
+            <w:tcW w:w="1069" w:type="dxa"/>
+            <w:tcBorders>
+              <w:bottom w:val="dotted" w:sz="4" w:space="0" w:color="auto"/>
+            </w:tcBorders>
+            <w:tcMar>
+              <w:top w:w="85" w:type="dxa"/>
+              <w:bottom w:w="85" w:type="dxa"/>
+            </w:tcMar>
+          </w:tcPr>
+          <w:p>
+            <w:pPr>
+              <w:pStyle w:val="IPA-Tabellentitel"/>
+              <w:jc w:val="center"/>
+              <w:rPr>
+                <w:b w:val="0"/>
+                <w:bCs w:val="0"/>
+                <w:color w:val="000000" w:themeColor="text1"/>
+                <w:sz w:val="22"/>
+                <w:szCs w:val="22"/>
+              </w:rPr>
+            </w:pPr>
+          </w:p>
+        </w:tc>
+        <w:tc>
+          <w:tcPr>
+            <w:tcW w:w="1069" w:type="dxa"/>
+            <w:tcBorders>
+              <w:bottom w:val="dotted" w:sz="4" w:space="0" w:color="auto"/>
+            </w:tcBorders>
+            <w:tcMar>
+              <w:top w:w="85" w:type="dxa"/>
+              <w:bottom w:w="85" w:type="dxa"/>
+            </w:tcMar>
+          </w:tcPr>
+          <w:p>
+            <w:pPr>
+              <w:pStyle w:val="IPA-Tabellentitel"/>
+              <w:jc w:val="center"/>
+              <w:rPr>
+                <w:b w:val="0"/>
+                <w:bCs w:val="0"/>
+                <w:color w:val="000000" w:themeColor="text1"/>
+                <w:sz w:val="22"/>
+                <w:szCs w:val="22"/>
+              </w:rPr>
+            </w:pPr>
+            <w:r>
+              <w:rPr>
+                <w:b w:val="0"/>
+                <w:bCs w:val="0"/>
+                <w:color w:val="000000" w:themeColor="text1"/>
+                <w:sz w:val="22"/>
+                <w:szCs w:val="22"/>
+              </w:rPr>
+              <w:t>4x 3.4</w:t>
+            </w:r>
+          </w:p>
+        </w:tc>
       </w:tr>
       <w:tr>
-        <w:tc>
-          <w:tcPr>
-            <w:tcW w:w="6388" w:type="dxa"/>
+        <w:trPr>
+          <w:trHeight w:val="381"/>
+        </w:trPr>
+        <w:tc>
+          <w:tcPr>
+            <w:tcW w:w="6226" w:type="dxa"/>
             <w:tcBorders>
               <w:bottom w:val="dotted" w:sz="4" w:space="0" w:color="auto"/>
               <w:right w:val="nil"/>
@@ -17408,7 +19775,7 @@
         </w:tc>
         <w:tc>
           <w:tcPr>
-            <w:tcW w:w="1072" w:type="dxa"/>
+            <w:tcW w:w="1066" w:type="dxa"/>
             <w:tcBorders>
               <w:left w:val="nil"/>
               <w:bottom w:val="dotted" w:sz="4" w:space="0" w:color="auto"/>
@@ -17431,7 +19798,7 @@
         </w:tc>
         <w:tc>
           <w:tcPr>
-            <w:tcW w:w="985" w:type="dxa"/>
+            <w:tcW w:w="1069" w:type="dxa"/>
             <w:tcBorders>
               <w:left w:val="nil"/>
               <w:bottom w:val="dotted" w:sz="4" w:space="0" w:color="auto"/>
@@ -17454,7 +19821,7 @@
         </w:tc>
         <w:tc>
           <w:tcPr>
-            <w:tcW w:w="985" w:type="dxa"/>
+            <w:tcW w:w="1069" w:type="dxa"/>
             <w:tcBorders>
               <w:left w:val="nil"/>
               <w:bottom w:val="dotted" w:sz="4" w:space="0" w:color="auto"/>
@@ -17503,7 +19870,7 @@
                 <w:sz w:val="22"/>
                 <w:szCs w:val="22"/>
               </w:rPr>
-              <w:t>Beschreibung von Erfolgen und Misserfolgen (Problemen)</w:t>
+              <w:t>Programm wurde durchgeführt, Missstände eruiert und von PL/Dev übernommen und durchgeführt.</w:t>
             </w:r>
           </w:p>
         </w:tc>
@@ -17511,7 +19878,7 @@
       <w:tr>
         <w:tc>
           <w:tcPr>
-            <w:tcW w:w="6388" w:type="dxa"/>
+            <w:tcW w:w="6226" w:type="dxa"/>
             <w:tcBorders>
               <w:bottom w:val="dotted" w:sz="4" w:space="0" w:color="auto"/>
               <w:right w:val="nil"/>
@@ -17541,7 +19908,7 @@
         </w:tc>
         <w:tc>
           <w:tcPr>
-            <w:tcW w:w="1072" w:type="dxa"/>
+            <w:tcW w:w="1066" w:type="dxa"/>
             <w:tcBorders>
               <w:left w:val="nil"/>
               <w:bottom w:val="dotted" w:sz="4" w:space="0" w:color="auto"/>
@@ -17564,7 +19931,7 @@
         </w:tc>
         <w:tc>
           <w:tcPr>
-            <w:tcW w:w="985" w:type="dxa"/>
+            <w:tcW w:w="1069" w:type="dxa"/>
             <w:tcBorders>
               <w:left w:val="nil"/>
               <w:bottom w:val="dotted" w:sz="4" w:space="0" w:color="auto"/>
@@ -17587,7 +19954,7 @@
         </w:tc>
         <w:tc>
           <w:tcPr>
-            <w:tcW w:w="985" w:type="dxa"/>
+            <w:tcW w:w="1069" w:type="dxa"/>
             <w:tcBorders>
               <w:left w:val="nil"/>
               <w:bottom w:val="dotted" w:sz="4" w:space="0" w:color="auto"/>
@@ -17636,7 +20003,7 @@
                 <w:sz w:val="22"/>
                 <w:szCs w:val="22"/>
               </w:rPr>
-              <w:t>Wer hat in welcher Form Hilfestellung erbracht</w:t>
+              <w:t>PL übernahm Zeitplan von BA</w:t>
             </w:r>
           </w:p>
         </w:tc>
@@ -17664,13 +20031,22 @@
                 <w:lang w:val="de-DE"/>
               </w:rPr>
             </w:pPr>
+            <w:r>
+              <w:rPr>
+                <w:color w:val="000000" w:themeColor="text1"/>
+                <w:sz w:val="22"/>
+                <w:szCs w:val="22"/>
+                <w:lang w:val="de-DE"/>
+              </w:rPr>
+              <w:t>PL half QA bei Tasks</w:t>
+            </w:r>
           </w:p>
         </w:tc>
       </w:tr>
       <w:tr>
         <w:tc>
           <w:tcPr>
-            <w:tcW w:w="6388" w:type="dxa"/>
+            <w:tcW w:w="6226" w:type="dxa"/>
             <w:tcBorders>
               <w:bottom w:val="dotted" w:sz="4" w:space="0" w:color="auto"/>
               <w:right w:val="nil"/>
@@ -17700,7 +20076,7 @@
         </w:tc>
         <w:tc>
           <w:tcPr>
-            <w:tcW w:w="1072" w:type="dxa"/>
+            <w:tcW w:w="1066" w:type="dxa"/>
             <w:tcBorders>
               <w:left w:val="nil"/>
               <w:bottom w:val="dotted" w:sz="4" w:space="0" w:color="auto"/>
@@ -17723,7 +20099,7 @@
         </w:tc>
         <w:tc>
           <w:tcPr>
-            <w:tcW w:w="985" w:type="dxa"/>
+            <w:tcW w:w="1069" w:type="dxa"/>
             <w:tcBorders>
               <w:left w:val="nil"/>
               <w:bottom w:val="dotted" w:sz="4" w:space="0" w:color="auto"/>
@@ -17746,7 +20122,7 @@
         </w:tc>
         <w:tc>
           <w:tcPr>
-            <w:tcW w:w="985" w:type="dxa"/>
+            <w:tcW w:w="1069" w:type="dxa"/>
             <w:tcBorders>
               <w:left w:val="nil"/>
               <w:bottom w:val="dotted" w:sz="4" w:space="0" w:color="auto"/>
@@ -17795,25 +20171,7 @@
                 <w:sz w:val="22"/>
                 <w:szCs w:val="22"/>
               </w:rPr>
-              <w:t>Gedanken über das Vorgehen</w:t>
-            </w:r>
-          </w:p>
-          <w:p>
-            <w:pPr>
-              <w:pStyle w:val="IPA-Tabelle"/>
-              <w:rPr>
-                <w:color w:val="000000" w:themeColor="text1"/>
-                <w:sz w:val="22"/>
-                <w:szCs w:val="22"/>
-              </w:rPr>
-            </w:pPr>
-            <w:r>
-              <w:rPr>
-                <w:color w:val="000000" w:themeColor="text1"/>
-                <w:sz w:val="22"/>
-                <w:szCs w:val="22"/>
-              </w:rPr>
-              <w:t>Was ist gut was würde ich besser machen</w:t>
+              <w:t>Wissens Missstände im Team führen oft zu Komplikationen, welche in mehr aufwand enden.</w:t>
             </w:r>
           </w:p>
         </w:tc>
@@ -17821,7 +20179,7 @@
       <w:tr>
         <w:tc>
           <w:tcPr>
-            <w:tcW w:w="6388" w:type="dxa"/>
+            <w:tcW w:w="6226" w:type="dxa"/>
             <w:tcBorders>
               <w:bottom w:val="dotted" w:sz="4" w:space="0" w:color="auto"/>
               <w:right w:val="nil"/>
@@ -17850,7 +20208,7 @@
         </w:tc>
         <w:tc>
           <w:tcPr>
-            <w:tcW w:w="1072" w:type="dxa"/>
+            <w:tcW w:w="1066" w:type="dxa"/>
             <w:tcBorders>
               <w:left w:val="nil"/>
               <w:bottom w:val="dotted" w:sz="4" w:space="0" w:color="auto"/>
@@ -17872,7 +20230,7 @@
         </w:tc>
         <w:tc>
           <w:tcPr>
-            <w:tcW w:w="985" w:type="dxa"/>
+            <w:tcW w:w="1069" w:type="dxa"/>
             <w:tcBorders>
               <w:left w:val="nil"/>
               <w:bottom w:val="dotted" w:sz="4" w:space="0" w:color="auto"/>
@@ -17894,7 +20252,7 @@
         </w:tc>
         <w:tc>
           <w:tcPr>
-            <w:tcW w:w="985" w:type="dxa"/>
+            <w:tcW w:w="1069" w:type="dxa"/>
             <w:tcBorders>
               <w:left w:val="nil"/>
               <w:bottom w:val="dotted" w:sz="4" w:space="0" w:color="auto"/>
@@ -17942,7 +20300,25 @@
                 <w:sz w:val="22"/>
                 <w:szCs w:val="22"/>
               </w:rPr>
-              <w:t>Wie weiter, nächste Schritte...</w:t>
+              <w:t xml:space="preserve">Vorgabe für </w:t>
+            </w:r>
+            <w:proofErr w:type="gramStart"/>
+            <w:r>
+              <w:rPr>
+                <w:color w:val="000000" w:themeColor="text1"/>
+                <w:sz w:val="22"/>
+                <w:szCs w:val="22"/>
+              </w:rPr>
+              <w:t>BA Zeitplan</w:t>
+            </w:r>
+            <w:proofErr w:type="gramEnd"/>
+            <w:r>
+              <w:rPr>
+                <w:color w:val="000000" w:themeColor="text1"/>
+                <w:sz w:val="22"/>
+                <w:szCs w:val="22"/>
+              </w:rPr>
+              <w:t xml:space="preserve"> bis 13.03 fertig, 17.03.26 erster Tag Realisierung M3</w:t>
             </w:r>
           </w:p>
         </w:tc>
@@ -17986,7 +20362,7 @@
         <w:pStyle w:val="berschrift1"/>
         <w:numPr>
           <w:ilvl w:val="1"/>
-          <w:numId w:val="38"/>
+          <w:numId w:val="19"/>
         </w:numPr>
         <w:tabs>
           <w:tab w:val="left" w:pos="850"/>
@@ -17995,7 +20371,7 @@
         <w:suppressAutoHyphens w:val="0"/>
         <w:spacing w:before="120" w:after="120" w:line="288" w:lineRule="auto"/>
       </w:pPr>
-      <w:bookmarkStart w:id="45" w:name="_Toc223451557"/>
+      <w:bookmarkStart w:id="42" w:name="_Toc224146647"/>
       <w:r>
         <w:t>Realisierung: Dienstag, 1</w:t>
       </w:r>
@@ -18005,7 +20381,7 @@
       <w:r>
         <w:t>.03.2026</w:t>
       </w:r>
-      <w:bookmarkEnd w:id="45"/>
+      <w:bookmarkEnd w:id="42"/>
     </w:p>
     <w:tbl>
       <w:tblPr>
@@ -19206,7 +21582,7 @@
         <w:pStyle w:val="berschrift1"/>
         <w:numPr>
           <w:ilvl w:val="0"/>
-          <w:numId w:val="38"/>
+          <w:numId w:val="19"/>
         </w:numPr>
         <w:tabs>
           <w:tab w:val="left" w:pos="850"/>
@@ -19215,13 +21591,13 @@
         <w:suppressAutoHyphens w:val="0"/>
         <w:spacing w:before="120" w:after="120" w:line="288" w:lineRule="auto"/>
       </w:pPr>
-      <w:bookmarkStart w:id="46" w:name="_Toc223451558"/>
+      <w:bookmarkStart w:id="43" w:name="_Toc224146648"/>
       <w:r>
         <w:lastRenderedPageBreak/>
         <w:t>Projektfreigabe</w:t>
       </w:r>
-      <w:bookmarkEnd w:id="41"/>
-      <w:bookmarkEnd w:id="46"/>
+      <w:bookmarkEnd w:id="38"/>
+      <w:bookmarkEnd w:id="43"/>
     </w:p>
     <w:p>
       <w:pPr>
@@ -19637,7 +22013,7 @@
               <w:sz w:val="20"/>
               <w:szCs w:val="20"/>
             </w:rPr>
-            <w:t>15. März 2026</w:t>
+            <w:t>11. März 2026</w:t>
           </w:r>
           <w:r>
             <w:rPr>
@@ -19953,9 +22329,6 @@
           <w:r>
             <w:t>TD-Shoot</w:t>
           </w:r>
-          <w:r>
-            <w:t>er</w:t>
-          </w:r>
         </w:p>
         <w:p>
           <w:pPr>
@@ -20009,7 +22382,7 @@
               <wp:inline distT="0" distB="0" distL="0" distR="0" wp14:anchorId="3B370320" wp14:editId="487FC11C">
                 <wp:extent cx="1885950" cy="266700"/>
                 <wp:effectExtent l="0" t="0" r="0" b="0"/>
-                <wp:docPr id="2" name="Bild 2"/>
+                <wp:docPr id="1649684774" name="Bild 2"/>
                 <wp:cNvGraphicFramePr>
                   <a:graphicFrameLocks xmlns:a="http://schemas.openxmlformats.org/drawingml/2006/main" noChangeAspect="1"/>
                 </wp:cNvGraphicFramePr>
@@ -21321,119 +23694,6 @@
     </w:lvl>
   </w:abstractNum>
   <w:abstractNum w:abstractNumId="8" w15:restartNumberingAfterBreak="0">
-    <w:nsid w:val="129A48A0"/>
-    <w:multiLevelType w:val="hybridMultilevel"/>
-    <w:tmpl w:val="B5425DE8"/>
-    <w:lvl w:ilvl="0" w:tplc="08070001">
-      <w:start w:val="1"/>
-      <w:numFmt w:val="bullet"/>
-      <w:lvlText w:val=""/>
-      <w:lvlJc w:val="left"/>
-      <w:pPr>
-        <w:ind w:left="720" w:hanging="360"/>
-      </w:pPr>
-      <w:rPr>
-        <w:rFonts w:ascii="Symbol" w:hAnsi="Symbol" w:hint="default"/>
-      </w:rPr>
-    </w:lvl>
-    <w:lvl w:ilvl="1" w:tplc="08070003" w:tentative="1">
-      <w:start w:val="1"/>
-      <w:numFmt w:val="bullet"/>
-      <w:lvlText w:val="o"/>
-      <w:lvlJc w:val="left"/>
-      <w:pPr>
-        <w:ind w:left="1440" w:hanging="360"/>
-      </w:pPr>
-      <w:rPr>
-        <w:rFonts w:ascii="Courier New" w:hAnsi="Courier New" w:cs="Courier New" w:hint="default"/>
-      </w:rPr>
-    </w:lvl>
-    <w:lvl w:ilvl="2" w:tplc="08070005" w:tentative="1">
-      <w:start w:val="1"/>
-      <w:numFmt w:val="bullet"/>
-      <w:lvlText w:val=""/>
-      <w:lvlJc w:val="left"/>
-      <w:pPr>
-        <w:ind w:left="2160" w:hanging="360"/>
-      </w:pPr>
-      <w:rPr>
-        <w:rFonts w:ascii="Wingdings" w:hAnsi="Wingdings" w:hint="default"/>
-      </w:rPr>
-    </w:lvl>
-    <w:lvl w:ilvl="3" w:tplc="08070001" w:tentative="1">
-      <w:start w:val="1"/>
-      <w:numFmt w:val="bullet"/>
-      <w:lvlText w:val=""/>
-      <w:lvlJc w:val="left"/>
-      <w:pPr>
-        <w:ind w:left="2880" w:hanging="360"/>
-      </w:pPr>
-      <w:rPr>
-        <w:rFonts w:ascii="Symbol" w:hAnsi="Symbol" w:hint="default"/>
-      </w:rPr>
-    </w:lvl>
-    <w:lvl w:ilvl="4" w:tplc="08070003" w:tentative="1">
-      <w:start w:val="1"/>
-      <w:numFmt w:val="bullet"/>
-      <w:lvlText w:val="o"/>
-      <w:lvlJc w:val="left"/>
-      <w:pPr>
-        <w:ind w:left="3600" w:hanging="360"/>
-      </w:pPr>
-      <w:rPr>
-        <w:rFonts w:ascii="Courier New" w:hAnsi="Courier New" w:cs="Courier New" w:hint="default"/>
-      </w:rPr>
-    </w:lvl>
-    <w:lvl w:ilvl="5" w:tplc="08070005" w:tentative="1">
-      <w:start w:val="1"/>
-      <w:numFmt w:val="bullet"/>
-      <w:lvlText w:val=""/>
-      <w:lvlJc w:val="left"/>
-      <w:pPr>
-        <w:ind w:left="4320" w:hanging="360"/>
-      </w:pPr>
-      <w:rPr>
-        <w:rFonts w:ascii="Wingdings" w:hAnsi="Wingdings" w:hint="default"/>
-      </w:rPr>
-    </w:lvl>
-    <w:lvl w:ilvl="6" w:tplc="08070001" w:tentative="1">
-      <w:start w:val="1"/>
-      <w:numFmt w:val="bullet"/>
-      <w:lvlText w:val=""/>
-      <w:lvlJc w:val="left"/>
-      <w:pPr>
-        <w:ind w:left="5040" w:hanging="360"/>
-      </w:pPr>
-      <w:rPr>
-        <w:rFonts w:ascii="Symbol" w:hAnsi="Symbol" w:hint="default"/>
-      </w:rPr>
-    </w:lvl>
-    <w:lvl w:ilvl="7" w:tplc="08070003" w:tentative="1">
-      <w:start w:val="1"/>
-      <w:numFmt w:val="bullet"/>
-      <w:lvlText w:val="o"/>
-      <w:lvlJc w:val="left"/>
-      <w:pPr>
-        <w:ind w:left="5760" w:hanging="360"/>
-      </w:pPr>
-      <w:rPr>
-        <w:rFonts w:ascii="Courier New" w:hAnsi="Courier New" w:cs="Courier New" w:hint="default"/>
-      </w:rPr>
-    </w:lvl>
-    <w:lvl w:ilvl="8" w:tplc="08070005" w:tentative="1">
-      <w:start w:val="1"/>
-      <w:numFmt w:val="bullet"/>
-      <w:lvlText w:val=""/>
-      <w:lvlJc w:val="left"/>
-      <w:pPr>
-        <w:ind w:left="6480" w:hanging="360"/>
-      </w:pPr>
-      <w:rPr>
-        <w:rFonts w:ascii="Wingdings" w:hAnsi="Wingdings" w:hint="default"/>
-      </w:rPr>
-    </w:lvl>
-  </w:abstractNum>
-  <w:abstractNum w:abstractNumId="9" w15:restartNumberingAfterBreak="0">
     <w:nsid w:val="21AB444C"/>
     <w:multiLevelType w:val="multilevel"/>
     <w:tmpl w:val="9E66557E"/>
@@ -21582,120 +23842,7 @@
       </w:rPr>
     </w:lvl>
   </w:abstractNum>
-  <w:abstractNum w:abstractNumId="10" w15:restartNumberingAfterBreak="0">
-    <w:nsid w:val="26345599"/>
-    <w:multiLevelType w:val="hybridMultilevel"/>
-    <w:tmpl w:val="B8CE50CC"/>
-    <w:lvl w:ilvl="0" w:tplc="08070001">
-      <w:start w:val="1"/>
-      <w:numFmt w:val="bullet"/>
-      <w:lvlText w:val=""/>
-      <w:lvlJc w:val="left"/>
-      <w:pPr>
-        <w:ind w:left="720" w:hanging="360"/>
-      </w:pPr>
-      <w:rPr>
-        <w:rFonts w:ascii="Symbol" w:hAnsi="Symbol" w:hint="default"/>
-      </w:rPr>
-    </w:lvl>
-    <w:lvl w:ilvl="1" w:tplc="08070003">
-      <w:start w:val="1"/>
-      <w:numFmt w:val="bullet"/>
-      <w:lvlText w:val="o"/>
-      <w:lvlJc w:val="left"/>
-      <w:pPr>
-        <w:ind w:left="1440" w:hanging="360"/>
-      </w:pPr>
-      <w:rPr>
-        <w:rFonts w:ascii="Courier New" w:hAnsi="Courier New" w:cs="Courier New" w:hint="default"/>
-      </w:rPr>
-    </w:lvl>
-    <w:lvl w:ilvl="2" w:tplc="08070005" w:tentative="1">
-      <w:start w:val="1"/>
-      <w:numFmt w:val="bullet"/>
-      <w:lvlText w:val=""/>
-      <w:lvlJc w:val="left"/>
-      <w:pPr>
-        <w:ind w:left="2160" w:hanging="360"/>
-      </w:pPr>
-      <w:rPr>
-        <w:rFonts w:ascii="Wingdings" w:hAnsi="Wingdings" w:hint="default"/>
-      </w:rPr>
-    </w:lvl>
-    <w:lvl w:ilvl="3" w:tplc="08070001" w:tentative="1">
-      <w:start w:val="1"/>
-      <w:numFmt w:val="bullet"/>
-      <w:lvlText w:val=""/>
-      <w:lvlJc w:val="left"/>
-      <w:pPr>
-        <w:ind w:left="2880" w:hanging="360"/>
-      </w:pPr>
-      <w:rPr>
-        <w:rFonts w:ascii="Symbol" w:hAnsi="Symbol" w:hint="default"/>
-      </w:rPr>
-    </w:lvl>
-    <w:lvl w:ilvl="4" w:tplc="08070003" w:tentative="1">
-      <w:start w:val="1"/>
-      <w:numFmt w:val="bullet"/>
-      <w:lvlText w:val="o"/>
-      <w:lvlJc w:val="left"/>
-      <w:pPr>
-        <w:ind w:left="3600" w:hanging="360"/>
-      </w:pPr>
-      <w:rPr>
-        <w:rFonts w:ascii="Courier New" w:hAnsi="Courier New" w:cs="Courier New" w:hint="default"/>
-      </w:rPr>
-    </w:lvl>
-    <w:lvl w:ilvl="5" w:tplc="08070005" w:tentative="1">
-      <w:start w:val="1"/>
-      <w:numFmt w:val="bullet"/>
-      <w:lvlText w:val=""/>
-      <w:lvlJc w:val="left"/>
-      <w:pPr>
-        <w:ind w:left="4320" w:hanging="360"/>
-      </w:pPr>
-      <w:rPr>
-        <w:rFonts w:ascii="Wingdings" w:hAnsi="Wingdings" w:hint="default"/>
-      </w:rPr>
-    </w:lvl>
-    <w:lvl w:ilvl="6" w:tplc="08070001" w:tentative="1">
-      <w:start w:val="1"/>
-      <w:numFmt w:val="bullet"/>
-      <w:lvlText w:val=""/>
-      <w:lvlJc w:val="left"/>
-      <w:pPr>
-        <w:ind w:left="5040" w:hanging="360"/>
-      </w:pPr>
-      <w:rPr>
-        <w:rFonts w:ascii="Symbol" w:hAnsi="Symbol" w:hint="default"/>
-      </w:rPr>
-    </w:lvl>
-    <w:lvl w:ilvl="7" w:tplc="08070003" w:tentative="1">
-      <w:start w:val="1"/>
-      <w:numFmt w:val="bullet"/>
-      <w:lvlText w:val="o"/>
-      <w:lvlJc w:val="left"/>
-      <w:pPr>
-        <w:ind w:left="5760" w:hanging="360"/>
-      </w:pPr>
-      <w:rPr>
-        <w:rFonts w:ascii="Courier New" w:hAnsi="Courier New" w:cs="Courier New" w:hint="default"/>
-      </w:rPr>
-    </w:lvl>
-    <w:lvl w:ilvl="8" w:tplc="08070005" w:tentative="1">
-      <w:start w:val="1"/>
-      <w:numFmt w:val="bullet"/>
-      <w:lvlText w:val=""/>
-      <w:lvlJc w:val="left"/>
-      <w:pPr>
-        <w:ind w:left="6480" w:hanging="360"/>
-      </w:pPr>
-      <w:rPr>
-        <w:rFonts w:ascii="Wingdings" w:hAnsi="Wingdings" w:hint="default"/>
-      </w:rPr>
-    </w:lvl>
-  </w:abstractNum>
-  <w:abstractNum w:abstractNumId="11" w15:restartNumberingAfterBreak="0">
+  <w:abstractNum w:abstractNumId="9" w15:restartNumberingAfterBreak="0">
     <w:nsid w:val="293046D8"/>
     <w:multiLevelType w:val="multilevel"/>
     <w:tmpl w:val="268405DE"/>
@@ -21808,7 +23955,7 @@
       </w:pPr>
     </w:lvl>
   </w:abstractNum>
-  <w:abstractNum w:abstractNumId="12" w15:restartNumberingAfterBreak="0">
+  <w:abstractNum w:abstractNumId="10" w15:restartNumberingAfterBreak="0">
     <w:nsid w:val="34D62EF0"/>
     <w:multiLevelType w:val="multilevel"/>
     <w:tmpl w:val="39666F7C"/>
@@ -21986,120 +24133,156 @@
       </w:rPr>
     </w:lvl>
   </w:abstractNum>
-  <w:abstractNum w:abstractNumId="13" w15:restartNumberingAfterBreak="0">
-    <w:nsid w:val="3D9111FA"/>
-    <w:multiLevelType w:val="hybridMultilevel"/>
-    <w:tmpl w:val="8AF8F0B2"/>
-    <w:lvl w:ilvl="0" w:tplc="08070001">
+  <w:abstractNum w:abstractNumId="11" w15:restartNumberingAfterBreak="0">
+    <w:nsid w:val="423A6476"/>
+    <w:multiLevelType w:val="multilevel"/>
+    <w:tmpl w:val="ADF2C556"/>
+    <w:lvl w:ilvl="0">
       <w:start w:val="1"/>
       <w:numFmt w:val="bullet"/>
       <w:lvlText w:val=""/>
       <w:lvlJc w:val="left"/>
       <w:pPr>
+        <w:tabs>
+          <w:tab w:val="num" w:pos="720"/>
+        </w:tabs>
         <w:ind w:left="720" w:hanging="360"/>
       </w:pPr>
       <w:rPr>
         <w:rFonts w:ascii="Symbol" w:hAnsi="Symbol" w:hint="default"/>
+        <w:sz w:val="20"/>
       </w:rPr>
     </w:lvl>
-    <w:lvl w:ilvl="1" w:tplc="08070003">
+    <w:lvl w:ilvl="1" w:tentative="1">
       <w:start w:val="1"/>
       <w:numFmt w:val="bullet"/>
       <w:lvlText w:val="o"/>
       <w:lvlJc w:val="left"/>
       <w:pPr>
+        <w:tabs>
+          <w:tab w:val="num" w:pos="1440"/>
+        </w:tabs>
         <w:ind w:left="1440" w:hanging="360"/>
       </w:pPr>
       <w:rPr>
-        <w:rFonts w:ascii="Courier New" w:hAnsi="Courier New" w:cs="Courier New" w:hint="default"/>
+        <w:rFonts w:ascii="Courier New" w:hAnsi="Courier New" w:hint="default"/>
+        <w:sz w:val="20"/>
       </w:rPr>
     </w:lvl>
-    <w:lvl w:ilvl="2" w:tplc="08070005" w:tentative="1">
+    <w:lvl w:ilvl="2" w:tentative="1">
       <w:start w:val="1"/>
       <w:numFmt w:val="bullet"/>
       <w:lvlText w:val=""/>
       <w:lvlJc w:val="left"/>
       <w:pPr>
+        <w:tabs>
+          <w:tab w:val="num" w:pos="2160"/>
+        </w:tabs>
         <w:ind w:left="2160" w:hanging="360"/>
       </w:pPr>
       <w:rPr>
         <w:rFonts w:ascii="Wingdings" w:hAnsi="Wingdings" w:hint="default"/>
+        <w:sz w:val="20"/>
       </w:rPr>
     </w:lvl>
-    <w:lvl w:ilvl="3" w:tplc="08070001" w:tentative="1">
-      <w:start w:val="1"/>
-      <w:numFmt w:val="bullet"/>
-      <w:lvlText w:val=""/>
-      <w:lvlJc w:val="left"/>
-      <w:pPr>
-        <w:ind w:left="2880" w:hanging="360"/>
-      </w:pPr>
-      <w:rPr>
-        <w:rFonts w:ascii="Symbol" w:hAnsi="Symbol" w:hint="default"/>
-      </w:rPr>
-    </w:lvl>
-    <w:lvl w:ilvl="4" w:tplc="08070003" w:tentative="1">
-      <w:start w:val="1"/>
-      <w:numFmt w:val="bullet"/>
-      <w:lvlText w:val="o"/>
-      <w:lvlJc w:val="left"/>
-      <w:pPr>
-        <w:ind w:left="3600" w:hanging="360"/>
-      </w:pPr>
-      <w:rPr>
-        <w:rFonts w:ascii="Courier New" w:hAnsi="Courier New" w:cs="Courier New" w:hint="default"/>
-      </w:rPr>
-    </w:lvl>
-    <w:lvl w:ilvl="5" w:tplc="08070005" w:tentative="1">
+    <w:lvl w:ilvl="3" w:tentative="1">
       <w:start w:val="1"/>
       <w:numFmt w:val="bullet"/>
       <w:lvlText w:val=""/>
       <w:lvlJc w:val="left"/>
       <w:pPr>
-        <w:ind w:left="4320" w:hanging="360"/>
+        <w:tabs>
+          <w:tab w:val="num" w:pos="2880"/>
+        </w:tabs>
+        <w:ind w:left="2880" w:hanging="360"/>
       </w:pPr>
       <w:rPr>
         <w:rFonts w:ascii="Wingdings" w:hAnsi="Wingdings" w:hint="default"/>
+        <w:sz w:val="20"/>
       </w:rPr>
     </w:lvl>
-    <w:lvl w:ilvl="6" w:tplc="08070001" w:tentative="1">
-      <w:start w:val="1"/>
-      <w:numFmt w:val="bullet"/>
-      <w:lvlText w:val=""/>
-      <w:lvlJc w:val="left"/>
-      <w:pPr>
-        <w:ind w:left="5040" w:hanging="360"/>
-      </w:pPr>
-      <w:rPr>
-        <w:rFonts w:ascii="Symbol" w:hAnsi="Symbol" w:hint="default"/>
-      </w:rPr>
-    </w:lvl>
-    <w:lvl w:ilvl="7" w:tplc="08070003" w:tentative="1">
-      <w:start w:val="1"/>
-      <w:numFmt w:val="bullet"/>
-      <w:lvlText w:val="o"/>
-      <w:lvlJc w:val="left"/>
-      <w:pPr>
-        <w:ind w:left="5760" w:hanging="360"/>
-      </w:pPr>
-      <w:rPr>
-        <w:rFonts w:ascii="Courier New" w:hAnsi="Courier New" w:cs="Courier New" w:hint="default"/>
-      </w:rPr>
-    </w:lvl>
-    <w:lvl w:ilvl="8" w:tplc="08070005" w:tentative="1">
+    <w:lvl w:ilvl="4" w:tentative="1">
       <w:start w:val="1"/>
       <w:numFmt w:val="bullet"/>
       <w:lvlText w:val=""/>
       <w:lvlJc w:val="left"/>
       <w:pPr>
-        <w:ind w:left="6480" w:hanging="360"/>
+        <w:tabs>
+          <w:tab w:val="num" w:pos="3600"/>
+        </w:tabs>
+        <w:ind w:left="3600" w:hanging="360"/>
       </w:pPr>
       <w:rPr>
         <w:rFonts w:ascii="Wingdings" w:hAnsi="Wingdings" w:hint="default"/>
+        <w:sz w:val="20"/>
+      </w:rPr>
+    </w:lvl>
+    <w:lvl w:ilvl="5" w:tentative="1">
+      <w:start w:val="1"/>
+      <w:numFmt w:val="bullet"/>
+      <w:lvlText w:val=""/>
+      <w:lvlJc w:val="left"/>
+      <w:pPr>
+        <w:tabs>
+          <w:tab w:val="num" w:pos="4320"/>
+        </w:tabs>
+        <w:ind w:left="4320" w:hanging="360"/>
+      </w:pPr>
+      <w:rPr>
+        <w:rFonts w:ascii="Wingdings" w:hAnsi="Wingdings" w:hint="default"/>
+        <w:sz w:val="20"/>
+      </w:rPr>
+    </w:lvl>
+    <w:lvl w:ilvl="6" w:tentative="1">
+      <w:start w:val="1"/>
+      <w:numFmt w:val="bullet"/>
+      <w:lvlText w:val=""/>
+      <w:lvlJc w:val="left"/>
+      <w:pPr>
+        <w:tabs>
+          <w:tab w:val="num" w:pos="5040"/>
+        </w:tabs>
+        <w:ind w:left="5040" w:hanging="360"/>
+      </w:pPr>
+      <w:rPr>
+        <w:rFonts w:ascii="Wingdings" w:hAnsi="Wingdings" w:hint="default"/>
+        <w:sz w:val="20"/>
+      </w:rPr>
+    </w:lvl>
+    <w:lvl w:ilvl="7" w:tentative="1">
+      <w:start w:val="1"/>
+      <w:numFmt w:val="bullet"/>
+      <w:lvlText w:val=""/>
+      <w:lvlJc w:val="left"/>
+      <w:pPr>
+        <w:tabs>
+          <w:tab w:val="num" w:pos="5760"/>
+        </w:tabs>
+        <w:ind w:left="5760" w:hanging="360"/>
+      </w:pPr>
+      <w:rPr>
+        <w:rFonts w:ascii="Wingdings" w:hAnsi="Wingdings" w:hint="default"/>
+        <w:sz w:val="20"/>
+      </w:rPr>
+    </w:lvl>
+    <w:lvl w:ilvl="8" w:tentative="1">
+      <w:start w:val="1"/>
+      <w:numFmt w:val="bullet"/>
+      <w:lvlText w:val=""/>
+      <w:lvlJc w:val="left"/>
+      <w:pPr>
+        <w:tabs>
+          <w:tab w:val="num" w:pos="6480"/>
+        </w:tabs>
+        <w:ind w:left="6480" w:hanging="360"/>
+      </w:pPr>
+      <w:rPr>
+        <w:rFonts w:ascii="Wingdings" w:hAnsi="Wingdings" w:hint="default"/>
+        <w:sz w:val="20"/>
       </w:rPr>
     </w:lvl>
   </w:abstractNum>
-  <w:abstractNum w:abstractNumId="14" w15:restartNumberingAfterBreak="0">
+  <w:abstractNum w:abstractNumId="12" w15:restartNumberingAfterBreak="0">
     <w:nsid w:val="44E600C3"/>
     <w:multiLevelType w:val="multilevel"/>
     <w:tmpl w:val="B268F2F6"/>
@@ -22212,10 +24395,10 @@
       </w:pPr>
     </w:lvl>
   </w:abstractNum>
-  <w:abstractNum w:abstractNumId="15" w15:restartNumberingAfterBreak="0">
+  <w:abstractNum w:abstractNumId="13" w15:restartNumberingAfterBreak="0">
     <w:nsid w:val="4717135D"/>
     <w:multiLevelType w:val="multilevel"/>
-    <w:tmpl w:val="570E2F50"/>
+    <w:tmpl w:val="16143F62"/>
     <w:lvl w:ilvl="0">
       <w:start w:val="1"/>
       <w:numFmt w:val="bullet"/>
@@ -22232,17 +24415,20 @@
         <w:sz w:val="20"/>
       </w:rPr>
     </w:lvl>
-    <w:lvl w:ilvl="1">
+    <w:lvl w:ilvl="1" w:tentative="1">
       <w:start w:val="1"/>
-      <w:numFmt w:val="decimal"/>
-      <w:lvlText w:val="%2"/>
+      <w:numFmt w:val="bullet"/>
+      <w:lvlText w:val=""/>
       <w:lvlJc w:val="left"/>
       <w:pPr>
+        <w:tabs>
+          <w:tab w:val="num" w:pos="1440"/>
+        </w:tabs>
         <w:ind w:left="1440" w:hanging="360"/>
       </w:pPr>
       <w:rPr>
-        <w:rFonts w:hint="default"/>
-        <w:b/>
+        <w:rFonts w:ascii="Symbol" w:hAnsi="Symbol" w:hint="default"/>
+        <w:sz w:val="20"/>
       </w:rPr>
     </w:lvl>
     <w:lvl w:ilvl="2" w:tentative="1">
@@ -22358,7 +24544,7 @@
       </w:rPr>
     </w:lvl>
   </w:abstractNum>
-  <w:abstractNum w:abstractNumId="16" w15:restartNumberingAfterBreak="0">
+  <w:abstractNum w:abstractNumId="14" w15:restartNumberingAfterBreak="0">
     <w:nsid w:val="562B7C97"/>
     <w:multiLevelType w:val="multilevel"/>
     <w:tmpl w:val="DF8A7340"/>
@@ -22507,120 +24693,7 @@
       </w:rPr>
     </w:lvl>
   </w:abstractNum>
-  <w:abstractNum w:abstractNumId="17" w15:restartNumberingAfterBreak="0">
-    <w:nsid w:val="5C4E76D9"/>
-    <w:multiLevelType w:val="hybridMultilevel"/>
-    <w:tmpl w:val="93F49EF4"/>
-    <w:lvl w:ilvl="0" w:tplc="08070001">
-      <w:start w:val="1"/>
-      <w:numFmt w:val="bullet"/>
-      <w:lvlText w:val=""/>
-      <w:lvlJc w:val="left"/>
-      <w:pPr>
-        <w:ind w:left="720" w:hanging="360"/>
-      </w:pPr>
-      <w:rPr>
-        <w:rFonts w:ascii="Symbol" w:hAnsi="Symbol" w:hint="default"/>
-      </w:rPr>
-    </w:lvl>
-    <w:lvl w:ilvl="1" w:tplc="08070003" w:tentative="1">
-      <w:start w:val="1"/>
-      <w:numFmt w:val="bullet"/>
-      <w:lvlText w:val="o"/>
-      <w:lvlJc w:val="left"/>
-      <w:pPr>
-        <w:ind w:left="1440" w:hanging="360"/>
-      </w:pPr>
-      <w:rPr>
-        <w:rFonts w:ascii="Courier New" w:hAnsi="Courier New" w:cs="Courier New" w:hint="default"/>
-      </w:rPr>
-    </w:lvl>
-    <w:lvl w:ilvl="2" w:tplc="08070005" w:tentative="1">
-      <w:start w:val="1"/>
-      <w:numFmt w:val="bullet"/>
-      <w:lvlText w:val=""/>
-      <w:lvlJc w:val="left"/>
-      <w:pPr>
-        <w:ind w:left="2160" w:hanging="360"/>
-      </w:pPr>
-      <w:rPr>
-        <w:rFonts w:ascii="Wingdings" w:hAnsi="Wingdings" w:hint="default"/>
-      </w:rPr>
-    </w:lvl>
-    <w:lvl w:ilvl="3" w:tplc="08070001" w:tentative="1">
-      <w:start w:val="1"/>
-      <w:numFmt w:val="bullet"/>
-      <w:lvlText w:val=""/>
-      <w:lvlJc w:val="left"/>
-      <w:pPr>
-        <w:ind w:left="2880" w:hanging="360"/>
-      </w:pPr>
-      <w:rPr>
-        <w:rFonts w:ascii="Symbol" w:hAnsi="Symbol" w:hint="default"/>
-      </w:rPr>
-    </w:lvl>
-    <w:lvl w:ilvl="4" w:tplc="08070003" w:tentative="1">
-      <w:start w:val="1"/>
-      <w:numFmt w:val="bullet"/>
-      <w:lvlText w:val="o"/>
-      <w:lvlJc w:val="left"/>
-      <w:pPr>
-        <w:ind w:left="3600" w:hanging="360"/>
-      </w:pPr>
-      <w:rPr>
-        <w:rFonts w:ascii="Courier New" w:hAnsi="Courier New" w:cs="Courier New" w:hint="default"/>
-      </w:rPr>
-    </w:lvl>
-    <w:lvl w:ilvl="5" w:tplc="08070005" w:tentative="1">
-      <w:start w:val="1"/>
-      <w:numFmt w:val="bullet"/>
-      <w:lvlText w:val=""/>
-      <w:lvlJc w:val="left"/>
-      <w:pPr>
-        <w:ind w:left="4320" w:hanging="360"/>
-      </w:pPr>
-      <w:rPr>
-        <w:rFonts w:ascii="Wingdings" w:hAnsi="Wingdings" w:hint="default"/>
-      </w:rPr>
-    </w:lvl>
-    <w:lvl w:ilvl="6" w:tplc="08070001" w:tentative="1">
-      <w:start w:val="1"/>
-      <w:numFmt w:val="bullet"/>
-      <w:lvlText w:val=""/>
-      <w:lvlJc w:val="left"/>
-      <w:pPr>
-        <w:ind w:left="5040" w:hanging="360"/>
-      </w:pPr>
-      <w:rPr>
-        <w:rFonts w:ascii="Symbol" w:hAnsi="Symbol" w:hint="default"/>
-      </w:rPr>
-    </w:lvl>
-    <w:lvl w:ilvl="7" w:tplc="08070003" w:tentative="1">
-      <w:start w:val="1"/>
-      <w:numFmt w:val="bullet"/>
-      <w:lvlText w:val="o"/>
-      <w:lvlJc w:val="left"/>
-      <w:pPr>
-        <w:ind w:left="5760" w:hanging="360"/>
-      </w:pPr>
-      <w:rPr>
-        <w:rFonts w:ascii="Courier New" w:hAnsi="Courier New" w:cs="Courier New" w:hint="default"/>
-      </w:rPr>
-    </w:lvl>
-    <w:lvl w:ilvl="8" w:tplc="08070005" w:tentative="1">
-      <w:start w:val="1"/>
-      <w:numFmt w:val="bullet"/>
-      <w:lvlText w:val=""/>
-      <w:lvlJc w:val="left"/>
-      <w:pPr>
-        <w:ind w:left="6480" w:hanging="360"/>
-      </w:pPr>
-      <w:rPr>
-        <w:rFonts w:ascii="Wingdings" w:hAnsi="Wingdings" w:hint="default"/>
-      </w:rPr>
-    </w:lvl>
-  </w:abstractNum>
-  <w:abstractNum w:abstractNumId="18" w15:restartNumberingAfterBreak="0">
+  <w:abstractNum w:abstractNumId="15" w15:restartNumberingAfterBreak="0">
     <w:nsid w:val="605B4623"/>
     <w:multiLevelType w:val="multilevel"/>
     <w:tmpl w:val="EC10CB8A"/>
@@ -22769,7 +24842,7 @@
       </w:rPr>
     </w:lvl>
   </w:abstractNum>
-  <w:abstractNum w:abstractNumId="19" w15:restartNumberingAfterBreak="0">
+  <w:abstractNum w:abstractNumId="16" w15:restartNumberingAfterBreak="0">
     <w:nsid w:val="685E19CD"/>
     <w:multiLevelType w:val="multilevel"/>
     <w:tmpl w:val="250E0862"/>
@@ -22882,120 +24955,7 @@
       </w:pPr>
     </w:lvl>
   </w:abstractNum>
-  <w:abstractNum w:abstractNumId="20" w15:restartNumberingAfterBreak="0">
-    <w:nsid w:val="6F7D5AC1"/>
-    <w:multiLevelType w:val="hybridMultilevel"/>
-    <w:tmpl w:val="D2D6F064"/>
-    <w:lvl w:ilvl="0" w:tplc="08070001">
-      <w:start w:val="1"/>
-      <w:numFmt w:val="bullet"/>
-      <w:lvlText w:val=""/>
-      <w:lvlJc w:val="left"/>
-      <w:pPr>
-        <w:ind w:left="720" w:hanging="360"/>
-      </w:pPr>
-      <w:rPr>
-        <w:rFonts w:ascii="Symbol" w:hAnsi="Symbol" w:hint="default"/>
-      </w:rPr>
-    </w:lvl>
-    <w:lvl w:ilvl="1" w:tplc="08070003" w:tentative="1">
-      <w:start w:val="1"/>
-      <w:numFmt w:val="bullet"/>
-      <w:lvlText w:val="o"/>
-      <w:lvlJc w:val="left"/>
-      <w:pPr>
-        <w:ind w:left="1440" w:hanging="360"/>
-      </w:pPr>
-      <w:rPr>
-        <w:rFonts w:ascii="Courier New" w:hAnsi="Courier New" w:cs="Courier New" w:hint="default"/>
-      </w:rPr>
-    </w:lvl>
-    <w:lvl w:ilvl="2" w:tplc="08070005" w:tentative="1">
-      <w:start w:val="1"/>
-      <w:numFmt w:val="bullet"/>
-      <w:lvlText w:val=""/>
-      <w:lvlJc w:val="left"/>
-      <w:pPr>
-        <w:ind w:left="2160" w:hanging="360"/>
-      </w:pPr>
-      <w:rPr>
-        <w:rFonts w:ascii="Wingdings" w:hAnsi="Wingdings" w:hint="default"/>
-      </w:rPr>
-    </w:lvl>
-    <w:lvl w:ilvl="3" w:tplc="08070001" w:tentative="1">
-      <w:start w:val="1"/>
-      <w:numFmt w:val="bullet"/>
-      <w:lvlText w:val=""/>
-      <w:lvlJc w:val="left"/>
-      <w:pPr>
-        <w:ind w:left="2880" w:hanging="360"/>
-      </w:pPr>
-      <w:rPr>
-        <w:rFonts w:ascii="Symbol" w:hAnsi="Symbol" w:hint="default"/>
-      </w:rPr>
-    </w:lvl>
-    <w:lvl w:ilvl="4" w:tplc="08070003" w:tentative="1">
-      <w:start w:val="1"/>
-      <w:numFmt w:val="bullet"/>
-      <w:lvlText w:val="o"/>
-      <w:lvlJc w:val="left"/>
-      <w:pPr>
-        <w:ind w:left="3600" w:hanging="360"/>
-      </w:pPr>
-      <w:rPr>
-        <w:rFonts w:ascii="Courier New" w:hAnsi="Courier New" w:cs="Courier New" w:hint="default"/>
-      </w:rPr>
-    </w:lvl>
-    <w:lvl w:ilvl="5" w:tplc="08070005" w:tentative="1">
-      <w:start w:val="1"/>
-      <w:numFmt w:val="bullet"/>
-      <w:lvlText w:val=""/>
-      <w:lvlJc w:val="left"/>
-      <w:pPr>
-        <w:ind w:left="4320" w:hanging="360"/>
-      </w:pPr>
-      <w:rPr>
-        <w:rFonts w:ascii="Wingdings" w:hAnsi="Wingdings" w:hint="default"/>
-      </w:rPr>
-    </w:lvl>
-    <w:lvl w:ilvl="6" w:tplc="08070001" w:tentative="1">
-      <w:start w:val="1"/>
-      <w:numFmt w:val="bullet"/>
-      <w:lvlText w:val=""/>
-      <w:lvlJc w:val="left"/>
-      <w:pPr>
-        <w:ind w:left="5040" w:hanging="360"/>
-      </w:pPr>
-      <w:rPr>
-        <w:rFonts w:ascii="Symbol" w:hAnsi="Symbol" w:hint="default"/>
-      </w:rPr>
-    </w:lvl>
-    <w:lvl w:ilvl="7" w:tplc="08070003" w:tentative="1">
-      <w:start w:val="1"/>
-      <w:numFmt w:val="bullet"/>
-      <w:lvlText w:val="o"/>
-      <w:lvlJc w:val="left"/>
-      <w:pPr>
-        <w:ind w:left="5760" w:hanging="360"/>
-      </w:pPr>
-      <w:rPr>
-        <w:rFonts w:ascii="Courier New" w:hAnsi="Courier New" w:cs="Courier New" w:hint="default"/>
-      </w:rPr>
-    </w:lvl>
-    <w:lvl w:ilvl="8" w:tplc="08070005" w:tentative="1">
-      <w:start w:val="1"/>
-      <w:numFmt w:val="bullet"/>
-      <w:lvlText w:val=""/>
-      <w:lvlJc w:val="left"/>
-      <w:pPr>
-        <w:ind w:left="6480" w:hanging="360"/>
-      </w:pPr>
-      <w:rPr>
-        <w:rFonts w:ascii="Wingdings" w:hAnsi="Wingdings" w:hint="default"/>
-      </w:rPr>
-    </w:lvl>
-  </w:abstractNum>
-  <w:abstractNum w:abstractNumId="21" w15:restartNumberingAfterBreak="0">
+  <w:abstractNum w:abstractNumId="17" w15:restartNumberingAfterBreak="0">
     <w:nsid w:val="776F4194"/>
     <w:multiLevelType w:val="multilevel"/>
     <w:tmpl w:val="3ADC7FF6"/>
@@ -23108,185 +25068,7 @@
       </w:pPr>
     </w:lvl>
   </w:abstractNum>
-  <w:abstractNum w:abstractNumId="22" w15:restartNumberingAfterBreak="0">
-    <w:nsid w:val="7823393F"/>
-    <w:multiLevelType w:val="multilevel"/>
-    <w:tmpl w:val="39666F7C"/>
-    <w:lvl w:ilvl="0">
-      <w:start w:val="1"/>
-      <w:numFmt w:val="decimal"/>
-      <w:lvlText w:val="%1"/>
-      <w:lvlJc w:val="left"/>
-      <w:pPr>
-        <w:tabs>
-          <w:tab w:val="num" w:pos="1134"/>
-        </w:tabs>
-        <w:ind w:left="851" w:hanging="851"/>
-      </w:pPr>
-      <w:rPr>
-        <w:rFonts w:ascii="Arial" w:hAnsi="Arial" w:cs="Times New Roman" w:hint="default"/>
-        <w:b/>
-        <w:i w:val="0"/>
-        <w:kern w:val="32"/>
-        <w:sz w:val="24"/>
-        <w:szCs w:val="32"/>
-      </w:rPr>
-    </w:lvl>
-    <w:lvl w:ilvl="1">
-      <w:start w:val="1"/>
-      <w:numFmt w:val="decimal"/>
-      <w:lvlText w:val="%1.%2"/>
-      <w:lvlJc w:val="left"/>
-      <w:pPr>
-        <w:tabs>
-          <w:tab w:val="num" w:pos="1134"/>
-        </w:tabs>
-        <w:ind w:left="851" w:hanging="851"/>
-      </w:pPr>
-      <w:rPr>
-        <w:rFonts w:ascii="Arial" w:hAnsi="Arial" w:cs="Times New Roman" w:hint="default"/>
-        <w:b/>
-        <w:i w:val="0"/>
-        <w:kern w:val="28"/>
-        <w:sz w:val="22"/>
-        <w:szCs w:val="28"/>
-      </w:rPr>
-    </w:lvl>
-    <w:lvl w:ilvl="2">
-      <w:start w:val="1"/>
-      <w:numFmt w:val="decimal"/>
-      <w:lvlText w:val="%1.%2.%3"/>
-      <w:lvlJc w:val="left"/>
-      <w:pPr>
-        <w:tabs>
-          <w:tab w:val="num" w:pos="1374"/>
-        </w:tabs>
-        <w:ind w:left="851" w:hanging="851"/>
-      </w:pPr>
-      <w:rPr>
-        <w:rFonts w:ascii="Arial" w:hAnsi="Arial" w:cs="Times New Roman" w:hint="default"/>
-        <w:b/>
-        <w:i w:val="0"/>
-        <w:sz w:val="24"/>
-        <w:szCs w:val="24"/>
-      </w:rPr>
-    </w:lvl>
-    <w:lvl w:ilvl="3">
-      <w:start w:val="1"/>
-      <w:numFmt w:val="decimal"/>
-      <w:lvlText w:val="%1.%2.%3.%4"/>
-      <w:lvlJc w:val="left"/>
-      <w:pPr>
-        <w:tabs>
-          <w:tab w:val="num" w:pos="1134"/>
-        </w:tabs>
-        <w:ind w:left="851" w:hanging="851"/>
-      </w:pPr>
-      <w:rPr>
-        <w:rFonts w:ascii="Arial" w:hAnsi="Arial" w:cs="Times New Roman" w:hint="default"/>
-        <w:b/>
-        <w:i w:val="0"/>
-        <w:sz w:val="22"/>
-        <w:szCs w:val="22"/>
-      </w:rPr>
-    </w:lvl>
-    <w:lvl w:ilvl="4">
-      <w:start w:val="1"/>
-      <w:numFmt w:val="decimal"/>
-      <w:lvlText w:val="%1.%2.%3.%4.%5"/>
-      <w:lvlJc w:val="left"/>
-      <w:pPr>
-        <w:tabs>
-          <w:tab w:val="num" w:pos="1134"/>
-        </w:tabs>
-        <w:ind w:left="1134" w:hanging="1134"/>
-      </w:pPr>
-      <w:rPr>
-        <w:rFonts w:ascii="Arial" w:hAnsi="Arial" w:cs="Times New Roman" w:hint="default"/>
-        <w:b/>
-        <w:i w:val="0"/>
-        <w:sz w:val="22"/>
-        <w:szCs w:val="22"/>
-      </w:rPr>
-    </w:lvl>
-    <w:lvl w:ilvl="5">
-      <w:start w:val="1"/>
-      <w:numFmt w:val="decimal"/>
-      <w:lvlText w:val="%1.%2.%3.%4.%5.%6"/>
-      <w:lvlJc w:val="left"/>
-      <w:pPr>
-        <w:tabs>
-          <w:tab w:val="num" w:pos="1134"/>
-        </w:tabs>
-        <w:ind w:left="1134" w:hanging="1134"/>
-      </w:pPr>
-      <w:rPr>
-        <w:rFonts w:ascii="Arial" w:hAnsi="Arial" w:cs="Times New Roman" w:hint="default"/>
-        <w:b w:val="0"/>
-        <w:i w:val="0"/>
-        <w:sz w:val="22"/>
-        <w:szCs w:val="22"/>
-      </w:rPr>
-    </w:lvl>
-    <w:lvl w:ilvl="6">
-      <w:start w:val="1"/>
-      <w:numFmt w:val="decimal"/>
-      <w:lvlText w:val="%1.%2.%3.%4.%5.%6.%7"/>
-      <w:lvlJc w:val="left"/>
-      <w:pPr>
-        <w:tabs>
-          <w:tab w:val="num" w:pos="1701"/>
-        </w:tabs>
-        <w:ind w:left="1701" w:hanging="1701"/>
-      </w:pPr>
-      <w:rPr>
-        <w:rFonts w:ascii="Arial" w:hAnsi="Arial" w:cs="Times New Roman" w:hint="default"/>
-        <w:b w:val="0"/>
-        <w:i w:val="0"/>
-        <w:sz w:val="22"/>
-        <w:szCs w:val="22"/>
-      </w:rPr>
-    </w:lvl>
-    <w:lvl w:ilvl="7">
-      <w:start w:val="1"/>
-      <w:numFmt w:val="decimal"/>
-      <w:lvlText w:val="%1.%2.%3.%4.%5.%6.%7.%8"/>
-      <w:lvlJc w:val="left"/>
-      <w:pPr>
-        <w:tabs>
-          <w:tab w:val="num" w:pos="1701"/>
-        </w:tabs>
-        <w:ind w:left="1701" w:hanging="1701"/>
-      </w:pPr>
-      <w:rPr>
-        <w:rFonts w:ascii="Arial" w:hAnsi="Arial" w:cs="Times New Roman" w:hint="default"/>
-        <w:b w:val="0"/>
-        <w:i w:val="0"/>
-        <w:sz w:val="22"/>
-        <w:szCs w:val="22"/>
-      </w:rPr>
-    </w:lvl>
-    <w:lvl w:ilvl="8">
-      <w:start w:val="1"/>
-      <w:numFmt w:val="decimal"/>
-      <w:lvlText w:val="%1.%2.%3.%4.%5.%6.%7.%8.%9"/>
-      <w:lvlJc w:val="left"/>
-      <w:pPr>
-        <w:tabs>
-          <w:tab w:val="num" w:pos="1701"/>
-        </w:tabs>
-        <w:ind w:left="1701" w:hanging="1701"/>
-      </w:pPr>
-      <w:rPr>
-        <w:rFonts w:ascii="Arial" w:hAnsi="Arial" w:cs="Times New Roman" w:hint="default"/>
-        <w:b w:val="0"/>
-        <w:i w:val="0"/>
-        <w:sz w:val="22"/>
-        <w:szCs w:val="22"/>
-      </w:rPr>
-    </w:lvl>
-  </w:abstractNum>
-  <w:abstractNum w:abstractNumId="23" w15:restartNumberingAfterBreak="0">
+  <w:abstractNum w:abstractNumId="18" w15:restartNumberingAfterBreak="0">
     <w:nsid w:val="7F320735"/>
     <w:multiLevelType w:val="multilevel"/>
     <w:tmpl w:val="97E2243C"/>
@@ -23512,10 +25294,37 @@
     <w:abstractNumId w:val="0"/>
   </w:num>
   <w:num w:numId="18" w16cid:durableId="189228653">
-    <w:abstractNumId w:val="23"/>
+    <w:abstractNumId w:val="18"/>
   </w:num>
   <w:num w:numId="19" w16cid:durableId="1287665530">
-    <w:abstractNumId w:val="12"/>
+    <w:abstractNumId w:val="10"/>
+    <w:lvlOverride w:ilvl="0">
+      <w:startOverride w:val="1"/>
+    </w:lvlOverride>
+    <w:lvlOverride w:ilvl="1">
+      <w:startOverride w:val="1"/>
+    </w:lvlOverride>
+    <w:lvlOverride w:ilvl="2">
+      <w:startOverride w:val="1"/>
+    </w:lvlOverride>
+    <w:lvlOverride w:ilvl="3">
+      <w:startOverride w:val="1"/>
+    </w:lvlOverride>
+    <w:lvlOverride w:ilvl="4">
+      <w:startOverride w:val="1"/>
+    </w:lvlOverride>
+    <w:lvlOverride w:ilvl="5">
+      <w:startOverride w:val="1"/>
+    </w:lvlOverride>
+    <w:lvlOverride w:ilvl="6">
+      <w:startOverride w:val="1"/>
+    </w:lvlOverride>
+    <w:lvlOverride w:ilvl="7">
+      <w:startOverride w:val="1"/>
+    </w:lvlOverride>
+    <w:lvlOverride w:ilvl="8">
+      <w:startOverride w:val="1"/>
+    </w:lvlOverride>
   </w:num>
   <w:num w:numId="20" w16cid:durableId="674117725">
     <w:abstractNumId w:val="0"/>
@@ -23539,7 +25348,7 @@
     <w:abstractNumId w:val="0"/>
   </w:num>
   <w:num w:numId="27" w16cid:durableId="765344840">
-    <w:abstractNumId w:val="12"/>
+    <w:abstractNumId w:val="10"/>
   </w:num>
   <w:num w:numId="28" w16cid:durableId="1357080163">
     <w:abstractNumId w:val="0"/>
@@ -23551,46 +25360,31 @@
     <w:abstractNumId w:val="0"/>
   </w:num>
   <w:num w:numId="31" w16cid:durableId="132255942">
-    <w:abstractNumId w:val="19"/>
+    <w:abstractNumId w:val="16"/>
   </w:num>
   <w:num w:numId="32" w16cid:durableId="399715933">
+    <w:abstractNumId w:val="8"/>
+  </w:num>
+  <w:num w:numId="33" w16cid:durableId="1016885734">
     <w:abstractNumId w:val="9"/>
   </w:num>
-  <w:num w:numId="33" w16cid:durableId="1016885734">
-    <w:abstractNumId w:val="11"/>
-  </w:num>
   <w:num w:numId="34" w16cid:durableId="1763448326">
-    <w:abstractNumId w:val="16"/>
+    <w:abstractNumId w:val="14"/>
   </w:num>
   <w:num w:numId="35" w16cid:durableId="908997861">
-    <w:abstractNumId w:val="14"/>
+    <w:abstractNumId w:val="12"/>
   </w:num>
   <w:num w:numId="36" w16cid:durableId="2140343056">
-    <w:abstractNumId w:val="18"/>
+    <w:abstractNumId w:val="15"/>
   </w:num>
   <w:num w:numId="37" w16cid:durableId="1215771005">
-    <w:abstractNumId w:val="21"/>
+    <w:abstractNumId w:val="17"/>
   </w:num>
   <w:num w:numId="38" w16cid:durableId="1986541778">
-    <w:abstractNumId w:val="15"/>
+    <w:abstractNumId w:val="13"/>
   </w:num>
-  <w:num w:numId="39" w16cid:durableId="728698545">
-    <w:abstractNumId w:val="17"/>
-  </w:num>
-  <w:num w:numId="40" w16cid:durableId="1975065263">
-    <w:abstractNumId w:val="20"/>
-  </w:num>
-  <w:num w:numId="41" w16cid:durableId="688988692">
-    <w:abstractNumId w:val="8"/>
-  </w:num>
-  <w:num w:numId="42" w16cid:durableId="358236088">
-    <w:abstractNumId w:val="10"/>
-  </w:num>
-  <w:num w:numId="43" w16cid:durableId="1842046689">
-    <w:abstractNumId w:val="22"/>
-  </w:num>
-  <w:num w:numId="44" w16cid:durableId="1599364847">
-    <w:abstractNumId w:val="13"/>
+  <w:num w:numId="39" w16cid:durableId="2090806921">
+    <w:abstractNumId w:val="11"/>
   </w:num>
 </w:numbering>
 </file>
@@ -23695,7 +25489,7 @@
     <w:lsdException w:name="E-mail Signature" w:semiHidden="1" w:unhideWhenUsed="1"/>
     <w:lsdException w:name="HTML Top of Form" w:semiHidden="1" w:unhideWhenUsed="1"/>
     <w:lsdException w:name="HTML Bottom of Form" w:semiHidden="1" w:unhideWhenUsed="1"/>
-    <w:lsdException w:name="Normal (Web)" w:semiHidden="1" w:uiPriority="99" w:unhideWhenUsed="1"/>
+    <w:lsdException w:name="Normal (Web)" w:semiHidden="1" w:unhideWhenUsed="1"/>
     <w:lsdException w:name="HTML Acronym" w:semiHidden="1" w:unhideWhenUsed="1"/>
     <w:lsdException w:name="HTML Address" w:semiHidden="1" w:unhideWhenUsed="1"/>
     <w:lsdException w:name="HTML Cite" w:semiHidden="1" w:unhideWhenUsed="1"/>
@@ -24170,7 +25964,6 @@
   <w:style w:type="character" w:default="1" w:styleId="Absatz-Standardschriftart">
     <w:name w:val="Default Paragraph Font"/>
     <w:uiPriority w:val="1"/>
-    <w:semiHidden/>
     <w:unhideWhenUsed/>
   </w:style>
   <w:style w:type="table" w:default="1" w:styleId="NormaleTabelle">
@@ -24770,42 +26563,25 @@
       <w:shd w:val="clear" w:color="auto" w:fill="E1DFDD"/>
     </w:rPr>
   </w:style>
-  <w:style w:type="paragraph" w:styleId="Beschriftung">
-    <w:name w:val="caption"/>
+  <w:style w:type="paragraph" w:customStyle="1" w:styleId="p1">
+    <w:name w:val="p1"/>
     <w:basedOn w:val="Standard"/>
-    <w:next w:val="Standard"/>
-    <w:semiHidden/>
-    <w:unhideWhenUsed/>
-    <w:qFormat/>
-    <w:rsid w:val="00282776"/>
-    <w:pPr>
-      <w:spacing w:after="200"/>
-    </w:pPr>
-    <w:rPr>
-      <w:i/>
-      <w:iCs/>
-      <w:color w:val="1F497D" w:themeColor="text2"/>
-      <w:sz w:val="18"/>
-      <w:szCs w:val="18"/>
-    </w:rPr>
-  </w:style>
-  <w:style w:type="paragraph" w:styleId="StandardWeb">
-    <w:name w:val="Normal (Web)"/>
-    <w:basedOn w:val="Standard"/>
-    <w:uiPriority w:val="99"/>
-    <w:semiHidden/>
-    <w:unhideWhenUsed/>
-    <w:rsid w:val="00282776"/>
+    <w:rsid w:val="00782C64"/>
     <w:pPr>
       <w:suppressAutoHyphens w:val="0"/>
       <w:spacing w:before="100" w:beforeAutospacing="1" w:after="100" w:afterAutospacing="1"/>
     </w:pPr>
     <w:rPr>
-      <w:rFonts w:ascii="Times New Roman" w:eastAsiaTheme="minorEastAsia" w:hAnsi="Times New Roman"/>
+      <w:rFonts w:ascii="Times New Roman" w:eastAsia="Times New Roman" w:hAnsi="Times New Roman"/>
       <w:sz w:val="24"/>
       <w:szCs w:val="24"/>
-      <w:lang w:eastAsia="de-CH"/>
+      <w:lang w:eastAsia="de-DE"/>
     </w:rPr>
+  </w:style>
+  <w:style w:type="character" w:customStyle="1" w:styleId="s1">
+    <w:name w:val="s1"/>
+    <w:basedOn w:val="Absatz-Standardschriftart"/>
+    <w:rsid w:val="00782C64"/>
   </w:style>
 </w:styles>
 </file>
@@ -25095,36 +26871,7 @@
 </a:theme>
 </file>
 
-<file path=word/webextensions/taskpanes.xml><?xml version="1.0" encoding="utf-8"?>
-<wetp:taskpanes xmlns:wetp="http://schemas.microsoft.com/office/webextensions/taskpanes/2010/11">
-  <wetp:taskpane dockstate="right" visibility="0" width="350" row="5">
-    <wetp:webextensionref xmlns:r="http://schemas.openxmlformats.org/officeDocument/2006/relationships" r:id="rId1"/>
-  </wetp:taskpane>
-</wetp:taskpanes>
-</file>
-
-<file path=word/webextensions/webextension1.xml><?xml version="1.0" encoding="utf-8"?>
-<we:webextension xmlns:we="http://schemas.microsoft.com/office/webextensions/webextension/2010/11" id="{5B53B628-C4F3-44A6-85AF-216CDA81A95E}">
-  <we:reference id="wa104382008" version="1.1.0.2" store="de-DE" storeType="OMEX"/>
-  <we:alternateReferences>
-    <we:reference id="WA104382008" version="1.1.0.2" store="WA104382008" storeType="OMEX"/>
-  </we:alternateReferences>
-  <we:properties/>
-  <we:bindings/>
-  <we:snapshot xmlns:r="http://schemas.openxmlformats.org/officeDocument/2006/relationships"/>
-</we:webextension>
-</file>
-
 <file path=customXml/item1.xml><?xml version="1.0" encoding="utf-8"?>
-<?mso-contentType ?>
-<FormTemplates xmlns="http://schemas.microsoft.com/sharepoint/v3/contenttype/forms">
-  <Display>DocumentLibraryForm</Display>
-  <Edit>DocumentLibraryForm</Edit>
-  <New>DocumentLibraryForm</New>
-</FormTemplates>
-</file>
-
-<file path=customXml/item2.xml><?xml version="1.0" encoding="utf-8"?>
 <ct:contentTypeSchema xmlns:ct="http://schemas.microsoft.com/office/2006/metadata/contentType" xmlns:ma="http://schemas.microsoft.com/office/2006/metadata/properties/metaAttributes" ct:_="" ma:_="" ma:contentTypeName="Dokument" ma:contentTypeID="0x010100C89A348DBC280C4BB08D29548E58533C" ma:contentTypeVersion="10" ma:contentTypeDescription="Ein neues Dokument erstellen." ma:contentTypeScope="" ma:versionID="46a6087d9fea8580f185a0ea868da469">
   <xsd:schema xmlns:xsd="http://www.w3.org/2001/XMLSchema" xmlns:xs="http://www.w3.org/2001/XMLSchema" xmlns:p="http://schemas.microsoft.com/office/2006/metadata/properties" xmlns:ns2="83c7e37f-cb9c-4af6-99b9-72a827d5e6dc" xmlns:ns3="5030cb7a-6be5-477a-957d-975e4d3028a7" targetNamespace="http://schemas.microsoft.com/office/2006/metadata/properties" ma:root="true" ma:fieldsID="b2782d6ccc790305c9f50df66f3552fa" ns2:_="" ns3:_="">
     <xsd:import namespace="83c7e37f-cb9c-4af6-99b9-72a827d5e6dc"/>
@@ -25313,6 +27060,15 @@
 </ct:contentTypeSchema>
 </file>
 
+<file path=customXml/item2.xml><?xml version="1.0" encoding="utf-8"?>
+<?mso-contentType ?>
+<FormTemplates xmlns="http://schemas.microsoft.com/sharepoint/v3/contenttype/forms">
+  <Display>DocumentLibraryForm</Display>
+  <Edit>DocumentLibraryForm</Edit>
+  <New>DocumentLibraryForm</New>
+</FormTemplates>
+</file>
+
 <file path=customXml/item3.xml><?xml version="1.0" encoding="utf-8"?>
 <p:properties xmlns:p="http://schemas.microsoft.com/office/2006/metadata/properties" xmlns:xsi="http://www.w3.org/2001/XMLSchema-instance" xmlns:pc="http://schemas.microsoft.com/office/infopath/2007/PartnerControls">
   <documentManagement>
@@ -25325,14 +27081,6 @@
 </file>
 
 <file path=customXml/itemProps1.xml><?xml version="1.0" encoding="utf-8"?>
-<ds:datastoreItem xmlns:ds="http://schemas.openxmlformats.org/officeDocument/2006/customXml" ds:itemID="{85027515-5CF2-46FD-9F7F-FD7641D2836E}">
-  <ds:schemaRefs>
-    <ds:schemaRef ds:uri="http://schemas.microsoft.com/sharepoint/v3/contenttype/forms"/>
-  </ds:schemaRefs>
-</ds:datastoreItem>
-</file>
-
-<file path=customXml/itemProps2.xml><?xml version="1.0" encoding="utf-8"?>
 <ds:datastoreItem xmlns:ds="http://schemas.openxmlformats.org/officeDocument/2006/customXml" ds:itemID="{1B4D8889-5F63-4244-BBAC-17C1296DC3C9}">
   <ds:schemaRefs>
     <ds:schemaRef ds:uri="http://schemas.microsoft.com/office/2006/metadata/contentType"/>
@@ -25351,6 +27099,14 @@
 </ds:datastoreItem>
 </file>
 
+<file path=customXml/itemProps2.xml><?xml version="1.0" encoding="utf-8"?>
+<ds:datastoreItem xmlns:ds="http://schemas.openxmlformats.org/officeDocument/2006/customXml" ds:itemID="{85027515-5CF2-46FD-9F7F-FD7641D2836E}">
+  <ds:schemaRefs>
+    <ds:schemaRef ds:uri="http://schemas.microsoft.com/sharepoint/v3/contenttype/forms"/>
+  </ds:schemaRefs>
+</ds:datastoreItem>
+</file>
+
 <file path=customXml/itemProps3.xml><?xml version="1.0" encoding="utf-8"?>
 <ds:datastoreItem xmlns:ds="http://schemas.openxmlformats.org/officeDocument/2006/customXml" ds:itemID="{DD10C81C-5102-4A78-A03C-91060A758387}">
   <ds:schemaRefs>

--- a/docs/inprogress/TD-Shoot_Projektstudie.docx
+++ b/docs/inprogress/TD-Shoot_Projektstudie.docx
@@ -817,13 +817,7 @@
               <w:snapToGrid w:val="0"/>
             </w:pPr>
             <w:r>
-              <w:t>Ergänzungen, For</w:t>
-            </w:r>
-            <w:r>
-              <w:t>m</w:t>
-            </w:r>
-            <w:r>
-              <w:t>atierungen</w:t>
+              <w:t>Ergänzungen, Formatierungen</w:t>
             </w:r>
           </w:p>
         </w:tc>
@@ -5987,14 +5981,14 @@
         <w:spacing w:before="120" w:after="120" w:line="288" w:lineRule="auto"/>
       </w:pPr>
       <w:bookmarkStart w:id="18" w:name="_Toc409788295"/>
-      <w:bookmarkStart w:id="19" w:name="_Toc350764393"/>
-      <w:bookmarkStart w:id="20" w:name="_Toc224146632"/>
+      <w:bookmarkStart w:id="19" w:name="_Toc224146632"/>
+      <w:bookmarkStart w:id="20" w:name="_Toc350764393"/>
       <w:r>
         <w:lastRenderedPageBreak/>
         <w:t>Liste der Stakeholder</w:t>
       </w:r>
       <w:bookmarkEnd w:id="18"/>
-      <w:bookmarkEnd w:id="20"/>
+      <w:bookmarkEnd w:id="19"/>
     </w:p>
     <w:tbl>
       <w:tblPr>
@@ -10515,7 +10509,7 @@
             <v:imagedata r:id="rId27" o:title=""/>
             <w10:wrap type="square" side="right"/>
           </v:shape>
-          <o:OLEObject Type="Embed" ProgID="Excel.Sheet.12" ShapeID="_x0000_s2050" DrawAspect="Content" ObjectID="_1834759666" r:id="rId28"/>
+          <o:OLEObject Type="Embed" ProgID="Excel.Sheet.12" ShapeID="_x0000_s2050" DrawAspect="Content" ObjectID="_1835097857" r:id="rId28"/>
         </w:object>
       </w:r>
       <w:r>
@@ -11544,7 +11538,7 @@
       <w:r>
         <w:t>Anforderungen</w:t>
       </w:r>
-      <w:bookmarkEnd w:id="19"/>
+      <w:bookmarkEnd w:id="20"/>
       <w:bookmarkEnd w:id="25"/>
       <w:bookmarkEnd w:id="26"/>
     </w:p>
@@ -13215,54 +13209,1405 @@
     </w:p>
     <w:p>
       <w:pPr>
-        <w:rPr>
-          <w:rFonts w:eastAsia="Times New Roman"/>
+        <w:pStyle w:val="berschrift2"/>
+        <w:numPr>
+          <w:ilvl w:val="1"/>
+          <w:numId w:val="19"/>
+        </w:numPr>
+      </w:pPr>
+      <w:r>
+        <w:t>Game Loop</w:t>
+      </w:r>
+    </w:p>
+    <w:p>
+      <w:pPr>
+        <w:rPr>
+          <w:lang w:eastAsia="de-CH"/>
+        </w:rPr>
+      </w:pPr>
+    </w:p>
+    <w:p>
+      <w:pPr>
+        <w:rPr>
+          <w:color w:val="B2A1C7" w:themeColor="accent4" w:themeTint="99"/>
+          <w:lang w:eastAsia="de-CH"/>
+        </w:rPr>
+      </w:pPr>
+      <w:r>
+        <w:rPr>
+          <w:color w:val="B2A1C7" w:themeColor="accent4" w:themeTint="99"/>
+          <w:lang w:eastAsia="de-CH"/>
+        </w:rPr>
+        <w:t>Der Kern des Spiels besteht aus dem Überlebenskampf gegen kontinuierlich spawnende Gegnerwellen.</w:t>
+      </w:r>
+    </w:p>
+    <w:p>
+      <w:pPr>
+        <w:rPr>
+          <w:color w:val="B2A1C7" w:themeColor="accent4" w:themeTint="99"/>
+          <w:lang w:eastAsia="de-CH"/>
+        </w:rPr>
+      </w:pPr>
+    </w:p>
+    <w:p>
+      <w:pPr>
+        <w:pStyle w:val="Listenabsatz"/>
+        <w:numPr>
+          <w:ilvl w:val="0"/>
+          <w:numId w:val="40"/>
+        </w:numPr>
+        <w:rPr>
+          <w:color w:val="B2A1C7" w:themeColor="accent4" w:themeTint="99"/>
+          <w:lang w:eastAsia="de-CH"/>
+        </w:rPr>
+      </w:pPr>
+      <w:r>
+        <w:rPr>
           <w:b/>
           <w:bCs/>
-          <w:color w:val="EE0000"/>
-          <w:sz w:val="36"/>
-          <w:szCs w:val="36"/>
+          <w:color w:val="B2A1C7" w:themeColor="accent4" w:themeTint="99"/>
           <w:lang w:eastAsia="de-CH"/>
         </w:rPr>
-      </w:pPr>
-      <w:r>
-        <w:rPr>
-          <w:rFonts w:eastAsia="Times New Roman"/>
+        <w:t>Progression</w:t>
+      </w:r>
+      <w:r>
+        <w:rPr>
+          <w:color w:val="B2A1C7" w:themeColor="accent4" w:themeTint="99"/>
+          <w:lang w:eastAsia="de-CH"/>
+        </w:rPr>
+        <w:t>: Durch das Eliminieren von Gegnern erhält der Spieler Punkte (+1 Score). Das Ziel ist das Erreichen von Level 2 und ein möglichst hoher Highscore.</w:t>
+      </w:r>
+    </w:p>
+    <w:p>
+      <w:pPr>
+        <w:pStyle w:val="Listenabsatz"/>
+        <w:numPr>
+          <w:ilvl w:val="0"/>
+          <w:numId w:val="40"/>
+        </w:numPr>
+        <w:rPr>
+          <w:color w:val="B2A1C7" w:themeColor="accent4" w:themeTint="99"/>
+          <w:lang w:eastAsia="de-CH"/>
+        </w:rPr>
+      </w:pPr>
+      <w:r>
+        <w:rPr>
           <w:b/>
           <w:bCs/>
-          <w:color w:val="EE0000"/>
-          <w:sz w:val="36"/>
-          <w:szCs w:val="36"/>
+          <w:color w:val="B2A1C7" w:themeColor="accent4" w:themeTint="99"/>
           <w:lang w:eastAsia="de-CH"/>
         </w:rPr>
-        <w:t xml:space="preserve">Mit </w:t>
-      </w:r>
-      <w:proofErr w:type="gramStart"/>
-      <w:r>
-        <w:rPr>
-          <w:rFonts w:eastAsia="Times New Roman"/>
+        <w:t>Zustandssteuerung (Pause)</w:t>
+      </w:r>
+      <w:r>
+        <w:rPr>
+          <w:color w:val="B2A1C7" w:themeColor="accent4" w:themeTint="99"/>
+          <w:lang w:eastAsia="de-CH"/>
+        </w:rPr>
+        <w:t>: Das Spiel nutzt eine State-</w:t>
+      </w:r>
+      <w:proofErr w:type="spellStart"/>
+      <w:r>
+        <w:rPr>
+          <w:color w:val="B2A1C7" w:themeColor="accent4" w:themeTint="99"/>
+          <w:lang w:eastAsia="de-CH"/>
+        </w:rPr>
+        <w:t>Machine</w:t>
+      </w:r>
+      <w:proofErr w:type="spellEnd"/>
+      <w:r>
+        <w:rPr>
+          <w:color w:val="B2A1C7" w:themeColor="accent4" w:themeTint="99"/>
+          <w:lang w:eastAsia="de-CH"/>
+        </w:rPr>
+        <w:t xml:space="preserve">. Über die ESC-Taste kann das Spiel jederzeit pausiert werden. Dabei wird die Update-Logik (Bewegung, </w:t>
+      </w:r>
+      <w:proofErr w:type="spellStart"/>
+      <w:r>
+        <w:rPr>
+          <w:color w:val="B2A1C7" w:themeColor="accent4" w:themeTint="99"/>
+          <w:lang w:eastAsia="de-CH"/>
+        </w:rPr>
+        <w:t>Spawning</w:t>
+      </w:r>
+      <w:proofErr w:type="spellEnd"/>
+      <w:r>
+        <w:rPr>
+          <w:color w:val="B2A1C7" w:themeColor="accent4" w:themeTint="99"/>
+          <w:lang w:eastAsia="de-CH"/>
+        </w:rPr>
+        <w:t xml:space="preserve">, </w:t>
+      </w:r>
+      <w:proofErr w:type="spellStart"/>
+      <w:r>
+        <w:rPr>
+          <w:color w:val="B2A1C7" w:themeColor="accent4" w:themeTint="99"/>
+          <w:lang w:eastAsia="de-CH"/>
+        </w:rPr>
+        <w:t>Timer</w:t>
+      </w:r>
+      <w:proofErr w:type="spellEnd"/>
+      <w:r>
+        <w:rPr>
+          <w:color w:val="B2A1C7" w:themeColor="accent4" w:themeTint="99"/>
+          <w:lang w:eastAsia="de-CH"/>
+        </w:rPr>
+        <w:t>) eingefroren, während das aktuelle Spielfeld im Hintergrund sichtbar bleibt.</w:t>
+      </w:r>
+    </w:p>
+    <w:p>
+      <w:pPr>
+        <w:rPr>
+          <w:lang w:eastAsia="de-CH"/>
+        </w:rPr>
+      </w:pPr>
+    </w:p>
+    <w:p>
+      <w:pPr>
+        <w:pStyle w:val="berschrift2"/>
+        <w:numPr>
+          <w:ilvl w:val="1"/>
+          <w:numId w:val="19"/>
+        </w:numPr>
+      </w:pPr>
+      <w:r>
+        <w:t>Entity</w:t>
+      </w:r>
+    </w:p>
+    <w:p>
+      <w:pPr>
+        <w:pStyle w:val="berschrift3"/>
+        <w:numPr>
+          <w:ilvl w:val="2"/>
+          <w:numId w:val="19"/>
+        </w:numPr>
+      </w:pPr>
+      <w:r>
+        <w:t>Spieler</w:t>
+      </w:r>
+    </w:p>
+    <w:p>
+      <w:pPr>
+        <w:pStyle w:val="Listenabsatz"/>
+        <w:numPr>
+          <w:ilvl w:val="0"/>
+          <w:numId w:val="41"/>
+        </w:numPr>
+        <w:rPr>
+          <w:color w:val="B2A1C7" w:themeColor="accent4" w:themeTint="99"/>
+          <w:lang w:eastAsia="de-CH"/>
+        </w:rPr>
+      </w:pPr>
+      <w:r>
+        <w:rPr>
           <w:b/>
           <w:bCs/>
-          <w:color w:val="EE0000"/>
-          <w:sz w:val="36"/>
-          <w:szCs w:val="36"/>
+          <w:color w:val="B2A1C7" w:themeColor="accent4" w:themeTint="99"/>
           <w:lang w:eastAsia="de-CH"/>
         </w:rPr>
-        <w:t>GDD Input</w:t>
-      </w:r>
-      <w:proofErr w:type="gramEnd"/>
-      <w:r>
-        <w:rPr>
-          <w:rFonts w:eastAsia="Times New Roman"/>
+        <w:t>Leben</w:t>
+      </w:r>
+      <w:r>
+        <w:rPr>
+          <w:color w:val="B2A1C7" w:themeColor="accent4" w:themeTint="99"/>
+          <w:lang w:eastAsia="de-CH"/>
+        </w:rPr>
+        <w:t>: Maximal 3 Lebenspunkte.</w:t>
+      </w:r>
+    </w:p>
+    <w:p>
+      <w:pPr>
+        <w:pStyle w:val="Listenabsatz"/>
+        <w:numPr>
+          <w:ilvl w:val="0"/>
+          <w:numId w:val="41"/>
+        </w:numPr>
+        <w:rPr>
+          <w:color w:val="B2A1C7" w:themeColor="accent4" w:themeTint="99"/>
+          <w:lang w:eastAsia="de-CH"/>
+        </w:rPr>
+      </w:pPr>
+      <w:r>
+        <w:rPr>
           <w:b/>
           <w:bCs/>
-          <w:color w:val="EE0000"/>
-          <w:sz w:val="36"/>
-          <w:szCs w:val="36"/>
+          <w:color w:val="B2A1C7" w:themeColor="accent4" w:themeTint="99"/>
           <w:lang w:eastAsia="de-CH"/>
         </w:rPr>
-        <w:t xml:space="preserve"> Ergänzen</w:t>
-      </w:r>
+        <w:t>Munition</w:t>
+      </w:r>
+      <w:r>
+        <w:rPr>
+          <w:color w:val="B2A1C7" w:themeColor="accent4" w:themeTint="99"/>
+          <w:lang w:eastAsia="de-CH"/>
+        </w:rPr>
+        <w:t xml:space="preserve">: Begrenztes Magazin mit manuellem/automatischem </w:t>
+      </w:r>
+      <w:proofErr w:type="spellStart"/>
+      <w:r>
+        <w:rPr>
+          <w:color w:val="B2A1C7" w:themeColor="accent4" w:themeTint="99"/>
+          <w:lang w:eastAsia="de-CH"/>
+        </w:rPr>
+        <w:t>Reload</w:t>
+      </w:r>
+      <w:proofErr w:type="spellEnd"/>
+      <w:r>
+        <w:rPr>
+          <w:color w:val="B2A1C7" w:themeColor="accent4" w:themeTint="99"/>
+          <w:lang w:eastAsia="de-CH"/>
+        </w:rPr>
+        <w:t xml:space="preserve"> (R-Taste). Als Belohnung für den Fortschritt erhöht sich die maximale Magazinkapazität alle 100 Punkte um +5 Schuss.</w:t>
+      </w:r>
+    </w:p>
+    <w:p>
+      <w:pPr>
+        <w:pStyle w:val="Listenabsatz"/>
+        <w:numPr>
+          <w:ilvl w:val="0"/>
+          <w:numId w:val="41"/>
+        </w:numPr>
+        <w:rPr>
+          <w:color w:val="B2A1C7" w:themeColor="accent4" w:themeTint="99"/>
+          <w:lang w:eastAsia="de-CH"/>
+        </w:rPr>
+      </w:pPr>
+      <w:r>
+        <w:rPr>
+          <w:b/>
+          <w:bCs/>
+          <w:color w:val="B2A1C7" w:themeColor="accent4" w:themeTint="99"/>
+          <w:lang w:eastAsia="de-CH"/>
+        </w:rPr>
+        <w:t>Score</w:t>
+      </w:r>
+      <w:r>
+        <w:rPr>
+          <w:color w:val="B2A1C7" w:themeColor="accent4" w:themeTint="99"/>
+          <w:lang w:eastAsia="de-CH"/>
+        </w:rPr>
+        <w:t xml:space="preserve"> Akkumulierte Punkte durch besiegte Gegner.</w:t>
+      </w:r>
+    </w:p>
+    <w:p>
+      <w:pPr>
+        <w:pStyle w:val="Listenabsatz"/>
+        <w:numPr>
+          <w:ilvl w:val="0"/>
+          <w:numId w:val="41"/>
+        </w:numPr>
+        <w:rPr>
+          <w:color w:val="B2A1C7" w:themeColor="accent4" w:themeTint="99"/>
+          <w:lang w:eastAsia="de-CH"/>
+        </w:rPr>
+      </w:pPr>
+      <w:r>
+        <w:rPr>
+          <w:b/>
+          <w:bCs/>
+          <w:color w:val="B2A1C7" w:themeColor="accent4" w:themeTint="99"/>
+          <w:lang w:eastAsia="de-CH"/>
+        </w:rPr>
+        <w:t>Waffe</w:t>
+      </w:r>
+      <w:r>
+        <w:rPr>
+          <w:color w:val="B2A1C7" w:themeColor="accent4" w:themeTint="99"/>
+          <w:lang w:eastAsia="de-CH"/>
+        </w:rPr>
+        <w:t>: Eine Fernkampfwaffe (Projektil Basis).</w:t>
+      </w:r>
+    </w:p>
+    <w:p>
+      <w:pPr>
+        <w:rPr>
+          <w:lang w:eastAsia="de-CH"/>
+        </w:rPr>
+      </w:pPr>
+    </w:p>
+    <w:p>
+      <w:pPr>
+        <w:pStyle w:val="berschrift3"/>
+        <w:numPr>
+          <w:ilvl w:val="2"/>
+          <w:numId w:val="19"/>
+        </w:numPr>
+      </w:pPr>
+      <w:r>
+        <w:t>Gegner</w:t>
+      </w:r>
+    </w:p>
+    <w:p>
+      <w:pPr>
+        <w:rPr>
+          <w:lang w:eastAsia="de-CH"/>
+        </w:rPr>
+      </w:pPr>
+    </w:p>
+    <w:p>
+      <w:pPr>
+        <w:pStyle w:val="Listenabsatz"/>
+        <w:numPr>
+          <w:ilvl w:val="0"/>
+          <w:numId w:val="42"/>
+        </w:numPr>
+        <w:rPr>
+          <w:color w:val="B2A1C7" w:themeColor="accent4" w:themeTint="99"/>
+          <w:lang w:eastAsia="de-CH"/>
+        </w:rPr>
+      </w:pPr>
+      <w:r>
+        <w:rPr>
+          <w:b/>
+          <w:bCs/>
+          <w:color w:val="B2A1C7" w:themeColor="accent4" w:themeTint="99"/>
+          <w:lang w:eastAsia="de-CH"/>
+        </w:rPr>
+        <w:t>Skalierung</w:t>
+      </w:r>
+      <w:r>
+        <w:rPr>
+          <w:color w:val="B2A1C7" w:themeColor="accent4" w:themeTint="99"/>
+          <w:lang w:eastAsia="de-CH"/>
+        </w:rPr>
+        <w:t xml:space="preserve">: Mit steigendem Score erhöhen sich die Geschwindigkeit und die </w:t>
+      </w:r>
+      <w:proofErr w:type="spellStart"/>
+      <w:r>
+        <w:rPr>
+          <w:color w:val="B2A1C7" w:themeColor="accent4" w:themeTint="99"/>
+          <w:lang w:eastAsia="de-CH"/>
+        </w:rPr>
+        <w:t>Spawnmenge</w:t>
+      </w:r>
+      <w:proofErr w:type="spellEnd"/>
+      <w:r>
+        <w:rPr>
+          <w:color w:val="B2A1C7" w:themeColor="accent4" w:themeTint="99"/>
+          <w:lang w:eastAsia="de-CH"/>
+        </w:rPr>
+        <w:t xml:space="preserve"> und die Schwierigkeit der Gegner.</w:t>
+      </w:r>
+    </w:p>
+    <w:p>
+      <w:pPr>
+        <w:pStyle w:val="Listenabsatz"/>
+        <w:numPr>
+          <w:ilvl w:val="0"/>
+          <w:numId w:val="42"/>
+        </w:numPr>
+        <w:rPr>
+          <w:color w:val="B2A1C7" w:themeColor="accent4" w:themeTint="99"/>
+          <w:lang w:eastAsia="de-CH"/>
+        </w:rPr>
+      </w:pPr>
+      <w:r>
+        <w:rPr>
+          <w:b/>
+          <w:bCs/>
+          <w:color w:val="B2A1C7" w:themeColor="accent4" w:themeTint="99"/>
+          <w:lang w:eastAsia="de-CH"/>
+        </w:rPr>
+        <w:t>Leben</w:t>
+      </w:r>
+      <w:r>
+        <w:rPr>
+          <w:color w:val="B2A1C7" w:themeColor="accent4" w:themeTint="99"/>
+          <w:lang w:eastAsia="de-CH"/>
+        </w:rPr>
+        <w:t>: Startwert beträgt 1 HP.</w:t>
+      </w:r>
+    </w:p>
+    <w:p>
+      <w:pPr>
+        <w:pStyle w:val="Listenabsatz"/>
+        <w:numPr>
+          <w:ilvl w:val="0"/>
+          <w:numId w:val="42"/>
+        </w:numPr>
+        <w:rPr>
+          <w:color w:val="B2A1C7" w:themeColor="accent4" w:themeTint="99"/>
+          <w:lang w:eastAsia="de-CH"/>
+        </w:rPr>
+      </w:pPr>
+      <w:r>
+        <w:rPr>
+          <w:b/>
+          <w:bCs/>
+          <w:color w:val="B2A1C7" w:themeColor="accent4" w:themeTint="99"/>
+          <w:lang w:eastAsia="de-CH"/>
+        </w:rPr>
+        <w:t>Nahkampfschaden</w:t>
+      </w:r>
+      <w:r>
+        <w:rPr>
+          <w:color w:val="B2A1C7" w:themeColor="accent4" w:themeTint="99"/>
+          <w:lang w:eastAsia="de-CH"/>
+        </w:rPr>
+        <w:t>: Bei physischem Kontakt mit dem Spieler verliert dieser Lebenspunkte.</w:t>
+      </w:r>
+    </w:p>
+    <w:p>
+      <w:pPr>
+        <w:pStyle w:val="Listenabsatz"/>
+        <w:numPr>
+          <w:ilvl w:val="0"/>
+          <w:numId w:val="42"/>
+        </w:numPr>
+        <w:rPr>
+          <w:color w:val="B2A1C7" w:themeColor="accent4" w:themeTint="99"/>
+          <w:lang w:eastAsia="de-CH"/>
+        </w:rPr>
+      </w:pPr>
+      <w:r>
+        <w:rPr>
+          <w:b/>
+          <w:bCs/>
+          <w:color w:val="B2A1C7" w:themeColor="accent4" w:themeTint="99"/>
+          <w:lang w:eastAsia="de-CH"/>
+        </w:rPr>
+        <w:t>Bewegung</w:t>
+      </w:r>
+      <w:r>
+        <w:rPr>
+          <w:color w:val="B2A1C7" w:themeColor="accent4" w:themeTint="99"/>
+          <w:lang w:eastAsia="de-CH"/>
+        </w:rPr>
+        <w:t>: Gegner verfolgen den Spieler aktiv auf der Karte.</w:t>
+      </w:r>
+    </w:p>
+    <w:p>
+      <w:pPr>
+        <w:pStyle w:val="Listenabsatz"/>
+        <w:numPr>
+          <w:ilvl w:val="0"/>
+          <w:numId w:val="42"/>
+        </w:numPr>
+        <w:rPr>
+          <w:color w:val="B2A1C7" w:themeColor="accent4" w:themeTint="99"/>
+          <w:lang w:eastAsia="de-CH"/>
+        </w:rPr>
+      </w:pPr>
+      <w:r>
+        <w:rPr>
+          <w:b/>
+          <w:bCs/>
+          <w:color w:val="B2A1C7" w:themeColor="accent4" w:themeTint="99"/>
+          <w:lang w:eastAsia="de-CH"/>
+        </w:rPr>
+        <w:t>Spawn-System</w:t>
+      </w:r>
+      <w:r>
+        <w:rPr>
+          <w:color w:val="B2A1C7" w:themeColor="accent4" w:themeTint="99"/>
+          <w:lang w:eastAsia="de-CH"/>
+        </w:rPr>
+        <w:t>: Gegner erscheinen an den Kartenrändern, jedoch außerhalb eines Sicherheitsradius um den Spieler.</w:t>
+      </w:r>
+    </w:p>
+    <w:p>
+      <w:pPr>
+        <w:rPr>
+          <w:lang w:eastAsia="de-CH"/>
+        </w:rPr>
+      </w:pPr>
+    </w:p>
+    <w:p>
+      <w:pPr>
+        <w:pStyle w:val="berschrift3"/>
+        <w:numPr>
+          <w:ilvl w:val="2"/>
+          <w:numId w:val="19"/>
+        </w:numPr>
+      </w:pPr>
+      <w:r>
+        <w:t>Projektile (Schüsse)</w:t>
+      </w:r>
+    </w:p>
+    <w:p>
+      <w:pPr>
+        <w:rPr>
+          <w:color w:val="B2A1C7" w:themeColor="accent4" w:themeTint="99"/>
+          <w:lang w:eastAsia="de-CH"/>
+        </w:rPr>
+      </w:pPr>
+    </w:p>
+    <w:p>
+      <w:pPr>
+        <w:pStyle w:val="Listenabsatz"/>
+        <w:numPr>
+          <w:ilvl w:val="0"/>
+          <w:numId w:val="43"/>
+        </w:numPr>
+        <w:rPr>
+          <w:color w:val="B2A1C7" w:themeColor="accent4" w:themeTint="99"/>
+          <w:lang w:eastAsia="de-CH"/>
+        </w:rPr>
+      </w:pPr>
+      <w:r>
+        <w:rPr>
+          <w:color w:val="B2A1C7" w:themeColor="accent4" w:themeTint="99"/>
+          <w:lang w:eastAsia="de-CH"/>
+        </w:rPr>
+        <w:t>Kleine Projektile, die bei Kollision Schaden verursachen.</w:t>
+      </w:r>
+    </w:p>
+    <w:p>
+      <w:pPr>
+        <w:pStyle w:val="Listenabsatz"/>
+        <w:numPr>
+          <w:ilvl w:val="0"/>
+          <w:numId w:val="43"/>
+        </w:numPr>
+        <w:rPr>
+          <w:color w:val="B2A1C7" w:themeColor="accent4" w:themeTint="99"/>
+          <w:lang w:eastAsia="de-CH"/>
+        </w:rPr>
+      </w:pPr>
+      <w:r>
+        <w:rPr>
+          <w:b/>
+          <w:bCs/>
+          <w:color w:val="B2A1C7" w:themeColor="accent4" w:themeTint="99"/>
+          <w:lang w:eastAsia="de-CH"/>
+        </w:rPr>
+        <w:t>Kollisionsverhalten</w:t>
+      </w:r>
+    </w:p>
+    <w:p>
+      <w:pPr>
+        <w:pStyle w:val="Listenabsatz"/>
+        <w:numPr>
+          <w:ilvl w:val="1"/>
+          <w:numId w:val="43"/>
+        </w:numPr>
+        <w:rPr>
+          <w:color w:val="B2A1C7" w:themeColor="accent4" w:themeTint="99"/>
+          <w:lang w:eastAsia="de-CH"/>
+        </w:rPr>
+      </w:pPr>
+      <w:r>
+        <w:rPr>
+          <w:b/>
+          <w:bCs/>
+          <w:color w:val="B2A1C7" w:themeColor="accent4" w:themeTint="99"/>
+          <w:lang w:eastAsia="de-CH"/>
+        </w:rPr>
+        <w:t>Hindernisse</w:t>
+      </w:r>
+      <w:r>
+        <w:rPr>
+          <w:color w:val="B2A1C7" w:themeColor="accent4" w:themeTint="99"/>
+          <w:lang w:eastAsia="de-CH"/>
+        </w:rPr>
+        <w:t>: Das Projektil wird bei Kontakt mit der Umgebung zerstört.</w:t>
+      </w:r>
+    </w:p>
+    <w:p>
+      <w:pPr>
+        <w:pStyle w:val="Listenabsatz"/>
+        <w:numPr>
+          <w:ilvl w:val="1"/>
+          <w:numId w:val="43"/>
+        </w:numPr>
+        <w:rPr>
+          <w:color w:val="B2A1C7" w:themeColor="accent4" w:themeTint="99"/>
+          <w:lang w:eastAsia="de-CH"/>
+        </w:rPr>
+      </w:pPr>
+      <w:r>
+        <w:rPr>
+          <w:b/>
+          <w:bCs/>
+          <w:color w:val="B2A1C7" w:themeColor="accent4" w:themeTint="99"/>
+          <w:lang w:eastAsia="de-CH"/>
+        </w:rPr>
+        <w:t>Gegner</w:t>
+      </w:r>
+      <w:r>
+        <w:rPr>
+          <w:color w:val="B2A1C7" w:themeColor="accent4" w:themeTint="99"/>
+          <w:lang w:eastAsia="de-CH"/>
+        </w:rPr>
+        <w:t>: Das Projektil fügt dem Gegner Schaden zu und wird meist zerstört.</w:t>
+      </w:r>
+    </w:p>
+    <w:p>
+      <w:pPr>
+        <w:rPr>
+          <w:lang w:eastAsia="de-CH"/>
+        </w:rPr>
+      </w:pPr>
+    </w:p>
+    <w:p>
+      <w:pPr>
+        <w:pStyle w:val="berschrift3"/>
+        <w:numPr>
+          <w:ilvl w:val="2"/>
+          <w:numId w:val="19"/>
+        </w:numPr>
+      </w:pPr>
+      <w:r>
+        <w:t>Umgebung</w:t>
+      </w:r>
+    </w:p>
+    <w:p>
+      <w:pPr>
+        <w:rPr>
+          <w:lang w:eastAsia="de-CH"/>
+        </w:rPr>
+      </w:pPr>
+    </w:p>
+    <w:p>
+      <w:pPr>
+        <w:rPr>
+          <w:color w:val="B2A1C7" w:themeColor="accent4" w:themeTint="99"/>
+          <w:lang w:eastAsia="de-CH"/>
+        </w:rPr>
+      </w:pPr>
+      <w:r>
+        <w:rPr>
+          <w:color w:val="B2A1C7" w:themeColor="accent4" w:themeTint="99"/>
+          <w:lang w:eastAsia="de-CH"/>
+        </w:rPr>
+        <w:t>Die Karten werden manuell erstellt und enthalten statische Hindernisse, die weder von Spielern noch von Gegnern oder Projektilen passiert werden können.</w:t>
+      </w:r>
+    </w:p>
+    <w:p>
+      <w:pPr>
+        <w:rPr>
+          <w:lang w:eastAsia="de-CH"/>
+        </w:rPr>
+      </w:pPr>
+    </w:p>
+    <w:p>
+      <w:pPr>
+        <w:pStyle w:val="berschrift4"/>
+        <w:numPr>
+          <w:ilvl w:val="3"/>
+          <w:numId w:val="19"/>
+        </w:numPr>
+      </w:pPr>
+      <w:r>
+        <w:t>Level 1</w:t>
+      </w:r>
+    </w:p>
+    <w:p>
+      <w:pPr>
+        <w:rPr>
+          <w:lang w:eastAsia="de-CH"/>
+        </w:rPr>
+      </w:pPr>
+    </w:p>
+    <w:p>
+      <w:pPr>
+        <w:rPr>
+          <w:color w:val="B2A1C7" w:themeColor="accent4" w:themeTint="99"/>
+          <w:lang w:eastAsia="de-CH"/>
+        </w:rPr>
+      </w:pPr>
+      <w:r>
+        <w:rPr>
+          <w:color w:val="B2A1C7" w:themeColor="accent4" w:themeTint="99"/>
+          <w:lang w:eastAsia="de-CH"/>
+        </w:rPr>
+        <w:t>Wenige Hindernisse; dient als Tutorial zur Einführung in die Steuerung und Mechaniken.</w:t>
+      </w:r>
+    </w:p>
+    <w:p>
+      <w:pPr>
+        <w:rPr>
+          <w:lang w:eastAsia="de-CH"/>
+        </w:rPr>
+      </w:pPr>
+    </w:p>
+    <w:p>
+      <w:pPr>
+        <w:pStyle w:val="berschrift4"/>
+        <w:numPr>
+          <w:ilvl w:val="3"/>
+          <w:numId w:val="19"/>
+        </w:numPr>
+      </w:pPr>
+      <w:r>
+        <w:t>Level 2</w:t>
+      </w:r>
+    </w:p>
+    <w:p>
+      <w:pPr>
+        <w:rPr>
+          <w:lang w:eastAsia="de-CH"/>
+        </w:rPr>
+      </w:pPr>
+    </w:p>
+    <w:p>
+      <w:pPr>
+        <w:rPr>
+          <w:color w:val="B2A1C7" w:themeColor="accent4" w:themeTint="99"/>
+          <w:lang w:eastAsia="de-CH"/>
+        </w:rPr>
+      </w:pPr>
+      <w:r>
+        <w:rPr>
+          <w:color w:val="B2A1C7" w:themeColor="accent4" w:themeTint="99"/>
+          <w:lang w:eastAsia="de-CH"/>
+        </w:rPr>
+        <w:t>Erhöhte Komplexität durch viele Hindernisse und Sackgassen, um den Spieler strategisch zu fordern.</w:t>
+      </w:r>
+    </w:p>
+    <w:p>
+      <w:pPr>
+        <w:rPr>
+          <w:lang w:eastAsia="de-CH"/>
+        </w:rPr>
+      </w:pPr>
+    </w:p>
+    <w:p>
+      <w:pPr>
+        <w:pStyle w:val="berschrift2"/>
+        <w:numPr>
+          <w:ilvl w:val="1"/>
+          <w:numId w:val="19"/>
+        </w:numPr>
+      </w:pPr>
+      <w:r>
+        <w:t>Benutzeroberfläche (Details)</w:t>
+      </w:r>
+    </w:p>
+    <w:p>
+      <w:pPr>
+        <w:rPr>
+          <w:lang w:eastAsia="de-CH"/>
+        </w:rPr>
+      </w:pPr>
+    </w:p>
+    <w:p>
+      <w:pPr>
+        <w:rPr>
+          <w:color w:val="B2A1C7" w:themeColor="accent4" w:themeTint="99"/>
+          <w:lang w:eastAsia="de-CH"/>
+        </w:rPr>
+      </w:pPr>
+      <w:r>
+        <w:rPr>
+          <w:color w:val="B2A1C7" w:themeColor="accent4" w:themeTint="99"/>
+          <w:lang w:eastAsia="de-CH"/>
+        </w:rPr>
+        <w:t>Bei einem Munitionserhöhung oder wenn die Gegneranzahl pro Welle erhöht, werden kommt eine Benachrichtigung.</w:t>
+      </w:r>
+    </w:p>
+    <w:p>
+      <w:pPr>
+        <w:rPr>
+          <w:color w:val="B2A1C7" w:themeColor="accent4" w:themeTint="99"/>
+          <w:lang w:eastAsia="de-CH"/>
+        </w:rPr>
+      </w:pPr>
+      <w:r>
+        <w:rPr>
+          <w:color w:val="B2A1C7" w:themeColor="accent4" w:themeTint="99"/>
+          <w:lang w:eastAsia="de-CH"/>
+        </w:rPr>
+        <w:t>Das HUD besteht aus vier Kernelementen:</w:t>
+      </w:r>
+    </w:p>
+    <w:p>
+      <w:pPr>
+        <w:rPr>
+          <w:color w:val="B2A1C7" w:themeColor="accent4" w:themeTint="99"/>
+          <w:lang w:eastAsia="de-CH"/>
+        </w:rPr>
+      </w:pPr>
+    </w:p>
+    <w:p>
+      <w:pPr>
+        <w:pStyle w:val="Listenabsatz"/>
+        <w:numPr>
+          <w:ilvl w:val="1"/>
+          <w:numId w:val="38"/>
+        </w:numPr>
+        <w:tabs>
+          <w:tab w:val="clear" w:pos="1440"/>
+        </w:tabs>
+        <w:rPr>
+          <w:color w:val="B2A1C7" w:themeColor="accent4" w:themeTint="99"/>
+          <w:lang w:eastAsia="de-CH"/>
+        </w:rPr>
+      </w:pPr>
+      <w:r>
+        <w:rPr>
+          <w:b/>
+          <w:bCs/>
+          <w:color w:val="B2A1C7" w:themeColor="accent4" w:themeTint="99"/>
+          <w:lang w:eastAsia="de-CH"/>
+        </w:rPr>
+        <w:t>Lebensanzeige</w:t>
+      </w:r>
+      <w:r>
+        <w:rPr>
+          <w:color w:val="B2A1C7" w:themeColor="accent4" w:themeTint="99"/>
+          <w:lang w:eastAsia="de-CH"/>
+        </w:rPr>
+        <w:t>: Horizontal am oberen linken Bildschirmrand.</w:t>
+      </w:r>
+    </w:p>
+    <w:p>
+      <w:pPr>
+        <w:pStyle w:val="Listenabsatz"/>
+        <w:numPr>
+          <w:ilvl w:val="1"/>
+          <w:numId w:val="38"/>
+        </w:numPr>
+        <w:tabs>
+          <w:tab w:val="clear" w:pos="1440"/>
+        </w:tabs>
+        <w:rPr>
+          <w:color w:val="B2A1C7" w:themeColor="accent4" w:themeTint="99"/>
+          <w:lang w:eastAsia="de-CH"/>
+        </w:rPr>
+      </w:pPr>
+      <w:r>
+        <w:rPr>
+          <w:b/>
+          <w:bCs/>
+          <w:color w:val="B2A1C7" w:themeColor="accent4" w:themeTint="99"/>
+          <w:lang w:eastAsia="de-CH"/>
+        </w:rPr>
+        <w:t>Score</w:t>
+      </w:r>
+      <w:r>
+        <w:rPr>
+          <w:color w:val="B2A1C7" w:themeColor="accent4" w:themeTint="99"/>
+          <w:lang w:eastAsia="de-CH"/>
+        </w:rPr>
+        <w:t>: Direkt unter der Lebensanzeige.</w:t>
+      </w:r>
+    </w:p>
+    <w:p>
+      <w:pPr>
+        <w:pStyle w:val="Listenabsatz"/>
+        <w:numPr>
+          <w:ilvl w:val="1"/>
+          <w:numId w:val="38"/>
+        </w:numPr>
+        <w:tabs>
+          <w:tab w:val="clear" w:pos="1440"/>
+        </w:tabs>
+        <w:rPr>
+          <w:color w:val="B2A1C7" w:themeColor="accent4" w:themeTint="99"/>
+          <w:lang w:eastAsia="de-CH"/>
+        </w:rPr>
+      </w:pPr>
+      <w:r>
+        <w:rPr>
+          <w:b/>
+          <w:bCs/>
+          <w:color w:val="B2A1C7" w:themeColor="accent4" w:themeTint="99"/>
+          <w:lang w:eastAsia="de-CH"/>
+        </w:rPr>
+        <w:t>Munitionsanzeige</w:t>
+      </w:r>
+      <w:r>
+        <w:rPr>
+          <w:color w:val="B2A1C7" w:themeColor="accent4" w:themeTint="99"/>
+          <w:lang w:eastAsia="de-CH"/>
+        </w:rPr>
+        <w:t>: Vertikaler Balken in der unteren rechten Ecke.</w:t>
+      </w:r>
+    </w:p>
+    <w:p>
+      <w:pPr>
+        <w:pStyle w:val="Listenabsatz"/>
+        <w:numPr>
+          <w:ilvl w:val="1"/>
+          <w:numId w:val="38"/>
+        </w:numPr>
+        <w:tabs>
+          <w:tab w:val="clear" w:pos="1440"/>
+        </w:tabs>
+        <w:rPr>
+          <w:color w:val="B2A1C7" w:themeColor="accent4" w:themeTint="99"/>
+          <w:lang w:eastAsia="de-CH"/>
+        </w:rPr>
+      </w:pPr>
+      <w:r>
+        <w:rPr>
+          <w:b/>
+          <w:bCs/>
+          <w:color w:val="B2A1C7" w:themeColor="accent4" w:themeTint="99"/>
+          <w:lang w:eastAsia="de-CH"/>
+        </w:rPr>
+        <w:t>Spielfeld</w:t>
+      </w:r>
+      <w:r>
+        <w:rPr>
+          <w:color w:val="B2A1C7" w:themeColor="accent4" w:themeTint="99"/>
+          <w:lang w:eastAsia="de-CH"/>
+        </w:rPr>
+        <w:t>: Zentraler Bereich für die Action.</w:t>
+      </w:r>
+    </w:p>
+    <w:p>
+      <w:pPr>
+        <w:rPr>
+          <w:lang w:eastAsia="de-CH"/>
+        </w:rPr>
+      </w:pPr>
+    </w:p>
+    <w:p>
+      <w:pPr>
+        <w:keepNext/>
+      </w:pPr>
+      <w:r>
+        <w:rPr>
+          <w:noProof/>
+          <w:lang w:eastAsia="de-CH"/>
+        </w:rPr>
+        <w:drawing>
+          <wp:inline distT="0" distB="0" distL="0" distR="0" wp14:anchorId="176A8954" wp14:editId="6D23271E">
+            <wp:extent cx="6119495" cy="4475480"/>
+            <wp:effectExtent l="0" t="0" r="0" b="1270"/>
+            <wp:docPr id="2060489089" name="Grafik 1"/>
+            <wp:cNvGraphicFramePr>
+              <a:graphicFrameLocks xmlns:a="http://schemas.openxmlformats.org/drawingml/2006/main" noChangeAspect="1"/>
+            </wp:cNvGraphicFramePr>
+            <a:graphic xmlns:a="http://schemas.openxmlformats.org/drawingml/2006/main">
+              <a:graphicData uri="http://schemas.openxmlformats.org/drawingml/2006/picture">
+                <pic:pic xmlns:pic="http://schemas.openxmlformats.org/drawingml/2006/picture">
+                  <pic:nvPicPr>
+                    <pic:cNvPr id="2060489089" name=""/>
+                    <pic:cNvPicPr/>
+                  </pic:nvPicPr>
+                  <pic:blipFill>
+                    <a:blip r:embed="rId30"/>
+                    <a:stretch>
+                      <a:fillRect/>
+                    </a:stretch>
+                  </pic:blipFill>
+                  <pic:spPr>
+                    <a:xfrm>
+                      <a:off x="0" y="0"/>
+                      <a:ext cx="6119495" cy="4475480"/>
+                    </a:xfrm>
+                    <a:prstGeom prst="rect">
+                      <a:avLst/>
+                    </a:prstGeom>
+                  </pic:spPr>
+                </pic:pic>
+              </a:graphicData>
+            </a:graphic>
+          </wp:inline>
+        </w:drawing>
+      </w:r>
+    </w:p>
+    <w:p>
+      <w:pPr>
+        <w:pStyle w:val="Beschriftung"/>
+      </w:pPr>
+      <w:r>
+        <w:t xml:space="preserve">Abbildung </w:t>
+      </w:r>
+      <w:r>
+        <w:fldChar w:fldCharType="begin"/>
+      </w:r>
+      <w:r>
+        <w:instrText xml:space="preserve"> SEQ Abbildung \* ARABIC </w:instrText>
+      </w:r>
+      <w:r>
+        <w:fldChar w:fldCharType="separate"/>
+      </w:r>
+      <w:r>
+        <w:rPr>
+          <w:noProof/>
+        </w:rPr>
+        <w:t>1</w:t>
+      </w:r>
+      <w:r>
+        <w:fldChar w:fldCharType="end"/>
+      </w:r>
+      <w:r>
+        <w:t>: HUD-Anordnung</w:t>
+      </w:r>
+    </w:p>
+    <w:p>
+      <w:pPr>
+        <w:rPr>
+          <w:color w:val="B2A1C7" w:themeColor="accent4" w:themeTint="99"/>
+          <w:lang w:eastAsia="de-CH"/>
+        </w:rPr>
+      </w:pPr>
+      <w:r>
+        <w:rPr>
+          <w:b/>
+          <w:bCs/>
+          <w:color w:val="B2A1C7" w:themeColor="accent4" w:themeTint="99"/>
+          <w:lang w:eastAsia="de-CH"/>
+        </w:rPr>
+        <w:t>Design-Update</w:t>
+      </w:r>
+      <w:r>
+        <w:rPr>
+          <w:i/>
+          <w:iCs/>
+          <w:color w:val="B2A1C7" w:themeColor="accent4" w:themeTint="99"/>
+          <w:lang w:eastAsia="de-CH"/>
+        </w:rPr>
+        <w:t>: Zur Verbesserung der visuellen Klarheit und Hitbox-Präzision wird der Spieler als minimalistisches Quadrat dargestellt</w:t>
+      </w:r>
+    </w:p>
+    <w:p>
+      <w:pPr>
+        <w:rPr>
+          <w:lang w:eastAsia="de-CH"/>
+        </w:rPr>
+      </w:pPr>
+    </w:p>
+    <w:p>
+      <w:pPr>
+        <w:pStyle w:val="berschrift2"/>
+        <w:numPr>
+          <w:ilvl w:val="1"/>
+          <w:numId w:val="19"/>
+        </w:numPr>
+      </w:pPr>
+      <w:r>
+        <w:t>Software-Architektur</w:t>
+      </w:r>
+    </w:p>
+    <w:p>
+      <w:pPr>
+        <w:rPr>
+          <w:lang w:eastAsia="de-CH"/>
+        </w:rPr>
+      </w:pPr>
+    </w:p>
+    <w:p>
+      <w:pPr>
+        <w:rPr>
+          <w:color w:val="B2A1C7" w:themeColor="accent4" w:themeTint="99"/>
+          <w:lang w:eastAsia="de-CH"/>
+        </w:rPr>
+      </w:pPr>
+      <w:r>
+        <w:rPr>
+          <w:color w:val="B2A1C7" w:themeColor="accent4" w:themeTint="99"/>
+          <w:lang w:eastAsia="de-CH"/>
+        </w:rPr>
+        <w:t>Das Spiel folgt dem EVA-Prinzip (Eingabe, Verarbeitung, Ausgabe) und nutzt eine klassenbasierte Struktur:</w:t>
+      </w:r>
+    </w:p>
+    <w:p>
+      <w:pPr>
+        <w:rPr>
+          <w:color w:val="B2A1C7" w:themeColor="accent4" w:themeTint="99"/>
+          <w:lang w:eastAsia="de-CH"/>
+        </w:rPr>
+      </w:pPr>
+    </w:p>
+    <w:p>
+      <w:pPr>
+        <w:pStyle w:val="Listenabsatz"/>
+        <w:numPr>
+          <w:ilvl w:val="0"/>
+          <w:numId w:val="44"/>
+        </w:numPr>
+        <w:rPr>
+          <w:color w:val="B2A1C7" w:themeColor="accent4" w:themeTint="99"/>
+          <w:lang w:eastAsia="de-CH"/>
+        </w:rPr>
+      </w:pPr>
+      <w:r>
+        <w:rPr>
+          <w:b/>
+          <w:bCs/>
+          <w:color w:val="B2A1C7" w:themeColor="accent4" w:themeTint="99"/>
+          <w:lang w:eastAsia="de-CH"/>
+        </w:rPr>
+        <w:t>Game-Klasse (Controller)</w:t>
+      </w:r>
+      <w:r>
+        <w:rPr>
+          <w:color w:val="B2A1C7" w:themeColor="accent4" w:themeTint="99"/>
+          <w:lang w:eastAsia="de-CH"/>
+        </w:rPr>
+        <w:t>: Zentrales Management des Main-Loops, des Event-Handlings (Input) und der Level-Übergänge.</w:t>
+      </w:r>
+    </w:p>
+    <w:p>
+      <w:pPr>
+        <w:pStyle w:val="Listenabsatz"/>
+        <w:numPr>
+          <w:ilvl w:val="0"/>
+          <w:numId w:val="44"/>
+        </w:numPr>
+        <w:rPr>
+          <w:color w:val="B2A1C7" w:themeColor="accent4" w:themeTint="99"/>
+          <w:lang w:eastAsia="de-CH"/>
+        </w:rPr>
+      </w:pPr>
+      <w:r>
+        <w:rPr>
+          <w:b/>
+          <w:bCs/>
+          <w:color w:val="B2A1C7" w:themeColor="accent4" w:themeTint="99"/>
+          <w:lang w:eastAsia="de-CH"/>
+        </w:rPr>
+        <w:t>Sprite-System</w:t>
+      </w:r>
+      <w:r>
+        <w:rPr>
+          <w:color w:val="B2A1C7" w:themeColor="accent4" w:themeTint="99"/>
+          <w:lang w:eastAsia="de-CH"/>
+        </w:rPr>
+        <w:t>: Nutzung von `</w:t>
+      </w:r>
+      <w:proofErr w:type="spellStart"/>
+      <w:proofErr w:type="gramStart"/>
+      <w:r>
+        <w:rPr>
+          <w:color w:val="B2A1C7" w:themeColor="accent4" w:themeTint="99"/>
+          <w:lang w:eastAsia="de-CH"/>
+        </w:rPr>
+        <w:t>pygame.sprite</w:t>
+      </w:r>
+      <w:proofErr w:type="gramEnd"/>
+      <w:r>
+        <w:rPr>
+          <w:color w:val="B2A1C7" w:themeColor="accent4" w:themeTint="99"/>
+          <w:lang w:eastAsia="de-CH"/>
+        </w:rPr>
+        <w:t>.Sprite</w:t>
+      </w:r>
+      <w:proofErr w:type="spellEnd"/>
+      <w:r>
+        <w:rPr>
+          <w:color w:val="B2A1C7" w:themeColor="accent4" w:themeTint="99"/>
+          <w:lang w:eastAsia="de-CH"/>
+        </w:rPr>
+        <w:t>` für:</w:t>
+      </w:r>
+    </w:p>
+    <w:p>
+      <w:pPr>
+        <w:pStyle w:val="Listenabsatz"/>
+        <w:numPr>
+          <w:ilvl w:val="1"/>
+          <w:numId w:val="44"/>
+        </w:numPr>
+        <w:rPr>
+          <w:color w:val="B2A1C7" w:themeColor="accent4" w:themeTint="99"/>
+          <w:lang w:eastAsia="de-CH"/>
+        </w:rPr>
+      </w:pPr>
+      <w:r>
+        <w:rPr>
+          <w:i/>
+          <w:iCs/>
+          <w:color w:val="B2A1C7" w:themeColor="accent4" w:themeTint="99"/>
+          <w:lang w:eastAsia="de-CH"/>
+        </w:rPr>
+        <w:t>Player</w:t>
+      </w:r>
+      <w:r>
+        <w:rPr>
+          <w:color w:val="B2A1C7" w:themeColor="accent4" w:themeTint="99"/>
+          <w:lang w:eastAsia="de-CH"/>
+        </w:rPr>
+        <w:t>: Inklusive HP-Management und Bewegungslogik.</w:t>
+      </w:r>
+    </w:p>
+    <w:p>
+      <w:pPr>
+        <w:pStyle w:val="Listenabsatz"/>
+        <w:numPr>
+          <w:ilvl w:val="1"/>
+          <w:numId w:val="44"/>
+        </w:numPr>
+        <w:rPr>
+          <w:color w:val="B2A1C7" w:themeColor="accent4" w:themeTint="99"/>
+          <w:lang w:eastAsia="de-CH"/>
+        </w:rPr>
+      </w:pPr>
+      <w:r>
+        <w:rPr>
+          <w:i/>
+          <w:iCs/>
+          <w:color w:val="B2A1C7" w:themeColor="accent4" w:themeTint="99"/>
+          <w:lang w:eastAsia="de-CH"/>
+        </w:rPr>
+        <w:t>Enemy</w:t>
+      </w:r>
+      <w:r>
+        <w:rPr>
+          <w:color w:val="B2A1C7" w:themeColor="accent4" w:themeTint="99"/>
+          <w:lang w:eastAsia="de-CH"/>
+        </w:rPr>
+        <w:t xml:space="preserve">: Inklusive </w:t>
+      </w:r>
+      <w:proofErr w:type="spellStart"/>
+      <w:r>
+        <w:rPr>
+          <w:color w:val="B2A1C7" w:themeColor="accent4" w:themeTint="99"/>
+          <w:lang w:eastAsia="de-CH"/>
+        </w:rPr>
+        <w:t>Pathfinding</w:t>
+      </w:r>
+      <w:proofErr w:type="spellEnd"/>
+      <w:r>
+        <w:rPr>
+          <w:color w:val="B2A1C7" w:themeColor="accent4" w:themeTint="99"/>
+          <w:lang w:eastAsia="de-CH"/>
+        </w:rPr>
+        <w:t>/KI und Schadenslogik.</w:t>
+      </w:r>
+    </w:p>
+    <w:p>
+      <w:pPr>
+        <w:pStyle w:val="Listenabsatz"/>
+        <w:numPr>
+          <w:ilvl w:val="1"/>
+          <w:numId w:val="44"/>
+        </w:numPr>
+        <w:rPr>
+          <w:color w:val="B2A1C7" w:themeColor="accent4" w:themeTint="99"/>
+          <w:lang w:eastAsia="de-CH"/>
+        </w:rPr>
+      </w:pPr>
+      <w:proofErr w:type="spellStart"/>
+      <w:r>
+        <w:rPr>
+          <w:i/>
+          <w:iCs/>
+          <w:color w:val="B2A1C7" w:themeColor="accent4" w:themeTint="99"/>
+          <w:lang w:eastAsia="de-CH"/>
+        </w:rPr>
+        <w:t>Projectile</w:t>
+      </w:r>
+      <w:proofErr w:type="spellEnd"/>
+      <w:r>
+        <w:rPr>
+          <w:color w:val="B2A1C7" w:themeColor="accent4" w:themeTint="99"/>
+          <w:lang w:eastAsia="de-CH"/>
+        </w:rPr>
+        <w:t>: Berechnung der Flugbahn und Kollisionsabfrage.</w:t>
+      </w:r>
+    </w:p>
+    <w:p>
+      <w:pPr>
+        <w:pStyle w:val="Listenabsatz"/>
+        <w:numPr>
+          <w:ilvl w:val="0"/>
+          <w:numId w:val="44"/>
+        </w:numPr>
+        <w:rPr>
+          <w:color w:val="B2A1C7" w:themeColor="accent4" w:themeTint="99"/>
+          <w:lang w:eastAsia="de-CH"/>
+        </w:rPr>
+      </w:pPr>
+      <w:r>
+        <w:rPr>
+          <w:b/>
+          <w:bCs/>
+          <w:color w:val="B2A1C7" w:themeColor="accent4" w:themeTint="99"/>
+          <w:lang w:eastAsia="de-CH"/>
+        </w:rPr>
+        <w:lastRenderedPageBreak/>
+        <w:t>Level-Manager</w:t>
+      </w:r>
+      <w:r>
+        <w:rPr>
+          <w:color w:val="B2A1C7" w:themeColor="accent4" w:themeTint="99"/>
+          <w:lang w:eastAsia="de-CH"/>
+        </w:rPr>
+        <w:t xml:space="preserve">: Verantwortlich für das Laden der </w:t>
+      </w:r>
+      <w:proofErr w:type="spellStart"/>
+      <w:r>
+        <w:rPr>
+          <w:color w:val="B2A1C7" w:themeColor="accent4" w:themeTint="99"/>
+          <w:lang w:eastAsia="de-CH"/>
+        </w:rPr>
+        <w:t>Map</w:t>
+      </w:r>
+      <w:proofErr w:type="spellEnd"/>
+      <w:r>
+        <w:rPr>
+          <w:color w:val="B2A1C7" w:themeColor="accent4" w:themeTint="99"/>
+          <w:lang w:eastAsia="de-CH"/>
+        </w:rPr>
+        <w:t>-Daten (Kollisionsmatrix).</w:t>
+      </w:r>
+    </w:p>
+    <w:p>
+      <w:pPr>
+        <w:pStyle w:val="Listenabsatz"/>
+        <w:numPr>
+          <w:ilvl w:val="0"/>
+          <w:numId w:val="44"/>
+        </w:numPr>
+        <w:rPr>
+          <w:color w:val="B2A1C7" w:themeColor="accent4" w:themeTint="99"/>
+          <w:lang w:eastAsia="de-CH"/>
+        </w:rPr>
+      </w:pPr>
+      <w:r>
+        <w:rPr>
+          <w:b/>
+          <w:bCs/>
+          <w:color w:val="B2A1C7" w:themeColor="accent4" w:themeTint="99"/>
+          <w:lang w:eastAsia="de-CH"/>
+        </w:rPr>
+        <w:t>UI-Manager</w:t>
+      </w:r>
+      <w:r>
+        <w:rPr>
+          <w:color w:val="B2A1C7" w:themeColor="accent4" w:themeTint="99"/>
+          <w:lang w:eastAsia="de-CH"/>
+        </w:rPr>
+        <w:t>: Rendering des HUDs als Overlay über dem Spielgeschehen.</w:t>
+      </w:r>
+    </w:p>
+    <w:p>
+      <w:pPr>
+        <w:pStyle w:val="Listenabsatz"/>
+        <w:numPr>
+          <w:ilvl w:val="0"/>
+          <w:numId w:val="44"/>
+        </w:numPr>
+        <w:rPr>
+          <w:color w:val="B2A1C7" w:themeColor="accent4" w:themeTint="99"/>
+          <w:lang w:eastAsia="de-CH"/>
+        </w:rPr>
+      </w:pPr>
+      <w:proofErr w:type="spellStart"/>
+      <w:r>
+        <w:rPr>
+          <w:b/>
+          <w:bCs/>
+          <w:color w:val="B2A1C7" w:themeColor="accent4" w:themeTint="99"/>
+          <w:lang w:eastAsia="de-CH"/>
+        </w:rPr>
+        <w:t>Config</w:t>
+      </w:r>
+      <w:proofErr w:type="spellEnd"/>
+      <w:r>
+        <w:rPr>
+          <w:color w:val="B2A1C7" w:themeColor="accent4" w:themeTint="99"/>
+          <w:lang w:eastAsia="de-CH"/>
+        </w:rPr>
+        <w:t>: Alle Konstanten befinden sich dort.</w:t>
+      </w:r>
+    </w:p>
+    <w:p>
+      <w:pPr>
+        <w:rPr>
+          <w:rFonts w:eastAsia="Times New Roman"/>
+          <w:color w:val="B2A1C7" w:themeColor="accent4" w:themeTint="99"/>
+          <w:sz w:val="22"/>
+          <w:szCs w:val="22"/>
+          <w:lang w:eastAsia="de-CH"/>
+        </w:rPr>
+      </w:pPr>
     </w:p>
     <w:p>
       <w:pPr>
@@ -13990,17 +15335,7 @@
           <w:lang w:eastAsia="de-CH"/>
         </w:rPr>
         <w:noBreakHyphen/>
-        <w:t>Version auf der vorgesehenen Zielumgebun</w:t>
-      </w:r>
-      <w:r>
-        <w:rPr>
-          <w:rFonts w:eastAsia="Times New Roman"/>
-          <w:color w:val="B2A1C7" w:themeColor="accent4" w:themeTint="99"/>
-          <w:sz w:val="22"/>
-          <w:szCs w:val="22"/>
-          <w:lang w:eastAsia="de-CH"/>
-        </w:rPr>
-        <w:t>g.</w:t>
+        <w:t>Version auf der vorgesehenen Zielumgebung.</w:t>
       </w:r>
     </w:p>
     <w:p>
@@ -14939,7 +16274,15 @@
             </w:r>
             <w:proofErr w:type="spellEnd"/>
             <w:r>
-              <w:t xml:space="preserve">. Spiel wird </w:t>
+              <w:t xml:space="preserve">. Spiel </w:t>
+            </w:r>
+            <w:proofErr w:type="spellStart"/>
+            <w:r>
+              <w:t>wird</w:t>
+            </w:r>
+            <w:proofErr w:type="spellEnd"/>
+            <w:r>
+              <w:t xml:space="preserve"> </w:t>
             </w:r>
             <w:proofErr w:type="spellStart"/>
             <w:r>
@@ -15548,10 +16891,18 @@
             </w:r>
             <w:proofErr w:type="spellEnd"/>
             <w:r>
-              <w:t xml:space="preserve"> Gegner. Es wird </w:t>
+              <w:t xml:space="preserve"> Gegner. Es </w:t>
             </w:r>
             <w:proofErr w:type="spellStart"/>
             <w:r>
+              <w:t>wird</w:t>
+            </w:r>
+            <w:proofErr w:type="spellEnd"/>
+            <w:r>
+              <w:t xml:space="preserve"> </w:t>
+            </w:r>
+            <w:proofErr w:type="spellStart"/>
+            <w:r>
               <w:t>überprüft</w:t>
             </w:r>
             <w:proofErr w:type="spellEnd"/>
@@ -15580,7 +16931,15 @@
             </w:r>
             <w:proofErr w:type="spellEnd"/>
             <w:r>
-              <w:t xml:space="preserve"> wird.</w:t>
+              <w:t xml:space="preserve"> </w:t>
+            </w:r>
+            <w:proofErr w:type="spellStart"/>
+            <w:r>
+              <w:t>wird</w:t>
+            </w:r>
+            <w:proofErr w:type="spellEnd"/>
+            <w:r>
+              <w:t>.</w:t>
             </w:r>
           </w:p>
         </w:tc>
@@ -18480,7 +19839,7 @@
               </w:rPr>
               <w:t xml:space="preserve">Zusatzaufgabe: </w:t>
             </w:r>
-            <w:hyperlink r:id="rId30" w:history="1">
+            <w:hyperlink r:id="rId31" w:history="1">
               <w:r>
                 <w:rPr>
                   <w:rStyle w:val="Hyperlink"/>
@@ -19132,39 +20491,7 @@
                 <w:sz w:val="22"/>
                 <w:szCs w:val="22"/>
               </w:rPr>
-              <w:t xml:space="preserve">Team arbeitet an Arbeitspaketen </w:t>
-            </w:r>
-            <w:r>
-              <w:rPr>
-                <w:color w:val="000000" w:themeColor="text1"/>
-                <w:sz w:val="22"/>
-                <w:szCs w:val="22"/>
-              </w:rPr>
-              <w:t>2</w:t>
-            </w:r>
-            <w:r>
-              <w:rPr>
-                <w:color w:val="000000" w:themeColor="text1"/>
-                <w:sz w:val="22"/>
-                <w:szCs w:val="22"/>
-              </w:rPr>
-              <w:t xml:space="preserve">.0- </w:t>
-            </w:r>
-            <w:r>
-              <w:rPr>
-                <w:color w:val="000000" w:themeColor="text1"/>
-                <w:sz w:val="22"/>
-                <w:szCs w:val="22"/>
-              </w:rPr>
-              <w:t>2</w:t>
-            </w:r>
-            <w:r>
-              <w:rPr>
-                <w:color w:val="000000" w:themeColor="text1"/>
-                <w:sz w:val="22"/>
-                <w:szCs w:val="22"/>
-              </w:rPr>
-              <w:t>.5</w:t>
+              <w:t>Team arbeitet an Arbeitspaketen 2.0- 2.5</w:t>
             </w:r>
           </w:p>
         </w:tc>
@@ -19359,15 +20686,7 @@
                 <w:sz w:val="22"/>
                 <w:szCs w:val="22"/>
               </w:rPr>
-              <w:t>M</w:t>
-            </w:r>
-            <w:r>
-              <w:rPr>
-                <w:color w:val="000000" w:themeColor="text1"/>
-                <w:sz w:val="22"/>
-                <w:szCs w:val="22"/>
-              </w:rPr>
-              <w:t xml:space="preserve">2 Abschliessen, Dokumenten </w:t>
+              <w:t xml:space="preserve">M2 Abschliessen, Dokumenten </w:t>
             </w:r>
             <w:proofErr w:type="spellStart"/>
             <w:r>
@@ -22013,7 +23332,7 @@
               <w:sz w:val="20"/>
               <w:szCs w:val="20"/>
             </w:rPr>
-            <w:t>11. März 2026</w:t>
+            <w:t>15. März 2026</w:t>
           </w:r>
           <w:r>
             <w:rPr>
@@ -23694,6 +25013,119 @@
     </w:lvl>
   </w:abstractNum>
   <w:abstractNum w:abstractNumId="8" w15:restartNumberingAfterBreak="0">
+    <w:nsid w:val="129A48A0"/>
+    <w:multiLevelType w:val="hybridMultilevel"/>
+    <w:tmpl w:val="B5425DE8"/>
+    <w:lvl w:ilvl="0" w:tplc="08070001">
+      <w:start w:val="1"/>
+      <w:numFmt w:val="bullet"/>
+      <w:lvlText w:val=""/>
+      <w:lvlJc w:val="left"/>
+      <w:pPr>
+        <w:ind w:left="720" w:hanging="360"/>
+      </w:pPr>
+      <w:rPr>
+        <w:rFonts w:ascii="Symbol" w:hAnsi="Symbol" w:hint="default"/>
+      </w:rPr>
+    </w:lvl>
+    <w:lvl w:ilvl="1" w:tplc="08070003" w:tentative="1">
+      <w:start w:val="1"/>
+      <w:numFmt w:val="bullet"/>
+      <w:lvlText w:val="o"/>
+      <w:lvlJc w:val="left"/>
+      <w:pPr>
+        <w:ind w:left="1440" w:hanging="360"/>
+      </w:pPr>
+      <w:rPr>
+        <w:rFonts w:ascii="Courier New" w:hAnsi="Courier New" w:cs="Courier New" w:hint="default"/>
+      </w:rPr>
+    </w:lvl>
+    <w:lvl w:ilvl="2" w:tplc="08070005" w:tentative="1">
+      <w:start w:val="1"/>
+      <w:numFmt w:val="bullet"/>
+      <w:lvlText w:val=""/>
+      <w:lvlJc w:val="left"/>
+      <w:pPr>
+        <w:ind w:left="2160" w:hanging="360"/>
+      </w:pPr>
+      <w:rPr>
+        <w:rFonts w:ascii="Wingdings" w:hAnsi="Wingdings" w:hint="default"/>
+      </w:rPr>
+    </w:lvl>
+    <w:lvl w:ilvl="3" w:tplc="08070001" w:tentative="1">
+      <w:start w:val="1"/>
+      <w:numFmt w:val="bullet"/>
+      <w:lvlText w:val=""/>
+      <w:lvlJc w:val="left"/>
+      <w:pPr>
+        <w:ind w:left="2880" w:hanging="360"/>
+      </w:pPr>
+      <w:rPr>
+        <w:rFonts w:ascii="Symbol" w:hAnsi="Symbol" w:hint="default"/>
+      </w:rPr>
+    </w:lvl>
+    <w:lvl w:ilvl="4" w:tplc="08070003" w:tentative="1">
+      <w:start w:val="1"/>
+      <w:numFmt w:val="bullet"/>
+      <w:lvlText w:val="o"/>
+      <w:lvlJc w:val="left"/>
+      <w:pPr>
+        <w:ind w:left="3600" w:hanging="360"/>
+      </w:pPr>
+      <w:rPr>
+        <w:rFonts w:ascii="Courier New" w:hAnsi="Courier New" w:cs="Courier New" w:hint="default"/>
+      </w:rPr>
+    </w:lvl>
+    <w:lvl w:ilvl="5" w:tplc="08070005" w:tentative="1">
+      <w:start w:val="1"/>
+      <w:numFmt w:val="bullet"/>
+      <w:lvlText w:val=""/>
+      <w:lvlJc w:val="left"/>
+      <w:pPr>
+        <w:ind w:left="4320" w:hanging="360"/>
+      </w:pPr>
+      <w:rPr>
+        <w:rFonts w:ascii="Wingdings" w:hAnsi="Wingdings" w:hint="default"/>
+      </w:rPr>
+    </w:lvl>
+    <w:lvl w:ilvl="6" w:tplc="08070001" w:tentative="1">
+      <w:start w:val="1"/>
+      <w:numFmt w:val="bullet"/>
+      <w:lvlText w:val=""/>
+      <w:lvlJc w:val="left"/>
+      <w:pPr>
+        <w:ind w:left="5040" w:hanging="360"/>
+      </w:pPr>
+      <w:rPr>
+        <w:rFonts w:ascii="Symbol" w:hAnsi="Symbol" w:hint="default"/>
+      </w:rPr>
+    </w:lvl>
+    <w:lvl w:ilvl="7" w:tplc="08070003" w:tentative="1">
+      <w:start w:val="1"/>
+      <w:numFmt w:val="bullet"/>
+      <w:lvlText w:val="o"/>
+      <w:lvlJc w:val="left"/>
+      <w:pPr>
+        <w:ind w:left="5760" w:hanging="360"/>
+      </w:pPr>
+      <w:rPr>
+        <w:rFonts w:ascii="Courier New" w:hAnsi="Courier New" w:cs="Courier New" w:hint="default"/>
+      </w:rPr>
+    </w:lvl>
+    <w:lvl w:ilvl="8" w:tplc="08070005" w:tentative="1">
+      <w:start w:val="1"/>
+      <w:numFmt w:val="bullet"/>
+      <w:lvlText w:val=""/>
+      <w:lvlJc w:val="left"/>
+      <w:pPr>
+        <w:ind w:left="6480" w:hanging="360"/>
+      </w:pPr>
+      <w:rPr>
+        <w:rFonts w:ascii="Wingdings" w:hAnsi="Wingdings" w:hint="default"/>
+      </w:rPr>
+    </w:lvl>
+  </w:abstractNum>
+  <w:abstractNum w:abstractNumId="9" w15:restartNumberingAfterBreak="0">
     <w:nsid w:val="21AB444C"/>
     <w:multiLevelType w:val="multilevel"/>
     <w:tmpl w:val="9E66557E"/>
@@ -23842,7 +25274,120 @@
       </w:rPr>
     </w:lvl>
   </w:abstractNum>
-  <w:abstractNum w:abstractNumId="9" w15:restartNumberingAfterBreak="0">
+  <w:abstractNum w:abstractNumId="10" w15:restartNumberingAfterBreak="0">
+    <w:nsid w:val="26345599"/>
+    <w:multiLevelType w:val="hybridMultilevel"/>
+    <w:tmpl w:val="B8CE50CC"/>
+    <w:lvl w:ilvl="0" w:tplc="08070001">
+      <w:start w:val="1"/>
+      <w:numFmt w:val="bullet"/>
+      <w:lvlText w:val=""/>
+      <w:lvlJc w:val="left"/>
+      <w:pPr>
+        <w:ind w:left="720" w:hanging="360"/>
+      </w:pPr>
+      <w:rPr>
+        <w:rFonts w:ascii="Symbol" w:hAnsi="Symbol" w:hint="default"/>
+      </w:rPr>
+    </w:lvl>
+    <w:lvl w:ilvl="1" w:tplc="08070003">
+      <w:start w:val="1"/>
+      <w:numFmt w:val="bullet"/>
+      <w:lvlText w:val="o"/>
+      <w:lvlJc w:val="left"/>
+      <w:pPr>
+        <w:ind w:left="1440" w:hanging="360"/>
+      </w:pPr>
+      <w:rPr>
+        <w:rFonts w:ascii="Courier New" w:hAnsi="Courier New" w:cs="Courier New" w:hint="default"/>
+      </w:rPr>
+    </w:lvl>
+    <w:lvl w:ilvl="2" w:tplc="08070005" w:tentative="1">
+      <w:start w:val="1"/>
+      <w:numFmt w:val="bullet"/>
+      <w:lvlText w:val=""/>
+      <w:lvlJc w:val="left"/>
+      <w:pPr>
+        <w:ind w:left="2160" w:hanging="360"/>
+      </w:pPr>
+      <w:rPr>
+        <w:rFonts w:ascii="Wingdings" w:hAnsi="Wingdings" w:hint="default"/>
+      </w:rPr>
+    </w:lvl>
+    <w:lvl w:ilvl="3" w:tplc="08070001" w:tentative="1">
+      <w:start w:val="1"/>
+      <w:numFmt w:val="bullet"/>
+      <w:lvlText w:val=""/>
+      <w:lvlJc w:val="left"/>
+      <w:pPr>
+        <w:ind w:left="2880" w:hanging="360"/>
+      </w:pPr>
+      <w:rPr>
+        <w:rFonts w:ascii="Symbol" w:hAnsi="Symbol" w:hint="default"/>
+      </w:rPr>
+    </w:lvl>
+    <w:lvl w:ilvl="4" w:tplc="08070003" w:tentative="1">
+      <w:start w:val="1"/>
+      <w:numFmt w:val="bullet"/>
+      <w:lvlText w:val="o"/>
+      <w:lvlJc w:val="left"/>
+      <w:pPr>
+        <w:ind w:left="3600" w:hanging="360"/>
+      </w:pPr>
+      <w:rPr>
+        <w:rFonts w:ascii="Courier New" w:hAnsi="Courier New" w:cs="Courier New" w:hint="default"/>
+      </w:rPr>
+    </w:lvl>
+    <w:lvl w:ilvl="5" w:tplc="08070005" w:tentative="1">
+      <w:start w:val="1"/>
+      <w:numFmt w:val="bullet"/>
+      <w:lvlText w:val=""/>
+      <w:lvlJc w:val="left"/>
+      <w:pPr>
+        <w:ind w:left="4320" w:hanging="360"/>
+      </w:pPr>
+      <w:rPr>
+        <w:rFonts w:ascii="Wingdings" w:hAnsi="Wingdings" w:hint="default"/>
+      </w:rPr>
+    </w:lvl>
+    <w:lvl w:ilvl="6" w:tplc="08070001" w:tentative="1">
+      <w:start w:val="1"/>
+      <w:numFmt w:val="bullet"/>
+      <w:lvlText w:val=""/>
+      <w:lvlJc w:val="left"/>
+      <w:pPr>
+        <w:ind w:left="5040" w:hanging="360"/>
+      </w:pPr>
+      <w:rPr>
+        <w:rFonts w:ascii="Symbol" w:hAnsi="Symbol" w:hint="default"/>
+      </w:rPr>
+    </w:lvl>
+    <w:lvl w:ilvl="7" w:tplc="08070003" w:tentative="1">
+      <w:start w:val="1"/>
+      <w:numFmt w:val="bullet"/>
+      <w:lvlText w:val="o"/>
+      <w:lvlJc w:val="left"/>
+      <w:pPr>
+        <w:ind w:left="5760" w:hanging="360"/>
+      </w:pPr>
+      <w:rPr>
+        <w:rFonts w:ascii="Courier New" w:hAnsi="Courier New" w:cs="Courier New" w:hint="default"/>
+      </w:rPr>
+    </w:lvl>
+    <w:lvl w:ilvl="8" w:tplc="08070005" w:tentative="1">
+      <w:start w:val="1"/>
+      <w:numFmt w:val="bullet"/>
+      <w:lvlText w:val=""/>
+      <w:lvlJc w:val="left"/>
+      <w:pPr>
+        <w:ind w:left="6480" w:hanging="360"/>
+      </w:pPr>
+      <w:rPr>
+        <w:rFonts w:ascii="Wingdings" w:hAnsi="Wingdings" w:hint="default"/>
+      </w:rPr>
+    </w:lvl>
+  </w:abstractNum>
+  <w:abstractNum w:abstractNumId="11" w15:restartNumberingAfterBreak="0">
     <w:nsid w:val="293046D8"/>
     <w:multiLevelType w:val="multilevel"/>
     <w:tmpl w:val="268405DE"/>
@@ -23955,7 +25500,7 @@
       </w:pPr>
     </w:lvl>
   </w:abstractNum>
-  <w:abstractNum w:abstractNumId="10" w15:restartNumberingAfterBreak="0">
+  <w:abstractNum w:abstractNumId="12" w15:restartNumberingAfterBreak="0">
     <w:nsid w:val="34D62EF0"/>
     <w:multiLevelType w:val="multilevel"/>
     <w:tmpl w:val="39666F7C"/>
@@ -24133,7 +25678,120 @@
       </w:rPr>
     </w:lvl>
   </w:abstractNum>
-  <w:abstractNum w:abstractNumId="11" w15:restartNumberingAfterBreak="0">
+  <w:abstractNum w:abstractNumId="13" w15:restartNumberingAfterBreak="0">
+    <w:nsid w:val="3D9111FA"/>
+    <w:multiLevelType w:val="hybridMultilevel"/>
+    <w:tmpl w:val="8AF8F0B2"/>
+    <w:lvl w:ilvl="0" w:tplc="08070001">
+      <w:start w:val="1"/>
+      <w:numFmt w:val="bullet"/>
+      <w:lvlText w:val=""/>
+      <w:lvlJc w:val="left"/>
+      <w:pPr>
+        <w:ind w:left="720" w:hanging="360"/>
+      </w:pPr>
+      <w:rPr>
+        <w:rFonts w:ascii="Symbol" w:hAnsi="Symbol" w:hint="default"/>
+      </w:rPr>
+    </w:lvl>
+    <w:lvl w:ilvl="1" w:tplc="08070003">
+      <w:start w:val="1"/>
+      <w:numFmt w:val="bullet"/>
+      <w:lvlText w:val="o"/>
+      <w:lvlJc w:val="left"/>
+      <w:pPr>
+        <w:ind w:left="1440" w:hanging="360"/>
+      </w:pPr>
+      <w:rPr>
+        <w:rFonts w:ascii="Courier New" w:hAnsi="Courier New" w:cs="Courier New" w:hint="default"/>
+      </w:rPr>
+    </w:lvl>
+    <w:lvl w:ilvl="2" w:tplc="08070005" w:tentative="1">
+      <w:start w:val="1"/>
+      <w:numFmt w:val="bullet"/>
+      <w:lvlText w:val=""/>
+      <w:lvlJc w:val="left"/>
+      <w:pPr>
+        <w:ind w:left="2160" w:hanging="360"/>
+      </w:pPr>
+      <w:rPr>
+        <w:rFonts w:ascii="Wingdings" w:hAnsi="Wingdings" w:hint="default"/>
+      </w:rPr>
+    </w:lvl>
+    <w:lvl w:ilvl="3" w:tplc="08070001" w:tentative="1">
+      <w:start w:val="1"/>
+      <w:numFmt w:val="bullet"/>
+      <w:lvlText w:val=""/>
+      <w:lvlJc w:val="left"/>
+      <w:pPr>
+        <w:ind w:left="2880" w:hanging="360"/>
+      </w:pPr>
+      <w:rPr>
+        <w:rFonts w:ascii="Symbol" w:hAnsi="Symbol" w:hint="default"/>
+      </w:rPr>
+    </w:lvl>
+    <w:lvl w:ilvl="4" w:tplc="08070003" w:tentative="1">
+      <w:start w:val="1"/>
+      <w:numFmt w:val="bullet"/>
+      <w:lvlText w:val="o"/>
+      <w:lvlJc w:val="left"/>
+      <w:pPr>
+        <w:ind w:left="3600" w:hanging="360"/>
+      </w:pPr>
+      <w:rPr>
+        <w:rFonts w:ascii="Courier New" w:hAnsi="Courier New" w:cs="Courier New" w:hint="default"/>
+      </w:rPr>
+    </w:lvl>
+    <w:lvl w:ilvl="5" w:tplc="08070005" w:tentative="1">
+      <w:start w:val="1"/>
+      <w:numFmt w:val="bullet"/>
+      <w:lvlText w:val=""/>
+      <w:lvlJc w:val="left"/>
+      <w:pPr>
+        <w:ind w:left="4320" w:hanging="360"/>
+      </w:pPr>
+      <w:rPr>
+        <w:rFonts w:ascii="Wingdings" w:hAnsi="Wingdings" w:hint="default"/>
+      </w:rPr>
+    </w:lvl>
+    <w:lvl w:ilvl="6" w:tplc="08070001" w:tentative="1">
+      <w:start w:val="1"/>
+      <w:numFmt w:val="bullet"/>
+      <w:lvlText w:val=""/>
+      <w:lvlJc w:val="left"/>
+      <w:pPr>
+        <w:ind w:left="5040" w:hanging="360"/>
+      </w:pPr>
+      <w:rPr>
+        <w:rFonts w:ascii="Symbol" w:hAnsi="Symbol" w:hint="default"/>
+      </w:rPr>
+    </w:lvl>
+    <w:lvl w:ilvl="7" w:tplc="08070003" w:tentative="1">
+      <w:start w:val="1"/>
+      <w:numFmt w:val="bullet"/>
+      <w:lvlText w:val="o"/>
+      <w:lvlJc w:val="left"/>
+      <w:pPr>
+        <w:ind w:left="5760" w:hanging="360"/>
+      </w:pPr>
+      <w:rPr>
+        <w:rFonts w:ascii="Courier New" w:hAnsi="Courier New" w:cs="Courier New" w:hint="default"/>
+      </w:rPr>
+    </w:lvl>
+    <w:lvl w:ilvl="8" w:tplc="08070005" w:tentative="1">
+      <w:start w:val="1"/>
+      <w:numFmt w:val="bullet"/>
+      <w:lvlText w:val=""/>
+      <w:lvlJc w:val="left"/>
+      <w:pPr>
+        <w:ind w:left="6480" w:hanging="360"/>
+      </w:pPr>
+      <w:rPr>
+        <w:rFonts w:ascii="Wingdings" w:hAnsi="Wingdings" w:hint="default"/>
+      </w:rPr>
+    </w:lvl>
+  </w:abstractNum>
+  <w:abstractNum w:abstractNumId="14" w15:restartNumberingAfterBreak="0">
     <w:nsid w:val="423A6476"/>
     <w:multiLevelType w:val="multilevel"/>
     <w:tmpl w:val="ADF2C556"/>
@@ -24282,7 +25940,7 @@
       </w:rPr>
     </w:lvl>
   </w:abstractNum>
-  <w:abstractNum w:abstractNumId="12" w15:restartNumberingAfterBreak="0">
+  <w:abstractNum w:abstractNumId="15" w15:restartNumberingAfterBreak="0">
     <w:nsid w:val="44E600C3"/>
     <w:multiLevelType w:val="multilevel"/>
     <w:tmpl w:val="B268F2F6"/>
@@ -24395,10 +26053,159 @@
       </w:pPr>
     </w:lvl>
   </w:abstractNum>
-  <w:abstractNum w:abstractNumId="13" w15:restartNumberingAfterBreak="0">
+  <w:abstractNum w:abstractNumId="16" w15:restartNumberingAfterBreak="0">
     <w:nsid w:val="4717135D"/>
     <w:multiLevelType w:val="multilevel"/>
     <w:tmpl w:val="16143F62"/>
+    <w:lvl w:ilvl="0">
+      <w:start w:val="1"/>
+      <w:numFmt w:val="bullet"/>
+      <w:lvlText w:val=""/>
+      <w:lvlJc w:val="left"/>
+      <w:pPr>
+        <w:tabs>
+          <w:tab w:val="num" w:pos="720"/>
+        </w:tabs>
+        <w:ind w:left="720" w:hanging="360"/>
+      </w:pPr>
+      <w:rPr>
+        <w:rFonts w:ascii="Symbol" w:hAnsi="Symbol" w:hint="default"/>
+        <w:sz w:val="20"/>
+      </w:rPr>
+    </w:lvl>
+    <w:lvl w:ilvl="1">
+      <w:start w:val="1"/>
+      <w:numFmt w:val="bullet"/>
+      <w:lvlText w:val=""/>
+      <w:lvlJc w:val="left"/>
+      <w:pPr>
+        <w:tabs>
+          <w:tab w:val="num" w:pos="1440"/>
+        </w:tabs>
+        <w:ind w:left="1440" w:hanging="360"/>
+      </w:pPr>
+      <w:rPr>
+        <w:rFonts w:ascii="Symbol" w:hAnsi="Symbol" w:hint="default"/>
+        <w:sz w:val="20"/>
+      </w:rPr>
+    </w:lvl>
+    <w:lvl w:ilvl="2" w:tentative="1">
+      <w:start w:val="1"/>
+      <w:numFmt w:val="bullet"/>
+      <w:lvlText w:val=""/>
+      <w:lvlJc w:val="left"/>
+      <w:pPr>
+        <w:tabs>
+          <w:tab w:val="num" w:pos="2160"/>
+        </w:tabs>
+        <w:ind w:left="2160" w:hanging="360"/>
+      </w:pPr>
+      <w:rPr>
+        <w:rFonts w:ascii="Symbol" w:hAnsi="Symbol" w:hint="default"/>
+        <w:sz w:val="20"/>
+      </w:rPr>
+    </w:lvl>
+    <w:lvl w:ilvl="3" w:tentative="1">
+      <w:start w:val="1"/>
+      <w:numFmt w:val="bullet"/>
+      <w:lvlText w:val=""/>
+      <w:lvlJc w:val="left"/>
+      <w:pPr>
+        <w:tabs>
+          <w:tab w:val="num" w:pos="2880"/>
+        </w:tabs>
+        <w:ind w:left="2880" w:hanging="360"/>
+      </w:pPr>
+      <w:rPr>
+        <w:rFonts w:ascii="Symbol" w:hAnsi="Symbol" w:hint="default"/>
+        <w:sz w:val="20"/>
+      </w:rPr>
+    </w:lvl>
+    <w:lvl w:ilvl="4" w:tentative="1">
+      <w:start w:val="1"/>
+      <w:numFmt w:val="bullet"/>
+      <w:lvlText w:val=""/>
+      <w:lvlJc w:val="left"/>
+      <w:pPr>
+        <w:tabs>
+          <w:tab w:val="num" w:pos="3600"/>
+        </w:tabs>
+        <w:ind w:left="3600" w:hanging="360"/>
+      </w:pPr>
+      <w:rPr>
+        <w:rFonts w:ascii="Symbol" w:hAnsi="Symbol" w:hint="default"/>
+        <w:sz w:val="20"/>
+      </w:rPr>
+    </w:lvl>
+    <w:lvl w:ilvl="5" w:tentative="1">
+      <w:start w:val="1"/>
+      <w:numFmt w:val="bullet"/>
+      <w:lvlText w:val=""/>
+      <w:lvlJc w:val="left"/>
+      <w:pPr>
+        <w:tabs>
+          <w:tab w:val="num" w:pos="4320"/>
+        </w:tabs>
+        <w:ind w:left="4320" w:hanging="360"/>
+      </w:pPr>
+      <w:rPr>
+        <w:rFonts w:ascii="Symbol" w:hAnsi="Symbol" w:hint="default"/>
+        <w:sz w:val="20"/>
+      </w:rPr>
+    </w:lvl>
+    <w:lvl w:ilvl="6" w:tentative="1">
+      <w:start w:val="1"/>
+      <w:numFmt w:val="bullet"/>
+      <w:lvlText w:val=""/>
+      <w:lvlJc w:val="left"/>
+      <w:pPr>
+        <w:tabs>
+          <w:tab w:val="num" w:pos="5040"/>
+        </w:tabs>
+        <w:ind w:left="5040" w:hanging="360"/>
+      </w:pPr>
+      <w:rPr>
+        <w:rFonts w:ascii="Symbol" w:hAnsi="Symbol" w:hint="default"/>
+        <w:sz w:val="20"/>
+      </w:rPr>
+    </w:lvl>
+    <w:lvl w:ilvl="7" w:tentative="1">
+      <w:start w:val="1"/>
+      <w:numFmt w:val="bullet"/>
+      <w:lvlText w:val=""/>
+      <w:lvlJc w:val="left"/>
+      <w:pPr>
+        <w:tabs>
+          <w:tab w:val="num" w:pos="5760"/>
+        </w:tabs>
+        <w:ind w:left="5760" w:hanging="360"/>
+      </w:pPr>
+      <w:rPr>
+        <w:rFonts w:ascii="Symbol" w:hAnsi="Symbol" w:hint="default"/>
+        <w:sz w:val="20"/>
+      </w:rPr>
+    </w:lvl>
+    <w:lvl w:ilvl="8" w:tentative="1">
+      <w:start w:val="1"/>
+      <w:numFmt w:val="bullet"/>
+      <w:lvlText w:val=""/>
+      <w:lvlJc w:val="left"/>
+      <w:pPr>
+        <w:tabs>
+          <w:tab w:val="num" w:pos="6480"/>
+        </w:tabs>
+        <w:ind w:left="6480" w:hanging="360"/>
+      </w:pPr>
+      <w:rPr>
+        <w:rFonts w:ascii="Symbol" w:hAnsi="Symbol" w:hint="default"/>
+        <w:sz w:val="20"/>
+      </w:rPr>
+    </w:lvl>
+  </w:abstractNum>
+  <w:abstractNum w:abstractNumId="17" w15:restartNumberingAfterBreak="0">
+    <w:nsid w:val="562B7C97"/>
+    <w:multiLevelType w:val="multilevel"/>
+    <w:tmpl w:val="DF8A7340"/>
     <w:lvl w:ilvl="0">
       <w:start w:val="1"/>
       <w:numFmt w:val="bullet"/>
@@ -24544,10 +26351,123 @@
       </w:rPr>
     </w:lvl>
   </w:abstractNum>
-  <w:abstractNum w:abstractNumId="14" w15:restartNumberingAfterBreak="0">
-    <w:nsid w:val="562B7C97"/>
+  <w:abstractNum w:abstractNumId="18" w15:restartNumberingAfterBreak="0">
+    <w:nsid w:val="5C4E76D9"/>
+    <w:multiLevelType w:val="hybridMultilevel"/>
+    <w:tmpl w:val="93F49EF4"/>
+    <w:lvl w:ilvl="0" w:tplc="08070001">
+      <w:start w:val="1"/>
+      <w:numFmt w:val="bullet"/>
+      <w:lvlText w:val=""/>
+      <w:lvlJc w:val="left"/>
+      <w:pPr>
+        <w:ind w:left="720" w:hanging="360"/>
+      </w:pPr>
+      <w:rPr>
+        <w:rFonts w:ascii="Symbol" w:hAnsi="Symbol" w:hint="default"/>
+      </w:rPr>
+    </w:lvl>
+    <w:lvl w:ilvl="1" w:tplc="08070003" w:tentative="1">
+      <w:start w:val="1"/>
+      <w:numFmt w:val="bullet"/>
+      <w:lvlText w:val="o"/>
+      <w:lvlJc w:val="left"/>
+      <w:pPr>
+        <w:ind w:left="1440" w:hanging="360"/>
+      </w:pPr>
+      <w:rPr>
+        <w:rFonts w:ascii="Courier New" w:hAnsi="Courier New" w:cs="Courier New" w:hint="default"/>
+      </w:rPr>
+    </w:lvl>
+    <w:lvl w:ilvl="2" w:tplc="08070005" w:tentative="1">
+      <w:start w:val="1"/>
+      <w:numFmt w:val="bullet"/>
+      <w:lvlText w:val=""/>
+      <w:lvlJc w:val="left"/>
+      <w:pPr>
+        <w:ind w:left="2160" w:hanging="360"/>
+      </w:pPr>
+      <w:rPr>
+        <w:rFonts w:ascii="Wingdings" w:hAnsi="Wingdings" w:hint="default"/>
+      </w:rPr>
+    </w:lvl>
+    <w:lvl w:ilvl="3" w:tplc="08070001" w:tentative="1">
+      <w:start w:val="1"/>
+      <w:numFmt w:val="bullet"/>
+      <w:lvlText w:val=""/>
+      <w:lvlJc w:val="left"/>
+      <w:pPr>
+        <w:ind w:left="2880" w:hanging="360"/>
+      </w:pPr>
+      <w:rPr>
+        <w:rFonts w:ascii="Symbol" w:hAnsi="Symbol" w:hint="default"/>
+      </w:rPr>
+    </w:lvl>
+    <w:lvl w:ilvl="4" w:tplc="08070003" w:tentative="1">
+      <w:start w:val="1"/>
+      <w:numFmt w:val="bullet"/>
+      <w:lvlText w:val="o"/>
+      <w:lvlJc w:val="left"/>
+      <w:pPr>
+        <w:ind w:left="3600" w:hanging="360"/>
+      </w:pPr>
+      <w:rPr>
+        <w:rFonts w:ascii="Courier New" w:hAnsi="Courier New" w:cs="Courier New" w:hint="default"/>
+      </w:rPr>
+    </w:lvl>
+    <w:lvl w:ilvl="5" w:tplc="08070005" w:tentative="1">
+      <w:start w:val="1"/>
+      <w:numFmt w:val="bullet"/>
+      <w:lvlText w:val=""/>
+      <w:lvlJc w:val="left"/>
+      <w:pPr>
+        <w:ind w:left="4320" w:hanging="360"/>
+      </w:pPr>
+      <w:rPr>
+        <w:rFonts w:ascii="Wingdings" w:hAnsi="Wingdings" w:hint="default"/>
+      </w:rPr>
+    </w:lvl>
+    <w:lvl w:ilvl="6" w:tplc="08070001" w:tentative="1">
+      <w:start w:val="1"/>
+      <w:numFmt w:val="bullet"/>
+      <w:lvlText w:val=""/>
+      <w:lvlJc w:val="left"/>
+      <w:pPr>
+        <w:ind w:left="5040" w:hanging="360"/>
+      </w:pPr>
+      <w:rPr>
+        <w:rFonts w:ascii="Symbol" w:hAnsi="Symbol" w:hint="default"/>
+      </w:rPr>
+    </w:lvl>
+    <w:lvl w:ilvl="7" w:tplc="08070003" w:tentative="1">
+      <w:start w:val="1"/>
+      <w:numFmt w:val="bullet"/>
+      <w:lvlText w:val="o"/>
+      <w:lvlJc w:val="left"/>
+      <w:pPr>
+        <w:ind w:left="5760" w:hanging="360"/>
+      </w:pPr>
+      <w:rPr>
+        <w:rFonts w:ascii="Courier New" w:hAnsi="Courier New" w:cs="Courier New" w:hint="default"/>
+      </w:rPr>
+    </w:lvl>
+    <w:lvl w:ilvl="8" w:tplc="08070005" w:tentative="1">
+      <w:start w:val="1"/>
+      <w:numFmt w:val="bullet"/>
+      <w:lvlText w:val=""/>
+      <w:lvlJc w:val="left"/>
+      <w:pPr>
+        <w:ind w:left="6480" w:hanging="360"/>
+      </w:pPr>
+      <w:rPr>
+        <w:rFonts w:ascii="Wingdings" w:hAnsi="Wingdings" w:hint="default"/>
+      </w:rPr>
+    </w:lvl>
+  </w:abstractNum>
+  <w:abstractNum w:abstractNumId="19" w15:restartNumberingAfterBreak="0">
+    <w:nsid w:val="605B4623"/>
     <w:multiLevelType w:val="multilevel"/>
-    <w:tmpl w:val="DF8A7340"/>
+    <w:tmpl w:val="EC10CB8A"/>
     <w:lvl w:ilvl="0">
       <w:start w:val="1"/>
       <w:numFmt w:val="bullet"/>
@@ -24693,156 +26613,7 @@
       </w:rPr>
     </w:lvl>
   </w:abstractNum>
-  <w:abstractNum w:abstractNumId="15" w15:restartNumberingAfterBreak="0">
-    <w:nsid w:val="605B4623"/>
-    <w:multiLevelType w:val="multilevel"/>
-    <w:tmpl w:val="EC10CB8A"/>
-    <w:lvl w:ilvl="0">
-      <w:start w:val="1"/>
-      <w:numFmt w:val="bullet"/>
-      <w:lvlText w:val=""/>
-      <w:lvlJc w:val="left"/>
-      <w:pPr>
-        <w:tabs>
-          <w:tab w:val="num" w:pos="720"/>
-        </w:tabs>
-        <w:ind w:left="720" w:hanging="360"/>
-      </w:pPr>
-      <w:rPr>
-        <w:rFonts w:ascii="Symbol" w:hAnsi="Symbol" w:hint="default"/>
-        <w:sz w:val="20"/>
-      </w:rPr>
-    </w:lvl>
-    <w:lvl w:ilvl="1" w:tentative="1">
-      <w:start w:val="1"/>
-      <w:numFmt w:val="bullet"/>
-      <w:lvlText w:val=""/>
-      <w:lvlJc w:val="left"/>
-      <w:pPr>
-        <w:tabs>
-          <w:tab w:val="num" w:pos="1440"/>
-        </w:tabs>
-        <w:ind w:left="1440" w:hanging="360"/>
-      </w:pPr>
-      <w:rPr>
-        <w:rFonts w:ascii="Symbol" w:hAnsi="Symbol" w:hint="default"/>
-        <w:sz w:val="20"/>
-      </w:rPr>
-    </w:lvl>
-    <w:lvl w:ilvl="2" w:tentative="1">
-      <w:start w:val="1"/>
-      <w:numFmt w:val="bullet"/>
-      <w:lvlText w:val=""/>
-      <w:lvlJc w:val="left"/>
-      <w:pPr>
-        <w:tabs>
-          <w:tab w:val="num" w:pos="2160"/>
-        </w:tabs>
-        <w:ind w:left="2160" w:hanging="360"/>
-      </w:pPr>
-      <w:rPr>
-        <w:rFonts w:ascii="Symbol" w:hAnsi="Symbol" w:hint="default"/>
-        <w:sz w:val="20"/>
-      </w:rPr>
-    </w:lvl>
-    <w:lvl w:ilvl="3" w:tentative="1">
-      <w:start w:val="1"/>
-      <w:numFmt w:val="bullet"/>
-      <w:lvlText w:val=""/>
-      <w:lvlJc w:val="left"/>
-      <w:pPr>
-        <w:tabs>
-          <w:tab w:val="num" w:pos="2880"/>
-        </w:tabs>
-        <w:ind w:left="2880" w:hanging="360"/>
-      </w:pPr>
-      <w:rPr>
-        <w:rFonts w:ascii="Symbol" w:hAnsi="Symbol" w:hint="default"/>
-        <w:sz w:val="20"/>
-      </w:rPr>
-    </w:lvl>
-    <w:lvl w:ilvl="4" w:tentative="1">
-      <w:start w:val="1"/>
-      <w:numFmt w:val="bullet"/>
-      <w:lvlText w:val=""/>
-      <w:lvlJc w:val="left"/>
-      <w:pPr>
-        <w:tabs>
-          <w:tab w:val="num" w:pos="3600"/>
-        </w:tabs>
-        <w:ind w:left="3600" w:hanging="360"/>
-      </w:pPr>
-      <w:rPr>
-        <w:rFonts w:ascii="Symbol" w:hAnsi="Symbol" w:hint="default"/>
-        <w:sz w:val="20"/>
-      </w:rPr>
-    </w:lvl>
-    <w:lvl w:ilvl="5" w:tentative="1">
-      <w:start w:val="1"/>
-      <w:numFmt w:val="bullet"/>
-      <w:lvlText w:val=""/>
-      <w:lvlJc w:val="left"/>
-      <w:pPr>
-        <w:tabs>
-          <w:tab w:val="num" w:pos="4320"/>
-        </w:tabs>
-        <w:ind w:left="4320" w:hanging="360"/>
-      </w:pPr>
-      <w:rPr>
-        <w:rFonts w:ascii="Symbol" w:hAnsi="Symbol" w:hint="default"/>
-        <w:sz w:val="20"/>
-      </w:rPr>
-    </w:lvl>
-    <w:lvl w:ilvl="6" w:tentative="1">
-      <w:start w:val="1"/>
-      <w:numFmt w:val="bullet"/>
-      <w:lvlText w:val=""/>
-      <w:lvlJc w:val="left"/>
-      <w:pPr>
-        <w:tabs>
-          <w:tab w:val="num" w:pos="5040"/>
-        </w:tabs>
-        <w:ind w:left="5040" w:hanging="360"/>
-      </w:pPr>
-      <w:rPr>
-        <w:rFonts w:ascii="Symbol" w:hAnsi="Symbol" w:hint="default"/>
-        <w:sz w:val="20"/>
-      </w:rPr>
-    </w:lvl>
-    <w:lvl w:ilvl="7" w:tentative="1">
-      <w:start w:val="1"/>
-      <w:numFmt w:val="bullet"/>
-      <w:lvlText w:val=""/>
-      <w:lvlJc w:val="left"/>
-      <w:pPr>
-        <w:tabs>
-          <w:tab w:val="num" w:pos="5760"/>
-        </w:tabs>
-        <w:ind w:left="5760" w:hanging="360"/>
-      </w:pPr>
-      <w:rPr>
-        <w:rFonts w:ascii="Symbol" w:hAnsi="Symbol" w:hint="default"/>
-        <w:sz w:val="20"/>
-      </w:rPr>
-    </w:lvl>
-    <w:lvl w:ilvl="8" w:tentative="1">
-      <w:start w:val="1"/>
-      <w:numFmt w:val="bullet"/>
-      <w:lvlText w:val=""/>
-      <w:lvlJc w:val="left"/>
-      <w:pPr>
-        <w:tabs>
-          <w:tab w:val="num" w:pos="6480"/>
-        </w:tabs>
-        <w:ind w:left="6480" w:hanging="360"/>
-      </w:pPr>
-      <w:rPr>
-        <w:rFonts w:ascii="Symbol" w:hAnsi="Symbol" w:hint="default"/>
-        <w:sz w:val="20"/>
-      </w:rPr>
-    </w:lvl>
-  </w:abstractNum>
-  <w:abstractNum w:abstractNumId="16" w15:restartNumberingAfterBreak="0">
+  <w:abstractNum w:abstractNumId="20" w15:restartNumberingAfterBreak="0">
     <w:nsid w:val="685E19CD"/>
     <w:multiLevelType w:val="multilevel"/>
     <w:tmpl w:val="250E0862"/>
@@ -24955,7 +26726,120 @@
       </w:pPr>
     </w:lvl>
   </w:abstractNum>
-  <w:abstractNum w:abstractNumId="17" w15:restartNumberingAfterBreak="0">
+  <w:abstractNum w:abstractNumId="21" w15:restartNumberingAfterBreak="0">
+    <w:nsid w:val="6F7D5AC1"/>
+    <w:multiLevelType w:val="hybridMultilevel"/>
+    <w:tmpl w:val="D2D6F064"/>
+    <w:lvl w:ilvl="0" w:tplc="08070001">
+      <w:start w:val="1"/>
+      <w:numFmt w:val="bullet"/>
+      <w:lvlText w:val=""/>
+      <w:lvlJc w:val="left"/>
+      <w:pPr>
+        <w:ind w:left="720" w:hanging="360"/>
+      </w:pPr>
+      <w:rPr>
+        <w:rFonts w:ascii="Symbol" w:hAnsi="Symbol" w:hint="default"/>
+      </w:rPr>
+    </w:lvl>
+    <w:lvl w:ilvl="1" w:tplc="08070003" w:tentative="1">
+      <w:start w:val="1"/>
+      <w:numFmt w:val="bullet"/>
+      <w:lvlText w:val="o"/>
+      <w:lvlJc w:val="left"/>
+      <w:pPr>
+        <w:ind w:left="1440" w:hanging="360"/>
+      </w:pPr>
+      <w:rPr>
+        <w:rFonts w:ascii="Courier New" w:hAnsi="Courier New" w:cs="Courier New" w:hint="default"/>
+      </w:rPr>
+    </w:lvl>
+    <w:lvl w:ilvl="2" w:tplc="08070005" w:tentative="1">
+      <w:start w:val="1"/>
+      <w:numFmt w:val="bullet"/>
+      <w:lvlText w:val=""/>
+      <w:lvlJc w:val="left"/>
+      <w:pPr>
+        <w:ind w:left="2160" w:hanging="360"/>
+      </w:pPr>
+      <w:rPr>
+        <w:rFonts w:ascii="Wingdings" w:hAnsi="Wingdings" w:hint="default"/>
+      </w:rPr>
+    </w:lvl>
+    <w:lvl w:ilvl="3" w:tplc="08070001" w:tentative="1">
+      <w:start w:val="1"/>
+      <w:numFmt w:val="bullet"/>
+      <w:lvlText w:val=""/>
+      <w:lvlJc w:val="left"/>
+      <w:pPr>
+        <w:ind w:left="2880" w:hanging="360"/>
+      </w:pPr>
+      <w:rPr>
+        <w:rFonts w:ascii="Symbol" w:hAnsi="Symbol" w:hint="default"/>
+      </w:rPr>
+    </w:lvl>
+    <w:lvl w:ilvl="4" w:tplc="08070003" w:tentative="1">
+      <w:start w:val="1"/>
+      <w:numFmt w:val="bullet"/>
+      <w:lvlText w:val="o"/>
+      <w:lvlJc w:val="left"/>
+      <w:pPr>
+        <w:ind w:left="3600" w:hanging="360"/>
+      </w:pPr>
+      <w:rPr>
+        <w:rFonts w:ascii="Courier New" w:hAnsi="Courier New" w:cs="Courier New" w:hint="default"/>
+      </w:rPr>
+    </w:lvl>
+    <w:lvl w:ilvl="5" w:tplc="08070005" w:tentative="1">
+      <w:start w:val="1"/>
+      <w:numFmt w:val="bullet"/>
+      <w:lvlText w:val=""/>
+      <w:lvlJc w:val="left"/>
+      <w:pPr>
+        <w:ind w:left="4320" w:hanging="360"/>
+      </w:pPr>
+      <w:rPr>
+        <w:rFonts w:ascii="Wingdings" w:hAnsi="Wingdings" w:hint="default"/>
+      </w:rPr>
+    </w:lvl>
+    <w:lvl w:ilvl="6" w:tplc="08070001" w:tentative="1">
+      <w:start w:val="1"/>
+      <w:numFmt w:val="bullet"/>
+      <w:lvlText w:val=""/>
+      <w:lvlJc w:val="left"/>
+      <w:pPr>
+        <w:ind w:left="5040" w:hanging="360"/>
+      </w:pPr>
+      <w:rPr>
+        <w:rFonts w:ascii="Symbol" w:hAnsi="Symbol" w:hint="default"/>
+      </w:rPr>
+    </w:lvl>
+    <w:lvl w:ilvl="7" w:tplc="08070003" w:tentative="1">
+      <w:start w:val="1"/>
+      <w:numFmt w:val="bullet"/>
+      <w:lvlText w:val="o"/>
+      <w:lvlJc w:val="left"/>
+      <w:pPr>
+        <w:ind w:left="5760" w:hanging="360"/>
+      </w:pPr>
+      <w:rPr>
+        <w:rFonts w:ascii="Courier New" w:hAnsi="Courier New" w:cs="Courier New" w:hint="default"/>
+      </w:rPr>
+    </w:lvl>
+    <w:lvl w:ilvl="8" w:tplc="08070005" w:tentative="1">
+      <w:start w:val="1"/>
+      <w:numFmt w:val="bullet"/>
+      <w:lvlText w:val=""/>
+      <w:lvlJc w:val="left"/>
+      <w:pPr>
+        <w:ind w:left="6480" w:hanging="360"/>
+      </w:pPr>
+      <w:rPr>
+        <w:rFonts w:ascii="Wingdings" w:hAnsi="Wingdings" w:hint="default"/>
+      </w:rPr>
+    </w:lvl>
+  </w:abstractNum>
+  <w:abstractNum w:abstractNumId="22" w15:restartNumberingAfterBreak="0">
     <w:nsid w:val="776F4194"/>
     <w:multiLevelType w:val="multilevel"/>
     <w:tmpl w:val="3ADC7FF6"/>
@@ -25068,7 +26952,7 @@
       </w:pPr>
     </w:lvl>
   </w:abstractNum>
-  <w:abstractNum w:abstractNumId="18" w15:restartNumberingAfterBreak="0">
+  <w:abstractNum w:abstractNumId="23" w15:restartNumberingAfterBreak="0">
     <w:nsid w:val="7F320735"/>
     <w:multiLevelType w:val="multilevel"/>
     <w:tmpl w:val="97E2243C"/>
@@ -25294,10 +27178,10 @@
     <w:abstractNumId w:val="0"/>
   </w:num>
   <w:num w:numId="18" w16cid:durableId="189228653">
-    <w:abstractNumId w:val="18"/>
+    <w:abstractNumId w:val="23"/>
   </w:num>
   <w:num w:numId="19" w16cid:durableId="1287665530">
-    <w:abstractNumId w:val="10"/>
+    <w:abstractNumId w:val="12"/>
     <w:lvlOverride w:ilvl="0">
       <w:startOverride w:val="1"/>
     </w:lvlOverride>
@@ -25348,7 +27232,7 @@
     <w:abstractNumId w:val="0"/>
   </w:num>
   <w:num w:numId="27" w16cid:durableId="765344840">
-    <w:abstractNumId w:val="10"/>
+    <w:abstractNumId w:val="12"/>
   </w:num>
   <w:num w:numId="28" w16cid:durableId="1357080163">
     <w:abstractNumId w:val="0"/>
@@ -25360,31 +27244,46 @@
     <w:abstractNumId w:val="0"/>
   </w:num>
   <w:num w:numId="31" w16cid:durableId="132255942">
+    <w:abstractNumId w:val="20"/>
+  </w:num>
+  <w:num w:numId="32" w16cid:durableId="399715933">
+    <w:abstractNumId w:val="9"/>
+  </w:num>
+  <w:num w:numId="33" w16cid:durableId="1016885734">
+    <w:abstractNumId w:val="11"/>
+  </w:num>
+  <w:num w:numId="34" w16cid:durableId="1763448326">
+    <w:abstractNumId w:val="17"/>
+  </w:num>
+  <w:num w:numId="35" w16cid:durableId="908997861">
+    <w:abstractNumId w:val="15"/>
+  </w:num>
+  <w:num w:numId="36" w16cid:durableId="2140343056">
+    <w:abstractNumId w:val="19"/>
+  </w:num>
+  <w:num w:numId="37" w16cid:durableId="1215771005">
+    <w:abstractNumId w:val="22"/>
+  </w:num>
+  <w:num w:numId="38" w16cid:durableId="1986541778">
     <w:abstractNumId w:val="16"/>
   </w:num>
-  <w:num w:numId="32" w16cid:durableId="399715933">
+  <w:num w:numId="39" w16cid:durableId="2090806921">
+    <w:abstractNumId w:val="14"/>
+  </w:num>
+  <w:num w:numId="40" w16cid:durableId="728698545">
+    <w:abstractNumId w:val="18"/>
+  </w:num>
+  <w:num w:numId="41" w16cid:durableId="1975065263">
+    <w:abstractNumId w:val="21"/>
+  </w:num>
+  <w:num w:numId="42" w16cid:durableId="688988692">
     <w:abstractNumId w:val="8"/>
   </w:num>
-  <w:num w:numId="33" w16cid:durableId="1016885734">
-    <w:abstractNumId w:val="9"/>
+  <w:num w:numId="43" w16cid:durableId="358236088">
+    <w:abstractNumId w:val="10"/>
   </w:num>
-  <w:num w:numId="34" w16cid:durableId="1763448326">
-    <w:abstractNumId w:val="14"/>
-  </w:num>
-  <w:num w:numId="35" w16cid:durableId="908997861">
-    <w:abstractNumId w:val="12"/>
-  </w:num>
-  <w:num w:numId="36" w16cid:durableId="2140343056">
-    <w:abstractNumId w:val="15"/>
-  </w:num>
-  <w:num w:numId="37" w16cid:durableId="1215771005">
-    <w:abstractNumId w:val="17"/>
-  </w:num>
-  <w:num w:numId="38" w16cid:durableId="1986541778">
+  <w:num w:numId="44" w16cid:durableId="1599364847">
     <w:abstractNumId w:val="13"/>
-  </w:num>
-  <w:num w:numId="39" w16cid:durableId="2090806921">
-    <w:abstractNumId w:val="11"/>
   </w:num>
 </w:numbering>
 </file>
@@ -25809,6 +27708,7 @@
     <w:name w:val="heading 2"/>
     <w:basedOn w:val="Standard"/>
     <w:next w:val="Standard"/>
+    <w:link w:val="berschrift2Zchn"/>
     <w:qFormat/>
     <w:rsid w:val="00D81DC1"/>
     <w:pPr>
@@ -25833,6 +27733,7 @@
     <w:name w:val="heading 3"/>
     <w:basedOn w:val="Standard"/>
     <w:next w:val="Standard"/>
+    <w:link w:val="berschrift3Zchn"/>
     <w:qFormat/>
     <w:pPr>
       <w:keepNext/>
@@ -25853,6 +27754,7 @@
     <w:name w:val="heading 4"/>
     <w:basedOn w:val="Standard"/>
     <w:next w:val="Standard"/>
+    <w:link w:val="berschrift4Zchn"/>
     <w:qFormat/>
     <w:pPr>
       <w:keepNext/>
@@ -25964,6 +27866,7 @@
   <w:style w:type="character" w:default="1" w:styleId="Absatz-Standardschriftart">
     <w:name w:val="Default Paragraph Font"/>
     <w:uiPriority w:val="1"/>
+    <w:semiHidden/>
     <w:unhideWhenUsed/>
   </w:style>
   <w:style w:type="table" w:default="1" w:styleId="NormaleTabelle">
@@ -26583,6 +28486,67 @@
     <w:basedOn w:val="Absatz-Standardschriftart"/>
     <w:rsid w:val="00782C64"/>
   </w:style>
+  <w:style w:type="character" w:customStyle="1" w:styleId="berschrift2Zchn">
+    <w:name w:val="Überschrift 2 Zchn"/>
+    <w:basedOn w:val="Absatz-Standardschriftart"/>
+    <w:link w:val="berschrift2"/>
+    <w:rsid w:val="00A828E1"/>
+    <w:rPr>
+      <w:rFonts w:ascii="Arial" w:eastAsia="PMingLiU" w:hAnsi="Arial" w:cs="Arial"/>
+      <w:b/>
+      <w:bCs/>
+      <w:iCs/>
+      <w:kern w:val="1"/>
+      <w:sz w:val="22"/>
+      <w:szCs w:val="28"/>
+      <w:lang w:eastAsia="ar-SA"/>
+    </w:rPr>
+  </w:style>
+  <w:style w:type="character" w:customStyle="1" w:styleId="berschrift3Zchn">
+    <w:name w:val="Überschrift 3 Zchn"/>
+    <w:basedOn w:val="Absatz-Standardschriftart"/>
+    <w:link w:val="berschrift3"/>
+    <w:rsid w:val="00A828E1"/>
+    <w:rPr>
+      <w:rFonts w:ascii="Arial" w:eastAsia="PMingLiU" w:hAnsi="Arial" w:cs="Arial"/>
+      <w:bCs/>
+      <w:kern w:val="1"/>
+      <w:szCs w:val="26"/>
+      <w:lang w:eastAsia="ar-SA"/>
+    </w:rPr>
+  </w:style>
+  <w:style w:type="character" w:customStyle="1" w:styleId="berschrift4Zchn">
+    <w:name w:val="Überschrift 4 Zchn"/>
+    <w:basedOn w:val="Absatz-Standardschriftart"/>
+    <w:link w:val="berschrift4"/>
+    <w:rsid w:val="00A828E1"/>
+    <w:rPr>
+      <w:rFonts w:ascii="Arial" w:eastAsia="PMingLiU" w:hAnsi="Arial"/>
+      <w:bCs/>
+      <w:kern w:val="1"/>
+      <w:szCs w:val="28"/>
+      <w:lang w:eastAsia="ar-SA"/>
+    </w:rPr>
+  </w:style>
+  <w:style w:type="paragraph" w:styleId="Beschriftung">
+    <w:name w:val="caption"/>
+    <w:basedOn w:val="Standard"/>
+    <w:next w:val="Standard"/>
+    <w:semiHidden/>
+    <w:unhideWhenUsed/>
+    <w:qFormat/>
+    <w:rsid w:val="00A828E1"/>
+    <w:pPr>
+      <w:spacing w:after="200"/>
+    </w:pPr>
+    <w:rPr>
+      <w:i/>
+      <w:iCs/>
+      <w:color w:val="1F497D" w:themeColor="text2"/>
+      <w:sz w:val="18"/>
+      <w:szCs w:val="18"/>
+    </w:rPr>
+  </w:style>
 </w:styles>
 </file>
 
@@ -26872,6 +28836,26 @@
 </file>
 
 <file path=customXml/item1.xml><?xml version="1.0" encoding="utf-8"?>
+<p:properties xmlns:p="http://schemas.microsoft.com/office/2006/metadata/properties" xmlns:xsi="http://www.w3.org/2001/XMLSchema-instance" xmlns:pc="http://schemas.microsoft.com/office/infopath/2007/PartnerControls">
+  <documentManagement>
+    <TaxCatchAll xmlns="5030cb7a-6be5-477a-957d-975e4d3028a7" xsi:nil="true"/>
+    <lcf76f155ced4ddcb4097134ff3c332f xmlns="83c7e37f-cb9c-4af6-99b9-72a827d5e6dc">
+      <Terms xmlns="http://schemas.microsoft.com/office/infopath/2007/PartnerControls"/>
+    </lcf76f155ced4ddcb4097134ff3c332f>
+  </documentManagement>
+</p:properties>
+</file>
+
+<file path=customXml/item2.xml><?xml version="1.0" encoding="utf-8"?>
+<?mso-contentType ?>
+<FormTemplates xmlns="http://schemas.microsoft.com/sharepoint/v3/contenttype/forms">
+  <Display>DocumentLibraryForm</Display>
+  <Edit>DocumentLibraryForm</Edit>
+  <New>DocumentLibraryForm</New>
+</FormTemplates>
+</file>
+
+<file path=customXml/item3.xml><?xml version="1.0" encoding="utf-8"?>
 <ct:contentTypeSchema xmlns:ct="http://schemas.microsoft.com/office/2006/metadata/contentType" xmlns:ma="http://schemas.microsoft.com/office/2006/metadata/properties/metaAttributes" ct:_="" ma:_="" ma:contentTypeName="Dokument" ma:contentTypeID="0x010100C89A348DBC280C4BB08D29548E58533C" ma:contentTypeVersion="10" ma:contentTypeDescription="Ein neues Dokument erstellen." ma:contentTypeScope="" ma:versionID="46a6087d9fea8580f185a0ea868da469">
   <xsd:schema xmlns:xsd="http://www.w3.org/2001/XMLSchema" xmlns:xs="http://www.w3.org/2001/XMLSchema" xmlns:p="http://schemas.microsoft.com/office/2006/metadata/properties" xmlns:ns2="83c7e37f-cb9c-4af6-99b9-72a827d5e6dc" xmlns:ns3="5030cb7a-6be5-477a-957d-975e4d3028a7" targetNamespace="http://schemas.microsoft.com/office/2006/metadata/properties" ma:root="true" ma:fieldsID="b2782d6ccc790305c9f50df66f3552fa" ns2:_="" ns3:_="">
     <xsd:import namespace="83c7e37f-cb9c-4af6-99b9-72a827d5e6dc"/>
@@ -27060,27 +29044,26 @@
 </ct:contentTypeSchema>
 </file>
 
-<file path=customXml/item2.xml><?xml version="1.0" encoding="utf-8"?>
-<?mso-contentType ?>
-<FormTemplates xmlns="http://schemas.microsoft.com/sharepoint/v3/contenttype/forms">
-  <Display>DocumentLibraryForm</Display>
-  <Edit>DocumentLibraryForm</Edit>
-  <New>DocumentLibraryForm</New>
-</FormTemplates>
+<file path=customXml/itemProps1.xml><?xml version="1.0" encoding="utf-8"?>
+<ds:datastoreItem xmlns:ds="http://schemas.openxmlformats.org/officeDocument/2006/customXml" ds:itemID="{DD10C81C-5102-4A78-A03C-91060A758387}">
+  <ds:schemaRefs>
+    <ds:schemaRef ds:uri="http://schemas.microsoft.com/office/2006/metadata/properties"/>
+    <ds:schemaRef ds:uri="http://schemas.microsoft.com/office/infopath/2007/PartnerControls"/>
+    <ds:schemaRef ds:uri="5030cb7a-6be5-477a-957d-975e4d3028a7"/>
+    <ds:schemaRef ds:uri="83c7e37f-cb9c-4af6-99b9-72a827d5e6dc"/>
+  </ds:schemaRefs>
+</ds:datastoreItem>
 </file>
 
-<file path=customXml/item3.xml><?xml version="1.0" encoding="utf-8"?>
-<p:properties xmlns:p="http://schemas.microsoft.com/office/2006/metadata/properties" xmlns:xsi="http://www.w3.org/2001/XMLSchema-instance" xmlns:pc="http://schemas.microsoft.com/office/infopath/2007/PartnerControls">
-  <documentManagement>
-    <TaxCatchAll xmlns="5030cb7a-6be5-477a-957d-975e4d3028a7" xsi:nil="true"/>
-    <lcf76f155ced4ddcb4097134ff3c332f xmlns="83c7e37f-cb9c-4af6-99b9-72a827d5e6dc">
-      <Terms xmlns="http://schemas.microsoft.com/office/infopath/2007/PartnerControls"/>
-    </lcf76f155ced4ddcb4097134ff3c332f>
-  </documentManagement>
-</p:properties>
+<file path=customXml/itemProps2.xml><?xml version="1.0" encoding="utf-8"?>
+<ds:datastoreItem xmlns:ds="http://schemas.openxmlformats.org/officeDocument/2006/customXml" ds:itemID="{85027515-5CF2-46FD-9F7F-FD7641D2836E}">
+  <ds:schemaRefs>
+    <ds:schemaRef ds:uri="http://schemas.microsoft.com/sharepoint/v3/contenttype/forms"/>
+  </ds:schemaRefs>
+</ds:datastoreItem>
 </file>
 
-<file path=customXml/itemProps1.xml><?xml version="1.0" encoding="utf-8"?>
+<file path=customXml/itemProps3.xml><?xml version="1.0" encoding="utf-8"?>
 <ds:datastoreItem xmlns:ds="http://schemas.openxmlformats.org/officeDocument/2006/customXml" ds:itemID="{1B4D8889-5F63-4244-BBAC-17C1296DC3C9}">
   <ds:schemaRefs>
     <ds:schemaRef ds:uri="http://schemas.microsoft.com/office/2006/metadata/contentType"/>
@@ -27097,23 +29080,4 @@
     <ds:schemaRef ds:uri="http://schemas.microsoft.com/internal/obd"/>
   </ds:schemaRefs>
 </ds:datastoreItem>
-</file>
-
-<file path=customXml/itemProps2.xml><?xml version="1.0" encoding="utf-8"?>
-<ds:datastoreItem xmlns:ds="http://schemas.openxmlformats.org/officeDocument/2006/customXml" ds:itemID="{85027515-5CF2-46FD-9F7F-FD7641D2836E}">
-  <ds:schemaRefs>
-    <ds:schemaRef ds:uri="http://schemas.microsoft.com/sharepoint/v3/contenttype/forms"/>
-  </ds:schemaRefs>
-</ds:datastoreItem>
-</file>
-
-<file path=customXml/itemProps3.xml><?xml version="1.0" encoding="utf-8"?>
-<ds:datastoreItem xmlns:ds="http://schemas.openxmlformats.org/officeDocument/2006/customXml" ds:itemID="{DD10C81C-5102-4A78-A03C-91060A758387}">
-  <ds:schemaRefs>
-    <ds:schemaRef ds:uri="http://schemas.microsoft.com/office/2006/metadata/properties"/>
-    <ds:schemaRef ds:uri="http://schemas.microsoft.com/office/infopath/2007/PartnerControls"/>
-    <ds:schemaRef ds:uri="5030cb7a-6be5-477a-957d-975e4d3028a7"/>
-    <ds:schemaRef ds:uri="83c7e37f-cb9c-4af6-99b9-72a827d5e6dc"/>
-  </ds:schemaRefs>
-</ds:datastoreItem>
 </file>
--- a/docs/inprogress/TD-Shoot_Projektstudie.docx
+++ b/docs/inprogress/TD-Shoot_Projektstudie.docx
@@ -372,21 +372,30 @@
               </w:rPr>
             </w:pPr>
             <w:proofErr w:type="spellStart"/>
+            <w:proofErr w:type="gramStart"/>
             <w:r>
               <w:t>St.G</w:t>
             </w:r>
             <w:proofErr w:type="spellEnd"/>
+            <w:proofErr w:type="gramEnd"/>
             <w:r>
               <w:t xml:space="preserve">, </w:t>
             </w:r>
             <w:proofErr w:type="spellStart"/>
+            <w:proofErr w:type="gramStart"/>
             <w:r>
               <w:t>Ch.G</w:t>
             </w:r>
             <w:proofErr w:type="spellEnd"/>
-            <w:r>
-              <w:t>, B.P, S.S, M.D</w:t>
-            </w:r>
+            <w:proofErr w:type="gramEnd"/>
+            <w:r>
+              <w:t xml:space="preserve">, B.P, S.S, </w:t>
+            </w:r>
+            <w:proofErr w:type="gramStart"/>
+            <w:r>
+              <w:t>M.D</w:t>
+            </w:r>
+            <w:proofErr w:type="gramEnd"/>
           </w:p>
         </w:tc>
       </w:tr>
@@ -1131,10 +1140,12 @@
               <w:snapToGrid w:val="0"/>
             </w:pPr>
             <w:proofErr w:type="spellStart"/>
+            <w:proofErr w:type="gramStart"/>
             <w:r>
               <w:t>St.G</w:t>
             </w:r>
             <w:proofErr w:type="spellEnd"/>
+            <w:proofErr w:type="gramEnd"/>
             <w:r>
               <w:t>/ PL</w:t>
             </w:r>
@@ -1183,10 +1194,12 @@
               <w:snapToGrid w:val="0"/>
             </w:pPr>
             <w:proofErr w:type="spellStart"/>
+            <w:proofErr w:type="gramStart"/>
             <w:r>
               <w:t>Ch.G</w:t>
             </w:r>
             <w:proofErr w:type="spellEnd"/>
+            <w:proofErr w:type="gramEnd"/>
             <w:r>
               <w:t>/ DEV</w:t>
             </w:r>
@@ -7674,7 +7687,25 @@
                 <w:sz w:val="22"/>
                 <w:szCs w:val="22"/>
               </w:rPr>
-              <w:t>Vorgabe für BA Zeitplan bis 13.03 fertig, 17.03.26 erster Tag Realisierung M3</w:t>
+              <w:t xml:space="preserve">Vorgabe für </w:t>
+            </w:r>
+            <w:proofErr w:type="gramStart"/>
+            <w:r>
+              <w:rPr>
+                <w:color w:val="000000" w:themeColor="text1"/>
+                <w:sz w:val="22"/>
+                <w:szCs w:val="22"/>
+              </w:rPr>
+              <w:t>BA Zeitplan</w:t>
+            </w:r>
+            <w:proofErr w:type="gramEnd"/>
+            <w:r>
+              <w:rPr>
+                <w:color w:val="000000" w:themeColor="text1"/>
+                <w:sz w:val="22"/>
+                <w:szCs w:val="22"/>
+              </w:rPr>
+              <w:t xml:space="preserve"> bis 13.03 fertig, 17.03.26 erster Tag Realisierung M3</w:t>
             </w:r>
           </w:p>
         </w:tc>
@@ -7968,37 +7999,7 @@
                 <w:sz w:val="22"/>
                 <w:szCs w:val="22"/>
               </w:rPr>
-              <w:t xml:space="preserve">Projekt </w:t>
-            </w:r>
-            <w:r>
-              <w:rPr>
-                <w:i/>
-                <w:iCs/>
-                <w:color w:val="000000" w:themeColor="text1"/>
-                <w:sz w:val="22"/>
-                <w:szCs w:val="22"/>
-              </w:rPr>
-              <w:t>Realisierung</w:t>
-            </w:r>
-            <w:r>
-              <w:rPr>
-                <w:i/>
-                <w:iCs/>
-                <w:color w:val="000000" w:themeColor="text1"/>
-                <w:sz w:val="22"/>
-                <w:szCs w:val="22"/>
-              </w:rPr>
-              <w:t xml:space="preserve"> M</w:t>
-            </w:r>
-            <w:r>
-              <w:rPr>
-                <w:i/>
-                <w:iCs/>
-                <w:color w:val="000000" w:themeColor="text1"/>
-                <w:sz w:val="22"/>
-                <w:szCs w:val="22"/>
-              </w:rPr>
-              <w:t>3</w:t>
+              <w:t>Projekt Realisierung M3</w:t>
             </w:r>
           </w:p>
           <w:p>
@@ -8016,47 +8017,7 @@
                 <w:sz w:val="22"/>
                 <w:szCs w:val="22"/>
               </w:rPr>
-              <w:t xml:space="preserve">Team arbeitet an Arbeitspaketen </w:t>
-            </w:r>
-            <w:r>
-              <w:rPr>
-                <w:color w:val="000000" w:themeColor="text1"/>
-                <w:sz w:val="22"/>
-                <w:szCs w:val="22"/>
-              </w:rPr>
-              <w:t>3</w:t>
-            </w:r>
-            <w:r>
-              <w:rPr>
-                <w:color w:val="000000" w:themeColor="text1"/>
-                <w:sz w:val="22"/>
-                <w:szCs w:val="22"/>
-              </w:rPr>
-              <w:t xml:space="preserve">.0- </w:t>
-            </w:r>
-            <w:r>
-              <w:rPr>
-                <w:color w:val="000000" w:themeColor="text1"/>
-                <w:sz w:val="22"/>
-                <w:szCs w:val="22"/>
-              </w:rPr>
-              <w:t>3</w:t>
-            </w:r>
-            <w:r>
-              <w:rPr>
-                <w:color w:val="000000" w:themeColor="text1"/>
-                <w:sz w:val="22"/>
-                <w:szCs w:val="22"/>
-              </w:rPr>
-              <w:t>.</w:t>
-            </w:r>
-            <w:r>
-              <w:rPr>
-                <w:color w:val="000000" w:themeColor="text1"/>
-                <w:sz w:val="22"/>
-                <w:szCs w:val="22"/>
-              </w:rPr>
-              <w:t>6</w:t>
+              <w:t>Team arbeitet an Arbeitspaketen 3.0- 3.6</w:t>
             </w:r>
           </w:p>
         </w:tc>
@@ -8580,23 +8541,7 @@
                 <w:sz w:val="22"/>
                 <w:szCs w:val="22"/>
               </w:rPr>
-              <w:t>Restlicher Abend verlief</w:t>
-            </w:r>
-            <w:r>
-              <w:rPr>
-                <w:color w:val="000000" w:themeColor="text1"/>
-                <w:sz w:val="22"/>
-                <w:szCs w:val="22"/>
-              </w:rPr>
-              <w:t xml:space="preserve"> wie geplant</w:t>
-            </w:r>
-            <w:r>
-              <w:rPr>
-                <w:color w:val="000000" w:themeColor="text1"/>
-                <w:sz w:val="22"/>
-                <w:szCs w:val="22"/>
-              </w:rPr>
-              <w:t>. Team ist auf gleichem stand.</w:t>
+              <w:t>Restlicher Abend verlief wie geplant. Team ist auf gleichem stand.</w:t>
             </w:r>
           </w:p>
         </w:tc>
@@ -10121,7 +10066,25 @@
                 <w:sz w:val="22"/>
                 <w:szCs w:val="22"/>
               </w:rPr>
-              <w:t xml:space="preserve"> war ich mit der Umsetzung meines Terminplan erfreut und konnte mit Teammitglieder abklären, aber das "pushen" über </w:t>
+              <w:t xml:space="preserve"> war ich mit der Umsetzung meines Terminplan erfreut und konnte mit Teammitglieder abklären, aber das "</w:t>
+            </w:r>
+            <w:proofErr w:type="gramStart"/>
+            <w:r>
+              <w:rPr>
+                <w:color w:val="000000" w:themeColor="text1"/>
+                <w:sz w:val="22"/>
+                <w:szCs w:val="22"/>
+              </w:rPr>
+              <w:t>pushen</w:t>
+            </w:r>
+            <w:proofErr w:type="gramEnd"/>
+            <w:r>
+              <w:rPr>
+                <w:color w:val="000000" w:themeColor="text1"/>
+                <w:sz w:val="22"/>
+                <w:szCs w:val="22"/>
+              </w:rPr>
+              <w:t xml:space="preserve">" über </w:t>
             </w:r>
             <w:proofErr w:type="spellStart"/>
             <w:r>
@@ -10139,7 +10102,25 @@
                 <w:sz w:val="22"/>
                 <w:szCs w:val="22"/>
               </w:rPr>
-              <w:t>-Terminal in den GitHub war meine Herausforderung. Mit Hilfe vom meinen Teamkollegen und Teamleader konnte ich lernen wie ich es umsetze und was ich beachten soll.</w:t>
+              <w:t xml:space="preserve">-Terminal in den GitHub war meine Herausforderung. Mit Hilfe vom meinen Teamkollegen und Teamleader konnte ich </w:t>
+            </w:r>
+            <w:proofErr w:type="gramStart"/>
+            <w:r>
+              <w:rPr>
+                <w:color w:val="000000" w:themeColor="text1"/>
+                <w:sz w:val="22"/>
+                <w:szCs w:val="22"/>
+              </w:rPr>
+              <w:t>lernen</w:t>
+            </w:r>
+            <w:proofErr w:type="gramEnd"/>
+            <w:r>
+              <w:rPr>
+                <w:color w:val="000000" w:themeColor="text1"/>
+                <w:sz w:val="22"/>
+                <w:szCs w:val="22"/>
+              </w:rPr>
+              <w:t xml:space="preserve"> wie ich es umsetze und was ich beachten soll.</w:t>
             </w:r>
           </w:p>
         </w:tc>
@@ -10304,28 +10285,7 @@
       </w:r>
       <w:r>
         <w:lastRenderedPageBreak/>
-        <w:t>Einführung</w:t>
-      </w:r>
-      <w:r>
-        <w:t xml:space="preserve"> Tag </w:t>
-      </w:r>
-      <w:r>
-        <w:t>1</w:t>
-      </w:r>
-      <w:r>
-        <w:t xml:space="preserve">: </w:t>
-      </w:r>
-      <w:r>
-        <w:t>Dienstag</w:t>
-      </w:r>
-      <w:r>
-        <w:t xml:space="preserve">, </w:t>
-      </w:r>
-      <w:r>
-        <w:t>24</w:t>
-      </w:r>
-      <w:r>
-        <w:t>.03.2026</w:t>
+        <w:t>Einführung Tag 1: Dienstag, 24.03.2026</w:t>
       </w:r>
     </w:p>
     <w:tbl>
@@ -11507,16 +11467,7 @@
       </w:pPr>
       <w:r>
         <w:lastRenderedPageBreak/>
-        <w:t>Einführung</w:t>
-      </w:r>
-      <w:r>
-        <w:t xml:space="preserve"> Tag 2: Mittwoch, </w:t>
-      </w:r>
-      <w:r>
-        <w:t>25</w:t>
-      </w:r>
-      <w:r>
-        <w:t>.03.2026</w:t>
+        <w:t>Einführung Tag 2: Mittwoch, 25.03.2026</w:t>
       </w:r>
     </w:p>
     <w:tbl>
@@ -12757,7 +12708,29 @@
           <w:szCs w:val="22"/>
           <w:lang w:eastAsia="de-DE"/>
         </w:rPr>
-        <w:t>Im Rahmen des Moduls 306A „IT Projekt realisieren“ sollen die Lernenden in Teams ein vollständiges, aber bewusst klein gehaltenes IT</w:t>
+        <w:t>Im Rahmen des Moduls 306A „</w:t>
+      </w:r>
+      <w:proofErr w:type="gramStart"/>
+      <w:r>
+        <w:rPr>
+          <w:rFonts w:eastAsia="Times New Roman"/>
+          <w:color w:val="B2A1C7" w:themeColor="accent4" w:themeTint="99"/>
+          <w:sz w:val="22"/>
+          <w:szCs w:val="22"/>
+          <w:lang w:eastAsia="de-DE"/>
+        </w:rPr>
+        <w:t>IT Projekt</w:t>
+      </w:r>
+      <w:proofErr w:type="gramEnd"/>
+      <w:r>
+        <w:rPr>
+          <w:rFonts w:eastAsia="Times New Roman"/>
+          <w:color w:val="B2A1C7" w:themeColor="accent4" w:themeTint="99"/>
+          <w:sz w:val="22"/>
+          <w:szCs w:val="22"/>
+          <w:lang w:eastAsia="de-DE"/>
+        </w:rPr>
+        <w:t xml:space="preserve"> realisieren“ sollen die Lernenden in Teams ein vollständiges, aber bewusst klein gehaltenes IT</w:t>
       </w:r>
       <w:r>
         <w:rPr>
@@ -13971,7 +13944,23 @@
           <w:lang w:val="de-CH" w:eastAsia="de-CH"/>
         </w:rPr>
         <w:br/>
-        <w:t xml:space="preserve">Das Projekt findet im Rahmen des Moduls 306A „IT Projekt realisieren“ als praktische Prüfung statt und wird vom Dozenten als Auftraggeber bewertet; alle Nachweise müssen im </w:t>
+        <w:t>Das Projekt findet im Rahmen des Moduls 306A „</w:t>
+      </w:r>
+      <w:proofErr w:type="gramStart"/>
+      <w:r>
+        <w:rPr>
+          <w:color w:val="B2A1C7" w:themeColor="accent4" w:themeTint="99"/>
+          <w:lang w:val="de-CH" w:eastAsia="de-CH"/>
+        </w:rPr>
+        <w:t>IT Projekt</w:t>
+      </w:r>
+      <w:proofErr w:type="gramEnd"/>
+      <w:r>
+        <w:rPr>
+          <w:color w:val="B2A1C7" w:themeColor="accent4" w:themeTint="99"/>
+          <w:lang w:val="de-CH" w:eastAsia="de-CH"/>
+        </w:rPr>
+        <w:t xml:space="preserve"> realisieren“ als praktische Prüfung statt und wird vom Dozenten als Auftraggeber bewertet; alle Nachweise müssen im </w:t>
       </w:r>
       <w:hyperlink r:id="rId19" w:history="1">
         <w:r>
@@ -14485,8 +14474,17 @@
           <w:lang w:val="de-CH" w:eastAsia="de-CH"/>
         </w:rPr>
         <w:noBreakHyphen/>
-        <w:t>Browser oder andere Betriebssysteme ausserhalb des Kurs</w:t>
-      </w:r>
+        <w:t xml:space="preserve">Browser oder andere Betriebssysteme </w:t>
+      </w:r>
+      <w:proofErr w:type="gramStart"/>
+      <w:r>
+        <w:rPr>
+          <w:color w:val="B2A1C7" w:themeColor="accent4" w:themeTint="99"/>
+          <w:lang w:val="de-CH" w:eastAsia="de-CH"/>
+        </w:rPr>
+        <w:t>ausserhalb des Kurs</w:t>
+      </w:r>
+      <w:proofErr w:type="gramEnd"/>
       <w:r>
         <w:rPr>
           <w:color w:val="B2A1C7" w:themeColor="accent4" w:themeTint="99"/>
@@ -14561,7 +14559,23 @@
           <w:lang w:val="de-CH" w:eastAsia="de-CH"/>
         </w:rPr>
         <w:noBreakHyphen/>
-        <w:t>Support) ist nicht Teil dieses Projekts, sondern könnte allenfalls als separates Folgeprojekt betrachtet werden</w:t>
+        <w:t xml:space="preserve">Support) ist nicht Teil dieses Projekts, sondern könnte </w:t>
+      </w:r>
+      <w:proofErr w:type="gramStart"/>
+      <w:r>
+        <w:rPr>
+          <w:color w:val="B2A1C7" w:themeColor="accent4" w:themeTint="99"/>
+          <w:lang w:val="de-CH" w:eastAsia="de-CH"/>
+        </w:rPr>
+        <w:t>allenfalls</w:t>
+      </w:r>
+      <w:proofErr w:type="gramEnd"/>
+      <w:r>
+        <w:rPr>
+          <w:color w:val="B2A1C7" w:themeColor="accent4" w:themeTint="99"/>
+          <w:lang w:val="de-CH" w:eastAsia="de-CH"/>
+        </w:rPr>
+        <w:t xml:space="preserve"> als separates Folgeprojekt betrachtet werden</w:t>
       </w:r>
       <w:r>
         <w:rPr>
@@ -14665,14 +14679,14 @@
         <w:spacing w:before="120" w:after="120" w:line="288" w:lineRule="auto"/>
       </w:pPr>
       <w:bookmarkStart w:id="23" w:name="_Toc409788295"/>
-      <w:bookmarkStart w:id="24" w:name="_Toc350764393"/>
-      <w:bookmarkStart w:id="25" w:name="_Toc224666503"/>
+      <w:bookmarkStart w:id="24" w:name="_Toc224666503"/>
+      <w:bookmarkStart w:id="25" w:name="_Toc350764393"/>
       <w:r>
         <w:lastRenderedPageBreak/>
         <w:t>Liste der Stakeholder</w:t>
       </w:r>
       <w:bookmarkEnd w:id="23"/>
-      <w:bookmarkEnd w:id="25"/>
+      <w:bookmarkEnd w:id="24"/>
     </w:p>
     <w:tbl>
       <w:tblPr>
@@ -15074,6 +15088,7 @@
               </w:rPr>
             </w:pPr>
             <w:proofErr w:type="spellStart"/>
+            <w:proofErr w:type="gramStart"/>
             <w:r>
               <w:rPr>
                 <w:color w:val="B2A1C7" w:themeColor="accent4" w:themeTint="99"/>
@@ -15082,6 +15097,7 @@
               <w:t>Mitschüler:innen</w:t>
             </w:r>
             <w:proofErr w:type="spellEnd"/>
+            <w:proofErr w:type="gramEnd"/>
             <w:r>
               <w:rPr>
                 <w:color w:val="B2A1C7" w:themeColor="accent4" w:themeTint="99"/>
@@ -15542,6 +15558,7 @@
         <w:t xml:space="preserve">Zugriff) sowie das Projektteam intern über Stand, Aufgaben und Entscheidungen. Weitere Stakeholder wie </w:t>
       </w:r>
       <w:proofErr w:type="spellStart"/>
+      <w:proofErr w:type="gramStart"/>
       <w:r>
         <w:rPr>
           <w:color w:val="B2A1C7" w:themeColor="accent4" w:themeTint="99"/>
@@ -15550,6 +15567,7 @@
         <w:t>Mitschüler:innen</w:t>
       </w:r>
       <w:proofErr w:type="spellEnd"/>
+      <w:proofErr w:type="gramEnd"/>
       <w:r>
         <w:rPr>
           <w:color w:val="B2A1C7" w:themeColor="accent4" w:themeTint="99"/>
@@ -18131,6 +18149,7 @@
               <w:t xml:space="preserve"> schlägt am Ende </w:t>
             </w:r>
             <w:proofErr w:type="spellStart"/>
+            <w:proofErr w:type="gramStart"/>
             <w:r>
               <w:rPr>
                 <w:color w:val="B2A1C7" w:themeColor="accent4" w:themeTint="99"/>
@@ -18139,6 +18158,7 @@
               <w:t>fehl,Punktabzug</w:t>
             </w:r>
             <w:proofErr w:type="spellEnd"/>
+            <w:proofErr w:type="gramEnd"/>
             <w:r>
               <w:rPr>
                 <w:color w:val="B2A1C7" w:themeColor="accent4" w:themeTint="99"/>
@@ -19268,7 +19288,7 @@
             <v:imagedata r:id="rId29" o:title=""/>
             <w10:wrap type="square" side="right"/>
           </v:shape>
-          <o:OLEObject Type="Embed" ProgID="Excel.Sheet.12" ShapeID="_x0000_s2050" DrawAspect="Content" ObjectID="_1835283512" r:id="rId30"/>
+          <o:OLEObject Type="Embed" ProgID="Excel.Sheet.12" ShapeID="_x0000_s2050" DrawAspect="Content" ObjectID="_1835284891" r:id="rId30"/>
         </w:object>
       </w:r>
       <w:r>
@@ -20297,7 +20317,7 @@
       <w:r>
         <w:t>Anforderungen</w:t>
       </w:r>
-      <w:bookmarkEnd w:id="24"/>
+      <w:bookmarkEnd w:id="25"/>
       <w:bookmarkEnd w:id="30"/>
       <w:bookmarkEnd w:id="31"/>
     </w:p>
@@ -23114,12 +23134,21 @@
         <w:t>: Nutzung von `</w:t>
       </w:r>
       <w:proofErr w:type="spellStart"/>
+      <w:proofErr w:type="gramStart"/>
       <w:r>
         <w:rPr>
           <w:color w:val="B2A1C7" w:themeColor="accent4" w:themeTint="99"/>
           <w:lang w:eastAsia="de-CH"/>
         </w:rPr>
-        <w:t>pygame.sprite.Sprite</w:t>
+        <w:t>pygame.sprite</w:t>
+      </w:r>
+      <w:proofErr w:type="gramEnd"/>
+      <w:r>
+        <w:rPr>
+          <w:color w:val="B2A1C7" w:themeColor="accent4" w:themeTint="99"/>
+          <w:lang w:eastAsia="de-CH"/>
+        </w:rPr>
+        <w:t>.Sprite</w:t>
       </w:r>
       <w:proofErr w:type="spellEnd"/>
       <w:r>
@@ -23415,58 +23444,494 @@
         <w:t>Unit/ Gameplaytests</w:t>
       </w:r>
     </w:p>
+    <w:p>
+      <w:pPr>
+        <w:rPr>
+          <w:color w:val="B2A1C7" w:themeColor="accent4" w:themeTint="99"/>
+          <w:lang w:eastAsia="de-CH"/>
+        </w:rPr>
+      </w:pPr>
+      <w:r>
+        <w:rPr>
+          <w:color w:val="B2A1C7" w:themeColor="accent4" w:themeTint="99"/>
+          <w:lang w:eastAsia="de-CH"/>
+        </w:rPr>
+        <w:t xml:space="preserve">In diesem Abschnitt wird die Verifizierung der technischen Kernlogik dokumentiert. Ziel der Unit-Tests ist es, die Funktionalität der Spiel-Objekte isoliert von der grafischen Oberfläche sicherzustellen. Alle Tests wurden mit dem Framework </w:t>
+      </w:r>
+      <w:proofErr w:type="spellStart"/>
+      <w:r>
+        <w:rPr>
+          <w:color w:val="B2A1C7" w:themeColor="accent4" w:themeTint="99"/>
+          <w:lang w:eastAsia="de-CH"/>
+        </w:rPr>
+        <w:t>pytest</w:t>
+      </w:r>
+      <w:proofErr w:type="spellEnd"/>
+      <w:r>
+        <w:rPr>
+          <w:color w:val="B2A1C7" w:themeColor="accent4" w:themeTint="99"/>
+          <w:lang w:eastAsia="de-CH"/>
+        </w:rPr>
+        <w:t xml:space="preserve"> durchgeführt.</w:t>
+      </w:r>
+    </w:p>
+    <w:p/>
+    <w:p>
+      <w:pPr>
+        <w:pStyle w:val="berschrift3"/>
+        <w:numPr>
+          <w:ilvl w:val="2"/>
+          <w:numId w:val="19"/>
+        </w:numPr>
+      </w:pPr>
+      <w:r>
+        <w:t>Player</w:t>
+      </w:r>
+    </w:p>
+    <w:p/>
+    <w:p>
+      <w:pPr>
+        <w:rPr>
+          <w:color w:val="B2A1C7" w:themeColor="accent4" w:themeTint="99"/>
+          <w:lang w:eastAsia="de-CH"/>
+        </w:rPr>
+      </w:pPr>
+      <w:r>
+        <w:rPr>
+          <w:color w:val="B2A1C7" w:themeColor="accent4" w:themeTint="99"/>
+          <w:lang w:eastAsia="de-CH"/>
+        </w:rPr>
+        <w:t>Für die Player-Klasse wurden die logischen Zustände und Berechnungen geprüft.</w:t>
+      </w:r>
+    </w:p>
+    <w:p>
+      <w:pPr>
+        <w:numPr>
+          <w:ilvl w:val="0"/>
+          <w:numId w:val="45"/>
+        </w:numPr>
+        <w:rPr>
+          <w:color w:val="B2A1C7" w:themeColor="accent4" w:themeTint="99"/>
+          <w:lang w:eastAsia="de-CH"/>
+        </w:rPr>
+      </w:pPr>
+      <w:r>
+        <w:rPr>
+          <w:b/>
+          <w:bCs/>
+          <w:color w:val="B2A1C7" w:themeColor="accent4" w:themeTint="99"/>
+          <w:lang w:eastAsia="de-CH"/>
+        </w:rPr>
+        <w:t>Testumfang:</w:t>
+      </w:r>
+      <w:r>
+        <w:rPr>
+          <w:color w:val="B2A1C7" w:themeColor="accent4" w:themeTint="99"/>
+          <w:lang w:eastAsia="de-CH"/>
+        </w:rPr>
+        <w:t xml:space="preserve"> Korrekte Reduktion der Lebenspunkte (HP) bei Treffern, Überprüfung des Sterbe-Status bei 0 HP sowie die Munitionsverwaltung (Abzug pro Schuss, Nachladestatus).</w:t>
+      </w:r>
+    </w:p>
+    <w:p>
+      <w:pPr>
+        <w:numPr>
+          <w:ilvl w:val="0"/>
+          <w:numId w:val="45"/>
+        </w:numPr>
+        <w:rPr>
+          <w:color w:val="B2A1C7" w:themeColor="accent4" w:themeTint="99"/>
+          <w:lang w:eastAsia="de-CH"/>
+        </w:rPr>
+      </w:pPr>
+      <w:r>
+        <w:rPr>
+          <w:b/>
+          <w:bCs/>
+          <w:color w:val="B2A1C7" w:themeColor="accent4" w:themeTint="99"/>
+          <w:lang w:eastAsia="de-CH"/>
+        </w:rPr>
+        <w:t>Ergebnis:</w:t>
+      </w:r>
+      <w:r>
+        <w:rPr>
+          <w:color w:val="B2A1C7" w:themeColor="accent4" w:themeTint="99"/>
+          <w:lang w:eastAsia="de-CH"/>
+        </w:rPr>
+        <w:t xml:space="preserve"> Alle 6 Testfälle für den Player wurden erfolgreich bestanden (100% Pass-Rate).</w:t>
+      </w:r>
+    </w:p>
     <w:p/>
     <w:p/>
     <w:p>
-      <w:pPr>
-        <w:rPr>
-          <w:sz w:val="144"/>
-          <w:szCs w:val="144"/>
-        </w:rPr>
+      <w:r>
+        <w:rPr>
+          <w:noProof/>
+        </w:rPr>
+        <w:drawing>
+          <wp:inline distT="0" distB="0" distL="0" distR="0" wp14:anchorId="1479462D" wp14:editId="3760F443">
+            <wp:extent cx="6115050" cy="1519555"/>
+            <wp:effectExtent l="0" t="0" r="0" b="4445"/>
+            <wp:docPr id="8610463" name="Grafik 1"/>
+            <wp:cNvGraphicFramePr>
+              <a:graphicFrameLocks xmlns:a="http://schemas.openxmlformats.org/drawingml/2006/main" noChangeAspect="1"/>
+            </wp:cNvGraphicFramePr>
+            <a:graphic xmlns:a="http://schemas.openxmlformats.org/drawingml/2006/main">
+              <a:graphicData uri="http://schemas.openxmlformats.org/drawingml/2006/picture">
+                <pic:pic xmlns:pic="http://schemas.openxmlformats.org/drawingml/2006/picture">
+                  <pic:nvPicPr>
+                    <pic:cNvPr id="0" name="Picture 2"/>
+                    <pic:cNvPicPr>
+                      <a:picLocks noChangeAspect="1" noChangeArrowheads="1"/>
+                    </pic:cNvPicPr>
+                  </pic:nvPicPr>
+                  <pic:blipFill>
+                    <a:blip r:embed="rId33" cstate="print">
+                      <a:extLst>
+                        <a:ext uri="{28A0092B-C50C-407E-A947-70E740481C1C}">
+                          <a14:useLocalDpi xmlns:a14="http://schemas.microsoft.com/office/drawing/2010/main" val="0"/>
+                        </a:ext>
+                      </a:extLst>
+                    </a:blip>
+                    <a:srcRect/>
+                    <a:stretch>
+                      <a:fillRect/>
+                    </a:stretch>
+                  </pic:blipFill>
+                  <pic:spPr bwMode="auto">
+                    <a:xfrm>
+                      <a:off x="0" y="0"/>
+                      <a:ext cx="6115050" cy="1519555"/>
+                    </a:xfrm>
+                    <a:prstGeom prst="rect">
+                      <a:avLst/>
+                    </a:prstGeom>
+                    <a:noFill/>
+                    <a:ln>
+                      <a:noFill/>
+                    </a:ln>
+                  </pic:spPr>
+                </pic:pic>
+              </a:graphicData>
+            </a:graphic>
+          </wp:inline>
+        </w:drawing>
+      </w:r>
+    </w:p>
+    <w:p/>
+    <w:p>
+      <w:pPr>
+        <w:pStyle w:val="berschrift3"/>
+        <w:numPr>
+          <w:ilvl w:val="2"/>
+          <w:numId w:val="19"/>
+        </w:numPr>
+      </w:pPr>
+      <w:r>
+        <w:t>Enemy</w:t>
+      </w:r>
+    </w:p>
+    <w:p/>
+    <w:p>
+      <w:pPr>
+        <w:rPr>
+          <w:color w:val="B2A1C7" w:themeColor="accent4" w:themeTint="99"/>
+          <w:lang w:eastAsia="de-CH"/>
+        </w:rPr>
+      </w:pPr>
+      <w:r>
+        <w:rPr>
+          <w:color w:val="B2A1C7" w:themeColor="accent4" w:themeTint="99"/>
+          <w:lang w:eastAsia="de-CH"/>
+        </w:rPr>
+        <w:t>Die Tests für die Enemy-Klasse konzentrierten sich auf die KI-Logik und Interaktion.</w:t>
+      </w:r>
+    </w:p>
+    <w:p>
+      <w:pPr>
+        <w:numPr>
+          <w:ilvl w:val="0"/>
+          <w:numId w:val="46"/>
+        </w:numPr>
+        <w:rPr>
+          <w:color w:val="B2A1C7" w:themeColor="accent4" w:themeTint="99"/>
+          <w:lang w:eastAsia="de-CH"/>
+        </w:rPr>
+      </w:pPr>
+      <w:r>
+        <w:rPr>
+          <w:b/>
+          <w:bCs/>
+          <w:color w:val="B2A1C7" w:themeColor="accent4" w:themeTint="99"/>
+          <w:lang w:eastAsia="de-CH"/>
+        </w:rPr>
+        <w:t>Testumfang:</w:t>
+      </w:r>
+      <w:r>
+        <w:rPr>
+          <w:color w:val="B2A1C7" w:themeColor="accent4" w:themeTint="99"/>
+          <w:lang w:eastAsia="de-CH"/>
+        </w:rPr>
+        <w:t xml:space="preserve"> Verifizierung der Vektorberechnung zur Verfolgung des Spielers, korrekte Schadensannahme sowie die Rückgabe des Score-Werts beim Ableben des Gegners.</w:t>
+      </w:r>
+    </w:p>
+    <w:p>
+      <w:pPr>
+        <w:numPr>
+          <w:ilvl w:val="0"/>
+          <w:numId w:val="46"/>
+        </w:numPr>
+        <w:rPr>
+          <w:color w:val="B2A1C7" w:themeColor="accent4" w:themeTint="99"/>
+          <w:lang w:eastAsia="de-CH"/>
+        </w:rPr>
+      </w:pPr>
+      <w:r>
+        <w:rPr>
+          <w:b/>
+          <w:bCs/>
+          <w:color w:val="B2A1C7" w:themeColor="accent4" w:themeTint="99"/>
+          <w:lang w:eastAsia="de-CH"/>
+        </w:rPr>
+        <w:t>Ergebnis:</w:t>
+      </w:r>
+      <w:r>
+        <w:rPr>
+          <w:color w:val="B2A1C7" w:themeColor="accent4" w:themeTint="99"/>
+          <w:lang w:eastAsia="de-CH"/>
+        </w:rPr>
+        <w:t xml:space="preserve"> Alle 4 Testfälle für die Enemy-KI wurden erfolgreich bestanden.</w:t>
+      </w:r>
+    </w:p>
+    <w:p/>
+    <w:p/>
+    <w:p>
+      <w:r>
+        <w:rPr>
+          <w:noProof/>
+        </w:rPr>
+        <w:drawing>
+          <wp:inline distT="0" distB="0" distL="0" distR="0" wp14:anchorId="676C1816" wp14:editId="6A2F65CA">
+            <wp:extent cx="6110605" cy="1343025"/>
+            <wp:effectExtent l="0" t="0" r="4445" b="9525"/>
+            <wp:docPr id="2071514475" name="Grafik 2"/>
+            <wp:cNvGraphicFramePr>
+              <a:graphicFrameLocks xmlns:a="http://schemas.openxmlformats.org/drawingml/2006/main" noChangeAspect="1"/>
+            </wp:cNvGraphicFramePr>
+            <a:graphic xmlns:a="http://schemas.openxmlformats.org/drawingml/2006/main">
+              <a:graphicData uri="http://schemas.openxmlformats.org/drawingml/2006/picture">
+                <pic:pic xmlns:pic="http://schemas.openxmlformats.org/drawingml/2006/picture">
+                  <pic:nvPicPr>
+                    <pic:cNvPr id="0" name="Picture 3"/>
+                    <pic:cNvPicPr>
+                      <a:picLocks noChangeAspect="1" noChangeArrowheads="1"/>
+                    </pic:cNvPicPr>
+                  </pic:nvPicPr>
+                  <pic:blipFill>
+                    <a:blip r:embed="rId34" cstate="print">
+                      <a:extLst>
+                        <a:ext uri="{28A0092B-C50C-407E-A947-70E740481C1C}">
+                          <a14:useLocalDpi xmlns:a14="http://schemas.microsoft.com/office/drawing/2010/main" val="0"/>
+                        </a:ext>
+                      </a:extLst>
+                    </a:blip>
+                    <a:srcRect/>
+                    <a:stretch>
+                      <a:fillRect/>
+                    </a:stretch>
+                  </pic:blipFill>
+                  <pic:spPr bwMode="auto">
+                    <a:xfrm>
+                      <a:off x="0" y="0"/>
+                      <a:ext cx="6110605" cy="1343025"/>
+                    </a:xfrm>
+                    <a:prstGeom prst="rect">
+                      <a:avLst/>
+                    </a:prstGeom>
+                    <a:noFill/>
+                    <a:ln>
+                      <a:noFill/>
+                    </a:ln>
+                  </pic:spPr>
+                </pic:pic>
+              </a:graphicData>
+            </a:graphic>
+          </wp:inline>
+        </w:drawing>
+      </w:r>
+    </w:p>
+    <w:p/>
+    <w:p>
+      <w:pPr>
+        <w:pStyle w:val="berschrift3"/>
+        <w:numPr>
+          <w:ilvl w:val="2"/>
+          <w:numId w:val="19"/>
+        </w:numPr>
       </w:pPr>
       <w:proofErr w:type="spellStart"/>
       <w:r>
-        <w:rPr>
-          <w:color w:val="EE0000"/>
-          <w:sz w:val="144"/>
-          <w:szCs w:val="144"/>
-        </w:rPr>
-        <w:t>Chrisi´s</w:t>
-      </w:r>
-      <w:proofErr w:type="spellEnd"/>
-      <w:r>
-        <w:rPr>
-          <w:color w:val="EE0000"/>
-          <w:sz w:val="144"/>
-          <w:szCs w:val="144"/>
-        </w:rPr>
-        <w:t xml:space="preserve"> pa</w:t>
-      </w:r>
-      <w:proofErr w:type="spellStart"/>
-      <w:r>
-        <w:rPr>
-          <w:color w:val="EE0000"/>
-          <w:sz w:val="144"/>
-          <w:szCs w:val="144"/>
-        </w:rPr>
-        <w:t>rt</w:t>
+        <w:t>Projectile</w:t>
       </w:r>
       <w:proofErr w:type="spellEnd"/>
     </w:p>
+    <w:p/>
     <w:p>
       <w:pPr>
-        <w:suppressAutoHyphens w:val="0"/>
-        <w:rPr>
-          <w:rFonts w:cs="Arial"/>
+        <w:rPr>
+          <w:color w:val="B2A1C7" w:themeColor="accent4" w:themeTint="99"/>
+          <w:lang w:eastAsia="de-CH"/>
+        </w:rPr>
+      </w:pPr>
+      <w:r>
+        <w:rPr>
+          <w:color w:val="B2A1C7" w:themeColor="accent4" w:themeTint="99"/>
+          <w:lang w:eastAsia="de-CH"/>
+        </w:rPr>
+        <w:t xml:space="preserve">Beim </w:t>
+      </w:r>
+      <w:proofErr w:type="spellStart"/>
+      <w:r>
+        <w:rPr>
+          <w:color w:val="B2A1C7" w:themeColor="accent4" w:themeTint="99"/>
+          <w:lang w:eastAsia="de-CH"/>
+        </w:rPr>
+        <w:t>Projectile</w:t>
+      </w:r>
+      <w:proofErr w:type="spellEnd"/>
+      <w:r>
+        <w:rPr>
+          <w:color w:val="B2A1C7" w:themeColor="accent4" w:themeTint="99"/>
+          <w:lang w:eastAsia="de-CH"/>
+        </w:rPr>
+        <w:t xml:space="preserve"> wurde die mathematische Flugbahn und die Lebensdauer geprüft.</w:t>
+      </w:r>
+    </w:p>
+    <w:p>
+      <w:pPr>
+        <w:numPr>
+          <w:ilvl w:val="0"/>
+          <w:numId w:val="48"/>
+        </w:numPr>
+        <w:rPr>
+          <w:color w:val="B2A1C7" w:themeColor="accent4" w:themeTint="99"/>
+          <w:lang w:eastAsia="de-CH"/>
+        </w:rPr>
+      </w:pPr>
+      <w:r>
+        <w:rPr>
           <w:b/>
           <w:bCs/>
-          <w:kern w:val="1"/>
-          <w:sz w:val="24"/>
-          <w:szCs w:val="32"/>
-        </w:rPr>
-      </w:pPr>
-      <w:r>
-        <w:br w:type="page"/>
+          <w:color w:val="B2A1C7" w:themeColor="accent4" w:themeTint="99"/>
+          <w:lang w:eastAsia="de-CH"/>
+        </w:rPr>
+        <w:t>Testumfang:</w:t>
+      </w:r>
+      <w:r>
+        <w:rPr>
+          <w:color w:val="B2A1C7" w:themeColor="accent4" w:themeTint="99"/>
+          <w:lang w:eastAsia="de-CH"/>
+        </w:rPr>
+        <w:t xml:space="preserve"> Korrekte Normalisierung des Richtungsvektors beim Instanziieren, konstante Geschwindigkeitsbewegung pro Frame sowie die Funktionalität zum Entfernen des Objekts (</w:t>
+      </w:r>
+      <w:proofErr w:type="gramStart"/>
+      <w:r>
+        <w:rPr>
+          <w:color w:val="B2A1C7" w:themeColor="accent4" w:themeTint="99"/>
+          <w:lang w:eastAsia="de-CH"/>
+        </w:rPr>
+        <w:t>kill(</w:t>
+      </w:r>
+      <w:proofErr w:type="gramEnd"/>
+      <w:r>
+        <w:rPr>
+          <w:color w:val="B2A1C7" w:themeColor="accent4" w:themeTint="99"/>
+          <w:lang w:eastAsia="de-CH"/>
+        </w:rPr>
+        <w:t>)).</w:t>
+      </w:r>
+    </w:p>
+    <w:p>
+      <w:pPr>
+        <w:numPr>
+          <w:ilvl w:val="0"/>
+          <w:numId w:val="48"/>
+        </w:numPr>
+        <w:rPr>
+          <w:color w:val="B2A1C7" w:themeColor="accent4" w:themeTint="99"/>
+          <w:lang w:eastAsia="de-CH"/>
+        </w:rPr>
+      </w:pPr>
+      <w:r>
+        <w:rPr>
+          <w:b/>
+          <w:bCs/>
+          <w:color w:val="B2A1C7" w:themeColor="accent4" w:themeTint="99"/>
+          <w:lang w:eastAsia="de-CH"/>
+        </w:rPr>
+        <w:t>Ergebnis:</w:t>
+      </w:r>
+      <w:r>
+        <w:rPr>
+          <w:color w:val="B2A1C7" w:themeColor="accent4" w:themeTint="99"/>
+          <w:lang w:eastAsia="de-CH"/>
+        </w:rPr>
+        <w:t xml:space="preserve"> Alle 3 Testfälle für die Projektil-Physik wurden erfolgreich bestanden.</w:t>
+      </w:r>
+    </w:p>
+    <w:p/>
+    <w:p>
+      <w:r>
+        <w:rPr>
+          <w:noProof/>
+        </w:rPr>
+        <w:drawing>
+          <wp:inline distT="0" distB="0" distL="0" distR="0" wp14:anchorId="1FA42B5C" wp14:editId="631CFD54">
+            <wp:extent cx="6110605" cy="1252855"/>
+            <wp:effectExtent l="0" t="0" r="4445" b="4445"/>
+            <wp:docPr id="1909613587" name="Grafik 3"/>
+            <wp:cNvGraphicFramePr>
+              <a:graphicFrameLocks xmlns:a="http://schemas.openxmlformats.org/drawingml/2006/main" noChangeAspect="1"/>
+            </wp:cNvGraphicFramePr>
+            <a:graphic xmlns:a="http://schemas.openxmlformats.org/drawingml/2006/main">
+              <a:graphicData uri="http://schemas.openxmlformats.org/drawingml/2006/picture">
+                <pic:pic xmlns:pic="http://schemas.openxmlformats.org/drawingml/2006/picture">
+                  <pic:nvPicPr>
+                    <pic:cNvPr id="0" name="Picture 4"/>
+                    <pic:cNvPicPr>
+                      <a:picLocks noChangeAspect="1" noChangeArrowheads="1"/>
+                    </pic:cNvPicPr>
+                  </pic:nvPicPr>
+                  <pic:blipFill>
+                    <a:blip r:embed="rId35" cstate="print">
+                      <a:extLst>
+                        <a:ext uri="{28A0092B-C50C-407E-A947-70E740481C1C}">
+                          <a14:useLocalDpi xmlns:a14="http://schemas.microsoft.com/office/drawing/2010/main" val="0"/>
+                        </a:ext>
+                      </a:extLst>
+                    </a:blip>
+                    <a:srcRect/>
+                    <a:stretch>
+                      <a:fillRect/>
+                    </a:stretch>
+                  </pic:blipFill>
+                  <pic:spPr bwMode="auto">
+                    <a:xfrm>
+                      <a:off x="0" y="0"/>
+                      <a:ext cx="6110605" cy="1252855"/>
+                    </a:xfrm>
+                    <a:prstGeom prst="rect">
+                      <a:avLst/>
+                    </a:prstGeom>
+                    <a:noFill/>
+                    <a:ln>
+                      <a:noFill/>
+                    </a:ln>
+                  </pic:spPr>
+                </pic:pic>
+              </a:graphicData>
+            </a:graphic>
+          </wp:inline>
+        </w:drawing>
       </w:r>
     </w:p>
     <w:p>
@@ -25123,7 +25588,15 @@
             </w:r>
             <w:proofErr w:type="spellEnd"/>
             <w:r>
-              <w:t xml:space="preserve">. Spiel wird </w:t>
+              <w:t xml:space="preserve">. Spiel </w:t>
+            </w:r>
+            <w:proofErr w:type="spellStart"/>
+            <w:r>
+              <w:t>wird</w:t>
+            </w:r>
+            <w:proofErr w:type="spellEnd"/>
+            <w:r>
+              <w:t xml:space="preserve"> </w:t>
             </w:r>
             <w:proofErr w:type="spellStart"/>
             <w:r>
@@ -25732,10 +26205,18 @@
             </w:r>
             <w:proofErr w:type="spellEnd"/>
             <w:r>
-              <w:t xml:space="preserve"> Gegner. Es wird </w:t>
+              <w:t xml:space="preserve"> Gegner. Es </w:t>
             </w:r>
             <w:proofErr w:type="spellStart"/>
             <w:r>
+              <w:t>wird</w:t>
+            </w:r>
+            <w:proofErr w:type="spellEnd"/>
+            <w:r>
+              <w:t xml:space="preserve"> </w:t>
+            </w:r>
+            <w:proofErr w:type="spellStart"/>
+            <w:r>
               <w:t>überprüft</w:t>
             </w:r>
             <w:proofErr w:type="spellEnd"/>
@@ -25764,7 +26245,15 @@
             </w:r>
             <w:proofErr w:type="spellEnd"/>
             <w:r>
-              <w:t xml:space="preserve"> wird.</w:t>
+              <w:t xml:space="preserve"> </w:t>
+            </w:r>
+            <w:proofErr w:type="spellStart"/>
+            <w:r>
+              <w:t>wird</w:t>
+            </w:r>
+            <w:proofErr w:type="spellEnd"/>
+            <w:r>
+              <w:t>.</w:t>
             </w:r>
           </w:p>
         </w:tc>
@@ -28275,7 +28764,15 @@
             <w:t>Speicherdatum</w:t>
           </w:r>
           <w:r>
-            <w:t>: ##.##.##</w:t>
+            <w:t>: #</w:t>
+          </w:r>
+          <w:proofErr w:type="gramStart"/>
+          <w:r>
+            <w:t>#.##.#</w:t>
+          </w:r>
+          <w:proofErr w:type="gramEnd"/>
+          <w:r>
+            <w:t>#</w:t>
           </w:r>
         </w:p>
       </w:tc>
@@ -29775,6 +30272,155 @@
     </w:lvl>
   </w:abstractNum>
   <w:abstractNum w:abstractNumId="8" w15:restartNumberingAfterBreak="0">
+    <w:nsid w:val="118553B6"/>
+    <w:multiLevelType w:val="multilevel"/>
+    <w:tmpl w:val="626E82DA"/>
+    <w:lvl w:ilvl="0">
+      <w:start w:val="1"/>
+      <w:numFmt w:val="bullet"/>
+      <w:lvlText w:val=""/>
+      <w:lvlJc w:val="left"/>
+      <w:pPr>
+        <w:tabs>
+          <w:tab w:val="num" w:pos="720"/>
+        </w:tabs>
+        <w:ind w:left="720" w:hanging="360"/>
+      </w:pPr>
+      <w:rPr>
+        <w:rFonts w:ascii="Symbol" w:hAnsi="Symbol" w:hint="default"/>
+        <w:sz w:val="20"/>
+      </w:rPr>
+    </w:lvl>
+    <w:lvl w:ilvl="1" w:tentative="1">
+      <w:start w:val="1"/>
+      <w:numFmt w:val="bullet"/>
+      <w:lvlText w:val="o"/>
+      <w:lvlJc w:val="left"/>
+      <w:pPr>
+        <w:tabs>
+          <w:tab w:val="num" w:pos="1440"/>
+        </w:tabs>
+        <w:ind w:left="1440" w:hanging="360"/>
+      </w:pPr>
+      <w:rPr>
+        <w:rFonts w:ascii="Courier New" w:hAnsi="Courier New" w:hint="default"/>
+        <w:sz w:val="20"/>
+      </w:rPr>
+    </w:lvl>
+    <w:lvl w:ilvl="2" w:tentative="1">
+      <w:start w:val="1"/>
+      <w:numFmt w:val="bullet"/>
+      <w:lvlText w:val=""/>
+      <w:lvlJc w:val="left"/>
+      <w:pPr>
+        <w:tabs>
+          <w:tab w:val="num" w:pos="2160"/>
+        </w:tabs>
+        <w:ind w:left="2160" w:hanging="360"/>
+      </w:pPr>
+      <w:rPr>
+        <w:rFonts w:ascii="Wingdings" w:hAnsi="Wingdings" w:hint="default"/>
+        <w:sz w:val="20"/>
+      </w:rPr>
+    </w:lvl>
+    <w:lvl w:ilvl="3" w:tentative="1">
+      <w:start w:val="1"/>
+      <w:numFmt w:val="bullet"/>
+      <w:lvlText w:val=""/>
+      <w:lvlJc w:val="left"/>
+      <w:pPr>
+        <w:tabs>
+          <w:tab w:val="num" w:pos="2880"/>
+        </w:tabs>
+        <w:ind w:left="2880" w:hanging="360"/>
+      </w:pPr>
+      <w:rPr>
+        <w:rFonts w:ascii="Wingdings" w:hAnsi="Wingdings" w:hint="default"/>
+        <w:sz w:val="20"/>
+      </w:rPr>
+    </w:lvl>
+    <w:lvl w:ilvl="4" w:tentative="1">
+      <w:start w:val="1"/>
+      <w:numFmt w:val="bullet"/>
+      <w:lvlText w:val=""/>
+      <w:lvlJc w:val="left"/>
+      <w:pPr>
+        <w:tabs>
+          <w:tab w:val="num" w:pos="3600"/>
+        </w:tabs>
+        <w:ind w:left="3600" w:hanging="360"/>
+      </w:pPr>
+      <w:rPr>
+        <w:rFonts w:ascii="Wingdings" w:hAnsi="Wingdings" w:hint="default"/>
+        <w:sz w:val="20"/>
+      </w:rPr>
+    </w:lvl>
+    <w:lvl w:ilvl="5" w:tentative="1">
+      <w:start w:val="1"/>
+      <w:numFmt w:val="bullet"/>
+      <w:lvlText w:val=""/>
+      <w:lvlJc w:val="left"/>
+      <w:pPr>
+        <w:tabs>
+          <w:tab w:val="num" w:pos="4320"/>
+        </w:tabs>
+        <w:ind w:left="4320" w:hanging="360"/>
+      </w:pPr>
+      <w:rPr>
+        <w:rFonts w:ascii="Wingdings" w:hAnsi="Wingdings" w:hint="default"/>
+        <w:sz w:val="20"/>
+      </w:rPr>
+    </w:lvl>
+    <w:lvl w:ilvl="6" w:tentative="1">
+      <w:start w:val="1"/>
+      <w:numFmt w:val="bullet"/>
+      <w:lvlText w:val=""/>
+      <w:lvlJc w:val="left"/>
+      <w:pPr>
+        <w:tabs>
+          <w:tab w:val="num" w:pos="5040"/>
+        </w:tabs>
+        <w:ind w:left="5040" w:hanging="360"/>
+      </w:pPr>
+      <w:rPr>
+        <w:rFonts w:ascii="Wingdings" w:hAnsi="Wingdings" w:hint="default"/>
+        <w:sz w:val="20"/>
+      </w:rPr>
+    </w:lvl>
+    <w:lvl w:ilvl="7" w:tentative="1">
+      <w:start w:val="1"/>
+      <w:numFmt w:val="bullet"/>
+      <w:lvlText w:val=""/>
+      <w:lvlJc w:val="left"/>
+      <w:pPr>
+        <w:tabs>
+          <w:tab w:val="num" w:pos="5760"/>
+        </w:tabs>
+        <w:ind w:left="5760" w:hanging="360"/>
+      </w:pPr>
+      <w:rPr>
+        <w:rFonts w:ascii="Wingdings" w:hAnsi="Wingdings" w:hint="default"/>
+        <w:sz w:val="20"/>
+      </w:rPr>
+    </w:lvl>
+    <w:lvl w:ilvl="8" w:tentative="1">
+      <w:start w:val="1"/>
+      <w:numFmt w:val="bullet"/>
+      <w:lvlText w:val=""/>
+      <w:lvlJc w:val="left"/>
+      <w:pPr>
+        <w:tabs>
+          <w:tab w:val="num" w:pos="6480"/>
+        </w:tabs>
+        <w:ind w:left="6480" w:hanging="360"/>
+      </w:pPr>
+      <w:rPr>
+        <w:rFonts w:ascii="Wingdings" w:hAnsi="Wingdings" w:hint="default"/>
+        <w:sz w:val="20"/>
+      </w:rPr>
+    </w:lvl>
+  </w:abstractNum>
+  <w:abstractNum w:abstractNumId="9" w15:restartNumberingAfterBreak="0">
     <w:nsid w:val="129A48A0"/>
     <w:multiLevelType w:val="hybridMultilevel"/>
     <w:tmpl w:val="B5425DE8"/>
@@ -29887,7 +30533,7 @@
       </w:rPr>
     </w:lvl>
   </w:abstractNum>
-  <w:abstractNum w:abstractNumId="9" w15:restartNumberingAfterBreak="0">
+  <w:abstractNum w:abstractNumId="10" w15:restartNumberingAfterBreak="0">
     <w:nsid w:val="21AB444C"/>
     <w:multiLevelType w:val="multilevel"/>
     <w:tmpl w:val="9E66557E"/>
@@ -30036,7 +30682,7 @@
       </w:rPr>
     </w:lvl>
   </w:abstractNum>
-  <w:abstractNum w:abstractNumId="10" w15:restartNumberingAfterBreak="0">
+  <w:abstractNum w:abstractNumId="11" w15:restartNumberingAfterBreak="0">
     <w:nsid w:val="26345599"/>
     <w:multiLevelType w:val="hybridMultilevel"/>
     <w:tmpl w:val="B8CE50CC"/>
@@ -30149,7 +30795,7 @@
       </w:rPr>
     </w:lvl>
   </w:abstractNum>
-  <w:abstractNum w:abstractNumId="11" w15:restartNumberingAfterBreak="0">
+  <w:abstractNum w:abstractNumId="12" w15:restartNumberingAfterBreak="0">
     <w:nsid w:val="293046D8"/>
     <w:multiLevelType w:val="multilevel"/>
     <w:tmpl w:val="268405DE"/>
@@ -30262,7 +30908,7 @@
       </w:pPr>
     </w:lvl>
   </w:abstractNum>
-  <w:abstractNum w:abstractNumId="12" w15:restartNumberingAfterBreak="0">
+  <w:abstractNum w:abstractNumId="13" w15:restartNumberingAfterBreak="0">
     <w:nsid w:val="34D62EF0"/>
     <w:multiLevelType w:val="multilevel"/>
     <w:tmpl w:val="39666F7C"/>
@@ -30440,7 +31086,7 @@
       </w:rPr>
     </w:lvl>
   </w:abstractNum>
-  <w:abstractNum w:abstractNumId="13" w15:restartNumberingAfterBreak="0">
+  <w:abstractNum w:abstractNumId="14" w15:restartNumberingAfterBreak="0">
     <w:nsid w:val="3D9111FA"/>
     <w:multiLevelType w:val="hybridMultilevel"/>
     <w:tmpl w:val="8AF8F0B2"/>
@@ -30553,7 +31199,7 @@
       </w:rPr>
     </w:lvl>
   </w:abstractNum>
-  <w:abstractNum w:abstractNumId="14" w15:restartNumberingAfterBreak="0">
+  <w:abstractNum w:abstractNumId="15" w15:restartNumberingAfterBreak="0">
     <w:nsid w:val="423A6476"/>
     <w:multiLevelType w:val="multilevel"/>
     <w:tmpl w:val="ADF2C556"/>
@@ -30702,7 +31348,7 @@
       </w:rPr>
     </w:lvl>
   </w:abstractNum>
-  <w:abstractNum w:abstractNumId="15" w15:restartNumberingAfterBreak="0">
+  <w:abstractNum w:abstractNumId="16" w15:restartNumberingAfterBreak="0">
     <w:nsid w:val="44E600C3"/>
     <w:multiLevelType w:val="multilevel"/>
     <w:tmpl w:val="B268F2F6"/>
@@ -30815,7 +31461,7 @@
       </w:pPr>
     </w:lvl>
   </w:abstractNum>
-  <w:abstractNum w:abstractNumId="16" w15:restartNumberingAfterBreak="0">
+  <w:abstractNum w:abstractNumId="17" w15:restartNumberingAfterBreak="0">
     <w:nsid w:val="4717135D"/>
     <w:multiLevelType w:val="multilevel"/>
     <w:tmpl w:val="16143F62"/>
@@ -30964,7 +31610,305 @@
       </w:rPr>
     </w:lvl>
   </w:abstractNum>
-  <w:abstractNum w:abstractNumId="17" w15:restartNumberingAfterBreak="0">
+  <w:abstractNum w:abstractNumId="18" w15:restartNumberingAfterBreak="0">
+    <w:nsid w:val="4F6F2BCE"/>
+    <w:multiLevelType w:val="multilevel"/>
+    <w:tmpl w:val="8D187C1A"/>
+    <w:lvl w:ilvl="0">
+      <w:start w:val="1"/>
+      <w:numFmt w:val="bullet"/>
+      <w:lvlText w:val=""/>
+      <w:lvlJc w:val="left"/>
+      <w:pPr>
+        <w:tabs>
+          <w:tab w:val="num" w:pos="720"/>
+        </w:tabs>
+        <w:ind w:left="720" w:hanging="360"/>
+      </w:pPr>
+      <w:rPr>
+        <w:rFonts w:ascii="Symbol" w:hAnsi="Symbol" w:hint="default"/>
+        <w:sz w:val="20"/>
+      </w:rPr>
+    </w:lvl>
+    <w:lvl w:ilvl="1" w:tentative="1">
+      <w:start w:val="1"/>
+      <w:numFmt w:val="bullet"/>
+      <w:lvlText w:val="o"/>
+      <w:lvlJc w:val="left"/>
+      <w:pPr>
+        <w:tabs>
+          <w:tab w:val="num" w:pos="1440"/>
+        </w:tabs>
+        <w:ind w:left="1440" w:hanging="360"/>
+      </w:pPr>
+      <w:rPr>
+        <w:rFonts w:ascii="Courier New" w:hAnsi="Courier New" w:hint="default"/>
+        <w:sz w:val="20"/>
+      </w:rPr>
+    </w:lvl>
+    <w:lvl w:ilvl="2" w:tentative="1">
+      <w:start w:val="1"/>
+      <w:numFmt w:val="bullet"/>
+      <w:lvlText w:val=""/>
+      <w:lvlJc w:val="left"/>
+      <w:pPr>
+        <w:tabs>
+          <w:tab w:val="num" w:pos="2160"/>
+        </w:tabs>
+        <w:ind w:left="2160" w:hanging="360"/>
+      </w:pPr>
+      <w:rPr>
+        <w:rFonts w:ascii="Wingdings" w:hAnsi="Wingdings" w:hint="default"/>
+        <w:sz w:val="20"/>
+      </w:rPr>
+    </w:lvl>
+    <w:lvl w:ilvl="3" w:tentative="1">
+      <w:start w:val="1"/>
+      <w:numFmt w:val="bullet"/>
+      <w:lvlText w:val=""/>
+      <w:lvlJc w:val="left"/>
+      <w:pPr>
+        <w:tabs>
+          <w:tab w:val="num" w:pos="2880"/>
+        </w:tabs>
+        <w:ind w:left="2880" w:hanging="360"/>
+      </w:pPr>
+      <w:rPr>
+        <w:rFonts w:ascii="Wingdings" w:hAnsi="Wingdings" w:hint="default"/>
+        <w:sz w:val="20"/>
+      </w:rPr>
+    </w:lvl>
+    <w:lvl w:ilvl="4" w:tentative="1">
+      <w:start w:val="1"/>
+      <w:numFmt w:val="bullet"/>
+      <w:lvlText w:val=""/>
+      <w:lvlJc w:val="left"/>
+      <w:pPr>
+        <w:tabs>
+          <w:tab w:val="num" w:pos="3600"/>
+        </w:tabs>
+        <w:ind w:left="3600" w:hanging="360"/>
+      </w:pPr>
+      <w:rPr>
+        <w:rFonts w:ascii="Wingdings" w:hAnsi="Wingdings" w:hint="default"/>
+        <w:sz w:val="20"/>
+      </w:rPr>
+    </w:lvl>
+    <w:lvl w:ilvl="5" w:tentative="1">
+      <w:start w:val="1"/>
+      <w:numFmt w:val="bullet"/>
+      <w:lvlText w:val=""/>
+      <w:lvlJc w:val="left"/>
+      <w:pPr>
+        <w:tabs>
+          <w:tab w:val="num" w:pos="4320"/>
+        </w:tabs>
+        <w:ind w:left="4320" w:hanging="360"/>
+      </w:pPr>
+      <w:rPr>
+        <w:rFonts w:ascii="Wingdings" w:hAnsi="Wingdings" w:hint="default"/>
+        <w:sz w:val="20"/>
+      </w:rPr>
+    </w:lvl>
+    <w:lvl w:ilvl="6" w:tentative="1">
+      <w:start w:val="1"/>
+      <w:numFmt w:val="bullet"/>
+      <w:lvlText w:val=""/>
+      <w:lvlJc w:val="left"/>
+      <w:pPr>
+        <w:tabs>
+          <w:tab w:val="num" w:pos="5040"/>
+        </w:tabs>
+        <w:ind w:left="5040" w:hanging="360"/>
+      </w:pPr>
+      <w:rPr>
+        <w:rFonts w:ascii="Wingdings" w:hAnsi="Wingdings" w:hint="default"/>
+        <w:sz w:val="20"/>
+      </w:rPr>
+    </w:lvl>
+    <w:lvl w:ilvl="7" w:tentative="1">
+      <w:start w:val="1"/>
+      <w:numFmt w:val="bullet"/>
+      <w:lvlText w:val=""/>
+      <w:lvlJc w:val="left"/>
+      <w:pPr>
+        <w:tabs>
+          <w:tab w:val="num" w:pos="5760"/>
+        </w:tabs>
+        <w:ind w:left="5760" w:hanging="360"/>
+      </w:pPr>
+      <w:rPr>
+        <w:rFonts w:ascii="Wingdings" w:hAnsi="Wingdings" w:hint="default"/>
+        <w:sz w:val="20"/>
+      </w:rPr>
+    </w:lvl>
+    <w:lvl w:ilvl="8" w:tentative="1">
+      <w:start w:val="1"/>
+      <w:numFmt w:val="bullet"/>
+      <w:lvlText w:val=""/>
+      <w:lvlJc w:val="left"/>
+      <w:pPr>
+        <w:tabs>
+          <w:tab w:val="num" w:pos="6480"/>
+        </w:tabs>
+        <w:ind w:left="6480" w:hanging="360"/>
+      </w:pPr>
+      <w:rPr>
+        <w:rFonts w:ascii="Wingdings" w:hAnsi="Wingdings" w:hint="default"/>
+        <w:sz w:val="20"/>
+      </w:rPr>
+    </w:lvl>
+  </w:abstractNum>
+  <w:abstractNum w:abstractNumId="19" w15:restartNumberingAfterBreak="0">
+    <w:nsid w:val="52D6283A"/>
+    <w:multiLevelType w:val="multilevel"/>
+    <w:tmpl w:val="FF700F8A"/>
+    <w:lvl w:ilvl="0">
+      <w:start w:val="1"/>
+      <w:numFmt w:val="bullet"/>
+      <w:lvlText w:val=""/>
+      <w:lvlJc w:val="left"/>
+      <w:pPr>
+        <w:tabs>
+          <w:tab w:val="num" w:pos="720"/>
+        </w:tabs>
+        <w:ind w:left="720" w:hanging="360"/>
+      </w:pPr>
+      <w:rPr>
+        <w:rFonts w:ascii="Symbol" w:hAnsi="Symbol" w:hint="default"/>
+        <w:sz w:val="20"/>
+      </w:rPr>
+    </w:lvl>
+    <w:lvl w:ilvl="1" w:tentative="1">
+      <w:start w:val="1"/>
+      <w:numFmt w:val="bullet"/>
+      <w:lvlText w:val="o"/>
+      <w:lvlJc w:val="left"/>
+      <w:pPr>
+        <w:tabs>
+          <w:tab w:val="num" w:pos="1440"/>
+        </w:tabs>
+        <w:ind w:left="1440" w:hanging="360"/>
+      </w:pPr>
+      <w:rPr>
+        <w:rFonts w:ascii="Courier New" w:hAnsi="Courier New" w:hint="default"/>
+        <w:sz w:val="20"/>
+      </w:rPr>
+    </w:lvl>
+    <w:lvl w:ilvl="2" w:tentative="1">
+      <w:start w:val="1"/>
+      <w:numFmt w:val="bullet"/>
+      <w:lvlText w:val=""/>
+      <w:lvlJc w:val="left"/>
+      <w:pPr>
+        <w:tabs>
+          <w:tab w:val="num" w:pos="2160"/>
+        </w:tabs>
+        <w:ind w:left="2160" w:hanging="360"/>
+      </w:pPr>
+      <w:rPr>
+        <w:rFonts w:ascii="Wingdings" w:hAnsi="Wingdings" w:hint="default"/>
+        <w:sz w:val="20"/>
+      </w:rPr>
+    </w:lvl>
+    <w:lvl w:ilvl="3" w:tentative="1">
+      <w:start w:val="1"/>
+      <w:numFmt w:val="bullet"/>
+      <w:lvlText w:val=""/>
+      <w:lvlJc w:val="left"/>
+      <w:pPr>
+        <w:tabs>
+          <w:tab w:val="num" w:pos="2880"/>
+        </w:tabs>
+        <w:ind w:left="2880" w:hanging="360"/>
+      </w:pPr>
+      <w:rPr>
+        <w:rFonts w:ascii="Wingdings" w:hAnsi="Wingdings" w:hint="default"/>
+        <w:sz w:val="20"/>
+      </w:rPr>
+    </w:lvl>
+    <w:lvl w:ilvl="4" w:tentative="1">
+      <w:start w:val="1"/>
+      <w:numFmt w:val="bullet"/>
+      <w:lvlText w:val=""/>
+      <w:lvlJc w:val="left"/>
+      <w:pPr>
+        <w:tabs>
+          <w:tab w:val="num" w:pos="3600"/>
+        </w:tabs>
+        <w:ind w:left="3600" w:hanging="360"/>
+      </w:pPr>
+      <w:rPr>
+        <w:rFonts w:ascii="Wingdings" w:hAnsi="Wingdings" w:hint="default"/>
+        <w:sz w:val="20"/>
+      </w:rPr>
+    </w:lvl>
+    <w:lvl w:ilvl="5" w:tentative="1">
+      <w:start w:val="1"/>
+      <w:numFmt w:val="bullet"/>
+      <w:lvlText w:val=""/>
+      <w:lvlJc w:val="left"/>
+      <w:pPr>
+        <w:tabs>
+          <w:tab w:val="num" w:pos="4320"/>
+        </w:tabs>
+        <w:ind w:left="4320" w:hanging="360"/>
+      </w:pPr>
+      <w:rPr>
+        <w:rFonts w:ascii="Wingdings" w:hAnsi="Wingdings" w:hint="default"/>
+        <w:sz w:val="20"/>
+      </w:rPr>
+    </w:lvl>
+    <w:lvl w:ilvl="6" w:tentative="1">
+      <w:start w:val="1"/>
+      <w:numFmt w:val="bullet"/>
+      <w:lvlText w:val=""/>
+      <w:lvlJc w:val="left"/>
+      <w:pPr>
+        <w:tabs>
+          <w:tab w:val="num" w:pos="5040"/>
+        </w:tabs>
+        <w:ind w:left="5040" w:hanging="360"/>
+      </w:pPr>
+      <w:rPr>
+        <w:rFonts w:ascii="Wingdings" w:hAnsi="Wingdings" w:hint="default"/>
+        <w:sz w:val="20"/>
+      </w:rPr>
+    </w:lvl>
+    <w:lvl w:ilvl="7" w:tentative="1">
+      <w:start w:val="1"/>
+      <w:numFmt w:val="bullet"/>
+      <w:lvlText w:val=""/>
+      <w:lvlJc w:val="left"/>
+      <w:pPr>
+        <w:tabs>
+          <w:tab w:val="num" w:pos="5760"/>
+        </w:tabs>
+        <w:ind w:left="5760" w:hanging="360"/>
+      </w:pPr>
+      <w:rPr>
+        <w:rFonts w:ascii="Wingdings" w:hAnsi="Wingdings" w:hint="default"/>
+        <w:sz w:val="20"/>
+      </w:rPr>
+    </w:lvl>
+    <w:lvl w:ilvl="8" w:tentative="1">
+      <w:start w:val="1"/>
+      <w:numFmt w:val="bullet"/>
+      <w:lvlText w:val=""/>
+      <w:lvlJc w:val="left"/>
+      <w:pPr>
+        <w:tabs>
+          <w:tab w:val="num" w:pos="6480"/>
+        </w:tabs>
+        <w:ind w:left="6480" w:hanging="360"/>
+      </w:pPr>
+      <w:rPr>
+        <w:rFonts w:ascii="Wingdings" w:hAnsi="Wingdings" w:hint="default"/>
+        <w:sz w:val="20"/>
+      </w:rPr>
+    </w:lvl>
+  </w:abstractNum>
+  <w:abstractNum w:abstractNumId="20" w15:restartNumberingAfterBreak="0">
     <w:nsid w:val="562B7C97"/>
     <w:multiLevelType w:val="multilevel"/>
     <w:tmpl w:val="DF8A7340"/>
@@ -31113,7 +32057,7 @@
       </w:rPr>
     </w:lvl>
   </w:abstractNum>
-  <w:abstractNum w:abstractNumId="18" w15:restartNumberingAfterBreak="0">
+  <w:abstractNum w:abstractNumId="21" w15:restartNumberingAfterBreak="0">
     <w:nsid w:val="5C4E76D9"/>
     <w:multiLevelType w:val="hybridMultilevel"/>
     <w:tmpl w:val="93F49EF4"/>
@@ -31226,7 +32170,7 @@
       </w:rPr>
     </w:lvl>
   </w:abstractNum>
-  <w:abstractNum w:abstractNumId="19" w15:restartNumberingAfterBreak="0">
+  <w:abstractNum w:abstractNumId="22" w15:restartNumberingAfterBreak="0">
     <w:nsid w:val="605B4623"/>
     <w:multiLevelType w:val="multilevel"/>
     <w:tmpl w:val="EC10CB8A"/>
@@ -31375,7 +32319,156 @@
       </w:rPr>
     </w:lvl>
   </w:abstractNum>
-  <w:abstractNum w:abstractNumId="20" w15:restartNumberingAfterBreak="0">
+  <w:abstractNum w:abstractNumId="23" w15:restartNumberingAfterBreak="0">
+    <w:nsid w:val="66006D9C"/>
+    <w:multiLevelType w:val="multilevel"/>
+    <w:tmpl w:val="A5E4BAFE"/>
+    <w:lvl w:ilvl="0">
+      <w:start w:val="1"/>
+      <w:numFmt w:val="bullet"/>
+      <w:lvlText w:val=""/>
+      <w:lvlJc w:val="left"/>
+      <w:pPr>
+        <w:tabs>
+          <w:tab w:val="num" w:pos="720"/>
+        </w:tabs>
+        <w:ind w:left="720" w:hanging="360"/>
+      </w:pPr>
+      <w:rPr>
+        <w:rFonts w:ascii="Symbol" w:hAnsi="Symbol" w:hint="default"/>
+        <w:sz w:val="20"/>
+      </w:rPr>
+    </w:lvl>
+    <w:lvl w:ilvl="1" w:tentative="1">
+      <w:start w:val="1"/>
+      <w:numFmt w:val="bullet"/>
+      <w:lvlText w:val="o"/>
+      <w:lvlJc w:val="left"/>
+      <w:pPr>
+        <w:tabs>
+          <w:tab w:val="num" w:pos="1440"/>
+        </w:tabs>
+        <w:ind w:left="1440" w:hanging="360"/>
+      </w:pPr>
+      <w:rPr>
+        <w:rFonts w:ascii="Courier New" w:hAnsi="Courier New" w:hint="default"/>
+        <w:sz w:val="20"/>
+      </w:rPr>
+    </w:lvl>
+    <w:lvl w:ilvl="2" w:tentative="1">
+      <w:start w:val="1"/>
+      <w:numFmt w:val="bullet"/>
+      <w:lvlText w:val=""/>
+      <w:lvlJc w:val="left"/>
+      <w:pPr>
+        <w:tabs>
+          <w:tab w:val="num" w:pos="2160"/>
+        </w:tabs>
+        <w:ind w:left="2160" w:hanging="360"/>
+      </w:pPr>
+      <w:rPr>
+        <w:rFonts w:ascii="Wingdings" w:hAnsi="Wingdings" w:hint="default"/>
+        <w:sz w:val="20"/>
+      </w:rPr>
+    </w:lvl>
+    <w:lvl w:ilvl="3" w:tentative="1">
+      <w:start w:val="1"/>
+      <w:numFmt w:val="bullet"/>
+      <w:lvlText w:val=""/>
+      <w:lvlJc w:val="left"/>
+      <w:pPr>
+        <w:tabs>
+          <w:tab w:val="num" w:pos="2880"/>
+        </w:tabs>
+        <w:ind w:left="2880" w:hanging="360"/>
+      </w:pPr>
+      <w:rPr>
+        <w:rFonts w:ascii="Wingdings" w:hAnsi="Wingdings" w:hint="default"/>
+        <w:sz w:val="20"/>
+      </w:rPr>
+    </w:lvl>
+    <w:lvl w:ilvl="4" w:tentative="1">
+      <w:start w:val="1"/>
+      <w:numFmt w:val="bullet"/>
+      <w:lvlText w:val=""/>
+      <w:lvlJc w:val="left"/>
+      <w:pPr>
+        <w:tabs>
+          <w:tab w:val="num" w:pos="3600"/>
+        </w:tabs>
+        <w:ind w:left="3600" w:hanging="360"/>
+      </w:pPr>
+      <w:rPr>
+        <w:rFonts w:ascii="Wingdings" w:hAnsi="Wingdings" w:hint="default"/>
+        <w:sz w:val="20"/>
+      </w:rPr>
+    </w:lvl>
+    <w:lvl w:ilvl="5" w:tentative="1">
+      <w:start w:val="1"/>
+      <w:numFmt w:val="bullet"/>
+      <w:lvlText w:val=""/>
+      <w:lvlJc w:val="left"/>
+      <w:pPr>
+        <w:tabs>
+          <w:tab w:val="num" w:pos="4320"/>
+        </w:tabs>
+        <w:ind w:left="4320" w:hanging="360"/>
+      </w:pPr>
+      <w:rPr>
+        <w:rFonts w:ascii="Wingdings" w:hAnsi="Wingdings" w:hint="default"/>
+        <w:sz w:val="20"/>
+      </w:rPr>
+    </w:lvl>
+    <w:lvl w:ilvl="6" w:tentative="1">
+      <w:start w:val="1"/>
+      <w:numFmt w:val="bullet"/>
+      <w:lvlText w:val=""/>
+      <w:lvlJc w:val="left"/>
+      <w:pPr>
+        <w:tabs>
+          <w:tab w:val="num" w:pos="5040"/>
+        </w:tabs>
+        <w:ind w:left="5040" w:hanging="360"/>
+      </w:pPr>
+      <w:rPr>
+        <w:rFonts w:ascii="Wingdings" w:hAnsi="Wingdings" w:hint="default"/>
+        <w:sz w:val="20"/>
+      </w:rPr>
+    </w:lvl>
+    <w:lvl w:ilvl="7" w:tentative="1">
+      <w:start w:val="1"/>
+      <w:numFmt w:val="bullet"/>
+      <w:lvlText w:val=""/>
+      <w:lvlJc w:val="left"/>
+      <w:pPr>
+        <w:tabs>
+          <w:tab w:val="num" w:pos="5760"/>
+        </w:tabs>
+        <w:ind w:left="5760" w:hanging="360"/>
+      </w:pPr>
+      <w:rPr>
+        <w:rFonts w:ascii="Wingdings" w:hAnsi="Wingdings" w:hint="default"/>
+        <w:sz w:val="20"/>
+      </w:rPr>
+    </w:lvl>
+    <w:lvl w:ilvl="8" w:tentative="1">
+      <w:start w:val="1"/>
+      <w:numFmt w:val="bullet"/>
+      <w:lvlText w:val=""/>
+      <w:lvlJc w:val="left"/>
+      <w:pPr>
+        <w:tabs>
+          <w:tab w:val="num" w:pos="6480"/>
+        </w:tabs>
+        <w:ind w:left="6480" w:hanging="360"/>
+      </w:pPr>
+      <w:rPr>
+        <w:rFonts w:ascii="Wingdings" w:hAnsi="Wingdings" w:hint="default"/>
+        <w:sz w:val="20"/>
+      </w:rPr>
+    </w:lvl>
+  </w:abstractNum>
+  <w:abstractNum w:abstractNumId="24" w15:restartNumberingAfterBreak="0">
     <w:nsid w:val="685E19CD"/>
     <w:multiLevelType w:val="multilevel"/>
     <w:tmpl w:val="250E0862"/>
@@ -31488,7 +32581,7 @@
       </w:pPr>
     </w:lvl>
   </w:abstractNum>
-  <w:abstractNum w:abstractNumId="21" w15:restartNumberingAfterBreak="0">
+  <w:abstractNum w:abstractNumId="25" w15:restartNumberingAfterBreak="0">
     <w:nsid w:val="6F7D5AC1"/>
     <w:multiLevelType w:val="hybridMultilevel"/>
     <w:tmpl w:val="D2D6F064"/>
@@ -31601,7 +32694,7 @@
       </w:rPr>
     </w:lvl>
   </w:abstractNum>
-  <w:abstractNum w:abstractNumId="22" w15:restartNumberingAfterBreak="0">
+  <w:abstractNum w:abstractNumId="26" w15:restartNumberingAfterBreak="0">
     <w:nsid w:val="776F4194"/>
     <w:multiLevelType w:val="multilevel"/>
     <w:tmpl w:val="3ADC7FF6"/>
@@ -31714,7 +32807,7 @@
       </w:pPr>
     </w:lvl>
   </w:abstractNum>
-  <w:abstractNum w:abstractNumId="23" w15:restartNumberingAfterBreak="0">
+  <w:abstractNum w:abstractNumId="27" w15:restartNumberingAfterBreak="0">
     <w:nsid w:val="7F320735"/>
     <w:multiLevelType w:val="multilevel"/>
     <w:tmpl w:val="97E2243C"/>
@@ -31940,10 +33033,10 @@
     <w:abstractNumId w:val="0"/>
   </w:num>
   <w:num w:numId="18" w16cid:durableId="189228653">
-    <w:abstractNumId w:val="23"/>
+    <w:abstractNumId w:val="27"/>
   </w:num>
   <w:num w:numId="19" w16cid:durableId="1287665530">
-    <w:abstractNumId w:val="12"/>
+    <w:abstractNumId w:val="13"/>
   </w:num>
   <w:num w:numId="20" w16cid:durableId="674117725">
     <w:abstractNumId w:val="0"/>
@@ -31967,7 +33060,7 @@
     <w:abstractNumId w:val="0"/>
   </w:num>
   <w:num w:numId="27" w16cid:durableId="765344840">
-    <w:abstractNumId w:val="12"/>
+    <w:abstractNumId w:val="13"/>
   </w:num>
   <w:num w:numId="28" w16cid:durableId="1357080163">
     <w:abstractNumId w:val="0"/>
@@ -31979,46 +33072,58 @@
     <w:abstractNumId w:val="0"/>
   </w:num>
   <w:num w:numId="31" w16cid:durableId="132255942">
+    <w:abstractNumId w:val="24"/>
+  </w:num>
+  <w:num w:numId="32" w16cid:durableId="399715933">
+    <w:abstractNumId w:val="10"/>
+  </w:num>
+  <w:num w:numId="33" w16cid:durableId="1016885734">
+    <w:abstractNumId w:val="12"/>
+  </w:num>
+  <w:num w:numId="34" w16cid:durableId="1763448326">
     <w:abstractNumId w:val="20"/>
   </w:num>
-  <w:num w:numId="32" w16cid:durableId="399715933">
+  <w:num w:numId="35" w16cid:durableId="908997861">
+    <w:abstractNumId w:val="16"/>
+  </w:num>
+  <w:num w:numId="36" w16cid:durableId="2140343056">
+    <w:abstractNumId w:val="22"/>
+  </w:num>
+  <w:num w:numId="37" w16cid:durableId="1215771005">
+    <w:abstractNumId w:val="26"/>
+  </w:num>
+  <w:num w:numId="38" w16cid:durableId="1986541778">
+    <w:abstractNumId w:val="17"/>
+  </w:num>
+  <w:num w:numId="39" w16cid:durableId="2090806921">
+    <w:abstractNumId w:val="15"/>
+  </w:num>
+  <w:num w:numId="40" w16cid:durableId="728698545">
+    <w:abstractNumId w:val="21"/>
+  </w:num>
+  <w:num w:numId="41" w16cid:durableId="1975065263">
+    <w:abstractNumId w:val="25"/>
+  </w:num>
+  <w:num w:numId="42" w16cid:durableId="688988692">
     <w:abstractNumId w:val="9"/>
   </w:num>
-  <w:num w:numId="33" w16cid:durableId="1016885734">
+  <w:num w:numId="43" w16cid:durableId="358236088">
     <w:abstractNumId w:val="11"/>
   </w:num>
-  <w:num w:numId="34" w16cid:durableId="1763448326">
-    <w:abstractNumId w:val="17"/>
-  </w:num>
-  <w:num w:numId="35" w16cid:durableId="908997861">
-    <w:abstractNumId w:val="15"/>
-  </w:num>
-  <w:num w:numId="36" w16cid:durableId="2140343056">
-    <w:abstractNumId w:val="19"/>
-  </w:num>
-  <w:num w:numId="37" w16cid:durableId="1215771005">
-    <w:abstractNumId w:val="22"/>
-  </w:num>
-  <w:num w:numId="38" w16cid:durableId="1986541778">
-    <w:abstractNumId w:val="16"/>
-  </w:num>
-  <w:num w:numId="39" w16cid:durableId="2090806921">
+  <w:num w:numId="44" w16cid:durableId="1599364847">
     <w:abstractNumId w:val="14"/>
   </w:num>
-  <w:num w:numId="40" w16cid:durableId="728698545">
+  <w:num w:numId="45" w16cid:durableId="790437946">
     <w:abstractNumId w:val="18"/>
   </w:num>
-  <w:num w:numId="41" w16cid:durableId="1975065263">
-    <w:abstractNumId w:val="21"/>
-  </w:num>
-  <w:num w:numId="42" w16cid:durableId="688988692">
+  <w:num w:numId="46" w16cid:durableId="1111556430">
     <w:abstractNumId w:val="8"/>
   </w:num>
-  <w:num w:numId="43" w16cid:durableId="358236088">
-    <w:abstractNumId w:val="10"/>
+  <w:num w:numId="47" w16cid:durableId="308290342">
+    <w:abstractNumId w:val="23"/>
   </w:num>
-  <w:num w:numId="44" w16cid:durableId="1599364847">
-    <w:abstractNumId w:val="13"/>
+  <w:num w:numId="48" w16cid:durableId="850989534">
+    <w:abstractNumId w:val="19"/>
   </w:num>
 </w:numbering>
 </file>
@@ -33581,6 +34686,19 @@
 </file>
 
 <file path=customXml/item2.xml><?xml version="1.0" encoding="utf-8"?>
+<b:Sources xmlns:b="http://schemas.openxmlformats.org/officeDocument/2006/bibliography" xmlns="http://schemas.openxmlformats.org/officeDocument/2006/bibliography" SelectedStyle="\APASixthEditionOfficeOnline.xsl" StyleName="APA" Version="6"/>
+</file>
+
+<file path=customXml/item3.xml><?xml version="1.0" encoding="utf-8"?>
+<?mso-contentType ?>
+<FormTemplates xmlns="http://schemas.microsoft.com/sharepoint/v3/contenttype/forms">
+  <Display>DocumentLibraryForm</Display>
+  <Edit>DocumentLibraryForm</Edit>
+  <New>DocumentLibraryForm</New>
+</FormTemplates>
+</file>
+
+<file path=customXml/item4.xml><?xml version="1.0" encoding="utf-8"?>
 <ct:contentTypeSchema xmlns:ct="http://schemas.microsoft.com/office/2006/metadata/contentType" xmlns:ma="http://schemas.microsoft.com/office/2006/metadata/properties/metaAttributes" ct:_="" ma:_="" ma:contentTypeName="Dokument" ma:contentTypeID="0x010100C89A348DBC280C4BB08D29548E58533C" ma:contentTypeVersion="10" ma:contentTypeDescription="Ein neues Dokument erstellen." ma:contentTypeScope="" ma:versionID="46a6087d9fea8580f185a0ea868da469">
   <xsd:schema xmlns:xsd="http://www.w3.org/2001/XMLSchema" xmlns:xs="http://www.w3.org/2001/XMLSchema" xmlns:p="http://schemas.microsoft.com/office/2006/metadata/properties" xmlns:ns2="83c7e37f-cb9c-4af6-99b9-72a827d5e6dc" xmlns:ns3="5030cb7a-6be5-477a-957d-975e4d3028a7" targetNamespace="http://schemas.microsoft.com/office/2006/metadata/properties" ma:root="true" ma:fieldsID="b2782d6ccc790305c9f50df66f3552fa" ns2:_="" ns3:_="">
     <xsd:import namespace="83c7e37f-cb9c-4af6-99b9-72a827d5e6dc"/>
@@ -33769,19 +34887,6 @@
 </ct:contentTypeSchema>
 </file>
 
-<file path=customXml/item3.xml><?xml version="1.0" encoding="utf-8"?>
-<?mso-contentType ?>
-<FormTemplates xmlns="http://schemas.microsoft.com/sharepoint/v3/contenttype/forms">
-  <Display>DocumentLibraryForm</Display>
-  <Edit>DocumentLibraryForm</Edit>
-  <New>DocumentLibraryForm</New>
-</FormTemplates>
-</file>
-
-<file path=customXml/item4.xml><?xml version="1.0" encoding="utf-8"?>
-<b:Sources xmlns:b="http://schemas.openxmlformats.org/officeDocument/2006/bibliography" xmlns="http://schemas.openxmlformats.org/officeDocument/2006/bibliography" SelectedStyle="\APASixthEditionOfficeOnline.xsl" StyleName="APA" Version="6"/>
-</file>
-
 <file path=customXml/itemProps1.xml><?xml version="1.0" encoding="utf-8"?>
 <ds:datastoreItem xmlns:ds="http://schemas.openxmlformats.org/officeDocument/2006/customXml" ds:itemID="{DD10C81C-5102-4A78-A03C-91060A758387}">
   <ds:schemaRefs>
@@ -33794,6 +34899,22 @@
 </file>
 
 <file path=customXml/itemProps2.xml><?xml version="1.0" encoding="utf-8"?>
+<ds:datastoreItem xmlns:ds="http://schemas.openxmlformats.org/officeDocument/2006/customXml" ds:itemID="{6EA21FE9-FCDC-40D5-A414-287367AA0E64}">
+  <ds:schemaRefs>
+    <ds:schemaRef ds:uri="http://schemas.openxmlformats.org/officeDocument/2006/bibliography"/>
+  </ds:schemaRefs>
+</ds:datastoreItem>
+</file>
+
+<file path=customXml/itemProps3.xml><?xml version="1.0" encoding="utf-8"?>
+<ds:datastoreItem xmlns:ds="http://schemas.openxmlformats.org/officeDocument/2006/customXml" ds:itemID="{85027515-5CF2-46FD-9F7F-FD7641D2836E}">
+  <ds:schemaRefs>
+    <ds:schemaRef ds:uri="http://schemas.microsoft.com/sharepoint/v3/contenttype/forms"/>
+  </ds:schemaRefs>
+</ds:datastoreItem>
+</file>
+
+<file path=customXml/itemProps4.xml><?xml version="1.0" encoding="utf-8"?>
 <ds:datastoreItem xmlns:ds="http://schemas.openxmlformats.org/officeDocument/2006/customXml" ds:itemID="{1B4D8889-5F63-4244-BBAC-17C1296DC3C9}">
   <ds:schemaRefs>
     <ds:schemaRef ds:uri="http://schemas.microsoft.com/office/2006/metadata/contentType"/>
@@ -33810,20 +34931,4 @@
     <ds:schemaRef ds:uri="http://schemas.microsoft.com/internal/obd"/>
   </ds:schemaRefs>
 </ds:datastoreItem>
-</file>
-
-<file path=customXml/itemProps3.xml><?xml version="1.0" encoding="utf-8"?>
-<ds:datastoreItem xmlns:ds="http://schemas.openxmlformats.org/officeDocument/2006/customXml" ds:itemID="{85027515-5CF2-46FD-9F7F-FD7641D2836E}">
-  <ds:schemaRefs>
-    <ds:schemaRef ds:uri="http://schemas.microsoft.com/sharepoint/v3/contenttype/forms"/>
-  </ds:schemaRefs>
-</ds:datastoreItem>
-</file>
-
-<file path=customXml/itemProps4.xml><?xml version="1.0" encoding="utf-8"?>
-<ds:datastoreItem xmlns:ds="http://schemas.openxmlformats.org/officeDocument/2006/customXml" ds:itemID="{6EA21FE9-FCDC-40D5-A414-287367AA0E64}">
-  <ds:schemaRefs>
-    <ds:schemaRef ds:uri="http://schemas.openxmlformats.org/officeDocument/2006/bibliography"/>
-  </ds:schemaRefs>
-</ds:datastoreItem>
 </file>
--- a/docs/inprogress/TD-Shoot_Projektstudie.docx
+++ b/docs/inprogress/TD-Shoot_Projektstudie.docx
@@ -19288,7 +19288,7 @@
             <v:imagedata r:id="rId29" o:title=""/>
             <w10:wrap type="square" side="right"/>
           </v:shape>
-          <o:OLEObject Type="Embed" ProgID="Excel.Sheet.12" ShapeID="_x0000_s2050" DrawAspect="Content" ObjectID="_1835284891" r:id="rId30"/>
+          <o:OLEObject Type="Embed" ProgID="Excel.Sheet.12" ShapeID="_x0000_s2050" DrawAspect="Content" ObjectID="_1835446724" r:id="rId30"/>
         </w:object>
       </w:r>
       <w:r>
@@ -23568,7 +23568,7 @@
           <w:noProof/>
         </w:rPr>
         <w:drawing>
-          <wp:inline distT="0" distB="0" distL="0" distR="0" wp14:anchorId="1479462D" wp14:editId="3760F443">
+          <wp:inline distT="0" distB="0" distL="0" distR="0" wp14:anchorId="1479462D" wp14:editId="7110D9C5">
             <wp:extent cx="6115050" cy="1519555"/>
             <wp:effectExtent l="0" t="0" r="0" b="4445"/>
             <wp:docPr id="8610463" name="Grafik 1"/>
@@ -23710,7 +23710,7 @@
           <w:noProof/>
         </w:rPr>
         <w:drawing>
-          <wp:inline distT="0" distB="0" distL="0" distR="0" wp14:anchorId="676C1816" wp14:editId="6A2F65CA">
+          <wp:inline distT="0" distB="0" distL="0" distR="0" wp14:anchorId="676C1816" wp14:editId="2036CADA">
             <wp:extent cx="6110605" cy="1343025"/>
             <wp:effectExtent l="0" t="0" r="4445" b="9525"/>
             <wp:docPr id="2071514475" name="Grafik 2"/>
@@ -23885,7 +23885,7 @@
           <w:noProof/>
         </w:rPr>
         <w:drawing>
-          <wp:inline distT="0" distB="0" distL="0" distR="0" wp14:anchorId="1FA42B5C" wp14:editId="631CFD54">
+          <wp:inline distT="0" distB="0" distL="0" distR="0" wp14:anchorId="1FA42B5C" wp14:editId="1BB23F65">
             <wp:extent cx="6110605" cy="1252855"/>
             <wp:effectExtent l="0" t="0" r="4445" b="4445"/>
             <wp:docPr id="1909613587" name="Grafik 3"/>
@@ -25793,26 +25793,118 @@
           <w:p>
             <w:pPr>
               <w:pStyle w:val="TextCDB"/>
+              <w:numPr>
+                <w:ilvl w:val="1"/>
+                <w:numId w:val="48"/>
+              </w:numPr>
               <w:rPr>
                 <w:lang w:val="de-CH"/>
               </w:rPr>
             </w:pPr>
+            <w:r>
+              <w:rPr>
+                <w:lang w:val="de-CH"/>
+              </w:rPr>
+              <w:t>GitHub Repository aufrufen und README.md lesen.</w:t>
+            </w:r>
           </w:p>
           <w:p>
             <w:pPr>
               <w:pStyle w:val="TextCDB"/>
+              <w:numPr>
+                <w:ilvl w:val="1"/>
+                <w:numId w:val="48"/>
+              </w:numPr>
               <w:rPr>
                 <w:lang w:val="de-CH"/>
               </w:rPr>
             </w:pPr>
+            <w:r>
+              <w:rPr>
+                <w:lang w:val="de-CH"/>
+              </w:rPr>
+              <w:t xml:space="preserve">Navigieren zum Ordner </w:t>
+            </w:r>
+            <w:r>
+              <w:rPr>
+                <w:lang w:val="de-CH"/>
+              </w:rPr>
+              <w:t>«</w:t>
+            </w:r>
+            <w:proofErr w:type="spellStart"/>
+            <w:r>
+              <w:rPr>
+                <w:lang w:val="de-CH"/>
+              </w:rPr>
+              <w:t>games</w:t>
+            </w:r>
+            <w:proofErr w:type="spellEnd"/>
+            <w:r>
+              <w:rPr>
+                <w:lang w:val="de-CH"/>
+              </w:rPr>
+              <w:t>»</w:t>
+            </w:r>
+            <w:r>
+              <w:rPr>
+                <w:lang w:val="de-CH"/>
+              </w:rPr>
+              <w:t xml:space="preserve"> und Download der TD-Shooter.exe.</w:t>
+            </w:r>
           </w:p>
           <w:p>
             <w:pPr>
               <w:pStyle w:val="TextCDB"/>
+              <w:numPr>
+                <w:ilvl w:val="1"/>
+                <w:numId w:val="48"/>
+              </w:numPr>
               <w:rPr>
                 <w:lang w:val="de-CH"/>
               </w:rPr>
             </w:pPr>
+            <w:r>
+              <w:rPr>
+                <w:lang w:val="de-CH"/>
+              </w:rPr>
+              <w:t>Ausführen der Datei (ggf. Bestätigung der Windows-Sicherheitswarnung).</w:t>
+            </w:r>
+          </w:p>
+          <w:p>
+            <w:pPr>
+              <w:pStyle w:val="TextCDB"/>
+              <w:numPr>
+                <w:ilvl w:val="1"/>
+                <w:numId w:val="48"/>
+              </w:numPr>
+              <w:rPr>
+                <w:lang w:val="de-CH"/>
+              </w:rPr>
+            </w:pPr>
+            <w:r>
+              <w:rPr>
+                <w:lang w:val="de-CH"/>
+              </w:rPr>
+              <w:t>Prüfung: Erscheint das Hauptmenü korrekt?</w:t>
+            </w:r>
+          </w:p>
+          <w:p>
+            <w:pPr>
+              <w:pStyle w:val="TextCDB"/>
+              <w:numPr>
+                <w:ilvl w:val="1"/>
+                <w:numId w:val="48"/>
+              </w:numPr>
+              <w:rPr>
+                <w:lang w:val="de-CH"/>
+              </w:rPr>
+            </w:pPr>
+            <w:r>
+              <w:rPr>
+                <w:lang w:val="de-CH"/>
+              </w:rPr>
+              <w:t>Drücken der Enter-Taste, um den Spielmodus zu starten.</w:t>
+            </w:r>
           </w:p>
           <w:p>
             <w:pPr>
@@ -25860,21 +25952,16 @@
                 <w:lang w:val="de-CH"/>
               </w:rPr>
             </w:pPr>
+            <w:r>
+              <w:rPr>
+                <w:lang w:val="de-CH"/>
+              </w:rPr>
+              <w:t>Das Spiel lädt ohne Absturz in das Hauptmenü. Nach Betätigen der Enter-Taste wechselt die Ansicht flüssig in das erste Level.</w:t>
+            </w:r>
           </w:p>
         </w:tc>
       </w:tr>
     </w:tbl>
-    <w:p>
-      <w:pPr>
-        <w:pStyle w:val="TextCDB"/>
-        <w:tabs>
-          <w:tab w:val="left" w:pos="3262"/>
-        </w:tabs>
-        <w:rPr>
-          <w:lang w:val="de-CH"/>
-        </w:rPr>
-      </w:pPr>
-    </w:p>
     <w:p>
       <w:pPr>
         <w:suppressAutoHyphens w:val="0"/>
@@ -25887,6 +25974,113 @@
       </w:pPr>
       <w:r>
         <w:br w:type="page"/>
+      </w:r>
+      <w:r>
+        <w:rPr>
+          <w:noProof/>
+        </w:rPr>
+        <w:lastRenderedPageBreak/>
+        <w:drawing>
+          <wp:inline distT="0" distB="0" distL="0" distR="0" wp14:anchorId="49F821B8" wp14:editId="631E88E2">
+            <wp:extent cx="4962525" cy="4724400"/>
+            <wp:effectExtent l="0" t="0" r="9525" b="0"/>
+            <wp:docPr id="1598221462" name="Grafik 1"/>
+            <wp:cNvGraphicFramePr>
+              <a:graphicFrameLocks xmlns:a="http://schemas.openxmlformats.org/drawingml/2006/main" noChangeAspect="1"/>
+            </wp:cNvGraphicFramePr>
+            <a:graphic xmlns:a="http://schemas.openxmlformats.org/drawingml/2006/main">
+              <a:graphicData uri="http://schemas.openxmlformats.org/drawingml/2006/picture">
+                <pic:pic xmlns:pic="http://schemas.openxmlformats.org/drawingml/2006/picture">
+                  <pic:nvPicPr>
+                    <pic:cNvPr id="0" name="Picture 2"/>
+                    <pic:cNvPicPr>
+                      <a:picLocks noChangeAspect="1" noChangeArrowheads="1"/>
+                    </pic:cNvPicPr>
+                  </pic:nvPicPr>
+                  <pic:blipFill>
+                    <a:blip r:embed="rId36">
+                      <a:extLst>
+                        <a:ext uri="{28A0092B-C50C-407E-A947-70E740481C1C}">
+                          <a14:useLocalDpi xmlns:a14="http://schemas.microsoft.com/office/drawing/2010/main" val="0"/>
+                        </a:ext>
+                      </a:extLst>
+                    </a:blip>
+                    <a:srcRect/>
+                    <a:stretch>
+                      <a:fillRect/>
+                    </a:stretch>
+                  </pic:blipFill>
+                  <pic:spPr bwMode="auto">
+                    <a:xfrm>
+                      <a:off x="0" y="0"/>
+                      <a:ext cx="4962525" cy="4724400"/>
+                    </a:xfrm>
+                    <a:prstGeom prst="rect">
+                      <a:avLst/>
+                    </a:prstGeom>
+                    <a:noFill/>
+                    <a:ln>
+                      <a:noFill/>
+                    </a:ln>
+                  </pic:spPr>
+                </pic:pic>
+              </a:graphicData>
+            </a:graphic>
+          </wp:inline>
+        </w:drawing>
+      </w:r>
+      <w:r>
+        <w:rPr>
+          <w:noProof/>
+        </w:rPr>
+        <w:drawing>
+          <wp:inline distT="0" distB="0" distL="0" distR="0" wp14:anchorId="437A8E0B" wp14:editId="591D4021">
+            <wp:extent cx="6120130" cy="3491230"/>
+            <wp:effectExtent l="0" t="0" r="0" b="0"/>
+            <wp:docPr id="1610291357" name="Grafik 2"/>
+            <wp:cNvGraphicFramePr>
+              <a:graphicFrameLocks xmlns:a="http://schemas.openxmlformats.org/drawingml/2006/main" noChangeAspect="1"/>
+            </wp:cNvGraphicFramePr>
+            <a:graphic xmlns:a="http://schemas.openxmlformats.org/drawingml/2006/main">
+              <a:graphicData uri="http://schemas.openxmlformats.org/drawingml/2006/picture">
+                <pic:pic xmlns:pic="http://schemas.openxmlformats.org/drawingml/2006/picture">
+                  <pic:nvPicPr>
+                    <pic:cNvPr id="0" name="Picture 3"/>
+                    <pic:cNvPicPr>
+                      <a:picLocks noChangeAspect="1" noChangeArrowheads="1"/>
+                    </pic:cNvPicPr>
+                  </pic:nvPicPr>
+                  <pic:blipFill>
+                    <a:blip r:embed="rId37" cstate="print">
+                      <a:extLst>
+                        <a:ext uri="{28A0092B-C50C-407E-A947-70E740481C1C}">
+                          <a14:useLocalDpi xmlns:a14="http://schemas.microsoft.com/office/drawing/2010/main" val="0"/>
+                        </a:ext>
+                      </a:extLst>
+                    </a:blip>
+                    <a:srcRect/>
+                    <a:stretch>
+                      <a:fillRect/>
+                    </a:stretch>
+                  </pic:blipFill>
+                  <pic:spPr bwMode="auto">
+                    <a:xfrm>
+                      <a:off x="0" y="0"/>
+                      <a:ext cx="6120130" cy="3491230"/>
+                    </a:xfrm>
+                    <a:prstGeom prst="rect">
+                      <a:avLst/>
+                    </a:prstGeom>
+                    <a:noFill/>
+                    <a:ln>
+                      <a:noFill/>
+                    </a:ln>
+                  </pic:spPr>
+                </pic:pic>
+              </a:graphicData>
+            </a:graphic>
+          </wp:inline>
+        </w:drawing>
       </w:r>
     </w:p>
     <w:tbl>
@@ -26341,18 +26535,74 @@
           <w:p>
             <w:pPr>
               <w:pStyle w:val="TextCDB"/>
+              <w:numPr>
+                <w:ilvl w:val="1"/>
+                <w:numId w:val="46"/>
+              </w:numPr>
               <w:rPr>
                 <w:lang w:val="de-CH"/>
               </w:rPr>
             </w:pPr>
+            <w:r>
+              <w:rPr>
+                <w:lang w:val="de-CH"/>
+              </w:rPr>
+              <w:t>Den Mauszeiger auf ein Ziel (rotes Dreieck» ausrichten.</w:t>
+            </w:r>
           </w:p>
           <w:p>
             <w:pPr>
               <w:pStyle w:val="TextCDB"/>
+              <w:numPr>
+                <w:ilvl w:val="1"/>
+                <w:numId w:val="46"/>
+              </w:numPr>
               <w:rPr>
                 <w:lang w:val="de-CH"/>
               </w:rPr>
             </w:pPr>
+            <w:r>
+              <w:rPr>
+                <w:lang w:val="de-CH"/>
+              </w:rPr>
+              <w:t>Die linke Maustaste drücken</w:t>
+            </w:r>
+          </w:p>
+          <w:p>
+            <w:pPr>
+              <w:pStyle w:val="TextCDB"/>
+              <w:numPr>
+                <w:ilvl w:val="1"/>
+                <w:numId w:val="46"/>
+              </w:numPr>
+              <w:rPr>
+                <w:lang w:val="de-CH"/>
+              </w:rPr>
+            </w:pPr>
+            <w:r>
+              <w:rPr>
+                <w:lang w:val="de-CH"/>
+              </w:rPr>
+              <w:t>Prüfen, ob ein Projektil vom Spieler in Richtung des Cursors fliegt.</w:t>
+            </w:r>
+          </w:p>
+          <w:p>
+            <w:pPr>
+              <w:pStyle w:val="TextCDB"/>
+              <w:numPr>
+                <w:ilvl w:val="1"/>
+                <w:numId w:val="46"/>
+              </w:numPr>
+              <w:rPr>
+                <w:lang w:val="de-CH"/>
+              </w:rPr>
+            </w:pPr>
+            <w:r>
+              <w:rPr>
+                <w:lang w:val="de-CH"/>
+              </w:rPr>
+              <w:t>Den Gegner so lange beschiessen, bis seine Lebenspunkte (HP) auf null sinken.</w:t>
+            </w:r>
           </w:p>
           <w:p>
             <w:pPr>
@@ -26408,6 +26658,12 @@
                 <w:lang w:val="de-CH"/>
               </w:rPr>
             </w:pPr>
+            <w:r>
+              <w:rPr>
+                <w:lang w:val="de-CH"/>
+              </w:rPr>
+              <w:t>Beim Klicken wird ein Projektil instanziiert, das sich linear zum Ziel bewegt. Bei Kollision mit dem Gegner erleidet dieser Schaden. Sobald die HP des Gegners 0 erreichen, wird das Objekt vom Spielfeld entfernt.</w:t>
+            </w:r>
           </w:p>
         </w:tc>
       </w:tr>
@@ -26417,6 +26673,59 @@
       <w:pPr>
         <w:suppressAutoHyphens w:val="0"/>
       </w:pPr>
+      <w:r>
+        <w:rPr>
+          <w:noProof/>
+        </w:rPr>
+        <w:drawing>
+          <wp:inline distT="0" distB="0" distL="0" distR="0" wp14:anchorId="1692A981" wp14:editId="56A6D3EE">
+            <wp:extent cx="6076950" cy="3481705"/>
+            <wp:effectExtent l="0" t="0" r="0" b="4445"/>
+            <wp:docPr id="88837381" name="Grafik 3"/>
+            <wp:cNvGraphicFramePr>
+              <a:graphicFrameLocks xmlns:a="http://schemas.openxmlformats.org/drawingml/2006/main" noChangeAspect="1"/>
+            </wp:cNvGraphicFramePr>
+            <a:graphic xmlns:a="http://schemas.openxmlformats.org/drawingml/2006/main">
+              <a:graphicData uri="http://schemas.openxmlformats.org/drawingml/2006/picture">
+                <pic:pic xmlns:pic="http://schemas.openxmlformats.org/drawingml/2006/picture">
+                  <pic:nvPicPr>
+                    <pic:cNvPr id="0" name="Picture 4"/>
+                    <pic:cNvPicPr>
+                      <a:picLocks noChangeAspect="1" noChangeArrowheads="1"/>
+                    </pic:cNvPicPr>
+                  </pic:nvPicPr>
+                  <pic:blipFill>
+                    <a:blip r:embed="rId38" cstate="print">
+                      <a:extLst>
+                        <a:ext uri="{28A0092B-C50C-407E-A947-70E740481C1C}">
+                          <a14:useLocalDpi xmlns:a14="http://schemas.microsoft.com/office/drawing/2010/main" val="0"/>
+                        </a:ext>
+                      </a:extLst>
+                    </a:blip>
+                    <a:srcRect/>
+                    <a:stretch>
+                      <a:fillRect/>
+                    </a:stretch>
+                  </pic:blipFill>
+                  <pic:spPr bwMode="auto">
+                    <a:xfrm>
+                      <a:off x="0" y="0"/>
+                      <a:ext cx="6076950" cy="3481705"/>
+                    </a:xfrm>
+                    <a:prstGeom prst="rect">
+                      <a:avLst/>
+                    </a:prstGeom>
+                    <a:noFill/>
+                    <a:ln>
+                      <a:noFill/>
+                    </a:ln>
+                  </pic:spPr>
+                </pic:pic>
+              </a:graphicData>
+            </a:graphic>
+          </wp:inline>
+        </w:drawing>
+      </w:r>
       <w:r>
         <w:br w:type="page"/>
       </w:r>
@@ -26738,34 +27047,56 @@
           <w:p>
             <w:pPr>
               <w:pStyle w:val="TextCDB"/>
+              <w:numPr>
+                <w:ilvl w:val="1"/>
+                <w:numId w:val="45"/>
+              </w:numPr>
               <w:rPr>
                 <w:lang w:val="de-CH"/>
               </w:rPr>
             </w:pPr>
+            <w:r>
+              <w:rPr>
+                <w:lang w:val="de-CH"/>
+              </w:rPr>
+              <w:t>Den Spieler gezielt in ein Gegner steuern.</w:t>
+            </w:r>
           </w:p>
           <w:p>
             <w:pPr>
               <w:pStyle w:val="TextCDB"/>
+              <w:numPr>
+                <w:ilvl w:val="1"/>
+                <w:numId w:val="45"/>
+              </w:numPr>
               <w:rPr>
                 <w:lang w:val="de-CH"/>
               </w:rPr>
             </w:pPr>
+            <w:r>
+              <w:rPr>
+                <w:lang w:val="de-CH"/>
+              </w:rPr>
+              <w:t>Die grafische Anzeige oben links beobachten.</w:t>
+            </w:r>
           </w:p>
           <w:p>
             <w:pPr>
               <w:pStyle w:val="TextCDB"/>
+              <w:numPr>
+                <w:ilvl w:val="1"/>
+                <w:numId w:val="45"/>
+              </w:numPr>
               <w:rPr>
                 <w:lang w:val="de-CH"/>
               </w:rPr>
             </w:pPr>
-          </w:p>
-          <w:p>
-            <w:pPr>
-              <w:pStyle w:val="TextCDB"/>
+            <w:r>
               <w:rPr>
                 <w:lang w:val="de-CH"/>
               </w:rPr>
-            </w:pPr>
+              <w:t>Den Vorgang wiederholen, bis das letzte Herz aufgebracht ist.</w:t>
+            </w:r>
           </w:p>
         </w:tc>
       </w:tr>
@@ -26805,6 +27136,12 @@
                 <w:lang w:val="de-CH"/>
               </w:rPr>
             </w:pPr>
+            <w:r>
+              <w:rPr>
+                <w:lang w:val="de-CH"/>
+              </w:rPr>
+              <w:t>Jede Berührung mit einem Gegner reduziert die HP um genau einen Punkt. Die Herzen im UI werden synchron dazu ausgeblendet.</w:t>
+            </w:r>
           </w:p>
         </w:tc>
       </w:tr>
@@ -26835,6 +27172,143 @@
           <w:lang w:val="en-US" w:eastAsia="de-DE"/>
         </w:rPr>
       </w:pPr>
+      <w:r>
+        <w:rPr>
+          <w:rFonts w:cs="Arial"/>
+          <w:b/>
+          <w:bCs/>
+          <w:noProof/>
+          <w:kern w:val="1"/>
+          <w:sz w:val="24"/>
+          <w:szCs w:val="32"/>
+        </w:rPr>
+        <w:drawing>
+          <wp:inline distT="0" distB="0" distL="0" distR="0" wp14:anchorId="79BA0969" wp14:editId="7107FA3A">
+            <wp:extent cx="1628775" cy="676275"/>
+            <wp:effectExtent l="0" t="0" r="9525" b="9525"/>
+            <wp:docPr id="175076578" name="Grafik 4"/>
+            <wp:cNvGraphicFramePr>
+              <a:graphicFrameLocks xmlns:a="http://schemas.openxmlformats.org/drawingml/2006/main" noChangeAspect="1"/>
+            </wp:cNvGraphicFramePr>
+            <a:graphic xmlns:a="http://schemas.openxmlformats.org/drawingml/2006/main">
+              <a:graphicData uri="http://schemas.openxmlformats.org/drawingml/2006/picture">
+                <pic:pic xmlns:pic="http://schemas.openxmlformats.org/drawingml/2006/picture">
+                  <pic:nvPicPr>
+                    <pic:cNvPr id="0" name="Picture 5"/>
+                    <pic:cNvPicPr>
+                      <a:picLocks noChangeAspect="1" noChangeArrowheads="1"/>
+                    </pic:cNvPicPr>
+                  </pic:nvPicPr>
+                  <pic:blipFill>
+                    <a:blip r:embed="rId39">
+                      <a:extLst>
+                        <a:ext uri="{28A0092B-C50C-407E-A947-70E740481C1C}">
+                          <a14:useLocalDpi xmlns:a14="http://schemas.microsoft.com/office/drawing/2010/main" val="0"/>
+                        </a:ext>
+                      </a:extLst>
+                    </a:blip>
+                    <a:srcRect/>
+                    <a:stretch>
+                      <a:fillRect/>
+                    </a:stretch>
+                  </pic:blipFill>
+                  <pic:spPr bwMode="auto">
+                    <a:xfrm>
+                      <a:off x="0" y="0"/>
+                      <a:ext cx="1628775" cy="676275"/>
+                    </a:xfrm>
+                    <a:prstGeom prst="rect">
+                      <a:avLst/>
+                    </a:prstGeom>
+                    <a:noFill/>
+                    <a:ln>
+                      <a:noFill/>
+                    </a:ln>
+                  </pic:spPr>
+                </pic:pic>
+              </a:graphicData>
+            </a:graphic>
+          </wp:inline>
+        </w:drawing>
+      </w:r>
+      <w:r>
+        <w:rPr>
+          <w:rFonts w:eastAsia="Times New Roman" w:cs="Arial"/>
+          <w:b/>
+          <w:bCs/>
+          <w:kern w:val="1"/>
+          <w:sz w:val="24"/>
+          <w:szCs w:val="32"/>
+          <w:lang w:val="en-US" w:eastAsia="de-DE"/>
+        </w:rPr>
+        <w:br/>
+      </w:r>
+    </w:p>
+    <w:p>
+      <w:pPr>
+        <w:suppressAutoHyphens w:val="0"/>
+        <w:rPr>
+          <w:rFonts w:cs="Arial"/>
+          <w:b/>
+          <w:bCs/>
+          <w:noProof/>
+          <w:kern w:val="1"/>
+          <w:sz w:val="24"/>
+          <w:szCs w:val="32"/>
+        </w:rPr>
+      </w:pPr>
+      <w:r>
+        <w:rPr>
+          <w:rFonts w:cs="Arial"/>
+          <w:b/>
+          <w:bCs/>
+          <w:noProof/>
+          <w:kern w:val="1"/>
+          <w:sz w:val="24"/>
+          <w:szCs w:val="32"/>
+        </w:rPr>
+        <w:br/>
+      </w:r>
+    </w:p>
+    <w:p>
+      <w:pPr>
+        <w:suppressAutoHyphens w:val="0"/>
+        <w:rPr>
+          <w:rFonts w:cs="Arial"/>
+          <w:b/>
+          <w:bCs/>
+          <w:noProof/>
+          <w:kern w:val="1"/>
+          <w:sz w:val="24"/>
+          <w:szCs w:val="32"/>
+        </w:rPr>
+      </w:pPr>
+      <w:r>
+        <w:rPr>
+          <w:rFonts w:cs="Arial"/>
+          <w:b/>
+          <w:bCs/>
+          <w:noProof/>
+          <w:kern w:val="1"/>
+          <w:sz w:val="24"/>
+          <w:szCs w:val="32"/>
+        </w:rPr>
+        <w:br w:type="page"/>
+      </w:r>
+    </w:p>
+    <w:p>
+      <w:pPr>
+        <w:suppressAutoHyphens w:val="0"/>
+        <w:rPr>
+          <w:rFonts w:eastAsia="Times New Roman" w:cs="Arial"/>
+          <w:b/>
+          <w:bCs/>
+          <w:kern w:val="1"/>
+          <w:sz w:val="24"/>
+          <w:szCs w:val="32"/>
+          <w:lang w:val="en-US" w:eastAsia="de-DE"/>
+        </w:rPr>
+      </w:pPr>
     </w:p>
     <w:p>
       <w:pPr>
@@ -26848,17 +27322,6 @@
           <w:szCs w:val="32"/>
         </w:rPr>
       </w:pPr>
-      <w:r>
-        <w:rPr>
-          <w:rFonts w:cs="Arial"/>
-          <w:b/>
-          <w:bCs/>
-          <w:kern w:val="1"/>
-          <w:sz w:val="24"/>
-          <w:szCs w:val="32"/>
-        </w:rPr>
-        <w:br w:type="page"/>
-      </w:r>
     </w:p>
     <w:tbl>
       <w:tblPr>
@@ -26901,7 +27364,6 @@
               <w:pStyle w:val="TextCDB"/>
             </w:pPr>
             <w:r>
-              <w:lastRenderedPageBreak/>
               <w:t xml:space="preserve">ID / </w:t>
             </w:r>
             <w:proofErr w:type="spellStart"/>
@@ -27179,34 +27641,68 @@
           <w:p>
             <w:pPr>
               <w:pStyle w:val="TextCDB"/>
+              <w:numPr>
+                <w:ilvl w:val="2"/>
+                <w:numId w:val="38"/>
+              </w:numPr>
               <w:rPr>
                 <w:lang w:val="de-CH"/>
               </w:rPr>
             </w:pPr>
+            <w:r>
+              <w:rPr>
+                <w:lang w:val="de-CH"/>
+              </w:rPr>
+              <w:t>Den aktuellen Punktestand im User Interface (UI) notieren.</w:t>
+            </w:r>
           </w:p>
           <w:p>
             <w:pPr>
               <w:pStyle w:val="TextCDB"/>
+              <w:numPr>
+                <w:ilvl w:val="2"/>
+                <w:numId w:val="38"/>
+              </w:numPr>
               <w:rPr>
                 <w:lang w:val="de-CH"/>
               </w:rPr>
             </w:pPr>
+            <w:r>
+              <w:rPr>
+                <w:lang w:val="de-CH"/>
+              </w:rPr>
+              <w:t>Einen Gegner</w:t>
+            </w:r>
+            <w:r>
+              <w:rPr>
+                <w:lang w:val="de-CH"/>
+              </w:rPr>
+              <w:t xml:space="preserve"> </w:t>
+            </w:r>
+            <w:r>
+              <w:rPr>
+                <w:lang w:val="de-CH"/>
+              </w:rPr>
+              <w:t>anvisieren und vollständig eliminieren.</w:t>
+            </w:r>
           </w:p>
           <w:p>
             <w:pPr>
               <w:pStyle w:val="TextCDB"/>
+              <w:numPr>
+                <w:ilvl w:val="2"/>
+                <w:numId w:val="38"/>
+              </w:numPr>
               <w:rPr>
                 <w:lang w:val="de-CH"/>
               </w:rPr>
             </w:pPr>
-          </w:p>
-          <w:p>
-            <w:pPr>
-              <w:pStyle w:val="TextCDB"/>
+            <w:r>
               <w:rPr>
                 <w:lang w:val="de-CH"/>
               </w:rPr>
-            </w:pPr>
+              <w:t>Die Veränderung der Punkteanzeige unmittelbar nach dem Verschwinden des Gegners prüfen.</w:t>
+            </w:r>
           </w:p>
         </w:tc>
       </w:tr>
@@ -27246,6 +27742,36 @@
                 <w:lang w:val="de-CH"/>
               </w:rPr>
             </w:pPr>
+            <w:r>
+              <w:rPr>
+                <w:lang w:val="de-CH"/>
+              </w:rPr>
+              <w:t xml:space="preserve">Der Score-Wert erhöht sich </w:t>
+            </w:r>
+            <w:r>
+              <w:rPr>
+                <w:lang w:val="de-CH"/>
+              </w:rPr>
+              <w:t>pro besiegte Gegner</w:t>
+            </w:r>
+            <w:r>
+              <w:rPr>
+                <w:lang w:val="de-CH"/>
+              </w:rPr>
+              <w:t xml:space="preserve"> um den in der Konfiguration definierten Wert (</w:t>
+            </w:r>
+            <w:r>
+              <w:rPr>
+                <w:lang w:val="de-CH"/>
+              </w:rPr>
+              <w:t xml:space="preserve">im normalen Fall: </w:t>
+            </w:r>
+            <w:r>
+              <w:rPr>
+                <w:lang w:val="de-CH"/>
+              </w:rPr>
+              <w:t>+1 Punkt). Die grafische Anzeige im UI wird ohne Verzögerung aktualisiert.</w:t>
+            </w:r>
           </w:p>
         </w:tc>
       </w:tr>
@@ -27270,6 +27796,147 @@
           <w:lang w:val="en-US" w:eastAsia="de-DE"/>
         </w:rPr>
       </w:pPr>
+      <w:r>
+        <w:rPr>
+          <w:rFonts w:eastAsia="Times New Roman"/>
+          <w:noProof/>
+          <w:sz w:val="22"/>
+          <w:szCs w:val="22"/>
+          <w:lang w:val="en-US" w:eastAsia="de-DE"/>
+        </w:rPr>
+        <w:drawing>
+          <wp:inline distT="0" distB="0" distL="0" distR="0" wp14:anchorId="7D6AE41E" wp14:editId="08BE4C96">
+            <wp:extent cx="1676400" cy="314325"/>
+            <wp:effectExtent l="0" t="0" r="0" b="9525"/>
+            <wp:docPr id="127194811" name="Grafik 6"/>
+            <wp:cNvGraphicFramePr>
+              <a:graphicFrameLocks xmlns:a="http://schemas.openxmlformats.org/drawingml/2006/main" noChangeAspect="1"/>
+            </wp:cNvGraphicFramePr>
+            <a:graphic xmlns:a="http://schemas.openxmlformats.org/drawingml/2006/main">
+              <a:graphicData uri="http://schemas.openxmlformats.org/drawingml/2006/picture">
+                <pic:pic xmlns:pic="http://schemas.openxmlformats.org/drawingml/2006/picture">
+                  <pic:nvPicPr>
+                    <pic:cNvPr id="0" name="Picture 7"/>
+                    <pic:cNvPicPr>
+                      <a:picLocks noChangeAspect="1" noChangeArrowheads="1"/>
+                    </pic:cNvPicPr>
+                  </pic:nvPicPr>
+                  <pic:blipFill>
+                    <a:blip r:embed="rId40">
+                      <a:extLst>
+                        <a:ext uri="{28A0092B-C50C-407E-A947-70E740481C1C}">
+                          <a14:useLocalDpi xmlns:a14="http://schemas.microsoft.com/office/drawing/2010/main" val="0"/>
+                        </a:ext>
+                      </a:extLst>
+                    </a:blip>
+                    <a:srcRect/>
+                    <a:stretch>
+                      <a:fillRect/>
+                    </a:stretch>
+                  </pic:blipFill>
+                  <pic:spPr bwMode="auto">
+                    <a:xfrm>
+                      <a:off x="0" y="0"/>
+                      <a:ext cx="1676400" cy="314325"/>
+                    </a:xfrm>
+                    <a:prstGeom prst="rect">
+                      <a:avLst/>
+                    </a:prstGeom>
+                    <a:noFill/>
+                    <a:ln>
+                      <a:noFill/>
+                    </a:ln>
+                  </pic:spPr>
+                </pic:pic>
+              </a:graphicData>
+            </a:graphic>
+          </wp:inline>
+        </w:drawing>
+      </w:r>
+      <w:r>
+        <w:rPr>
+          <w:rFonts w:eastAsia="Times New Roman"/>
+          <w:sz w:val="22"/>
+          <w:szCs w:val="22"/>
+          <w:lang w:val="en-US" w:eastAsia="de-DE"/>
+        </w:rPr>
+        <w:br/>
+      </w:r>
+      <w:r>
+        <w:rPr>
+          <w:rFonts w:eastAsia="Times New Roman"/>
+          <w:sz w:val="22"/>
+          <w:szCs w:val="22"/>
+          <w:lang w:val="en-US" w:eastAsia="de-DE"/>
+        </w:rPr>
+        <w:br/>
+      </w:r>
+      <w:r>
+        <w:rPr>
+          <w:rFonts w:eastAsia="Times New Roman"/>
+          <w:sz w:val="22"/>
+          <w:szCs w:val="22"/>
+          <w:lang w:val="en-US" w:eastAsia="de-DE"/>
+        </w:rPr>
+        <w:br/>
+      </w:r>
+      <w:r>
+        <w:rPr>
+          <w:rFonts w:eastAsia="Times New Roman"/>
+          <w:noProof/>
+          <w:sz w:val="22"/>
+          <w:szCs w:val="22"/>
+          <w:lang w:val="en-US" w:eastAsia="de-DE"/>
+        </w:rPr>
+        <w:drawing>
+          <wp:inline distT="0" distB="0" distL="0" distR="0" wp14:anchorId="2922DDF2" wp14:editId="39A95572">
+            <wp:extent cx="1476375" cy="304800"/>
+            <wp:effectExtent l="0" t="0" r="9525" b="0"/>
+            <wp:docPr id="1202291723" name="Grafik 7"/>
+            <wp:cNvGraphicFramePr>
+              <a:graphicFrameLocks xmlns:a="http://schemas.openxmlformats.org/drawingml/2006/main" noChangeAspect="1"/>
+            </wp:cNvGraphicFramePr>
+            <a:graphic xmlns:a="http://schemas.openxmlformats.org/drawingml/2006/main">
+              <a:graphicData uri="http://schemas.openxmlformats.org/drawingml/2006/picture">
+                <pic:pic xmlns:pic="http://schemas.openxmlformats.org/drawingml/2006/picture">
+                  <pic:nvPicPr>
+                    <pic:cNvPr id="0" name="Picture 8"/>
+                    <pic:cNvPicPr>
+                      <a:picLocks noChangeAspect="1" noChangeArrowheads="1"/>
+                    </pic:cNvPicPr>
+                  </pic:nvPicPr>
+                  <pic:blipFill>
+                    <a:blip r:embed="rId41">
+                      <a:extLst>
+                        <a:ext uri="{28A0092B-C50C-407E-A947-70E740481C1C}">
+                          <a14:useLocalDpi xmlns:a14="http://schemas.microsoft.com/office/drawing/2010/main" val="0"/>
+                        </a:ext>
+                      </a:extLst>
+                    </a:blip>
+                    <a:srcRect/>
+                    <a:stretch>
+                      <a:fillRect/>
+                    </a:stretch>
+                  </pic:blipFill>
+                  <pic:spPr bwMode="auto">
+                    <a:xfrm>
+                      <a:off x="0" y="0"/>
+                      <a:ext cx="1476375" cy="304800"/>
+                    </a:xfrm>
+                    <a:prstGeom prst="rect">
+                      <a:avLst/>
+                    </a:prstGeom>
+                    <a:noFill/>
+                    <a:ln>
+                      <a:noFill/>
+                    </a:ln>
+                  </pic:spPr>
+                </pic:pic>
+              </a:graphicData>
+            </a:graphic>
+          </wp:inline>
+        </w:drawing>
+      </w:r>
       <w:r>
         <w:rPr>
           <w:rFonts w:eastAsia="Times New Roman"/>
@@ -27531,7 +28198,7 @@
               <w:rPr>
                 <w:lang w:val="de-CH"/>
               </w:rPr>
-              <w:t>Der Punktestand erhöht sich korrekt nach dem Besiegen eines Gegners.</w:t>
+              <w:t>Überprüfung des automatischen Szenenwechsels und der korrekten Neupositionierung des Spielers beim Erreichen des Level-Endes.</w:t>
             </w:r>
           </w:p>
         </w:tc>
@@ -27619,34 +28286,56 @@
           <w:p>
             <w:pPr>
               <w:pStyle w:val="TextCDB"/>
+              <w:numPr>
+                <w:ilvl w:val="1"/>
+                <w:numId w:val="36"/>
+              </w:numPr>
               <w:rPr>
                 <w:lang w:val="de-CH"/>
               </w:rPr>
             </w:pPr>
+            <w:r>
+              <w:rPr>
+                <w:lang w:val="de-CH"/>
+              </w:rPr>
+              <w:t>Den Spieler aktiv in die grüne Fläche (Ziel-Zone) am rechten Rand steuern.</w:t>
+            </w:r>
           </w:p>
           <w:p>
             <w:pPr>
               <w:pStyle w:val="TextCDB"/>
+              <w:numPr>
+                <w:ilvl w:val="1"/>
+                <w:numId w:val="36"/>
+              </w:numPr>
               <w:rPr>
                 <w:lang w:val="de-CH"/>
               </w:rPr>
             </w:pPr>
+            <w:r>
+              <w:rPr>
+                <w:lang w:val="de-CH"/>
+              </w:rPr>
+              <w:t>Den Ladevorgang von Level 2 beobachten.</w:t>
+            </w:r>
           </w:p>
           <w:p>
             <w:pPr>
               <w:pStyle w:val="TextCDB"/>
+              <w:numPr>
+                <w:ilvl w:val="1"/>
+                <w:numId w:val="36"/>
+              </w:numPr>
               <w:rPr>
                 <w:lang w:val="de-CH"/>
               </w:rPr>
             </w:pPr>
-          </w:p>
-          <w:p>
-            <w:pPr>
-              <w:pStyle w:val="TextCDB"/>
+            <w:r>
               <w:rPr>
                 <w:lang w:val="de-CH"/>
               </w:rPr>
-            </w:pPr>
+              <w:t>Die Startposition des Spielers im neuen Level verifizieren.</w:t>
+            </w:r>
           </w:p>
         </w:tc>
       </w:tr>
@@ -27662,6 +28351,10 @@
           <w:p>
             <w:pPr>
               <w:pStyle w:val="TextCDB"/>
+              <w:numPr>
+                <w:ilvl w:val="0"/>
+                <w:numId w:val="50"/>
+              </w:numPr>
               <w:rPr>
                 <w:lang w:val="de-CH"/>
               </w:rPr>
@@ -27686,6 +28379,26 @@
                 <w:lang w:val="de-CH"/>
               </w:rPr>
             </w:pPr>
+            <w:r>
+              <w:rPr>
+                <w:lang w:val="de-CH"/>
+              </w:rPr>
+              <w:t>Bei Kollision mit der grünen Ziel-Zone wird Level 1 beendet und Level 2 geladen. Der Spieler wird dabei automatisch an den linken</w:t>
+            </w:r>
+            <w:r>
+              <w:rPr>
+                <w:b/>
+                <w:bCs/>
+                <w:lang w:val="de-CH"/>
+              </w:rPr>
+              <w:t xml:space="preserve"> </w:t>
+            </w:r>
+            <w:r>
+              <w:rPr>
+                <w:lang w:val="de-CH"/>
+              </w:rPr>
+              <w:t>Rand (Startpunkt) des neuen Levels zurückgesetzt.</w:t>
+            </w:r>
           </w:p>
         </w:tc>
       </w:tr>
@@ -27705,6 +28418,112 @@
           <w:lang w:val="en-US" w:eastAsia="de-DE"/>
         </w:rPr>
       </w:pPr>
+      <w:r>
+        <w:rPr>
+          <w:noProof/>
+        </w:rPr>
+        <w:drawing>
+          <wp:inline distT="0" distB="0" distL="0" distR="0" wp14:anchorId="00005E2F" wp14:editId="2753C7E1">
+            <wp:extent cx="3276600" cy="1889158"/>
+            <wp:effectExtent l="0" t="0" r="0" b="0"/>
+            <wp:docPr id="778950936" name="Grafik 8"/>
+            <wp:cNvGraphicFramePr>
+              <a:graphicFrameLocks xmlns:a="http://schemas.openxmlformats.org/drawingml/2006/main" noChangeAspect="1"/>
+            </wp:cNvGraphicFramePr>
+            <a:graphic xmlns:a="http://schemas.openxmlformats.org/drawingml/2006/main">
+              <a:graphicData uri="http://schemas.openxmlformats.org/drawingml/2006/picture">
+                <pic:pic xmlns:pic="http://schemas.openxmlformats.org/drawingml/2006/picture">
+                  <pic:nvPicPr>
+                    <pic:cNvPr id="0" name="Picture 9"/>
+                    <pic:cNvPicPr>
+                      <a:picLocks noChangeAspect="1" noChangeArrowheads="1"/>
+                    </pic:cNvPicPr>
+                  </pic:nvPicPr>
+                  <pic:blipFill>
+                    <a:blip r:embed="rId42" cstate="print">
+                      <a:extLst>
+                        <a:ext uri="{28A0092B-C50C-407E-A947-70E740481C1C}">
+                          <a14:useLocalDpi xmlns:a14="http://schemas.microsoft.com/office/drawing/2010/main" val="0"/>
+                        </a:ext>
+                      </a:extLst>
+                    </a:blip>
+                    <a:srcRect/>
+                    <a:stretch>
+                      <a:fillRect/>
+                    </a:stretch>
+                  </pic:blipFill>
+                  <pic:spPr bwMode="auto">
+                    <a:xfrm>
+                      <a:off x="0" y="0"/>
+                      <a:ext cx="3288835" cy="1896212"/>
+                    </a:xfrm>
+                    <a:prstGeom prst="rect">
+                      <a:avLst/>
+                    </a:prstGeom>
+                    <a:noFill/>
+                    <a:ln>
+                      <a:noFill/>
+                    </a:ln>
+                  </pic:spPr>
+                </pic:pic>
+              </a:graphicData>
+            </a:graphic>
+          </wp:inline>
+        </w:drawing>
+      </w:r>
+      <w:r>
+        <w:rPr>
+          <w:noProof/>
+        </w:rPr>
+        <w:drawing>
+          <wp:inline distT="0" distB="0" distL="0" distR="0" wp14:anchorId="11415816" wp14:editId="1210BDF3">
+            <wp:extent cx="3276600" cy="1869942"/>
+            <wp:effectExtent l="0" t="0" r="0" b="0"/>
+            <wp:docPr id="205714589" name="Grafik 9"/>
+            <wp:cNvGraphicFramePr>
+              <a:graphicFrameLocks xmlns:a="http://schemas.openxmlformats.org/drawingml/2006/main" noChangeAspect="1"/>
+            </wp:cNvGraphicFramePr>
+            <a:graphic xmlns:a="http://schemas.openxmlformats.org/drawingml/2006/main">
+              <a:graphicData uri="http://schemas.openxmlformats.org/drawingml/2006/picture">
+                <pic:pic xmlns:pic="http://schemas.openxmlformats.org/drawingml/2006/picture">
+                  <pic:nvPicPr>
+                    <pic:cNvPr id="0" name="Picture 10"/>
+                    <pic:cNvPicPr>
+                      <a:picLocks noChangeAspect="1" noChangeArrowheads="1"/>
+                    </pic:cNvPicPr>
+                  </pic:nvPicPr>
+                  <pic:blipFill>
+                    <a:blip r:embed="rId43" cstate="print">
+                      <a:extLst>
+                        <a:ext uri="{28A0092B-C50C-407E-A947-70E740481C1C}">
+                          <a14:useLocalDpi xmlns:a14="http://schemas.microsoft.com/office/drawing/2010/main" val="0"/>
+                        </a:ext>
+                      </a:extLst>
+                    </a:blip>
+                    <a:srcRect/>
+                    <a:stretch>
+                      <a:fillRect/>
+                    </a:stretch>
+                  </pic:blipFill>
+                  <pic:spPr bwMode="auto">
+                    <a:xfrm>
+                      <a:off x="0" y="0"/>
+                      <a:ext cx="3303807" cy="1885469"/>
+                    </a:xfrm>
+                    <a:prstGeom prst="rect">
+                      <a:avLst/>
+                    </a:prstGeom>
+                    <a:noFill/>
+                    <a:ln>
+                      <a:noFill/>
+                    </a:ln>
+                  </pic:spPr>
+                </pic:pic>
+              </a:graphicData>
+            </a:graphic>
+          </wp:inline>
+        </w:drawing>
+      </w:r>
       <w:r>
         <w:br w:type="page"/>
       </w:r>
@@ -27849,7 +28668,13 @@
               <w:rPr>
                 <w:lang w:val="de-CH"/>
               </w:rPr>
-              <w:t>Das Spiel muss beendet werden, wenn der Spieler keine Lebenspunkte mehr hat oder das Spielziel erreicht wurde.</w:t>
+              <w:t>Das Spiel muss beendet werden, wenn der Spieler keine Lebenspunkte mehr hat</w:t>
+            </w:r>
+            <w:r>
+              <w:rPr>
+                <w:lang w:val="de-CH"/>
+              </w:rPr>
+              <w:t>.</w:t>
             </w:r>
           </w:p>
         </w:tc>
@@ -27943,13 +28768,7 @@
               <w:rPr>
                 <w:lang w:val="de-CH"/>
               </w:rPr>
-              <w:t>Das Spiel wird beendet, wenn der Spieler keine Leben mehr hat</w:t>
-            </w:r>
-            <w:r>
-              <w:rPr>
-                <w:lang w:val="de-CH"/>
-              </w:rPr>
-              <w:t xml:space="preserve"> oder Level 2 erreicht wird</w:t>
+              <w:t>Verifizierung des Übergangs in den Game-Over-Zustand sowie der korrekten Rücksetzung aller globalen Spielparameter bei Verlust aller HP.</w:t>
             </w:r>
           </w:p>
         </w:tc>
@@ -28000,13 +28819,19 @@
               <w:rPr>
                 <w:lang w:val="de-CH"/>
               </w:rPr>
-              <w:t xml:space="preserve">Lebenspunkte des Spielers = 0 oder </w:t>
+              <w:t>Spiel läuft</w:t>
             </w:r>
             <w:r>
               <w:rPr>
                 <w:lang w:val="de-CH"/>
               </w:rPr>
-              <w:t>Level 2 erreicht</w:t>
+              <w:t>.</w:t>
+            </w:r>
+            <w:r>
+              <w:rPr>
+                <w:lang w:val="de-CH"/>
+              </w:rPr>
+              <w:t xml:space="preserve"> Spieler hat nur noch einen Lebenspunkt (1 Herz).</w:t>
             </w:r>
           </w:p>
         </w:tc>
@@ -28043,26 +28868,74 @@
           <w:p>
             <w:pPr>
               <w:pStyle w:val="TextCDB"/>
+              <w:numPr>
+                <w:ilvl w:val="1"/>
+                <w:numId w:val="34"/>
+              </w:numPr>
               <w:rPr>
                 <w:lang w:val="de-CH"/>
               </w:rPr>
             </w:pPr>
+            <w:r>
+              <w:rPr>
+                <w:lang w:val="de-CH"/>
+              </w:rPr>
+              <w:t>Eine finale Kollision mit einem Gegner provozieren.</w:t>
+            </w:r>
           </w:p>
           <w:p>
             <w:pPr>
               <w:pStyle w:val="TextCDB"/>
+              <w:numPr>
+                <w:ilvl w:val="1"/>
+                <w:numId w:val="34"/>
+              </w:numPr>
               <w:rPr>
                 <w:lang w:val="de-CH"/>
               </w:rPr>
             </w:pPr>
+            <w:r>
+              <w:rPr>
+                <w:lang w:val="de-CH"/>
+              </w:rPr>
+              <w:t>Das Erscheinen des Game-Over-Overlays prüfen.</w:t>
+            </w:r>
           </w:p>
           <w:p>
             <w:pPr>
               <w:pStyle w:val="TextCDB"/>
+              <w:numPr>
+                <w:ilvl w:val="1"/>
+                <w:numId w:val="34"/>
+              </w:numPr>
               <w:rPr>
                 <w:lang w:val="de-CH"/>
               </w:rPr>
             </w:pPr>
+            <w:r>
+              <w:rPr>
+                <w:lang w:val="de-CH"/>
+              </w:rPr>
+              <w:t>Den Neustart des Spiels einleiten.</w:t>
+            </w:r>
+          </w:p>
+          <w:p>
+            <w:pPr>
+              <w:pStyle w:val="TextCDB"/>
+              <w:numPr>
+                <w:ilvl w:val="1"/>
+                <w:numId w:val="34"/>
+              </w:numPr>
+              <w:rPr>
+                <w:lang w:val="de-CH"/>
+              </w:rPr>
+            </w:pPr>
+            <w:r>
+              <w:rPr>
+                <w:lang w:val="de-CH"/>
+              </w:rPr>
+              <w:t>Kontrollieren, ob HP, Score und Gegner-Schwierigkeit (Speed/ Spawn) wieder auf den Initialwert stehen.</w:t>
+            </w:r>
           </w:p>
           <w:p>
             <w:pPr>
@@ -28110,10 +28983,240 @@
                 <w:lang w:val="de-CH"/>
               </w:rPr>
             </w:pPr>
+            <w:r>
+              <w:rPr>
+                <w:lang w:val="de-CH"/>
+              </w:rPr>
+              <w:t>Bei 0 HP wird das Spiel unterbrochen und das Game-Over-Menü eingeblendet. Alle Variablen (Score, Leben, Gegner-Speed und Spawn-Rate) werden zwingend auf die Standardwerte der config.py zurückgesetzt.</w:t>
+            </w:r>
           </w:p>
         </w:tc>
       </w:tr>
     </w:tbl>
+    <w:p>
+      <w:pPr>
+        <w:rPr>
+          <w:lang w:val="en-US" w:eastAsia="de-DE"/>
+        </w:rPr>
+      </w:pPr>
+      <w:r>
+        <w:rPr>
+          <w:lang w:val="en-US" w:eastAsia="de-DE"/>
+        </w:rPr>
+        <w:br/>
+      </w:r>
+      <w:r>
+        <w:rPr>
+          <w:noProof/>
+        </w:rPr>
+        <w:drawing>
+          <wp:inline distT="0" distB="0" distL="0" distR="0" wp14:anchorId="6807C63A" wp14:editId="0B51DF24">
+            <wp:extent cx="5719762" cy="3238158"/>
+            <wp:effectExtent l="0" t="0" r="0" b="635"/>
+            <wp:docPr id="183539276" name="Grafik 10"/>
+            <wp:cNvGraphicFramePr>
+              <a:graphicFrameLocks xmlns:a="http://schemas.openxmlformats.org/drawingml/2006/main" noChangeAspect="1"/>
+            </wp:cNvGraphicFramePr>
+            <a:graphic xmlns:a="http://schemas.openxmlformats.org/drawingml/2006/main">
+              <a:graphicData uri="http://schemas.openxmlformats.org/drawingml/2006/picture">
+                <pic:pic xmlns:pic="http://schemas.openxmlformats.org/drawingml/2006/picture">
+                  <pic:nvPicPr>
+                    <pic:cNvPr id="0" name="Picture 11"/>
+                    <pic:cNvPicPr>
+                      <a:picLocks noChangeAspect="1" noChangeArrowheads="1"/>
+                    </pic:cNvPicPr>
+                  </pic:nvPicPr>
+                  <pic:blipFill>
+                    <a:blip r:embed="rId44" cstate="print">
+                      <a:extLst>
+                        <a:ext uri="{28A0092B-C50C-407E-A947-70E740481C1C}">
+                          <a14:useLocalDpi xmlns:a14="http://schemas.microsoft.com/office/drawing/2010/main" val="0"/>
+                        </a:ext>
+                      </a:extLst>
+                    </a:blip>
+                    <a:srcRect/>
+                    <a:stretch>
+                      <a:fillRect/>
+                    </a:stretch>
+                  </pic:blipFill>
+                  <pic:spPr bwMode="auto">
+                    <a:xfrm>
+                      <a:off x="0" y="0"/>
+                      <a:ext cx="5728070" cy="3242861"/>
+                    </a:xfrm>
+                    <a:prstGeom prst="rect">
+                      <a:avLst/>
+                    </a:prstGeom>
+                    <a:noFill/>
+                    <a:ln>
+                      <a:noFill/>
+                    </a:ln>
+                  </pic:spPr>
+                </pic:pic>
+              </a:graphicData>
+            </a:graphic>
+          </wp:inline>
+        </w:drawing>
+      </w:r>
+      <w:r>
+        <w:rPr>
+          <w:lang w:val="en-US" w:eastAsia="de-DE"/>
+        </w:rPr>
+        <w:br/>
+      </w:r>
+      <w:r>
+        <w:rPr>
+          <w:lang w:val="en-US" w:eastAsia="de-DE"/>
+        </w:rPr>
+        <w:br/>
+      </w:r>
+      <w:r>
+        <w:rPr>
+          <w:rFonts w:cs="Arial"/>
+          <w:b/>
+          <w:bCs/>
+          <w:noProof/>
+          <w:kern w:val="1"/>
+          <w:sz w:val="24"/>
+          <w:szCs w:val="32"/>
+        </w:rPr>
+        <w:lastRenderedPageBreak/>
+        <w:drawing>
+          <wp:inline distT="0" distB="0" distL="0" distR="0" wp14:anchorId="192DB752" wp14:editId="09DE8408">
+            <wp:extent cx="6067425" cy="3443605"/>
+            <wp:effectExtent l="0" t="0" r="9525" b="4445"/>
+            <wp:docPr id="731965232" name="Grafik 5"/>
+            <wp:cNvGraphicFramePr>
+              <a:graphicFrameLocks xmlns:a="http://schemas.openxmlformats.org/drawingml/2006/main" noChangeAspect="1"/>
+            </wp:cNvGraphicFramePr>
+            <a:graphic xmlns:a="http://schemas.openxmlformats.org/drawingml/2006/main">
+              <a:graphicData uri="http://schemas.openxmlformats.org/drawingml/2006/picture">
+                <pic:pic xmlns:pic="http://schemas.openxmlformats.org/drawingml/2006/picture">
+                  <pic:nvPicPr>
+                    <pic:cNvPr id="0" name="Picture 6"/>
+                    <pic:cNvPicPr>
+                      <a:picLocks noChangeAspect="1" noChangeArrowheads="1"/>
+                    </pic:cNvPicPr>
+                  </pic:nvPicPr>
+                  <pic:blipFill>
+                    <a:blip r:embed="rId45" cstate="print">
+                      <a:extLst>
+                        <a:ext uri="{28A0092B-C50C-407E-A947-70E740481C1C}">
+                          <a14:useLocalDpi xmlns:a14="http://schemas.microsoft.com/office/drawing/2010/main" val="0"/>
+                        </a:ext>
+                      </a:extLst>
+                    </a:blip>
+                    <a:srcRect/>
+                    <a:stretch>
+                      <a:fillRect/>
+                    </a:stretch>
+                  </pic:blipFill>
+                  <pic:spPr bwMode="auto">
+                    <a:xfrm>
+                      <a:off x="0" y="0"/>
+                      <a:ext cx="6067425" cy="3443605"/>
+                    </a:xfrm>
+                    <a:prstGeom prst="rect">
+                      <a:avLst/>
+                    </a:prstGeom>
+                    <a:noFill/>
+                    <a:ln>
+                      <a:noFill/>
+                    </a:ln>
+                  </pic:spPr>
+                </pic:pic>
+              </a:graphicData>
+            </a:graphic>
+          </wp:inline>
+        </w:drawing>
+      </w:r>
+      <w:r>
+        <w:rPr>
+          <w:lang w:val="en-US" w:eastAsia="de-DE"/>
+        </w:rPr>
+        <w:br/>
+      </w:r>
+      <w:r>
+        <w:rPr>
+          <w:lang w:val="en-US" w:eastAsia="de-DE"/>
+        </w:rPr>
+        <w:br/>
+      </w:r>
+      <w:r>
+        <w:rPr>
+          <w:noProof/>
+          <w:lang w:val="en-US" w:eastAsia="de-DE"/>
+        </w:rPr>
+        <w:drawing>
+          <wp:inline distT="0" distB="0" distL="0" distR="0" wp14:anchorId="73A0613C" wp14:editId="49924445">
+            <wp:extent cx="6110605" cy="3495675"/>
+            <wp:effectExtent l="0" t="0" r="4445" b="9525"/>
+            <wp:docPr id="1789576988" name="Grafik 11"/>
+            <wp:cNvGraphicFramePr>
+              <a:graphicFrameLocks xmlns:a="http://schemas.openxmlformats.org/drawingml/2006/main" noChangeAspect="1"/>
+            </wp:cNvGraphicFramePr>
+            <a:graphic xmlns:a="http://schemas.openxmlformats.org/drawingml/2006/main">
+              <a:graphicData uri="http://schemas.openxmlformats.org/drawingml/2006/picture">
+                <pic:pic xmlns:pic="http://schemas.openxmlformats.org/drawingml/2006/picture">
+                  <pic:nvPicPr>
+                    <pic:cNvPr id="0" name="Picture 12"/>
+                    <pic:cNvPicPr>
+                      <a:picLocks noChangeAspect="1" noChangeArrowheads="1"/>
+                    </pic:cNvPicPr>
+                  </pic:nvPicPr>
+                  <pic:blipFill>
+                    <a:blip r:embed="rId46" cstate="print">
+                      <a:extLst>
+                        <a:ext uri="{28A0092B-C50C-407E-A947-70E740481C1C}">
+                          <a14:useLocalDpi xmlns:a14="http://schemas.microsoft.com/office/drawing/2010/main" val="0"/>
+                        </a:ext>
+                      </a:extLst>
+                    </a:blip>
+                    <a:srcRect/>
+                    <a:stretch>
+                      <a:fillRect/>
+                    </a:stretch>
+                  </pic:blipFill>
+                  <pic:spPr bwMode="auto">
+                    <a:xfrm>
+                      <a:off x="0" y="0"/>
+                      <a:ext cx="6110605" cy="3495675"/>
+                    </a:xfrm>
+                    <a:prstGeom prst="rect">
+                      <a:avLst/>
+                    </a:prstGeom>
+                    <a:noFill/>
+                    <a:ln>
+                      <a:noFill/>
+                    </a:ln>
+                  </pic:spPr>
+                </pic:pic>
+              </a:graphicData>
+            </a:graphic>
+          </wp:inline>
+        </w:drawing>
+      </w:r>
+    </w:p>
+    <w:p>
+      <w:pPr>
+        <w:suppressAutoHyphens w:val="0"/>
+        <w:rPr>
+          <w:lang w:val="en-US" w:eastAsia="de-DE"/>
+        </w:rPr>
+      </w:pPr>
+      <w:r>
+        <w:rPr>
+          <w:lang w:val="en-US" w:eastAsia="de-DE"/>
+        </w:rPr>
+        <w:br/>
+      </w:r>
+      <w:r>
+        <w:rPr>
+          <w:lang w:val="en-US" w:eastAsia="de-DE"/>
+        </w:rPr>
+        <w:br/>
+      </w:r>
+    </w:p>
     <w:p>
       <w:pPr>
         <w:rPr>
@@ -28592,7 +29695,7 @@
               <w:sz w:val="20"/>
               <w:szCs w:val="20"/>
             </w:rPr>
-            <w:t>17. März 2026</w:t>
+            <w:t>19. März 2026</w:t>
           </w:r>
           <w:r>
             <w:rPr>
@@ -30274,7 +31377,7 @@
   <w:abstractNum w:abstractNumId="8" w15:restartNumberingAfterBreak="0">
     <w:nsid w:val="118553B6"/>
     <w:multiLevelType w:val="multilevel"/>
-    <w:tmpl w:val="626E82DA"/>
+    <w:tmpl w:val="4D10E992"/>
     <w:lvl w:ilvl="0">
       <w:start w:val="1"/>
       <w:numFmt w:val="bullet"/>
@@ -30291,20 +31394,16 @@
         <w:sz w:val="20"/>
       </w:rPr>
     </w:lvl>
-    <w:lvl w:ilvl="1" w:tentative="1">
+    <w:lvl w:ilvl="1">
       <w:start w:val="1"/>
-      <w:numFmt w:val="bullet"/>
-      <w:lvlText w:val="o"/>
+      <w:numFmt w:val="decimal"/>
+      <w:lvlText w:val="%2."/>
       <w:lvlJc w:val="left"/>
       <w:pPr>
-        <w:tabs>
-          <w:tab w:val="num" w:pos="1440"/>
-        </w:tabs>
         <w:ind w:left="1440" w:hanging="360"/>
       </w:pPr>
       <w:rPr>
-        <w:rFonts w:ascii="Courier New" w:hAnsi="Courier New" w:hint="default"/>
-        <w:sz w:val="20"/>
+        <w:rFonts w:hint="default"/>
       </w:rPr>
     </w:lvl>
     <w:lvl w:ilvl="2" w:tentative="1">
@@ -30534,6 +31633,119 @@
     </w:lvl>
   </w:abstractNum>
   <w:abstractNum w:abstractNumId="10" w15:restartNumberingAfterBreak="0">
+    <w:nsid w:val="13F96C6A"/>
+    <w:multiLevelType w:val="hybridMultilevel"/>
+    <w:tmpl w:val="DE4CAB2C"/>
+    <w:lvl w:ilvl="0" w:tplc="08070001">
+      <w:start w:val="1"/>
+      <w:numFmt w:val="bullet"/>
+      <w:lvlText w:val=""/>
+      <w:lvlJc w:val="left"/>
+      <w:pPr>
+        <w:ind w:left="720" w:hanging="360"/>
+      </w:pPr>
+      <w:rPr>
+        <w:rFonts w:ascii="Symbol" w:hAnsi="Symbol" w:hint="default"/>
+      </w:rPr>
+    </w:lvl>
+    <w:lvl w:ilvl="1" w:tplc="08070003" w:tentative="1">
+      <w:start w:val="1"/>
+      <w:numFmt w:val="bullet"/>
+      <w:lvlText w:val="o"/>
+      <w:lvlJc w:val="left"/>
+      <w:pPr>
+        <w:ind w:left="1440" w:hanging="360"/>
+      </w:pPr>
+      <w:rPr>
+        <w:rFonts w:ascii="Courier New" w:hAnsi="Courier New" w:cs="Courier New" w:hint="default"/>
+      </w:rPr>
+    </w:lvl>
+    <w:lvl w:ilvl="2" w:tplc="08070005" w:tentative="1">
+      <w:start w:val="1"/>
+      <w:numFmt w:val="bullet"/>
+      <w:lvlText w:val=""/>
+      <w:lvlJc w:val="left"/>
+      <w:pPr>
+        <w:ind w:left="2160" w:hanging="360"/>
+      </w:pPr>
+      <w:rPr>
+        <w:rFonts w:ascii="Wingdings" w:hAnsi="Wingdings" w:hint="default"/>
+      </w:rPr>
+    </w:lvl>
+    <w:lvl w:ilvl="3" w:tplc="08070001" w:tentative="1">
+      <w:start w:val="1"/>
+      <w:numFmt w:val="bullet"/>
+      <w:lvlText w:val=""/>
+      <w:lvlJc w:val="left"/>
+      <w:pPr>
+        <w:ind w:left="2880" w:hanging="360"/>
+      </w:pPr>
+      <w:rPr>
+        <w:rFonts w:ascii="Symbol" w:hAnsi="Symbol" w:hint="default"/>
+      </w:rPr>
+    </w:lvl>
+    <w:lvl w:ilvl="4" w:tplc="08070003" w:tentative="1">
+      <w:start w:val="1"/>
+      <w:numFmt w:val="bullet"/>
+      <w:lvlText w:val="o"/>
+      <w:lvlJc w:val="left"/>
+      <w:pPr>
+        <w:ind w:left="3600" w:hanging="360"/>
+      </w:pPr>
+      <w:rPr>
+        <w:rFonts w:ascii="Courier New" w:hAnsi="Courier New" w:cs="Courier New" w:hint="default"/>
+      </w:rPr>
+    </w:lvl>
+    <w:lvl w:ilvl="5" w:tplc="08070005" w:tentative="1">
+      <w:start w:val="1"/>
+      <w:numFmt w:val="bullet"/>
+      <w:lvlText w:val=""/>
+      <w:lvlJc w:val="left"/>
+      <w:pPr>
+        <w:ind w:left="4320" w:hanging="360"/>
+      </w:pPr>
+      <w:rPr>
+        <w:rFonts w:ascii="Wingdings" w:hAnsi="Wingdings" w:hint="default"/>
+      </w:rPr>
+    </w:lvl>
+    <w:lvl w:ilvl="6" w:tplc="08070001" w:tentative="1">
+      <w:start w:val="1"/>
+      <w:numFmt w:val="bullet"/>
+      <w:lvlText w:val=""/>
+      <w:lvlJc w:val="left"/>
+      <w:pPr>
+        <w:ind w:left="5040" w:hanging="360"/>
+      </w:pPr>
+      <w:rPr>
+        <w:rFonts w:ascii="Symbol" w:hAnsi="Symbol" w:hint="default"/>
+      </w:rPr>
+    </w:lvl>
+    <w:lvl w:ilvl="7" w:tplc="08070003" w:tentative="1">
+      <w:start w:val="1"/>
+      <w:numFmt w:val="bullet"/>
+      <w:lvlText w:val="o"/>
+      <w:lvlJc w:val="left"/>
+      <w:pPr>
+        <w:ind w:left="5760" w:hanging="360"/>
+      </w:pPr>
+      <w:rPr>
+        <w:rFonts w:ascii="Courier New" w:hAnsi="Courier New" w:cs="Courier New" w:hint="default"/>
+      </w:rPr>
+    </w:lvl>
+    <w:lvl w:ilvl="8" w:tplc="08070005" w:tentative="1">
+      <w:start w:val="1"/>
+      <w:numFmt w:val="bullet"/>
+      <w:lvlText w:val=""/>
+      <w:lvlJc w:val="left"/>
+      <w:pPr>
+        <w:ind w:left="6480" w:hanging="360"/>
+      </w:pPr>
+      <w:rPr>
+        <w:rFonts w:ascii="Wingdings" w:hAnsi="Wingdings" w:hint="default"/>
+      </w:rPr>
+    </w:lvl>
+  </w:abstractNum>
+  <w:abstractNum w:abstractNumId="11" w15:restartNumberingAfterBreak="0">
     <w:nsid w:val="21AB444C"/>
     <w:multiLevelType w:val="multilevel"/>
     <w:tmpl w:val="9E66557E"/>
@@ -30682,7 +31894,7 @@
       </w:rPr>
     </w:lvl>
   </w:abstractNum>
-  <w:abstractNum w:abstractNumId="11" w15:restartNumberingAfterBreak="0">
+  <w:abstractNum w:abstractNumId="12" w15:restartNumberingAfterBreak="0">
     <w:nsid w:val="26345599"/>
     <w:multiLevelType w:val="hybridMultilevel"/>
     <w:tmpl w:val="B8CE50CC"/>
@@ -30795,7 +32007,7 @@
       </w:rPr>
     </w:lvl>
   </w:abstractNum>
-  <w:abstractNum w:abstractNumId="12" w15:restartNumberingAfterBreak="0">
+  <w:abstractNum w:abstractNumId="13" w15:restartNumberingAfterBreak="0">
     <w:nsid w:val="293046D8"/>
     <w:multiLevelType w:val="multilevel"/>
     <w:tmpl w:val="268405DE"/>
@@ -30908,7 +32120,96 @@
       </w:pPr>
     </w:lvl>
   </w:abstractNum>
-  <w:abstractNum w:abstractNumId="13" w15:restartNumberingAfterBreak="0">
+  <w:abstractNum w:abstractNumId="14" w15:restartNumberingAfterBreak="0">
+    <w:nsid w:val="2A48546D"/>
+    <w:multiLevelType w:val="hybridMultilevel"/>
+    <w:tmpl w:val="8AD48710"/>
+    <w:lvl w:ilvl="0" w:tplc="08070017">
+      <w:start w:val="1"/>
+      <w:numFmt w:val="lowerLetter"/>
+      <w:lvlText w:val="%1)"/>
+      <w:lvlJc w:val="left"/>
+      <w:pPr>
+        <w:ind w:left="720" w:hanging="360"/>
+      </w:pPr>
+      <w:rPr>
+        <w:rFonts w:hint="default"/>
+      </w:rPr>
+    </w:lvl>
+    <w:lvl w:ilvl="1" w:tplc="08070019" w:tentative="1">
+      <w:start w:val="1"/>
+      <w:numFmt w:val="lowerLetter"/>
+      <w:lvlText w:val="%2."/>
+      <w:lvlJc w:val="left"/>
+      <w:pPr>
+        <w:ind w:left="1440" w:hanging="360"/>
+      </w:pPr>
+    </w:lvl>
+    <w:lvl w:ilvl="2" w:tplc="0807001B" w:tentative="1">
+      <w:start w:val="1"/>
+      <w:numFmt w:val="lowerRoman"/>
+      <w:lvlText w:val="%3."/>
+      <w:lvlJc w:val="right"/>
+      <w:pPr>
+        <w:ind w:left="2160" w:hanging="180"/>
+      </w:pPr>
+    </w:lvl>
+    <w:lvl w:ilvl="3" w:tplc="0807000F" w:tentative="1">
+      <w:start w:val="1"/>
+      <w:numFmt w:val="decimal"/>
+      <w:lvlText w:val="%4."/>
+      <w:lvlJc w:val="left"/>
+      <w:pPr>
+        <w:ind w:left="2880" w:hanging="360"/>
+      </w:pPr>
+    </w:lvl>
+    <w:lvl w:ilvl="4" w:tplc="08070019" w:tentative="1">
+      <w:start w:val="1"/>
+      <w:numFmt w:val="lowerLetter"/>
+      <w:lvlText w:val="%5."/>
+      <w:lvlJc w:val="left"/>
+      <w:pPr>
+        <w:ind w:left="3600" w:hanging="360"/>
+      </w:pPr>
+    </w:lvl>
+    <w:lvl w:ilvl="5" w:tplc="0807001B" w:tentative="1">
+      <w:start w:val="1"/>
+      <w:numFmt w:val="lowerRoman"/>
+      <w:lvlText w:val="%6."/>
+      <w:lvlJc w:val="right"/>
+      <w:pPr>
+        <w:ind w:left="4320" w:hanging="180"/>
+      </w:pPr>
+    </w:lvl>
+    <w:lvl w:ilvl="6" w:tplc="0807000F" w:tentative="1">
+      <w:start w:val="1"/>
+      <w:numFmt w:val="decimal"/>
+      <w:lvlText w:val="%7."/>
+      <w:lvlJc w:val="left"/>
+      <w:pPr>
+        <w:ind w:left="5040" w:hanging="360"/>
+      </w:pPr>
+    </w:lvl>
+    <w:lvl w:ilvl="7" w:tplc="08070019" w:tentative="1">
+      <w:start w:val="1"/>
+      <w:numFmt w:val="lowerLetter"/>
+      <w:lvlText w:val="%8."/>
+      <w:lvlJc w:val="left"/>
+      <w:pPr>
+        <w:ind w:left="5760" w:hanging="360"/>
+      </w:pPr>
+    </w:lvl>
+    <w:lvl w:ilvl="8" w:tplc="0807001B" w:tentative="1">
+      <w:start w:val="1"/>
+      <w:numFmt w:val="lowerRoman"/>
+      <w:lvlText w:val="%9."/>
+      <w:lvlJc w:val="right"/>
+      <w:pPr>
+        <w:ind w:left="6480" w:hanging="180"/>
+      </w:pPr>
+    </w:lvl>
+  </w:abstractNum>
+  <w:abstractNum w:abstractNumId="15" w15:restartNumberingAfterBreak="0">
     <w:nsid w:val="34D62EF0"/>
     <w:multiLevelType w:val="multilevel"/>
     <w:tmpl w:val="39666F7C"/>
@@ -31086,7 +32387,7 @@
       </w:rPr>
     </w:lvl>
   </w:abstractNum>
-  <w:abstractNum w:abstractNumId="14" w15:restartNumberingAfterBreak="0">
+  <w:abstractNum w:abstractNumId="16" w15:restartNumberingAfterBreak="0">
     <w:nsid w:val="3D9111FA"/>
     <w:multiLevelType w:val="hybridMultilevel"/>
     <w:tmpl w:val="8AF8F0B2"/>
@@ -31199,7 +32500,7 @@
       </w:rPr>
     </w:lvl>
   </w:abstractNum>
-  <w:abstractNum w:abstractNumId="15" w15:restartNumberingAfterBreak="0">
+  <w:abstractNum w:abstractNumId="17" w15:restartNumberingAfterBreak="0">
     <w:nsid w:val="423A6476"/>
     <w:multiLevelType w:val="multilevel"/>
     <w:tmpl w:val="ADF2C556"/>
@@ -31348,7 +32649,7 @@
       </w:rPr>
     </w:lvl>
   </w:abstractNum>
-  <w:abstractNum w:abstractNumId="16" w15:restartNumberingAfterBreak="0">
+  <w:abstractNum w:abstractNumId="18" w15:restartNumberingAfterBreak="0">
     <w:nsid w:val="44E600C3"/>
     <w:multiLevelType w:val="multilevel"/>
     <w:tmpl w:val="B268F2F6"/>
@@ -31461,10 +32762,100 @@
       </w:pPr>
     </w:lvl>
   </w:abstractNum>
-  <w:abstractNum w:abstractNumId="17" w15:restartNumberingAfterBreak="0">
+  <w:abstractNum w:abstractNumId="19" w15:restartNumberingAfterBreak="0">
+    <w:nsid w:val="467A0165"/>
+    <w:multiLevelType w:val="hybridMultilevel"/>
+    <w:tmpl w:val="3408A3B2"/>
+    <w:lvl w:ilvl="0" w:tplc="B6D82E58">
+      <w:start w:val="1"/>
+      <w:numFmt w:val="decimal"/>
+      <w:lvlText w:val="%1."/>
+      <w:lvlJc w:val="left"/>
+      <w:pPr>
+        <w:ind w:left="720" w:hanging="360"/>
+      </w:pPr>
+      <w:rPr>
+        <w:rFonts w:eastAsia="PMingLiU" w:hint="default"/>
+        <w:sz w:val="20"/>
+      </w:rPr>
+    </w:lvl>
+    <w:lvl w:ilvl="1" w:tplc="08070019">
+      <w:start w:val="1"/>
+      <w:numFmt w:val="lowerLetter"/>
+      <w:lvlText w:val="%2."/>
+      <w:lvlJc w:val="left"/>
+      <w:pPr>
+        <w:ind w:left="1440" w:hanging="360"/>
+      </w:pPr>
+    </w:lvl>
+    <w:lvl w:ilvl="2" w:tplc="0807001B" w:tentative="1">
+      <w:start w:val="1"/>
+      <w:numFmt w:val="lowerRoman"/>
+      <w:lvlText w:val="%3."/>
+      <w:lvlJc w:val="right"/>
+      <w:pPr>
+        <w:ind w:left="2160" w:hanging="180"/>
+      </w:pPr>
+    </w:lvl>
+    <w:lvl w:ilvl="3" w:tplc="0807000F" w:tentative="1">
+      <w:start w:val="1"/>
+      <w:numFmt w:val="decimal"/>
+      <w:lvlText w:val="%4."/>
+      <w:lvlJc w:val="left"/>
+      <w:pPr>
+        <w:ind w:left="2880" w:hanging="360"/>
+      </w:pPr>
+    </w:lvl>
+    <w:lvl w:ilvl="4" w:tplc="08070019" w:tentative="1">
+      <w:start w:val="1"/>
+      <w:numFmt w:val="lowerLetter"/>
+      <w:lvlText w:val="%5."/>
+      <w:lvlJc w:val="left"/>
+      <w:pPr>
+        <w:ind w:left="3600" w:hanging="360"/>
+      </w:pPr>
+    </w:lvl>
+    <w:lvl w:ilvl="5" w:tplc="0807001B" w:tentative="1">
+      <w:start w:val="1"/>
+      <w:numFmt w:val="lowerRoman"/>
+      <w:lvlText w:val="%6."/>
+      <w:lvlJc w:val="right"/>
+      <w:pPr>
+        <w:ind w:left="4320" w:hanging="180"/>
+      </w:pPr>
+    </w:lvl>
+    <w:lvl w:ilvl="6" w:tplc="0807000F" w:tentative="1">
+      <w:start w:val="1"/>
+      <w:numFmt w:val="decimal"/>
+      <w:lvlText w:val="%7."/>
+      <w:lvlJc w:val="left"/>
+      <w:pPr>
+        <w:ind w:left="5040" w:hanging="360"/>
+      </w:pPr>
+    </w:lvl>
+    <w:lvl w:ilvl="7" w:tplc="08070019" w:tentative="1">
+      <w:start w:val="1"/>
+      <w:numFmt w:val="lowerLetter"/>
+      <w:lvlText w:val="%8."/>
+      <w:lvlJc w:val="left"/>
+      <w:pPr>
+        <w:ind w:left="5760" w:hanging="360"/>
+      </w:pPr>
+    </w:lvl>
+    <w:lvl w:ilvl="8" w:tplc="0807001B" w:tentative="1">
+      <w:start w:val="1"/>
+      <w:numFmt w:val="lowerRoman"/>
+      <w:lvlText w:val="%9."/>
+      <w:lvlJc w:val="right"/>
+      <w:pPr>
+        <w:ind w:left="6480" w:hanging="180"/>
+      </w:pPr>
+    </w:lvl>
+  </w:abstractNum>
+  <w:abstractNum w:abstractNumId="20" w15:restartNumberingAfterBreak="0">
     <w:nsid w:val="4717135D"/>
     <w:multiLevelType w:val="multilevel"/>
-    <w:tmpl w:val="16143F62"/>
+    <w:tmpl w:val="77E4D65A"/>
     <w:lvl w:ilvl="0">
       <w:start w:val="1"/>
       <w:numFmt w:val="bullet"/>
@@ -31497,6 +32888,430 @@
         <w:sz w:val="20"/>
       </w:rPr>
     </w:lvl>
+    <w:lvl w:ilvl="2">
+      <w:start w:val="1"/>
+      <w:numFmt w:val="decimal"/>
+      <w:lvlText w:val="%3."/>
+      <w:lvlJc w:val="left"/>
+      <w:pPr>
+        <w:ind w:left="2160" w:hanging="360"/>
+      </w:pPr>
+      <w:rPr>
+        <w:rFonts w:hint="default"/>
+      </w:rPr>
+    </w:lvl>
+    <w:lvl w:ilvl="3" w:tentative="1">
+      <w:start w:val="1"/>
+      <w:numFmt w:val="bullet"/>
+      <w:lvlText w:val=""/>
+      <w:lvlJc w:val="left"/>
+      <w:pPr>
+        <w:tabs>
+          <w:tab w:val="num" w:pos="2880"/>
+        </w:tabs>
+        <w:ind w:left="2880" w:hanging="360"/>
+      </w:pPr>
+      <w:rPr>
+        <w:rFonts w:ascii="Symbol" w:hAnsi="Symbol" w:hint="default"/>
+        <w:sz w:val="20"/>
+      </w:rPr>
+    </w:lvl>
+    <w:lvl w:ilvl="4" w:tentative="1">
+      <w:start w:val="1"/>
+      <w:numFmt w:val="bullet"/>
+      <w:lvlText w:val=""/>
+      <w:lvlJc w:val="left"/>
+      <w:pPr>
+        <w:tabs>
+          <w:tab w:val="num" w:pos="3600"/>
+        </w:tabs>
+        <w:ind w:left="3600" w:hanging="360"/>
+      </w:pPr>
+      <w:rPr>
+        <w:rFonts w:ascii="Symbol" w:hAnsi="Symbol" w:hint="default"/>
+        <w:sz w:val="20"/>
+      </w:rPr>
+    </w:lvl>
+    <w:lvl w:ilvl="5" w:tentative="1">
+      <w:start w:val="1"/>
+      <w:numFmt w:val="bullet"/>
+      <w:lvlText w:val=""/>
+      <w:lvlJc w:val="left"/>
+      <w:pPr>
+        <w:tabs>
+          <w:tab w:val="num" w:pos="4320"/>
+        </w:tabs>
+        <w:ind w:left="4320" w:hanging="360"/>
+      </w:pPr>
+      <w:rPr>
+        <w:rFonts w:ascii="Symbol" w:hAnsi="Symbol" w:hint="default"/>
+        <w:sz w:val="20"/>
+      </w:rPr>
+    </w:lvl>
+    <w:lvl w:ilvl="6" w:tentative="1">
+      <w:start w:val="1"/>
+      <w:numFmt w:val="bullet"/>
+      <w:lvlText w:val=""/>
+      <w:lvlJc w:val="left"/>
+      <w:pPr>
+        <w:tabs>
+          <w:tab w:val="num" w:pos="5040"/>
+        </w:tabs>
+        <w:ind w:left="5040" w:hanging="360"/>
+      </w:pPr>
+      <w:rPr>
+        <w:rFonts w:ascii="Symbol" w:hAnsi="Symbol" w:hint="default"/>
+        <w:sz w:val="20"/>
+      </w:rPr>
+    </w:lvl>
+    <w:lvl w:ilvl="7" w:tentative="1">
+      <w:start w:val="1"/>
+      <w:numFmt w:val="bullet"/>
+      <w:lvlText w:val=""/>
+      <w:lvlJc w:val="left"/>
+      <w:pPr>
+        <w:tabs>
+          <w:tab w:val="num" w:pos="5760"/>
+        </w:tabs>
+        <w:ind w:left="5760" w:hanging="360"/>
+      </w:pPr>
+      <w:rPr>
+        <w:rFonts w:ascii="Symbol" w:hAnsi="Symbol" w:hint="default"/>
+        <w:sz w:val="20"/>
+      </w:rPr>
+    </w:lvl>
+    <w:lvl w:ilvl="8" w:tentative="1">
+      <w:start w:val="1"/>
+      <w:numFmt w:val="bullet"/>
+      <w:lvlText w:val=""/>
+      <w:lvlJc w:val="left"/>
+      <w:pPr>
+        <w:tabs>
+          <w:tab w:val="num" w:pos="6480"/>
+        </w:tabs>
+        <w:ind w:left="6480" w:hanging="360"/>
+      </w:pPr>
+      <w:rPr>
+        <w:rFonts w:ascii="Symbol" w:hAnsi="Symbol" w:hint="default"/>
+        <w:sz w:val="20"/>
+      </w:rPr>
+    </w:lvl>
+  </w:abstractNum>
+  <w:abstractNum w:abstractNumId="21" w15:restartNumberingAfterBreak="0">
+    <w:nsid w:val="4F6F2BCE"/>
+    <w:multiLevelType w:val="multilevel"/>
+    <w:tmpl w:val="6A8021EC"/>
+    <w:lvl w:ilvl="0">
+      <w:start w:val="1"/>
+      <w:numFmt w:val="bullet"/>
+      <w:lvlText w:val=""/>
+      <w:lvlJc w:val="left"/>
+      <w:pPr>
+        <w:tabs>
+          <w:tab w:val="num" w:pos="720"/>
+        </w:tabs>
+        <w:ind w:left="720" w:hanging="360"/>
+      </w:pPr>
+      <w:rPr>
+        <w:rFonts w:ascii="Symbol" w:hAnsi="Symbol" w:hint="default"/>
+        <w:sz w:val="20"/>
+      </w:rPr>
+    </w:lvl>
+    <w:lvl w:ilvl="1">
+      <w:start w:val="1"/>
+      <w:numFmt w:val="decimal"/>
+      <w:lvlText w:val="%2."/>
+      <w:lvlJc w:val="left"/>
+      <w:pPr>
+        <w:ind w:left="1440" w:hanging="360"/>
+      </w:pPr>
+      <w:rPr>
+        <w:rFonts w:hint="default"/>
+      </w:rPr>
+    </w:lvl>
+    <w:lvl w:ilvl="2" w:tentative="1">
+      <w:start w:val="1"/>
+      <w:numFmt w:val="bullet"/>
+      <w:lvlText w:val=""/>
+      <w:lvlJc w:val="left"/>
+      <w:pPr>
+        <w:tabs>
+          <w:tab w:val="num" w:pos="2160"/>
+        </w:tabs>
+        <w:ind w:left="2160" w:hanging="360"/>
+      </w:pPr>
+      <w:rPr>
+        <w:rFonts w:ascii="Wingdings" w:hAnsi="Wingdings" w:hint="default"/>
+        <w:sz w:val="20"/>
+      </w:rPr>
+    </w:lvl>
+    <w:lvl w:ilvl="3" w:tentative="1">
+      <w:start w:val="1"/>
+      <w:numFmt w:val="bullet"/>
+      <w:lvlText w:val=""/>
+      <w:lvlJc w:val="left"/>
+      <w:pPr>
+        <w:tabs>
+          <w:tab w:val="num" w:pos="2880"/>
+        </w:tabs>
+        <w:ind w:left="2880" w:hanging="360"/>
+      </w:pPr>
+      <w:rPr>
+        <w:rFonts w:ascii="Wingdings" w:hAnsi="Wingdings" w:hint="default"/>
+        <w:sz w:val="20"/>
+      </w:rPr>
+    </w:lvl>
+    <w:lvl w:ilvl="4" w:tentative="1">
+      <w:start w:val="1"/>
+      <w:numFmt w:val="bullet"/>
+      <w:lvlText w:val=""/>
+      <w:lvlJc w:val="left"/>
+      <w:pPr>
+        <w:tabs>
+          <w:tab w:val="num" w:pos="3600"/>
+        </w:tabs>
+        <w:ind w:left="3600" w:hanging="360"/>
+      </w:pPr>
+      <w:rPr>
+        <w:rFonts w:ascii="Wingdings" w:hAnsi="Wingdings" w:hint="default"/>
+        <w:sz w:val="20"/>
+      </w:rPr>
+    </w:lvl>
+    <w:lvl w:ilvl="5" w:tentative="1">
+      <w:start w:val="1"/>
+      <w:numFmt w:val="bullet"/>
+      <w:lvlText w:val=""/>
+      <w:lvlJc w:val="left"/>
+      <w:pPr>
+        <w:tabs>
+          <w:tab w:val="num" w:pos="4320"/>
+        </w:tabs>
+        <w:ind w:left="4320" w:hanging="360"/>
+      </w:pPr>
+      <w:rPr>
+        <w:rFonts w:ascii="Wingdings" w:hAnsi="Wingdings" w:hint="default"/>
+        <w:sz w:val="20"/>
+      </w:rPr>
+    </w:lvl>
+    <w:lvl w:ilvl="6" w:tentative="1">
+      <w:start w:val="1"/>
+      <w:numFmt w:val="bullet"/>
+      <w:lvlText w:val=""/>
+      <w:lvlJc w:val="left"/>
+      <w:pPr>
+        <w:tabs>
+          <w:tab w:val="num" w:pos="5040"/>
+        </w:tabs>
+        <w:ind w:left="5040" w:hanging="360"/>
+      </w:pPr>
+      <w:rPr>
+        <w:rFonts w:ascii="Wingdings" w:hAnsi="Wingdings" w:hint="default"/>
+        <w:sz w:val="20"/>
+      </w:rPr>
+    </w:lvl>
+    <w:lvl w:ilvl="7" w:tentative="1">
+      <w:start w:val="1"/>
+      <w:numFmt w:val="bullet"/>
+      <w:lvlText w:val=""/>
+      <w:lvlJc w:val="left"/>
+      <w:pPr>
+        <w:tabs>
+          <w:tab w:val="num" w:pos="5760"/>
+        </w:tabs>
+        <w:ind w:left="5760" w:hanging="360"/>
+      </w:pPr>
+      <w:rPr>
+        <w:rFonts w:ascii="Wingdings" w:hAnsi="Wingdings" w:hint="default"/>
+        <w:sz w:val="20"/>
+      </w:rPr>
+    </w:lvl>
+    <w:lvl w:ilvl="8" w:tentative="1">
+      <w:start w:val="1"/>
+      <w:numFmt w:val="bullet"/>
+      <w:lvlText w:val=""/>
+      <w:lvlJc w:val="left"/>
+      <w:pPr>
+        <w:tabs>
+          <w:tab w:val="num" w:pos="6480"/>
+        </w:tabs>
+        <w:ind w:left="6480" w:hanging="360"/>
+      </w:pPr>
+      <w:rPr>
+        <w:rFonts w:ascii="Wingdings" w:hAnsi="Wingdings" w:hint="default"/>
+        <w:sz w:val="20"/>
+      </w:rPr>
+    </w:lvl>
+  </w:abstractNum>
+  <w:abstractNum w:abstractNumId="22" w15:restartNumberingAfterBreak="0">
+    <w:nsid w:val="52D6283A"/>
+    <w:multiLevelType w:val="multilevel"/>
+    <w:tmpl w:val="70B2FFB4"/>
+    <w:lvl w:ilvl="0">
+      <w:start w:val="1"/>
+      <w:numFmt w:val="bullet"/>
+      <w:lvlText w:val=""/>
+      <w:lvlJc w:val="left"/>
+      <w:pPr>
+        <w:tabs>
+          <w:tab w:val="num" w:pos="720"/>
+        </w:tabs>
+        <w:ind w:left="720" w:hanging="360"/>
+      </w:pPr>
+      <w:rPr>
+        <w:rFonts w:ascii="Symbol" w:hAnsi="Symbol" w:hint="default"/>
+        <w:sz w:val="20"/>
+      </w:rPr>
+    </w:lvl>
+    <w:lvl w:ilvl="1">
+      <w:start w:val="1"/>
+      <w:numFmt w:val="decimal"/>
+      <w:lvlText w:val="%2."/>
+      <w:lvlJc w:val="left"/>
+      <w:pPr>
+        <w:ind w:left="1440" w:hanging="360"/>
+      </w:pPr>
+      <w:rPr>
+        <w:rFonts w:hint="default"/>
+      </w:rPr>
+    </w:lvl>
+    <w:lvl w:ilvl="2">
+      <w:start w:val="1"/>
+      <w:numFmt w:val="lowerLetter"/>
+      <w:lvlText w:val="%3."/>
+      <w:lvlJc w:val="left"/>
+      <w:pPr>
+        <w:ind w:left="2160" w:hanging="360"/>
+      </w:pPr>
+    </w:lvl>
+    <w:lvl w:ilvl="3" w:tentative="1">
+      <w:start w:val="1"/>
+      <w:numFmt w:val="bullet"/>
+      <w:lvlText w:val=""/>
+      <w:lvlJc w:val="left"/>
+      <w:pPr>
+        <w:tabs>
+          <w:tab w:val="num" w:pos="2880"/>
+        </w:tabs>
+        <w:ind w:left="2880" w:hanging="360"/>
+      </w:pPr>
+      <w:rPr>
+        <w:rFonts w:ascii="Wingdings" w:hAnsi="Wingdings" w:hint="default"/>
+        <w:sz w:val="20"/>
+      </w:rPr>
+    </w:lvl>
+    <w:lvl w:ilvl="4" w:tentative="1">
+      <w:start w:val="1"/>
+      <w:numFmt w:val="bullet"/>
+      <w:lvlText w:val=""/>
+      <w:lvlJc w:val="left"/>
+      <w:pPr>
+        <w:tabs>
+          <w:tab w:val="num" w:pos="3600"/>
+        </w:tabs>
+        <w:ind w:left="3600" w:hanging="360"/>
+      </w:pPr>
+      <w:rPr>
+        <w:rFonts w:ascii="Wingdings" w:hAnsi="Wingdings" w:hint="default"/>
+        <w:sz w:val="20"/>
+      </w:rPr>
+    </w:lvl>
+    <w:lvl w:ilvl="5" w:tentative="1">
+      <w:start w:val="1"/>
+      <w:numFmt w:val="bullet"/>
+      <w:lvlText w:val=""/>
+      <w:lvlJc w:val="left"/>
+      <w:pPr>
+        <w:tabs>
+          <w:tab w:val="num" w:pos="4320"/>
+        </w:tabs>
+        <w:ind w:left="4320" w:hanging="360"/>
+      </w:pPr>
+      <w:rPr>
+        <w:rFonts w:ascii="Wingdings" w:hAnsi="Wingdings" w:hint="default"/>
+        <w:sz w:val="20"/>
+      </w:rPr>
+    </w:lvl>
+    <w:lvl w:ilvl="6" w:tentative="1">
+      <w:start w:val="1"/>
+      <w:numFmt w:val="bullet"/>
+      <w:lvlText w:val=""/>
+      <w:lvlJc w:val="left"/>
+      <w:pPr>
+        <w:tabs>
+          <w:tab w:val="num" w:pos="5040"/>
+        </w:tabs>
+        <w:ind w:left="5040" w:hanging="360"/>
+      </w:pPr>
+      <w:rPr>
+        <w:rFonts w:ascii="Wingdings" w:hAnsi="Wingdings" w:hint="default"/>
+        <w:sz w:val="20"/>
+      </w:rPr>
+    </w:lvl>
+    <w:lvl w:ilvl="7" w:tentative="1">
+      <w:start w:val="1"/>
+      <w:numFmt w:val="bullet"/>
+      <w:lvlText w:val=""/>
+      <w:lvlJc w:val="left"/>
+      <w:pPr>
+        <w:tabs>
+          <w:tab w:val="num" w:pos="5760"/>
+        </w:tabs>
+        <w:ind w:left="5760" w:hanging="360"/>
+      </w:pPr>
+      <w:rPr>
+        <w:rFonts w:ascii="Wingdings" w:hAnsi="Wingdings" w:hint="default"/>
+        <w:sz w:val="20"/>
+      </w:rPr>
+    </w:lvl>
+    <w:lvl w:ilvl="8" w:tentative="1">
+      <w:start w:val="1"/>
+      <w:numFmt w:val="bullet"/>
+      <w:lvlText w:val=""/>
+      <w:lvlJc w:val="left"/>
+      <w:pPr>
+        <w:tabs>
+          <w:tab w:val="num" w:pos="6480"/>
+        </w:tabs>
+        <w:ind w:left="6480" w:hanging="360"/>
+      </w:pPr>
+      <w:rPr>
+        <w:rFonts w:ascii="Wingdings" w:hAnsi="Wingdings" w:hint="default"/>
+        <w:sz w:val="20"/>
+      </w:rPr>
+    </w:lvl>
+  </w:abstractNum>
+  <w:abstractNum w:abstractNumId="23" w15:restartNumberingAfterBreak="0">
+    <w:nsid w:val="562B7C97"/>
+    <w:multiLevelType w:val="multilevel"/>
+    <w:tmpl w:val="25E06888"/>
+    <w:lvl w:ilvl="0">
+      <w:start w:val="1"/>
+      <w:numFmt w:val="bullet"/>
+      <w:lvlText w:val=""/>
+      <w:lvlJc w:val="left"/>
+      <w:pPr>
+        <w:tabs>
+          <w:tab w:val="num" w:pos="720"/>
+        </w:tabs>
+        <w:ind w:left="720" w:hanging="360"/>
+      </w:pPr>
+      <w:rPr>
+        <w:rFonts w:ascii="Symbol" w:hAnsi="Symbol" w:hint="default"/>
+        <w:sz w:val="20"/>
+      </w:rPr>
+    </w:lvl>
+    <w:lvl w:ilvl="1">
+      <w:start w:val="1"/>
+      <w:numFmt w:val="decimal"/>
+      <w:lvlText w:val="%2."/>
+      <w:lvlJc w:val="left"/>
+      <w:pPr>
+        <w:ind w:left="1440" w:hanging="360"/>
+      </w:pPr>
+      <w:rPr>
+        <w:rFonts w:hint="default"/>
+      </w:rPr>
+    </w:lvl>
     <w:lvl w:ilvl="2" w:tentative="1">
       <w:start w:val="1"/>
       <w:numFmt w:val="bullet"/>
@@ -31610,10 +33425,268 @@
       </w:rPr>
     </w:lvl>
   </w:abstractNum>
-  <w:abstractNum w:abstractNumId="18" w15:restartNumberingAfterBreak="0">
-    <w:nsid w:val="4F6F2BCE"/>
+  <w:abstractNum w:abstractNumId="24" w15:restartNumberingAfterBreak="0">
+    <w:nsid w:val="5C4E76D9"/>
+    <w:multiLevelType w:val="hybridMultilevel"/>
+    <w:tmpl w:val="93F49EF4"/>
+    <w:lvl w:ilvl="0" w:tplc="08070001">
+      <w:start w:val="1"/>
+      <w:numFmt w:val="bullet"/>
+      <w:lvlText w:val=""/>
+      <w:lvlJc w:val="left"/>
+      <w:pPr>
+        <w:ind w:left="720" w:hanging="360"/>
+      </w:pPr>
+      <w:rPr>
+        <w:rFonts w:ascii="Symbol" w:hAnsi="Symbol" w:hint="default"/>
+      </w:rPr>
+    </w:lvl>
+    <w:lvl w:ilvl="1" w:tplc="08070003" w:tentative="1">
+      <w:start w:val="1"/>
+      <w:numFmt w:val="bullet"/>
+      <w:lvlText w:val="o"/>
+      <w:lvlJc w:val="left"/>
+      <w:pPr>
+        <w:ind w:left="1440" w:hanging="360"/>
+      </w:pPr>
+      <w:rPr>
+        <w:rFonts w:ascii="Courier New" w:hAnsi="Courier New" w:cs="Courier New" w:hint="default"/>
+      </w:rPr>
+    </w:lvl>
+    <w:lvl w:ilvl="2" w:tplc="08070005" w:tentative="1">
+      <w:start w:val="1"/>
+      <w:numFmt w:val="bullet"/>
+      <w:lvlText w:val=""/>
+      <w:lvlJc w:val="left"/>
+      <w:pPr>
+        <w:ind w:left="2160" w:hanging="360"/>
+      </w:pPr>
+      <w:rPr>
+        <w:rFonts w:ascii="Wingdings" w:hAnsi="Wingdings" w:hint="default"/>
+      </w:rPr>
+    </w:lvl>
+    <w:lvl w:ilvl="3" w:tplc="08070001" w:tentative="1">
+      <w:start w:val="1"/>
+      <w:numFmt w:val="bullet"/>
+      <w:lvlText w:val=""/>
+      <w:lvlJc w:val="left"/>
+      <w:pPr>
+        <w:ind w:left="2880" w:hanging="360"/>
+      </w:pPr>
+      <w:rPr>
+        <w:rFonts w:ascii="Symbol" w:hAnsi="Symbol" w:hint="default"/>
+      </w:rPr>
+    </w:lvl>
+    <w:lvl w:ilvl="4" w:tplc="08070003" w:tentative="1">
+      <w:start w:val="1"/>
+      <w:numFmt w:val="bullet"/>
+      <w:lvlText w:val="o"/>
+      <w:lvlJc w:val="left"/>
+      <w:pPr>
+        <w:ind w:left="3600" w:hanging="360"/>
+      </w:pPr>
+      <w:rPr>
+        <w:rFonts w:ascii="Courier New" w:hAnsi="Courier New" w:cs="Courier New" w:hint="default"/>
+      </w:rPr>
+    </w:lvl>
+    <w:lvl w:ilvl="5" w:tplc="08070005" w:tentative="1">
+      <w:start w:val="1"/>
+      <w:numFmt w:val="bullet"/>
+      <w:lvlText w:val=""/>
+      <w:lvlJc w:val="left"/>
+      <w:pPr>
+        <w:ind w:left="4320" w:hanging="360"/>
+      </w:pPr>
+      <w:rPr>
+        <w:rFonts w:ascii="Wingdings" w:hAnsi="Wingdings" w:hint="default"/>
+      </w:rPr>
+    </w:lvl>
+    <w:lvl w:ilvl="6" w:tplc="08070001" w:tentative="1">
+      <w:start w:val="1"/>
+      <w:numFmt w:val="bullet"/>
+      <w:lvlText w:val=""/>
+      <w:lvlJc w:val="left"/>
+      <w:pPr>
+        <w:ind w:left="5040" w:hanging="360"/>
+      </w:pPr>
+      <w:rPr>
+        <w:rFonts w:ascii="Symbol" w:hAnsi="Symbol" w:hint="default"/>
+      </w:rPr>
+    </w:lvl>
+    <w:lvl w:ilvl="7" w:tplc="08070003" w:tentative="1">
+      <w:start w:val="1"/>
+      <w:numFmt w:val="bullet"/>
+      <w:lvlText w:val="o"/>
+      <w:lvlJc w:val="left"/>
+      <w:pPr>
+        <w:ind w:left="5760" w:hanging="360"/>
+      </w:pPr>
+      <w:rPr>
+        <w:rFonts w:ascii="Courier New" w:hAnsi="Courier New" w:cs="Courier New" w:hint="default"/>
+      </w:rPr>
+    </w:lvl>
+    <w:lvl w:ilvl="8" w:tplc="08070005" w:tentative="1">
+      <w:start w:val="1"/>
+      <w:numFmt w:val="bullet"/>
+      <w:lvlText w:val=""/>
+      <w:lvlJc w:val="left"/>
+      <w:pPr>
+        <w:ind w:left="6480" w:hanging="360"/>
+      </w:pPr>
+      <w:rPr>
+        <w:rFonts w:ascii="Wingdings" w:hAnsi="Wingdings" w:hint="default"/>
+      </w:rPr>
+    </w:lvl>
+  </w:abstractNum>
+  <w:abstractNum w:abstractNumId="25" w15:restartNumberingAfterBreak="0">
+    <w:nsid w:val="605B4623"/>
     <w:multiLevelType w:val="multilevel"/>
-    <w:tmpl w:val="8D187C1A"/>
+    <w:tmpl w:val="153CF858"/>
+    <w:lvl w:ilvl="0">
+      <w:start w:val="1"/>
+      <w:numFmt w:val="bullet"/>
+      <w:lvlText w:val=""/>
+      <w:lvlJc w:val="left"/>
+      <w:pPr>
+        <w:tabs>
+          <w:tab w:val="num" w:pos="720"/>
+        </w:tabs>
+        <w:ind w:left="720" w:hanging="360"/>
+      </w:pPr>
+      <w:rPr>
+        <w:rFonts w:ascii="Symbol" w:hAnsi="Symbol" w:hint="default"/>
+        <w:sz w:val="20"/>
+      </w:rPr>
+    </w:lvl>
+    <w:lvl w:ilvl="1">
+      <w:start w:val="1"/>
+      <w:numFmt w:val="decimal"/>
+      <w:lvlText w:val="%2."/>
+      <w:lvlJc w:val="left"/>
+      <w:pPr>
+        <w:ind w:left="1440" w:hanging="360"/>
+      </w:pPr>
+      <w:rPr>
+        <w:rFonts w:hint="default"/>
+      </w:rPr>
+    </w:lvl>
+    <w:lvl w:ilvl="2" w:tentative="1">
+      <w:start w:val="1"/>
+      <w:numFmt w:val="bullet"/>
+      <w:lvlText w:val=""/>
+      <w:lvlJc w:val="left"/>
+      <w:pPr>
+        <w:tabs>
+          <w:tab w:val="num" w:pos="2160"/>
+        </w:tabs>
+        <w:ind w:left="2160" w:hanging="360"/>
+      </w:pPr>
+      <w:rPr>
+        <w:rFonts w:ascii="Symbol" w:hAnsi="Symbol" w:hint="default"/>
+        <w:sz w:val="20"/>
+      </w:rPr>
+    </w:lvl>
+    <w:lvl w:ilvl="3" w:tentative="1">
+      <w:start w:val="1"/>
+      <w:numFmt w:val="bullet"/>
+      <w:lvlText w:val=""/>
+      <w:lvlJc w:val="left"/>
+      <w:pPr>
+        <w:tabs>
+          <w:tab w:val="num" w:pos="2880"/>
+        </w:tabs>
+        <w:ind w:left="2880" w:hanging="360"/>
+      </w:pPr>
+      <w:rPr>
+        <w:rFonts w:ascii="Symbol" w:hAnsi="Symbol" w:hint="default"/>
+        <w:sz w:val="20"/>
+      </w:rPr>
+    </w:lvl>
+    <w:lvl w:ilvl="4" w:tentative="1">
+      <w:start w:val="1"/>
+      <w:numFmt w:val="bullet"/>
+      <w:lvlText w:val=""/>
+      <w:lvlJc w:val="left"/>
+      <w:pPr>
+        <w:tabs>
+          <w:tab w:val="num" w:pos="3600"/>
+        </w:tabs>
+        <w:ind w:left="3600" w:hanging="360"/>
+      </w:pPr>
+      <w:rPr>
+        <w:rFonts w:ascii="Symbol" w:hAnsi="Symbol" w:hint="default"/>
+        <w:sz w:val="20"/>
+      </w:rPr>
+    </w:lvl>
+    <w:lvl w:ilvl="5" w:tentative="1">
+      <w:start w:val="1"/>
+      <w:numFmt w:val="bullet"/>
+      <w:lvlText w:val=""/>
+      <w:lvlJc w:val="left"/>
+      <w:pPr>
+        <w:tabs>
+          <w:tab w:val="num" w:pos="4320"/>
+        </w:tabs>
+        <w:ind w:left="4320" w:hanging="360"/>
+      </w:pPr>
+      <w:rPr>
+        <w:rFonts w:ascii="Symbol" w:hAnsi="Symbol" w:hint="default"/>
+        <w:sz w:val="20"/>
+      </w:rPr>
+    </w:lvl>
+    <w:lvl w:ilvl="6" w:tentative="1">
+      <w:start w:val="1"/>
+      <w:numFmt w:val="bullet"/>
+      <w:lvlText w:val=""/>
+      <w:lvlJc w:val="left"/>
+      <w:pPr>
+        <w:tabs>
+          <w:tab w:val="num" w:pos="5040"/>
+        </w:tabs>
+        <w:ind w:left="5040" w:hanging="360"/>
+      </w:pPr>
+      <w:rPr>
+        <w:rFonts w:ascii="Symbol" w:hAnsi="Symbol" w:hint="default"/>
+        <w:sz w:val="20"/>
+      </w:rPr>
+    </w:lvl>
+    <w:lvl w:ilvl="7" w:tentative="1">
+      <w:start w:val="1"/>
+      <w:numFmt w:val="bullet"/>
+      <w:lvlText w:val=""/>
+      <w:lvlJc w:val="left"/>
+      <w:pPr>
+        <w:tabs>
+          <w:tab w:val="num" w:pos="5760"/>
+        </w:tabs>
+        <w:ind w:left="5760" w:hanging="360"/>
+      </w:pPr>
+      <w:rPr>
+        <w:rFonts w:ascii="Symbol" w:hAnsi="Symbol" w:hint="default"/>
+        <w:sz w:val="20"/>
+      </w:rPr>
+    </w:lvl>
+    <w:lvl w:ilvl="8" w:tentative="1">
+      <w:start w:val="1"/>
+      <w:numFmt w:val="bullet"/>
+      <w:lvlText w:val=""/>
+      <w:lvlJc w:val="left"/>
+      <w:pPr>
+        <w:tabs>
+          <w:tab w:val="num" w:pos="6480"/>
+        </w:tabs>
+        <w:ind w:left="6480" w:hanging="360"/>
+      </w:pPr>
+      <w:rPr>
+        <w:rFonts w:ascii="Symbol" w:hAnsi="Symbol" w:hint="default"/>
+        <w:sz w:val="20"/>
+      </w:rPr>
+    </w:lvl>
+  </w:abstractNum>
+  <w:abstractNum w:abstractNumId="26" w15:restartNumberingAfterBreak="0">
+    <w:nsid w:val="66006D9C"/>
+    <w:multiLevelType w:val="multilevel"/>
+    <w:tmpl w:val="A5E4BAFE"/>
     <w:lvl w:ilvl="0">
       <w:start w:val="1"/>
       <w:numFmt w:val="bullet"/>
@@ -31759,14 +33832,14 @@
       </w:rPr>
     </w:lvl>
   </w:abstractNum>
-  <w:abstractNum w:abstractNumId="19" w15:restartNumberingAfterBreak="0">
-    <w:nsid w:val="52D6283A"/>
+  <w:abstractNum w:abstractNumId="27" w15:restartNumberingAfterBreak="0">
+    <w:nsid w:val="685E19CD"/>
     <w:multiLevelType w:val="multilevel"/>
-    <w:tmpl w:val="FF700F8A"/>
+    <w:tmpl w:val="250E0862"/>
     <w:lvl w:ilvl="0">
       <w:start w:val="1"/>
-      <w:numFmt w:val="bullet"/>
-      <w:lvlText w:val=""/>
+      <w:numFmt w:val="decimal"/>
+      <w:lvlText w:val="%1."/>
       <w:lvlJc w:val="left"/>
       <w:pPr>
         <w:tabs>
@@ -31774,15 +33847,11 @@
         </w:tabs>
         <w:ind w:left="720" w:hanging="360"/>
       </w:pPr>
-      <w:rPr>
-        <w:rFonts w:ascii="Symbol" w:hAnsi="Symbol" w:hint="default"/>
-        <w:sz w:val="20"/>
-      </w:rPr>
     </w:lvl>
     <w:lvl w:ilvl="1" w:tentative="1">
       <w:start w:val="1"/>
-      <w:numFmt w:val="bullet"/>
-      <w:lvlText w:val="o"/>
+      <w:numFmt w:val="decimal"/>
+      <w:lvlText w:val="%2."/>
       <w:lvlJc w:val="left"/>
       <w:pPr>
         <w:tabs>
@@ -31790,15 +33859,11 @@
         </w:tabs>
         <w:ind w:left="1440" w:hanging="360"/>
       </w:pPr>
-      <w:rPr>
-        <w:rFonts w:ascii="Courier New" w:hAnsi="Courier New" w:hint="default"/>
-        <w:sz w:val="20"/>
-      </w:rPr>
     </w:lvl>
     <w:lvl w:ilvl="2" w:tentative="1">
       <w:start w:val="1"/>
-      <w:numFmt w:val="bullet"/>
-      <w:lvlText w:val=""/>
+      <w:numFmt w:val="decimal"/>
+      <w:lvlText w:val="%3."/>
       <w:lvlJc w:val="left"/>
       <w:pPr>
         <w:tabs>
@@ -31806,15 +33871,11 @@
         </w:tabs>
         <w:ind w:left="2160" w:hanging="360"/>
       </w:pPr>
-      <w:rPr>
-        <w:rFonts w:ascii="Wingdings" w:hAnsi="Wingdings" w:hint="default"/>
-        <w:sz w:val="20"/>
-      </w:rPr>
     </w:lvl>
     <w:lvl w:ilvl="3" w:tentative="1">
       <w:start w:val="1"/>
-      <w:numFmt w:val="bullet"/>
-      <w:lvlText w:val=""/>
+      <w:numFmt w:val="decimal"/>
+      <w:lvlText w:val="%4."/>
       <w:lvlJc w:val="left"/>
       <w:pPr>
         <w:tabs>
@@ -31822,15 +33883,11 @@
         </w:tabs>
         <w:ind w:left="2880" w:hanging="360"/>
       </w:pPr>
-      <w:rPr>
-        <w:rFonts w:ascii="Wingdings" w:hAnsi="Wingdings" w:hint="default"/>
-        <w:sz w:val="20"/>
-      </w:rPr>
     </w:lvl>
     <w:lvl w:ilvl="4" w:tentative="1">
       <w:start w:val="1"/>
-      <w:numFmt w:val="bullet"/>
-      <w:lvlText w:val=""/>
+      <w:numFmt w:val="decimal"/>
+      <w:lvlText w:val="%5."/>
       <w:lvlJc w:val="left"/>
       <w:pPr>
         <w:tabs>
@@ -31838,15 +33895,11 @@
         </w:tabs>
         <w:ind w:left="3600" w:hanging="360"/>
       </w:pPr>
-      <w:rPr>
-        <w:rFonts w:ascii="Wingdings" w:hAnsi="Wingdings" w:hint="default"/>
-        <w:sz w:val="20"/>
-      </w:rPr>
     </w:lvl>
     <w:lvl w:ilvl="5" w:tentative="1">
       <w:start w:val="1"/>
-      <w:numFmt w:val="bullet"/>
-      <w:lvlText w:val=""/>
+      <w:numFmt w:val="decimal"/>
+      <w:lvlText w:val="%6."/>
       <w:lvlJc w:val="left"/>
       <w:pPr>
         <w:tabs>
@@ -31854,15 +33907,11 @@
         </w:tabs>
         <w:ind w:left="4320" w:hanging="360"/>
       </w:pPr>
-      <w:rPr>
-        <w:rFonts w:ascii="Wingdings" w:hAnsi="Wingdings" w:hint="default"/>
-        <w:sz w:val="20"/>
-      </w:rPr>
     </w:lvl>
     <w:lvl w:ilvl="6" w:tentative="1">
       <w:start w:val="1"/>
-      <w:numFmt w:val="bullet"/>
-      <w:lvlText w:val=""/>
+      <w:numFmt w:val="decimal"/>
+      <w:lvlText w:val="%7."/>
       <w:lvlJc w:val="left"/>
       <w:pPr>
         <w:tabs>
@@ -31870,15 +33919,11 @@
         </w:tabs>
         <w:ind w:left="5040" w:hanging="360"/>
       </w:pPr>
-      <w:rPr>
-        <w:rFonts w:ascii="Wingdings" w:hAnsi="Wingdings" w:hint="default"/>
-        <w:sz w:val="20"/>
-      </w:rPr>
     </w:lvl>
     <w:lvl w:ilvl="7" w:tentative="1">
       <w:start w:val="1"/>
-      <w:numFmt w:val="bullet"/>
-      <w:lvlText w:val=""/>
+      <w:numFmt w:val="decimal"/>
+      <w:lvlText w:val="%8."/>
       <w:lvlJc w:val="left"/>
       <w:pPr>
         <w:tabs>
@@ -31886,15 +33931,11 @@
         </w:tabs>
         <w:ind w:left="5760" w:hanging="360"/>
       </w:pPr>
-      <w:rPr>
-        <w:rFonts w:ascii="Wingdings" w:hAnsi="Wingdings" w:hint="default"/>
-        <w:sz w:val="20"/>
-      </w:rPr>
     </w:lvl>
     <w:lvl w:ilvl="8" w:tentative="1">
       <w:start w:val="1"/>
-      <w:numFmt w:val="bullet"/>
-      <w:lvlText w:val=""/>
+      <w:numFmt w:val="decimal"/>
+      <w:lvlText w:val="%9."/>
       <w:lvlJc w:val="left"/>
       <w:pPr>
         <w:tabs>
@@ -31902,165 +33943,12 @@
         </w:tabs>
         <w:ind w:left="6480" w:hanging="360"/>
       </w:pPr>
-      <w:rPr>
-        <w:rFonts w:ascii="Wingdings" w:hAnsi="Wingdings" w:hint="default"/>
-        <w:sz w:val="20"/>
-      </w:rPr>
     </w:lvl>
   </w:abstractNum>
-  <w:abstractNum w:abstractNumId="20" w15:restartNumberingAfterBreak="0">
-    <w:nsid w:val="562B7C97"/>
-    <w:multiLevelType w:val="multilevel"/>
-    <w:tmpl w:val="DF8A7340"/>
-    <w:lvl w:ilvl="0">
-      <w:start w:val="1"/>
-      <w:numFmt w:val="bullet"/>
-      <w:lvlText w:val=""/>
-      <w:lvlJc w:val="left"/>
-      <w:pPr>
-        <w:tabs>
-          <w:tab w:val="num" w:pos="720"/>
-        </w:tabs>
-        <w:ind w:left="720" w:hanging="360"/>
-      </w:pPr>
-      <w:rPr>
-        <w:rFonts w:ascii="Symbol" w:hAnsi="Symbol" w:hint="default"/>
-        <w:sz w:val="20"/>
-      </w:rPr>
-    </w:lvl>
-    <w:lvl w:ilvl="1" w:tentative="1">
-      <w:start w:val="1"/>
-      <w:numFmt w:val="bullet"/>
-      <w:lvlText w:val=""/>
-      <w:lvlJc w:val="left"/>
-      <w:pPr>
-        <w:tabs>
-          <w:tab w:val="num" w:pos="1440"/>
-        </w:tabs>
-        <w:ind w:left="1440" w:hanging="360"/>
-      </w:pPr>
-      <w:rPr>
-        <w:rFonts w:ascii="Symbol" w:hAnsi="Symbol" w:hint="default"/>
-        <w:sz w:val="20"/>
-      </w:rPr>
-    </w:lvl>
-    <w:lvl w:ilvl="2" w:tentative="1">
-      <w:start w:val="1"/>
-      <w:numFmt w:val="bullet"/>
-      <w:lvlText w:val=""/>
-      <w:lvlJc w:val="left"/>
-      <w:pPr>
-        <w:tabs>
-          <w:tab w:val="num" w:pos="2160"/>
-        </w:tabs>
-        <w:ind w:left="2160" w:hanging="360"/>
-      </w:pPr>
-      <w:rPr>
-        <w:rFonts w:ascii="Symbol" w:hAnsi="Symbol" w:hint="default"/>
-        <w:sz w:val="20"/>
-      </w:rPr>
-    </w:lvl>
-    <w:lvl w:ilvl="3" w:tentative="1">
-      <w:start w:val="1"/>
-      <w:numFmt w:val="bullet"/>
-      <w:lvlText w:val=""/>
-      <w:lvlJc w:val="left"/>
-      <w:pPr>
-        <w:tabs>
-          <w:tab w:val="num" w:pos="2880"/>
-        </w:tabs>
-        <w:ind w:left="2880" w:hanging="360"/>
-      </w:pPr>
-      <w:rPr>
-        <w:rFonts w:ascii="Symbol" w:hAnsi="Symbol" w:hint="default"/>
-        <w:sz w:val="20"/>
-      </w:rPr>
-    </w:lvl>
-    <w:lvl w:ilvl="4" w:tentative="1">
-      <w:start w:val="1"/>
-      <w:numFmt w:val="bullet"/>
-      <w:lvlText w:val=""/>
-      <w:lvlJc w:val="left"/>
-      <w:pPr>
-        <w:tabs>
-          <w:tab w:val="num" w:pos="3600"/>
-        </w:tabs>
-        <w:ind w:left="3600" w:hanging="360"/>
-      </w:pPr>
-      <w:rPr>
-        <w:rFonts w:ascii="Symbol" w:hAnsi="Symbol" w:hint="default"/>
-        <w:sz w:val="20"/>
-      </w:rPr>
-    </w:lvl>
-    <w:lvl w:ilvl="5" w:tentative="1">
-      <w:start w:val="1"/>
-      <w:numFmt w:val="bullet"/>
-      <w:lvlText w:val=""/>
-      <w:lvlJc w:val="left"/>
-      <w:pPr>
-        <w:tabs>
-          <w:tab w:val="num" w:pos="4320"/>
-        </w:tabs>
-        <w:ind w:left="4320" w:hanging="360"/>
-      </w:pPr>
-      <w:rPr>
-        <w:rFonts w:ascii="Symbol" w:hAnsi="Symbol" w:hint="default"/>
-        <w:sz w:val="20"/>
-      </w:rPr>
-    </w:lvl>
-    <w:lvl w:ilvl="6" w:tentative="1">
-      <w:start w:val="1"/>
-      <w:numFmt w:val="bullet"/>
-      <w:lvlText w:val=""/>
-      <w:lvlJc w:val="left"/>
-      <w:pPr>
-        <w:tabs>
-          <w:tab w:val="num" w:pos="5040"/>
-        </w:tabs>
-        <w:ind w:left="5040" w:hanging="360"/>
-      </w:pPr>
-      <w:rPr>
-        <w:rFonts w:ascii="Symbol" w:hAnsi="Symbol" w:hint="default"/>
-        <w:sz w:val="20"/>
-      </w:rPr>
-    </w:lvl>
-    <w:lvl w:ilvl="7" w:tentative="1">
-      <w:start w:val="1"/>
-      <w:numFmt w:val="bullet"/>
-      <w:lvlText w:val=""/>
-      <w:lvlJc w:val="left"/>
-      <w:pPr>
-        <w:tabs>
-          <w:tab w:val="num" w:pos="5760"/>
-        </w:tabs>
-        <w:ind w:left="5760" w:hanging="360"/>
-      </w:pPr>
-      <w:rPr>
-        <w:rFonts w:ascii="Symbol" w:hAnsi="Symbol" w:hint="default"/>
-        <w:sz w:val="20"/>
-      </w:rPr>
-    </w:lvl>
-    <w:lvl w:ilvl="8" w:tentative="1">
-      <w:start w:val="1"/>
-      <w:numFmt w:val="bullet"/>
-      <w:lvlText w:val=""/>
-      <w:lvlJc w:val="left"/>
-      <w:pPr>
-        <w:tabs>
-          <w:tab w:val="num" w:pos="6480"/>
-        </w:tabs>
-        <w:ind w:left="6480" w:hanging="360"/>
-      </w:pPr>
-      <w:rPr>
-        <w:rFonts w:ascii="Symbol" w:hAnsi="Symbol" w:hint="default"/>
-        <w:sz w:val="20"/>
-      </w:rPr>
-    </w:lvl>
-  </w:abstractNum>
-  <w:abstractNum w:abstractNumId="21" w15:restartNumberingAfterBreak="0">
-    <w:nsid w:val="5C4E76D9"/>
+  <w:abstractNum w:abstractNumId="28" w15:restartNumberingAfterBreak="0">
+    <w:nsid w:val="6F7D5AC1"/>
     <w:multiLevelType w:val="hybridMultilevel"/>
-    <w:tmpl w:val="93F49EF4"/>
+    <w:tmpl w:val="D2D6F064"/>
     <w:lvl w:ilvl="0" w:tplc="08070001">
       <w:start w:val="1"/>
       <w:numFmt w:val="bullet"/>
@@ -32170,531 +34058,7 @@
       </w:rPr>
     </w:lvl>
   </w:abstractNum>
-  <w:abstractNum w:abstractNumId="22" w15:restartNumberingAfterBreak="0">
-    <w:nsid w:val="605B4623"/>
-    <w:multiLevelType w:val="multilevel"/>
-    <w:tmpl w:val="EC10CB8A"/>
-    <w:lvl w:ilvl="0">
-      <w:start w:val="1"/>
-      <w:numFmt w:val="bullet"/>
-      <w:lvlText w:val=""/>
-      <w:lvlJc w:val="left"/>
-      <w:pPr>
-        <w:tabs>
-          <w:tab w:val="num" w:pos="720"/>
-        </w:tabs>
-        <w:ind w:left="720" w:hanging="360"/>
-      </w:pPr>
-      <w:rPr>
-        <w:rFonts w:ascii="Symbol" w:hAnsi="Symbol" w:hint="default"/>
-        <w:sz w:val="20"/>
-      </w:rPr>
-    </w:lvl>
-    <w:lvl w:ilvl="1" w:tentative="1">
-      <w:start w:val="1"/>
-      <w:numFmt w:val="bullet"/>
-      <w:lvlText w:val=""/>
-      <w:lvlJc w:val="left"/>
-      <w:pPr>
-        <w:tabs>
-          <w:tab w:val="num" w:pos="1440"/>
-        </w:tabs>
-        <w:ind w:left="1440" w:hanging="360"/>
-      </w:pPr>
-      <w:rPr>
-        <w:rFonts w:ascii="Symbol" w:hAnsi="Symbol" w:hint="default"/>
-        <w:sz w:val="20"/>
-      </w:rPr>
-    </w:lvl>
-    <w:lvl w:ilvl="2" w:tentative="1">
-      <w:start w:val="1"/>
-      <w:numFmt w:val="bullet"/>
-      <w:lvlText w:val=""/>
-      <w:lvlJc w:val="left"/>
-      <w:pPr>
-        <w:tabs>
-          <w:tab w:val="num" w:pos="2160"/>
-        </w:tabs>
-        <w:ind w:left="2160" w:hanging="360"/>
-      </w:pPr>
-      <w:rPr>
-        <w:rFonts w:ascii="Symbol" w:hAnsi="Symbol" w:hint="default"/>
-        <w:sz w:val="20"/>
-      </w:rPr>
-    </w:lvl>
-    <w:lvl w:ilvl="3" w:tentative="1">
-      <w:start w:val="1"/>
-      <w:numFmt w:val="bullet"/>
-      <w:lvlText w:val=""/>
-      <w:lvlJc w:val="left"/>
-      <w:pPr>
-        <w:tabs>
-          <w:tab w:val="num" w:pos="2880"/>
-        </w:tabs>
-        <w:ind w:left="2880" w:hanging="360"/>
-      </w:pPr>
-      <w:rPr>
-        <w:rFonts w:ascii="Symbol" w:hAnsi="Symbol" w:hint="default"/>
-        <w:sz w:val="20"/>
-      </w:rPr>
-    </w:lvl>
-    <w:lvl w:ilvl="4" w:tentative="1">
-      <w:start w:val="1"/>
-      <w:numFmt w:val="bullet"/>
-      <w:lvlText w:val=""/>
-      <w:lvlJc w:val="left"/>
-      <w:pPr>
-        <w:tabs>
-          <w:tab w:val="num" w:pos="3600"/>
-        </w:tabs>
-        <w:ind w:left="3600" w:hanging="360"/>
-      </w:pPr>
-      <w:rPr>
-        <w:rFonts w:ascii="Symbol" w:hAnsi="Symbol" w:hint="default"/>
-        <w:sz w:val="20"/>
-      </w:rPr>
-    </w:lvl>
-    <w:lvl w:ilvl="5" w:tentative="1">
-      <w:start w:val="1"/>
-      <w:numFmt w:val="bullet"/>
-      <w:lvlText w:val=""/>
-      <w:lvlJc w:val="left"/>
-      <w:pPr>
-        <w:tabs>
-          <w:tab w:val="num" w:pos="4320"/>
-        </w:tabs>
-        <w:ind w:left="4320" w:hanging="360"/>
-      </w:pPr>
-      <w:rPr>
-        <w:rFonts w:ascii="Symbol" w:hAnsi="Symbol" w:hint="default"/>
-        <w:sz w:val="20"/>
-      </w:rPr>
-    </w:lvl>
-    <w:lvl w:ilvl="6" w:tentative="1">
-      <w:start w:val="1"/>
-      <w:numFmt w:val="bullet"/>
-      <w:lvlText w:val=""/>
-      <w:lvlJc w:val="left"/>
-      <w:pPr>
-        <w:tabs>
-          <w:tab w:val="num" w:pos="5040"/>
-        </w:tabs>
-        <w:ind w:left="5040" w:hanging="360"/>
-      </w:pPr>
-      <w:rPr>
-        <w:rFonts w:ascii="Symbol" w:hAnsi="Symbol" w:hint="default"/>
-        <w:sz w:val="20"/>
-      </w:rPr>
-    </w:lvl>
-    <w:lvl w:ilvl="7" w:tentative="1">
-      <w:start w:val="1"/>
-      <w:numFmt w:val="bullet"/>
-      <w:lvlText w:val=""/>
-      <w:lvlJc w:val="left"/>
-      <w:pPr>
-        <w:tabs>
-          <w:tab w:val="num" w:pos="5760"/>
-        </w:tabs>
-        <w:ind w:left="5760" w:hanging="360"/>
-      </w:pPr>
-      <w:rPr>
-        <w:rFonts w:ascii="Symbol" w:hAnsi="Symbol" w:hint="default"/>
-        <w:sz w:val="20"/>
-      </w:rPr>
-    </w:lvl>
-    <w:lvl w:ilvl="8" w:tentative="1">
-      <w:start w:val="1"/>
-      <w:numFmt w:val="bullet"/>
-      <w:lvlText w:val=""/>
-      <w:lvlJc w:val="left"/>
-      <w:pPr>
-        <w:tabs>
-          <w:tab w:val="num" w:pos="6480"/>
-        </w:tabs>
-        <w:ind w:left="6480" w:hanging="360"/>
-      </w:pPr>
-      <w:rPr>
-        <w:rFonts w:ascii="Symbol" w:hAnsi="Symbol" w:hint="default"/>
-        <w:sz w:val="20"/>
-      </w:rPr>
-    </w:lvl>
-  </w:abstractNum>
-  <w:abstractNum w:abstractNumId="23" w15:restartNumberingAfterBreak="0">
-    <w:nsid w:val="66006D9C"/>
-    <w:multiLevelType w:val="multilevel"/>
-    <w:tmpl w:val="A5E4BAFE"/>
-    <w:lvl w:ilvl="0">
-      <w:start w:val="1"/>
-      <w:numFmt w:val="bullet"/>
-      <w:lvlText w:val=""/>
-      <w:lvlJc w:val="left"/>
-      <w:pPr>
-        <w:tabs>
-          <w:tab w:val="num" w:pos="720"/>
-        </w:tabs>
-        <w:ind w:left="720" w:hanging="360"/>
-      </w:pPr>
-      <w:rPr>
-        <w:rFonts w:ascii="Symbol" w:hAnsi="Symbol" w:hint="default"/>
-        <w:sz w:val="20"/>
-      </w:rPr>
-    </w:lvl>
-    <w:lvl w:ilvl="1" w:tentative="1">
-      <w:start w:val="1"/>
-      <w:numFmt w:val="bullet"/>
-      <w:lvlText w:val="o"/>
-      <w:lvlJc w:val="left"/>
-      <w:pPr>
-        <w:tabs>
-          <w:tab w:val="num" w:pos="1440"/>
-        </w:tabs>
-        <w:ind w:left="1440" w:hanging="360"/>
-      </w:pPr>
-      <w:rPr>
-        <w:rFonts w:ascii="Courier New" w:hAnsi="Courier New" w:hint="default"/>
-        <w:sz w:val="20"/>
-      </w:rPr>
-    </w:lvl>
-    <w:lvl w:ilvl="2" w:tentative="1">
-      <w:start w:val="1"/>
-      <w:numFmt w:val="bullet"/>
-      <w:lvlText w:val=""/>
-      <w:lvlJc w:val="left"/>
-      <w:pPr>
-        <w:tabs>
-          <w:tab w:val="num" w:pos="2160"/>
-        </w:tabs>
-        <w:ind w:left="2160" w:hanging="360"/>
-      </w:pPr>
-      <w:rPr>
-        <w:rFonts w:ascii="Wingdings" w:hAnsi="Wingdings" w:hint="default"/>
-        <w:sz w:val="20"/>
-      </w:rPr>
-    </w:lvl>
-    <w:lvl w:ilvl="3" w:tentative="1">
-      <w:start w:val="1"/>
-      <w:numFmt w:val="bullet"/>
-      <w:lvlText w:val=""/>
-      <w:lvlJc w:val="left"/>
-      <w:pPr>
-        <w:tabs>
-          <w:tab w:val="num" w:pos="2880"/>
-        </w:tabs>
-        <w:ind w:left="2880" w:hanging="360"/>
-      </w:pPr>
-      <w:rPr>
-        <w:rFonts w:ascii="Wingdings" w:hAnsi="Wingdings" w:hint="default"/>
-        <w:sz w:val="20"/>
-      </w:rPr>
-    </w:lvl>
-    <w:lvl w:ilvl="4" w:tentative="1">
-      <w:start w:val="1"/>
-      <w:numFmt w:val="bullet"/>
-      <w:lvlText w:val=""/>
-      <w:lvlJc w:val="left"/>
-      <w:pPr>
-        <w:tabs>
-          <w:tab w:val="num" w:pos="3600"/>
-        </w:tabs>
-        <w:ind w:left="3600" w:hanging="360"/>
-      </w:pPr>
-      <w:rPr>
-        <w:rFonts w:ascii="Wingdings" w:hAnsi="Wingdings" w:hint="default"/>
-        <w:sz w:val="20"/>
-      </w:rPr>
-    </w:lvl>
-    <w:lvl w:ilvl="5" w:tentative="1">
-      <w:start w:val="1"/>
-      <w:numFmt w:val="bullet"/>
-      <w:lvlText w:val=""/>
-      <w:lvlJc w:val="left"/>
-      <w:pPr>
-        <w:tabs>
-          <w:tab w:val="num" w:pos="4320"/>
-        </w:tabs>
-        <w:ind w:left="4320" w:hanging="360"/>
-      </w:pPr>
-      <w:rPr>
-        <w:rFonts w:ascii="Wingdings" w:hAnsi="Wingdings" w:hint="default"/>
-        <w:sz w:val="20"/>
-      </w:rPr>
-    </w:lvl>
-    <w:lvl w:ilvl="6" w:tentative="1">
-      <w:start w:val="1"/>
-      <w:numFmt w:val="bullet"/>
-      <w:lvlText w:val=""/>
-      <w:lvlJc w:val="left"/>
-      <w:pPr>
-        <w:tabs>
-          <w:tab w:val="num" w:pos="5040"/>
-        </w:tabs>
-        <w:ind w:left="5040" w:hanging="360"/>
-      </w:pPr>
-      <w:rPr>
-        <w:rFonts w:ascii="Wingdings" w:hAnsi="Wingdings" w:hint="default"/>
-        <w:sz w:val="20"/>
-      </w:rPr>
-    </w:lvl>
-    <w:lvl w:ilvl="7" w:tentative="1">
-      <w:start w:val="1"/>
-      <w:numFmt w:val="bullet"/>
-      <w:lvlText w:val=""/>
-      <w:lvlJc w:val="left"/>
-      <w:pPr>
-        <w:tabs>
-          <w:tab w:val="num" w:pos="5760"/>
-        </w:tabs>
-        <w:ind w:left="5760" w:hanging="360"/>
-      </w:pPr>
-      <w:rPr>
-        <w:rFonts w:ascii="Wingdings" w:hAnsi="Wingdings" w:hint="default"/>
-        <w:sz w:val="20"/>
-      </w:rPr>
-    </w:lvl>
-    <w:lvl w:ilvl="8" w:tentative="1">
-      <w:start w:val="1"/>
-      <w:numFmt w:val="bullet"/>
-      <w:lvlText w:val=""/>
-      <w:lvlJc w:val="left"/>
-      <w:pPr>
-        <w:tabs>
-          <w:tab w:val="num" w:pos="6480"/>
-        </w:tabs>
-        <w:ind w:left="6480" w:hanging="360"/>
-      </w:pPr>
-      <w:rPr>
-        <w:rFonts w:ascii="Wingdings" w:hAnsi="Wingdings" w:hint="default"/>
-        <w:sz w:val="20"/>
-      </w:rPr>
-    </w:lvl>
-  </w:abstractNum>
-  <w:abstractNum w:abstractNumId="24" w15:restartNumberingAfterBreak="0">
-    <w:nsid w:val="685E19CD"/>
-    <w:multiLevelType w:val="multilevel"/>
-    <w:tmpl w:val="250E0862"/>
-    <w:lvl w:ilvl="0">
-      <w:start w:val="1"/>
-      <w:numFmt w:val="decimal"/>
-      <w:lvlText w:val="%1."/>
-      <w:lvlJc w:val="left"/>
-      <w:pPr>
-        <w:tabs>
-          <w:tab w:val="num" w:pos="720"/>
-        </w:tabs>
-        <w:ind w:left="720" w:hanging="360"/>
-      </w:pPr>
-    </w:lvl>
-    <w:lvl w:ilvl="1" w:tentative="1">
-      <w:start w:val="1"/>
-      <w:numFmt w:val="decimal"/>
-      <w:lvlText w:val="%2."/>
-      <w:lvlJc w:val="left"/>
-      <w:pPr>
-        <w:tabs>
-          <w:tab w:val="num" w:pos="1440"/>
-        </w:tabs>
-        <w:ind w:left="1440" w:hanging="360"/>
-      </w:pPr>
-    </w:lvl>
-    <w:lvl w:ilvl="2" w:tentative="1">
-      <w:start w:val="1"/>
-      <w:numFmt w:val="decimal"/>
-      <w:lvlText w:val="%3."/>
-      <w:lvlJc w:val="left"/>
-      <w:pPr>
-        <w:tabs>
-          <w:tab w:val="num" w:pos="2160"/>
-        </w:tabs>
-        <w:ind w:left="2160" w:hanging="360"/>
-      </w:pPr>
-    </w:lvl>
-    <w:lvl w:ilvl="3" w:tentative="1">
-      <w:start w:val="1"/>
-      <w:numFmt w:val="decimal"/>
-      <w:lvlText w:val="%4."/>
-      <w:lvlJc w:val="left"/>
-      <w:pPr>
-        <w:tabs>
-          <w:tab w:val="num" w:pos="2880"/>
-        </w:tabs>
-        <w:ind w:left="2880" w:hanging="360"/>
-      </w:pPr>
-    </w:lvl>
-    <w:lvl w:ilvl="4" w:tentative="1">
-      <w:start w:val="1"/>
-      <w:numFmt w:val="decimal"/>
-      <w:lvlText w:val="%5."/>
-      <w:lvlJc w:val="left"/>
-      <w:pPr>
-        <w:tabs>
-          <w:tab w:val="num" w:pos="3600"/>
-        </w:tabs>
-        <w:ind w:left="3600" w:hanging="360"/>
-      </w:pPr>
-    </w:lvl>
-    <w:lvl w:ilvl="5" w:tentative="1">
-      <w:start w:val="1"/>
-      <w:numFmt w:val="decimal"/>
-      <w:lvlText w:val="%6."/>
-      <w:lvlJc w:val="left"/>
-      <w:pPr>
-        <w:tabs>
-          <w:tab w:val="num" w:pos="4320"/>
-        </w:tabs>
-        <w:ind w:left="4320" w:hanging="360"/>
-      </w:pPr>
-    </w:lvl>
-    <w:lvl w:ilvl="6" w:tentative="1">
-      <w:start w:val="1"/>
-      <w:numFmt w:val="decimal"/>
-      <w:lvlText w:val="%7."/>
-      <w:lvlJc w:val="left"/>
-      <w:pPr>
-        <w:tabs>
-          <w:tab w:val="num" w:pos="5040"/>
-        </w:tabs>
-        <w:ind w:left="5040" w:hanging="360"/>
-      </w:pPr>
-    </w:lvl>
-    <w:lvl w:ilvl="7" w:tentative="1">
-      <w:start w:val="1"/>
-      <w:numFmt w:val="decimal"/>
-      <w:lvlText w:val="%8."/>
-      <w:lvlJc w:val="left"/>
-      <w:pPr>
-        <w:tabs>
-          <w:tab w:val="num" w:pos="5760"/>
-        </w:tabs>
-        <w:ind w:left="5760" w:hanging="360"/>
-      </w:pPr>
-    </w:lvl>
-    <w:lvl w:ilvl="8" w:tentative="1">
-      <w:start w:val="1"/>
-      <w:numFmt w:val="decimal"/>
-      <w:lvlText w:val="%9."/>
-      <w:lvlJc w:val="left"/>
-      <w:pPr>
-        <w:tabs>
-          <w:tab w:val="num" w:pos="6480"/>
-        </w:tabs>
-        <w:ind w:left="6480" w:hanging="360"/>
-      </w:pPr>
-    </w:lvl>
-  </w:abstractNum>
-  <w:abstractNum w:abstractNumId="25" w15:restartNumberingAfterBreak="0">
-    <w:nsid w:val="6F7D5AC1"/>
-    <w:multiLevelType w:val="hybridMultilevel"/>
-    <w:tmpl w:val="D2D6F064"/>
-    <w:lvl w:ilvl="0" w:tplc="08070001">
-      <w:start w:val="1"/>
-      <w:numFmt w:val="bullet"/>
-      <w:lvlText w:val=""/>
-      <w:lvlJc w:val="left"/>
-      <w:pPr>
-        <w:ind w:left="720" w:hanging="360"/>
-      </w:pPr>
-      <w:rPr>
-        <w:rFonts w:ascii="Symbol" w:hAnsi="Symbol" w:hint="default"/>
-      </w:rPr>
-    </w:lvl>
-    <w:lvl w:ilvl="1" w:tplc="08070003" w:tentative="1">
-      <w:start w:val="1"/>
-      <w:numFmt w:val="bullet"/>
-      <w:lvlText w:val="o"/>
-      <w:lvlJc w:val="left"/>
-      <w:pPr>
-        <w:ind w:left="1440" w:hanging="360"/>
-      </w:pPr>
-      <w:rPr>
-        <w:rFonts w:ascii="Courier New" w:hAnsi="Courier New" w:cs="Courier New" w:hint="default"/>
-      </w:rPr>
-    </w:lvl>
-    <w:lvl w:ilvl="2" w:tplc="08070005" w:tentative="1">
-      <w:start w:val="1"/>
-      <w:numFmt w:val="bullet"/>
-      <w:lvlText w:val=""/>
-      <w:lvlJc w:val="left"/>
-      <w:pPr>
-        <w:ind w:left="2160" w:hanging="360"/>
-      </w:pPr>
-      <w:rPr>
-        <w:rFonts w:ascii="Wingdings" w:hAnsi="Wingdings" w:hint="default"/>
-      </w:rPr>
-    </w:lvl>
-    <w:lvl w:ilvl="3" w:tplc="08070001" w:tentative="1">
-      <w:start w:val="1"/>
-      <w:numFmt w:val="bullet"/>
-      <w:lvlText w:val=""/>
-      <w:lvlJc w:val="left"/>
-      <w:pPr>
-        <w:ind w:left="2880" w:hanging="360"/>
-      </w:pPr>
-      <w:rPr>
-        <w:rFonts w:ascii="Symbol" w:hAnsi="Symbol" w:hint="default"/>
-      </w:rPr>
-    </w:lvl>
-    <w:lvl w:ilvl="4" w:tplc="08070003" w:tentative="1">
-      <w:start w:val="1"/>
-      <w:numFmt w:val="bullet"/>
-      <w:lvlText w:val="o"/>
-      <w:lvlJc w:val="left"/>
-      <w:pPr>
-        <w:ind w:left="3600" w:hanging="360"/>
-      </w:pPr>
-      <w:rPr>
-        <w:rFonts w:ascii="Courier New" w:hAnsi="Courier New" w:cs="Courier New" w:hint="default"/>
-      </w:rPr>
-    </w:lvl>
-    <w:lvl w:ilvl="5" w:tplc="08070005" w:tentative="1">
-      <w:start w:val="1"/>
-      <w:numFmt w:val="bullet"/>
-      <w:lvlText w:val=""/>
-      <w:lvlJc w:val="left"/>
-      <w:pPr>
-        <w:ind w:left="4320" w:hanging="360"/>
-      </w:pPr>
-      <w:rPr>
-        <w:rFonts w:ascii="Wingdings" w:hAnsi="Wingdings" w:hint="default"/>
-      </w:rPr>
-    </w:lvl>
-    <w:lvl w:ilvl="6" w:tplc="08070001" w:tentative="1">
-      <w:start w:val="1"/>
-      <w:numFmt w:val="bullet"/>
-      <w:lvlText w:val=""/>
-      <w:lvlJc w:val="left"/>
-      <w:pPr>
-        <w:ind w:left="5040" w:hanging="360"/>
-      </w:pPr>
-      <w:rPr>
-        <w:rFonts w:ascii="Symbol" w:hAnsi="Symbol" w:hint="default"/>
-      </w:rPr>
-    </w:lvl>
-    <w:lvl w:ilvl="7" w:tplc="08070003" w:tentative="1">
-      <w:start w:val="1"/>
-      <w:numFmt w:val="bullet"/>
-      <w:lvlText w:val="o"/>
-      <w:lvlJc w:val="left"/>
-      <w:pPr>
-        <w:ind w:left="5760" w:hanging="360"/>
-      </w:pPr>
-      <w:rPr>
-        <w:rFonts w:ascii="Courier New" w:hAnsi="Courier New" w:cs="Courier New" w:hint="default"/>
-      </w:rPr>
-    </w:lvl>
-    <w:lvl w:ilvl="8" w:tplc="08070005" w:tentative="1">
-      <w:start w:val="1"/>
-      <w:numFmt w:val="bullet"/>
-      <w:lvlText w:val=""/>
-      <w:lvlJc w:val="left"/>
-      <w:pPr>
-        <w:ind w:left="6480" w:hanging="360"/>
-      </w:pPr>
-      <w:rPr>
-        <w:rFonts w:ascii="Wingdings" w:hAnsi="Wingdings" w:hint="default"/>
-      </w:rPr>
-    </w:lvl>
-  </w:abstractNum>
-  <w:abstractNum w:abstractNumId="26" w15:restartNumberingAfterBreak="0">
+  <w:abstractNum w:abstractNumId="29" w15:restartNumberingAfterBreak="0">
     <w:nsid w:val="776F4194"/>
     <w:multiLevelType w:val="multilevel"/>
     <w:tmpl w:val="3ADC7FF6"/>
@@ -32807,7 +34171,7 @@
       </w:pPr>
     </w:lvl>
   </w:abstractNum>
-  <w:abstractNum w:abstractNumId="27" w15:restartNumberingAfterBreak="0">
+  <w:abstractNum w:abstractNumId="30" w15:restartNumberingAfterBreak="0">
     <w:nsid w:val="7F320735"/>
     <w:multiLevelType w:val="multilevel"/>
     <w:tmpl w:val="97E2243C"/>
@@ -33033,10 +34397,10 @@
     <w:abstractNumId w:val="0"/>
   </w:num>
   <w:num w:numId="18" w16cid:durableId="189228653">
-    <w:abstractNumId w:val="27"/>
+    <w:abstractNumId w:val="30"/>
   </w:num>
   <w:num w:numId="19" w16cid:durableId="1287665530">
-    <w:abstractNumId w:val="13"/>
+    <w:abstractNumId w:val="15"/>
   </w:num>
   <w:num w:numId="20" w16cid:durableId="674117725">
     <w:abstractNumId w:val="0"/>
@@ -33060,7 +34424,7 @@
     <w:abstractNumId w:val="0"/>
   </w:num>
   <w:num w:numId="27" w16cid:durableId="765344840">
-    <w:abstractNumId w:val="13"/>
+    <w:abstractNumId w:val="15"/>
   </w:num>
   <w:num w:numId="28" w16cid:durableId="1357080163">
     <w:abstractNumId w:val="0"/>
@@ -33072,58 +34436,67 @@
     <w:abstractNumId w:val="0"/>
   </w:num>
   <w:num w:numId="31" w16cid:durableId="132255942">
+    <w:abstractNumId w:val="27"/>
+  </w:num>
+  <w:num w:numId="32" w16cid:durableId="399715933">
+    <w:abstractNumId w:val="11"/>
+  </w:num>
+  <w:num w:numId="33" w16cid:durableId="1016885734">
+    <w:abstractNumId w:val="13"/>
+  </w:num>
+  <w:num w:numId="34" w16cid:durableId="1763448326">
+    <w:abstractNumId w:val="23"/>
+  </w:num>
+  <w:num w:numId="35" w16cid:durableId="908997861">
+    <w:abstractNumId w:val="18"/>
+  </w:num>
+  <w:num w:numId="36" w16cid:durableId="2140343056">
+    <w:abstractNumId w:val="25"/>
+  </w:num>
+  <w:num w:numId="37" w16cid:durableId="1215771005">
+    <w:abstractNumId w:val="29"/>
+  </w:num>
+  <w:num w:numId="38" w16cid:durableId="1986541778">
+    <w:abstractNumId w:val="20"/>
+  </w:num>
+  <w:num w:numId="39" w16cid:durableId="2090806921">
+    <w:abstractNumId w:val="17"/>
+  </w:num>
+  <w:num w:numId="40" w16cid:durableId="728698545">
     <w:abstractNumId w:val="24"/>
   </w:num>
-  <w:num w:numId="32" w16cid:durableId="399715933">
-    <w:abstractNumId w:val="10"/>
-  </w:num>
-  <w:num w:numId="33" w16cid:durableId="1016885734">
-    <w:abstractNumId w:val="12"/>
-  </w:num>
-  <w:num w:numId="34" w16cid:durableId="1763448326">
-    <w:abstractNumId w:val="20"/>
-  </w:num>
-  <w:num w:numId="35" w16cid:durableId="908997861">
-    <w:abstractNumId w:val="16"/>
-  </w:num>
-  <w:num w:numId="36" w16cid:durableId="2140343056">
-    <w:abstractNumId w:val="22"/>
-  </w:num>
-  <w:num w:numId="37" w16cid:durableId="1215771005">
-    <w:abstractNumId w:val="26"/>
-  </w:num>
-  <w:num w:numId="38" w16cid:durableId="1986541778">
-    <w:abstractNumId w:val="17"/>
-  </w:num>
-  <w:num w:numId="39" w16cid:durableId="2090806921">
-    <w:abstractNumId w:val="15"/>
-  </w:num>
-  <w:num w:numId="40" w16cid:durableId="728698545">
-    <w:abstractNumId w:val="21"/>
-  </w:num>
   <w:num w:numId="41" w16cid:durableId="1975065263">
-    <w:abstractNumId w:val="25"/>
+    <w:abstractNumId w:val="28"/>
   </w:num>
   <w:num w:numId="42" w16cid:durableId="688988692">
     <w:abstractNumId w:val="9"/>
   </w:num>
   <w:num w:numId="43" w16cid:durableId="358236088">
-    <w:abstractNumId w:val="11"/>
+    <w:abstractNumId w:val="12"/>
   </w:num>
   <w:num w:numId="44" w16cid:durableId="1599364847">
-    <w:abstractNumId w:val="14"/>
+    <w:abstractNumId w:val="16"/>
   </w:num>
   <w:num w:numId="45" w16cid:durableId="790437946">
-    <w:abstractNumId w:val="18"/>
+    <w:abstractNumId w:val="21"/>
   </w:num>
   <w:num w:numId="46" w16cid:durableId="1111556430">
     <w:abstractNumId w:val="8"/>
   </w:num>
   <w:num w:numId="47" w16cid:durableId="308290342">
-    <w:abstractNumId w:val="23"/>
+    <w:abstractNumId w:val="26"/>
   </w:num>
   <w:num w:numId="48" w16cid:durableId="850989534">
+    <w:abstractNumId w:val="22"/>
+  </w:num>
+  <w:num w:numId="49" w16cid:durableId="1300838108">
     <w:abstractNumId w:val="19"/>
+  </w:num>
+  <w:num w:numId="50" w16cid:durableId="1579556812">
+    <w:abstractNumId w:val="10"/>
+  </w:num>
+  <w:num w:numId="51" w16cid:durableId="978191908">
+    <w:abstractNumId w:val="14"/>
   </w:num>
 </w:numbering>
 </file>
@@ -34686,19 +36059,6 @@
 </file>
 
 <file path=customXml/item2.xml><?xml version="1.0" encoding="utf-8"?>
-<b:Sources xmlns:b="http://schemas.openxmlformats.org/officeDocument/2006/bibliography" xmlns="http://schemas.openxmlformats.org/officeDocument/2006/bibliography" SelectedStyle="\APASixthEditionOfficeOnline.xsl" StyleName="APA" Version="6"/>
-</file>
-
-<file path=customXml/item3.xml><?xml version="1.0" encoding="utf-8"?>
-<?mso-contentType ?>
-<FormTemplates xmlns="http://schemas.microsoft.com/sharepoint/v3/contenttype/forms">
-  <Display>DocumentLibraryForm</Display>
-  <Edit>DocumentLibraryForm</Edit>
-  <New>DocumentLibraryForm</New>
-</FormTemplates>
-</file>
-
-<file path=customXml/item4.xml><?xml version="1.0" encoding="utf-8"?>
 <ct:contentTypeSchema xmlns:ct="http://schemas.microsoft.com/office/2006/metadata/contentType" xmlns:ma="http://schemas.microsoft.com/office/2006/metadata/properties/metaAttributes" ct:_="" ma:_="" ma:contentTypeName="Dokument" ma:contentTypeID="0x010100C89A348DBC280C4BB08D29548E58533C" ma:contentTypeVersion="10" ma:contentTypeDescription="Ein neues Dokument erstellen." ma:contentTypeScope="" ma:versionID="46a6087d9fea8580f185a0ea868da469">
   <xsd:schema xmlns:xsd="http://www.w3.org/2001/XMLSchema" xmlns:xs="http://www.w3.org/2001/XMLSchema" xmlns:p="http://schemas.microsoft.com/office/2006/metadata/properties" xmlns:ns2="83c7e37f-cb9c-4af6-99b9-72a827d5e6dc" xmlns:ns3="5030cb7a-6be5-477a-957d-975e4d3028a7" targetNamespace="http://schemas.microsoft.com/office/2006/metadata/properties" ma:root="true" ma:fieldsID="b2782d6ccc790305c9f50df66f3552fa" ns2:_="" ns3:_="">
     <xsd:import namespace="83c7e37f-cb9c-4af6-99b9-72a827d5e6dc"/>
@@ -34887,6 +36247,19 @@
 </ct:contentTypeSchema>
 </file>
 
+<file path=customXml/item3.xml><?xml version="1.0" encoding="utf-8"?>
+<?mso-contentType ?>
+<FormTemplates xmlns="http://schemas.microsoft.com/sharepoint/v3/contenttype/forms">
+  <Display>DocumentLibraryForm</Display>
+  <Edit>DocumentLibraryForm</Edit>
+  <New>DocumentLibraryForm</New>
+</FormTemplates>
+</file>
+
+<file path=customXml/item4.xml><?xml version="1.0" encoding="utf-8"?>
+<b:Sources xmlns:b="http://schemas.openxmlformats.org/officeDocument/2006/bibliography" xmlns="http://schemas.openxmlformats.org/officeDocument/2006/bibliography" SelectedStyle="\APASixthEditionOfficeOnline.xsl" StyleName="APA" Version="6"/>
+</file>
+
 <file path=customXml/itemProps1.xml><?xml version="1.0" encoding="utf-8"?>
 <ds:datastoreItem xmlns:ds="http://schemas.openxmlformats.org/officeDocument/2006/customXml" ds:itemID="{DD10C81C-5102-4A78-A03C-91060A758387}">
   <ds:schemaRefs>
@@ -34899,22 +36272,6 @@
 </file>
 
 <file path=customXml/itemProps2.xml><?xml version="1.0" encoding="utf-8"?>
-<ds:datastoreItem xmlns:ds="http://schemas.openxmlformats.org/officeDocument/2006/customXml" ds:itemID="{6EA21FE9-FCDC-40D5-A414-287367AA0E64}">
-  <ds:schemaRefs>
-    <ds:schemaRef ds:uri="http://schemas.openxmlformats.org/officeDocument/2006/bibliography"/>
-  </ds:schemaRefs>
-</ds:datastoreItem>
-</file>
-
-<file path=customXml/itemProps3.xml><?xml version="1.0" encoding="utf-8"?>
-<ds:datastoreItem xmlns:ds="http://schemas.openxmlformats.org/officeDocument/2006/customXml" ds:itemID="{85027515-5CF2-46FD-9F7F-FD7641D2836E}">
-  <ds:schemaRefs>
-    <ds:schemaRef ds:uri="http://schemas.microsoft.com/sharepoint/v3/contenttype/forms"/>
-  </ds:schemaRefs>
-</ds:datastoreItem>
-</file>
-
-<file path=customXml/itemProps4.xml><?xml version="1.0" encoding="utf-8"?>
 <ds:datastoreItem xmlns:ds="http://schemas.openxmlformats.org/officeDocument/2006/customXml" ds:itemID="{1B4D8889-5F63-4244-BBAC-17C1296DC3C9}">
   <ds:schemaRefs>
     <ds:schemaRef ds:uri="http://schemas.microsoft.com/office/2006/metadata/contentType"/>
@@ -34931,4 +36288,20 @@
     <ds:schemaRef ds:uri="http://schemas.microsoft.com/internal/obd"/>
   </ds:schemaRefs>
 </ds:datastoreItem>
+</file>
+
+<file path=customXml/itemProps3.xml><?xml version="1.0" encoding="utf-8"?>
+<ds:datastoreItem xmlns:ds="http://schemas.openxmlformats.org/officeDocument/2006/customXml" ds:itemID="{85027515-5CF2-46FD-9F7F-FD7641D2836E}">
+  <ds:schemaRefs>
+    <ds:schemaRef ds:uri="http://schemas.microsoft.com/sharepoint/v3/contenttype/forms"/>
+  </ds:schemaRefs>
+</ds:datastoreItem>
+</file>
+
+<file path=customXml/itemProps4.xml><?xml version="1.0" encoding="utf-8"?>
+<ds:datastoreItem xmlns:ds="http://schemas.openxmlformats.org/officeDocument/2006/customXml" ds:itemID="{6EA21FE9-FCDC-40D5-A414-287367AA0E64}">
+  <ds:schemaRefs>
+    <ds:schemaRef ds:uri="http://schemas.openxmlformats.org/officeDocument/2006/bibliography"/>
+  </ds:schemaRefs>
+</ds:datastoreItem>
 </file>
--- a/docs/inprogress/TD-Shoot_Projektstudie.docx
+++ b/docs/inprogress/TD-Shoot_Projektstudie.docx
@@ -19288,7 +19288,7 @@
             <v:imagedata r:id="rId29" o:title=""/>
             <w10:wrap type="square" side="right"/>
           </v:shape>
-          <o:OLEObject Type="Embed" ProgID="Excel.Sheet.12" ShapeID="_x0000_s2050" DrawAspect="Content" ObjectID="_1835446724" r:id="rId30"/>
+          <o:OLEObject Type="Embed" ProgID="Excel.Sheet.12" ShapeID="_x0000_s2050" DrawAspect="Content" ObjectID="_1835883212" r:id="rId30"/>
         </w:object>
       </w:r>
       <w:r>
@@ -23568,7 +23568,7 @@
           <w:noProof/>
         </w:rPr>
         <w:drawing>
-          <wp:inline distT="0" distB="0" distL="0" distR="0" wp14:anchorId="1479462D" wp14:editId="7110D9C5">
+          <wp:inline distT="0" distB="0" distL="0" distR="0" wp14:anchorId="1479462D" wp14:editId="1A904FDB">
             <wp:extent cx="6115050" cy="1519555"/>
             <wp:effectExtent l="0" t="0" r="0" b="4445"/>
             <wp:docPr id="8610463" name="Grafik 1"/>
@@ -23710,7 +23710,7 @@
           <w:noProof/>
         </w:rPr>
         <w:drawing>
-          <wp:inline distT="0" distB="0" distL="0" distR="0" wp14:anchorId="676C1816" wp14:editId="2036CADA">
+          <wp:inline distT="0" distB="0" distL="0" distR="0" wp14:anchorId="676C1816" wp14:editId="44F8DF03">
             <wp:extent cx="6110605" cy="1343025"/>
             <wp:effectExtent l="0" t="0" r="4445" b="9525"/>
             <wp:docPr id="2071514475" name="Grafik 2"/>
@@ -23885,7 +23885,7 @@
           <w:noProof/>
         </w:rPr>
         <w:drawing>
-          <wp:inline distT="0" distB="0" distL="0" distR="0" wp14:anchorId="1FA42B5C" wp14:editId="1BB23F65">
+          <wp:inline distT="0" distB="0" distL="0" distR="0" wp14:anchorId="1FA42B5C" wp14:editId="04B593EF">
             <wp:extent cx="6110605" cy="1252855"/>
             <wp:effectExtent l="0" t="0" r="4445" b="4445"/>
             <wp:docPr id="1909613587" name="Grafik 3"/>
@@ -24765,6 +24765,10 @@
     <w:p>
       <w:pPr>
         <w:pStyle w:val="TextCDB"/>
+        <w:numPr>
+          <w:ilvl w:val="1"/>
+          <w:numId w:val="19"/>
+        </w:numPr>
         <w:rPr>
           <w:b/>
           <w:bCs/>
@@ -24780,35 +24784,301 @@
     </w:p>
     <w:p>
       <w:pPr>
-        <w:pStyle w:val="TextCDB"/>
-        <w:rPr>
-          <w:b/>
-          <w:bCs/>
-        </w:rPr>
-      </w:pPr>
+        <w:pStyle w:val="berschrift3"/>
+        <w:numPr>
+          <w:ilvl w:val="2"/>
+          <w:numId w:val="19"/>
+        </w:numPr>
+      </w:pPr>
+      <w:r>
+        <w:t>Bug 1</w:t>
+      </w:r>
     </w:p>
     <w:p>
       <w:pPr>
-        <w:pStyle w:val="TextCDB"/>
-        <w:rPr>
-          <w:b/>
-          <w:bCs/>
-          <w:color w:val="EE0000"/>
-          <w:sz w:val="144"/>
-          <w:szCs w:val="144"/>
-        </w:rPr>
-      </w:pPr>
-      <w:r>
-        <w:rPr>
-          <w:b/>
-          <w:bCs/>
-          <w:color w:val="EE0000"/>
-          <w:sz w:val="144"/>
-          <w:szCs w:val="144"/>
-        </w:rPr>
-        <w:t>Input QA</w:t>
+        <w:ind w:left="708"/>
+        <w:rPr>
+          <w:rFonts w:eastAsia="Times New Roman"/>
+          <w:color w:val="B2A1C7" w:themeColor="accent4" w:themeTint="99"/>
+          <w:sz w:val="22"/>
+          <w:szCs w:val="22"/>
+          <w:lang w:eastAsia="de-CH"/>
+        </w:rPr>
+      </w:pPr>
+      <w:r>
+        <w:rPr>
+          <w:rFonts w:eastAsia="Times New Roman"/>
+          <w:color w:val="B2A1C7" w:themeColor="accent4" w:themeTint="99"/>
+          <w:sz w:val="22"/>
+          <w:szCs w:val="22"/>
+          <w:lang w:eastAsia="de-CH"/>
+        </w:rPr>
+        <w:t xml:space="preserve">Titel: Gegner </w:t>
+      </w:r>
+      <w:proofErr w:type="spellStart"/>
+      <w:r>
+        <w:rPr>
+          <w:rFonts w:eastAsia="Times New Roman"/>
+          <w:color w:val="B2A1C7" w:themeColor="accent4" w:themeTint="99"/>
+          <w:sz w:val="22"/>
+          <w:szCs w:val="22"/>
+          <w:lang w:eastAsia="de-CH"/>
+        </w:rPr>
+        <w:t>Clippen</w:t>
+      </w:r>
+      <w:proofErr w:type="spellEnd"/>
+      <w:r>
+        <w:rPr>
+          <w:rFonts w:eastAsia="Times New Roman"/>
+          <w:color w:val="B2A1C7" w:themeColor="accent4" w:themeTint="99"/>
+          <w:sz w:val="22"/>
+          <w:szCs w:val="22"/>
+          <w:lang w:eastAsia="de-CH"/>
+        </w:rPr>
+        <w:t xml:space="preserve"> durch die Wand</w:t>
       </w:r>
     </w:p>
+    <w:p>
+      <w:pPr>
+        <w:ind w:left="708"/>
+        <w:rPr>
+          <w:rFonts w:eastAsia="Times New Roman"/>
+          <w:color w:val="B2A1C7" w:themeColor="accent4" w:themeTint="99"/>
+          <w:sz w:val="22"/>
+          <w:szCs w:val="22"/>
+          <w:lang w:eastAsia="de-CH"/>
+        </w:rPr>
+      </w:pPr>
+      <w:r>
+        <w:rPr>
+          <w:rFonts w:eastAsia="Times New Roman"/>
+          <w:color w:val="B2A1C7" w:themeColor="accent4" w:themeTint="99"/>
+          <w:sz w:val="22"/>
+          <w:szCs w:val="22"/>
+          <w:lang w:eastAsia="de-CH"/>
+        </w:rPr>
+        <w:t>Schweregrad: Mittel</w:t>
+      </w:r>
+    </w:p>
+    <w:p>
+      <w:pPr>
+        <w:ind w:left="708"/>
+        <w:rPr>
+          <w:rFonts w:eastAsia="Times New Roman"/>
+          <w:color w:val="B2A1C7" w:themeColor="accent4" w:themeTint="99"/>
+          <w:sz w:val="22"/>
+          <w:szCs w:val="22"/>
+          <w:lang w:eastAsia="de-CH"/>
+        </w:rPr>
+      </w:pPr>
+      <w:r>
+        <w:rPr>
+          <w:rFonts w:eastAsia="Times New Roman"/>
+          <w:color w:val="B2A1C7" w:themeColor="accent4" w:themeTint="99"/>
+          <w:sz w:val="22"/>
+          <w:szCs w:val="22"/>
+          <w:lang w:eastAsia="de-CH"/>
+        </w:rPr>
+        <w:t xml:space="preserve">Schritte zur Reproduktion: </w:t>
+      </w:r>
+      <w:r>
+        <w:rPr>
+          <w:rFonts w:eastAsia="Times New Roman"/>
+          <w:color w:val="B2A1C7" w:themeColor="accent4" w:themeTint="99"/>
+          <w:sz w:val="22"/>
+          <w:szCs w:val="22"/>
+          <w:lang w:eastAsia="de-CH"/>
+        </w:rPr>
+        <w:t>1. Gegner an einer Ecke bringen. 2. Der Spieler so positionieren das der Gegner diagonal läuft. 3. Nach eine kurze Zeit teleportiert sich der Gegner auf die andere Seite der Wand</w:t>
+      </w:r>
+    </w:p>
+    <w:p>
+      <w:pPr>
+        <w:ind w:left="708"/>
+        <w:rPr>
+          <w:rFonts w:eastAsia="Times New Roman"/>
+          <w:color w:val="B2A1C7" w:themeColor="accent4" w:themeTint="99"/>
+          <w:sz w:val="22"/>
+          <w:szCs w:val="22"/>
+          <w:lang w:eastAsia="de-CH"/>
+        </w:rPr>
+      </w:pPr>
+      <w:r>
+        <w:rPr>
+          <w:rFonts w:eastAsia="Times New Roman"/>
+          <w:color w:val="B2A1C7" w:themeColor="accent4" w:themeTint="99"/>
+          <w:sz w:val="22"/>
+          <w:szCs w:val="22"/>
+          <w:lang w:eastAsia="de-CH"/>
+        </w:rPr>
+        <w:t>Erwartetes vs. Tatsächliches Ergebnis: Gegner sollte nicht über die Wand teleportieren. Der Gegner hätte eigentlich an der Wand bleiben sollen.</w:t>
+      </w:r>
+    </w:p>
+    <w:p>
+      <w:pPr>
+        <w:ind w:left="708"/>
+        <w:rPr>
+          <w:rFonts w:eastAsia="Times New Roman"/>
+          <w:color w:val="B2A1C7" w:themeColor="accent4" w:themeTint="99"/>
+          <w:sz w:val="22"/>
+          <w:szCs w:val="22"/>
+          <w:lang w:eastAsia="de-CH"/>
+        </w:rPr>
+      </w:pPr>
+    </w:p>
+    <w:p>
+      <w:pPr>
+        <w:pStyle w:val="berschrift3"/>
+        <w:numPr>
+          <w:ilvl w:val="2"/>
+          <w:numId w:val="19"/>
+        </w:numPr>
+        <w:rPr>
+          <w:lang w:eastAsia="de-CH"/>
+        </w:rPr>
+      </w:pPr>
+      <w:r>
+        <w:rPr>
+          <w:lang w:eastAsia="de-CH"/>
+        </w:rPr>
+        <w:t>Bug 2</w:t>
+      </w:r>
+    </w:p>
+    <w:p>
+      <w:pPr>
+        <w:ind w:left="708"/>
+        <w:rPr>
+          <w:rFonts w:eastAsia="Times New Roman"/>
+          <w:color w:val="B2A1C7" w:themeColor="accent4" w:themeTint="99"/>
+          <w:sz w:val="22"/>
+          <w:szCs w:val="22"/>
+          <w:lang w:eastAsia="de-CH"/>
+        </w:rPr>
+      </w:pPr>
+      <w:r>
+        <w:rPr>
+          <w:rFonts w:eastAsia="Times New Roman"/>
+          <w:color w:val="B2A1C7" w:themeColor="accent4" w:themeTint="99"/>
+          <w:sz w:val="22"/>
+          <w:szCs w:val="22"/>
+          <w:lang w:eastAsia="de-CH"/>
+        </w:rPr>
+        <w:t>Titel</w:t>
+      </w:r>
+      <w:r>
+        <w:rPr>
+          <w:rFonts w:eastAsia="Times New Roman"/>
+          <w:color w:val="B2A1C7" w:themeColor="accent4" w:themeTint="99"/>
+          <w:sz w:val="22"/>
+          <w:szCs w:val="22"/>
+          <w:lang w:eastAsia="de-CH"/>
+        </w:rPr>
+        <w:t>: Neustarten hat der Score nicht zurückgesetzt</w:t>
+      </w:r>
+    </w:p>
+    <w:p>
+      <w:pPr>
+        <w:ind w:left="708"/>
+        <w:rPr>
+          <w:rFonts w:eastAsia="Times New Roman"/>
+          <w:color w:val="B2A1C7" w:themeColor="accent4" w:themeTint="99"/>
+          <w:sz w:val="22"/>
+          <w:szCs w:val="22"/>
+          <w:lang w:eastAsia="de-CH"/>
+        </w:rPr>
+      </w:pPr>
+      <w:r>
+        <w:rPr>
+          <w:rFonts w:eastAsia="Times New Roman"/>
+          <w:color w:val="B2A1C7" w:themeColor="accent4" w:themeTint="99"/>
+          <w:sz w:val="22"/>
+          <w:szCs w:val="22"/>
+          <w:lang w:eastAsia="de-CH"/>
+        </w:rPr>
+        <w:t>Schweregrad: Schwer</w:t>
+      </w:r>
+    </w:p>
+    <w:p>
+      <w:pPr>
+        <w:ind w:left="708"/>
+        <w:rPr>
+          <w:rFonts w:eastAsia="Times New Roman"/>
+          <w:color w:val="B2A1C7" w:themeColor="accent4" w:themeTint="99"/>
+          <w:sz w:val="22"/>
+          <w:szCs w:val="22"/>
+          <w:lang w:eastAsia="de-CH"/>
+        </w:rPr>
+      </w:pPr>
+      <w:r>
+        <w:rPr>
+          <w:rFonts w:eastAsia="Times New Roman"/>
+          <w:color w:val="B2A1C7" w:themeColor="accent4" w:themeTint="99"/>
+          <w:sz w:val="22"/>
+          <w:szCs w:val="22"/>
+          <w:lang w:eastAsia="de-CH"/>
+        </w:rPr>
+        <w:t>Schritte zur Reproduktion: Das Spiel immer wieder spielen, ohne dabei das Programm zu schliessen. Die Gegner behalten immer die aktuelle Geschwindigkeit des Vorherigen Versuches und kumuliert sich bei jeden nächsten Versuch.</w:t>
+      </w:r>
+    </w:p>
+    <w:p>
+      <w:pPr>
+        <w:ind w:left="708"/>
+        <w:rPr>
+          <w:lang w:eastAsia="de-CH"/>
+        </w:rPr>
+      </w:pPr>
+      <w:r>
+        <w:rPr>
+          <w:rFonts w:eastAsia="Times New Roman"/>
+          <w:color w:val="B2A1C7" w:themeColor="accent4" w:themeTint="99"/>
+          <w:sz w:val="22"/>
+          <w:szCs w:val="22"/>
+          <w:lang w:eastAsia="de-CH"/>
+        </w:rPr>
+        <w:t>Erwartetes vs. Tatsächliches Ergebnis</w:t>
+      </w:r>
+      <w:r>
+        <w:rPr>
+          <w:rFonts w:eastAsia="Times New Roman"/>
+          <w:color w:val="B2A1C7" w:themeColor="accent4" w:themeTint="99"/>
+          <w:sz w:val="22"/>
+          <w:szCs w:val="22"/>
+          <w:lang w:eastAsia="de-CH"/>
+        </w:rPr>
+        <w:t>: Die Gegner behielten ihre G</w:t>
+      </w:r>
+      <w:r>
+        <w:rPr>
+          <w:rFonts w:eastAsia="Times New Roman"/>
+          <w:color w:val="B2A1C7" w:themeColor="accent4" w:themeTint="99"/>
+          <w:sz w:val="22"/>
+          <w:szCs w:val="22"/>
+          <w:lang w:eastAsia="de-CH"/>
+        </w:rPr>
+        <w:t xml:space="preserve">eschwindigkeit. Obwohl die Geschwindigkeit und somit der Score </w:t>
+      </w:r>
+      <w:r>
+        <w:rPr>
+          <w:rFonts w:eastAsia="Times New Roman"/>
+          <w:color w:val="B2A1C7" w:themeColor="accent4" w:themeTint="99"/>
+          <w:sz w:val="22"/>
+          <w:szCs w:val="22"/>
+          <w:lang w:eastAsia="de-CH"/>
+        </w:rPr>
+        <w:t>zurückgesetzt hätte</w:t>
+      </w:r>
+      <w:r>
+        <w:rPr>
+          <w:rFonts w:eastAsia="Times New Roman"/>
+          <w:color w:val="B2A1C7" w:themeColor="accent4" w:themeTint="99"/>
+          <w:sz w:val="22"/>
+          <w:szCs w:val="22"/>
+          <w:lang w:eastAsia="de-CH"/>
+        </w:rPr>
+        <w:t xml:space="preserve"> sein müssen.</w:t>
+      </w:r>
+    </w:p>
+    <w:p/>
     <w:p>
       <w:pPr>
         <w:suppressAutoHyphens w:val="0"/>
@@ -24819,9 +25089,6 @@
           <w:lang w:val="en-US" w:eastAsia="de-DE"/>
         </w:rPr>
       </w:pPr>
-      <w:r>
-        <w:br w:type="page"/>
-      </w:r>
     </w:p>
     <w:p>
       <w:pPr>
@@ -24840,7 +25107,6 @@
       <w:bookmarkStart w:id="47" w:name="_Toc400697050"/>
       <w:bookmarkStart w:id="48" w:name="_Toc224666523"/>
       <w:r>
-        <w:lastRenderedPageBreak/>
         <w:t>Fehlerklassen</w:t>
       </w:r>
       <w:bookmarkEnd w:id="46"/>
@@ -27671,19 +27937,7 @@
               <w:rPr>
                 <w:lang w:val="de-CH"/>
               </w:rPr>
-              <w:t>Einen Gegner</w:t>
-            </w:r>
-            <w:r>
-              <w:rPr>
-                <w:lang w:val="de-CH"/>
-              </w:rPr>
-              <w:t xml:space="preserve"> </w:t>
-            </w:r>
-            <w:r>
-              <w:rPr>
-                <w:lang w:val="de-CH"/>
-              </w:rPr>
-              <w:t>anvisieren und vollständig eliminieren.</w:t>
+              <w:t>Einen Gegner anvisieren und vollständig eliminieren.</w:t>
             </w:r>
           </w:p>
           <w:p>
@@ -27746,19 +28000,7 @@
               <w:rPr>
                 <w:lang w:val="de-CH"/>
               </w:rPr>
-              <w:t xml:space="preserve">Der Score-Wert erhöht sich </w:t>
-            </w:r>
-            <w:r>
-              <w:rPr>
-                <w:lang w:val="de-CH"/>
-              </w:rPr>
-              <w:t>pro besiegte Gegner</w:t>
-            </w:r>
-            <w:r>
-              <w:rPr>
-                <w:lang w:val="de-CH"/>
-              </w:rPr>
-              <w:t xml:space="preserve"> um den in der Konfiguration definierten Wert (</w:t>
+              <w:t>Der Score-Wert erhöht sich pro besiegte Gegner um den in der Konfiguration definierten Wert (</w:t>
             </w:r>
             <w:r>
               <w:rPr>
@@ -29695,7 +29937,7 @@
               <w:sz w:val="20"/>
               <w:szCs w:val="20"/>
             </w:rPr>
-            <w:t>19. März 2026</w:t>
+            <w:t>24. März 2026</w:t>
           </w:r>
           <w:r>
             <w:rPr>
@@ -35079,6 +35321,7 @@
   <w:style w:type="character" w:default="1" w:styleId="Absatz-Standardschriftart">
     <w:name w:val="Default Paragraph Font"/>
     <w:uiPriority w:val="1"/>
+    <w:semiHidden/>
     <w:unhideWhenUsed/>
   </w:style>
   <w:style w:type="table" w:default="1" w:styleId="NormaleTabelle">
@@ -36048,17 +36291,19 @@
 </file>
 
 <file path=customXml/item1.xml><?xml version="1.0" encoding="utf-8"?>
-<p:properties xmlns:p="http://schemas.microsoft.com/office/2006/metadata/properties" xmlns:xsi="http://www.w3.org/2001/XMLSchema-instance" xmlns:pc="http://schemas.microsoft.com/office/infopath/2007/PartnerControls">
-  <documentManagement>
-    <TaxCatchAll xmlns="5030cb7a-6be5-477a-957d-975e4d3028a7" xsi:nil="true"/>
-    <lcf76f155ced4ddcb4097134ff3c332f xmlns="83c7e37f-cb9c-4af6-99b9-72a827d5e6dc">
-      <Terms xmlns="http://schemas.microsoft.com/office/infopath/2007/PartnerControls"/>
-    </lcf76f155ced4ddcb4097134ff3c332f>
-  </documentManagement>
-</p:properties>
+<b:Sources xmlns:b="http://schemas.openxmlformats.org/officeDocument/2006/bibliography" xmlns="http://schemas.openxmlformats.org/officeDocument/2006/bibliography" SelectedStyle="\APASixthEditionOfficeOnline.xsl" StyleName="APA" Version="6"/>
 </file>
 
 <file path=customXml/item2.xml><?xml version="1.0" encoding="utf-8"?>
+<?mso-contentType ?>
+<FormTemplates xmlns="http://schemas.microsoft.com/sharepoint/v3/contenttype/forms">
+  <Display>DocumentLibraryForm</Display>
+  <Edit>DocumentLibraryForm</Edit>
+  <New>DocumentLibraryForm</New>
+</FormTemplates>
+</file>
+
+<file path=customXml/item3.xml><?xml version="1.0" encoding="utf-8"?>
 <ct:contentTypeSchema xmlns:ct="http://schemas.microsoft.com/office/2006/metadata/contentType" xmlns:ma="http://schemas.microsoft.com/office/2006/metadata/properties/metaAttributes" ct:_="" ma:_="" ma:contentTypeName="Dokument" ma:contentTypeID="0x010100C89A348DBC280C4BB08D29548E58533C" ma:contentTypeVersion="10" ma:contentTypeDescription="Ein neues Dokument erstellen." ma:contentTypeScope="" ma:versionID="46a6087d9fea8580f185a0ea868da469">
   <xsd:schema xmlns:xsd="http://www.w3.org/2001/XMLSchema" xmlns:xs="http://www.w3.org/2001/XMLSchema" xmlns:p="http://schemas.microsoft.com/office/2006/metadata/properties" xmlns:ns2="83c7e37f-cb9c-4af6-99b9-72a827d5e6dc" xmlns:ns3="5030cb7a-6be5-477a-957d-975e4d3028a7" targetNamespace="http://schemas.microsoft.com/office/2006/metadata/properties" ma:root="true" ma:fieldsID="b2782d6ccc790305c9f50df66f3552fa" ns2:_="" ns3:_="">
     <xsd:import namespace="83c7e37f-cb9c-4af6-99b9-72a827d5e6dc"/>
@@ -36247,31 +36492,34 @@
 </ct:contentTypeSchema>
 </file>
 
-<file path=customXml/item3.xml><?xml version="1.0" encoding="utf-8"?>
-<?mso-contentType ?>
-<FormTemplates xmlns="http://schemas.microsoft.com/sharepoint/v3/contenttype/forms">
-  <Display>DocumentLibraryForm</Display>
-  <Edit>DocumentLibraryForm</Edit>
-  <New>DocumentLibraryForm</New>
-</FormTemplates>
-</file>
-
 <file path=customXml/item4.xml><?xml version="1.0" encoding="utf-8"?>
-<b:Sources xmlns:b="http://schemas.openxmlformats.org/officeDocument/2006/bibliography" xmlns="http://schemas.openxmlformats.org/officeDocument/2006/bibliography" SelectedStyle="\APASixthEditionOfficeOnline.xsl" StyleName="APA" Version="6"/>
+<p:properties xmlns:p="http://schemas.microsoft.com/office/2006/metadata/properties" xmlns:xsi="http://www.w3.org/2001/XMLSchema-instance" xmlns:pc="http://schemas.microsoft.com/office/infopath/2007/PartnerControls">
+  <documentManagement>
+    <TaxCatchAll xmlns="5030cb7a-6be5-477a-957d-975e4d3028a7" xsi:nil="true"/>
+    <lcf76f155ced4ddcb4097134ff3c332f xmlns="83c7e37f-cb9c-4af6-99b9-72a827d5e6dc">
+      <Terms xmlns="http://schemas.microsoft.com/office/infopath/2007/PartnerControls"/>
+    </lcf76f155ced4ddcb4097134ff3c332f>
+  </documentManagement>
+</p:properties>
 </file>
 
 <file path=customXml/itemProps1.xml><?xml version="1.0" encoding="utf-8"?>
-<ds:datastoreItem xmlns:ds="http://schemas.openxmlformats.org/officeDocument/2006/customXml" ds:itemID="{DD10C81C-5102-4A78-A03C-91060A758387}">
+<ds:datastoreItem xmlns:ds="http://schemas.openxmlformats.org/officeDocument/2006/customXml" ds:itemID="{6EA21FE9-FCDC-40D5-A414-287367AA0E64}">
   <ds:schemaRefs>
-    <ds:schemaRef ds:uri="http://schemas.microsoft.com/office/2006/metadata/properties"/>
-    <ds:schemaRef ds:uri="http://schemas.microsoft.com/office/infopath/2007/PartnerControls"/>
-    <ds:schemaRef ds:uri="5030cb7a-6be5-477a-957d-975e4d3028a7"/>
-    <ds:schemaRef ds:uri="83c7e37f-cb9c-4af6-99b9-72a827d5e6dc"/>
+    <ds:schemaRef ds:uri="http://schemas.openxmlformats.org/officeDocument/2006/bibliography"/>
   </ds:schemaRefs>
 </ds:datastoreItem>
 </file>
 
 <file path=customXml/itemProps2.xml><?xml version="1.0" encoding="utf-8"?>
+<ds:datastoreItem xmlns:ds="http://schemas.openxmlformats.org/officeDocument/2006/customXml" ds:itemID="{85027515-5CF2-46FD-9F7F-FD7641D2836E}">
+  <ds:schemaRefs>
+    <ds:schemaRef ds:uri="http://schemas.microsoft.com/sharepoint/v3/contenttype/forms"/>
+  </ds:schemaRefs>
+</ds:datastoreItem>
+</file>
+
+<file path=customXml/itemProps3.xml><?xml version="1.0" encoding="utf-8"?>
 <ds:datastoreItem xmlns:ds="http://schemas.openxmlformats.org/officeDocument/2006/customXml" ds:itemID="{1B4D8889-5F63-4244-BBAC-17C1296DC3C9}">
   <ds:schemaRefs>
     <ds:schemaRef ds:uri="http://schemas.microsoft.com/office/2006/metadata/contentType"/>
@@ -36290,18 +36538,13 @@
 </ds:datastoreItem>
 </file>
 
-<file path=customXml/itemProps3.xml><?xml version="1.0" encoding="utf-8"?>
-<ds:datastoreItem xmlns:ds="http://schemas.openxmlformats.org/officeDocument/2006/customXml" ds:itemID="{85027515-5CF2-46FD-9F7F-FD7641D2836E}">
+<file path=customXml/itemProps4.xml><?xml version="1.0" encoding="utf-8"?>
+<ds:datastoreItem xmlns:ds="http://schemas.openxmlformats.org/officeDocument/2006/customXml" ds:itemID="{DD10C81C-5102-4A78-A03C-91060A758387}">
   <ds:schemaRefs>
-    <ds:schemaRef ds:uri="http://schemas.microsoft.com/sharepoint/v3/contenttype/forms"/>
-  </ds:schemaRefs>
-</ds:datastoreItem>
-</file>
-
-<file path=customXml/itemProps4.xml><?xml version="1.0" encoding="utf-8"?>
-<ds:datastoreItem xmlns:ds="http://schemas.openxmlformats.org/officeDocument/2006/customXml" ds:itemID="{6EA21FE9-FCDC-40D5-A414-287367AA0E64}">
-  <ds:schemaRefs>
-    <ds:schemaRef ds:uri="http://schemas.openxmlformats.org/officeDocument/2006/bibliography"/>
+    <ds:schemaRef ds:uri="http://schemas.microsoft.com/office/2006/metadata/properties"/>
+    <ds:schemaRef ds:uri="http://schemas.microsoft.com/office/infopath/2007/PartnerControls"/>
+    <ds:schemaRef ds:uri="5030cb7a-6be5-477a-957d-975e4d3028a7"/>
+    <ds:schemaRef ds:uri="83c7e37f-cb9c-4af6-99b9-72a827d5e6dc"/>
   </ds:schemaRefs>
 </ds:datastoreItem>
 </file>